--- a/download/studien-aktuell.docx
+++ b/download/studien-aktuell.docx
@@ -62,7 +62,7 @@
           <w:color w:val="666666"/>
           <w:sz w:val="18"/>
         </w:rPr>
-        <w:t>Stand: 12.09.2026  |  6 Studien  |  adipositas.m-vf.de</w:t>
+        <w:t>Stand: 13.09.2026  |  7 Studien  |  adipositas.m-vf.de</w:t>
       </w:r>
     </w:p>
     <w:p>
@@ -70,7 +70,7 @@
         <w:pStyle w:val="Heading1"/>
       </w:pPr>
       <w:r>
-        <w:t>Aufgenommen am 12.09.2026</w:t>
+        <w:t>Aufgenommen am 13.09.2026</w:t>
       </w:r>
     </w:p>
     <w:p>
@@ -78,7 +78,7 @@
         <w:pStyle w:val="Heading2"/>
       </w:pPr>
       <w:r>
-        <w:t>Strukturierte Schulungen für Adipositasbetreuende verbessern Fachkompetenz um 41%</w:t>
+        <w:t>Gewichtsrebound nach GLP-1-Agonisten-Absetzen: 17,9 % Differenz zu Fortsetzer-Gruppe</w:t>
       </w:r>
     </w:p>
     <w:p>
@@ -88,12 +88,12 @@
           <w:color w:val="666666"/>
           <w:sz w:val="18"/>
         </w:rPr>
-        <w:t>Wu R et al.  ·  Clin Obes  ·  Okt. 2026  ·  PMID 42728234</w:t>
+        <w:t>Qi H et al.  ·  PeerJ  ·  08.09.2026  ·  PMID 42729958</w:t>
       </w:r>
     </w:p>
     <w:p>
       <w:r>
-        <w:t>Metaanalyse von 18 Studien (2020–2026) zu Effektivität strukturierter Weiterbildungsprogramme für Gesundheitsfachpersonen in Adipositasmanagement, gemessen an Praxiskompetenz und patientenrelevanten Ergebnissen.</w:t>
+        <w:t>Systematische Übersicht mit Meta-Analyse von sechs RCTs zu Gewichtsveränderungen nach Diskontinuation von GLP-1-Rezeptoragonisten (Tirzepatid, Semaglutid, Liraglutid, Dulaglutid) bei übergewichtigen/adipösen Erwachsenen.</w:t>
       </w:r>
     </w:p>
     <w:p>
@@ -104,7 +104,7 @@
         <w:t xml:space="preserve">Ergebnis: </w:t>
       </w:r>
       <w:r>
-        <w:t>Poolierte Analyse (7 Studien) zeigte signifikante Verbesserungen der Fachkompetenz (SMD=0,41; 95%-KI 0,12–0,70; p&lt;0,01). Programme ≥4 h erzeugten stärkere Effekte (SMD=0,68; 95%-KI 0,30–1,07; p&lt;0,01) als kürzere Interventionen. RCTs zeigten Effekt (SMD=0,53), Nicht-RCTs nicht. Persistentes Problem bleibt geringe Engagement-Rate in digital gestützten Angeboten.</w:t>
+        <w:t>8.993 Patienten (5.553 Diskontinuation, 3.440 Fortsetzung); Mittlere Gewichtsdifferenz zwischen Gruppen 17,90 % (95%-KI [14,11–21,69], p‹0,0001). Tirzepatid-Rebound signifikant höher als Semaglutid. Gastrointestinale Nebenwirkungen nahmen nach Absetzen ab, kardiovaskuläre Ereignisse unbeeinflusst. Heterogenität I² = 59 %.</w:t>
       </w:r>
     </w:p>
     <w:p>
@@ -119,7 +119,7 @@
         <w:rPr>
           <w:sz w:val="19"/>
         </w:rPr>
-        <w:t>Deutschland: Fachkompetenz ist trainierbar; Länge und Intensität entscheidend – relevant für Aus- und Weiterbildung in Praxen und Kliniken.</w:t>
+        <w:t>Überwiegend nicht-deutsche Studien; zentral für Versorgungsrealtität: Wie lange müssen Patienten das Mittel nehmen? Kosten-Nutzen bei Wiederzunahme unklar.</w:t>
       </w:r>
     </w:p>
     <w:p>
@@ -128,7 +128,7 @@
           <w:color w:val="5A7D3A"/>
           <w:sz w:val="18"/>
         </w:rPr>
-        <w:t>https://pubmed.ncbi.nlm.nih.gov/42728234/</w:t>
+        <w:t>https://pubmed.ncbi.nlm.nih.gov/42729958/</w:t>
       </w:r>
     </w:p>
     <w:p>
@@ -136,7 +136,7 @@
         <w:pStyle w:val="Heading2"/>
       </w:pPr>
       <w:r>
-        <w:t>Höhere Adipositas erhöht Infektionssterblichkeit 2,5-fach – Mendelian-Randomization-Studie</w:t>
+        <w:t>Körperrundeindex und Taille-Größe-Verhältnis beste Indikatoren für Hypertonie bei Adipositas</w:t>
       </w:r>
     </w:p>
     <w:p>
@@ -146,12 +146,12 @@
           <w:color w:val="666666"/>
           <w:sz w:val="18"/>
         </w:rPr>
-        <w:t>Lawal L et al.  ·  Int J Epidemiol  ·  18.08.2026  ·  PMID 42727090</w:t>
+        <w:t>Wang C et al.  ·  Front Public Health  ·  28.08.2026  ·  PMID 42729286</w:t>
       </w:r>
     </w:p>
     <w:p>
       <w:r>
-        <w:t>Mendelian-Randomization-Analyse bei 126.491 mexikanischen Erwachsenen (Alter 35–74 Jahre) über 20 Jahre Nachverfolgung zum Effekt verschiedener Adipositätsmaße auf infektionsassoziierte Mortalität.</w:t>
+        <w:t>Querschnittstudie an 117.609 chinesischen Erwachsenen zur Diskriminanzfähigkeit von zehn Adipositas-Indikatoren für Hypertonie.</w:t>
       </w:r>
     </w:p>
     <w:p>
@@ -162,7 +162,7 @@
         <w:t xml:space="preserve">Ergebnis: </w:t>
       </w:r>
       <w:r>
-        <w:t>2.592 infektionsbedingte Todesfälle; genotypisch vorhergesagte höhere Fettmasse-Prozentsatz assoziiert mit HR 2,54 (95%-KI 1,91–3,38) für Infektionstod; Fettmasse-Prozentsatz zeigte stärkere Assoziation als BMI oder Hüftumfang. Assoziation über sechs Infektionssubtypen konsistent. Ergebnis deutet auf kausalen Zusammenhang hin.</w:t>
+        <w:t>Körperrundeindex (BRI) und Taille-Größe-Verhältnis (WHtR) zeigten die höchste Diskriminanzfähigkeit (AUC: 0,686–0,721). Optimale Cut-offs: BRI 3,66, WHtR 0,52. Jede Einheit Anstieg der BRI z-score war mit 51 % erhöhter Hypertonie-Wahrscheinlichkeit assoziiert (OR 1,51 [1,48–1,53]), WHtR mit 53 % (OR 1,53 [1,50–1,55]). Dosisschema nicht-linear.</w:t>
       </w:r>
     </w:p>
     <w:p>
@@ -177,7 +177,7 @@
         <w:rPr>
           <w:sz w:val="19"/>
         </w:rPr>
-        <w:t>Mexiko, aber universal relevant: Adipositas erhöht nicht nur cardiometabole, sondern auch Infektionsrisiko – Versorgungsargument für Gewichtsintervention.</w:t>
+        <w:t>China, nationale Datenbank; Indikatoren sind klinisch einfach anwendbar, übertragbar auf Primärversorgung weltweit.</w:t>
       </w:r>
     </w:p>
     <w:p>
@@ -186,7 +186,7 @@
           <w:color w:val="5A7D3A"/>
           <w:sz w:val="18"/>
         </w:rPr>
-        <w:t>https://pubmed.ncbi.nlm.nih.gov/42727090/</w:t>
+        <w:t>https://pubmed.ncbi.nlm.nih.gov/42729286/</w:t>
       </w:r>
     </w:p>
     <w:p>
@@ -194,7 +194,7 @@
         <w:pStyle w:val="Heading2"/>
       </w:pPr>
       <w:r>
-        <w:t>Seltene Adipositas-Gene: MC4R-Defekte – Pathwege und klinische Betreung definiert</w:t>
+        <w:t>Häusliche Umgebung in Infanz/Kleinkindzeit mediert nicht Mutter-BMI-zu-Kind-Adipositas-Assoziation</w:t>
       </w:r>
     </w:p>
     <w:p>
@@ -204,12 +204,12 @@
           <w:color w:val="666666"/>
           <w:sz w:val="18"/>
         </w:rPr>
-        <w:t>Argente J et al.  ·  Clin Obes  ·  Okt. 2026  ·  PMID 42723356</w:t>
+        <w:t>Haridas DN et al.  ·  Eur J Pediatr  ·  11.09.2026  ·  PMID 42722906</w:t>
       </w:r>
     </w:p>
     <w:p>
       <w:r>
-        <w:t>Konsensus-Konferenz (IMPROVE 2025, Prag) von 161 Klinikern aus 19 Ländern zu monogenen Adipositasformen und Hyperphagie im MC4R-Pathway, mit Updates zu Diagnostik, natürlichem Verlauf und Therapie.</w:t>
+        <w:t>Retrospektive Kohortenstudie aus ECHO-Programm (USA) an 1.341 Mutter-Kind-Paaren zur Frage, ob Qualität des häuslichen Umfelds (IT-HOME) die Assoziation zwischen mütterlichem Prä-Schwangerschafts-BMI und Kindheits-BMI z-Score (Alter 3–6 Jahre) mediiert.</w:t>
       </w:r>
     </w:p>
     <w:p>
@@ -220,7 +220,7 @@
         <w:t xml:space="preserve">Ergebnis: </w:t>
       </w:r>
       <w:r>
-        <w:t>Zentrale Erkenntnisse: MC4R-Pathway-Defekte und Bardet-Biedl-Syndrom erfordern spezifische genetische Diagnostik; frühe Intervention und multidisziplinäre Betreuung (inkl. Verhaltensansätze und zielgerichtete Medikamente) verbessernn Lebensqualität; Patientenversorgung steht zentral. Praktische Modelle für spezialisierte Zentren beschrieben.</w:t>
+        <w:t>Kinder von übergewichtigen/adipösen Müttern hatten signifikant höhere BMI z-Scores als Kinder von normalgewichtigen Müttern, konsistent über sechs IT-HOME-Subskalen und Gesamt-IT-HOME z-Score. Häusliche Umgebung medierte diese Assoziation nicht (kein signifikanter indirekter Effekt über Responsivität, Annahme, Lernmaterialien, Organisation, Varietät, Elternbeteiligung).</w:t>
       </w:r>
     </w:p>
     <w:p>
@@ -235,7 +235,7 @@
         <w:rPr>
           <w:sz w:val="19"/>
         </w:rPr>
-        <w:t>Europa (Deutschland, Niederlande, Frankreich, UK vertreten): Seltene Formen erfordern Spezialisierung und Vernetzung – Implikation für Referralstrukturen.</w:t>
+        <w:t>USA-Kohorte, struktureller Aufbau unterscheidet sich; aber zeigt Grenzen von Umfeld-Interventionen allein ohne Diet/Bewegung-Fokus – relevant für deutsche Familien-Adipositas-Programme.</w:t>
       </w:r>
     </w:p>
     <w:p>
@@ -244,7 +244,7 @@
           <w:color w:val="5A7D3A"/>
           <w:sz w:val="18"/>
         </w:rPr>
-        <w:t>https://pubmed.ncbi.nlm.nih.gov/42723356/</w:t>
+        <w:t>https://pubmed.ncbi.nlm.nih.gov/42722906/</w:t>
       </w:r>
     </w:p>
     <w:p>
@@ -252,7 +252,7 @@
         <w:pStyle w:val="Heading2"/>
       </w:pPr>
       <w:r>
-        <w:t>Adipositas vor Darmkrebs-Diagnose: Das 'Paradoxon' erklärt durch Tumorbedingte Gewichtsverluste</w:t>
+        <w:t>HOMA-IR ≥3,39 identifiziert Kinder mit Adipositas und erhöhtem obstruktivem Schlafapnoe-Risiko</w:t>
       </w:r>
     </w:p>
     <w:p>
@@ -262,12 +262,12 @@
           <w:color w:val="666666"/>
           <w:sz w:val="18"/>
         </w:rPr>
-        <w:t>Mandic M et al.  ·  JAMA Netw Open  ·  03.08.2026  ·  PMID 42599706</w:t>
+        <w:t>Sunman B et al.  ·  Eur J Pediatr  ·  10.09.2026  ·  PMID 42722762</w:t>
       </w:r>
     </w:p>
     <w:p>
       <w:r>
-        <w:t>Bevölkerungsbasierte Fall-Kontroll-Studie mit prospektiver Nachverfolgung (5521 Darmkrebspatienten aus Südwestdeutschland 2001–2016) zum Einfluss von BMI bei Diagnose und prädiagnostischem Gewichtsverlust auf Gesamtüberleben, Darmkrebsspezifisches Überleben und Rezidivfreiheit.</w:t>
+        <w:t>Retrospektive Querschnittstudie an 90 Kindern mit Adipositas (6–18 Jahre) zu Assoziation zwischen Insulinresistenz (HOMA-IR) und obstruktivem Schlafapnoe (OSA)-Schweregrad.</w:t>
       </w:r>
     </w:p>
     <w:p>
@@ -278,7 +278,7 @@
         <w:t xml:space="preserve">Ergebnis: </w:t>
       </w:r>
       <w:r>
-        <w:t>2.429 Todesfälle über 5,2 Jahre Median-Nachverfolgung; prädiagnostischer Gewichtsverlust &gt;10% mit HR 1,55 (95%-KI 1,39–1,72) für schlechteres Überleben assoziiert. Nach gegenseitiger Anpassung für BMI bei Diagnose und prädiagnostischen Gewichtswandel wurden vermeintliche Übergewichts-Schutzeffekte auf Null reduziert. Schlussfolgerung: Adipositas-Paradoxon erklärt durch okkulte Krebssymptomatik.</w:t>
+        <w:t>43,3 % (39/90) mit OSA. Mediane HOMA-IR signifikant höher in OSA-Gruppe (p=0,014). OAHI positiv korreliert mit HOMA-IR (ρ=0,325, p=0,002). Nach Adjustierung für Alter, Geschlecht, BMI z-Score, Schlafeffizienz, Pubertätsstatus: HOMA-IR unabhängig assoziiert mit OSA-Schweregrad (β=0,691, p=0,025). ROC-Analyse: HOMA-IR-Cutoff 3,39 mit 72 % Sensitivität, 59 % Spezifität.</w:t>
       </w:r>
     </w:p>
     <w:p>
@@ -293,7 +293,7 @@
         <w:rPr>
           <w:sz w:val="19"/>
         </w:rPr>
-        <w:t>Deutsche Klinikdaten, vergleichbare klinische Praxis; zeigt, dass BMI ohne Gewichtsverlauf-Kontext irreführend ist – wichtig für Stratifizierung.</w:t>
+        <w:t>Türkei (Hacettepe), aber Methode (HOMA-IR) und Schlaflabor-Zugang standard in Europa; praktisches Risiko-Screening-Tool für Primärversorgung.</w:t>
       </w:r>
     </w:p>
     <w:p>
@@ -302,7 +302,7 @@
           <w:color w:val="5A7D3A"/>
           <w:sz w:val="18"/>
         </w:rPr>
-        <w:t>https://pubmed.ncbi.nlm.nih.gov/42599706/</w:t>
+        <w:t>https://pubmed.ncbi.nlm.nih.gov/42722762/</w:t>
       </w:r>
     </w:p>
     <w:p>
@@ -310,7 +310,7 @@
         <w:pStyle w:val="Heading2"/>
       </w:pPr>
       <w:r>
-        <w:t>Endoskopische Magenplikation erreicht 14,75 % Gewichtsverlust in 6 Monaten – europäische Multicenter-Studie</w:t>
+        <w:t>Slow-Burn-Phänotyp: Kardiovaskuläres Risiko bei niedriger relativer Kalorienaufnahme trotz normales BMI</w:t>
       </w:r>
     </w:p>
     <w:p>
@@ -320,12 +320,12 @@
           <w:color w:val="666666"/>
           <w:sz w:val="18"/>
         </w:rPr>
-        <w:t>Turró Araú R et al.  ·  Obes Surg  ·  20.07.2026  ·  PMID 42474954</w:t>
+        <w:t>Cho Y et al.  ·  Diabetes Obes Metab  ·  05.08.2026  ·  PMID 42557058</w:t>
       </w:r>
     </w:p>
     <w:p>
       <w:r>
-        <w:t>Retrospektive Multicenter-Kohortenstudie (54 Patienten über 6 Zentren in Europa) zur technischen Reproduzierbarkeit, klinischen Wirksamkeit und Sicherheit der MEGA-Technik (modifizierte endoskopische Gastroplizierung mit 2 G-LIX-Devices) bei Adipositas.</w:t>
+        <w:t>Analyse von 160.905 Biobank-Teilnehmern zur Frage, ob eine niedrigere als erwartete Energieaufnahme relativ zu BMI, Alter und Geschlecht kardiovaskuläres Risiko kennzeichnet.</w:t>
       </w:r>
     </w:p>
     <w:p>
@@ -336,7 +336,7 @@
         <w:t xml:space="preserve">Ergebnis: </w:t>
       </w:r>
       <w:r>
-        <w:t>Mittlerer Gewichtsverlust 14,75±6,24 % TBWL (total body weight loss) bzw. 56,17±33,75 % EBWL (excess body weight loss); 81,5 % der Patienten erreichten ≥10 % TBWL. Keine schweren unerwünschten Ereignisse. Keine signifikanten Unterschiede zwischen Zentren (p=0,406). Keine Korrelation Anzahl Nähte–Gewichtsverlust.</w:t>
+        <w:t>Niedrige relative Kalorienaufnahme (‹30. Perzentil) assoziiert mit erhöhtem 3-Punkt-MACE-Risiko (aHR 1,07 [1,01–1,14]) und Myokardinfarkt-Risiko (aHR 1,15 [1,06–1,25]). Normalgewichtige mit Low-Intake-Phänotyp zeigten 17 % höheres MACE-Risiko (aHR 1,17 [1,04–1,33]). Niedrige Muskelkraft erklärte 5,2 % des Überschussrisikos.</w:t>
       </w:r>
     </w:p>
     <w:p>
@@ -351,7 +351,7 @@
         <w:rPr>
           <w:sz w:val="19"/>
         </w:rPr>
-        <w:t>Europa (Spanien, Italien, Niederlande, Österreich, Deutschland): Kostengünstige endoskopische Alternative zu Chirurgie; langzeitdaten fehlen noch.</w:t>
+        <w:t>UK Biobank, vergleichbares Gesundheitssystem; Imitiert deutsche Versorgungsrealität mit BMI-zentrierter Risikostratifizierung.</w:t>
       </w:r>
     </w:p>
     <w:p>
@@ -360,7 +360,7 @@
           <w:color w:val="5A7D3A"/>
           <w:sz w:val="18"/>
         </w:rPr>
-        <w:t>https://pubmed.ncbi.nlm.nih.gov/42474954/</w:t>
+        <w:t>https://pubmed.ncbi.nlm.nih.gov/42557058/</w:t>
       </w:r>
     </w:p>
     <w:p>
@@ -368,7 +368,7 @@
         <w:pStyle w:val="Heading2"/>
       </w:pPr>
       <w:r>
-        <w:t>Cushing-Remission heilt metabolische Schäden nicht: Diabetes siebenfach häufiger nach 7 Jahren</w:t>
+        <w:t>Hormonelle Verhütung verdoppelt Semaglutid-Initiierung bei jungen Frauen – Gewichtszunahme-Sorge als Stimulus</w:t>
       </w:r>
     </w:p>
     <w:p>
@@ -378,12 +378,12 @@
           <w:color w:val="666666"/>
           <w:sz w:val="18"/>
         </w:rPr>
-        <w:t>Rubinstein G et al.  ·  Diabetes Res Clin Pract  ·  13.07.2026  ·  PMID 42442551</w:t>
+        <w:t>Bager MD et al.  ·  JAMA Netw Open  ·  01.07.2026  ·  PMID 42485041</w:t>
       </w:r>
     </w:p>
     <w:p>
       <w:r>
-        <w:t>Longitudinale Kohortenstudie (99 Cushing-Patienten vs. 396 alters- und geschlechtsgematcht Kontrollen aus KORA) zur Persistenz metabolischer Störungen 7 Jahre nach biochemischer Remission vom Cushing-Syndrom.</w:t>
+        <w:t>Dänische Register-Fall-Kontroll-Studie zu Assoziation zwischen Hormonkontrazeption und nachfolgender Semaglutid-Verordnung bei Frauen im reproduktiven Alter.</w:t>
       </w:r>
     </w:p>
     <w:p>
@@ -394,7 +394,7 @@
         <w:t xml:space="preserve">Ergebnis: </w:t>
       </w:r>
       <w:r>
-        <w:t>Trotz langfristiger Verbesserung nach Remission: höhere Fettmasse (39% vs. 35%, p=0,0013), erhöhte Waist-to-Hip-Ratio (0,89 vs. 0,82, p&lt;0,0001), erhöhtes HbA1c (5,5% vs. 5,4%, p=0,0087), Diabetes 19% vs. 4% (p&lt;0,0001). Entzündungsmarker stark assoziiert – deuten auf anhaltende inflammatorische Pathologie hin.</w:t>
+        <w:t>22.694 Semaglutid-Fälle, 229.640 Kontrollen (Alter 37 Jahre, Median). Alle Hormonkontrazeptions-Muster assoziiert mit Semaglutid-Initiierung vs. Nicht-Nutzer: kombinierte orale Tabletten aHR 1,42 (1,34–1,51); Gestagen-IUPs aHR 1,63 (1,46–1,82); mehrere Typen aHR bis 2,11 (1,97–2,25). BMI-Anpassung attenuierte, eliminierte aber nicht Assoziationen.</w:t>
       </w:r>
     </w:p>
     <w:p>
@@ -409,7 +409,7 @@
         <w:rPr>
           <w:sz w:val="19"/>
         </w:rPr>
-        <w:t>Deutschland: Deutsche LMU-München-Daten; zeigt, dass hormonelle Heilung Organschäden nicht umkehrt – Nachsorge und Metabolische Reha notwendig.</w:t>
+        <w:t>Dänemark, GKV-ähnliche Finanzierung; zeigt Erstattungs-Realität bei off-label-Adipositas-Mittel: Sorge um Gewicht durch Verhütung treibt Semaglutid-Suche.</w:t>
       </w:r>
     </w:p>
     <w:p>
@@ -418,7 +418,65 @@
           <w:color w:val="5A7D3A"/>
           <w:sz w:val="18"/>
         </w:rPr>
-        <w:t>https://pubmed.ncbi.nlm.nih.gov/42442551/</w:t>
+        <w:t>https://pubmed.ncbi.nlm.nih.gov/42485041/</w:t>
+      </w:r>
+    </w:p>
+    <w:p>
+      <w:pPr>
+        <w:pStyle w:val="Heading2"/>
+      </w:pPr>
+      <w:r>
+        <w:t>Kardiovaskulär-renales-metabolisches Syndrom Stufe 4 verdoppelt bis vervierfacht Arthrose-Risiko, besonders bei jüngeren Personen</w:t>
+      </w:r>
+    </w:p>
+    <w:p>
+      <w:r>
+        <w:rPr>
+          <w:i/>
+          <w:color w:val="666666"/>
+          <w:sz w:val="18"/>
+        </w:rPr>
+        <w:t>Ma Z et al.  ·  Maturitas  ·  18.07.2026  ·  PMID 42470749</w:t>
+      </w:r>
+    </w:p>
+    <w:p>
+      <w:r>
+        <w:t>Prospektive Kohortenstudie an 256.364 UK-Biobank-Teilnehmern ohne baseline-Arthrose zu Assoziation zwischen kardiovaskulär-renales-metabolisches (CKM) Syndrom-Stadien (0–4) und Inzidenz von Hüft-/Knie-Arthrose über 11 Jahre.</w:t>
+      </w:r>
+    </w:p>
+    <w:p>
+      <w:r>
+        <w:rPr>
+          <w:b/>
+        </w:rPr>
+        <w:t xml:space="preserve">Ergebnis: </w:t>
+      </w:r>
+      <w:r>
+        <w:t>8.209 Hüft-, 12.729 Knie-Arthrose-Fälle. Stage 4 vs. Stage 0: Hüftarthrose HR 1,76 (1,58–1,95), Kniearthrose HR 2,67 (2,44–2,93). Stärker bei &lt;60 Jahren. Geschlechtsdifferenzen: Hüfte risikanter bei Männern, Knie bei Frauen. Genetische Hochrisiko + Stage 4: Hüfte HR 3,10 (2,60–3,70), Knie HR 4,00 (3,42–4,68). Additive Interaktion signifikant.</w:t>
+      </w:r>
+    </w:p>
+    <w:p>
+      <w:r>
+        <w:rPr>
+          <w:b/>
+          <w:sz w:val="19"/>
+        </w:rPr>
+        <w:t xml:space="preserve">Übertragbarkeit: </w:t>
+      </w:r>
+      <w:r>
+        <w:rPr>
+          <w:sz w:val="19"/>
+        </w:rPr>
+        <w:t>UK Biobank, aber Arthrose-Definition und Metabolismus-Messung sind international standard; zeigt Langzeit-Funktionsverlust durch Adipositas-Syndrom – relevant für deutsche Versorgungsplanung älterer Patienten.</w:t>
+      </w:r>
+    </w:p>
+    <w:p>
+      <w:r>
+        <w:rPr>
+          <w:color w:val="5A7D3A"/>
+          <w:sz w:val="18"/>
+        </w:rPr>
+        <w:t>https://pubmed.ncbi.nlm.nih.gov/42470749/</w:t>
       </w:r>
     </w:p>
     <w:sectPr>

--- a/download/studien-aktuell.docx
+++ b/download/studien-aktuell.docx
@@ -62,7 +62,7 @@
           <w:color w:val="666666"/>
           <w:sz w:val="18"/>
         </w:rPr>
-        <w:t>Stand: 13.09.2026  |  7 Studien  |  adipositas.m-vf.de</w:t>
+        <w:t>Stand: 14.09.2026  |  6 Studien  |  adipositas.m-vf.de</w:t>
       </w:r>
     </w:p>
     <w:p>
@@ -70,7 +70,7 @@
         <w:pStyle w:val="Heading1"/>
       </w:pPr>
       <w:r>
-        <w:t>Aufgenommen am 13.09.2026</w:t>
+        <w:t>Aufgenommen am 14.09.2026</w:t>
       </w:r>
     </w:p>
     <w:p>
@@ -78,7 +78,7 @@
         <w:pStyle w:val="Heading2"/>
       </w:pPr>
       <w:r>
-        <w:t>Gewichtsrebound nach GLP-1-Agonisten-Absetzen: 17,9 % Differenz zu Fortsetzer-Gruppe</w:t>
+        <w:t>Speckle-Tracking zeigt Karotis-Steifheit bei Metabolischem Syndrom</w:t>
       </w:r>
     </w:p>
     <w:p>
@@ -88,12 +88,12 @@
           <w:color w:val="666666"/>
           <w:sz w:val="18"/>
         </w:rPr>
-        <w:t>Qi H et al.  ·  PeerJ  ·  08.09.2026  ·  PMID 42729958</w:t>
+        <w:t>Topan ED et al.  ·  BMC Med Imaging  ·  11.09.2026  ·  PMID 42728590</w:t>
       </w:r>
     </w:p>
     <w:p>
       <w:r>
-        <w:t>Systematische Übersicht mit Meta-Analyse von sechs RCTs zu Gewichtsveränderungen nach Diskontinuation von GLP-1-Rezeptoragonisten (Tirzepatid, Semaglutid, Liraglutid, Dulaglutid) bei übergewichtigen/adipösen Erwachsenen.</w:t>
+        <w:t>Retrospektive Querschnittsstudie von n=100 Teilnehmern (50 mit Metabolischem Syndrom, 50 Kontrollen) zur Bewertung multidimensionaler Karotis-Mechanik mittels Speckle-Tracking-Ultrasonographie und deren Assoziation mit metabolischer Belastung.</w:t>
       </w:r>
     </w:p>
     <w:p>
@@ -104,7 +104,7 @@
         <w:t xml:space="preserve">Ergebnis: </w:t>
       </w:r>
       <w:r>
-        <w:t>8.993 Patienten (5.553 Diskontinuation, 3.440 Fortsetzung); Mittlere Gewichtsdifferenz zwischen Gruppen 17,90 % (95%-KI [14,11–21,69], p‹0,0001). Tirzepatid-Rebound signifikant höher als Semaglutid. Gastrointestinale Nebenwirkungen nahmen nach Absetzen ab, kardiovaskuläre Ereignisse unbeeinflusst. Heterogenität I² = 59 %.</w:t>
+        <w:t>Patienten mit Metabolischem Syndrom zeigten signifikant erhöhte Steifheitsparameter (elastischer Modul, Pulswellengeschwindigkeit) und reduzierte Compliance-Indizes (alle p&lt;0,05). Dehnungsanalyse ergab signifikant niedrigere radiale und zirkumferentielle Dehnungswerte in der MetS-Gruppe, besonders ausgeprägt in der transversalen Ebene (alle p&lt;0,001). MetS-Status war einer der wichtigsten Determinanten bei CART-Analyse.</w:t>
       </w:r>
     </w:p>
     <w:p>
@@ -119,7 +119,7 @@
         <w:rPr>
           <w:sz w:val="19"/>
         </w:rPr>
-        <w:t>Überwiegend nicht-deutsche Studien; zentral für Versorgungsrealtität: Wie lange müssen Patienten das Mittel nehmen? Kosten-Nutzen bei Wiederzunahme unklar.</w:t>
+        <w:t>Türkische Klinik, aber Ultraschall-Methode international standardisiert; funktionelle Vaskulärmechanik</w:t>
       </w:r>
     </w:p>
     <w:p>
@@ -128,7 +128,7 @@
           <w:color w:val="5A7D3A"/>
           <w:sz w:val="18"/>
         </w:rPr>
-        <w:t>https://pubmed.ncbi.nlm.nih.gov/42729958/</w:t>
+        <w:t>https://pubmed.ncbi.nlm.nih.gov/42728590/</w:t>
       </w:r>
     </w:p>
     <w:p>
@@ -136,7 +136,7 @@
         <w:pStyle w:val="Heading2"/>
       </w:pPr>
       <w:r>
-        <w:t>Körperrundeindex und Taille-Größe-Verhältnis beste Indikatoren für Hypertonie bei Adipositas</w:t>
+        <w:t>Sarkopenische Adipositas erhöht chronische Lungenerkrankung um 50 Prozent</w:t>
       </w:r>
     </w:p>
     <w:p>
@@ -146,12 +146,12 @@
           <w:color w:val="666666"/>
           <w:sz w:val="18"/>
         </w:rPr>
-        <w:t>Wang C et al.  ·  Front Public Health  ·  28.08.2026  ·  PMID 42729286</w:t>
+        <w:t>Guo H et al.  ·  Chron Respir Dis  ·  11.09.2026  ·  PMID 42727588</w:t>
       </w:r>
     </w:p>
     <w:p>
       <w:r>
-        <w:t>Querschnittstudie an 117.609 chinesischen Erwachsenen zur Diskriminanzfähigkeit von zehn Adipositas-Indikatoren für Hypertonie.</w:t>
+        <w:t>Prospektive Kohortenstudie aus China (CHARLS) und UK (ELSA) mit n=6.008 Teilnehmern ohne Lungenerkrankung zu Assoziationen zwischen sarkopenischer Adipositas und incidenter chronischer Lungenerkrankung.</w:t>
       </w:r>
     </w:p>
     <w:p>
@@ -162,7 +162,7 @@
         <w:t xml:space="preserve">Ergebnis: </w:t>
       </w:r>
       <w:r>
-        <w:t>Körperrundeindex (BRI) und Taille-Größe-Verhältnis (WHtR) zeigten die höchste Diskriminanzfähigkeit (AUC: 0,686–0,721). Optimale Cut-offs: BRI 3,66, WHtR 0,52. Jede Einheit Anstieg der BRI z-score war mit 51 % erhöhter Hypertonie-Wahrscheinlichkeit assoziiert (OR 1,51 [1,48–1,53]), WHtR mit 53 % (OR 1,53 [1,50–1,55]). Dosisschema nicht-linear.</w:t>
+        <w:t>Während der Nachbeobachtung (2011–2020) entwickelten 122 von 3.572 CHARLS-Teilnehmern und 101 von 2.436 ELSA-Teilnehmern chronische Lungenerkrankung. Nach vollständiger Adjustierung zeigte sarkopenische Adipositas ein HR von 1,50 (p=0,003) in CHARLS und 2,19 (p=0,006) in ELSA.</w:t>
       </w:r>
     </w:p>
     <w:p>
@@ -177,7 +177,7 @@
         <w:rPr>
           <w:sz w:val="19"/>
         </w:rPr>
-        <w:t>China, nationale Datenbank; Indikatoren sind klinisch einfach anwendbar, übertragbar auf Primärversorgung weltweit.</w:t>
+        <w:t>Zwei europäische und asiatische Kohorten, Dokumentation vergleichbar; Körperzusammensetzung als Funktionsmarker relevant</w:t>
       </w:r>
     </w:p>
     <w:p>
@@ -186,7 +186,7 @@
           <w:color w:val="5A7D3A"/>
           <w:sz w:val="18"/>
         </w:rPr>
-        <w:t>https://pubmed.ncbi.nlm.nih.gov/42729286/</w:t>
+        <w:t>https://pubmed.ncbi.nlm.nih.gov/42727588/</w:t>
       </w:r>
     </w:p>
     <w:p>
@@ -194,7 +194,7 @@
         <w:pStyle w:val="Heading2"/>
       </w:pPr>
       <w:r>
-        <w:t>Häusliche Umgebung in Infanz/Kleinkindzeit mediert nicht Mutter-BMI-zu-Kind-Adipositas-Assoziation</w:t>
+        <w:t>BMI modifiziert Lärmbelastungs-Effekt auf Fettleber in Fabrikarbeitern</w:t>
       </w:r>
     </w:p>
     <w:p>
@@ -204,12 +204,12 @@
           <w:color w:val="666666"/>
           <w:sz w:val="18"/>
         </w:rPr>
-        <w:t>Haridas DN et al.  ·  Eur J Pediatr  ·  11.09.2026  ·  PMID 42722906</w:t>
+        <w:t>Liu D et al.  ·  PLoS One  ·  11.09.2026  ·  PMID 42726755</w:t>
       </w:r>
     </w:p>
     <w:p>
       <w:r>
-        <w:t>Retrospektive Kohortenstudie aus ECHO-Programm (USA) an 1.341 Mutter-Kind-Paaren zur Frage, ob Qualität des häuslichen Umfelds (IT-HOME) die Assoziation zwischen mütterlichem Prä-Schwangerschafts-BMI und Kindheits-BMI z-Score (Alter 3–6 Jahre) mediiert.</w:t>
+        <w:t>Retrospektive Querschnittsstudie von n=769 männlichen Werkarbeitern mit Lärmexposition zur Untersuchung der Assoziation zwischen Lärmexpositionsdauer und Ultraschall-detektierter Steatosis hepatis sowie BMI als Moderator.</w:t>
       </w:r>
     </w:p>
     <w:p>
@@ -220,7 +220,7 @@
         <w:t xml:space="preserve">Ergebnis: </w:t>
       </w:r>
       <w:r>
-        <w:t>Kinder von übergewichtigen/adipösen Müttern hatten signifikant höhere BMI z-Scores als Kinder von normalgewichtigen Müttern, konsistent über sechs IT-HOME-Subskalen und Gesamt-IT-HOME z-Score. Häusliche Umgebung medierte diese Assoziation nicht (kein signifikanter indirekter Effekt über Responsivität, Annahme, Lernmaterialien, Organisation, Varietät, Elternbeteiligung).</w:t>
+        <w:t>Insgesamt 53,2% der Arbeiter hatten hepatische Steatosis. Lärmexpositionsdauer zeigte unabhängige Assoziation mit Steatosis; modifizierte Poisson-Regression zeigte negativen Interaktionseffekt mit BMI (p=0,006). Bei Normalgewichtigen war jedes zusätzliche Jahr Lärmexposition mit 8,2% höherer Steatosis-Wahrscheinlichkeit assoziiert (p&lt;0,001), nicht signifikant bei Übergewicht/Adipositas. Kritischer Schwellenwert BMI 27,7 kg/m².</w:t>
       </w:r>
     </w:p>
     <w:p>
@@ -235,7 +235,7 @@
         <w:rPr>
           <w:sz w:val="19"/>
         </w:rPr>
-        <w:t>USA-Kohorte, struktureller Aufbau unterscheidet sich; aber zeigt Grenzen von Umfeld-Interventionen allein ohne Diet/Bewegung-Fokus – relevant für deutsche Familien-Adipositas-Programme.</w:t>
+        <w:t>China, aber Lärmexpositions-Effektmodifikation ist gesundheitspolitisch relevant; Berufskrankheit</w:t>
       </w:r>
     </w:p>
     <w:p>
@@ -244,7 +244,7 @@
           <w:color w:val="5A7D3A"/>
           <w:sz w:val="18"/>
         </w:rPr>
-        <w:t>https://pubmed.ncbi.nlm.nih.gov/42722906/</w:t>
+        <w:t>https://pubmed.ncbi.nlm.nih.gov/42726755/</w:t>
       </w:r>
     </w:p>
     <w:p>
@@ -252,7 +252,7 @@
         <w:pStyle w:val="Heading2"/>
       </w:pPr>
       <w:r>
-        <w:t>HOMA-IR ≥3,39 identifiziert Kinder mit Adipositas und erhöhtem obstruktivem Schlafapnoe-Risiko</w:t>
+        <w:t>Adipositas verschärft MS-Behinderung nur ohne HLA-A*02:01-Allel</w:t>
       </w:r>
     </w:p>
     <w:p>
@@ -262,12 +262,12 @@
           <w:color w:val="666666"/>
           <w:sz w:val="18"/>
         </w:rPr>
-        <w:t>Sunman B et al.  ·  Eur J Pediatr  ·  10.09.2026  ·  PMID 42722762</w:t>
+        <w:t>Guo J et al.  ·  J Neurol  ·  08.09.2026  ·  PMID 42709196</w:t>
       </w:r>
     </w:p>
     <w:p>
       <w:r>
-        <w:t>Retrospektive Querschnittstudie an 90 Kindern mit Adipositas (6–18 Jahre) zu Assoziation zwischen Insulinresistenz (HOMA-IR) und obstruktivem Schlafapnoe (OSA)-Schweregrad.</w:t>
+        <w:t>Schwedische bevölkerungsbasierte Fall-Kontroll-Studie mit n=2.117 MS-Patienten (Erkrankungsdauer ≤5 Jahre) zur Frage, ob Adipositas-Effekte auf Behinderungsprogression vom HLA-A*02:01-Status abhängen.</w:t>
       </w:r>
     </w:p>
     <w:p>
@@ -278,7 +278,7 @@
         <w:t xml:space="preserve">Ergebnis: </w:t>
       </w:r>
       <w:r>
-        <w:t>43,3 % (39/90) mit OSA. Mediane HOMA-IR signifikant höher in OSA-Gruppe (p=0,014). OAHI positiv korreliert mit HOMA-IR (ρ=0,325, p=0,002). Nach Adjustierung für Alter, Geschlecht, BMI z-Score, Schlafeffizienz, Pubertätsstatus: HOMA-IR unabhängig assoziiert mit OSA-Schweregrad (β=0,691, p=0,025). ROC-Analyse: HOMA-IR-Cutoff 3,39 mit 72 % Sensitivität, 59 % Spezifität.</w:t>
+        <w:t>Bei Patienten ohne HLA-A*02:01 war Adipositas (BMI&gt;30) mit erhöhtem Risiko für confirmed disability worsening assoziiert (HR 1,49; 95%-KI 1,12–1,82), mit HR 1,90 für EDSS-Stadium 3 und HR 2,30 für Stadium 4. Bei HLA-A*02:01-positiven Personen fanden sich keine entsprechenden Assoziationen. Additive Interaktionsanalyse stützte einen gemeinsamen Effekt.</w:t>
       </w:r>
     </w:p>
     <w:p>
@@ -293,7 +293,7 @@
         <w:rPr>
           <w:sz w:val="19"/>
         </w:rPr>
-        <w:t>Türkei (Hacettepe), aber Methode (HOMA-IR) und Schlaflabor-Zugang standard in Europa; praktisches Risiko-Screening-Tool für Primärversorgung.</w:t>
+        <w:t>Schweden, Krankheitsregister-Verfolgung, europäisches System; genetische Modifikation versorgungsrelevant</w:t>
       </w:r>
     </w:p>
     <w:p>
@@ -302,7 +302,7 @@
           <w:color w:val="5A7D3A"/>
           <w:sz w:val="18"/>
         </w:rPr>
-        <w:t>https://pubmed.ncbi.nlm.nih.gov/42722762/</w:t>
+        <w:t>https://pubmed.ncbi.nlm.nih.gov/42709196/</w:t>
       </w:r>
     </w:p>
     <w:p>
@@ -310,7 +310,7 @@
         <w:pStyle w:val="Heading2"/>
       </w:pPr>
       <w:r>
-        <w:t>Slow-Burn-Phänotyp: Kardiovaskuläres Risiko bei niedriger relativer Kalorienaufnahme trotz normales BMI</w:t>
+        <w:t>Metabolisches Syndrom erhöht kardiovaskuläres Multimorbidität-Risiko in drei Ländern</w:t>
       </w:r>
     </w:p>
     <w:p>
@@ -320,12 +320,12 @@
           <w:color w:val="666666"/>
           <w:sz w:val="18"/>
         </w:rPr>
-        <w:t>Cho Y et al.  ·  Diabetes Obes Metab  ·  05.08.2026  ·  PMID 42557058</w:t>
+        <w:t>Zhang W et al.  ·  Sci Rep  ·  24.07.2026  ·  PMID 42693153</w:t>
       </w:r>
     </w:p>
     <w:p>
       <w:r>
-        <w:t>Analyse von 160.905 Biobank-Teilnehmern zur Frage, ob eine niedrigere als erwartete Energieaufnahme relativ zu BMI, Alter und Geschlecht kardiovaskuläres Risiko kennzeichnet.</w:t>
+        <w:t>Prospektive Kohortenstudie in China, USA und UK (n=17.894) über Assoziation eines kontinuierlichen Metabolischen Syndrom-Scores mit kardiovaskulärer Multimorbidität.</w:t>
       </w:r>
     </w:p>
     <w:p>
@@ -336,7 +336,7 @@
         <w:t xml:space="preserve">Ergebnis: </w:t>
       </w:r>
       <w:r>
-        <w:t>Niedrige relative Kalorienaufnahme (‹30. Perzentil) assoziiert mit erhöhtem 3-Punkt-MACE-Risiko (aHR 1,07 [1,01–1,14]) und Myokardinfarkt-Risiko (aHR 1,15 [1,06–1,25]). Normalgewichtige mit Low-Intake-Phänotyp zeigten 17 % höheres MACE-Risiko (aHR 1,17 [1,04–1,33]). Niedrige Muskelkraft erklärte 5,2 % des Überschussrisikos.</w:t>
+        <w:t>Nach medianer Nachbeobachtung von 4–7 Jahren traten 1.061 Fälle kardiovaskulärer Multimorbidität auf. Im höchsten Tertil des Metabolischen Syndrom-Scores lag das Hazard Ratio bei 4,27 (CHARLS), 1,77 (HRS) und 1,54 (ELSA). Der gepoolte HR pro 1-SD-Anstieg betrug 1,35 (95%-KI 1,17–1,56). Die Dosis-Wirkungs-Beziehung war nichtlinear in China, linear in USA und UK.</w:t>
       </w:r>
     </w:p>
     <w:p>
@@ -351,7 +351,7 @@
         <w:rPr>
           <w:sz w:val="19"/>
         </w:rPr>
-        <w:t>UK Biobank, vergleichbares Gesundheitssystem; Imitiert deutsche Versorgungsrealität mit BMI-zentrierter Risikostratifizierung.</w:t>
+        <w:t>UK-Biobank-Daten, international vergleichbar; Metabolisches Syndrom ist zentral für deutsche Risikostratifizierung</w:t>
       </w:r>
     </w:p>
     <w:p>
@@ -360,7 +360,7 @@
           <w:color w:val="5A7D3A"/>
           <w:sz w:val="18"/>
         </w:rPr>
-        <w:t>https://pubmed.ncbi.nlm.nih.gov/42557058/</w:t>
+        <w:t>https://pubmed.ncbi.nlm.nih.gov/42693153/</w:t>
       </w:r>
     </w:p>
     <w:p>
@@ -368,7 +368,7 @@
         <w:pStyle w:val="Heading2"/>
       </w:pPr>
       <w:r>
-        <w:t>Hormonelle Verhütung verdoppelt Semaglutid-Initiierung bei jungen Frauen – Gewichtszunahme-Sorge als Stimulus</w:t>
+        <w:t>Adipositas in Kindesalter (5–7 Jahre) ist mit viszeralem Fett im Erwachsenenalter verbunden</w:t>
       </w:r>
     </w:p>
     <w:p>
@@ -378,12 +378,12 @@
           <w:color w:val="666666"/>
           <w:sz w:val="18"/>
         </w:rPr>
-        <w:t>Bager MD et al.  ·  JAMA Netw Open  ·  01.07.2026  ·  PMID 42485041</w:t>
+        <w:t>Lai Q et al.  ·  BMJ Open  ·  16.07.2026  ·  PMID 42463217</w:t>
       </w:r>
     </w:p>
     <w:p>
       <w:r>
-        <w:t>Dänische Register-Fall-Kontroll-Studie zu Assoziation zwischen Hormonkontrazeption und nachfolgender Semaglutid-Verordnung bei Frauen im reproduktiven Alter.</w:t>
+        <w:t>Zwei-Stichproben-Mendelsche Randomisierung mit Daten aus Early Growth Genetics Consortium und UK Biobank (n=195.000+) zu altersabhängigen Assoziationen genetisch vorhergesagtem Kindes-BMI mit MRT-gemessenem adultem Fettverteilungsmuster.</w:t>
       </w:r>
     </w:p>
     <w:p>
@@ -394,7 +394,7 @@
         <w:t xml:space="preserve">Ergebnis: </w:t>
       </w:r>
       <w:r>
-        <w:t>22.694 Semaglutid-Fälle, 229.640 Kontrollen (Alter 37 Jahre, Median). Alle Hormonkontrazeptions-Muster assoziiert mit Semaglutid-Initiierung vs. Nicht-Nutzer: kombinierte orale Tabletten aHR 1,42 (1,34–1,51); Gestagen-IUPs aHR 1,63 (1,46–1,82); mehrere Typen aHR bis 2,11 (1,97–2,25). BMI-Anpassung attenuierte, eliminierte aber nicht Assoziationen.</w:t>
+        <w:t>Höherer genetisch vorhergesagter BMI im Alter von 1,5–2 Jahren war mit erhöhtem abdominalem subkutanem Fett assoziiert. Viszerales Fett zeigte das stärkste Signal: höherer BMI im Alter von 5–7 Jahren war mit niedrigerem viszeralem Fett im Erwachsenenalter assoziiert (inverse Assoziationen). Nach Adjustierung für Adoleszenten-BMI schwächten sich die meisten Assoziationen ab; inverse Assoziationen bei 5–7 Jahren blieben nominal signifikant.</w:t>
       </w:r>
     </w:p>
     <w:p>
@@ -409,7 +409,7 @@
         <w:rPr>
           <w:sz w:val="19"/>
         </w:rPr>
-        <w:t>Dänemark, GKV-ähnliche Finanzierung; zeigt Erstattungs-Realität bei off-label-Adipositas-Mittel: Sorge um Gewicht durch Verhütung treibt Semaglutid-Suche.</w:t>
+        <w:t>UK-Biobank-Genetik, europäische Geburtskohorte Early Growth Genetics; frühe Fettverteilung determiniert späteren Phänotyp</w:t>
       </w:r>
     </w:p>
     <w:p>
@@ -418,65 +418,7 @@
           <w:color w:val="5A7D3A"/>
           <w:sz w:val="18"/>
         </w:rPr>
-        <w:t>https://pubmed.ncbi.nlm.nih.gov/42485041/</w:t>
-      </w:r>
-    </w:p>
-    <w:p>
-      <w:pPr>
-        <w:pStyle w:val="Heading2"/>
-      </w:pPr>
-      <w:r>
-        <w:t>Kardiovaskulär-renales-metabolisches Syndrom Stufe 4 verdoppelt bis vervierfacht Arthrose-Risiko, besonders bei jüngeren Personen</w:t>
-      </w:r>
-    </w:p>
-    <w:p>
-      <w:r>
-        <w:rPr>
-          <w:i/>
-          <w:color w:val="666666"/>
-          <w:sz w:val="18"/>
-        </w:rPr>
-        <w:t>Ma Z et al.  ·  Maturitas  ·  18.07.2026  ·  PMID 42470749</w:t>
-      </w:r>
-    </w:p>
-    <w:p>
-      <w:r>
-        <w:t>Prospektive Kohortenstudie an 256.364 UK-Biobank-Teilnehmern ohne baseline-Arthrose zu Assoziation zwischen kardiovaskulär-renales-metabolisches (CKM) Syndrom-Stadien (0–4) und Inzidenz von Hüft-/Knie-Arthrose über 11 Jahre.</w:t>
-      </w:r>
-    </w:p>
-    <w:p>
-      <w:r>
-        <w:rPr>
-          <w:b/>
-        </w:rPr>
-        <w:t xml:space="preserve">Ergebnis: </w:t>
-      </w:r>
-      <w:r>
-        <w:t>8.209 Hüft-, 12.729 Knie-Arthrose-Fälle. Stage 4 vs. Stage 0: Hüftarthrose HR 1,76 (1,58–1,95), Kniearthrose HR 2,67 (2,44–2,93). Stärker bei &lt;60 Jahren. Geschlechtsdifferenzen: Hüfte risikanter bei Männern, Knie bei Frauen. Genetische Hochrisiko + Stage 4: Hüfte HR 3,10 (2,60–3,70), Knie HR 4,00 (3,42–4,68). Additive Interaktion signifikant.</w:t>
-      </w:r>
-    </w:p>
-    <w:p>
-      <w:r>
-        <w:rPr>
-          <w:b/>
-          <w:sz w:val="19"/>
-        </w:rPr>
-        <w:t xml:space="preserve">Übertragbarkeit: </w:t>
-      </w:r>
-      <w:r>
-        <w:rPr>
-          <w:sz w:val="19"/>
-        </w:rPr>
-        <w:t>UK Biobank, aber Arthrose-Definition und Metabolismus-Messung sind international standard; zeigt Langzeit-Funktionsverlust durch Adipositas-Syndrom – relevant für deutsche Versorgungsplanung älterer Patienten.</w:t>
-      </w:r>
-    </w:p>
-    <w:p>
-      <w:r>
-        <w:rPr>
-          <w:color w:val="5A7D3A"/>
-          <w:sz w:val="18"/>
-        </w:rPr>
-        <w:t>https://pubmed.ncbi.nlm.nih.gov/42470749/</w:t>
+        <w:t>https://pubmed.ncbi.nlm.nih.gov/42463217/</w:t>
       </w:r>
     </w:p>
     <w:sectPr>

--- a/download/studien-aktuell.docx
+++ b/download/studien-aktuell.docx
@@ -62,7 +62,7 @@
           <w:color w:val="666666"/>
           <w:sz w:val="18"/>
         </w:rPr>
-        <w:t>Stand: 14.09.2026  |  6 Studien  |  adipositas.m-vf.de</w:t>
+        <w:t>Stand: 15.09.2026  |  7 Studien  |  adipositas.m-vf.de</w:t>
       </w:r>
     </w:p>
     <w:p>
@@ -70,7 +70,7 @@
         <w:pStyle w:val="Heading1"/>
       </w:pPr>
       <w:r>
-        <w:t>Aufgenommen am 14.09.2026</w:t>
+        <w:t>Aufgenommen am 15.09.2026</w:t>
       </w:r>
     </w:p>
     <w:p>
@@ -78,7 +78,7 @@
         <w:pStyle w:val="Heading2"/>
       </w:pPr>
       <w:r>
-        <w:t>Speckle-Tracking zeigt Karotis-Steifheit bei Metabolischem Syndrom</w:t>
+        <w:t>Freies Triiodothyronin als Prädiktor für Erfolg nach Adipositaschirurgie</w:t>
       </w:r>
     </w:p>
     <w:p>
@@ -88,12 +88,12 @@
           <w:color w:val="666666"/>
           <w:sz w:val="18"/>
         </w:rPr>
-        <w:t>Topan ED et al.  ·  BMC Med Imaging  ·  11.09.2026  ·  PMID 42728590</w:t>
+        <w:t>Li S et al.  ·  Diabetes Metab Res Rev  ·  Sept. 2026  ·  PMID 42733963</w:t>
       </w:r>
     </w:p>
     <w:p>
       <w:r>
-        <w:t>Retrospektive Querschnittsstudie von n=100 Teilnehmern (50 mit Metabolischem Syndrom, 50 Kontrollen) zur Bewertung multidimensionaler Karotis-Mechanik mittels Speckle-Tracking-Ultrasonographie und deren Assoziation mit metabolischer Belastung.</w:t>
+        <w:t>Kohortenstudie an 1.034 euthyreoten Patienten mit Übergewicht/Adipositas, die einer bariatrischen Operation unterzogen wurden: niedriges präoperatives FT3 (freies Triiodothyronin), besonders bei Frauen, war mit geringerer Gewichtsabnahme und Diabetes-Remission assoziiert.</w:t>
       </w:r>
     </w:p>
     <w:p>
@@ -104,7 +104,7 @@
         <w:t xml:space="preserve">Ergebnis: </w:t>
       </w:r>
       <w:r>
-        <w:t>Patienten mit Metabolischem Syndrom zeigten signifikant erhöhte Steifheitsparameter (elastischer Modul, Pulswellengeschwindigkeit) und reduzierte Compliance-Indizes (alle p&lt;0,05). Dehnungsanalyse ergab signifikant niedrigere radiale und zirkumferentielle Dehnungswerte in der MetS-Gruppe, besonders ausgeprägt in der transversalen Ebene (alle p&lt;0,001). MetS-Status war einer der wichtigsten Determinanten bei CART-Analyse.</w:t>
+        <w:t>Patienten mit FT3 unterhalb von 4,75 pmol/L (Frauen) bzw. 5,05 pmol/L (Männer) zeigten über 3 Jahre follow-up reduzierte Chancen auf Gewichtsverlust ≥25 % und Diabetes-Remission. Der Effekt war stärker bei Frauen (optimale Schwelle 4,57 für Remission). FT3 zeigte auch altersabhängige Plateaus bei der Assoziation mit fettfreier Masse.</w:t>
       </w:r>
     </w:p>
     <w:p>
@@ -119,7 +119,7 @@
         <w:rPr>
           <w:sz w:val="19"/>
         </w:rPr>
-        <w:t>Türkische Klinik, aber Ultraschall-Methode international standardisiert; funktionelle Vaskulärmechanik</w:t>
+        <w:t>China (Shanghai); vergleichbares Erstattungssystem, bariatrische Diagnostik ähnlich Deutschland.</w:t>
       </w:r>
     </w:p>
     <w:p>
@@ -128,7 +128,7 @@
           <w:color w:val="5A7D3A"/>
           <w:sz w:val="18"/>
         </w:rPr>
-        <w:t>https://pubmed.ncbi.nlm.nih.gov/42728590/</w:t>
+        <w:t>https://pubmed.ncbi.nlm.nih.gov/42733963/</w:t>
       </w:r>
     </w:p>
     <w:p>
@@ -136,7 +136,7 @@
         <w:pStyle w:val="Heading2"/>
       </w:pPr>
       <w:r>
-        <w:t>Sarkopenische Adipositas erhöht chronische Lungenerkrankung um 50 Prozent</w:t>
+        <w:t>Haarausfall bei Adipositasbehandlung: Ursachen und Managementansätze</w:t>
       </w:r>
     </w:p>
     <w:p>
@@ -146,12 +146,12 @@
           <w:color w:val="666666"/>
           <w:sz w:val="18"/>
         </w:rPr>
-        <w:t>Guo H et al.  ·  Chron Respir Dis  ·  11.09.2026  ·  PMID 42727588</w:t>
+        <w:t>Troshina EA et al.  ·  Probl Endokrinol (Mosk)  ·  08.09.2026  ·  PMID 42733368</w:t>
       </w:r>
     </w:p>
     <w:p>
       <w:r>
-        <w:t>Prospektive Kohortenstudie aus China (CHARLS) und UK (ELSA) mit n=6.008 Teilnehmern ohne Lungenerkrankung zu Assoziationen zwischen sarkopenischer Adipositas und incidenter chronischer Lungenerkrankung.</w:t>
+        <w:t>Expertenkonsenspapier (Russische Endokrinologische Gesellschaft): Systematisiert Prävalenz, klinische und morphologische Varianten sowie Pathophysiologie von Alopecia im Rahmen von Gewichtsverlust durch Diät, bariatrische Chirurgie und Arzneimitteltherapie (insbesondere GLP-1-Rezeptoragonisten).</w:t>
       </w:r>
     </w:p>
     <w:p>
@@ -162,7 +162,7 @@
         <w:t xml:space="preserve">Ergebnis: </w:t>
       </w:r>
       <w:r>
-        <w:t>Während der Nachbeobachtung (2011–2020) entwickelten 122 von 3.572 CHARLS-Teilnehmern und 101 von 2.436 ELSA-Teilnehmern chronische Lungenerkrankung. Nach vollständiger Adjustierung zeigte sarkopenische Adipositas ein HR von 1,50 (p=0,003) in CHARLS und 2,19 (p=0,006) in ELSA.</w:t>
+        <w:t>Telogen-Effluvium und andere Formen der diffusen Alopezie treten bei Gewichtsverlust durch metabolischen Stress, Protein-Energie-Mangelernährung und Mikronährstoffmängel auf. Biotin und Vitamin D spielen kritische Rollen für die Haarfollikel-Funktion. Risikogruppen sind Frauen, ältere Patienten und solche mit raschem Gewichtsverlust. Prävention und Management erfordern Überwachung, Supplementation, Therapietreue-Erhaltung.</w:t>
       </w:r>
     </w:p>
     <w:p>
@@ -177,7 +177,7 @@
         <w:rPr>
           <w:sz w:val="19"/>
         </w:rPr>
-        <w:t>Zwei europäische und asiatische Kohorten, Dokumentation vergleichbar; Körperzusammensetzung als Funktionsmarker relevant</w:t>
+        <w:t>Expertenkonsenspapier ohne Originalforschung; identifiziert Versorgungslücke bei Nebenwirkungsmanagement.</w:t>
       </w:r>
     </w:p>
     <w:p>
@@ -186,7 +186,7 @@
           <w:color w:val="5A7D3A"/>
           <w:sz w:val="18"/>
         </w:rPr>
-        <w:t>https://pubmed.ncbi.nlm.nih.gov/42727588/</w:t>
+        <w:t>https://pubmed.ncbi.nlm.nih.gov/42733368/</w:t>
       </w:r>
     </w:p>
     <w:p>
@@ -194,7 +194,7 @@
         <w:pStyle w:val="Heading2"/>
       </w:pPr>
       <w:r>
-        <w:t>BMI modifiziert Lärmbelastungs-Effekt auf Fettleber in Fabrikarbeitern</w:t>
+        <w:t>Adipositaschirurgie verbessert retinale Mikrovaskulatur bei Adipositas</w:t>
       </w:r>
     </w:p>
     <w:p>
@@ -204,12 +204,12 @@
           <w:color w:val="666666"/>
           <w:sz w:val="18"/>
         </w:rPr>
-        <w:t>Liu D et al.  ·  PLoS One  ·  11.09.2026  ·  PMID 42726755</w:t>
+        <w:t>Salsabila S et al.  ·  Clin Obes  ·  Okt. 2026  ·  PMID 42723208</w:t>
       </w:r>
     </w:p>
     <w:p>
       <w:r>
-        <w:t>Retrospektive Querschnittsstudie von n=769 männlichen Werkarbeitern mit Lärmexposition zur Untersuchung der Assoziation zwischen Lärmexpositionsdauer und Ultraschall-detektierter Steatosis hepatis sowie BMI als Moderator.</w:t>
+        <w:t>Systematischer Review und Metaanalyse (8 prospektive Kohortenstudien, 283 Patienten): Bariatrische Chirurgie war mit günstigen Veränderungen der retinalen Gefäßkaliber assoziiert, gemessen an Zentralarteriolar- und Zentralvenularäquivalent sowie arteriovenösem Verhältnis.</w:t>
       </w:r>
     </w:p>
     <w:p>
@@ -220,7 +220,7 @@
         <w:t xml:space="preserve">Ergebnis: </w:t>
       </w:r>
       <w:r>
-        <w:t>Insgesamt 53,2% der Arbeiter hatten hepatische Steatosis. Lärmexpositionsdauer zeigte unabhängige Assoziation mit Steatosis; modifizierte Poisson-Regression zeigte negativen Interaktionseffekt mit BMI (p=0,006). Bei Normalgewichtigen war jedes zusätzliche Jahr Lärmexposition mit 8,2% höherer Steatosis-Wahrscheinlichkeit assoziiert (p&lt;0,001), nicht signifikant bei Übergewicht/Adipositas. Kritischer Schwellenwert BMI 27,7 kg/m².</w:t>
+        <w:t>Bariatrische Operation führte zu Zunahme der zentralen Arteriolen um 4,02 μm (95%-KI 0,26–7,78; p = 0,04), stärker in Sensitivitätsanalyse (+5,41 μm; p &lt; 0,01); Zentralvenen nahmen um 6,75 μm ab (p &lt; 0,01); arteriovenöses Verhältnis stieg um 0,03 (p &lt; 0,01). Effekte waren robust, zwischen-Studien-Heterogenität bestand aber.</w:t>
       </w:r>
     </w:p>
     <w:p>
@@ -235,7 +235,7 @@
         <w:rPr>
           <w:sz w:val="19"/>
         </w:rPr>
-        <w:t>China, aber Lärmexpositions-Effektmodifikation ist gesundheitspolitisch relevant; Berufskrankheit</w:t>
+        <w:t>Überwiegend nicht-deutschsprachige Länder; bariatrisches Verfahren, deutsche Kassenfinanzierung nach Einzelfallprüfung.</w:t>
       </w:r>
     </w:p>
     <w:p>
@@ -244,7 +244,7 @@
           <w:color w:val="5A7D3A"/>
           <w:sz w:val="18"/>
         </w:rPr>
-        <w:t>https://pubmed.ncbi.nlm.nih.gov/42726755/</w:t>
+        <w:t>https://pubmed.ncbi.nlm.nih.gov/42723208/</w:t>
       </w:r>
     </w:p>
     <w:p>
@@ -252,7 +252,7 @@
         <w:pStyle w:val="Heading2"/>
       </w:pPr>
       <w:r>
-        <w:t>Adipositas verschärft MS-Behinderung nur ohne HLA-A*02:01-Allel</w:t>
+        <w:t>Diätetische Fehlernährung und Adipositas bei Kuwaiti-Jugendlichen</w:t>
       </w:r>
     </w:p>
     <w:p>
@@ -262,12 +262,12 @@
           <w:color w:val="666666"/>
           <w:sz w:val="18"/>
         </w:rPr>
-        <w:t>Guo J et al.  ·  J Neurol  ·  08.09.2026  ·  PMID 42709196</w:t>
+        <w:t>AlBaloul AH  ·  BMC Pediatr  ·  11.08.2026  ·  PMID 42717328</w:t>
       </w:r>
     </w:p>
     <w:p>
       <w:r>
-        <w:t>Schwedische bevölkerungsbasierte Fall-Kontroll-Studie mit n=2.117 MS-Patienten (Erkrankungsdauer ≤5 Jahre) zur Frage, ob Adipositas-Effekte auf Behinderungsprogression vom HLA-A*02:01-Status abhängen.</w:t>
+        <w:t>Schulbasierte Querschnittsstudie (375 Adoleszente, 13–17 Jahre) in Kuwait: Untersucht wurde die Einhaltung Diätetischer Referenzwerte und Assoziationen zwischen Ernährungsintake und Überernährung (BMI, Taillenumfang).</w:t>
       </w:r>
     </w:p>
     <w:p>
@@ -278,7 +278,7 @@
         <w:t xml:space="preserve">Ergebnis: </w:t>
       </w:r>
       <w:r>
-        <w:t>Bei Patienten ohne HLA-A*02:01 war Adipositas (BMI&gt;30) mit erhöhtem Risiko für confirmed disability worsening assoziiert (HR 1,49; 95%-KI 1,12–1,82), mit HR 1,90 für EDSS-Stadium 3 und HR 2,30 für Stadium 4. Bei HLA-A*02:01-positiven Personen fanden sich keine entsprechenden Assoziationen. Additive Interaktionsanalyse stützte einen gemeinsamen Effekt.</w:t>
+        <w:t>44,5 % waren übergewichtig oder adipös (BMI-basiert), 34,7 % hatten erhöhten Taillenumfang. Proteinzufuhr war invers assoziiert mit erhöhtem Taillenumfang (OR 0,89), während erhöhte Gesamtfett-, Kohlenhydrat- und Rotfleischzufuhr positiv assoziiert waren. 92,2 % Jugendliche mit übermäßiger Zuckeraufnahme, 61,7 % mit erhöhter Fettzufuhr; fast alle unterschritten Faserempfehlungen.</w:t>
       </w:r>
     </w:p>
     <w:p>
@@ -293,7 +293,7 @@
         <w:rPr>
           <w:sz w:val="19"/>
         </w:rPr>
-        <w:t>Schweden, Krankheitsregister-Verfolgung, europäisches System; genetische Modifikation versorgungsrelevant</w:t>
+        <w:t>Kuwait (Mittlerer Osten); nicht deutsches System, aber vergleichbare Probleme rapidem Übergang zu westlicher Ernährung.</w:t>
       </w:r>
     </w:p>
     <w:p>
@@ -302,7 +302,7 @@
           <w:color w:val="5A7D3A"/>
           <w:sz w:val="18"/>
         </w:rPr>
-        <w:t>https://pubmed.ncbi.nlm.nih.gov/42709196/</w:t>
+        <w:t>https://pubmed.ncbi.nlm.nih.gov/42717328/</w:t>
       </w:r>
     </w:p>
     <w:p>
@@ -310,7 +310,7 @@
         <w:pStyle w:val="Heading2"/>
       </w:pPr>
       <w:r>
-        <w:t>Metabolisches Syndrom erhöht kardiovaskuläres Multimorbidität-Risiko in drei Ländern</w:t>
+        <w:t>Semaglutide senkt Entzündungsmarker und kardiovaskuläres Risiko bei Adipositas</w:t>
       </w:r>
     </w:p>
     <w:p>
@@ -320,12 +320,12 @@
           <w:color w:val="666666"/>
           <w:sz w:val="18"/>
         </w:rPr>
-        <w:t>Zhang W et al.  ·  Sci Rep  ·  24.07.2026  ·  PMID 42693153</w:t>
+        <w:t>Plutzky J et al.  ·  Circulation  ·  15.09.2026  ·  PMID 42610271</w:t>
       </w:r>
     </w:p>
     <w:p>
       <w:r>
-        <w:t>Prospektive Kohortenstudie in China, USA und UK (n=17.894) über Assoziation eines kontinuierlichen Metabolischen Syndrom-Scores mit kardiovaskulärer Multimorbidität.</w:t>
+        <w:t>Sekundäranalyse der SELECT-Studie (17.604 Patienten mit kardiovaskulärer Erkrankung und Übergewicht/Adipositas): Semaglutid reduzierte den Entzündungsmarker hsCRP und die Rate major adverse cardiovascular events (MACE), unabhängig vom Ausmaß der Gewichtsabnahme.</w:t>
       </w:r>
     </w:p>
     <w:p>
@@ -336,7 +336,7 @@
         <w:t xml:space="preserve">Ergebnis: </w:t>
       </w:r>
       <w:r>
-        <w:t>Nach medianer Nachbeobachtung von 4–7 Jahren traten 1.061 Fälle kardiovaskulärer Multimorbidität auf. Im höchsten Tertil des Metabolischen Syndrom-Scores lag das Hazard Ratio bei 4,27 (CHARLS), 1,77 (HRS) und 1,54 (ELSA). Der gepoolte HR pro 1-SD-Anstieg betrug 1,35 (95%-KI 1,17–1,56). Die Dosis-Wirkungs-Beziehung war nichtlinear in China, linear in USA und UK.</w:t>
+        <w:t>Semaglutid reduzierte hsCRP um 37,8 % über 104 Wochen und senkten das MACE-Risiko über alle hsCRP-Subgruppen (p &lt; 0,001). hsCRP-Senkungen traten bereits nach 4–8 Wochen auf, vor größerer Gewichtsabnahme. Geringere hsCRP-Werte prognostizierten reduziertes MACE-Risiko (Entzündung als Teilmechanismus der kardiovaskulären Schutzwirkung).</w:t>
       </w:r>
     </w:p>
     <w:p>
@@ -351,7 +351,7 @@
         <w:rPr>
           <w:sz w:val="19"/>
         </w:rPr>
-        <w:t>UK-Biobank-Daten, international vergleichbar; Metabolisches Syndrom ist zentral für deutsche Risikostratifizierung</w:t>
+        <w:t>Bevölkerungsbasierte Studie (UK Biobank); keine deutsche Kostenübernahme solcher Präparate (§ 34 SGB V).</w:t>
       </w:r>
     </w:p>
     <w:p>
@@ -360,7 +360,7 @@
           <w:color w:val="5A7D3A"/>
           <w:sz w:val="18"/>
         </w:rPr>
-        <w:t>https://pubmed.ncbi.nlm.nih.gov/42693153/</w:t>
+        <w:t>https://pubmed.ncbi.nlm.nih.gov/42610271/</w:t>
       </w:r>
     </w:p>
     <w:p>
@@ -368,7 +368,7 @@
         <w:pStyle w:val="Heading2"/>
       </w:pPr>
       <w:r>
-        <w:t>Adipositas in Kindesalter (5–7 Jahre) ist mit viszeralem Fett im Erwachsenenalter verbunden</w:t>
+        <w:t>Körperliche Aktivität und kardiovaskuläres Risiko bei metabolischem Syndrom</w:t>
       </w:r>
     </w:p>
     <w:p>
@@ -378,12 +378,12 @@
           <w:color w:val="666666"/>
           <w:sz w:val="18"/>
         </w:rPr>
-        <w:t>Lai Q et al.  ·  BMJ Open  ·  16.07.2026  ·  PMID 42463217</w:t>
+        <w:t>An JQ et al.  ·  Front Endocrinol (Lausanne)  ·  31.07.2026  ·  PMID 42601879</w:t>
       </w:r>
     </w:p>
     <w:p>
       <w:r>
-        <w:t>Zwei-Stichproben-Mendelsche Randomisierung mit Daten aus Early Growth Genetics Consortium und UK Biobank (n=195.000+) zu altersabhängigen Assoziationen genetisch vorhergesagtem Kindes-BMI mit MRT-gemessenem adultem Fettverteilungsmuster.</w:t>
+        <w:t>Prospektive Kohortenstudie (88.281 UK Biobank-Teilnehmer ohne kardiovaskuläre Erkrankung, Cardiovascular-Kidney-Metabolic-Stadien 0–3): Assoziationen zwischen Bewegungsdauer (leicht und moderat-intensiv) und Inzidenz kardiovaskulärer Erkrankungen zeigten stadium-spezifische Muster.</w:t>
       </w:r>
     </w:p>
     <w:p>
@@ -394,7 +394,7 @@
         <w:t xml:space="preserve">Ergebnis: </w:t>
       </w:r>
       <w:r>
-        <w:t>Höherer genetisch vorhergesagter BMI im Alter von 1,5–2 Jahren war mit erhöhtem abdominalem subkutanem Fett assoziiert. Viszerales Fett zeigte das stärkste Signal: höherer BMI im Alter von 5–7 Jahren war mit niedrigerem viszeralem Fett im Erwachsenenalter assoziiert (inverse Assoziationen). Nach Adjustierung für Adoleszenten-BMI schwächten sich die meisten Assoziationen ab; inverse Assoziationen bei 5–7 Jahren blieben nominal signifikant.</w:t>
+        <w:t>Moderat-intensive körperliche Aktivität (MVPA) senkte das kardiovaskuläre Risiko in den Stadien 1 und 2 um 42 % (Stadium 1) bzw. 33 % (Stadium 2). Leichte körperliche Aktivität reduzierte Risiko am meisten in Stadium 2 (18 % Reduktion). Im Stadium 3 zeigten sich U-förmige Dosis-Wirkungs-Kurven mit optimal 300–350 min/Woche MVPA. Inflexionspunkte lagen bei 213 min/Woche MVPA und 2.357 min/Woche leichter Aktivität.</w:t>
       </w:r>
     </w:p>
     <w:p>
@@ -409,7 +409,7 @@
         <w:rPr>
           <w:sz w:val="19"/>
         </w:rPr>
-        <w:t>UK-Biobank-Genetik, europäische Geburtskohorte Early Growth Genetics; frühe Fettverteilung determiniert späteren Phänotyp</w:t>
+        <w:t>UK Biobank; accelerometer-gemessene Aktivität, europäisches Setting, direkt übertragbar.</w:t>
       </w:r>
     </w:p>
     <w:p>
@@ -418,7 +418,65 @@
           <w:color w:val="5A7D3A"/>
           <w:sz w:val="18"/>
         </w:rPr>
-        <w:t>https://pubmed.ncbi.nlm.nih.gov/42463217/</w:t>
+        <w:t>https://pubmed.ncbi.nlm.nih.gov/42601879/</w:t>
+      </w:r>
+    </w:p>
+    <w:p>
+      <w:pPr>
+        <w:pStyle w:val="Heading2"/>
+      </w:pPr>
+      <w:r>
+        <w:t>Adipositasmaßnahmen in Europas und Lateinamerikas: Politiken zeigen inkonsistente Effekte</w:t>
+      </w:r>
+    </w:p>
+    <w:p>
+      <w:r>
+        <w:rPr>
+          <w:i/>
+          <w:color w:val="666666"/>
+          <w:sz w:val="18"/>
+        </w:rPr>
+        <w:t>Donini LM et al.  ·  Int J Food Sci Nutr  ·  13.07.2026  ·  PMID 42439451</w:t>
+      </w:r>
+    </w:p>
+    <w:p>
+      <w:r>
+        <w:t>Ökologische Querschnittstudie (20 europäische und lateinamerikanische Länder, 2010–2024): Untersucht wurden Änderungen in Lebensmittel- und Nährstoffkonsum sowie Adipositasprävalenz nach Einführung präventiver Maßnahmen (Steuern, Front-of-Pack-Kennzeichnung).</w:t>
+      </w:r>
+    </w:p>
+    <w:p>
+      <w:r>
+        <w:rPr>
+          <w:b/>
+        </w:rPr>
+        <w:t xml:space="preserve">Ergebnis: </w:t>
+      </w:r>
+      <w:r>
+        <w:t>Lebensmittelkonsum-Trends zeigten keine konsistente Assoziation mit Politikadoptionen. In mehreren Ländern sank der Konsum "gesunder" Lebensmittel über Zeit, während "ungesunde" Nahrungsmittel stiegen, unabhängig von Policyadoption. Trends um Politikjahr herum suggerierten Adipositasverlaufsänderungen, besonders bei Kindern und Jugendlichen, aber inkonsistent über Settings. Multifaktorielle Natur der Adipositas erklärt kontrastierende Befunde.</w:t>
+      </w:r>
+    </w:p>
+    <w:p>
+      <w:r>
+        <w:rPr>
+          <w:b/>
+          <w:sz w:val="19"/>
+        </w:rPr>
+        <w:t xml:space="preserve">Übertragbarkeit: </w:t>
+      </w:r>
+      <w:r>
+        <w:rPr>
+          <w:sz w:val="19"/>
+        </w:rPr>
+        <w:t>Europäische und lateinamerikanische Systeme mit unterschiedlicher Ausgangslage; zeigt Grenzen einzelner Verhältnisprävention.</w:t>
+      </w:r>
+    </w:p>
+    <w:p>
+      <w:r>
+        <w:rPr>
+          <w:color w:val="5A7D3A"/>
+          <w:sz w:val="18"/>
+        </w:rPr>
+        <w:t>https://pubmed.ncbi.nlm.nih.gov/42439451/</w:t>
       </w:r>
     </w:p>
     <w:sectPr>

--- a/download/studien-aktuell.docx
+++ b/download/studien-aktuell.docx
@@ -62,7 +62,7 @@
           <w:color w:val="666666"/>
           <w:sz w:val="18"/>
         </w:rPr>
-        <w:t>Stand: 15.09.2026  |  7 Studien  |  adipositas.m-vf.de</w:t>
+        <w:t>Stand: 16.09.2026  |  6 Studien  |  adipositas.m-vf.de</w:t>
       </w:r>
     </w:p>
     <w:p>
@@ -70,7 +70,7 @@
         <w:pStyle w:val="Heading1"/>
       </w:pPr>
       <w:r>
-        <w:t>Aufgenommen am 15.09.2026</w:t>
+        <w:t>Aufgenommen am 16.09.2026</w:t>
       </w:r>
     </w:p>
     <w:p>
@@ -78,7 +78,7 @@
         <w:pStyle w:val="Heading2"/>
       </w:pPr>
       <w:r>
-        <w:t>Freies Triiodothyronin als Prädiktor für Erfolg nach Adipositaschirurgie</w:t>
+        <w:t>Gewichtsmanagement bei Männern mit Mehrfacherkrankungen: Geschlechtsunterschiede in Therapieergebnissen</w:t>
       </w:r>
     </w:p>
     <w:p>
@@ -88,12 +88,12 @@
           <w:color w:val="666666"/>
           <w:sz w:val="18"/>
         </w:rPr>
-        <w:t>Li S et al.  ·  Diabetes Metab Res Rev  ·  Sept. 2026  ·  PMID 42733963</w:t>
+        <w:t>Macaulay L et al.  ·  BMJ Open  ·  15.09.2026  ·  PMID 42744369</w:t>
       </w:r>
     </w:p>
     <w:p>
       <w:r>
-        <w:t>Kohortenstudie an 1.034 euthyreoten Patienten mit Übergewicht/Adipositas, die einer bariatrischen Operation unterzogen wurden: niedriges präoperatives FT3 (freies Triiodothyronin), besonders bei Frauen, war mit geringerer Gewichtsabnahme und Diabetes-Remission assoziiert.</w:t>
+        <w:t>Randomisierte Studie zu Gewichtsmanagement-Intervention mit Textnachrichten und finanziellen Anreizen bei 585 Männern mit Adipositas in drei britischen Zentren; 40% hatten Mehrfacherkrankungen.</w:t>
       </w:r>
     </w:p>
     <w:p>
@@ -104,7 +104,7 @@
         <w:t xml:space="preserve">Ergebnis: </w:t>
       </w:r>
       <w:r>
-        <w:t>Patienten mit FT3 unterhalb von 4,75 pmol/L (Frauen) bzw. 5,05 pmol/L (Männer) zeigten über 3 Jahre follow-up reduzierte Chancen auf Gewichtsverlust ≥25 % und Diabetes-Remission. Der Effekt war stärker bei Frauen (optimale Schwelle 4,57 für Remission). FT3 zeigte auch altersabhängige Plateaus bei der Assoziation mit fettfreier Masse.</w:t>
+        <w:t>Retentionsquote nach 12 Monaten: 76% bei Männern mit Behinderung, 75% ohne Erkrankungen, 65% mit Diabetes. Stigmaerlebnis, Wohlbefinden und Lebensqualität verbesserten sich in der Interventionsgruppe oder blieben gleich. Hospitalisierungen und eingeschränkte Mobilität waren demotivierend für Gewichtsverlust.</w:t>
       </w:r>
     </w:p>
     <w:p>
@@ -119,7 +119,7 @@
         <w:rPr>
           <w:sz w:val="19"/>
         </w:rPr>
-        <w:t>China (Shanghai); vergleichbares Erstattungssystem, bariatrische Diagnostik ähnlich Deutschland.</w:t>
+        <w:t>UK-Studie, aber Versorgungsstrukturen vergleichbar mit Deutschland, deutsche Gesundheitsdatenbasis nicht erforderlich.</w:t>
       </w:r>
     </w:p>
     <w:p>
@@ -128,7 +128,7 @@
           <w:color w:val="5A7D3A"/>
           <w:sz w:val="18"/>
         </w:rPr>
-        <w:t>https://pubmed.ncbi.nlm.nih.gov/42733963/</w:t>
+        <w:t>https://pubmed.ncbi.nlm.nih.gov/42744369/</w:t>
       </w:r>
     </w:p>
     <w:p>
@@ -136,7 +136,7 @@
         <w:pStyle w:val="Heading2"/>
       </w:pPr>
       <w:r>
-        <w:t>Haarausfall bei Adipositasbehandlung: Ursachen und Managementansätze</w:t>
+        <w:t>Digitale Ernährungsplattform mit Fachberatung: Gewichtsverlust und Engagement</w:t>
       </w:r>
     </w:p>
     <w:p>
@@ -146,12 +146,12 @@
           <w:color w:val="666666"/>
           <w:sz w:val="18"/>
         </w:rPr>
-        <w:t>Troshina EA et al.  ·  Probl Endokrinol (Mosk)  ·  08.09.2026  ·  PMID 42733368</w:t>
+        <w:t>Goddard FGB et al.  ·  JMIR Mhealth Uhealth  ·  15.09.2026  ·  PMID 42743588</w:t>
       </w:r>
     </w:p>
     <w:p>
       <w:r>
-        <w:t>Expertenkonsenspapier (Russische Endokrinologische Gesellschaft): Systematisiert Prävalenz, klinische und morphologische Varianten sowie Pathophysiologie von Alopecia im Rahmen von Gewichtsverlust durch Diät, bariatrische Chirurgie und Arzneimitteltherapie (insbesondere GLP-1-Rezeptoragonisten).</w:t>
+        <w:t>Retrospektive Kohorte von 10.288 aktiven Nutzern einer arbeitgeberfinanzierten digitalen Ernährungsplattform mit Fachberatung durch Ernährungsfachkräfte; median 6 Monate Verfolgung.</w:t>
       </w:r>
     </w:p>
     <w:p>
@@ -162,7 +162,7 @@
         <w:t xml:space="preserve">Ergebnis: </w:t>
       </w:r>
       <w:r>
-        <w:t>Telogen-Effluvium und andere Formen der diffusen Alopezie treten bei Gewichtsverlust durch metabolischen Stress, Protein-Energie-Mangelernährung und Mikronährstoffmängel auf. Biotin und Vitamin D spielen kritische Rollen für die Haarfollikel-Funktion. Risikogruppen sind Frauen, ältere Patienten und solche mit raschem Gewichtsverlust. Prävention und Management erfordern Überwachung, Supplementation, Therapietreue-Erhaltung.</w:t>
+        <w:t>Nach 3 Monaten: 2,0 kg Gewichtsverlust (2,4% Ausgangsgewicht), nach 6 Monaten: 2,3 kg (2,8%). Höhere Programmbegeisterung assoziiert mit mehr Gewichtsverlust; mindestens eine Fachberatung alle 2 Monate zeigte stärkste Assoziation: +0,8 kg zusätzlicher Gewichtsverlust nach 3 Monaten.</w:t>
       </w:r>
     </w:p>
     <w:p>
@@ -177,7 +177,7 @@
         <w:rPr>
           <w:sz w:val="19"/>
         </w:rPr>
-        <w:t>Expertenkonsenspapier ohne Originalforschung; identifiziert Versorgungslücke bei Nebenwirkungsmanagement.</w:t>
+        <w:t>Portugiesische Plattformdaten; digitale Interventionen mit Fachberatung sind übertragbar auf strukturierte deutsche Versorgung.</w:t>
       </w:r>
     </w:p>
     <w:p>
@@ -186,7 +186,7 @@
           <w:color w:val="5A7D3A"/>
           <w:sz w:val="18"/>
         </w:rPr>
-        <w:t>https://pubmed.ncbi.nlm.nih.gov/42733368/</w:t>
+        <w:t>https://pubmed.ncbi.nlm.nih.gov/42743588/</w:t>
       </w:r>
     </w:p>
     <w:p>
@@ -194,7 +194,7 @@
         <w:pStyle w:val="Heading2"/>
       </w:pPr>
       <w:r>
-        <w:t>Adipositaschirurgie verbessert retinale Mikrovaskulatur bei Adipositas</w:t>
+        <w:t>Akzeptabilität eines koreanischen Kräuterprogramms bei Adipositas: Zielgruppe mit Erfolg</w:t>
       </w:r>
     </w:p>
     <w:p>
@@ -204,12 +204,12 @@
           <w:color w:val="666666"/>
           <w:sz w:val="18"/>
         </w:rPr>
-        <w:t>Salsabila S et al.  ·  Clin Obes  ·  Okt. 2026  ·  PMID 42723208</w:t>
+        <w:t>Pandey A et al.  ·  Nutrients  ·  07.09.2026  ·  PMID 42739109</w:t>
       </w:r>
     </w:p>
     <w:p>
       <w:r>
-        <w:t>Systematischer Review und Metaanalyse (8 prospektive Kohortenstudien, 283 Patienten): Bariatrische Chirurgie war mit günstigen Veränderungen der retinalen Gefäßkaliber assoziiert, gemessen an Zentralarteriolar- und Zentralvenularäquivalent sowie arteriovenösem Verhältnis.</w:t>
+        <w:t>Retrospektive Analyse von 3798 Adipositaspatienten (BMI ≥30 kg/m²) an einer koreanischen Privatklinik; 37 erreichten ≥10% Gewichtsverlust und BMI ≤23 kg/m², davon 16 beantworteten Zufriedenheitsfragen.</w:t>
       </w:r>
     </w:p>
     <w:p>
@@ -220,7 +220,7 @@
         <w:t xml:space="preserve">Ergebnis: </w:t>
       </w:r>
       <w:r>
-        <w:t>Bariatrische Operation führte zu Zunahme der zentralen Arteriolen um 4,02 μm (95%-KI 0,26–7,78; p = 0,04), stärker in Sensitivitätsanalyse (+5,41 μm; p &lt; 0,01); Zentralvenen nahmen um 6,75 μm ab (p &lt; 0,01); arteriovenöses Verhältnis stieg um 0,03 (p &lt; 0,01). Effekte waren robust, zwischen-Studien-Heterogenität bestand aber.</w:t>
+        <w:t>Mittlere BMI-Abnahme: -8,9 kg/m² (Spannweite -9,6 bis -7,7). Zufriedenheitsratings hoch. Häufige unerwünschte Ereignisse: Verstopfung, Übelkeit, Schwindel. Förderliche Faktoren: wahrgenommener Gewichtsverlustnutzen, Programmstruktur, Sicherheit. Barrieren: Gewichtszunahme nach Behandlung, diätetische Belastung, finanzielle Bedenken.</w:t>
       </w:r>
     </w:p>
     <w:p>
@@ -235,7 +235,7 @@
         <w:rPr>
           <w:sz w:val="19"/>
         </w:rPr>
-        <w:t>Überwiegend nicht-deutschsprachige Länder; bariatrisches Verfahren, deutsche Kassenfinanzierung nach Einzelfallprüfung.</w:t>
+        <w:t>Südkorea; kulturelle Unterschiede bei Programmannahme, klinische Struktur nicht auf Deutschland übertragbar.</w:t>
       </w:r>
     </w:p>
     <w:p>
@@ -244,7 +244,7 @@
           <w:color w:val="5A7D3A"/>
           <w:sz w:val="18"/>
         </w:rPr>
-        <w:t>https://pubmed.ncbi.nlm.nih.gov/42723208/</w:t>
+        <w:t>https://pubmed.ncbi.nlm.nih.gov/42739109/</w:t>
       </w:r>
     </w:p>
     <w:p>
@@ -252,7 +252,7 @@
         <w:pStyle w:val="Heading2"/>
       </w:pPr>
       <w:r>
-        <w:t>Diätetische Fehlernährung und Adipositas bei Kuwaiti-Jugendlichen</w:t>
+        <w:t>Zeitlich begrenzte Mahlzeiten bei Veteranen mit Querschnittlähmung und Adipositas</w:t>
       </w:r>
     </w:p>
     <w:p>
@@ -262,12 +262,12 @@
           <w:color w:val="666666"/>
           <w:sz w:val="18"/>
         </w:rPr>
-        <w:t>AlBaloul AH  ·  BMC Pediatr  ·  11.08.2026  ·  PMID 42717328</w:t>
+        <w:t>Evans C et al.  ·  Nutrients  ·  02.09.2026  ·  PMID 42739050</w:t>
       </w:r>
     </w:p>
     <w:p>
       <w:r>
-        <w:t>Schulbasierte Querschnittsstudie (375 Adoleszente, 13–17 Jahre) in Kuwait: Untersucht wurde die Einhaltung Diätetischer Referenzwerte und Assoziationen zwischen Ernährungsintake und Überernährung (BMI, Taillenumfang).</w:t>
+        <w:t>Pilottest mit 15 Veteranen mit Rückenmarksverletzung (SCI) und Adipositas; 6-wöchige Intervention mit zeitlich begrenztem Essen (≤10 h tägliches Mahlzeitenfenster).</w:t>
       </w:r>
     </w:p>
     <w:p>
@@ -278,7 +278,7 @@
         <w:t xml:space="preserve">Ergebnis: </w:t>
       </w:r>
       <w:r>
-        <w:t>44,5 % waren übergewichtig oder adipös (BMI-basiert), 34,7 % hatten erhöhten Taillenumfang. Proteinzufuhr war invers assoziiert mit erhöhtem Taillenumfang (OR 0,89), während erhöhte Gesamtfett-, Kohlenhydrat- und Rotfleischzufuhr positiv assoziiert waren. 92,2 % Jugendliche mit übermäßiger Zuckeraufnahme, 61,7 % mit erhöhter Fettzufuhr; fast alle unterschritten Faserempfehlungen.</w:t>
+        <w:t>14 Teilnehmende beendeten Studie. Adhärenz: 83,0%, durchschn. Mahlzeitenfenster 9,2 ± 1,5 h. Akzeptabilität moderat hoch (50% planten Fortsetzung, 79% würden empfehlen). Glykämische Kontrolle verbesserte sich: 24-h-Glukose -7 ± 3 mg/dL (p=0,02), Glukose-Management-Indikator -0,2 ± 0,1% (p=0,02), Zeit im Zielbereich +3,2 ± 1,6% (p=0,02).</w:t>
       </w:r>
     </w:p>
     <w:p>
@@ -293,7 +293,7 @@
         <w:rPr>
           <w:sz w:val="19"/>
         </w:rPr>
-        <w:t>Kuwait (Mittlerer Osten); nicht deutsches System, aber vergleichbare Probleme rapidem Übergang zu westlicher Ernährung.</w:t>
+        <w:t>USA-Studie bei Spezialgruppe; Ergebnis Glykämiekontrolle ist systemabhängig, aber Machbarkeit bei Mobilitätseinschränkung relevant.</w:t>
       </w:r>
     </w:p>
     <w:p>
@@ -302,7 +302,7 @@
           <w:color w:val="5A7D3A"/>
           <w:sz w:val="18"/>
         </w:rPr>
-        <w:t>https://pubmed.ncbi.nlm.nih.gov/42717328/</w:t>
+        <w:t>https://pubmed.ncbi.nlm.nih.gov/42739050/</w:t>
       </w:r>
     </w:p>
     <w:p>
@@ -310,7 +310,7 @@
         <w:pStyle w:val="Heading2"/>
       </w:pPr>
       <w:r>
-        <w:t>Semaglutide senkt Entzündungsmarker und kardiovaskuläres Risiko bei Adipositas</w:t>
+        <w:t>Personalisierte Ernährungs- und Verhaltensintervention: Gewichtsverlust und Langzeitmaintenance</w:t>
       </w:r>
     </w:p>
     <w:p>
@@ -320,12 +320,12 @@
           <w:color w:val="666666"/>
           <w:sz w:val="18"/>
         </w:rPr>
-        <w:t>Plutzky J et al.  ·  Circulation  ·  15.09.2026  ·  PMID 42610271</w:t>
+        <w:t>Momora A et al.  ·  Nutrients  ·  27.08.2026  ·  PMID 42738986</w:t>
       </w:r>
     </w:p>
     <w:p>
       <w:r>
-        <w:t>Sekundäranalyse der SELECT-Studie (17.604 Patienten mit kardiovaskulärer Erkrankung und Übergewicht/Adipositas): Semaglutid reduzierte den Entzündungsmarker hsCRP und die Rate major adverse cardiovascular events (MACE), unabhängig vom Ausmaß der Gewichtsabnahme.</w:t>
+        <w:t>Retrospektive Analyse von 267 übergewichtigen oder adipösen Erwachsenen, die personalisierte Diät mit psychodiätetischer Unterstützung (2018–2024) erhielten; 1-Jahres-Follow-up.</w:t>
       </w:r>
     </w:p>
     <w:p>
@@ -336,7 +336,7 @@
         <w:t xml:space="preserve">Ergebnis: </w:t>
       </w:r>
       <w:r>
-        <w:t>Semaglutid reduzierte hsCRP um 37,8 % über 104 Wochen und senkten das MACE-Risiko über alle hsCRP-Subgruppen (p &lt; 0,001). hsCRP-Senkungen traten bereits nach 4–8 Wochen auf, vor größerer Gewichtsabnahme. Geringere hsCRP-Werte prognostizierten reduziertes MACE-Risiko (Entzündung als Teilmechanismus der kardiovaskulären Schutzwirkung).</w:t>
+        <w:t>Mittlerer Gewichtsverlust: 10,45 ± 7,56 kg mit signifikanten BMI- und Körperfettabnahmen. Fettfreie Masse: -1,72 ± 2,20 kg, Skelettmuskulatur: -1,11 ± 1,36 kg. Nach 1 Jahr: 23,2% behielten ≥10% Gewichtsverlust bei. Hauptproblem: Gewichtsrückgang bei 76,8% der Teilnehmenden.</w:t>
       </w:r>
     </w:p>
     <w:p>
@@ -351,7 +351,7 @@
         <w:rPr>
           <w:sz w:val="19"/>
         </w:rPr>
-        <w:t>Bevölkerungsbasierte Studie (UK Biobank); keine deutsche Kostenübernahme solcher Präparate (§ 34 SGB V).</w:t>
+        <w:t>Polen; klinische Daten aus ambulanter Versorgung, Struktur mit Ernährungsberatung vergleichbar mit Deutschland.</w:t>
       </w:r>
     </w:p>
     <w:p>
@@ -360,7 +360,7 @@
           <w:color w:val="5A7D3A"/>
           <w:sz w:val="18"/>
         </w:rPr>
-        <w:t>https://pubmed.ncbi.nlm.nih.gov/42610271/</w:t>
+        <w:t>https://pubmed.ncbi.nlm.nih.gov/42738986/</w:t>
       </w:r>
     </w:p>
     <w:p>
@@ -368,7 +368,7 @@
         <w:pStyle w:val="Heading2"/>
       </w:pPr>
       <w:r>
-        <w:t>Körperliche Aktivität und kardiovaskuläres Risiko bei metabolischem Syndrom</w:t>
+        <w:t>Körperbildwahrnehmung bei krebsbedingtem Gewichtsverlust: Geschlechtsunterschiede</w:t>
       </w:r>
     </w:p>
     <w:p>
@@ -378,12 +378,12 @@
           <w:color w:val="666666"/>
           <w:sz w:val="18"/>
         </w:rPr>
-        <w:t>An JQ et al.  ·  Front Endocrinol (Lausanne)  ·  31.07.2026  ·  PMID 42601879</w:t>
+        <w:t>Goodrose-Flores C et al.  ·  BMJ Open  ·  15.07.2026  ·  PMID 42457417</w:t>
       </w:r>
     </w:p>
     <w:p>
       <w:r>
-        <w:t>Prospektive Kohortenstudie (88.281 UK Biobank-Teilnehmer ohne kardiovaskuläre Erkrankung, Cardiovascular-Kidney-Metabolic-Stadien 0–3): Assoziationen zwischen Bewegungsdauer (leicht und moderat-intensiv) und Inzidenz kardiovaskulärer Erkrankungen zeigten stadium-spezifische Muster.</w:t>
+        <w:t>Studienprotokoll der Multicenterstudie GRACE zu Geschlechtsunterschieden in der Körperbildwahrnehmung während krebsbedingtem Gewichtsverlust in sechs Ländern.</w:t>
       </w:r>
     </w:p>
     <w:p>
@@ -394,7 +394,7 @@
         <w:t xml:space="preserve">Ergebnis: </w:t>
       </w:r>
       <w:r>
-        <w:t>Moderat-intensive körperliche Aktivität (MVPA) senkte das kardiovaskuläre Risiko in den Stadien 1 und 2 um 42 % (Stadium 1) bzw. 33 % (Stadium 2). Leichte körperliche Aktivität reduzierte Risiko am meisten in Stadium 2 (18 % Reduktion). Im Stadium 3 zeigten sich U-förmige Dosis-Wirkungs-Kurven mit optimal 300–350 min/Woche MVPA. Inflexionspunkte lagen bei 213 min/Woche MVPA und 2.357 min/Woche leichter Aktivität.</w:t>
+        <w:t>Zielrekrutierung: 600 Teilnehmende (je 50 Frauen und 50 Männer pro Land). Primärer Endpunkt: Differenz Body Image Scale (BIS)-Score zwischen Geschlechtern; 3 BIS-Punkte als klinisch bedeutsam definiert.</w:t>
       </w:r>
     </w:p>
     <w:p>
@@ -409,7 +409,7 @@
         <w:rPr>
           <w:sz w:val="19"/>
         </w:rPr>
-        <w:t>UK Biobank; accelerometer-gemessene Aktivität, europäisches Setting, direkt übertragbar.</w:t>
+        <w:t>Multinationale Studie, Ergebnisse erst bei Abschluss verfügbar; Studiendesign zeigt Methodenrelevanz für Versorgung.</w:t>
       </w:r>
     </w:p>
     <w:p>
@@ -418,65 +418,7 @@
           <w:color w:val="5A7D3A"/>
           <w:sz w:val="18"/>
         </w:rPr>
-        <w:t>https://pubmed.ncbi.nlm.nih.gov/42601879/</w:t>
-      </w:r>
-    </w:p>
-    <w:p>
-      <w:pPr>
-        <w:pStyle w:val="Heading2"/>
-      </w:pPr>
-      <w:r>
-        <w:t>Adipositasmaßnahmen in Europas und Lateinamerikas: Politiken zeigen inkonsistente Effekte</w:t>
-      </w:r>
-    </w:p>
-    <w:p>
-      <w:r>
-        <w:rPr>
-          <w:i/>
-          <w:color w:val="666666"/>
-          <w:sz w:val="18"/>
-        </w:rPr>
-        <w:t>Donini LM et al.  ·  Int J Food Sci Nutr  ·  13.07.2026  ·  PMID 42439451</w:t>
-      </w:r>
-    </w:p>
-    <w:p>
-      <w:r>
-        <w:t>Ökologische Querschnittstudie (20 europäische und lateinamerikanische Länder, 2010–2024): Untersucht wurden Änderungen in Lebensmittel- und Nährstoffkonsum sowie Adipositasprävalenz nach Einführung präventiver Maßnahmen (Steuern, Front-of-Pack-Kennzeichnung).</w:t>
-      </w:r>
-    </w:p>
-    <w:p>
-      <w:r>
-        <w:rPr>
-          <w:b/>
-        </w:rPr>
-        <w:t xml:space="preserve">Ergebnis: </w:t>
-      </w:r>
-      <w:r>
-        <w:t>Lebensmittelkonsum-Trends zeigten keine konsistente Assoziation mit Politikadoptionen. In mehreren Ländern sank der Konsum "gesunder" Lebensmittel über Zeit, während "ungesunde" Nahrungsmittel stiegen, unabhängig von Policyadoption. Trends um Politikjahr herum suggerierten Adipositasverlaufsänderungen, besonders bei Kindern und Jugendlichen, aber inkonsistent über Settings. Multifaktorielle Natur der Adipositas erklärt kontrastierende Befunde.</w:t>
-      </w:r>
-    </w:p>
-    <w:p>
-      <w:r>
-        <w:rPr>
-          <w:b/>
-          <w:sz w:val="19"/>
-        </w:rPr>
-        <w:t xml:space="preserve">Übertragbarkeit: </w:t>
-      </w:r>
-      <w:r>
-        <w:rPr>
-          <w:sz w:val="19"/>
-        </w:rPr>
-        <w:t>Europäische und lateinamerikanische Systeme mit unterschiedlicher Ausgangslage; zeigt Grenzen einzelner Verhältnisprävention.</w:t>
-      </w:r>
-    </w:p>
-    <w:p>
-      <w:r>
-        <w:rPr>
-          <w:color w:val="5A7D3A"/>
-          <w:sz w:val="18"/>
-        </w:rPr>
-        <w:t>https://pubmed.ncbi.nlm.nih.gov/42439451/</w:t>
+        <w:t>https://pubmed.ncbi.nlm.nih.gov/42457417/</w:t>
       </w:r>
     </w:p>
     <w:sectPr>

--- a/download/studien-aktuell.docx
+++ b/download/studien-aktuell.docx
@@ -62,7 +62,7 @@
           <w:color w:val="666666"/>
           <w:sz w:val="18"/>
         </w:rPr>
-        <w:t>Stand: 16.09.2026  |  6 Studien  |  adipositas.m-vf.de</w:t>
+        <w:t>Stand: 17.09.2026  |  7 Studien  |  adipositas.m-vf.de</w:t>
       </w:r>
     </w:p>
     <w:p>
@@ -70,7 +70,7 @@
         <w:pStyle w:val="Heading1"/>
       </w:pPr>
       <w:r>
-        <w:t>Aufgenommen am 16.09.2026</w:t>
+        <w:t>Aufgenommen am 17.09.2026</w:t>
       </w:r>
     </w:p>
     <w:p>
@@ -78,7 +78,7 @@
         <w:pStyle w:val="Heading2"/>
       </w:pPr>
       <w:r>
-        <w:t>Gewichtsmanagement bei Männern mit Mehrfacherkrankungen: Geschlechtsunterschiede in Therapieergebnissen</w:t>
+        <w:t>Wiederholte Lebensstilintervention: Marginal bessere Gewichtsabnahme in Kontemplationsphase</w:t>
       </w:r>
     </w:p>
     <w:p>
@@ -88,12 +88,12 @@
           <w:color w:val="666666"/>
           <w:sz w:val="18"/>
         </w:rPr>
-        <w:t>Macaulay L et al.  ·  BMJ Open  ·  15.09.2026  ·  PMID 42744369</w:t>
+        <w:t>Yoshida H et al.  ·  Environ Health Prev Med  ·  2026  ·  PMID 42749615</w:t>
       </w:r>
     </w:p>
     <w:p>
       <w:r>
-        <w:t>Randomisierte Studie zu Gewichtsmanagement-Intervention mit Textnachrichten und finanziellen Anreizen bei 585 Männern mit Adipositas in drei britischen Zentren; 40% hatten Mehrfacherkrankungen.</w:t>
+        <w:t>Längsbeobachtungsstudie mit modifizierter Poisson-Regression an 2325 japanischen Männern (40–65 Jahre) aus Gesundheits-Screening-System 2018–2020: Vergleich wiederholter vs. einmaliger Spezifischer Gesundheitsberatung (SHG) auf Gewichtsabnahme ≥3%.</w:t>
       </w:r>
     </w:p>
     <w:p>
@@ -104,7 +104,7 @@
         <w:t xml:space="preserve">Ergebnis: </w:t>
       </w:r>
       <w:r>
-        <w:t>Retentionsquote nach 12 Monaten: 76% bei Männern mit Behinderung, 75% ohne Erkrankungen, 65% mit Diabetes. Stigmaerlebnis, Wohlbefinden und Lebensqualität verbesserten sich in der Interventionsgruppe oder blieben gleich. Hospitalisierungen und eingeschränkte Mobilität waren demotivierend für Gewichtsverlust.</w:t>
+        <w:t>Wiederholte Gruppe (n=952) vs. Einzelintervention (n=1373): 16,0% vs. 13,5% erreichten ≥3% Gewichtsverlust (RR=1,18, 95% KI 0,97–1,44, nicht signifikant). Subgruppenanalyse Kontemplationsphase: 19,7% vs. 13,7% (RR=1,47, 95% KI 1,04–2,08), signifikant. Keine signifikante Gesamtassoziation.</w:t>
       </w:r>
     </w:p>
     <w:p>
@@ -119,7 +119,7 @@
         <w:rPr>
           <w:sz w:val="19"/>
         </w:rPr>
-        <w:t>UK-Studie, aber Versorgungsstrukturen vergleichbar mit Deutschland, deutsche Gesundheitsdatenbasis nicht erforderlich.</w:t>
+        <w:t>Japan, nationales Screening-System, zeigt Grenzen wiederholter Routine-Interventionen.</w:t>
       </w:r>
     </w:p>
     <w:p>
@@ -128,7 +128,7 @@
           <w:color w:val="5A7D3A"/>
           <w:sz w:val="18"/>
         </w:rPr>
-        <w:t>https://pubmed.ncbi.nlm.nih.gov/42744369/</w:t>
+        <w:t>https://pubmed.ncbi.nlm.nih.gov/42749615/</w:t>
       </w:r>
     </w:p>
     <w:p>
@@ -136,7 +136,7 @@
         <w:pStyle w:val="Heading2"/>
       </w:pPr>
       <w:r>
-        <w:t>Digitale Ernährungsplattform mit Fachberatung: Gewichtsverlust und Engagement</w:t>
+        <w:t>Sozioökonomische Verletzlichkeit treibt Adipositas bei Kindern über Ernährung</w:t>
       </w:r>
     </w:p>
     <w:p>
@@ -146,12 +146,12 @@
           <w:color w:val="666666"/>
           <w:sz w:val="18"/>
         </w:rPr>
-        <w:t>Goddard FGB et al.  ·  JMIR Mhealth Uhealth  ·  15.09.2026  ·  PMID 42743588</w:t>
+        <w:t>Mahmood L et al.  ·  Eur J Pediatr  ·  16.09.2026  ·  PMID 42747589</w:t>
       </w:r>
     </w:p>
     <w:p>
       <w:r>
-        <w:t>Retrospektive Kohorte von 10.288 aktiven Nutzern einer arbeitgeberfinanzierten digitalen Ernährungsplattform mit Fachberatung durch Ernährungsfachkräfte; median 6 Monate Verfolgung.</w:t>
+        <w:t>Längsschnittstudie an 1796 Kindern aus 6 europäischen Ländern zum zeitlichen Zusammenhang zwischen sozioökonomischer Verletzlichkeit, Ernährungsqualität und BMI-Veränderung über 2 Jahre.</w:t>
       </w:r>
     </w:p>
     <w:p>
@@ -162,7 +162,7 @@
         <w:t xml:space="preserve">Ergebnis: </w:t>
       </w:r>
       <w:r>
-        <w:t>Nach 3 Monaten: 2,0 kg Gewichtsverlust (2,4% Ausgangsgewicht), nach 6 Monaten: 2,3 kg (2,8%). Höhere Programmbegeisterung assoziiert mit mehr Gewichtsverlust; mindestens eine Fachberatung alle 2 Monate zeigte stärkste Assoziation: +0,8 kg zusätzlicher Gewichtsverlust nach 3 Monaten.</w:t>
+        <w:t>Höhere sozioökonomische Verletzlichkeit sagte schlechtere Ernährungsmuster voraus (weniger Fleisch β=–0,100, weniger Obst/Gemüse β=–0,119, mehr salzige Snacks β=0,129, p&lt;0,001). Diese Ernährungsunterschiede trugen zu Übergewichtsrisiko bei. Fleischkonsum moderierte die Vulnerabilität-BMI-Assoziation (p&lt;0,05).</w:t>
       </w:r>
     </w:p>
     <w:p>
@@ -177,7 +177,7 @@
         <w:rPr>
           <w:sz w:val="19"/>
         </w:rPr>
-        <w:t>Portugiesische Plattformdaten; digitale Interventionen mit Fachberatung sind übertragbar auf strukturierte deutsche Versorgung.</w:t>
+        <w:t>Europäische Studie, 6 Länder, dokumentiert Ungleichheitsmechanismus.</w:t>
       </w:r>
     </w:p>
     <w:p>
@@ -186,7 +186,7 @@
           <w:color w:val="5A7D3A"/>
           <w:sz w:val="18"/>
         </w:rPr>
-        <w:t>https://pubmed.ncbi.nlm.nih.gov/42743588/</w:t>
+        <w:t>https://pubmed.ncbi.nlm.nih.gov/42747589/</w:t>
       </w:r>
     </w:p>
     <w:p>
@@ -194,7 +194,7 @@
         <w:pStyle w:val="Heading2"/>
       </w:pPr>
       <w:r>
-        <w:t>Akzeptabilität eines koreanischen Kräuterprogramms bei Adipositas: Zielgruppe mit Erfolg</w:t>
+        <w:t>Probiotika mit Omega-3 senken Inflammationsmarker bei Adipositas am stärksten</w:t>
       </w:r>
     </w:p>
     <w:p>
@@ -204,12 +204,12 @@
           <w:color w:val="666666"/>
           <w:sz w:val="18"/>
         </w:rPr>
-        <w:t>Pandey A et al.  ·  Nutrients  ·  07.09.2026  ·  PMID 42739109</w:t>
+        <w:t>Chen Z et al.  ·  Nutrients  ·  07.09.2026  ·  PMID 42739108</w:t>
       </w:r>
     </w:p>
     <w:p>
       <w:r>
-        <w:t>Retrospektive Analyse von 3798 Adipositaspatienten (BMI ≥30 kg/m²) an einer koreanischen Privatklinik; 37 erreichten ≥10% Gewichtsverlust und BMI ≤23 kg/m², davon 16 beantworteten Zufriedenheitsfragen.</w:t>
+        <w:t>Systematische Übersicht und Netzwerk-Metaanalyse von 60 RCTs zu 14 Supplementierungsstrategien und Effekten auf Inflammationsmarker bei Übergewicht/Adipositas.</w:t>
       </w:r>
     </w:p>
     <w:p>
@@ -220,7 +220,7 @@
         <w:t xml:space="preserve">Ergebnis: </w:t>
       </w:r>
       <w:r>
-        <w:t>Mittlere BMI-Abnahme: -8,9 kg/m² (Spannweite -9,6 bis -7,7). Zufriedenheitsratings hoch. Häufige unerwünschte Ereignisse: Verstopfung, Übelkeit, Schwindel. Förderliche Faktoren: wahrgenommener Gewichtsverlustnutzen, Programmstruktur, Sicherheit. Barrieren: Gewichtszunahme nach Behandlung, diätetische Belastung, finanzielle Bedenken.</w:t>
+        <w:t>Grüntee-Extrakt senkte IL-6 (MD=–2,57, 95% KI [–3,99, –1,15]). Synbiotika reduzierten TNF-α stärksten (MD=–12,25, [–16,7, –7,8]). Probiotika+Omega-3, Synbiotika, Zink und Curcumin senkten alle CRP. Synbiotika erhöhten Adiponektin (MD=15,37, [12,13, 18,61]). Kein Supplement senkte Leptin signifikant. Effekte hingen von Alter, Trainings-Co-Intervention und Geschlechtsverteilung ab.</w:t>
       </w:r>
     </w:p>
     <w:p>
@@ -235,7 +235,7 @@
         <w:rPr>
           <w:sz w:val="19"/>
         </w:rPr>
-        <w:t>Südkorea; kulturelle Unterschiede bei Programmannahme, klinische Struktur nicht auf Deutschland übertragbar.</w:t>
+        <w:t>Globale Evidenz, zeigt mögliche unterstützende Maßnahmen, aber begrenzte individuelle Supplement-Wirkung.</w:t>
       </w:r>
     </w:p>
     <w:p>
@@ -244,7 +244,7 @@
           <w:color w:val="5A7D3A"/>
           <w:sz w:val="18"/>
         </w:rPr>
-        <w:t>https://pubmed.ncbi.nlm.nih.gov/42739109/</w:t>
+        <w:t>https://pubmed.ncbi.nlm.nih.gov/42739108/</w:t>
       </w:r>
     </w:p>
     <w:p>
@@ -252,7 +252,7 @@
         <w:pStyle w:val="Heading2"/>
       </w:pPr>
       <w:r>
-        <w:t>Zeitlich begrenzte Mahlzeiten bei Veteranen mit Querschnittlähmung und Adipositas</w:t>
+        <w:t>Südkoreas Adipositasgesetze: Mangelnde Finanzinstrumente bei regulatorischem Fokus</w:t>
       </w:r>
     </w:p>
     <w:p>
@@ -262,12 +262,12 @@
           <w:color w:val="666666"/>
           <w:sz w:val="18"/>
         </w:rPr>
-        <w:t>Evans C et al.  ·  Nutrients  ·  02.09.2026  ·  PMID 42739050</w:t>
+        <w:t>Lee Y et al.  ·  Nutrients  ·  31.08.2026  ·  PMID 42739020</w:t>
       </w:r>
     </w:p>
     <w:p>
       <w:r>
-        <w:t>Pilottest mit 15 Veteranen mit Rückenmarksverletzung (SCI) und Adipositas; 6-wöchige Intervention mit zeitlich begrenztem Essen (≤10 h tägliches Mahlzeitenfenster).</w:t>
+        <w:t>Retrospektive Politikanalyse von 53 adipositasbezogenen Gesetzesentwürfen in Südkorea 2006–2024; Analyse von legislativen Trends und Einflussfaktoren.</w:t>
       </w:r>
     </w:p>
     <w:p>
@@ -278,7 +278,7 @@
         <w:t xml:space="preserve">Ergebnis: </w:t>
       </w:r>
       <w:r>
-        <w:t>14 Teilnehmende beendeten Studie. Adhärenz: 83,0%, durchschn. Mahlzeitenfenster 9,2 ± 1,5 h. Akzeptabilität moderat hoch (50% planten Fortsetzung, 79% würden empfehlen). Glykämische Kontrolle verbesserte sich: 24-h-Glukose -7 ± 3 mg/dL (p=0,02), Glukose-Management-Indikator -0,2 ± 0,1% (p=0,02), Zeit im Zielbereich +3,2 ± 1,6% (p=0,02).</w:t>
+        <w:t>16 Gesetzesentwürfe (30,2%) wurden verabschiedet oder in Alternativen integriert. Regulatorische Instrumente dominierten, gefolgt von Bildungs- und institutionellen Mitteln; fiskalische Maßnahmen waren selten. Legislative Aktivität clusterte 2013 und 2017–2019. Kindfokus und institutionelle Machbarkeit waren Erfolgsfaktoren, fiskalische und Strukturvorschläge scheiterten häufiger.</w:t>
       </w:r>
     </w:p>
     <w:p>
@@ -293,7 +293,7 @@
         <w:rPr>
           <w:sz w:val="19"/>
         </w:rPr>
-        <w:t>USA-Studie bei Spezialgruppe; Ergebnis Glykämiekontrolle ist systemabhängig, aber Machbarkeit bei Mobilitätseinschränkung relevant.</w:t>
+        <w:t>Südkorea, zeigt Lücken in Prävention durch Steuer und Strukturreformen auf.</w:t>
       </w:r>
     </w:p>
     <w:p>
@@ -302,7 +302,7 @@
           <w:color w:val="5A7D3A"/>
           <w:sz w:val="18"/>
         </w:rPr>
-        <w:t>https://pubmed.ncbi.nlm.nih.gov/42739050/</w:t>
+        <w:t>https://pubmed.ncbi.nlm.nih.gov/42739020/</w:t>
       </w:r>
     </w:p>
     <w:p>
@@ -310,7 +310,7 @@
         <w:pStyle w:val="Heading2"/>
       </w:pPr>
       <w:r>
-        <w:t>Personalisierte Ernährungs- und Verhaltensintervention: Gewichtsverlust und Langzeitmaintenance</w:t>
+        <w:t>Proteinreiches Sojagetränk: Langfristiger Nutzen für Körperzusammensetzung bei Frauen</w:t>
       </w:r>
     </w:p>
     <w:p>
@@ -320,12 +320,12 @@
           <w:color w:val="666666"/>
           <w:sz w:val="18"/>
         </w:rPr>
-        <w:t>Momora A et al.  ·  Nutrients  ·  27.08.2026  ·  PMID 42738986</w:t>
+        <w:t>Berg A et al.  ·  Nutrients  ·  27.08.2026  ·  PMID 42738981</w:t>
       </w:r>
     </w:p>
     <w:p>
       <w:r>
-        <w:t>Retrospektive Analyse von 267 übergewichtigen oder adipösen Erwachsenen, die personalisierte Diät mit psychodiätetischer Unterstützung (2018–2024) erhielten; 1-Jahres-Follow-up.</w:t>
+        <w:t>Sekundäranalyse der multizentrischen ACOORH-RCT: 64 Frauen mit Übergewicht erhielten 26 Wochen lang entweder Lebensstiländerung allein oder kombiniert mit proteinreichem Soja-Joghurt-Honig-Mahlzeitenersatz; Nachverfolgung über 52 Wochen.</w:t>
       </w:r>
     </w:p>
     <w:p>
@@ -336,7 +336,7 @@
         <w:t xml:space="preserve">Ergebnis: </w:t>
       </w:r>
       <w:r>
-        <w:t>Mittlerer Gewichtsverlust: 10,45 ± 7,56 kg mit signifikanten BMI- und Körperfettabnahmen. Fettfreie Masse: -1,72 ± 2,20 kg, Skelettmuskulatur: -1,11 ± 1,36 kg. Nach 1 Jahr: 23,2% behielten ≥10% Gewichtsverlust bei. Hauptproblem: Gewichtsrückgang bei 76,8% der Teilnehmenden.</w:t>
+        <w:t>Beide Gruppen reduzierten Energieaufnahme in Woche 12. Interventionsgruppe erhöhte gewichtsadjustierte Proteinaufnahme (+0,22±0,29 g/kg/d; p=0,004) und behielt diese über 52 Wochen (p&lt;0,001). ANCOVA: signifikant bessere Verbesserung BMI (p=0,04) und Fettmasse (p=0,03). Woche 52: höhere Proteinaufnahme assoziiert mit niedrigerem BMI (r=–0,253, p=0,04) und Fettmasse (r=–0,321, p=0,01), höherer Muskelkraft (r=0,292, p=0,02).</w:t>
       </w:r>
     </w:p>
     <w:p>
@@ -351,7 +351,7 @@
         <w:rPr>
           <w:sz w:val="19"/>
         </w:rPr>
-        <w:t>Polen; klinische Daten aus ambulanter Versorgung, Struktur mit Ernährungsberatung vergleichbar mit Deutschland.</w:t>
+        <w:t>Deutschland, multizentrisch, zeigt anhaltende Verhaltensänderung nach Intervention.</w:t>
       </w:r>
     </w:p>
     <w:p>
@@ -360,7 +360,7 @@
           <w:color w:val="5A7D3A"/>
           <w:sz w:val="18"/>
         </w:rPr>
-        <w:t>https://pubmed.ncbi.nlm.nih.gov/42738986/</w:t>
+        <w:t>https://pubmed.ncbi.nlm.nih.gov/42738981/</w:t>
       </w:r>
     </w:p>
     <w:p>
@@ -368,7 +368,7 @@
         <w:pStyle w:val="Heading2"/>
       </w:pPr>
       <w:r>
-        <w:t>Körperbildwahrnehmung bei krebsbedingtem Gewichtsverlust: Geschlechtsunterschiede</w:t>
+        <w:t>Digitales Adipositasprogramm funktioniert über kulturelle Grenzen: Abu Dhabi und Stockholm</w:t>
       </w:r>
     </w:p>
     <w:p>
@@ -378,12 +378,12 @@
           <w:color w:val="666666"/>
           <w:sz w:val="18"/>
         </w:rPr>
-        <w:t>Goodrose-Flores C et al.  ·  BMJ Open  ·  15.07.2026  ·  PMID 42457417</w:t>
+        <w:t>Lindberg L et al.  ·  BMC Pediatr  ·  10.09.2026  ·  PMID 42736550</w:t>
       </w:r>
     </w:p>
     <w:p>
       <w:r>
-        <w:t>Studienprotokoll der Multicenterstudie GRACE zu Geschlechtsunterschieden in der Körperbildwahrnehmung während krebsbedingtem Gewichtsverlust in sechs Ländern.</w:t>
+        <w:t>Nicht-Inferioritätsstudie mit externem historischem Vergleich: 60 Kinder (6–15,9 Jahre) mit Adipositas in Abu Dhabi erhielten Evira (Digi-Physical-Tool); Vergleich mit 107 Stockholmer Kindern aus Vorläuferstudie, primäres Outcome BMI-z-Score-Veränderung bei 26 Wochen.</w:t>
       </w:r>
     </w:p>
     <w:p>
@@ -394,7 +394,7 @@
         <w:t xml:space="preserve">Ergebnis: </w:t>
       </w:r>
       <w:r>
-        <w:t>Zielrekrutierung: 600 Teilnehmende (je 50 Frauen und 50 Männer pro Land). Primärer Endpunkt: Differenz Body Image Scale (BIS)-Score zwischen Geschlechtern; 3 BIS-Punkte als klinisch bedeutsam definiert.</w:t>
+        <w:t>Abu Dhabi: –0,20 z-Score (95% KI –0,28 bis –0,12); Stockholm: –0,20 z-Score (–0,26 bis –0,14); p=0,88. Nicht-Inferioritätsmargin 0,10 nicht überschritten. 45,7% Abu Dhabi vs. 36,4% Stockholm erreichten klinisch signifikante Reduktion (≥0,20 Einheiten). Abbruchquoten 41,7% vs. 28,0% (p=0,07).</w:t>
       </w:r>
     </w:p>
     <w:p>
@@ -409,7 +409,7 @@
         <w:rPr>
           <w:sz w:val="19"/>
         </w:rPr>
-        <w:t>Multinationale Studie, Ergebnisse erst bei Abschluss verfügbar; Studiendesign zeigt Methodenrelevanz für Versorgung.</w:t>
+        <w:t>Skandinavien-Anwendungsstudie, zeigt Übertragbarkeit strukturierter Versorgung.</w:t>
       </w:r>
     </w:p>
     <w:p>
@@ -418,7 +418,65 @@
           <w:color w:val="5A7D3A"/>
           <w:sz w:val="18"/>
         </w:rPr>
-        <w:t>https://pubmed.ncbi.nlm.nih.gov/42457417/</w:t>
+        <w:t>https://pubmed.ncbi.nlm.nih.gov/42736550/</w:t>
+      </w:r>
+    </w:p>
+    <w:p>
+      <w:pPr>
+        <w:pStyle w:val="Heading2"/>
+      </w:pPr>
+      <w:r>
+        <w:t>Gestationsgewicht und Stoffwechsel beeinflussen Geburtsgewicht bei maternaler Adipositas</w:t>
+      </w:r>
+    </w:p>
+    <w:p>
+      <w:r>
+        <w:rPr>
+          <w:i/>
+          <w:color w:val="666666"/>
+          <w:sz w:val="18"/>
+        </w:rPr>
+        <w:t>Bonnichsen ML et al.  ·  Acta Obstet Gynecol Scand  ·  12.08.2026  ·  PMID 42583737</w:t>
+      </w:r>
+    </w:p>
+    <w:p>
+      <w:r>
+        <w:t>Prospektive Kohortenstudie von 163 schwangeren Frauen mit Prägestations-BMI≥35 zur Assoziation von Gestationsgewichtszunahme und HbA1c mit fötalem Wachstum und Geburtsgewicht.</w:t>
+      </w:r>
+    </w:p>
+    <w:p>
+      <w:r>
+        <w:rPr>
+          <w:b/>
+        </w:rPr>
+        <w:t xml:space="preserve">Ergebnis: </w:t>
+      </w:r>
+      <w:r>
+        <w:t>Durchschnittliches Geburtsgewicht normal (z-Score 0,117), aber 18,4% LGA und 12,9% SGA. In multivariater Analyse: wöchentliche Gewichtszunahme ab Woche 36 positiv assoziiert mit Geburtsgewicht (z-Score), HbA1c positiv assoziiert. Ein Drittel bekam GDM, ein Drittel davon brauchte medikamentöse Therapie.</w:t>
+      </w:r>
+    </w:p>
+    <w:p>
+      <w:r>
+        <w:rPr>
+          <w:b/>
+          <w:sz w:val="19"/>
+        </w:rPr>
+        <w:t xml:space="preserve">Übertragbarkeit: </w:t>
+      </w:r>
+      <w:r>
+        <w:rPr>
+          <w:sz w:val="19"/>
+        </w:rPr>
+        <w:t>Norwegische Klinikdaten, vergleichbares Gesundheitssystem, zeigt Bedeutung der Gewichtsmonitoring in der Schwangerschaft.</w:t>
+      </w:r>
+    </w:p>
+    <w:p>
+      <w:r>
+        <w:rPr>
+          <w:color w:val="5A7D3A"/>
+          <w:sz w:val="18"/>
+        </w:rPr>
+        <w:t>https://pubmed.ncbi.nlm.nih.gov/42583737/</w:t>
       </w:r>
     </w:p>
     <w:sectPr>

--- a/download/studien-aktuell.docx
+++ b/download/studien-aktuell.docx
@@ -62,7 +62,7 @@
           <w:color w:val="666666"/>
           <w:sz w:val="18"/>
         </w:rPr>
-        <w:t>Stand: 17.09.2026  |  7 Studien  |  adipositas.m-vf.de</w:t>
+        <w:t>Stand: 18.09.2026  |  6 Studien  |  adipositas.m-vf.de</w:t>
       </w:r>
     </w:p>
     <w:p>
@@ -70,7 +70,7 @@
         <w:pStyle w:val="Heading1"/>
       </w:pPr>
       <w:r>
-        <w:t>Aufgenommen am 17.09.2026</w:t>
+        <w:t>Aufgenommen am 18.09.2026</w:t>
       </w:r>
     </w:p>
     <w:p>
@@ -78,7 +78,7 @@
         <w:pStyle w:val="Heading2"/>
       </w:pPr>
       <w:r>
-        <w:t>Wiederholte Lebensstilintervention: Marginal bessere Gewichtsabnahme in Kontemplationsphase</w:t>
+        <w:t>Obesitäts-Hypoventilationssyndrom auf Intensivstation: 3 % der adipösen Patienten nicht erkannt</w:t>
       </w:r>
     </w:p>
     <w:p>
@@ -88,12 +88,12 @@
           <w:color w:val="666666"/>
           <w:sz w:val="18"/>
         </w:rPr>
-        <w:t>Yoshida H et al.  ·  Environ Health Prev Med  ·  2026  ·  PMID 42749615</w:t>
+        <w:t>Lee KJ et al.  ·  Korean J Intern Med  ·  01.09.2026  ·  PMID 42754525</w:t>
       </w:r>
     </w:p>
     <w:p>
       <w:r>
-        <w:t>Längsbeobachtungsstudie mit modifizierter Poisson-Regression an 2325 japanischen Männern (40–65 Jahre) aus Gesundheits-Screening-System 2018–2020: Vergleich wiederholter vs. einmaliger Spezifischer Gesundheitsberatung (SHG) auf Gewichtsabnahme ≥3%.</w:t>
+        <w:t>Retrospektive Kohortenstudie bei 3.660 MICU-Patienten (531 adipös, BMI≥27) in Seoul (2016–2023) zum Anteil und Erkennungsrate des wahrscheinlichen Obesitäts-Hypoventilationssyndroms.</w:t>
       </w:r>
     </w:p>
     <w:p>
@@ -104,7 +104,7 @@
         <w:t xml:space="preserve">Ergebnis: </w:t>
       </w:r>
       <w:r>
-        <w:t>Wiederholte Gruppe (n=952) vs. Einzelintervention (n=1373): 16,0% vs. 13,5% erreichten ≥3% Gewichtsverlust (RR=1,18, 95% KI 0,97–1,44, nicht signifikant). Subgruppenanalyse Kontemplationsphase: 19,7% vs. 13,7% (RR=1,47, 95% KI 1,04–2,08), signifikant. Keine signifikante Gesamtassoziation.</w:t>
+        <w:t>Wahrscheinliches OHS in 0,4 % aller MICU-Patienten (3,0 % adipös, 6,5 % bei BMI≥30). Längere Krankenhausverweildauer trotz niedrigerer Aufnahmeschwere. Mortalität nach IPTW-Anpassung nicht signifikant unterschiedlich. Unterdiagnose zeigt Erkennungslücke.</w:t>
       </w:r>
     </w:p>
     <w:p>
@@ -119,7 +119,7 @@
         <w:rPr>
           <w:sz w:val="19"/>
         </w:rPr>
-        <w:t>Japan, nationales Screening-System, zeigt Grenzen wiederholter Routine-Interventionen.</w:t>
+        <w:t>Südkorea, Universitätsklinikum; kritische Pflege, vergleichbare diagnostische Standards</w:t>
       </w:r>
     </w:p>
     <w:p>
@@ -128,7 +128,7 @@
           <w:color w:val="5A7D3A"/>
           <w:sz w:val="18"/>
         </w:rPr>
-        <w:t>https://pubmed.ncbi.nlm.nih.gov/42749615/</w:t>
+        <w:t>https://pubmed.ncbi.nlm.nih.gov/42754525/</w:t>
       </w:r>
     </w:p>
     <w:p>
@@ -136,7 +136,7 @@
         <w:pStyle w:val="Heading2"/>
       </w:pPr>
       <w:r>
-        <w:t>Sozioökonomische Verletzlichkeit treibt Adipositas bei Kindern über Ernährung</w:t>
+        <w:t>Semaglutid bei antipsychotika-assoziierter Adipositas in Jugendlichen: Machbarkeitsstudie</w:t>
       </w:r>
     </w:p>
     <w:p>
@@ -146,12 +146,12 @@
           <w:color w:val="666666"/>
           <w:sz w:val="18"/>
         </w:rPr>
-        <w:t>Mahmood L et al.  ·  Eur J Pediatr  ·  16.09.2026  ·  PMID 42747589</w:t>
+        <w:t>Giraldi LV et al.  ·  BMJ Open  ·  17.09.2026  ·  PMID 42754274</w:t>
       </w:r>
     </w:p>
     <w:p>
       <w:r>
-        <w:t>Längsschnittstudie an 1796 Kindern aus 6 europäischen Ländern zum zeitlichen Zusammenhang zwischen sozioökonomischer Verletzlichkeit, Ernährungsqualität und BMI-Veränderung über 2 Jahre.</w:t>
+        <w:t>Open-label Machbarkeitsstudie an 34 Jugendlichen (12–18 Jahre) mit antipsychotika-bedingter Adipositas in Kopenhagen (36 Wochen Semaglutid bis 2,4 mg/Woche plus Standardversorgung).</w:t>
       </w:r>
     </w:p>
     <w:p>
@@ -162,7 +162,7 @@
         <w:t xml:space="preserve">Ergebnis: </w:t>
       </w:r>
       <w:r>
-        <w:t>Höhere sozioökonomische Verletzlichkeit sagte schlechtere Ernährungsmuster voraus (weniger Fleisch β=–0,100, weniger Obst/Gemüse β=–0,119, mehr salzige Snacks β=0,129, p&lt;0,001). Diese Ernährungsunterschiede trugen zu Übergewichtsrisiko bei. Fleischkonsum moderierte die Vulnerabilität-BMI-Assoziation (p&lt;0,05).</w:t>
+        <w:t>Primäre Zielgröße: Komplettierungsrate der Studie. Sekundär: BMI-SD-Score, Körperzusammensetzung, metabolische und psychiatrische Parameter. Ergebnisse nicht im Abstract genannt, da Machbarkeitsstudie mit anschließender Observationsphase (18 Monate).</w:t>
       </w:r>
     </w:p>
     <w:p>
@@ -177,7 +177,7 @@
         <w:rPr>
           <w:sz w:val="19"/>
         </w:rPr>
-        <w:t>Europäische Studie, 6 Länder, dokumentiert Ungleichheitsmechanismus.</w:t>
+        <w:t>Dänemark, vergleichbare Sozialversicherung; GLP-1RA als Adipositas-Arzneimittel unter §34 SGB V nicht erstattet</w:t>
       </w:r>
     </w:p>
     <w:p>
@@ -186,7 +186,7 @@
           <w:color w:val="5A7D3A"/>
           <w:sz w:val="18"/>
         </w:rPr>
-        <w:t>https://pubmed.ncbi.nlm.nih.gov/42747589/</w:t>
+        <w:t>https://pubmed.ncbi.nlm.nih.gov/42754274/</w:t>
       </w:r>
     </w:p>
     <w:p>
@@ -194,7 +194,7 @@
         <w:pStyle w:val="Heading2"/>
       </w:pPr>
       <w:r>
-        <w:t>Probiotika mit Omega-3 senken Inflammationsmarker bei Adipositas am stärksten</w:t>
+        <w:t>Bluttesttrends besser als Einzelwert zur Krebserkennung bei unerwartetem Gewichtsverlust</w:t>
       </w:r>
     </w:p>
     <w:p>
@@ -204,12 +204,12 @@
           <w:color w:val="666666"/>
           <w:sz w:val="18"/>
         </w:rPr>
-        <w:t>Chen Z et al.  ·  Nutrients  ·  07.09.2026  ·  PMID 42739108</w:t>
+        <w:t>Nicholson BD et al.  ·  PLoS Med  ·  17.09.2026  ·  PMID 42752402</w:t>
       </w:r>
     </w:p>
     <w:p>
       <w:r>
-        <w:t>Systematische Übersicht und Netzwerk-Metaanalyse von 60 RCTs zu 14 Supplementierungsstrategien und Effekten auf Inflammationsmarker bei Übergewicht/Adipositas.</w:t>
+        <w:t>Retrospektive Kohortenstudie an 275.205 Patienten mit unerwartetem Gewichtsverlust in englischer Primärversorgung (2000–2018) zum Vergleich des Diskriminationsvermögens von Bluttesttrends vs. Einzelwert-Abnormitäten für Krebsdiagnose.</w:t>
       </w:r>
     </w:p>
     <w:p>
@@ -220,7 +220,7 @@
         <w:t xml:space="preserve">Ergebnis: </w:t>
       </w:r>
       <w:r>
-        <w:t>Grüntee-Extrakt senkte IL-6 (MD=–2,57, 95% KI [–3,99, –1,15]). Synbiotika reduzierten TNF-α stärksten (MD=–12,25, [–16,7, –7,8]). Probiotika+Omega-3, Synbiotika, Zink und Curcumin senkten alle CRP. Synbiotika erhöhten Adiponektin (MD=15,37, [12,13, 18,61]). Kein Supplement senkte Leptin signifikant. Effekte hingen von Alter, Trainings-Co-Intervention und Geschlechtsverteilung ab.</w:t>
+        <w:t>Unter 13.798 Krebsfällen (5,0 %): Bluttesttrends nach Alters- und Geschlechtsanpassung stärker diskriminativ als Einzelwerte (höchste AUC 0,82 [0,81–0,83]). 26 Trends für Gesamtkrebs, mittleres Zellvolumen für Darm/Lymphom, WBC/Neutrophile für Lungenkrebs, multiple Parameter für Prostatakarzinom bessere Vorhersage.</w:t>
       </w:r>
     </w:p>
     <w:p>
@@ -235,7 +235,7 @@
         <w:rPr>
           <w:sz w:val="19"/>
         </w:rPr>
-        <w:t>Globale Evidenz, zeigt mögliche unterstützende Maßnahmen, aber begrenzte individuelle Supplement-Wirkung.</w:t>
+        <w:t>Englische Primärversorgung, Clinical Practice Research Datalink; System vergleichbar mit deutschen Hausarztdaten</w:t>
       </w:r>
     </w:p>
     <w:p>
@@ -244,7 +244,7 @@
           <w:color w:val="5A7D3A"/>
           <w:sz w:val="18"/>
         </w:rPr>
-        <w:t>https://pubmed.ncbi.nlm.nih.gov/42739108/</w:t>
+        <w:t>https://pubmed.ncbi.nlm.nih.gov/42752402/</w:t>
       </w:r>
     </w:p>
     <w:p>
@@ -252,7 +252,7 @@
         <w:pStyle w:val="Heading2"/>
       </w:pPr>
       <w:r>
-        <w:t>Südkoreas Adipositasgesetze: Mangelnde Finanzinstrumente bei regulatorischem Fokus</w:t>
+        <w:t>Vascular Alter als Prädiktor für metabolisches Syndrom bei spanischen Berufstätigen</w:t>
       </w:r>
     </w:p>
     <w:p>
@@ -262,12 +262,12 @@
           <w:color w:val="666666"/>
           <w:sz w:val="18"/>
         </w:rPr>
-        <w:t>Lee Y et al.  ·  Nutrients  ·  31.08.2026  ·  PMID 42739020</w:t>
+        <w:t>Montero Muñoz N et al.  ·  Endocrinol Diabetes Nutr (Engl Ed)  ·  Aug. 2026  ·  PMID 42744528</w:t>
       </w:r>
     </w:p>
     <w:p>
       <w:r>
-        <w:t>Retrospektive Politikanalyse von 53 adipositasbezogenen Gesetzesentwürfen in Südkorea 2006–2024; Analyse von legislativen Trends und Einflussfaktoren.</w:t>
+        <w:t>Querschnittsstudie an 336.450 erwerbstätigen Spaniern (2018–2022) zur Vorhersagekraft des geschätzten vaskulären Alters nach dem Framingham-Modell für die Früherkennung metabolischer Störungen.</w:t>
       </w:r>
     </w:p>
     <w:p>
@@ -278,7 +278,7 @@
         <w:t xml:space="preserve">Ergebnis: </w:t>
       </w:r>
       <w:r>
-        <w:t>16 Gesetzesentwürfe (30,2%) wurden verabschiedet oder in Alternativen integriert. Regulatorische Instrumente dominierten, gefolgt von Bildungs- und institutionellen Mitteln; fiskalische Maßnahmen waren selten. Legislative Aktivität clusterte 2013 und 2017–2019. Kindfokus und institutionelle Machbarkeit waren Erfolgsfaktoren, fiskalische und Strukturvorschläge scheiterten häufiger.</w:t>
+        <w:t>Metabolisches Syndrom stieg progressiv mit höherem vaskulären Alter; Fläche unter der Kurve &gt;0,80 (Frauen bis 0,86). Vaskuläres Alter ist ein starker unabhängiger Prädiktor für metabolische Risiken und praktisch in Arbeitsschutzprogrammen einsetzbar.</w:t>
       </w:r>
     </w:p>
     <w:p>
@@ -293,7 +293,7 @@
         <w:rPr>
           <w:sz w:val="19"/>
         </w:rPr>
-        <w:t>Südkorea, zeigt Lücken in Prävention durch Steuer und Strukturreformen auf.</w:t>
+        <w:t>Spanischer Arbeitsmedizin-Kontext, vergleichbares Sozialversicherungssystem wie Deutschland</w:t>
       </w:r>
     </w:p>
     <w:p>
@@ -302,7 +302,7 @@
           <w:color w:val="5A7D3A"/>
           <w:sz w:val="18"/>
         </w:rPr>
-        <w:t>https://pubmed.ncbi.nlm.nih.gov/42739020/</w:t>
+        <w:t>https://pubmed.ncbi.nlm.nih.gov/42744528/</w:t>
       </w:r>
     </w:p>
     <w:p>
@@ -310,7 +310,7 @@
         <w:pStyle w:val="Heading2"/>
       </w:pPr>
       <w:r>
-        <w:t>Proteinreiches Sojagetränk: Langfristiger Nutzen für Körperzusammensetzung bei Frauen</w:t>
+        <w:t>Adipositaschirurgie bei Typ-1-Diabetes: Gewichtsverlust erreicht, Glykämie unverändert</w:t>
       </w:r>
     </w:p>
     <w:p>
@@ -320,12 +320,12 @@
           <w:color w:val="666666"/>
           <w:sz w:val="18"/>
         </w:rPr>
-        <w:t>Berg A et al.  ·  Nutrients  ·  27.08.2026  ·  PMID 42738981</w:t>
+        <w:t>Mottalib A et al.  ·  Surg Obes Relat Dis  ·  14.03.2026  ·  PMID 42742506</w:t>
       </w:r>
     </w:p>
     <w:p>
       <w:r>
-        <w:t>Sekundäranalyse der multizentrischen ACOORH-RCT: 64 Frauen mit Übergewicht erhielten 26 Wochen lang entweder Lebensstiländerung allein oder kombiniert mit proteinreichem Soja-Joghurt-Honig-Mahlzeitenersatz; Nachverfolgung über 52 Wochen.</w:t>
+        <w:t>Retrospektive matched-cohort-Studie an 20 Patienten mit Typ-1-Diabetes und Adipositas nach bariatrischer Operation vs. 20 Kontrollpersonen in Standardversorgung über 3 Jahre.</w:t>
       </w:r>
     </w:p>
     <w:p>
@@ -336,7 +336,7 @@
         <w:t xml:space="preserve">Ergebnis: </w:t>
       </w:r>
       <w:r>
-        <w:t>Beide Gruppen reduzierten Energieaufnahme in Woche 12. Interventionsgruppe erhöhte gewichtsadjustierte Proteinaufnahme (+0,22±0,29 g/kg/d; p=0,004) und behielt diese über 52 Wochen (p&lt;0,001). ANCOVA: signifikant bessere Verbesserung BMI (p=0,04) und Fettmasse (p=0,03). Woche 52: höhere Proteinaufnahme assoziiert mit niedrigerem BMI (r=–0,253, p=0,04) und Fettmasse (r=–0,321, p=0,01), höherer Muskelkraft (r=0,292, p=0,02).</w:t>
+        <w:t>Chirurgie-Gruppe: Gewichtsverlust 33,5±2,6 kg (28,1 %), Kontrollgruppe Gewichtszunahme 2,6±2,8 kg (p&lt;0,0001). HbA1c unverändert in beiden Gruppen. Chirurgie-Gruppe zeigte Reduktion Insulindosis (-), Triglyceride (-), systolischer Blutdruck (-), HDL-Cholesterin (+).</w:t>
       </w:r>
     </w:p>
     <w:p>
@@ -351,7 +351,7 @@
         <w:rPr>
           <w:sz w:val="19"/>
         </w:rPr>
-        <w:t>Deutschland, multizentrisch, zeigt anhaltende Verhaltensänderung nach Intervention.</w:t>
+        <w:t>USA-Klinikdaten, begrenzte Fallzahl (n=20); Adipositaschirurgie-Genehmigung in Deutschland Einzelfallprüfung</w:t>
       </w:r>
     </w:p>
     <w:p>
@@ -360,7 +360,7 @@
           <w:color w:val="5A7D3A"/>
           <w:sz w:val="18"/>
         </w:rPr>
-        <w:t>https://pubmed.ncbi.nlm.nih.gov/42738981/</w:t>
+        <w:t>https://pubmed.ncbi.nlm.nih.gov/42742506/</w:t>
       </w:r>
     </w:p>
     <w:p>
@@ -368,7 +368,7 @@
         <w:pStyle w:val="Heading2"/>
       </w:pPr>
       <w:r>
-        <w:t>Digitales Adipositasprogramm funktioniert über kulturelle Grenzen: Abu Dhabi und Stockholm</w:t>
+        <w:t>SGLT2-Inhibitoren und GLP-1-Agonisten: Gewichtsverlust stärker bei Adipösen, Glykämieverbesserung gleich</w:t>
       </w:r>
     </w:p>
     <w:p>
@@ -378,12 +378,12 @@
           <w:color w:val="666666"/>
           <w:sz w:val="18"/>
         </w:rPr>
-        <w:t>Lindberg L et al.  ·  BMC Pediatr  ·  10.09.2026  ·  PMID 42736550</w:t>
+        <w:t>Almohammed OA et al.  ·  Front Endocrinol (Lausanne)  ·  31.08.2026  ·  PMID 42741141</w:t>
       </w:r>
     </w:p>
     <w:p>
       <w:r>
-        <w:t>Nicht-Inferioritätsstudie mit externem historischem Vergleich: 60 Kinder (6–15,9 Jahre) mit Adipositas in Abu Dhabi erhielten Evira (Digi-Physical-Tool); Vergleich mit 107 Stockholmer Kindern aus Vorläuferstudie, primäres Outcome BMI-z-Score-Veränderung bei 26 Wochen.</w:t>
+        <w:t>Multicenter-Beobachtungsstudie an 1.016 Patienten mit Typ-2-Diabetes in Saudi-Arabien zum Vergleich der Gewichts- und Glykämieveränderungen zwischen adipösen (BMI≥30) und nicht-adipösen Personen unter SGLT2i oder GLP-1RA.</w:t>
       </w:r>
     </w:p>
     <w:p>
@@ -394,7 +394,7 @@
         <w:t xml:space="preserve">Ergebnis: </w:t>
       </w:r>
       <w:r>
-        <w:t>Abu Dhabi: –0,20 z-Score (95% KI –0,28 bis –0,12); Stockholm: –0,20 z-Score (–0,26 bis –0,14); p=0,88. Nicht-Inferioritätsmargin 0,10 nicht überschritten. 45,7% Abu Dhabi vs. 36,4% Stockholm erreichten klinisch signifikante Reduktion (≥0,20 Einheiten). Abbruchquoten 41,7% vs. 28,0% (p=0,07).</w:t>
+        <w:t>Nach 12 Monaten erreichten adipöse Patienten größere absolute Gewichtsverluste und BMI-Reduktionen (p&lt;0,05). Responderrate ≥5 % Gewichtsverlust bei Adipösen: 27,2 % vs. 15,5 % bei Nicht-Adipösen in Monat 6. HbA1c-Verbesserungen waren zwischen Gruppen vergleichbar.</w:t>
       </w:r>
     </w:p>
     <w:p>
@@ -409,7 +409,7 @@
         <w:rPr>
           <w:sz w:val="19"/>
         </w:rPr>
-        <w:t>Skandinavien-Anwendungsstudie, zeigt Übertragbarkeit strukturierter Versorgung.</w:t>
+        <w:t>Saudi-Arabien, Einzelzentren-Daten; Arzneimittel-Kostenerstattung in Deutschland nicht vergleichbar (§34 SGB V)</w:t>
       </w:r>
     </w:p>
     <w:p>
@@ -418,65 +418,7 @@
           <w:color w:val="5A7D3A"/>
           <w:sz w:val="18"/>
         </w:rPr>
-        <w:t>https://pubmed.ncbi.nlm.nih.gov/42736550/</w:t>
-      </w:r>
-    </w:p>
-    <w:p>
-      <w:pPr>
-        <w:pStyle w:val="Heading2"/>
-      </w:pPr>
-      <w:r>
-        <w:t>Gestationsgewicht und Stoffwechsel beeinflussen Geburtsgewicht bei maternaler Adipositas</w:t>
-      </w:r>
-    </w:p>
-    <w:p>
-      <w:r>
-        <w:rPr>
-          <w:i/>
-          <w:color w:val="666666"/>
-          <w:sz w:val="18"/>
-        </w:rPr>
-        <w:t>Bonnichsen ML et al.  ·  Acta Obstet Gynecol Scand  ·  12.08.2026  ·  PMID 42583737</w:t>
-      </w:r>
-    </w:p>
-    <w:p>
-      <w:r>
-        <w:t>Prospektive Kohortenstudie von 163 schwangeren Frauen mit Prägestations-BMI≥35 zur Assoziation von Gestationsgewichtszunahme und HbA1c mit fötalem Wachstum und Geburtsgewicht.</w:t>
-      </w:r>
-    </w:p>
-    <w:p>
-      <w:r>
-        <w:rPr>
-          <w:b/>
-        </w:rPr>
-        <w:t xml:space="preserve">Ergebnis: </w:t>
-      </w:r>
-      <w:r>
-        <w:t>Durchschnittliches Geburtsgewicht normal (z-Score 0,117), aber 18,4% LGA und 12,9% SGA. In multivariater Analyse: wöchentliche Gewichtszunahme ab Woche 36 positiv assoziiert mit Geburtsgewicht (z-Score), HbA1c positiv assoziiert. Ein Drittel bekam GDM, ein Drittel davon brauchte medikamentöse Therapie.</w:t>
-      </w:r>
-    </w:p>
-    <w:p>
-      <w:r>
-        <w:rPr>
-          <w:b/>
-          <w:sz w:val="19"/>
-        </w:rPr>
-        <w:t xml:space="preserve">Übertragbarkeit: </w:t>
-      </w:r>
-      <w:r>
-        <w:rPr>
-          <w:sz w:val="19"/>
-        </w:rPr>
-        <w:t>Norwegische Klinikdaten, vergleichbares Gesundheitssystem, zeigt Bedeutung der Gewichtsmonitoring in der Schwangerschaft.</w:t>
-      </w:r>
-    </w:p>
-    <w:p>
-      <w:r>
-        <w:rPr>
-          <w:color w:val="5A7D3A"/>
-          <w:sz w:val="18"/>
-        </w:rPr>
-        <w:t>https://pubmed.ncbi.nlm.nih.gov/42583737/</w:t>
+        <w:t>https://pubmed.ncbi.nlm.nih.gov/42741141/</w:t>
       </w:r>
     </w:p>
     <w:sectPr>

--- a/download/studien-aktuell.docx
+++ b/download/studien-aktuell.docx
@@ -62,7 +62,7 @@
           <w:color w:val="666666"/>
           <w:sz w:val="18"/>
         </w:rPr>
-        <w:t>Stand: 18.09.2026  |  6 Studien  |  adipositas.m-vf.de</w:t>
+        <w:t>Stand: 19.09.2026  |  6 Studien  |  adipositas.m-vf.de</w:t>
       </w:r>
     </w:p>
     <w:p>
@@ -70,7 +70,7 @@
         <w:pStyle w:val="Heading1"/>
       </w:pPr>
       <w:r>
-        <w:t>Aufgenommen am 18.09.2026</w:t>
+        <w:t>Aufgenommen am 19.09.2026</w:t>
       </w:r>
     </w:p>
     <w:p>
@@ -78,7 +78,7 @@
         <w:pStyle w:val="Heading2"/>
       </w:pPr>
       <w:r>
-        <w:t>Obesitäts-Hypoventilationssyndrom auf Intensivstation: 3 % der adipösen Patienten nicht erkannt</w:t>
+        <w:t>Ernährungs- und Reproduktionsfolgefragen nach Adipositastherapie: prospektive Kohortenstudie</w:t>
       </w:r>
     </w:p>
     <w:p>
@@ -88,12 +88,12 @@
           <w:color w:val="666666"/>
           <w:sz w:val="18"/>
         </w:rPr>
-        <w:t>Lee KJ et al.  ·  Korean J Intern Med  ·  01.09.2026  ·  PMID 42754525</w:t>
+        <w:t>Schipper RM et al.  ·  BMJ Open  ·  18.09.2026  ·  PMID 42760085</w:t>
       </w:r>
     </w:p>
     <w:p>
       <w:r>
-        <w:t>Retrospektive Kohortenstudie bei 3.660 MICU-Patienten (531 adipös, BMI≥27) in Seoul (2016–2023) zum Anteil und Erkennungsrate des wahrscheinlichen Obesitäts-Hypoventilationssyndroms.</w:t>
+        <w:t>Prospektive Multizenterstudie zu Nährstoffstatus, Ernährung und Gesundheitsfolgen bei mindestens 1.150 Frauen unter chirurgischer oder medikamentöser Adipositastherapie über zehn Jahre, einschließlich integrierter Schwangerschafts- und Geburtenkohort.</w:t>
       </w:r>
     </w:p>
     <w:p>
@@ -104,7 +104,7 @@
         <w:t xml:space="preserve">Ergebnis: </w:t>
       </w:r>
       <w:r>
-        <w:t>Wahrscheinliches OHS in 0,4 % aller MICU-Patienten (3,0 % adipös, 6,5 % bei BMI≥30). Längere Krankenhausverweildauer trotz niedrigerer Aufnahmeschwere. Mortalität nach IPTW-Anpassung nicht signifikant unterschiedlich. Unterdiagnose zeigt Erkennungslücke.</w:t>
+        <w:t>Studie verfolgt präbehandlung, 3 Monate, 6 Monate und jährlich bis 10 Jahre nach Therapie. Erfasst muskuloskelettale, reproduktive, endokrine, gastrointestinale und mentale Gesundheit sowie Nährstoffstatus, Ernährung, fetale Entwicklung und Muttermilchzusammensetzung. Keine Ergebnisse verfügbar (Studienprotokoll).</w:t>
       </w:r>
     </w:p>
     <w:p>
@@ -119,7 +119,7 @@
         <w:rPr>
           <w:sz w:val="19"/>
         </w:rPr>
-        <w:t>Südkorea, Universitätsklinikum; kritische Pflege, vergleichbare diagnostische Standards</w:t>
+        <w:t>Niederlande, strukturierte Langzeitverfolgung wie in europäischen Registern.</w:t>
       </w:r>
     </w:p>
     <w:p>
@@ -128,7 +128,7 @@
           <w:color w:val="5A7D3A"/>
           <w:sz w:val="18"/>
         </w:rPr>
-        <w:t>https://pubmed.ncbi.nlm.nih.gov/42754525/</w:t>
+        <w:t>https://pubmed.ncbi.nlm.nih.gov/42760085/</w:t>
       </w:r>
     </w:p>
     <w:p>
@@ -136,7 +136,7 @@
         <w:pStyle w:val="Heading2"/>
       </w:pPr>
       <w:r>
-        <w:t>Semaglutid bei antipsychotika-assoziierter Adipositas in Jugendlichen: Machbarkeitsstudie</w:t>
+        <w:t>Semaglutid bei Prader-Willi-Syndrom: Gewichtsstabilisierung und Hyperphagiereduktion über 17 Monate</w:t>
       </w:r>
     </w:p>
     <w:p>
@@ -146,12 +146,12 @@
           <w:color w:val="666666"/>
           <w:sz w:val="18"/>
         </w:rPr>
-        <w:t>Giraldi LV et al.  ·  BMJ Open  ·  17.09.2026  ·  PMID 42754274</w:t>
+        <w:t>Ahmed S et al.  ·  Front Endocrinol (Lausanne)  ·  03.09.2026  ·  PMID 42755517</w:t>
       </w:r>
     </w:p>
     <w:p>
       <w:r>
-        <w:t>Open-label Machbarkeitsstudie an 34 Jugendlichen (12–18 Jahre) mit antipsychotika-bedingter Adipositas in Kopenhagen (36 Wochen Semaglutid bis 2,4 mg/Woche plus Standardversorgung).</w:t>
+        <w:t>Retrospektive offene Beobachtungskohort von 12 Erwachsenen mit PWS und Übergewicht/Adipositas unter Semaglutid-Behandlung (Median 17,2 Monate, Dosis bis 2,4 mg wöchentlich).</w:t>
       </w:r>
     </w:p>
     <w:p>
@@ -162,7 +162,7 @@
         <w:t xml:space="preserve">Ergebnis: </w:t>
       </w:r>
       <w:r>
-        <w:t>Primäre Zielgröße: Komplettierungsrate der Studie. Sekundär: BMI-SD-Score, Körperzusammensetzung, metabolische und psychiatrische Parameter. Ergebnisse nicht im Abstract genannt, da Machbarkeitsstudie mit anschließender Observationsphase (18 Monate).</w:t>
+        <w:t>Kein signifikanter Gesamtgewichtsverlust, aber Stabilisierung: Post –3,1±9,9% versus Pre +5,7±5,6% (d=–0,72, p=0,037). Hyperphagia-Fragebogen sank um 7,3±6,1 (n=11, d=–1,19, p=0,003). HbA1c verbessert in erhöhten Baseline-Fällen (n=6, –4,2±4,9%, p=0,13). Gastrointestinale Nebenwirkungen bei 25%, ohne Abbruch. 75% mit T2DM.</w:t>
       </w:r>
     </w:p>
     <w:p>
@@ -177,7 +177,7 @@
         <w:rPr>
           <w:sz w:val="19"/>
         </w:rPr>
-        <w:t>Dänemark, vergleichbare Sozialversicherung; GLP-1RA als Adipositas-Arzneimittel unter §34 SGB V nicht erstattet</w:t>
+        <w:t>UK-Klinik; PWS ist seltene Erkrankung, Ergebnis aber auf Hyperphagia-Kontrolle fokussiert.</w:t>
       </w:r>
     </w:p>
     <w:p>
@@ -186,7 +186,7 @@
           <w:color w:val="5A7D3A"/>
           <w:sz w:val="18"/>
         </w:rPr>
-        <w:t>https://pubmed.ncbi.nlm.nih.gov/42754274/</w:t>
+        <w:t>https://pubmed.ncbi.nlm.nih.gov/42755517/</w:t>
       </w:r>
     </w:p>
     <w:p>
@@ -194,7 +194,7 @@
         <w:pStyle w:val="Heading2"/>
       </w:pPr>
       <w:r>
-        <w:t>Bluttesttrends besser als Einzelwert zur Krebserkennung bei unerwartetem Gewichtsverlust</w:t>
+        <w:t>COVID-19-Pandemie erhöhte Übergewicht bei chinesischen Jugendlichen um 1,28-fach, normalisierte Kontrollphase reversibelnd</w:t>
       </w:r>
     </w:p>
     <w:p>
@@ -204,12 +204,12 @@
           <w:color w:val="666666"/>
           <w:sz w:val="18"/>
         </w:rPr>
-        <w:t>Nicholson BD et al.  ·  PLoS Med  ·  17.09.2026  ·  PMID 42752402</w:t>
+        <w:t>Maitituersun Y et al.  ·  BMC Pediatr  ·  07.09.2026  ·  PMID 42754879</w:t>
       </w:r>
     </w:p>
     <w:p>
       <w:r>
-        <w:t>Retrospektive Kohortenstudie an 275.205 Patienten mit unerwartetem Gewichtsverlust in englischer Primärversorgung (2000–2018) zum Vergleich des Diskriminationsvermögens von Bluttesttrends vs. Einzelwert-Abnormitäten für Krebsdiagnose.</w:t>
+        <w:t>Längsschnittstudie über fünf Jahre (2017–2021) mit 120.459 chinesischen Jugendlichen (13–18 Jahre) zu BMI-Änderungen während COVID-19-Pandemie und deren Normalisierungsphase.</w:t>
       </w:r>
     </w:p>
     <w:p>
@@ -220,7 +220,7 @@
         <w:t xml:space="preserve">Ergebnis: </w:t>
       </w:r>
       <w:r>
-        <w:t>Unter 13.798 Krebsfällen (5,0 %): Bluttesttrends nach Alters- und Geschlechtsanpassung stärker diskriminativ als Einzelwerte (höchste AUC 0,82 [0,81–0,83]). 26 Trends für Gesamtkrebs, mittleres Zellvolumen für Darm/Lymphom, WBC/Neutrophile für Lungenkrebs, multiple Parameter für Prostatakarzinom bessere Vorhersage.</w:t>
+        <w:t>2020: BMI +0,2 kg/m² versus Vorjahre, 2021 rückläufig. 2020: Übergewicht OR=1,280 (95% KI 1,199–1,366), Übergewicht+Adipositas OR=1,364 (95% KI 1,286–1,448) versus 2017. 2021: Adipositas-Risiko sank auf OR=1,201 (95% KI 1,131–1,275). Mädchen stärker betroffen als Jungen. Untergwicht 2020 reduziert (OR=0,668), 2021 erholt (OR=0,917).</w:t>
       </w:r>
     </w:p>
     <w:p>
@@ -235,7 +235,7 @@
         <w:rPr>
           <w:sz w:val="19"/>
         </w:rPr>
-        <w:t>Englische Primärversorgung, Clinical Practice Research Datalink; System vergleichbar mit deutschen Hausarztdaten</w:t>
+        <w:t>China-Daten; zeigt populationsweite Reaktion auf Lockdown und Erholung—strukturelle Faktoren in Deutschland zu prüfen.</w:t>
       </w:r>
     </w:p>
     <w:p>
@@ -244,7 +244,7 @@
           <w:color w:val="5A7D3A"/>
           <w:sz w:val="18"/>
         </w:rPr>
-        <w:t>https://pubmed.ncbi.nlm.nih.gov/42752402/</w:t>
+        <w:t>https://pubmed.ncbi.nlm.nih.gov/42754879/</w:t>
       </w:r>
     </w:p>
     <w:p>
@@ -252,7 +252,7 @@
         <w:pStyle w:val="Heading2"/>
       </w:pPr>
       <w:r>
-        <w:t>Vascular Alter als Prädiktor für metabolisches Syndrom bei spanischen Berufstätigen</w:t>
+        <w:t>Adipositas, nicht Hyperandrogenismus, treibt Stoffwechselstörung bei PCOS: Glukose-Insulin-Dynamik bei 71 Frauen</w:t>
       </w:r>
     </w:p>
     <w:p>
@@ -262,12 +262,12 @@
           <w:color w:val="666666"/>
           <w:sz w:val="18"/>
         </w:rPr>
-        <w:t>Montero Muñoz N et al.  ·  Endocrinol Diabetes Nutr (Engl Ed)  ·  Aug. 2026  ·  PMID 42744528</w:t>
+        <w:t>Naderi P et al.  ·  Front Endocrinol (Lausanne)  ·  31.08.2026  ·  PMID 42741014</w:t>
       </w:r>
     </w:p>
     <w:p>
       <w:r>
-        <w:t>Querschnittsstudie an 336.450 erwerbstätigen Spaniern (2018–2022) zur Vorhersagekraft des geschätzten vaskulären Alters nach dem Framingham-Modell für die Früherkennung metabolischer Störungen.</w:t>
+        <w:t>Retrospektive Querschnittstudie zu Glukose-Insulin-Dynamik bei 71 PCOS-Frauen, stratifiziert nach BMI-Status (&lt;30, n=37 vs. ≥30, n=34) mit 3-Stunden-OGTT.</w:t>
       </w:r>
     </w:p>
     <w:p>
@@ -278,7 +278,7 @@
         <w:t xml:space="preserve">Ergebnis: </w:t>
       </w:r>
       <w:r>
-        <w:t>Metabolisches Syndrom stieg progressiv mit höherem vaskulären Alter; Fläche unter der Kurve &gt;0,80 (Frauen bis 0,86). Vaskuläres Alter ist ein starker unabhängiger Prädiktor für metabolische Risiken und praktisch in Arbeitsschutzprogrammen einsetzbar.</w:t>
+        <w:t>Adipöse Frauen älter, höhere Nüchternglukose, HbA1c nur numerisch höher. OGTT zeigte höhere Glukose/Insulin-Konzentrationen, niedrigere Insulinsensitivität (Matsuda-Index), höhere Insulinresistenz (HOMA-IR) und größere Glukoseexposition. PCOM, Rotterdam-Phänotyp, Androgene vergleichbar. BMI einziger konsistenter unabhängiger Prädiktor aller Stoffwechselparameter (p&lt;0,05).</w:t>
       </w:r>
     </w:p>
     <w:p>
@@ -293,7 +293,7 @@
         <w:rPr>
           <w:sz w:val="19"/>
         </w:rPr>
-        <w:t>Spanischer Arbeitsmedizin-Kontext, vergleichbares Sozialversicherungssystem wie Deutschland</w:t>
+        <w:t>Deutschland, deutsches Zentrum; zeigt Äquivalenz von BMI-zentrierter Risikostratifikation bei PCOS.</w:t>
       </w:r>
     </w:p>
     <w:p>
@@ -302,7 +302,7 @@
           <w:color w:val="5A7D3A"/>
           <w:sz w:val="18"/>
         </w:rPr>
-        <w:t>https://pubmed.ncbi.nlm.nih.gov/42744528/</w:t>
+        <w:t>https://pubmed.ncbi.nlm.nih.gov/42741014/</w:t>
       </w:r>
     </w:p>
     <w:p>
@@ -310,7 +310,7 @@
         <w:pStyle w:val="Heading2"/>
       </w:pPr>
       <w:r>
-        <w:t>Adipositaschirurgie bei Typ-1-Diabetes: Gewichtsverlust erreicht, Glykämie unverändert</w:t>
+        <w:t>Mikroernährungsstatus bei schwerer Adipositas: Vitamin- und Mineralienverarmung über das Gewichtsspektrum</w:t>
       </w:r>
     </w:p>
     <w:p>
@@ -320,12 +320,12 @@
           <w:color w:val="666666"/>
           <w:sz w:val="18"/>
         </w:rPr>
-        <w:t>Mottalib A et al.  ·  Surg Obes Relat Dis  ·  14.03.2026  ·  PMID 42742506</w:t>
+        <w:t>Sabados H et al.  ·  Nutrients  ·  07.09.2026  ·  PMID 42739110</w:t>
       </w:r>
     </w:p>
     <w:p>
       <w:r>
-        <w:t>Retrospektive matched-cohort-Studie an 20 Patienten mit Typ-1-Diabetes und Adipositas nach bariatrischer Operation vs. 20 Kontrollpersonen in Standardversorgung über 3 Jahre.</w:t>
+        <w:t>Retrospektive Einzelzentrum-Kohortenstudie mit 247 Erwachsenen (BMI 30–91 kg/m², Mittel 48,7±8,7) zur Erfassung von Vitamin-B- und Mineralstoffkonzentrationen vor bariatrischer Chirurgie.</w:t>
       </w:r>
     </w:p>
     <w:p>
@@ -336,7 +336,7 @@
         <w:t xml:space="preserve">Ergebnis: </w:t>
       </w:r>
       <w:r>
-        <w:t>Chirurgie-Gruppe: Gewichtsverlust 33,5±2,6 kg (28,1 %), Kontrollgruppe Gewichtszunahme 2,6±2,8 kg (p&lt;0,0001). HbA1c unverändert in beiden Gruppen. Chirurgie-Gruppe zeigte Reduktion Insulindosis (-), Triglyceride (-), systolischer Blutdruck (-), HDL-Cholesterin (+).</w:t>
+        <w:t>Vitamin D, Folat und Vitamin B6 sanken progressiv mit zunehmend BMI. Vitamin D korrelierte invers mit HbA1c. HbA1c, Leberenzyme (ALAT, γ-GT) und Körperzusammensetzung (Taillenumfang, Viszeralfett) waren stärkste Diskriminatoren für T2DM, Steatose und hohes BMI. MASLD+T2DM zeigte stärkste B6-Verarmung; Vitamin D niedrig in allen Subgruppen.</w:t>
       </w:r>
     </w:p>
     <w:p>
@@ -351,7 +351,7 @@
         <w:rPr>
           <w:sz w:val="19"/>
         </w:rPr>
-        <w:t>USA-Klinikdaten, begrenzte Fallzahl (n=20); Adipositaschirurgie-Genehmigung in Deutschland Einzelfallprüfung</w:t>
+        <w:t>Deutschland, Saarländische Klinik; Mikroernährungsdaten vor geplanter Chirurgie übertragbar.</w:t>
       </w:r>
     </w:p>
     <w:p>
@@ -360,7 +360,7 @@
           <w:color w:val="5A7D3A"/>
           <w:sz w:val="18"/>
         </w:rPr>
-        <w:t>https://pubmed.ncbi.nlm.nih.gov/42742506/</w:t>
+        <w:t>https://pubmed.ncbi.nlm.nih.gov/42739110/</w:t>
       </w:r>
     </w:p>
     <w:p>
@@ -368,7 +368,7 @@
         <w:pStyle w:val="Heading2"/>
       </w:pPr>
       <w:r>
-        <w:t>SGLT2-Inhibitoren und GLP-1-Agonisten: Gewichtsverlust stärker bei Adipösen, Glykämieverbesserung gleich</w:t>
+        <w:t>Lebensverlauf-Adipositas und Osteoporoserisiko: 357.903 UK-Biobank-Teilnehmer über 15,7 Jahre</w:t>
       </w:r>
     </w:p>
     <w:p>
@@ -378,12 +378,12 @@
           <w:color w:val="666666"/>
           <w:sz w:val="18"/>
         </w:rPr>
-        <w:t>Almohammed OA et al.  ·  Front Endocrinol (Lausanne)  ·  31.08.2026  ·  PMID 42741141</w:t>
+        <w:t>Liu H et al.  ·  Front Endocrinol (Lausanne)  ·  28.08.2026  ·  PMID 42729203</w:t>
       </w:r>
     </w:p>
     <w:p>
       <w:r>
-        <w:t>Multicenter-Beobachtungsstudie an 1.016 Patienten mit Typ-2-Diabetes in Saudi-Arabien zum Vergleich der Gewichts- und Glykämieveränderungen zwischen adipösen (BMI≥30) und nicht-adipösen Personen unter SGLT2i oder GLP-1RA.</w:t>
+        <w:t>Prospektive Kohortenstudie zu Assoziation zwischen Geburtsmasse, Kindheitsgewicht und Erwachsenen-BMI mit Osteoporoserisiko im UK Biobank über Median 15,7 Jahre.</w:t>
       </w:r>
     </w:p>
     <w:p>
@@ -394,7 +394,7 @@
         <w:t xml:space="preserve">Ergebnis: </w:t>
       </w:r>
       <w:r>
-        <w:t>Nach 12 Monaten erreichten adipöse Patienten größere absolute Gewichtsverluste und BMI-Reduktionen (p&lt;0,05). Responderrate ≥5 % Gewichtsverlust bei Adipösen: 27,2 % vs. 15,5 % bei Nicht-Adipösen in Monat 6. HbA1c-Verbesserungen waren zwischen Gruppen vergleichbar.</w:t>
+        <w:t>11.905 Osteoporosefälle (3,3%, 82% Frauen). Niedriges Geburtsgewicht, dünnere Kindheit und niedriger Erwachsenen-BMI erhöht Osteoporoserisiko: Untergewicht HR=2,41; Übergewicht HR=0,63; Adipositas HR=0,50. Adult BMI stärkster unabhängiger Effekt. Mediation: Adult BMI erklärt 67,1% der Geburt- und 56,1% der Kindheitseffekte. Proteomik identifizierte 95 Mediatoren (ADIPOQ 25,6%, SOST 16,7%).</w:t>
       </w:r>
     </w:p>
     <w:p>
@@ -409,7 +409,7 @@
         <w:rPr>
           <w:sz w:val="19"/>
         </w:rPr>
-        <w:t>Saudi-Arabien, Einzelzentren-Daten; Arzneimittel-Kostenerstattung in Deutschland nicht vergleichbar (§34 SGB V)</w:t>
+        <w:t>UK-Daten, Langzeitverlauf und Risikostratifizierung vergleichbar mit europäischen Kohorten.</w:t>
       </w:r>
     </w:p>
     <w:p>
@@ -418,7 +418,7 @@
           <w:color w:val="5A7D3A"/>
           <w:sz w:val="18"/>
         </w:rPr>
-        <w:t>https://pubmed.ncbi.nlm.nih.gov/42741141/</w:t>
+        <w:t>https://pubmed.ncbi.nlm.nih.gov/42729203/</w:t>
       </w:r>
     </w:p>
     <w:sectPr>

--- a/download/studien-aktuell.docx
+++ b/download/studien-aktuell.docx
@@ -62,7 +62,7 @@
           <w:color w:val="666666"/>
           <w:sz w:val="18"/>
         </w:rPr>
-        <w:t>Stand: 19.09.2026  |  6 Studien  |  adipositas.m-vf.de</w:t>
+        <w:t>Stand: 20.09.2026  |  6 Studien  |  adipositas.m-vf.de</w:t>
       </w:r>
     </w:p>
     <w:p>
@@ -70,7 +70,7 @@
         <w:pStyle w:val="Heading1"/>
       </w:pPr>
       <w:r>
-        <w:t>Aufgenommen am 19.09.2026</w:t>
+        <w:t>Aufgenommen am 20.09.2026</w:t>
       </w:r>
     </w:p>
     <w:p>
@@ -78,7 +78,7 @@
         <w:pStyle w:val="Heading2"/>
       </w:pPr>
       <w:r>
-        <w:t>Ernährungs- und Reproduktionsfolgefragen nach Adipositastherapie: prospektive Kohortenstudie</w:t>
+        <w:t>Einkommenslücke überlagert Adipositastrends bei schwedischen Kindern 2008-2017</w:t>
       </w:r>
     </w:p>
     <w:p>
@@ -88,12 +88,12 @@
           <w:color w:val="666666"/>
           <w:sz w:val="18"/>
         </w:rPr>
-        <w:t>Schipper RM et al.  ·  BMJ Open  ·  18.09.2026  ·  PMID 42760085</w:t>
+        <w:t>Bygdell M et al.  ·  BMC Public Health  ·  18.09.2026  ·  PMID 42760546</w:t>
       </w:r>
     </w:p>
     <w:p>
       <w:r>
-        <w:t>Prospektive Multizenterstudie zu Nährstoffstatus, Ernährung und Gesundheitsfolgen bei mindestens 1.150 Frauen unter chirurgischer oder medikamentöser Adipositastherapie über zehn Jahre, einschließlich integrierter Schwangerschafts- und Geburtenkohort.</w:t>
+        <w:t>Longitudinale Analyse von 210.927 Kindern seit 1952 dokumentiert erstmals eine Umkehrung von BMI-Trends – während wohlhabende Familien stabilisierten, stieg Übergewicht bei Kindern aus armen und Migrantenfamilien weiter an.</w:t>
       </w:r>
     </w:p>
     <w:p>
@@ -104,7 +104,7 @@
         <w:t xml:space="preserve">Ergebnis: </w:t>
       </w:r>
       <w:r>
-        <w:t>Studie verfolgt präbehandlung, 3 Monate, 6 Monate und jährlich bis 10 Jahre nach Therapie. Erfasst muskuloskelettale, reproduktive, endokrine, gastrointestinale und mentale Gesundheit sowie Nährstoffstatus, Ernährung, fetale Entwicklung und Muttermilchzusammensetzung. Keine Ergebnisse verfügbar (Studienprotokoll).</w:t>
+        <w:t>Nach anfänglichem Anstieg 1974–2001 und kurzem Rückgang 2002–2006 zeigten sich ab 2008 divergente Trends: Kinder mit hochgebildeten, einheimischen Eltern mit hohem Einkommen stabilisierten sich; Kinder mit niedriger Elternausbildung verschlechterten sich unabhängig vom Einkommen und Herkunftsland. Niedriges Elterneinkommen war der dominanteste Risikofaktor.</w:t>
       </w:r>
     </w:p>
     <w:p>
@@ -119,7 +119,7 @@
         <w:rPr>
           <w:sz w:val="19"/>
         </w:rPr>
-        <w:t>Niederlande, strukturierte Langzeitverfolgung wie in europäischen Registern.</w:t>
+        <w:t>Schweden, longitudinales Bevölkerungskohorten-Design mit Sozialstatusangaben</w:t>
       </w:r>
     </w:p>
     <w:p>
@@ -128,7 +128,7 @@
           <w:color w:val="5A7D3A"/>
           <w:sz w:val="18"/>
         </w:rPr>
-        <w:t>https://pubmed.ncbi.nlm.nih.gov/42760085/</w:t>
+        <w:t>https://pubmed.ncbi.nlm.nih.gov/42760546/</w:t>
       </w:r>
     </w:p>
     <w:p>
@@ -136,7 +136,7 @@
         <w:pStyle w:val="Heading2"/>
       </w:pPr>
       <w:r>
-        <w:t>Semaglutid bei Prader-Willi-Syndrom: Gewichtsstabilisierung und Hyperphagiereduktion über 17 Monate</w:t>
+        <w:t>Strukturelles Screening auf Metabolische Krankheit bei Kindern unter 12 Jahren verbessert langfristige Kardiometabolik</w:t>
       </w:r>
     </w:p>
     <w:p>
@@ -146,12 +146,12 @@
           <w:color w:val="666666"/>
           <w:sz w:val="18"/>
         </w:rPr>
-        <w:t>Ahmed S et al.  ·  Front Endocrinol (Lausanne)  ·  03.09.2026  ·  PMID 42755517</w:t>
+        <w:t>Lindquist M et al.  ·  Mo Med  ·  Juli 2026  ·  PMID 42757297</w:t>
       </w:r>
     </w:p>
     <w:p>
       <w:r>
-        <w:t>Retrospektive offene Beobachtungskohort von 12 Erwachsenen mit PWS und Übergewicht/Adipositas unter Semaglutid-Behandlung (Median 17,2 Monate, Dosis bis 2,4 mg wöchentlich).</w:t>
+        <w:t>Narrative Übersichtsarbeit, die zeigt, dass Wartebeobachtung ('watchful waiting') bei adipösen Kindern unter 12 Jahren fehlschlägt – bereits massiv Insulinresistenz, Fettstoffwechselstörung und Fettleber vorhanden sind, Pubertät das nicht rückgängig macht.</w:t>
       </w:r>
     </w:p>
     <w:p>
@@ -162,7 +162,7 @@
         <w:t xml:space="preserve">Ergebnis: </w:t>
       </w:r>
       <w:r>
-        <w:t>Kein signifikanter Gesamtgewichtsverlust, aber Stabilisierung: Post –3,1±9,9% versus Pre +5,7±5,6% (d=–0,72, p=0,037). Hyperphagia-Fragebogen sank um 7,3±6,1 (n=11, d=–1,19, p=0,003). HbA1c verbessert in erhöhten Baseline-Fällen (n=6, –4,2±4,9%, p=0,13). Gastrointestinale Nebenwirkungen bei 25%, ohne Abbruch. 75% mit T2DM.</w:t>
+        <w:t>Evidenzübersicht zeigt: Adipöse Kinder unter 12 Jahren haben bereits klinisch relevante Insulinresistenz (HOMA-IR erhöht), Dyslipidämie, Dysglykämie und metabolische Dysfunktion-assoziierte Steatose-Hepatitis (MASLD) – oft asymptomatisch. Pubertät verschärft durch physiologische Insulinresistenz den Verlauf statt ihn zu verbessern. Metabolische Memoria führt zu potenziell irreversibler Schädigung in kritischer Entwicklungsphase.</w:t>
       </w:r>
     </w:p>
     <w:p>
@@ -177,7 +177,7 @@
         <w:rPr>
           <w:sz w:val="19"/>
         </w:rPr>
-        <w:t>UK-Klinik; PWS ist seltene Erkrankung, Ergebnis aber auf Hyperphagia-Kontrolle fokussiert.</w:t>
+        <w:t>USA-Übersicht, aber Biologie des metabolischen Gedächtnisses unabhängig von System</w:t>
       </w:r>
     </w:p>
     <w:p>
@@ -186,7 +186,7 @@
           <w:color w:val="5A7D3A"/>
           <w:sz w:val="18"/>
         </w:rPr>
-        <w:t>https://pubmed.ncbi.nlm.nih.gov/42755517/</w:t>
+        <w:t>https://pubmed.ncbi.nlm.nih.gov/42757297/</w:t>
       </w:r>
     </w:p>
     <w:p>
@@ -194,7 +194,7 @@
         <w:pStyle w:val="Heading2"/>
       </w:pPr>
       <w:r>
-        <w:t>COVID-19-Pandemie erhöhte Übergewicht bei chinesischen Jugendlichen um 1,28-fach, normalisierte Kontrollphase reversibelnd</w:t>
+        <w:t>Ständige Erreichbarkeit in der Arbeit erhöht Übergewichtsrisiko bei chinesischen Arbeitnehmern um 1,9 %</w:t>
       </w:r>
     </w:p>
     <w:p>
@@ -204,12 +204,12 @@
           <w:color w:val="666666"/>
           <w:sz w:val="18"/>
         </w:rPr>
-        <w:t>Maitituersun Y et al.  ·  BMC Pediatr  ·  07.09.2026  ·  PMID 42754879</w:t>
+        <w:t>Wang H et al.  ·  Front Public Health  ·  03.09.2026  ·  PMID 42756165</w:t>
       </w:r>
     </w:p>
     <w:p>
       <w:r>
-        <w:t>Längsschnittstudie über fünf Jahre (2017–2021) mit 120.459 chinesischen Jugendlichen (13–18 Jahre) zu BMI-Änderungen während COVID-19-Pandemie und deren Normalisierungsphase.</w:t>
+        <w:t>Analyse von 16.969 Beobachtungen aus China Family Panel Studies zur Assoziation zwischen Anforderung ständiger beruflicher Verfügbarkeit (WREA) und Übergewicht/Adipositas mit Subgruppenanalysen.</w:t>
       </w:r>
     </w:p>
     <w:p>
@@ -220,7 +220,7 @@
         <w:t xml:space="preserve">Ergebnis: </w:t>
       </w:r>
       <w:r>
-        <w:t>2020: BMI +0,2 kg/m² versus Vorjahre, 2021 rückläufig. 2020: Übergewicht OR=1,280 (95% KI 1,199–1,366), Übergewicht+Adipositas OR=1,364 (95% KI 1,286–1,448) versus 2017. 2021: Adipositas-Risiko sank auf OR=1,201 (95% KI 1,131–1,275). Mädchen stärker betroffen als Jungen. Untergwicht 2020 reduziert (OR=0,668), 2021 erholt (OR=0,917).</w:t>
+        <w:t>WREA war mit erhöhter Prävalenz von Übergewicht (durchschnittlicher marginaler Effekt 0,019, 95%-KI 0,011–0,028) und Adipositas (AME 0,012, 95%-KI 0,007–0,019) assoziiert. Effekte stärker bei Männern, mittlerer Bildung und Alter 30–50 Jahre. Effekte variierten nach WREA-Typ (vertragsbasiert, digital aktiviert). Längsanalyse lieferte keine Evidenz für prospektive Assoziation. 53,29 % Arbeiter exponiert.</w:t>
       </w:r>
     </w:p>
     <w:p>
@@ -235,7 +235,7 @@
         <w:rPr>
           <w:sz w:val="19"/>
         </w:rPr>
-        <w:t>China-Daten; zeigt populationsweite Reaktion auf Lockdown und Erholung—strukturelle Faktoren in Deutschland zu prüfen.</w:t>
+        <w:t>China, aber Arbeitsstress-Adipositas-Assoziation generisch, Modell replizierbar</w:t>
       </w:r>
     </w:p>
     <w:p>
@@ -244,7 +244,7 @@
           <w:color w:val="5A7D3A"/>
           <w:sz w:val="18"/>
         </w:rPr>
-        <w:t>https://pubmed.ncbi.nlm.nih.gov/42754879/</w:t>
+        <w:t>https://pubmed.ncbi.nlm.nih.gov/42756165/</w:t>
       </w:r>
     </w:p>
     <w:p>
@@ -252,7 +252,7 @@
         <w:pStyle w:val="Heading2"/>
       </w:pPr>
       <w:r>
-        <w:t>Adipositas, nicht Hyperandrogenismus, treibt Stoffwechselstörung bei PCOS: Glukose-Insulin-Dynamik bei 71 Frauen</w:t>
+        <w:t>Gewichtszentrisch vs. nicht-gewichtszentrisch: Adipositasbehandlung in Kindermedizin darf nicht stigmatisierend wirken</w:t>
       </w:r>
     </w:p>
     <w:p>
@@ -262,12 +262,12 @@
           <w:color w:val="666666"/>
           <w:sz w:val="18"/>
         </w:rPr>
-        <w:t>Naderi P et al.  ·  Front Endocrinol (Lausanne)  ·  31.08.2026  ·  PMID 42741014</w:t>
+        <w:t>Asso Ministral L et al.  ·  Rev Esp Salud Publica  ·  11.09.2026  ·  PMID 42752590</w:t>
       </w:r>
     </w:p>
     <w:p>
       <w:r>
-        <w:t>Retrospektive Querschnittstudie zu Glukose-Insulin-Dynamik bei 71 PCOS-Frauen, stratifiziert nach BMI-Status (&lt;30, n=37 vs. ≥30, n=34) mit 3-Stunden-OGTT.</w:t>
+        <w:t>Katalanische Public-Health-Stellungnahme, dass systematische Gewichtsmessung bei Kindern Selbstwertgefühl schadet und soziale Determinanten ignoriert – Aufruf zu nicht-stigmatisierendem Ansatz, der Wohlbefinden, Bewegung und Lebensbedingungen statt BMI-Reduktion in Mittelpunkt stellt.</w:t>
       </w:r>
     </w:p>
     <w:p>
@@ -278,7 +278,7 @@
         <w:t xml:space="preserve">Ergebnis: </w:t>
       </w:r>
       <w:r>
-        <w:t>Adipöse Frauen älter, höhere Nüchternglukose, HbA1c nur numerisch höher. OGTT zeigte höhere Glukose/Insulin-Konzentrationen, niedrigere Insulinsensitivität (Matsuda-Index), höhere Insulinresistenz (HOMA-IR) und größere Glukoseexposition. PCOM, Rotterdam-Phänotyp, Androgene vergleichbar. BMI einziger konsistenter unabhängiger Prädiktor aller Stoffwechselparameter (p&lt;0,05).</w:t>
+        <w:t>Evidenzbasierte Kritik am Gewichtszentrismen: Diese Herangehensweise ignoriert genetische und soziale Determinanten, schafft Scham und Vermeidungsverhalten bei Kindern, verschlechtert emotionales Wohlbefinden. Empfehlung: Gewichtsmessungen nur begründet, mit Einwilligung, ohne Kommentare zur Entwicklung; Fokus statt auf Lebensbedingungen (Lebensmittelumgebung, Aktivitätszugang, Mittagsverpflegung, finanzielle Barrieren).</w:t>
       </w:r>
     </w:p>
     <w:p>
@@ -293,7 +293,7 @@
         <w:rPr>
           <w:sz w:val="19"/>
         </w:rPr>
-        <w:t>Deutschland, deutsches Zentrum; zeigt Äquivalenz von BMI-zentrierter Risikostratifikation bei PCOS.</w:t>
+        <w:t>Spanien/Katalonien, europäisches Gesundheitssystem mit vergleichbaren pädiatrischen Strukturen</w:t>
       </w:r>
     </w:p>
     <w:p>
@@ -302,7 +302,7 @@
           <w:color w:val="5A7D3A"/>
           <w:sz w:val="18"/>
         </w:rPr>
-        <w:t>https://pubmed.ncbi.nlm.nih.gov/42741014/</w:t>
+        <w:t>https://pubmed.ncbi.nlm.nih.gov/42752590/</w:t>
       </w:r>
     </w:p>
     <w:p>
@@ -310,7 +310,7 @@
         <w:pStyle w:val="Heading2"/>
       </w:pPr>
       <w:r>
-        <w:t>Mikroernährungsstatus bei schwerer Adipositas: Vitamin- und Mineralienverarmung über das Gewichtsspektrum</w:t>
+        <w:t>GLP-1-Rezeptoragonisten senken Nierencompliance-Risiko unterschiedlich nach Prognose</w:t>
       </w:r>
     </w:p>
     <w:p>
@@ -320,12 +320,12 @@
           <w:color w:val="666666"/>
           <w:sz w:val="18"/>
         </w:rPr>
-        <w:t>Sabados H et al.  ·  Nutrients  ·  07.09.2026  ·  PMID 42739110</w:t>
+        <w:t>Xu Y et al.  ·  Kidney Int  ·  24.07.2026  ·  PMID 42498061</w:t>
       </w:r>
     </w:p>
     <w:p>
       <w:r>
-        <w:t>Retrospektive Einzelzentrum-Kohortenstudie mit 247 Erwachsenen (BMI 30–91 kg/m², Mittel 48,7±8,7) zur Erfassung von Vitamin-B- und Mineralstoffkonzentrationen vor bariatrischer Chirurgie.</w:t>
+        <w:t>Heterogenitätsanalyse an 28.747 Diabetespatienten in Stockholm zur Frage, welche Patienten von GLP-1-Agonisten bei der Nierenprotektion profitieren – im Unterschied zu durchschnittlichen Zulassungsstudien.</w:t>
       </w:r>
     </w:p>
     <w:p>
@@ -336,7 +336,7 @@
         <w:t xml:space="preserve">Ergebnis: </w:t>
       </w:r>
       <w:r>
-        <w:t>Vitamin D, Folat und Vitamin B6 sanken progressiv mit zunehmend BMI. Vitamin D korrelierte invers mit HbA1c. HbA1c, Leberenzyme (ALAT, γ-GT) und Körperzusammensetzung (Taillenumfang, Viszeralfett) waren stärkste Diskriminatoren für T2DM, Steatose und hohes BMI. MASLD+T2DM zeigte stärkste B6-Verarmung; Vitamin D niedrig in allen Subgruppen.</w:t>
+        <w:t>GLP-1RA senkte Fünf-Jahres-Nierenenergierisiko durchschnittlich um 0,72 % absolut (HR 0,84, 95%-KI 0,72–0,97); Effekt war aber hochgradig heterogen: Patienten in höchstem Quartil des KFRE-Risikos erlebten 2,76 % absoluten Risikoreduktion (HR 0,70), während die niedrigsten Risikogruppen keinen Nutzen zeigten. Prädiktoren für Vorteil: niedriges eGFR, schneller vorheriger eGFR-Abfall, Albuminurie, höheres HbA1c.</w:t>
       </w:r>
     </w:p>
     <w:p>
@@ -351,7 +351,7 @@
         <w:rPr>
           <w:sz w:val="19"/>
         </w:rPr>
-        <w:t>Deutschland, Saarländische Klinik; Mikroernährungsdaten vor geplanter Chirurgie übertragbar.</w:t>
+        <w:t>Schweden, vergleichbares Versicherungssystem, aber Kostenübernahme GLP-1 dort anderes als Deutschland</w:t>
       </w:r>
     </w:p>
     <w:p>
@@ -360,7 +360,7 @@
           <w:color w:val="5A7D3A"/>
           <w:sz w:val="18"/>
         </w:rPr>
-        <w:t>https://pubmed.ncbi.nlm.nih.gov/42739110/</w:t>
+        <w:t>https://pubmed.ncbi.nlm.nih.gov/42498061/</w:t>
       </w:r>
     </w:p>
     <w:p>
@@ -368,7 +368,7 @@
         <w:pStyle w:val="Heading2"/>
       </w:pPr>
       <w:r>
-        <w:t>Lebensverlauf-Adipositas und Osteoporoserisiko: 357.903 UK-Biobank-Teilnehmer über 15,7 Jahre</w:t>
+        <w:t>Metabolisches Syndrom erhöht Magenkrebsrisiko progressiv – Bauchumfang ist stärkster Komponenten-Marker</w:t>
       </w:r>
     </w:p>
     <w:p>
@@ -378,12 +378,12 @@
           <w:color w:val="666666"/>
           <w:sz w:val="18"/>
         </w:rPr>
-        <w:t>Liu H et al.  ·  Front Endocrinol (Lausanne)  ·  28.08.2026  ·  PMID 42729203</w:t>
+        <w:t>Wang GQ et al.  ·  Cancer Res Commun  ·  01.08.2026  ·  PMID 42490138</w:t>
       </w:r>
     </w:p>
     <w:p>
       <w:r>
-        <w:t>Prospektive Kohortenstudie zu Assoziation zwischen Geburtsmasse, Kindheitsgewicht und Erwachsenen-BMI mit Osteoporoserisiko im UK Biobank über Median 15,7 Jahre.</w:t>
+        <w:t>Prospektive Kohortenanalyse von 471.540 UK-Biobank-Teilnehmern zum Zusammenhang zwischen MetS und inzidentem Magenkrebs über 6,5 Jahre mit Subgruppenanalysen nach Sublokalisation.</w:t>
       </w:r>
     </w:p>
     <w:p>
@@ -394,7 +394,7 @@
         <w:t xml:space="preserve">Ergebnis: </w:t>
       </w:r>
       <w:r>
-        <w:t>11.905 Osteoporosefälle (3,3%, 82% Frauen). Niedriges Geburtsgewicht, dünnere Kindheit und niedriger Erwachsenen-BMI erhöht Osteoporoserisiko: Untergewicht HR=2,41; Übergewicht HR=0,63; Adipositas HR=0,50. Adult BMI stärkster unabhängiger Effekt. Mediation: Adult BMI erklärt 67,1% der Geburt- und 56,1% der Kindheitseffekte. Proteomik identifizierte 95 Mediatoren (ADIPOQ 25,6%, SOST 16,7%).</w:t>
+        <w:t>Metabolisches Syndrom war mit erhöhtem Magenkrebsrisiko assoziiert (HR 1,36, 95%-KI 1,08–1,71). Risiko stieg mit Anzahl der MetS-Komponenten (p für Trend = 0,033). Für kardiales Magenkarzinom stärker (HR 1,48, 95%-KI 1,03–2,11) als für nicht-kardiales (HR 1,28, 95%-KI 0,95–1,73, Heterogenität p = 0,547). Bauchumfang zeigte konsistentest Komponenten-Signal. 332 Fälle über 6,5 Jahre in großer prospektiver Kohorte.</w:t>
       </w:r>
     </w:p>
     <w:p>
@@ -409,7 +409,7 @@
         <w:rPr>
           <w:sz w:val="19"/>
         </w:rPr>
-        <w:t>UK-Daten, Langzeitverlauf und Risikostratifizierung vergleichbar mit europäischen Kohorten.</w:t>
+        <w:t>UK Biobank, aber Befund zur metabolischen Dysfunktion unabhängig von System übertragbar</w:t>
       </w:r>
     </w:p>
     <w:p>
@@ -418,7 +418,7 @@
           <w:color w:val="5A7D3A"/>
           <w:sz w:val="18"/>
         </w:rPr>
-        <w:t>https://pubmed.ncbi.nlm.nih.gov/42729203/</w:t>
+        <w:t>https://pubmed.ncbi.nlm.nih.gov/42490138/</w:t>
       </w:r>
     </w:p>
     <w:sectPr>

--- a/download/studien-aktuell.docx
+++ b/download/studien-aktuell.docx
@@ -62,7 +62,7 @@
           <w:color w:val="666666"/>
           <w:sz w:val="18"/>
         </w:rPr>
-        <w:t>Stand: 20.09.2026  |  6 Studien  |  adipositas.m-vf.de</w:t>
+        <w:t>Stand: 21.09.2026  |  7 Studien  |  adipositas.m-vf.de</w:t>
       </w:r>
     </w:p>
     <w:p>
@@ -70,7 +70,7 @@
         <w:pStyle w:val="Heading1"/>
       </w:pPr>
       <w:r>
-        <w:t>Aufgenommen am 20.09.2026</w:t>
+        <w:t>Aufgenommen am 21.09.2026</w:t>
       </w:r>
     </w:p>
     <w:p>
@@ -78,7 +78,7 @@
         <w:pStyle w:val="Heading2"/>
       </w:pPr>
       <w:r>
-        <w:t>Einkommenslücke überlagert Adipositastrends bei schwedischen Kindern 2008-2017</w:t>
+        <w:t>Liraglutide halbierte Rate unerwünschter Wirkungen, Gewichtsverlust 8,5 kg über 26 Wochen in Taiwan</w:t>
       </w:r>
     </w:p>
     <w:p>
@@ -88,12 +88,12 @@
           <w:color w:val="666666"/>
           <w:sz w:val="18"/>
         </w:rPr>
-        <w:t>Bygdell M et al.  ·  BMC Public Health  ·  18.09.2026  ·  PMID 42760546</w:t>
+        <w:t>Tu ST et al.  ·  Endocrinol Diabetes Metab  ·  Sept. 2026  ·  PMID 42762462</w:t>
       </w:r>
     </w:p>
     <w:p>
       <w:r>
-        <w:t>Longitudinale Analyse von 210.927 Kindern seit 1952 dokumentiert erstmals eine Umkehrung von BMI-Trends – während wohlhabende Familien stabilisierten, stieg Übergewicht bei Kindern aus armen und Migrantenfamilien weiter an.</w:t>
+        <w:t>Prospektive Post-Marketing-Überwachung von Liraglutid (GLP-1-Rezeptoragonist) bei 259 Erwachsenen mit Adipositas in Taiwan über 26 Wochen mit Erfassung von Sicherheit und Gewichtsveränderung.</w:t>
       </w:r>
     </w:p>
     <w:p>
@@ -104,7 +104,7 @@
         <w:t xml:space="preserve">Ergebnis: </w:t>
       </w:r>
       <w:r>
-        <w:t>Nach anfänglichem Anstieg 1974–2001 und kurzem Rückgang 2002–2006 zeigten sich ab 2008 divergente Trends: Kinder mit hochgebildeten, einheimischen Eltern mit hohem Einkommen stabilisierten sich; Kinder mit niedriger Elternausbildung verschlechterten sich unabhängig vom Einkommen und Herkunftsland. Niedriges Elterneinkommen war der dominanteste Risikofaktor.</w:t>
+        <w:t>Unerwünschte Ereignisse in 11,2 % (90,9 % mild); Gewichtsverlust Woche 13: −5,7 ± 3,5 kg, Woche 26: −8,5 ± 5,7 kg; ≥5 % Gewichtsabnahme bei 76,7 % in Woche 26; Blutdrucksenkung 10,4 ± 18,9 mmHg. Hauptbarriere: Medikamentenkosten (49,0 % Dosiseskalation nicht durchgeführt).</w:t>
       </w:r>
     </w:p>
     <w:p>
@@ -119,7 +119,7 @@
         <w:rPr>
           <w:sz w:val="19"/>
         </w:rPr>
-        <w:t>Schweden, longitudinales Bevölkerungskohorten-Design mit Sozialstatusangaben</w:t>
+        <w:t>Taiwan – asymmetrische Kostenübernahme, in Deutschland ausgeschlossen</w:t>
       </w:r>
     </w:p>
     <w:p>
@@ -128,7 +128,7 @@
           <w:color w:val="5A7D3A"/>
           <w:sz w:val="18"/>
         </w:rPr>
-        <w:t>https://pubmed.ncbi.nlm.nih.gov/42760546/</w:t>
+        <w:t>https://pubmed.ncbi.nlm.nih.gov/42762462/</w:t>
       </w:r>
     </w:p>
     <w:p>
@@ -136,7 +136,7 @@
         <w:pStyle w:val="Heading2"/>
       </w:pPr>
       <w:r>
-        <w:t>Strukturelles Screening auf Metabolische Krankheit bei Kindern unter 12 Jahren verbessert langfristige Kardiometabolik</w:t>
+        <w:t>Ernährungs-Verhaltens-Risiko-Index zeigte Dosis-Wirkung mit metabolischem Syndrom in Südchina</w:t>
       </w:r>
     </w:p>
     <w:p>
@@ -146,12 +146,12 @@
           <w:color w:val="666666"/>
           <w:sz w:val="18"/>
         </w:rPr>
-        <w:t>Lindquist M et al.  ·  Mo Med  ·  Juli 2026  ·  PMID 42757297</w:t>
+        <w:t>Qiu J et al.  ·  Front Endocrinol (Lausanne)  ·  04.09.2026  ·  PMID 42760998</w:t>
       </w:r>
     </w:p>
     <w:p>
       <w:r>
-        <w:t>Narrative Übersichtsarbeit, die zeigt, dass Wartebeobachtung ('watchful waiting') bei adipösen Kindern unter 12 Jahren fehlschlägt – bereits massiv Insulinresistenz, Fettstoffwechselstörung und Fettleber vorhanden sind, Pubertät das nicht rückgängig macht.</w:t>
+        <w:t>Querschnittsstudie an 14.269 ländlichen Einwohnern in Nordwestchina; Konstruktion eines Ernährungs-Verhaltens-Risiko-Index (DBRI) mittels Alkire-Foster-Methode und Assoziationen mit metabolischem Syndrom.</w:t>
       </w:r>
     </w:p>
     <w:p>
@@ -162,7 +162,7 @@
         <w:t xml:space="preserve">Ergebnis: </w:t>
       </w:r>
       <w:r>
-        <w:t>Evidenzübersicht zeigt: Adipöse Kinder unter 12 Jahren haben bereits klinisch relevante Insulinresistenz (HOMA-IR erhöht), Dyslipidämie, Dysglykämie und metabolische Dysfunktion-assoziierte Steatose-Hepatitis (MASLD) – oft asymptomatisch. Pubertät verschärft durch physiologische Insulinresistenz den Verlauf statt ihn zu verbessern. Metabolische Memoria führt zu potenziell irreversibler Schädigung in kritischer Entwicklungsphase.</w:t>
+        <w:t>DBRI quartil 4 versus 1: OR 2,61 (95%-KI: 2,29–2,98); dose-response-beziehung signifikant (p&lt;0,001); nichtlineare beziehung mit schwellenwerteffekt nahe DBRI ≈ 0,5; Lifestyle- und Ernährungsqualitäts-Score korreliert mit MetS-Prävalenz.</w:t>
       </w:r>
     </w:p>
     <w:p>
@@ -177,7 +177,7 @@
         <w:rPr>
           <w:sz w:val="19"/>
         </w:rPr>
-        <w:t>USA-Übersicht, aber Biologie des metabolischen Gedächtnisses unabhängig von System</w:t>
+        <w:t>China – unterschiedliche Population, vergleichbare Erhebungsmethoden</w:t>
       </w:r>
     </w:p>
     <w:p>
@@ -186,7 +186,7 @@
           <w:color w:val="5A7D3A"/>
           <w:sz w:val="18"/>
         </w:rPr>
-        <w:t>https://pubmed.ncbi.nlm.nih.gov/42757297/</w:t>
+        <w:t>https://pubmed.ncbi.nlm.nih.gov/42760998/</w:t>
       </w:r>
     </w:p>
     <w:p>
@@ -194,7 +194,7 @@
         <w:pStyle w:val="Heading2"/>
       </w:pPr>
       <w:r>
-        <w:t>Ständige Erreichbarkeit in der Arbeit erhöht Übergewichtsrisiko bei chinesischen Arbeitnehmern um 1,9 %</w:t>
+        <w:t>Adipositaschirurgie verminderte Leberfibrose, hinterließ aber persistierende Immunaktivierung nach 6 Jahren</w:t>
       </w:r>
     </w:p>
     <w:p>
@@ -204,12 +204,12 @@
           <w:color w:val="666666"/>
           <w:sz w:val="18"/>
         </w:rPr>
-        <w:t>Wang H et al.  ·  Front Public Health  ·  03.09.2026  ·  PMID 42756165</w:t>
+        <w:t>Onoiu AI et al.  ·  Front Immunol  ·  03.09.2026  ·  PMID 42756162</w:t>
       </w:r>
     </w:p>
     <w:p>
       <w:r>
-        <w:t>Analyse von 16.969 Beobachtungen aus China Family Panel Studies zur Assoziation zwischen Anforderung ständiger beruflicher Verfügbarkeit (WREA) und Übergewicht/Adipositas mit Subgruppenanalysen.</w:t>
+        <w:t>Immunhistochemische Analyse von Leberbiopsien aus 3 Gruppen: Adipositas mit Leberschaden vor und nach Adipositaschirurgie, und Adipositas ohne signifikante Leberschädigung; Charakterisierung des hepatischen Immunmikromilieus.</w:t>
       </w:r>
     </w:p>
     <w:p>
@@ -220,7 +220,7 @@
         <w:t xml:space="preserve">Ergebnis: </w:t>
       </w:r>
       <w:r>
-        <w:t>WREA war mit erhöhter Prävalenz von Übergewicht (durchschnittlicher marginaler Effekt 0,019, 95%-KI 0,011–0,028) und Adipositas (AME 0,012, 95%-KI 0,007–0,019) assoziiert. Effekte stärker bei Männern, mittlerer Bildung und Alter 30–50 Jahre. Effekte variierten nach WREA-Typ (vertragsbasiert, digital aktiviert). Längsanalyse lieferte keine Evidenz für prospektive Assoziation. 53,29 % Arbeiter exponiert.</w:t>
+        <w:t>Nach Chirurgie: BMI-Reduktion, Verbesserung der Leberhistologie, aber persistierende lobuläre Entzündung (Median 6 Jahre FU); erhöhte CD15+-, CD56+-, CD68+-, CD163+- und CD4+-Zellen; adaptive Immunabwehr verstärkt; "nicht-normalisiertes" Immunmprofil post-OP.</w:t>
       </w:r>
     </w:p>
     <w:p>
@@ -235,7 +235,7 @@
         <w:rPr>
           <w:sz w:val="19"/>
         </w:rPr>
-        <w:t>China, aber Arbeitsstress-Adipositas-Assoziation generisch, Modell replizierbar</w:t>
+        <w:t>Spanien/Katalonien – vergleichbare Adipositaschirurgie-Infrastruktur</w:t>
       </w:r>
     </w:p>
     <w:p>
@@ -244,7 +244,7 @@
           <w:color w:val="5A7D3A"/>
           <w:sz w:val="18"/>
         </w:rPr>
-        <w:t>https://pubmed.ncbi.nlm.nih.gov/42756165/</w:t>
+        <w:t>https://pubmed.ncbi.nlm.nih.gov/42756162/</w:t>
       </w:r>
     </w:p>
     <w:p>
@@ -252,7 +252,7 @@
         <w:pStyle w:val="Heading2"/>
       </w:pPr>
       <w:r>
-        <w:t>Gewichtszentrisch vs. nicht-gewichtszentrisch: Adipositasbehandlung in Kindermedizin darf nicht stigmatisierend wirken</w:t>
+        <w:t>Orforglipron 36 mg zeigte größere Gewichtsverluste als 12 mg bei vergleichbarem Sicherheitsprofil</w:t>
       </w:r>
     </w:p>
     <w:p>
@@ -262,12 +262,12 @@
           <w:color w:val="666666"/>
           <w:sz w:val="18"/>
         </w:rPr>
-        <w:t>Asso Ministral L et al.  ·  Rev Esp Salud Publica  ·  11.09.2026  ·  PMID 42752590</w:t>
+        <w:t>Hegaz MG et al.  ·  BMC Endocr Disord  ·  15.09.2026  ·  PMID 42750018</w:t>
       </w:r>
     </w:p>
     <w:p>
       <w:r>
-        <w:t>Katalanische Public-Health-Stellungnahme, dass systematische Gewichtsmessung bei Kindern Selbstwertgefühl schadet und soziale Determinanten ignoriert – Aufruf zu nicht-stigmatisierendem Ansatz, der Wohlbefinden, Bewegung und Lebensbedingungen statt BMI-Reduktion in Mittelpunkt stellt.</w:t>
+        <w:t>Systematische Übersichtsarbeit und Meta-Analyse von 6 RCTs mit 3459 Patienten, die Orforglipron 12 mg versus 36 mg in Adipositas ± Diabetes verglichen.</w:t>
       </w:r>
     </w:p>
     <w:p>
@@ -278,7 +278,7 @@
         <w:t xml:space="preserve">Ergebnis: </w:t>
       </w:r>
       <w:r>
-        <w:t>Evidenzbasierte Kritik am Gewichtszentrismen: Diese Herangehensweise ignoriert genetische und soziale Determinanten, schafft Scham und Vermeidungsverhalten bei Kindern, verschlechtert emotionales Wohlbefinden. Empfehlung: Gewichtsmessungen nur begründet, mit Einwilligung, ohne Kommentare zur Entwicklung; Fokus statt auf Lebensbedingungen (Lebensmittelumgebung, Aktivitätszugang, Mittagsverpflegung, finanzielle Barrieren).</w:t>
+        <w:t>36 mg versus 12 mg: Gewichtsverlust −2,2 % (p&lt;0,00001); HbA1c-Reduktion unterschiedlich je Diabetes-Status; Waistumfang-Reduktion signifikant; unerwünschte Ereignisse vergleichbar; kleine ALT/AST-Erhöhungen bei 36 mg.</w:t>
       </w:r>
     </w:p>
     <w:p>
@@ -293,7 +293,7 @@
         <w:rPr>
           <w:sz w:val="19"/>
         </w:rPr>
-        <w:t>Spanien/Katalonien, europäisches Gesundheitssystem mit vergleichbaren pädiatrischen Strukturen</w:t>
+        <w:t>Generische Frage zu GLP-1, in Deutschland nicht kostenerstattet</w:t>
       </w:r>
     </w:p>
     <w:p>
@@ -302,7 +302,7 @@
           <w:color w:val="5A7D3A"/>
           <w:sz w:val="18"/>
         </w:rPr>
-        <w:t>https://pubmed.ncbi.nlm.nih.gov/42752590/</w:t>
+        <w:t>https://pubmed.ncbi.nlm.nih.gov/42750018/</w:t>
       </w:r>
     </w:p>
     <w:p>
@@ -310,7 +310,7 @@
         <w:pStyle w:val="Heading2"/>
       </w:pPr>
       <w:r>
-        <w:t>GLP-1-Rezeptoragonisten senken Nierencompliance-Risiko unterschiedlich nach Prognose</w:t>
+        <w:t>ZTV rs10968110 und FTO rs1558902 assoziiert mit Adipositas in klinischer Psoriasis-Kohorte</w:t>
       </w:r>
     </w:p>
     <w:p>
@@ -320,12 +320,12 @@
           <w:color w:val="666666"/>
           <w:sz w:val="18"/>
         </w:rPr>
-        <w:t>Xu Y et al.  ·  Kidney Int  ·  24.07.2026  ·  PMID 42498061</w:t>
+        <w:t>Zhumabekova B et al.  ·  Medicina (Kaunas)  ·  26.07.2026  ·  PMID 42654346</w:t>
       </w:r>
     </w:p>
     <w:p>
       <w:r>
-        <w:t>Heterogenitätsanalyse an 28.747 Diabetespatienten in Stockholm zur Frage, welche Patienten von GLP-1-Agonisten bei der Nierenprotektion profitieren – im Unterschied zu durchschnittlichen Zulassungsstudien.</w:t>
+        <w:t>Querschnittsstudie mit 150 kasachischen Patienten mit Psoriasis (75 Übergewicht/Adipositas, 75 Kontrollen); genetische und metabolische Korrelationen mit Adipositas untersucht.</w:t>
       </w:r>
     </w:p>
     <w:p>
@@ -336,7 +336,7 @@
         <w:t xml:space="preserve">Ergebnis: </w:t>
       </w:r>
       <w:r>
-        <w:t>GLP-1RA senkte Fünf-Jahres-Nierenenergierisiko durchschnittlich um 0,72 % absolut (HR 0,84, 95%-KI 0,72–0,97); Effekt war aber hochgradig heterogen: Patienten in höchstem Quartil des KFRE-Risikos erlebten 2,76 % absoluten Risikoreduktion (HR 0,70), während die niedrigsten Risikogruppen keinen Nutzen zeigten. Prädiktoren für Vorteil: niedriges eGFR, schneller vorheriger eGFR-Abfall, Albuminurie, höheres HbA1c.</w:t>
+        <w:t>Im multivariaten Modell: Triglyceride OR 4,73 (95%-KI 1,36–18,57), HbA1c OR 1,71 (95%-KI 1,09–2,91), HDL-C OR 0,36 (95%-KI 0,18–0,66); ZTV rs10968110 signifikant in multiplen genetischen Modellen; FTO rs1558902 auch signifikant; CALCRL rs696574 nicht signifikant; MDR-Analyse: ZTV als stabilstes Single-Locus-Modell.</w:t>
       </w:r>
     </w:p>
     <w:p>
@@ -351,7 +351,7 @@
         <w:rPr>
           <w:sz w:val="19"/>
         </w:rPr>
-        <w:t>Schweden, vergleichbares Versicherungssystem, aber Kostenübernahme GLP-1 dort anderes als Deutschland</w:t>
+        <w:t>Kasachstan – Genotyp-Befunde explorativ, Populationsübertragung begrenzt</w:t>
       </w:r>
     </w:p>
     <w:p>
@@ -360,7 +360,7 @@
           <w:color w:val="5A7D3A"/>
           <w:sz w:val="18"/>
         </w:rPr>
-        <w:t>https://pubmed.ncbi.nlm.nih.gov/42498061/</w:t>
+        <w:t>https://pubmed.ncbi.nlm.nih.gov/42654346/</w:t>
       </w:r>
     </w:p>
     <w:p>
@@ -368,7 +368,7 @@
         <w:pStyle w:val="Heading2"/>
       </w:pPr>
       <w:r>
-        <w:t>Metabolisches Syndrom erhöht Magenkrebsrisiko progressiv – Bauchumfang ist stärkster Komponenten-Marker</w:t>
+        <w:t>Extreme Adipositas (BMI 106,7) führte zu Ausschluss von Staging und Standard-Therapie bei Krebs</w:t>
       </w:r>
     </w:p>
     <w:p>
@@ -378,12 +378,12 @@
           <w:color w:val="666666"/>
           <w:sz w:val="18"/>
         </w:rPr>
-        <w:t>Wang GQ et al.  ·  Cancer Res Commun  ·  01.08.2026  ·  PMID 42490138</w:t>
+        <w:t>Fueth M et al.  ·  J Med Case Rep  ·  24.07.2026  ·  PMID 42498956</w:t>
       </w:r>
     </w:p>
     <w:p>
       <w:r>
-        <w:t>Prospektive Kohortenanalyse von 471.540 UK-Biobank-Teilnehmern zum Zusammenhang zwischen MetS und inzidentem Magenkrebs über 6,5 Jahre mit Subgruppenanalysen nach Sublokalisation.</w:t>
+        <w:t>Fallbericht einer 54-jährigen Frau mit BMI 106,7 kg/m² und kutanem Angiosarkom; Dokumentation der Infrastruktur-Barrieren bei Bildgebung, Staging und Operabilität.</w:t>
       </w:r>
     </w:p>
     <w:p>
@@ -394,7 +394,7 @@
         <w:t xml:space="preserve">Ergebnis: </w:t>
       </w:r>
       <w:r>
-        <w:t>Metabolisches Syndrom war mit erhöhtem Magenkrebsrisiko assoziiert (HR 1,36, 95%-KI 1,08–1,71). Risiko stieg mit Anzahl der MetS-Komponenten (p für Trend = 0,033). Für kardiales Magenkarzinom stärker (HR 1,48, 95%-KI 1,03–2,11) als für nicht-kardiales (HR 1,28, 95%-KI 0,95–1,73, Heterogenität p = 0,547). Bauchumfang zeigte konsistentest Komponenten-Signal. 332 Fälle über 6,5 Jahre in großer prospektiver Kohorte.</w:t>
+        <w:t>CT, MRT, PET wegen Gantry/Tisch-Limit unmöglich in allen regionalen Zentren; Patientin erhielt nur Bettseitexzision und Amputation, entwickelte Multiorganversagen, starb Tag 24; keine kurative Therapie ermöglicht.</w:t>
       </w:r>
     </w:p>
     <w:p>
@@ -409,7 +409,7 @@
         <w:rPr>
           <w:sz w:val="19"/>
         </w:rPr>
-        <w:t>UK Biobank, aber Befund zur metabolischen Dysfunktion unabhängig von System übertragbar</w:t>
+        <w:t>Deutschland – zeigt systemische Unterversorgung bei extremer Adipositas</w:t>
       </w:r>
     </w:p>
     <w:p>
@@ -418,7 +418,65 @@
           <w:color w:val="5A7D3A"/>
           <w:sz w:val="18"/>
         </w:rPr>
-        <w:t>https://pubmed.ncbi.nlm.nih.gov/42490138/</w:t>
+        <w:t>https://pubmed.ncbi.nlm.nih.gov/42498956/</w:t>
+      </w:r>
+    </w:p>
+    <w:p>
+      <w:pPr>
+        <w:pStyle w:val="Heading2"/>
+      </w:pPr>
+      <w:r>
+        <w:t>TyG-WHtR zeigte stärkste Vorhersagekraft für Aortenstenose im Metabolischen Syndrom-Spektrum</w:t>
+      </w:r>
+    </w:p>
+    <w:p>
+      <w:r>
+        <w:rPr>
+          <w:i/>
+          <w:color w:val="666666"/>
+          <w:sz w:val="18"/>
+        </w:rPr>
+        <w:t>Ding J et al.  ·  Front Endocrinol (Lausanne)  ·  07.07.2026  ·  PMID 42483668</w:t>
+      </w:r>
+    </w:p>
+    <w:p>
+      <w:r>
+        <w:t>Prospektive Kohortenstudie mit 363.907 Teilnehmern der UK Biobank in CKM-Stadien 0–3; Assoziationen von Triglycerid-Glucose-Indizes mit inzidentem Aortenstenose-Risiko über 15,25 Jahre Nachbeobachtung.</w:t>
+      </w:r>
+    </w:p>
+    <w:p>
+      <w:r>
+        <w:rPr>
+          <w:b/>
+        </w:rPr>
+        <w:t xml:space="preserve">Ergebnis: </w:t>
+      </w:r>
+      <w:r>
+        <w:t>3.326 Aortenstenose-Fälle; jede 1-SD-Erhöhung TyG-Index = 8–24 % erhöhtes AS-Risiko; TyG-WHtR zeigte größte Vorhersageverbesserung (C-Index 0,806); SBP mediierte 12,1–18,1 % der Assoziation.</w:t>
+      </w:r>
+    </w:p>
+    <w:p>
+      <w:r>
+        <w:rPr>
+          <w:b/>
+          <w:sz w:val="19"/>
+        </w:rPr>
+        <w:t xml:space="preserve">Übertragbarkeit: </w:t>
+      </w:r>
+      <w:r>
+        <w:rPr>
+          <w:sz w:val="19"/>
+        </w:rPr>
+        <w:t>UK Biobank – vergleichbares System, aber Population und Risikoprofile unterscheiden sich</w:t>
+      </w:r>
+    </w:p>
+    <w:p>
+      <w:r>
+        <w:rPr>
+          <w:color w:val="5A7D3A"/>
+          <w:sz w:val="18"/>
+        </w:rPr>
+        <w:t>https://pubmed.ncbi.nlm.nih.gov/42483668/</w:t>
       </w:r>
     </w:p>
     <w:sectPr>

--- a/download/studien-aktuell.docx
+++ b/download/studien-aktuell.docx
@@ -62,7 +62,7 @@
           <w:color w:val="666666"/>
           <w:sz w:val="18"/>
         </w:rPr>
-        <w:t>Stand: 21.09.2026  |  7 Studien  |  adipositas.m-vf.de</w:t>
+        <w:t>Stand: 22.09.2026  |  7 Studien  |  adipositas.m-vf.de</w:t>
       </w:r>
     </w:p>
     <w:p>
@@ -70,7 +70,7 @@
         <w:pStyle w:val="Heading1"/>
       </w:pPr>
       <w:r>
-        <w:t>Aufgenommen am 21.09.2026</w:t>
+        <w:t>Aufgenommen am 22.09.2026</w:t>
       </w:r>
     </w:p>
     <w:p>
@@ -78,7 +78,7 @@
         <w:pStyle w:val="Heading2"/>
       </w:pPr>
       <w:r>
-        <w:t>Liraglutide halbierte Rate unerwünschter Wirkungen, Gewichtsverlust 8,5 kg über 26 Wochen in Taiwan</w:t>
+        <w:t>Lipoödem wird häufig als Adipositas fehlklassifiziert – phänotypbasierte Versorgung nötig</w:t>
       </w:r>
     </w:p>
     <w:p>
@@ -88,12 +88,12 @@
           <w:color w:val="666666"/>
           <w:sz w:val="18"/>
         </w:rPr>
-        <w:t>Tu ST et al.  ·  Endocrinol Diabetes Metab  ·  Sept. 2026  ·  PMID 42762462</w:t>
+        <w:t>Varghese RT et al.  ·  Clin Obes  ·  Okt. 2026  ·  PMID 42767624</w:t>
       </w:r>
     </w:p>
     <w:p>
       <w:r>
-        <w:t>Prospektive Post-Marketing-Überwachung von Liraglutid (GLP-1-Rezeptoragonist) bei 259 Erwachsenen mit Adipositas in Taiwan über 26 Wochen mit Erfassung von Sicherheit und Gewichtsveränderung.</w:t>
+        <w:t>Narrative Übersichtsarbeit zur Abgrenzung von Lipoödem (schmerzhafte, disproportionale Extremitätenfettverteilung) von generalisierter Adipositas und deren unterschiedlichen metabolischen Profilen.</w:t>
       </w:r>
     </w:p>
     <w:p>
@@ -104,7 +104,7 @@
         <w:t xml:space="preserve">Ergebnis: </w:t>
       </w:r>
       <w:r>
-        <w:t>Unerwünschte Ereignisse in 11,2 % (90,9 % mild); Gewichtsverlust Woche 13: −5,7 ± 3,5 kg, Woche 26: −8,5 ± 5,7 kg; ≥5 % Gewichtsabnahme bei 76,7 % in Woche 26; Blutdrucksenkung 10,4 ± 18,9 mmHg. Hauptbarriere: Medikamentenkosten (49,0 % Dosiseskalation nicht durchgeführt).</w:t>
+        <w:t>Einige Studien berichten weniger metabolische Abnormitäten bei Lipoödem als bei BMI-gematchter Adipositas, doch fehlende Standardisierung und Referralverzerrung erschweren sichere Schlüsse. Kardiovaskuläre Risiken sollten phänotypbasiert bewertet werden – nicht allein durch BMI, sondern mit Waist-to-Height-Ratio, Körperzusammensetzung und zentralem Fett. GLP-1-RA bleiben bei etablierten Indikationen angezeigt.</w:t>
       </w:r>
     </w:p>
     <w:p>
@@ -119,7 +119,7 @@
         <w:rPr>
           <w:sz w:val="19"/>
         </w:rPr>
-        <w:t>Taiwan – asymmetrische Kostenübernahme, in Deutschland ausgeschlossen</w:t>
+        <w:t>Deutschsprachige Literatur integriert, klinisch relevant für Versorgungsgerechtigkeit.</w:t>
       </w:r>
     </w:p>
     <w:p>
@@ -128,7 +128,7 @@
           <w:color w:val="5A7D3A"/>
           <w:sz w:val="18"/>
         </w:rPr>
-        <w:t>https://pubmed.ncbi.nlm.nih.gov/42762462/</w:t>
+        <w:t>https://pubmed.ncbi.nlm.nih.gov/42767624/</w:t>
       </w:r>
     </w:p>
     <w:p>
@@ -136,7 +136,7 @@
         <w:pStyle w:val="Heading2"/>
       </w:pPr>
       <w:r>
-        <w:t>Ernährungs-Verhaltens-Risiko-Index zeigte Dosis-Wirkung mit metabolischem Syndrom in Südchina</w:t>
+        <w:t>GLP-1-Rezeptoragonisten senken Dekompensation und Mortalität bei älteren Patienten mit MASLD</w:t>
       </w:r>
     </w:p>
     <w:p>
@@ -146,12 +146,12 @@
           <w:color w:val="666666"/>
           <w:sz w:val="18"/>
         </w:rPr>
-        <w:t>Qiu J et al.  ·  Front Endocrinol (Lausanne)  ·  04.09.2026  ·  PMID 42760998</w:t>
+        <w:t>Koutouratsas T et al.  ·  Age Ageing  ·  04.09.2026  ·  PMID 42765724</w:t>
       </w:r>
     </w:p>
     <w:p>
       <w:r>
-        <w:t>Querschnittsstudie an 14.269 ländlichen Einwohnern in Nordwestchina; Konstruktion eines Ernährungs-Verhaltens-Risiko-Index (DBRI) mittels Alkire-Foster-Methode und Assoziationen mit metabolischem Syndrom.</w:t>
+        <w:t>Retrospektive Kohortenstudie mit 43.930 Patienten ≥65 Jahren mit metabolisch-assoziierter Fettlebererkrankung (MASLD), die GLP-1-Rezeptoragonisten initiierten vs. unbehandelt; Follow-up bis 10 Jahre.</w:t>
       </w:r>
     </w:p>
     <w:p>
@@ -162,7 +162,7 @@
         <w:t xml:space="preserve">Ergebnis: </w:t>
       </w:r>
       <w:r>
-        <w:t>DBRI quartil 4 versus 1: OR 2,61 (95%-KI: 2,29–2,98); dose-response-beziehung signifikant (p&lt;0,001); nichtlineare beziehung mit schwellenwerteffekt nahe DBRI ≈ 0,5; Lifestyle- und Ernährungsqualitäts-Score korreliert mit MetS-Prävalenz.</w:t>
+        <w:t>GLP-1-RA-Nutzer zeigten niedrigere Hazard Ratios für hepatische Dekompensation (HR 0,72, 95%-KI 0,66–0,79), Mortalität (HR 0,55, 0,52–0,58) und Krankenhausaufenthalte (HR 0,95, 0,93–0,97). MACE zeigte keine Reduktion (HR 0,98, 0,92–1,04). Häufigere gastrointestinale Ereignisse und Retinopathie wurden beobachtet.</w:t>
       </w:r>
     </w:p>
     <w:p>
@@ -177,7 +177,7 @@
         <w:rPr>
           <w:sz w:val="19"/>
         </w:rPr>
-        <w:t>China – unterschiedliche Population, vergleichbare Erhebungsmethoden</w:t>
+        <w:t>USA-Daten, andere Kostenübernahmeregelungen als Deutschland; Sicherheitssignale aber übertragbar.</w:t>
       </w:r>
     </w:p>
     <w:p>
@@ -186,7 +186,7 @@
           <w:color w:val="5A7D3A"/>
           <w:sz w:val="18"/>
         </w:rPr>
-        <w:t>https://pubmed.ncbi.nlm.nih.gov/42760998/</w:t>
+        <w:t>https://pubmed.ncbi.nlm.nih.gov/42765724/</w:t>
       </w:r>
     </w:p>
     <w:p>
@@ -194,7 +194,7 @@
         <w:pStyle w:val="Heading2"/>
       </w:pPr>
       <w:r>
-        <w:t>Adipositaschirurgie verminderte Leberfibrose, hinterließ aber persistierende Immunaktivierung nach 6 Jahren</w:t>
+        <w:t>Soziale Fragmentierung im Wohngebiet assoziiert mit Übergewicht bei Mädchen – Querschnitt Porto</w:t>
       </w:r>
     </w:p>
     <w:p>
@@ -204,12 +204,12 @@
           <w:color w:val="666666"/>
           <w:sz w:val="18"/>
         </w:rPr>
-        <w:t>Onoiu AI et al.  ·  Front Immunol  ·  03.09.2026  ·  PMID 42756162</w:t>
+        <w:t>Lourenço AC et al.  ·  Am J Hum Biol  ·  Sept. 2026  ·  PMID 42764604</w:t>
       </w:r>
     </w:p>
     <w:p>
       <w:r>
-        <w:t>Immunhistochemische Analyse von Leberbiopsien aus 3 Gruppen: Adipositas mit Leberschaden vor und nach Adipositaschirurgie, und Adipositas ohne signifikante Leberschädigung; Charakterisierung des hepatischen Immunmikromilieus.</w:t>
+        <w:t>Querschnittstudie bei 832 Kindern (3–10 Jahre) in Porto zu Nachbarschafts-Sozialer-Fragmentierung (aus 2021-Zensus) und exzessivem Körpergewicht.</w:t>
       </w:r>
     </w:p>
     <w:p>
@@ -220,7 +220,7 @@
         <w:t xml:space="preserve">Ergebnis: </w:t>
       </w:r>
       <w:r>
-        <w:t>Nach Chirurgie: BMI-Reduktion, Verbesserung der Leberhistologie, aber persistierende lobuläre Entzündung (Median 6 Jahre FU); erhöhte CD15+-, CD56+-, CD68+-, CD163+- und CD4+-Zellen; adaptive Immunabwehr verstärkt; "nicht-normalisiertes" Immunmprofil post-OP.</w:t>
+        <w:t>Keine Assoziation bei Jungen. Bei Mädchen: Die am wenigsten fragmentierten Nachbarschaften zeigten niedrigere Odds für Übergewicht vs. am meisten fragmentierte (OR 0,55, 95%-KI 0,32–0,94, p=0,030). Geschlechtsspezifische Unterschiede deuten auf unterschiedliche soziale und/oder Umgebungsmechanismen hin.</w:t>
       </w:r>
     </w:p>
     <w:p>
@@ -235,7 +235,7 @@
         <w:rPr>
           <w:sz w:val="19"/>
         </w:rPr>
-        <w:t>Spanien/Katalonien – vergleichbare Adipositaschirurgie-Infrastruktur</w:t>
+        <w:t>Portugal, Zensusdaten vergleichbar mit deutschem Statistiksystem; relevant für Neighbourhood-Health-Forschung in DACH.</w:t>
       </w:r>
     </w:p>
     <w:p>
@@ -244,7 +244,7 @@
           <w:color w:val="5A7D3A"/>
           <w:sz w:val="18"/>
         </w:rPr>
-        <w:t>https://pubmed.ncbi.nlm.nih.gov/42756162/</w:t>
+        <w:t>https://pubmed.ncbi.nlm.nih.gov/42764604/</w:t>
       </w:r>
     </w:p>
     <w:p>
@@ -252,7 +252,7 @@
         <w:pStyle w:val="Heading2"/>
       </w:pPr>
       <w:r>
-        <w:t>Orforglipron 36 mg zeigte größere Gewichtsverluste als 12 mg bei vergleichbarem Sicherheitsprofil</w:t>
+        <w:t>Beta-Hydroxy-Beta-Methylbutyrat-Supplement erhöhte Muskelmasse nicht signifikant bei sarkopenischer Adipositas</w:t>
       </w:r>
     </w:p>
     <w:p>
@@ -262,12 +262,12 @@
           <w:color w:val="666666"/>
           <w:sz w:val="18"/>
         </w:rPr>
-        <w:t>Hegaz MG et al.  ·  BMC Endocr Disord  ·  15.09.2026  ·  PMID 42750018</w:t>
+        <w:t>Fraenkel E et al.  ·  Orv Hetil  ·  20.09.2026  ·  PMID 42763880</w:t>
       </w:r>
     </w:p>
     <w:p>
       <w:r>
-        <w:t>Systematische Übersichtsarbeit und Meta-Analyse von 6 RCTs mit 3459 Patienten, die Orforglipron 12 mg versus 36 mg in Adipositas ± Diabetes verglichen.</w:t>
+        <w:t>Querschnittstudie (n=48, 55–84 Jahre) mit 6-Monats-Follow-up zu HMB-haltigem Diabetes-spezifischem Nahrungsergänzungsmittel bei Patienten mit Typ-2-Diabetes, sarkopenischer Adipositas und MASLD.</w:t>
       </w:r>
     </w:p>
     <w:p>
@@ -278,7 +278,7 @@
         <w:t xml:space="preserve">Ergebnis: </w:t>
       </w:r>
       <w:r>
-        <w:t>36 mg versus 12 mg: Gewichtsverlust −2,2 % (p&lt;0,00001); HbA1c-Reduktion unterschiedlich je Diabetes-Status; Waistumfang-Reduktion signifikant; unerwünschte Ereignisse vergleichbar; kleine ALT/AST-Erhöhungen bei 36 mg.</w:t>
+        <w:t>28 von 48 Patienten zeigten Muskelmasse-Zunahme; 16 davon ≤5%, 8 &gt;5%, 4 &gt;10% des Ausgangswerts. 20 Patienten hatten Abnahmen ≤5%. Muskelmaßveränderungen erreichten keine statistische Signifikanz. Höheres Alter (OR 0,87, p=0,04) und höhere Triglyzeride (OR 0,21, p=0,05) waren negative Prädiktoren. Kleine Fallzahl, fehlende Signifikanz trotz Trend.</w:t>
       </w:r>
     </w:p>
     <w:p>
@@ -293,7 +293,7 @@
         <w:rPr>
           <w:sz w:val="19"/>
         </w:rPr>
-        <w:t>Generische Frage zu GLP-1, in Deutschland nicht kostenerstattet</w:t>
+        <w:t>Ungarn/Slowakei, kleine Kohorte; begrenzte Übertragbarkeit auf deutsche Routineversorgung.</w:t>
       </w:r>
     </w:p>
     <w:p>
@@ -302,7 +302,7 @@
           <w:color w:val="5A7D3A"/>
           <w:sz w:val="18"/>
         </w:rPr>
-        <w:t>https://pubmed.ncbi.nlm.nih.gov/42750018/</w:t>
+        <w:t>https://pubmed.ncbi.nlm.nih.gov/42763880/</w:t>
       </w:r>
     </w:p>
     <w:p>
@@ -310,7 +310,7 @@
         <w:pStyle w:val="Heading2"/>
       </w:pPr>
       <w:r>
-        <w:t>ZTV rs10968110 und FTO rs1558902 assoziiert mit Adipositas in klinischer Psoriasis-Kohorte</w:t>
+        <w:t>Metabolisches Syndrom-Inzidenz in Südxinjiang: 32,06 pro 1000 Personenjahre, höher bei Männern</w:t>
       </w:r>
     </w:p>
     <w:p>
@@ -320,12 +320,12 @@
           <w:color w:val="666666"/>
           <w:sz w:val="18"/>
         </w:rPr>
-        <w:t>Zhumabekova B et al.  ·  Medicina (Kaunas)  ·  26.07.2026  ·  PMID 42654346</w:t>
+        <w:t>Gu SJ et al.  ·  Zhonghua Liu Xing Bing Xue Za Zhi  ·  10.09.2026  ·  PMID 42763190</w:t>
       </w:r>
     </w:p>
     <w:p>
       <w:r>
-        <w:t>Querschnittsstudie mit 150 kasachischen Patienten mit Psoriasis (75 Übergewicht/Adipositas, 75 Kontrollen); genetische und metabolische Korrelationen mit Adipositas untersucht.</w:t>
+        <w:t>Prospektive ländliche Kohortenstudie (n=12.813, 2016–2024) in Südxinjiang mit Latenter-Klassen-Analyse und Cox-Regressionen zu Metabolischem Syndrom (MS).</w:t>
       </w:r>
     </w:p>
     <w:p>
@@ -336,7 +336,7 @@
         <w:t xml:space="preserve">Ergebnis: </w:t>
       </w:r>
       <w:r>
-        <w:t>Im multivariaten Modell: Triglyceride OR 4,73 (95%-KI 1,36–18,57), HbA1c OR 1,71 (95%-KI 1,09–2,91), HDL-C OR 0,36 (95%-KI 0,18–0,66); ZTV rs10968110 signifikant in multiplen genetischen Modellen; FTO rs1558902 auch signifikant; CALCRL rs696574 nicht signifikant; MDR-Analyse: ZTV als stabilstes Single-Locus-Modell.</w:t>
+        <w:t>MS-Inzidenz 32,06/1000 Personenjahre; Männer 37,25, Frauen 27,89/1000 PJ. Unabhängige Risikofaktoren: Alter &gt;30 Jahre, Übergewicht/Adipositas, abnormales LDL-C, abnormale Gamma-Glutamyl-Transferase, high-TG–high-waist-circumference-Phänotyp, hypertension–high-waist-circumference-Phänotyp (alle HR&gt;1,00, p&lt;0,05). 31–60 Jahre: höchste Risikokonzentration. Sekundarschulbildung senkte Risiko. Geschlechts- und Altersspezifische Unterschiede in Risikofaktoren.</w:t>
       </w:r>
     </w:p>
     <w:p>
@@ -351,7 +351,7 @@
         <w:rPr>
           <w:sz w:val="19"/>
         </w:rPr>
-        <w:t>Kasachstan – Genotyp-Befunde explorativ, Populationsübertragung begrenzt</w:t>
+        <w:t>China, aber Präventions- und Screening-Framework auf Hochrisiko-Populationen in Deutschland übertragbar.</w:t>
       </w:r>
     </w:p>
     <w:p>
@@ -360,7 +360,7 @@
           <w:color w:val="5A7D3A"/>
           <w:sz w:val="18"/>
         </w:rPr>
-        <w:t>https://pubmed.ncbi.nlm.nih.gov/42654346/</w:t>
+        <w:t>https://pubmed.ncbi.nlm.nih.gov/42763190/</w:t>
       </w:r>
     </w:p>
     <w:p>
@@ -368,7 +368,7 @@
         <w:pStyle w:val="Heading2"/>
       </w:pPr>
       <w:r>
-        <w:t>Extreme Adipositas (BMI 106,7) führte zu Ausschluss von Staging und Standard-Therapie bei Krebs</w:t>
+        <w:t>Polygene Risikoscores und Adipositas erhöhen Progression von Typ-2-Diabetes zu Darmkrebs-Komorbiditäten</w:t>
       </w:r>
     </w:p>
     <w:p>
@@ -378,12 +378,12 @@
           <w:color w:val="666666"/>
           <w:sz w:val="18"/>
         </w:rPr>
-        <w:t>Fueth M et al.  ·  J Med Case Rep  ·  24.07.2026  ·  PMID 42498956</w:t>
+        <w:t>Liu B et al.  ·  BMC Cancer  ·  20.08.2026  ·  PMID 42754861</w:t>
       </w:r>
     </w:p>
     <w:p>
       <w:r>
-        <w:t>Fallbericht einer 54-jährigen Frau mit BMI 106,7 kg/m² und kutanem Angiosarkom; Dokumentation der Infrastruktur-Barrieren bei Bildgebung, Staging und Operabilität.</w:t>
+        <w:t>Chinesische Populationsstudie (n=805, vier Gruppen) mit genetischen Daten zu T2D-Darmkrebs-Komorbiditäten, Polygene Risikoscores (PRS) und BMI-Wechselwirkungen.</w:t>
       </w:r>
     </w:p>
     <w:p>
@@ -394,7 +394,7 @@
         <w:t xml:space="preserve">Ergebnis: </w:t>
       </w:r>
       <w:r>
-        <w:t>CT, MRT, PET wegen Gantry/Tisch-Limit unmöglich in allen regionalen Zentren; Patientin erhielt nur Bettseitexzision und Amputation, entwickelte Multiorganversagen, starb Tag 24; keine kurative Therapie ermöglicht.</w:t>
+        <w:t>T2D-CRC-Komorbiditäts-Gruppe hatte höhere PRS für beide Erkrankungen als Kontrollen. T2D-PRS: Borderline-Assoziation mit isoliertem Darmkrebs-Risiko (OR 1,24, p=0,046). BMI modifizierte die Assoziation zwischen CRC-genetischer Last und Risiko signifikant (OR 1,75, 95%-KI 1,27–2,34; p=0,033), stärker in Übergewichtigen. Transitionsrisiko von T2D zu Komorbiditäten mit erhöhter CRC-genetischer Last (HR 1,21, p=0,037).</w:t>
       </w:r>
     </w:p>
     <w:p>
@@ -409,7 +409,7 @@
         <w:rPr>
           <w:sz w:val="19"/>
         </w:rPr>
-        <w:t>Deutschland – zeigt systemische Unterversorgung bei extremer Adipositas</w:t>
+        <w:t>China, aber genetisch vergleichbare Populationen; epidemiologisches Konzept auf DACH übertragbar.</w:t>
       </w:r>
     </w:p>
     <w:p>
@@ -418,7 +418,7 @@
           <w:color w:val="5A7D3A"/>
           <w:sz w:val="18"/>
         </w:rPr>
-        <w:t>https://pubmed.ncbi.nlm.nih.gov/42498956/</w:t>
+        <w:t>https://pubmed.ncbi.nlm.nih.gov/42754861/</w:t>
       </w:r>
     </w:p>
     <w:p>
@@ -426,7 +426,7 @@
         <w:pStyle w:val="Heading2"/>
       </w:pPr>
       <w:r>
-        <w:t>TyG-WHtR zeigte stärkste Vorhersagekraft für Aortenstenose im Metabolischen Syndrom-Spektrum</w:t>
+        <w:t>Genetische Varianten für Antipsychotika-induzierte Gewichtszunahme: Systematische Übersicht von 53 Studien</w:t>
       </w:r>
     </w:p>
     <w:p>
@@ -436,12 +436,12 @@
           <w:color w:val="666666"/>
           <w:sz w:val="18"/>
         </w:rPr>
-        <w:t>Ding J et al.  ·  Front Endocrinol (Lausanne)  ·  07.07.2026  ·  PMID 42483668</w:t>
+        <w:t>Kronenbuerger M et al.  ·  Schizophr Res  ·  21.07.2026  ·  PMID 42480244</w:t>
       </w:r>
     </w:p>
     <w:p>
       <w:r>
-        <w:t>Prospektive Kohortenstudie mit 363.907 Teilnehmern der UK Biobank in CKM-Stadien 0–3; Assoziationen von Triglycerid-Glucose-Indizes mit inzidentem Aortenstenose-Risiko über 15,25 Jahre Nachbeobachtung.</w:t>
+        <w:t>Systematische Übersicht (PRISMA) von 2018–2026 zu Polymorphismen und epigenetischen Markern, die mit Antipsychotika-induzierter Gewichtszunahme (AIWG) assoziiert sind.</w:t>
       </w:r>
     </w:p>
     <w:p>
@@ -452,7 +452,7 @@
         <w:t xml:space="preserve">Ergebnis: </w:t>
       </w:r>
       <w:r>
-        <w:t>3.326 Aortenstenose-Fälle; jede 1-SD-Erhöhung TyG-Index = 8–24 % erhöhtes AS-Risiko; TyG-WHtR zeigte größte Vorhersageverbesserung (C-Index 0,806); SBP mediierte 12,1–18,1 % der Assoziation.</w:t>
+        <w:t>DRD2, HTR2C, MC4R wurden in Kandidaten-Gen-Studien am konsistentesten repliziert. Genome-wide association studies identifizierten novel associations (MAP2K1, ZDBF2, PEPD). Kein einzelner genetischer Marker ist klinisch anwendungsreif; Multi-Omics und Mehrahnenstudien sind notwendig. 53 eingeschlossene Studien, begrenzte Replikation und methodische Heterogenität.</w:t>
       </w:r>
     </w:p>
     <w:p>
@@ -467,7 +467,7 @@
         <w:rPr>
           <w:sz w:val="19"/>
         </w:rPr>
-        <w:t>UK Biobank – vergleichbares System, aber Population und Risikoprofile unterscheiden sich</w:t>
+        <w:t>Psychiatrische Versorgung in Deutschland betroffen; keine direkten Handlungsempfehlungen für Praxis, aber relevant für Risikoprävention.</w:t>
       </w:r>
     </w:p>
     <w:p>
@@ -476,7 +476,7 @@
           <w:color w:val="5A7D3A"/>
           <w:sz w:val="18"/>
         </w:rPr>
-        <w:t>https://pubmed.ncbi.nlm.nih.gov/42483668/</w:t>
+        <w:t>https://pubmed.ncbi.nlm.nih.gov/42480244/</w:t>
       </w:r>
     </w:p>
     <w:sectPr>

--- a/download/studien-aktuell.docx
+++ b/download/studien-aktuell.docx
@@ -62,7 +62,7 @@
           <w:color w:val="666666"/>
           <w:sz w:val="18"/>
         </w:rPr>
-        <w:t>Stand: 22.09.2026  |  7 Studien  |  adipositas.m-vf.de</w:t>
+        <w:t>Stand: 23.09.2026  |  5 Studien  |  adipositas.m-vf.de</w:t>
       </w:r>
     </w:p>
     <w:p>
@@ -70,7 +70,7 @@
         <w:pStyle w:val="Heading1"/>
       </w:pPr>
       <w:r>
-        <w:t>Aufgenommen am 22.09.2026</w:t>
+        <w:t>Aufgenommen am 23.09.2026</w:t>
       </w:r>
     </w:p>
     <w:p>
@@ -78,7 +78,7 @@
         <w:pStyle w:val="Heading2"/>
       </w:pPr>
       <w:r>
-        <w:t>Lipoödem wird häufig als Adipositas fehlklassifiziert – phänotypbasierte Versorgung nötig</w:t>
+        <w:t>Bariatrische Chirurgie kosteneffektiver als GLP-1-Rezeptoragonisten bei Kniearthrose mit Adipositas</w:t>
       </w:r>
     </w:p>
     <w:p>
@@ -88,12 +88,12 @@
           <w:color w:val="666666"/>
           <w:sz w:val="18"/>
         </w:rPr>
-        <w:t>Varghese RT et al.  ·  Clin Obes  ·  Okt. 2026  ·  PMID 42767624</w:t>
+        <w:t>Gao Y et al.  ·  BMJ Open  ·  22.09.2026  ·  PMID 42772870</w:t>
       </w:r>
     </w:p>
     <w:p>
       <w:r>
-        <w:t>Narrative Übersichtsarbeit zur Abgrenzung von Lipoödem (schmerzhafte, disproportionale Extremitätenfettverteilung) von generalisierter Adipositas und deren unterschiedlichen metabolischen Profilen.</w:t>
+        <w:t>Systematische Übersicht (n=8 Studien) zur Kosteneffektivität von Gewichtsverlustinterventionen bei Kniearthrose und Adipositas; Vergleich von Kombinationsprogrammen (Diät+Bewegung), Chirurgie und Pharmakotherapie mittels QALY und ICER.</w:t>
       </w:r>
     </w:p>
     <w:p>
@@ -104,7 +104,7 @@
         <w:t xml:space="preserve">Ergebnis: </w:t>
       </w:r>
       <w:r>
-        <w:t>Einige Studien berichten weniger metabolische Abnormitäten bei Lipoödem als bei BMI-gematchter Adipositas, doch fehlende Standardisierung und Referralverzerrung erschweren sichere Schlüsse. Kardiovaskuläre Risiken sollten phänotypbasiert bewertet werden – nicht allein durch BMI, sondern mit Waist-to-Height-Ratio, Körperzusammensetzung und zentralem Fett. GLP-1-RA bleiben bei etablierten Indikationen angezeigt.</w:t>
+        <w:t>Kombinierte Diät-/Bewegungsprogramme: ICER £16.915–£31.305/QALY mit QALY-Gewinn 0,05–0,16; bariatrische Chirurgie: ICER £4.361–£19.303/QALY, QALY 0,81–1,7; GLP-1-Rezeptoragonisten: ICER £32.265–£35.832/QALY. Nach UK-Schwellen (£25.000–£35.000/QALY) ist Chirurgie kosteneffektiv; Pharmakotherapie an Grenze.</w:t>
       </w:r>
     </w:p>
     <w:p>
@@ -119,7 +119,7 @@
         <w:rPr>
           <w:sz w:val="19"/>
         </w:rPr>
-        <w:t>Deutschsprachige Literatur integriert, klinisch relevant für Versorgungsgerechtigkeit.</w:t>
+        <w:t>UK-Schwellenwerte; Übertragbarkeit auf Deutschland eingeschränkt (GLP-1 dort nicht erstattet, Erstattungswege für Chirurgie unterschiedlich)</w:t>
       </w:r>
     </w:p>
     <w:p>
@@ -128,7 +128,7 @@
           <w:color w:val="5A7D3A"/>
           <w:sz w:val="18"/>
         </w:rPr>
-        <w:t>https://pubmed.ncbi.nlm.nih.gov/42767624/</w:t>
+        <w:t>https://pubmed.ncbi.nlm.nih.gov/42772870/</w:t>
       </w:r>
     </w:p>
     <w:p>
@@ -136,7 +136,7 @@
         <w:pStyle w:val="Heading2"/>
       </w:pPr>
       <w:r>
-        <w:t>GLP-1-Rezeptoragonisten senken Dekompensation und Mortalität bei älteren Patienten mit MASLD</w:t>
+        <w:t>Konsistente moderate Gewichtsabnahme bei Kindern prognostiziert langfristige Therapieerfolge besser als rapide Abnahme</w:t>
       </w:r>
     </w:p>
     <w:p>
@@ -146,12 +146,12 @@
           <w:color w:val="666666"/>
           <w:sz w:val="18"/>
         </w:rPr>
-        <w:t>Koutouratsas T et al.  ·  Age Ageing  ·  04.09.2026  ·  PMID 42765724</w:t>
+        <w:t>Saelens BE et al.  ·  Pediatr Obes  ·  Sept. 2026  ·  PMID 42770536</w:t>
       </w:r>
     </w:p>
     <w:p>
       <w:r>
-        <w:t>Retrospektive Kohortenstudie mit 43.930 Patienten ≥65 Jahren mit metabolisch-assoziierter Fettlebererkrankung (MASLD), die GLP-1-Rezeptoragonisten initiierten vs. unbehandelt; Follow-up bis 10 Jahre.</w:t>
+        <w:t>Latenklassen-Analyse (N=294 Kinder, 7–11 Jahre) mit BMI-Verlauf während und nach Adipositasbehandlung (Verhaltensintervention); Identifikation von drei Gewichtsverlauf-Mustern und deren Vorhersage für BMI z-Score nach 1-Jahres-Nachverfolgung.</w:t>
       </w:r>
     </w:p>
     <w:p>
@@ -162,7 +162,7 @@
         <w:t xml:space="preserve">Ergebnis: </w:t>
       </w:r>
       <w:r>
-        <w:t>GLP-1-RA-Nutzer zeigten niedrigere Hazard Ratios für hepatische Dekompensation (HR 0,72, 95%-KI 0,66–0,79), Mortalität (HR 0,55, 0,52–0,58) und Krankenhausaufenthalte (HR 0,95, 0,93–0,97). MACE zeigte keine Reduktion (HR 0,98, 0,92–1,04). Häufigere gastrointestinale Ereignisse und Retinopathie wurden beobachtet.</w:t>
+        <w:t>Drei Klassen: schnelle Abnahme dann stabil (6%), konsistent moderate Abnahme (43%), moderate abnehmend (51%). Konsistent moderate Gewichtsabnahme zeigte stabilste Ergebnisse im Follow-up (BMI z-Score-Anstieg minimal vs. Anstieg in anderen Gruppen, p=0,017). Rapide initial Gewichtsabnahme nicht mit besseren Langzeitergebnissen assoziiert.</w:t>
       </w:r>
     </w:p>
     <w:p>
@@ -177,7 +177,7 @@
         <w:rPr>
           <w:sz w:val="19"/>
         </w:rPr>
-        <w:t>USA-Daten, andere Kostenübernahmeregelungen als Deutschland; Sicherheitssignale aber übertragbar.</w:t>
+        <w:t>USA, generalisierbar für verhaltensbasierte Interventionen in Kinder-Adipositasprogrammen</w:t>
       </w:r>
     </w:p>
     <w:p>
@@ -186,7 +186,7 @@
           <w:color w:val="5A7D3A"/>
           <w:sz w:val="18"/>
         </w:rPr>
-        <w:t>https://pubmed.ncbi.nlm.nih.gov/42765724/</w:t>
+        <w:t>https://pubmed.ncbi.nlm.nih.gov/42770536/</w:t>
       </w:r>
     </w:p>
     <w:p>
@@ -194,7 +194,7 @@
         <w:pStyle w:val="Heading2"/>
       </w:pPr>
       <w:r>
-        <w:t>Soziale Fragmentierung im Wohngebiet assoziiert mit Übergewicht bei Mädchen – Querschnitt Porto</w:t>
+        <w:t>Strukturierte Familienunterstützung (Co-Fam) bei Adipositas von Kindern: Versorgungsmodell mit Implementationsprüfung</w:t>
       </w:r>
     </w:p>
     <w:p>
@@ -204,12 +204,12 @@
           <w:color w:val="666666"/>
           <w:sz w:val="18"/>
         </w:rPr>
-        <w:t>Lourenço AC et al.  ·  Am J Hum Biol  ·  Sept. 2026  ·  PMID 42764604</w:t>
+        <w:t>Berdman I et al.  ·  BMC Public Health  ·  21.09.2026  ·  PMID 42768347</w:t>
       </w:r>
     </w:p>
     <w:p>
       <w:r>
-        <w:t>Querschnittstudie bei 832 Kindern (3–10 Jahre) in Porto zu Nachbarschafts-Sozialer-Fragmentierung (aus 2021-Zensus) und exzessivem Körpergewicht.</w:t>
+        <w:t>Randomisierte Hybrid-Studie in Schweden zum Vergleich eines strukturierten 12-Monate-Programms (More and Less) mit Standardversorgung bei adipösen Kindern (6–12 Jahre); Primäre Ergebnis: BMI z-Score und Übergewichts-/Adipositasprävalenz nach 3 und 12 Monaten; sekundär: elterliche Fütterungspraktiken, körperliche Aktivität und Implementierungstreue.</w:t>
       </w:r>
     </w:p>
     <w:p>
@@ -220,7 +220,7 @@
         <w:t xml:space="preserve">Ergebnis: </w:t>
       </w:r>
       <w:r>
-        <w:t>Keine Assoziation bei Jungen. Bei Mädchen: Die am wenigsten fragmentierten Nachbarschaften zeigten niedrigere Odds für Übergewicht vs. am meisten fragmentierte (OR 0,55, 95%-KI 0,32–0,94, p=0,030). Geschlechtsspezifische Unterschiede deuten auf unterschiedliche soziale und/oder Umgebungsmechanismen hin.</w:t>
+        <w:t>Studienprotokoll; Ergebnisse noch ausstehend. Erwartung: Effektivitäts- und Implementierungsdaten werden die Skalierbarkeit des integrierten Modells (Schulprogramm + Primärversorgung) informieren.</w:t>
       </w:r>
     </w:p>
     <w:p>
@@ -235,7 +235,7 @@
         <w:rPr>
           <w:sz w:val="19"/>
         </w:rPr>
-        <w:t>Portugal, Zensusdaten vergleichbar mit deutschem Statistiksystem; relevant für Neighbourhood-Health-Forschung in DACH.</w:t>
+        <w:t>Schweden, vergleichbar strukturiertes Gesundheitssystem mit schulischer Gesundheitsüberwachung</w:t>
       </w:r>
     </w:p>
     <w:p>
@@ -244,7 +244,7 @@
           <w:color w:val="5A7D3A"/>
           <w:sz w:val="18"/>
         </w:rPr>
-        <w:t>https://pubmed.ncbi.nlm.nih.gov/42764604/</w:t>
+        <w:t>https://pubmed.ncbi.nlm.nih.gov/42768347/</w:t>
       </w:r>
     </w:p>
     <w:p>
@@ -252,7 +252,7 @@
         <w:pStyle w:val="Heading2"/>
       </w:pPr>
       <w:r>
-        <w:t>Beta-Hydroxy-Beta-Methylbutyrat-Supplement erhöhte Muskelmasse nicht signifikant bei sarkopenischer Adipositas</w:t>
+        <w:t>GLP-1-Rezeptoragonisten (Dulaglutid, Semaglutid) senken HbA1c und Gewicht in afroamerikanischer Bevölkerung</w:t>
       </w:r>
     </w:p>
     <w:p>
@@ -262,12 +262,12 @@
           <w:color w:val="666666"/>
           <w:sz w:val="18"/>
         </w:rPr>
-        <w:t>Fraenkel E et al.  ·  Orv Hetil  ·  20.09.2026  ·  PMID 42763880</w:t>
+        <w:t>Deas C et al.  ·  J Health Care Poor Underserved  ·  2026  ·  PMID 42766517</w:t>
       </w:r>
     </w:p>
     <w:p>
       <w:r>
-        <w:t>Querschnittstudie (n=48, 55–84 Jahre) mit 6-Monats-Follow-up zu HMB-haltigem Diabetes-spezifischem Nahrungsergänzungsmittel bei Patienten mit Typ-2-Diabetes, sarkopenischer Adipositas und MASLD.</w:t>
+        <w:t>Retrospektive Kohortenstudie (N=91 Patienten, 85,7% afroamerikanisch) zu realen Effekten von Dulaglutid und Semaglutid auf HbA1c und Gewicht über durchschnittlich 14,9 Monate; Vergleich von Dosisgruppen.</w:t>
       </w:r>
     </w:p>
     <w:p>
@@ -278,7 +278,7 @@
         <w:t xml:space="preserve">Ergebnis: </w:t>
       </w:r>
       <w:r>
-        <w:t>28 von 48 Patienten zeigten Muskelmasse-Zunahme; 16 davon ≤5%, 8 &gt;5%, 4 &gt;10% des Ausgangswerts. 20 Patienten hatten Abnahmen ≤5%. Muskelmaßveränderungen erreichten keine statistische Signifikanz. Höheres Alter (OR 0,87, p=0,04) und höhere Triglyzeride (OR 0,21, p=0,05) waren negative Prädiktoren. Kleine Fallzahl, fehlende Signifikanz trotz Trend.</w:t>
+        <w:t>HbA1c-Reduktion um 2,39% (p&lt;0,001); Gewichtsabnahme 4,76 kg (p&lt;0,001). Hochdosis-Dulaglutid signifikant stärkere HbA1c-Senkung als Niedrigdosis (p=0,023). Ergebnis dokumentiert Wirksamkeit in unterrepräsentierter Population, aber ohne Vergleichsgruppe und ohne Daten zu Folgeerkrankungen.</w:t>
       </w:r>
     </w:p>
     <w:p>
@@ -293,7 +293,7 @@
         <w:rPr>
           <w:sz w:val="19"/>
         </w:rPr>
-        <w:t>Ungarn/Slowakei, kleine Kohorte; begrenzte Übertragbarkeit auf deutsche Routineversorgung.</w:t>
+        <w:t>USA; Übertragbarkeit zu Wirksamkeit begrenzt – in Deutschland Paragraf 34 SGB V schließt GLP-1 von Kostenübernahme aus</w:t>
       </w:r>
     </w:p>
     <w:p>
@@ -302,7 +302,7 @@
           <w:color w:val="5A7D3A"/>
           <w:sz w:val="18"/>
         </w:rPr>
-        <w:t>https://pubmed.ncbi.nlm.nih.gov/42763880/</w:t>
+        <w:t>https://pubmed.ncbi.nlm.nih.gov/42766517/</w:t>
       </w:r>
     </w:p>
     <w:p>
@@ -310,7 +310,7 @@
         <w:pStyle w:val="Heading2"/>
       </w:pPr>
       <w:r>
-        <w:t>Metabolisches Syndrom-Inzidenz in Südxinjiang: 32,06 pro 1000 Personenjahre, höher bei Männern</w:t>
+        <w:t>Höherer BMI mit besserer Tumorregression bei Ösophaguskarzinom – Paradox aus deutschem Registeranalyse</w:t>
       </w:r>
     </w:p>
     <w:p>
@@ -320,12 +320,12 @@
           <w:color w:val="666666"/>
           <w:sz w:val="18"/>
         </w:rPr>
-        <w:t>Gu SJ et al.  ·  Zhonghua Liu Xing Bing Xue Za Zhi  ·  10.09.2026  ·  PMID 42763190</w:t>
+        <w:t>Otto SD et al.  ·  Cancer Med  ·  Sept. 2026  ·  PMID 42760794</w:t>
       </w:r>
     </w:p>
     <w:p>
       <w:r>
-        <w:t>Prospektive ländliche Kohortenstudie (n=12.813, 2016–2024) in Südxinjiang mit Latenter-Klassen-Analyse und Cox-Regressionen zu Metabolischem Syndrom (MS).</w:t>
+        <w:t>Prospektive Registeranalyse (DGAV, N=647 Patienten mit Ösophaguskarzinom) zur Assoziation zwischen BMI und histopathologischem Tumorreggressionsgrad nach neoadjuvanter Therapie; Hazard Ratios adjustiert für klinische und Tumorcharakteristika.</w:t>
       </w:r>
     </w:p>
     <w:p>
@@ -336,7 +336,7 @@
         <w:t xml:space="preserve">Ergebnis: </w:t>
       </w:r>
       <w:r>
-        <w:t>MS-Inzidenz 32,06/1000 Personenjahre; Männer 37,25, Frauen 27,89/1000 PJ. Unabhängige Risikofaktoren: Alter &gt;30 Jahre, Übergewicht/Adipositas, abnormales LDL-C, abnormale Gamma-Glutamyl-Transferase, high-TG–high-waist-circumference-Phänotyp, hypertension–high-waist-circumference-Phänotyp (alle HR&gt;1,00, p&lt;0,05). 31–60 Jahre: höchste Risikokonzentration. Sekundarschulbildung senkte Risiko. Geschlechts- und Altersspezifische Unterschiede in Risikofaktoren.</w:t>
+        <w:t>Unerwartet: höherer BMI mit vermindertem Risiko für höhere Becker-Grade (≥2: OR 0,97 per BMI-Einheit, p=0,04; ≥3: OR 0,93, p&lt;0,001). Keine Assoziation für Übergang zu Grad ≥1b. Autoren deuten auf unterschiedliche Tumorkobiologie hin, warnen aber vor Kausalitätsinterpretation.</w:t>
       </w:r>
     </w:p>
     <w:p>
@@ -351,7 +351,7 @@
         <w:rPr>
           <w:sz w:val="19"/>
         </w:rPr>
-        <w:t>China, aber Präventions- und Screening-Framework auf Hochrisiko-Populationen in Deutschland übertragbar.</w:t>
+        <w:t>Deutsche Klinikdaten (DGAV-Register); hohe Übertragbarkeit auf deutsches Gesundheitssystem</w:t>
       </w:r>
     </w:p>
     <w:p>
@@ -360,123 +360,7 @@
           <w:color w:val="5A7D3A"/>
           <w:sz w:val="18"/>
         </w:rPr>
-        <w:t>https://pubmed.ncbi.nlm.nih.gov/42763190/</w:t>
-      </w:r>
-    </w:p>
-    <w:p>
-      <w:pPr>
-        <w:pStyle w:val="Heading2"/>
-      </w:pPr>
-      <w:r>
-        <w:t>Polygene Risikoscores und Adipositas erhöhen Progression von Typ-2-Diabetes zu Darmkrebs-Komorbiditäten</w:t>
-      </w:r>
-    </w:p>
-    <w:p>
-      <w:r>
-        <w:rPr>
-          <w:i/>
-          <w:color w:val="666666"/>
-          <w:sz w:val="18"/>
-        </w:rPr>
-        <w:t>Liu B et al.  ·  BMC Cancer  ·  20.08.2026  ·  PMID 42754861</w:t>
-      </w:r>
-    </w:p>
-    <w:p>
-      <w:r>
-        <w:t>Chinesische Populationsstudie (n=805, vier Gruppen) mit genetischen Daten zu T2D-Darmkrebs-Komorbiditäten, Polygene Risikoscores (PRS) und BMI-Wechselwirkungen.</w:t>
-      </w:r>
-    </w:p>
-    <w:p>
-      <w:r>
-        <w:rPr>
-          <w:b/>
-        </w:rPr>
-        <w:t xml:space="preserve">Ergebnis: </w:t>
-      </w:r>
-      <w:r>
-        <w:t>T2D-CRC-Komorbiditäts-Gruppe hatte höhere PRS für beide Erkrankungen als Kontrollen. T2D-PRS: Borderline-Assoziation mit isoliertem Darmkrebs-Risiko (OR 1,24, p=0,046). BMI modifizierte die Assoziation zwischen CRC-genetischer Last und Risiko signifikant (OR 1,75, 95%-KI 1,27–2,34; p=0,033), stärker in Übergewichtigen. Transitionsrisiko von T2D zu Komorbiditäten mit erhöhter CRC-genetischer Last (HR 1,21, p=0,037).</w:t>
-      </w:r>
-    </w:p>
-    <w:p>
-      <w:r>
-        <w:rPr>
-          <w:b/>
-          <w:sz w:val="19"/>
-        </w:rPr>
-        <w:t xml:space="preserve">Übertragbarkeit: </w:t>
-      </w:r>
-      <w:r>
-        <w:rPr>
-          <w:sz w:val="19"/>
-        </w:rPr>
-        <w:t>China, aber genetisch vergleichbare Populationen; epidemiologisches Konzept auf DACH übertragbar.</w:t>
-      </w:r>
-    </w:p>
-    <w:p>
-      <w:r>
-        <w:rPr>
-          <w:color w:val="5A7D3A"/>
-          <w:sz w:val="18"/>
-        </w:rPr>
-        <w:t>https://pubmed.ncbi.nlm.nih.gov/42754861/</w:t>
-      </w:r>
-    </w:p>
-    <w:p>
-      <w:pPr>
-        <w:pStyle w:val="Heading2"/>
-      </w:pPr>
-      <w:r>
-        <w:t>Genetische Varianten für Antipsychotika-induzierte Gewichtszunahme: Systematische Übersicht von 53 Studien</w:t>
-      </w:r>
-    </w:p>
-    <w:p>
-      <w:r>
-        <w:rPr>
-          <w:i/>
-          <w:color w:val="666666"/>
-          <w:sz w:val="18"/>
-        </w:rPr>
-        <w:t>Kronenbuerger M et al.  ·  Schizophr Res  ·  21.07.2026  ·  PMID 42480244</w:t>
-      </w:r>
-    </w:p>
-    <w:p>
-      <w:r>
-        <w:t>Systematische Übersicht (PRISMA) von 2018–2026 zu Polymorphismen und epigenetischen Markern, die mit Antipsychotika-induzierter Gewichtszunahme (AIWG) assoziiert sind.</w:t>
-      </w:r>
-    </w:p>
-    <w:p>
-      <w:r>
-        <w:rPr>
-          <w:b/>
-        </w:rPr>
-        <w:t xml:space="preserve">Ergebnis: </w:t>
-      </w:r>
-      <w:r>
-        <w:t>DRD2, HTR2C, MC4R wurden in Kandidaten-Gen-Studien am konsistentesten repliziert. Genome-wide association studies identifizierten novel associations (MAP2K1, ZDBF2, PEPD). Kein einzelner genetischer Marker ist klinisch anwendungsreif; Multi-Omics und Mehrahnenstudien sind notwendig. 53 eingeschlossene Studien, begrenzte Replikation und methodische Heterogenität.</w:t>
-      </w:r>
-    </w:p>
-    <w:p>
-      <w:r>
-        <w:rPr>
-          <w:b/>
-          <w:sz w:val="19"/>
-        </w:rPr>
-        <w:t xml:space="preserve">Übertragbarkeit: </w:t>
-      </w:r>
-      <w:r>
-        <w:rPr>
-          <w:sz w:val="19"/>
-        </w:rPr>
-        <w:t>Psychiatrische Versorgung in Deutschland betroffen; keine direkten Handlungsempfehlungen für Praxis, aber relevant für Risikoprävention.</w:t>
-      </w:r>
-    </w:p>
-    <w:p>
-      <w:r>
-        <w:rPr>
-          <w:color w:val="5A7D3A"/>
-          <w:sz w:val="18"/>
-        </w:rPr>
-        <w:t>https://pubmed.ncbi.nlm.nih.gov/42480244/</w:t>
+        <w:t>https://pubmed.ncbi.nlm.nih.gov/42760794/</w:t>
       </w:r>
     </w:p>
     <w:sectPr>

--- a/download/studien-aktuell.docx
+++ b/download/studien-aktuell.docx
@@ -62,7 +62,7 @@
           <w:color w:val="666666"/>
           <w:sz w:val="18"/>
         </w:rPr>
-        <w:t>Stand: 23.09.2026  |  5 Studien  |  adipositas.m-vf.de</w:t>
+        <w:t>Stand: 24.09.2026  |  6 Studien  |  adipositas.m-vf.de</w:t>
       </w:r>
     </w:p>
     <w:p>
@@ -70,7 +70,7 @@
         <w:pStyle w:val="Heading1"/>
       </w:pPr>
       <w:r>
-        <w:t>Aufgenommen am 23.09.2026</w:t>
+        <w:t>Aufgenommen am 24.09.2026</w:t>
       </w:r>
     </w:p>
     <w:p>
@@ -78,7 +78,7 @@
         <w:pStyle w:val="Heading2"/>
       </w:pPr>
       <w:r>
-        <w:t>Bariatrische Chirurgie kosteneffektiver als GLP-1-Rezeptoragonisten bei Kniearthrose mit Adipositas</w:t>
+        <w:t>Adipositas nach Erdbeben: Frauenanteil 35,5%, Prävention in Containersiedlungen möglich</w:t>
       </w:r>
     </w:p>
     <w:p>
@@ -88,12 +88,12 @@
           <w:color w:val="666666"/>
           <w:sz w:val="18"/>
         </w:rPr>
-        <w:t>Gao Y et al.  ·  BMJ Open  ·  22.09.2026  ·  PMID 42772870</w:t>
+        <w:t>Kurt O et al.  ·  BMJ Open  ·  23.09.2026  ·  PMID 42778259</w:t>
       </w:r>
     </w:p>
     <w:p>
       <w:r>
-        <w:t>Systematische Übersicht (n=8 Studien) zur Kosteneffektivität von Gewichtsverlustinterventionen bei Kniearthrose und Adipositas; Vergleich von Kombinationsprogrammen (Diät+Bewegung), Chirurgie und Pharmakotherapie mittels QALY und ICER.</w:t>
+        <w:t>Querschnittstudie in Containersiedelungen nach dem Erdbeben 2023 in der Türkei (Juni–Oktober 2025, 24–32 Monate später) mit 563 Erwachsenen zur Erfassung unabhängiger Adipositas-Einflussfaktoren.</w:t>
       </w:r>
     </w:p>
     <w:p>
@@ -104,7 +104,7 @@
         <w:t xml:space="preserve">Ergebnis: </w:t>
       </w:r>
       <w:r>
-        <w:t>Kombinierte Diät-/Bewegungsprogramme: ICER £16.915–£31.305/QALY mit QALY-Gewinn 0,05–0,16; bariatrische Chirurgie: ICER £4.361–£19.303/QALY, QALY 0,81–1,7; GLP-1-Rezeptoragonisten: ICER £32.265–£35.832/QALY. Nach UK-Schwellen (£25.000–£35.000/QALY) ist Chirurgie kosteneffektiv; Pharmakotherapie an Grenze.</w:t>
+        <w:t>Adipositasprävalenz 28,8% (Standardisierung auf gleiche Geschlechtsverteilung: 24,4%), deutlich höher bei Frauen als Männern (35,5% vs. 13,5%). Unabhängig assoziiert: weibliches Geschlecht (AOR 3,46), Alter ≥55 Jahre (AOR 2,44), schnelles Essen (AOR 2,28), Übergewicht in der Kindheit (AOR 1,93), chronische Erkrankung (AOR 1,85), niedriges Haushaltseinkommen (AOR 1,73). Unterschiede zwischen Siedlungen (18,8–66,7%, p&lt;0,001) zeigen relevante Umgebungseffekte.</w:t>
       </w:r>
     </w:p>
     <w:p>
@@ -119,7 +119,7 @@
         <w:rPr>
           <w:sz w:val="19"/>
         </w:rPr>
-        <w:t>UK-Schwellenwerte; Übertragbarkeit auf Deutschland eingeschränkt (GLP-1 dort nicht erstattet, Erstattungswege für Chirurgie unterschiedlich)</w:t>
+        <w:t>Türkei, vergleichbare ressourcenbegrenzte Gesundheitssysteme, Vulnerable Populationen</w:t>
       </w:r>
     </w:p>
     <w:p>
@@ -128,7 +128,7 @@
           <w:color w:val="5A7D3A"/>
           <w:sz w:val="18"/>
         </w:rPr>
-        <w:t>https://pubmed.ncbi.nlm.nih.gov/42772870/</w:t>
+        <w:t>https://pubmed.ncbi.nlm.nih.gov/42778259/</w:t>
       </w:r>
     </w:p>
     <w:p>
@@ -136,7 +136,7 @@
         <w:pStyle w:val="Heading2"/>
       </w:pPr>
       <w:r>
-        <w:t>Konsistente moderate Gewichtsabnahme bei Kindern prognostiziert langfristige Therapieerfolge besser als rapide Abnahme</w:t>
+        <w:t>Adipositaschirurgie bei MASLD: Fibroseregression und Reduktion von HCC-Inzidenz belegt</w:t>
       </w:r>
     </w:p>
     <w:p>
@@ -146,12 +146,12 @@
           <w:color w:val="666666"/>
           <w:sz w:val="18"/>
         </w:rPr>
-        <w:t>Saelens BE et al.  ·  Pediatr Obes  ·  Sept. 2026  ·  PMID 42770536</w:t>
+        <w:t>Tuffs C et al.  ·  Z Gastroenterol  ·  23.09.2026  ·  PMID 42777698</w:t>
       </w:r>
     </w:p>
     <w:p>
       <w:r>
-        <w:t>Latenklassen-Analyse (N=294 Kinder, 7–11 Jahre) mit BMI-Verlauf während und nach Adipositasbehandlung (Verhaltensintervention); Identifikation von drei Gewichtsverlauf-Mustern und deren Vorhersage für BMI z-Score nach 1-Jahres-Nachverfolgung.</w:t>
+        <w:t>Narrative Übersichtsarbeit zur metabolischen und bariatrischen Chirurgie (MBS) bei metabolischer Dysfunktion-assoziierter steatotischer Lebererkrankung (MASLD): Synthese von Evidenz zu klinischen Outcomes, Wirksamkeit und Mechanismen mit Fokus auf Folgeerkrankungen.</w:t>
       </w:r>
     </w:p>
     <w:p>
@@ -162,7 +162,7 @@
         <w:t xml:space="preserve">Ergebnis: </w:t>
       </w:r>
       <w:r>
-        <w:t>Drei Klassen: schnelle Abnahme dann stabil (6%), konsistent moderate Abnahme (43%), moderate abnehmend (51%). Konsistent moderate Gewichtsabnahme zeigte stabilste Ergebnisse im Follow-up (BMI z-Score-Anstieg minimal vs. Anstieg in anderen Gruppen, p=0,017). Rapide initial Gewichtsabnahme nicht mit besseren Langzeitergebnissen assoziiert.</w:t>
+        <w:t>Histologie-basierte Studien zeigen MASLD-Remission und relevante Fibroseregression nach MBS mit anhaltenden Effekten. Vergleichende Studien belegen Überlegenheit gegenüber Lebensstilintervention und konservativer Therapie; direkte Vergleiche mit modernen Medikamenten (z. B. GLP-1-Agonisten) sind begrenzt. Neue Erkenntnisse deuten auf weniger Leberkomplikationen und niedrigere HCC-Inzidenz nach MBS hin. MBS wirkt nicht nur durch Gewichtsverlust, sondern durch multiple metabolische Effekte (Hepatische Lipidmetabolismus, Mitochondrienfunktion, Glukosemetabolismus, Inkretin- und Gallensäure-Signaling, Adipokinobiologie, Gut-Leber-Achse).</w:t>
       </w:r>
     </w:p>
     <w:p>
@@ -177,7 +177,7 @@
         <w:rPr>
           <w:sz w:val="19"/>
         </w:rPr>
-        <w:t>USA, generalisierbar für verhaltensbasierte Interventionen in Kinder-Adipositasprogrammen</w:t>
+        <w:t>Deutschland, Universitätsklinik Gießen, Adipositaschirurgie Regelversorgung, Kostenübernahme durch Einzelfallprüfung</w:t>
       </w:r>
     </w:p>
     <w:p>
@@ -186,7 +186,7 @@
           <w:color w:val="5A7D3A"/>
           <w:sz w:val="18"/>
         </w:rPr>
-        <w:t>https://pubmed.ncbi.nlm.nih.gov/42770536/</w:t>
+        <w:t>https://pubmed.ncbi.nlm.nih.gov/42777698/</w:t>
       </w:r>
     </w:p>
     <w:p>
@@ -194,7 +194,7 @@
         <w:pStyle w:val="Heading2"/>
       </w:pPr>
       <w:r>
-        <w:t>Strukturierte Familienunterstützung (Co-Fam) bei Adipositas von Kindern: Versorgungsmodell mit Implementationsprüfung</w:t>
+        <w:t>Lebensstiländerungen erhöhen regelmäßige Menstruation bei PCOS um 303%, senken Glucose und Insulin</w:t>
       </w:r>
     </w:p>
     <w:p>
@@ -204,12 +204,12 @@
           <w:color w:val="666666"/>
           <w:sz w:val="18"/>
         </w:rPr>
-        <w:t>Berdman I et al.  ·  BMC Public Health  ·  21.09.2026  ·  PMID 42768347</w:t>
+        <w:t>Olalere O et al.  ·  PLoS Med  ·  23.09.2026  ·  PMID 42776991</w:t>
       </w:r>
     </w:p>
     <w:p>
       <w:r>
-        <w:t>Randomisierte Hybrid-Studie in Schweden zum Vergleich eines strukturierten 12-Monate-Programms (More and Less) mit Standardversorgung bei adipösen Kindern (6–12 Jahre); Primäre Ergebnis: BMI z-Score und Übergewichts-/Adipositasprävalenz nach 3 und 12 Monaten; sekundär: elterliche Fütterungspraktiken, körperliche Aktivität und Implementierungstreue.</w:t>
+        <w:t>Systematische Übersicht und Metaanalyse von 34 RCTs mit 1.871 Frauen zum Vergleich von Lebensstiländerungen versus minimale oder keine Behandlung bei Polyendokrinem Metabolischem Ovarialsyndrom (PMOS).</w:t>
       </w:r>
     </w:p>
     <w:p>
@@ -220,7 +220,7 @@
         <w:t xml:space="preserve">Ergebnis: </w:t>
       </w:r>
       <w:r>
-        <w:t>Studienprotokoll; Ergebnisse noch ausstehend. Erwartung: Effektivitäts- und Implementierungsdaten werden die Skalierbarkeit des integrierten Modells (Schulprogramm + Primärversorgung) informieren.</w:t>
+        <w:t>Frauen mit Lebensstiländerungen zeigten höhere Chancen für regelmäßige Menstruationszyklen (OR 4,03, 95% CI 1,16–14,05). Reduktion der Taillenumfang (MD −2,38 cm, 95% CI −4,68 bis −0,08), Nüchternglukose (MD −0,13 mmol/L, 95% CI −0,25 bis −0,02) und Nüchterninsulin (MD −6,08 mU/L, 95% CI −9,86 bis −2,30) gegenüber Kontrollgruppe. Diät wirkte am stärksten auf Glukose, Bewegung auf Taillenumfang und Nüchterninsulin. Effekte größer bei Übergewicht/Adipositas.</w:t>
       </w:r>
     </w:p>
     <w:p>
@@ -235,7 +235,7 @@
         <w:rPr>
           <w:sz w:val="19"/>
         </w:rPr>
-        <w:t>Schweden, vergleichbar strukturiertes Gesundheitssystem mit schulischer Gesundheitsüberwachung</w:t>
+        <w:t>Internationale, gut übertragbar auf deutsches Gesundheitssystem</w:t>
       </w:r>
     </w:p>
     <w:p>
@@ -244,7 +244,7 @@
           <w:color w:val="5A7D3A"/>
           <w:sz w:val="18"/>
         </w:rPr>
-        <w:t>https://pubmed.ncbi.nlm.nih.gov/42768347/</w:t>
+        <w:t>https://pubmed.ncbi.nlm.nih.gov/42776991/</w:t>
       </w:r>
     </w:p>
     <w:p>
@@ -252,7 +252,7 @@
         <w:pStyle w:val="Heading2"/>
       </w:pPr>
       <w:r>
-        <w:t>GLP-1-Rezeptoragonisten (Dulaglutid, Semaglutid) senken HbA1c und Gewicht in afroamerikanischer Bevölkerung</w:t>
+        <w:t>Multikomponentige Interventionen senken Übergewicht bei Kindern wirksamer als Einzelmaßnahmen</w:t>
       </w:r>
     </w:p>
     <w:p>
@@ -262,12 +262,12 @@
           <w:color w:val="666666"/>
           <w:sz w:val="18"/>
         </w:rPr>
-        <w:t>Deas C et al.  ·  J Health Care Poor Underserved  ·  2026  ·  PMID 42766517</w:t>
+        <w:t>Chandiok K et al.  ·  Front Public Health  ·  08.09.2026  ·  PMID 42774859</w:t>
       </w:r>
     </w:p>
     <w:p>
       <w:r>
-        <w:t>Retrospektive Kohortenstudie (N=91 Patienten, 85,7% afroamerikanisch) zu realen Effekten von Dulaglutid und Semaglutid auf HbA1c und Gewicht über durchschnittlich 14,9 Monate; Vergleich von Dosisgruppen.</w:t>
+        <w:t>Rapid Review von 77 systematischen Übersichten zu Präventions- und Managementinterventionen bei Übergewicht und Adipositas im Kindes- und Jugendalter.</w:t>
       </w:r>
     </w:p>
     <w:p>
@@ -278,7 +278,7 @@
         <w:t xml:space="preserve">Ergebnis: </w:t>
       </w:r>
       <w:r>
-        <w:t>HbA1c-Reduktion um 2,39% (p&lt;0,001); Gewichtsabnahme 4,76 kg (p&lt;0,001). Hochdosis-Dulaglutid signifikant stärkere HbA1c-Senkung als Niedrigdosis (p=0,023). Ergebnis dokumentiert Wirksamkeit in unterrepräsentierter Population, aber ohne Vergleichsgruppe und ohne Daten zu Folgeerkrankungen.</w:t>
+        <w:t>Multikomponentige Interventionen, die Ernährung, Bewegung und Verhaltensstrategien kombinieren, zeigten die konsistenteste Wirksamkeit bei Verbesserung anthropometrischer Outcomes. Familieneinbeziehung, schulische Durchführung und frühzeitige Intervention in der Kindheit erhöhten die Effektivität. Einzelkomponentige Interventionen zeigten begrenzte oder gemischte Effekte. Die meisten eingeschlossenen Reviews hatten niedriger bis kritisch niedriger methodischer Qualität.</w:t>
       </w:r>
     </w:p>
     <w:p>
@@ -293,7 +293,7 @@
         <w:rPr>
           <w:sz w:val="19"/>
         </w:rPr>
-        <w:t>USA; Übertragbarkeit zu Wirksamkeit begrenzt – in Deutschland Paragraf 34 SGB V schließt GLP-1 von Kostenübernahme aus</w:t>
+        <w:t>Internationale Evidenz; Implementierbarkeit in deutschen Schulen und Kitas unklar</w:t>
       </w:r>
     </w:p>
     <w:p>
@@ -302,7 +302,7 @@
           <w:color w:val="5A7D3A"/>
           <w:sz w:val="18"/>
         </w:rPr>
-        <w:t>https://pubmed.ncbi.nlm.nih.gov/42766517/</w:t>
+        <w:t>https://pubmed.ncbi.nlm.nih.gov/42774859/</w:t>
       </w:r>
     </w:p>
     <w:p>
@@ -310,7 +310,7 @@
         <w:pStyle w:val="Heading2"/>
       </w:pPr>
       <w:r>
-        <w:t>Höherer BMI mit besserer Tumorregression bei Ösophaguskarzinom – Paradox aus deutschem Registeranalyse</w:t>
+        <w:t>Adipositas als verkörperter und sozialer Burden: Qualitative Analyse von 23 Patienten mit realistischer Körperwahrnehmung</w:t>
       </w:r>
     </w:p>
     <w:p>
@@ -320,12 +320,12 @@
           <w:color w:val="666666"/>
           <w:sz w:val="18"/>
         </w:rPr>
-        <w:t>Otto SD et al.  ·  Cancer Med  ·  Sept. 2026  ·  PMID 42760794</w:t>
+        <w:t>Kurt AK et al.  ·  BMC Psychol  ·  26.08.2026  ·  PMID 42773484</w:t>
       </w:r>
     </w:p>
     <w:p>
       <w:r>
-        <w:t>Prospektive Registeranalyse (DGAV, N=647 Patienten mit Ösophaguskarzinom) zur Assoziation zwischen BMI und histopathologischem Tumorreggressionsgrad nach neoadjuvanter Therapie; Hazard Ratios adjustiert für klinische und Tumorcharakteristika.</w:t>
+        <w:t>Qualitative interpretivist Studie mit 23 Erwachsenen einer Adipositasambulanz (Mai–August 2025) mit realistischer Körperwahrnehmung (Konkordanz zwischen gemessenem BMI und ausgewählter Silhouette), mittels 20–30 min Interviews und Thematischer Analyse nach Braun &amp; Clarke.</w:t>
       </w:r>
     </w:p>
     <w:p>
@@ -336,7 +336,7 @@
         <w:t xml:space="preserve">Ergebnis: </w:t>
       </w:r>
       <w:r>
-        <w:t>Unerwartet: höherer BMI mit vermindertem Risiko für höhere Becker-Grade (≥2: OR 0,97 per BMI-Einheit, p=0,04; ≥3: OR 0,93, p&lt;0,001). Keine Assoziation für Übergang zu Grad ≥1b. Autoren deuten auf unterschiedliche Tumorkobiologie hin, warnen aber vor Kausalitätsinterpretation.</w:t>
+        <w:t>Vier übergeordnete Themen: (1) Gesundheit, Funktionsfähigkeit und tägliches Leben (Adipositas als durchdringende Belastung, die alltägliche Aktivitäten einschränkt); (2) Körperbild und emotionale Erfahrung (emotional belastend durch negative Körperwahrnehmung und soziale Stigmatisierung); (3) Erklärungsmodelle und wahrgenommene Ursachen (multifaktoriale Narrative: Lebensstil, Stress, Biologie/Medikation, Haushaltsroutinen, Food Environment); (4) Kampf um Veränderung und Lösungssuche (wiederholte Zyklen von Versuchen, Plateaus und Wiederzunahme, starker Wunsch nach professioneller Unterstützung).</w:t>
       </w:r>
     </w:p>
     <w:p>
@@ -351,7 +351,7 @@
         <w:rPr>
           <w:sz w:val="19"/>
         </w:rPr>
-        <w:t>Deutsche Klinikdaten (DGAV-Register); hohe Übertragbarkeit auf deutsches Gesundheitssystem</w:t>
+        <w:t>Türkei, urbaner klinischer Kontext, grundlegende Mechanismen der Versorgung</w:t>
       </w:r>
     </w:p>
     <w:p>
@@ -360,7 +360,65 @@
           <w:color w:val="5A7D3A"/>
           <w:sz w:val="18"/>
         </w:rPr>
-        <w:t>https://pubmed.ncbi.nlm.nih.gov/42760794/</w:t>
+        <w:t>https://pubmed.ncbi.nlm.nih.gov/42773484/</w:t>
+      </w:r>
+    </w:p>
+    <w:p>
+      <w:pPr>
+        <w:pStyle w:val="Heading2"/>
+      </w:pPr>
+      <w:r>
+        <w:t>Orale und Darm-Mikrobiota vor Adipositaschirurgie vorhersagen Gewichtsverlust nach Operation</w:t>
+      </w:r>
+    </w:p>
+    <w:p>
+      <w:r>
+        <w:rPr>
+          <w:i/>
+          <w:color w:val="666666"/>
+          <w:sz w:val="18"/>
+        </w:rPr>
+        <w:t>Alwali A et al.  ·  Clin Nutr ESPEN  ·  12.08.2026  ·  PMID 42586481</w:t>
+      </w:r>
+    </w:p>
+    <w:p>
+      <w:r>
+        <w:t>Pilotstudie mit 33 Patienten unter bariatrischer Chirurgie: Erfassung von Stuhlfauna, oralem Mikrobiom, Serum und Fettgewebe präoperativ und 6 Monate postoperativ mit 16S-rRNA-Sequenzierung zur Vorhersage des Überschussgewichtsverlusts (EWL).</w:t>
+      </w:r>
+    </w:p>
+    <w:p>
+      <w:r>
+        <w:rPr>
+          <w:b/>
+        </w:rPr>
+        <w:t xml:space="preserve">Ergebnis: </w:t>
+      </w:r>
+      <w:r>
+        <w:t>Höhere Diversität der oralen Mikrobiota präoperativ war mit stärkerem postoperativem EWL assoziiert. Stuhlfauna-Diversität stieg nach OP und korrelierte mit EWL. Erhöhte postoperative Häufigkeit von Alistipes bei besten EWL-Ergebnissen. Veillonella im Mund präoperativ positiv mit Response assoziiert. Bakterielle Profile in subkutanem Fett (nicht viszeral, nicht Serum) zeigten Assoziation mit EWL (R²=0,097, p=0,006) und BMI (R²=0,055, p=0,017).</w:t>
+      </w:r>
+    </w:p>
+    <w:p>
+      <w:r>
+        <w:rPr>
+          <w:b/>
+          <w:sz w:val="19"/>
+        </w:rPr>
+        <w:t xml:space="preserve">Übertragbarkeit: </w:t>
+      </w:r>
+      <w:r>
+        <w:rPr>
+          <w:sz w:val="19"/>
+        </w:rPr>
+        <w:t>Deutschland, schleswig-holsteinische Universitätskliniken, vergleichbare Versorgungsstrukturen</w:t>
+      </w:r>
+    </w:p>
+    <w:p>
+      <w:r>
+        <w:rPr>
+          <w:color w:val="5A7D3A"/>
+          <w:sz w:val="18"/>
+        </w:rPr>
+        <w:t>https://pubmed.ncbi.nlm.nih.gov/42586481/</w:t>
       </w:r>
     </w:p>
     <w:sectPr>

--- a/download/studien-aktuell.docx
+++ b/download/studien-aktuell.docx
@@ -62,7 +62,7 @@
           <w:color w:val="666666"/>
           <w:sz w:val="18"/>
         </w:rPr>
-        <w:t>Stand: 24.09.2026  |  6 Studien  |  adipositas.m-vf.de</w:t>
+        <w:t>Stand: 25.09.2026  |  6 Studien  |  adipositas.m-vf.de</w:t>
       </w:r>
     </w:p>
     <w:p>
@@ -70,7 +70,7 @@
         <w:pStyle w:val="Heading1"/>
       </w:pPr>
       <w:r>
-        <w:t>Aufgenommen am 24.09.2026</w:t>
+        <w:t>Aufgenommen am 25.09.2026</w:t>
       </w:r>
     </w:p>
     <w:p>
@@ -78,7 +78,7 @@
         <w:pStyle w:val="Heading2"/>
       </w:pPr>
       <w:r>
-        <w:t>Adipositas nach Erdbeben: Frauenanteil 35,5%, Prävention in Containersiedlungen möglich</w:t>
+        <w:t>Adipositas in Mexiko: Strukturelle Treiber und Grenzen gesundheitspolitischer Reformen</w:t>
       </w:r>
     </w:p>
     <w:p>
@@ -88,12 +88,12 @@
           <w:color w:val="666666"/>
           <w:sz w:val="18"/>
         </w:rPr>
-        <w:t>Kurt O et al.  ·  BMJ Open  ·  23.09.2026  ·  PMID 42778259</w:t>
+        <w:t>Browner CH et al.  ·  Glob Public Health  ·  31.12.2026  ·  PMID 42784752</w:t>
       </w:r>
     </w:p>
     <w:p>
       <w:r>
-        <w:t>Querschnittstudie in Containersiedelungen nach dem Erdbeben 2023 in der Türkei (Juni–Oktober 2025, 24–32 Monate später) mit 563 Erwachsenen zur Erfassung unabhängiger Adipositas-Einflussfaktoren.</w:t>
+        <w:t>Qualitative Analyse der Adipositas-Epidemiologie in Mexiko und ihrer Verbindung zu Folgeerkrankungen; kritische Bewertung der Healthy Republic Plan der Präsidentin Claudia Sheinbaum als politisches Reformrahmenwerk.</w:t>
       </w:r>
     </w:p>
     <w:p>
@@ -104,7 +104,7 @@
         <w:t xml:space="preserve">Ergebnis: </w:t>
       </w:r>
       <w:r>
-        <w:t>Adipositasprävalenz 28,8% (Standardisierung auf gleiche Geschlechtsverteilung: 24,4%), deutlich höher bei Frauen als Männern (35,5% vs. 13,5%). Unabhängig assoziiert: weibliches Geschlecht (AOR 3,46), Alter ≥55 Jahre (AOR 2,44), schnelles Essen (AOR 2,28), Übergewicht in der Kindheit (AOR 1,93), chronische Erkrankung (AOR 1,85), niedriges Haushaltseinkommen (AOR 1,73). Unterschiede zwischen Siedlungen (18,8–66,7%, p&lt;0,001) zeigen relevante Umgebungseffekte.</w:t>
+        <w:t>Mexiko hat eine der höchsten Adipositas-Prävalenzen weltweit (&gt;1/3 der Kinder und Jugendlichen betroffen). Die Studie identifiziert soziohistorische, politisch-ökonomische und kulturelle Faktoren als Treiber und zeigt die Grenzen sektoraler Gesundheitspolitik ohne Strukturveränderung im Lebensmittel-Umfeld und in der Arbeitsökonomie auf. Der Plan adressiert Symptome, nicht zugrundeliegende strukturelle Determinanten.</w:t>
       </w:r>
     </w:p>
     <w:p>
@@ -119,7 +119,7 @@
         <w:rPr>
           <w:sz w:val="19"/>
         </w:rPr>
-        <w:t>Türkei, vergleichbare ressourcenbegrenzte Gesundheitssysteme, Vulnerable Populationen</w:t>
+        <w:t>Mexiko – Kontext grundlegend anders; relevanter Befund: Versorgungsreformen ohne Verhältnisprävention wirken begrenzt</w:t>
       </w:r>
     </w:p>
     <w:p>
@@ -128,7 +128,7 @@
           <w:color w:val="5A7D3A"/>
           <w:sz w:val="18"/>
         </w:rPr>
-        <w:t>https://pubmed.ncbi.nlm.nih.gov/42778259/</w:t>
+        <w:t>https://pubmed.ncbi.nlm.nih.gov/42784752/</w:t>
       </w:r>
     </w:p>
     <w:p>
@@ -136,7 +136,7 @@
         <w:pStyle w:val="Heading2"/>
       </w:pPr>
       <w:r>
-        <w:t>Adipositaschirurgie bei MASLD: Fibroseregression und Reduktion von HCC-Inzidenz belegt</w:t>
+        <w:t>Adipositas und Cybermobbing bei Grundschülern: Deutlich erhöhtes Risiko online</w:t>
       </w:r>
     </w:p>
     <w:p>
@@ -146,12 +146,12 @@
           <w:color w:val="666666"/>
           <w:sz w:val="18"/>
         </w:rPr>
-        <w:t>Tuffs C et al.  ·  Z Gastroenterol  ·  23.09.2026  ·  PMID 42777698</w:t>
+        <w:t>Büyükşahin Y et al.  ·  Front Public Health  ·  09.09.2026  ·  PMID 42780642</w:t>
       </w:r>
     </w:p>
     <w:p>
       <w:r>
-        <w:t>Narrative Übersichtsarbeit zur metabolischen und bariatrischen Chirurgie (MBS) bei metabolischer Dysfunktion-assoziierter steatotischer Lebererkrankung (MASLD): Synthese von Evidenz zu klinischen Outcomes, Wirksamkeit und Mechanismen mit Fokus auf Folgeerkrankungen.</w:t>
+        <w:t>Türkische Querschnittsstudie an 579 Grundschülern (Klassen 1–4) zur Vorhersage von Mobbingerfahrungen durch BMI-Kategorien; logistische Regression und Korrelationsanalysen.</w:t>
       </w:r>
     </w:p>
     <w:p>
@@ -162,7 +162,7 @@
         <w:t xml:space="preserve">Ergebnis: </w:t>
       </w:r>
       <w:r>
-        <w:t>Histologie-basierte Studien zeigen MASLD-Remission und relevante Fibroseregression nach MBS mit anhaltenden Effekten. Vergleichende Studien belegen Überlegenheit gegenüber Lebensstilintervention und konservativer Therapie; direkte Vergleiche mit modernen Medikamenten (z. B. GLP-1-Agonisten) sind begrenzt. Neue Erkenntnisse deuten auf weniger Leberkomplikationen und niedrigere HCC-Inzidenz nach MBS hin. MBS wirkt nicht nur durch Gewichtsverlust, sondern durch multiple metabolische Effekte (Hepatische Lipidmetabolismus, Mitochondrienfunktion, Glukosemetabolismus, Inkretin- und Gallensäure-Signaling, Adipokinobiologie, Gut-Leber-Achse).</w:t>
+        <w:t>Übergewicht/Adipositas versus Normalgewicht: Cybermobbing-Risiko 1,83-fach erhöht (OR 1,83, 95%-KI 1,008–3,328, p = 0,047; Permutationstest p = 0,032). Nach Adjustierung für Geschlecht und Klasse Assoziation grenzwertig signifikant (OR 1,77, p = 0,064). Korrelation BMI mit Cybermobbing ρ = 0,092, p = 0,027. Kein signifikanter Unterschied für physisches oder soziales Mobbing.</w:t>
       </w:r>
     </w:p>
     <w:p>
@@ -177,7 +177,7 @@
         <w:rPr>
           <w:sz w:val="19"/>
         </w:rPr>
-        <w:t>Deutschland, Universitätsklinik Gießen, Adipositaschirurgie Regelversorgung, Kostenübernahme durch Einzelfallprüfung</w:t>
+        <w:t>Europäisches, nicht deutsches System; Stigma und Zugang sind universell, aber schulische Interventionen unterscheiden sich</w:t>
       </w:r>
     </w:p>
     <w:p>
@@ -186,7 +186,7 @@
           <w:color w:val="5A7D3A"/>
           <w:sz w:val="18"/>
         </w:rPr>
-        <w:t>https://pubmed.ncbi.nlm.nih.gov/42777698/</w:t>
+        <w:t>https://pubmed.ncbi.nlm.nih.gov/42780642/</w:t>
       </w:r>
     </w:p>
     <w:p>
@@ -194,7 +194,7 @@
         <w:pStyle w:val="Heading2"/>
       </w:pPr>
       <w:r>
-        <w:t>Lebensstiländerungen erhöhen regelmäßige Menstruation bei PCOS um 303%, senken Glucose und Insulin</w:t>
+        <w:t>Stuhltransplantation bei adipösen Jugendlichen: Begrenzte Wirkung und Spenderabhängigkeit</w:t>
       </w:r>
     </w:p>
     <w:p>
@@ -204,12 +204,12 @@
           <w:color w:val="666666"/>
           <w:sz w:val="18"/>
         </w:rPr>
-        <w:t>Olalere O et al.  ·  PLoS Med  ·  23.09.2026  ·  PMID 42776991</w:t>
+        <w:t>Jiang X et al.  ·  Front Endocrinol (Lausanne)  ·  09.09.2026  ·  PMID 42780516</w:t>
       </w:r>
     </w:p>
     <w:p>
       <w:r>
-        <w:t>Systematische Übersicht und Metaanalyse von 34 RCTs mit 1.871 Frauen zum Vergleich von Lebensstiländerungen versus minimale oder keine Behandlung bei Polyendokrinem Metabolischem Ovarialsyndrom (PMOS).</w:t>
+        <w:t>Längzeitkohorte über 182 Tage an adipösen Jugendlichen (378 Proben), die Stuhltransplantation (FMT) erhielten; metagenomische Sequenzierung zur Messung der Ökosystemveränderung.</w:t>
       </w:r>
     </w:p>
     <w:p>
@@ -220,7 +220,7 @@
         <w:t xml:space="preserve">Ergebnis: </w:t>
       </w:r>
       <w:r>
-        <w:t>Frauen mit Lebensstiländerungen zeigten höhere Chancen für regelmäßige Menstruationszyklen (OR 4,03, 95% CI 1,16–14,05). Reduktion der Taillenumfang (MD −2,38 cm, 95% CI −4,68 bis −0,08), Nüchternglukose (MD −0,13 mmol/L, 95% CI −0,25 bis −0,02) und Nüchterninsulin (MD −6,08 mU/L, 95% CI −9,86 bis −2,30) gegenüber Kontrollgruppe. Diät wirkte am stärksten auf Glukose, Bewegung auf Taillenumfang und Nüchterninsulin. Effekte größer bei Übergewicht/Adipositas.</w:t>
+        <w:t>FMT führte nur zu transienten Verschiebungen der Gemeinschaftsstruktur. Begrenzte Spenderstamm-Besiedlung, starke Resilienz der Empfänger-Kerntaxa. Bakterien primäre Responder, Viren kurzfristig gestört, Netzwerk-Wiederherstellung partiell und spenderabhängig. Keine anhaltenden ökologischen Effekte.</w:t>
       </w:r>
     </w:p>
     <w:p>
@@ -235,7 +235,7 @@
         <w:rPr>
           <w:sz w:val="19"/>
         </w:rPr>
-        <w:t>Internationale, gut übertragbar auf deutsches Gesundheitssystem</w:t>
+        <w:t>China, hypothesengenerierende Studie; Übertragbarkeit auf deutsche Versorgung unklar, derzeit keine breite Kostenübernahme</w:t>
       </w:r>
     </w:p>
     <w:p>
@@ -244,7 +244,7 @@
           <w:color w:val="5A7D3A"/>
           <w:sz w:val="18"/>
         </w:rPr>
-        <w:t>https://pubmed.ncbi.nlm.nih.gov/42776991/</w:t>
+        <w:t>https://pubmed.ncbi.nlm.nih.gov/42780516/</w:t>
       </w:r>
     </w:p>
     <w:p>
@@ -252,7 +252,7 @@
         <w:pStyle w:val="Heading2"/>
       </w:pPr>
       <w:r>
-        <w:t>Multikomponentige Interventionen senken Übergewicht bei Kindern wirksamer als Einzelmaßnahmen</w:t>
+        <w:t>Arbeitsplatzunterstützung für Stillende vermindert Adipositas-Risiko nach früher Rückkehr zur Arbeit</w:t>
       </w:r>
     </w:p>
     <w:p>
@@ -262,12 +262,12 @@
           <w:color w:val="666666"/>
           <w:sz w:val="18"/>
         </w:rPr>
-        <w:t>Chandiok K et al.  ·  Front Public Health  ·  08.09.2026  ·  PMID 42774859</w:t>
+        <w:t>Liu H  ·  Front Public Health  ·  09.09.2026  ·  PMID 42780412</w:t>
       </w:r>
     </w:p>
     <w:p>
       <w:r>
-        <w:t>Rapid Review von 77 systematischen Übersichten zu Präventions- und Managementinterventionen bei Übergewicht und Adipositas im Kindes- und Jugendalter.</w:t>
+        <w:t>Chinesische Querschnittstudie mit 1633 Mutter-Kind-Paaren zur Assoziation von Rückkehrzeitpunkt zur Arbeit, Stillverhalten und Arbeitsplatzunterstützung mit Übergewicht/Adipositas bei Kindern 3–6 Jahren.</w:t>
       </w:r>
     </w:p>
     <w:p>
@@ -278,7 +278,7 @@
         <w:t xml:space="preserve">Ergebnis: </w:t>
       </w:r>
       <w:r>
-        <w:t>Multikomponentige Interventionen, die Ernährung, Bewegung und Verhaltensstrategien kombinieren, zeigten die konsistenteste Wirksamkeit bei Verbesserung anthropometrischer Outcomes. Familieneinbeziehung, schulische Durchführung und frühzeitige Intervention in der Kindheit erhöhten die Effektivität. Einzelkomponentige Interventionen zeigten begrenzte oder gemischte Effekte. Die meisten eingeschlossenen Reviews hatten niedriger bis kritisch niedriger methodischer Qualität.</w:t>
+        <w:t>Insgesamt 458 Kinder (28,0 %) übergewichtig oder adipös. Rückkehr zu 6–15 Wochen postpartum: erhöhte Chancen (OR 1,85, 95%-KI 1,36–2,50). Rückkehr zu ≥16 Wochen: nicht signifikant (OR 1,06). Exklusives Stillen ≥6 Monate: OR 0,41 (95%-KI 0,26–0,63), Stillen 6–11 Monate: OR 0,61 (95%-KI 0,42–0,88). In explorativer Schichtanalyse: Rückkehr vor 16 Wochen assoziiert bei niedriger Arbeitsplatzunterstützung (OR 3,84, 95%-KI 2,25–6,56), nicht bei hoher (OR 1,08, p-Interaktion &lt;0,001).</w:t>
       </w:r>
     </w:p>
     <w:p>
@@ -293,7 +293,7 @@
         <w:rPr>
           <w:sz w:val="19"/>
         </w:rPr>
-        <w:t>Internationale Evidenz; Implementierbarkeit in deutschen Schulen und Kitas unklar</w:t>
+        <w:t>China, System nicht direkt übertragbar, aber Mechanismus (Stillen und Beruf) relevant für deutsche Elternzeitpolitik</w:t>
       </w:r>
     </w:p>
     <w:p>
@@ -302,7 +302,7 @@
           <w:color w:val="5A7D3A"/>
           <w:sz w:val="18"/>
         </w:rPr>
-        <w:t>https://pubmed.ncbi.nlm.nih.gov/42774859/</w:t>
+        <w:t>https://pubmed.ncbi.nlm.nih.gov/42780412/</w:t>
       </w:r>
     </w:p>
     <w:p>
@@ -310,7 +310,7 @@
         <w:pStyle w:val="Heading2"/>
       </w:pPr>
       <w:r>
-        <w:t>Adipositas als verkörperter und sozialer Burden: Qualitative Analyse von 23 Patienten mit realistischer Körperwahrnehmung</w:t>
+        <w:t>Metabolische Nebenwirkungen von Antipsychotika bei Kindern: Geschlechtsspezifische Risiken in Schweden</w:t>
       </w:r>
     </w:p>
     <w:p>
@@ -320,12 +320,12 @@
           <w:color w:val="666666"/>
           <w:sz w:val="18"/>
         </w:rPr>
-        <w:t>Kurt AK et al.  ·  BMC Psychol  ·  26.08.2026  ·  PMID 42773484</w:t>
+        <w:t>Kimland EE et al.  ·  Pharmacoepidemiol Drug Saf  ·  Okt. 2026  ·  PMID 42770521</w:t>
       </w:r>
     </w:p>
     <w:p>
       <w:r>
-        <w:t>Qualitative interpretivist Studie mit 23 Erwachsenen einer Adipositasambulanz (Mai–August 2025) mit realistischer Körperwahrnehmung (Konkordanz zwischen gemessenem BMI und ausgewählter Silhouette), mittels 20–30 min Interviews und Thematischer Analyse nach Braun &amp; Clarke.</w:t>
+        <w:t>Schwedische Registerstudie zu Adipositas und metabolischen Nebenwirkungen bei 5441 Kindern und Jugendlichen (5–17 Jahre) unter antipsychotischer Erstbehandlung zwischen 2014 und 2021.</w:t>
       </w:r>
     </w:p>
     <w:p>
@@ -336,7 +336,7 @@
         <w:t xml:space="preserve">Ergebnis: </w:t>
       </w:r>
       <w:r>
-        <w:t>Vier übergeordnete Themen: (1) Gesundheit, Funktionsfähigkeit und tägliches Leben (Adipositas als durchdringende Belastung, die alltägliche Aktivitäten einschränkt); (2) Körperbild und emotionale Erfahrung (emotional belastend durch negative Körperwahrnehmung und soziale Stigmatisierung); (3) Erklärungsmodelle und wahrgenommene Ursachen (multifaktoriale Narrative: Lebensstil, Stress, Biologie/Medikation, Haushaltsroutinen, Food Environment); (4) Kampf um Veränderung und Lösungssuche (wiederholte Zyklen von Versuchen, Plateaus und Wiederzunahme, starker Wunsch nach professioneller Unterstützung).</w:t>
+        <w:t>Von 5441 Neunutzern entwickelten 399 (7,3 %) metabolische Nebenwirkungen, davon 69 % Adipositas. Risiko für Mädchen deutlich erhöht: Aripiprazol HR 3,52 (95%-KI 1,58–7,80), Olanzapin HR 6,99 (95%-KI 2,34–20,93), Quetiapin HR 4,87 (95%-KI 1,97–12,04) versus Risperidon. Bei Jungen signifikant erhöht nur für Aripiprazol (HR 2,21, 95%-KI 1,37–3,56). Jüngere Mädchen hatten höhere Risiken.</w:t>
       </w:r>
     </w:p>
     <w:p>
@@ -351,7 +351,7 @@
         <w:rPr>
           <w:sz w:val="19"/>
         </w:rPr>
-        <w:t>Türkei, urbaner klinischer Kontext, grundlegende Mechanismen der Versorgung</w:t>
+        <w:t>Schweden, vergleichbares Gesundheitssystem und Dokumentation wie Deutschland</w:t>
       </w:r>
     </w:p>
     <w:p>
@@ -360,7 +360,7 @@
           <w:color w:val="5A7D3A"/>
           <w:sz w:val="18"/>
         </w:rPr>
-        <w:t>https://pubmed.ncbi.nlm.nih.gov/42773484/</w:t>
+        <w:t>https://pubmed.ncbi.nlm.nih.gov/42770521/</w:t>
       </w:r>
     </w:p>
     <w:p>
@@ -368,7 +368,7 @@
         <w:pStyle w:val="Heading2"/>
       </w:pPr>
       <w:r>
-        <w:t>Orale und Darm-Mikrobiota vor Adipositaschirurgie vorhersagen Gewichtsverlust nach Operation</w:t>
+        <w:t>Oxidiertes HDL und Adipositas: Frühe Marker für kardiovaskuläres Risiko</w:t>
       </w:r>
     </w:p>
     <w:p>
@@ -378,12 +378,12 @@
           <w:color w:val="666666"/>
           <w:sz w:val="18"/>
         </w:rPr>
-        <w:t>Alwali A et al.  ·  Clin Nutr ESPEN  ·  12.08.2026  ·  PMID 42586481</w:t>
+        <w:t>Sasko B et al.  ·  Int J Mol Sci  ·  24.08.2026  ·  PMID 42737473</w:t>
       </w:r>
     </w:p>
     <w:p>
       <w:r>
-        <w:t>Pilotstudie mit 33 Patienten unter bariatrischer Chirurgie: Erfassung von Stuhlfauna, oralem Mikrobiom, Serum und Fettgewebe präoperativ und 6 Monate postoperativ mit 16S-rRNA-Sequenzierung zur Vorhersage des Überschussgewichtsverlusts (EWL).</w:t>
+        <w:t>Deutsche und internationale Kohortenstudie an 1227 Patienten mit Verdacht auf koronare Herzerkrankung zur Assoziation von BMI und oxidiertem HDL (HDLox) als Entzündungsmarker über das Adipositasspektrum.</w:t>
       </w:r>
     </w:p>
     <w:p>
@@ -394,7 +394,7 @@
         <w:t xml:space="preserve">Ergebnis: </w:t>
       </w:r>
       <w:r>
-        <w:t>Höhere Diversität der oralen Mikrobiota präoperativ war mit stärkerem postoperativem EWL assoziiert. Stuhlfauna-Diversität stieg nach OP und korrelierte mit EWL. Erhöhte postoperative Häufigkeit von Alistipes bei besten EWL-Ergebnissen. Veillonella im Mund präoperativ positiv mit Response assoziiert. Bakterielle Profile in subkutanem Fett (nicht viszeral, nicht Serum) zeigten Assoziation mit EWL (R²=0,097, p=0,006) und BMI (R²=0,055, p=0,017).</w:t>
+        <w:t>HDLox-Spiegel signifikant höher bei Übergewicht und Adipositas versus Normalgewicht (p = 0,002 bzw. p &lt; 0,001). Nicht-linearer Anstieg von Normalgewicht zu Adipositas Klasse I (BMI 30–34,9), dann Plateau. Im Gesamtkollektiv: BMI korreliert schwach aber signifikant mit HDLox (β = 0,064, p = 0,024); im eingeengten BMI-Bereich (15–35) stärker (β = 0,158, p &lt; 0,001). HDL-Oxidation zeigt frühe Dysfunktion unter Gewichtszunahme an.</w:t>
       </w:r>
     </w:p>
     <w:p>
@@ -409,7 +409,7 @@
         <w:rPr>
           <w:sz w:val="19"/>
         </w:rPr>
-        <w:t>Deutschland, schleswig-holsteinische Universitätskliniken, vergleichbare Versorgungsstrukturen</w:t>
+        <w:t>Deutsche Klinikdaten, etablierte HDL-Messverfahren, kardiovaskulärer Risikomarker</w:t>
       </w:r>
     </w:p>
     <w:p>
@@ -418,7 +418,7 @@
           <w:color w:val="5A7D3A"/>
           <w:sz w:val="18"/>
         </w:rPr>
-        <w:t>https://pubmed.ncbi.nlm.nih.gov/42586481/</w:t>
+        <w:t>https://pubmed.ncbi.nlm.nih.gov/42737473/</w:t>
       </w:r>
     </w:p>
     <w:sectPr>

--- a/download/studien-aktuell.docx
+++ b/download/studien-aktuell.docx
@@ -62,7 +62,7 @@
           <w:color w:val="666666"/>
           <w:sz w:val="18"/>
         </w:rPr>
-        <w:t>Stand: 25.09.2026  |  6 Studien  |  adipositas.m-vf.de</w:t>
+        <w:t>Stand: 26.09.2026  |  6 Studien  |  adipositas.m-vf.de</w:t>
       </w:r>
     </w:p>
     <w:p>
@@ -70,7 +70,7 @@
         <w:pStyle w:val="Heading1"/>
       </w:pPr>
       <w:r>
-        <w:t>Aufgenommen am 25.09.2026</w:t>
+        <w:t>Aufgenommen am 26.09.2026</w:t>
       </w:r>
     </w:p>
     <w:p>
@@ -78,7 +78,7 @@
         <w:pStyle w:val="Heading2"/>
       </w:pPr>
       <w:r>
-        <w:t>Adipositas in Mexiko: Strukturelle Treiber und Grenzen gesundheitspolitischer Reformen</w:t>
+        <w:t>Medicaid-Erstattung für GLP-1-Rezeptoragonisten verdoppelt Nutzung ohne Substitution von Diabetes-Präparaten</w:t>
       </w:r>
     </w:p>
     <w:p>
@@ -88,12 +88,12 @@
           <w:color w:val="666666"/>
           <w:sz w:val="18"/>
         </w:rPr>
-        <w:t>Browner CH et al.  ·  Glob Public Health  ·  31.12.2026  ·  PMID 42784752</w:t>
+        <w:t>Khanna R et al.  ·  JAMA Health Forum  ·  04.09.2026  ·  PMID 42789287</w:t>
       </w:r>
     </w:p>
     <w:p>
       <w:r>
-        <w:t>Qualitative Analyse der Adipositas-Epidemiologie in Mexiko und ihrer Verbindung zu Folgeerkrankungen; kritische Bewertung der Healthy Republic Plan der Präsidentin Claudia Sheinbaum als politisches Reformrahmenwerk.</w:t>
+        <w:t>Analyse der Auswirkungen der Medicaid-Leistung für Adipositas-GLP-1-Rezeptoragonisten auf die Gesamtnutzung zwischen 2021 und 2024 in den USA.</w:t>
       </w:r>
     </w:p>
     <w:p>
@@ -104,7 +104,7 @@
         <w:t xml:space="preserve">Ergebnis: </w:t>
       </w:r>
       <w:r>
-        <w:t>Mexiko hat eine der höchsten Adipositas-Prävalenzen weltweit (&gt;1/3 der Kinder und Jugendlichen betroffen). Die Studie identifiziert soziohistorische, politisch-ökonomische und kulturelle Faktoren als Treiber und zeigt die Grenzen sektoraler Gesundheitspolitik ohne Strukturveränderung im Lebensmittel-Umfeld und in der Arbeitsökonomie auf. Der Plan adressiert Symptome, nicht zugrundeliegende strukturelle Determinanten.</w:t>
+        <w:t>Zustände, die GLP-1-Rezeptoragonisten für Adipositas erstatteten, zeigten eine mittlere Zunahme um 6,48 Verschreibungen/1000 Versicherte (95%-KI: 4,00–8,96; p&lt;0,001). Die Gesamt-GLP-1-Nutzung nahm nicht signifikant zu (4,17 [95%-KI: −0,33 bis 8,67]; p=0,07), Diabetes-GLP-1-Nutzung sank nicht (−2,16 [95%-KI: −5,27 bis 0,96]). In Staaten mit restriktiven Prior-Authorization-Anforderungen fiel die Diabetes-GLP-1-Nutzung (−3,02 [95%-KI: −5,69 bis −0,36]; p=0,03).</w:t>
       </w:r>
     </w:p>
     <w:p>
@@ -119,7 +119,7 @@
         <w:rPr>
           <w:sz w:val="19"/>
         </w:rPr>
-        <w:t>Mexiko – Kontext grundlegend anders; relevanter Befund: Versorgungsreformen ohne Verhältnisprävention wirken begrenzt</w:t>
+        <w:t>USA, aber Frage der Kostenübernahme und Durchsatzeffekte liegt dem deutschen SGB-V-Ausschluss zugrunde</w:t>
       </w:r>
     </w:p>
     <w:p>
@@ -128,7 +128,7 @@
           <w:color w:val="5A7D3A"/>
           <w:sz w:val="18"/>
         </w:rPr>
-        <w:t>https://pubmed.ncbi.nlm.nih.gov/42784752/</w:t>
+        <w:t>https://pubmed.ncbi.nlm.nih.gov/42789287/</w:t>
       </w:r>
     </w:p>
     <w:p>
@@ -136,7 +136,7 @@
         <w:pStyle w:val="Heading2"/>
       </w:pPr>
       <w:r>
-        <w:t>Adipositas und Cybermobbing bei Grundschülern: Deutlich erhöhtes Risiko online</w:t>
+        <w:t>Hohes Geburtsgewicht bleibt mit Übergewicht im Schulalter assoziiert trotz sinkendem Trend</w:t>
       </w:r>
     </w:p>
     <w:p>
@@ -146,12 +146,12 @@
           <w:color w:val="666666"/>
           <w:sz w:val="18"/>
         </w:rPr>
-        <w:t>Büyükşahin Y et al.  ·  Front Public Health  ·  09.09.2026  ·  PMID 42780642</w:t>
+        <w:t>Rossi CE et al.  ·  Sao Paulo Med J  ·  21.09.2026  ·  PMID 42788534</w:t>
       </w:r>
     </w:p>
     <w:p>
       <w:r>
-        <w:t>Türkische Querschnittsstudie an 579 Grundschülern (Klassen 1–4) zur Vorhersage von Mobbingerfahrungen durch BMI-Kategorien; logistische Regression und Korrelationsanalysen.</w:t>
+        <w:t>Panel-Kohortenstudie bei 4 Querschnittserhebungen (2002–2019) in Florianópolis, Brasilien, zur Assoziation zwischen Geburtsgewicht und Übergewicht/Adipositas bei Schulkindern (7–10 Jahre).</w:t>
       </w:r>
     </w:p>
     <w:p>
@@ -162,7 +162,7 @@
         <w:t xml:space="preserve">Ergebnis: </w:t>
       </w:r>
       <w:r>
-        <w:t>Übergewicht/Adipositas versus Normalgewicht: Cybermobbing-Risiko 1,83-fach erhöht (OR 1,83, 95%-KI 1,008–3,328, p = 0,047; Permutationstest p = 0,032). Nach Adjustierung für Geschlecht und Klasse Assoziation grenzwertig signifikant (OR 1,77, p = 0,064). Korrelation BMI mit Cybermobbing ρ = 0,092, p = 0,027. Kein signifikanter Unterschied für physisches oder soziales Mobbing.</w:t>
+        <w:t>Niedriges Geburtsgewicht stieg um 58,3 % von 2002 bis 2018–2019; hohes Geburtsgewicht sank um 40,7 % zwischen 2002 und 2012–2013. Hohes Geburtsgewicht war durchgängig mit Übergewicht/Adipositas assoziiert (OR = 1,63 [95%-KI: 1,32–2,00]) über alle Erhebungswellen hinweg, unabhängig von Lebensmittelzufuhr und anderen Störfaktoren.</w:t>
       </w:r>
     </w:p>
     <w:p>
@@ -177,7 +177,7 @@
         <w:rPr>
           <w:sz w:val="19"/>
         </w:rPr>
-        <w:t>Europäisches, nicht deutsches System; Stigma und Zugang sind universell, aber schulische Interventionen unterscheiden sich</w:t>
+        <w:t>Südamerika, aber frühe Lebensphasenforschung und fetale Programmierung grundsätzlich übertragbar</w:t>
       </w:r>
     </w:p>
     <w:p>
@@ -186,7 +186,7 @@
           <w:color w:val="5A7D3A"/>
           <w:sz w:val="18"/>
         </w:rPr>
-        <w:t>https://pubmed.ncbi.nlm.nih.gov/42780642/</w:t>
+        <w:t>https://pubmed.ncbi.nlm.nih.gov/42788534/</w:t>
       </w:r>
     </w:p>
     <w:p>
@@ -194,7 +194,7 @@
         <w:pStyle w:val="Heading2"/>
       </w:pPr>
       <w:r>
-        <w:t>Stuhltransplantation bei adipösen Jugendlichen: Begrenzte Wirkung und Spenderabhängigkeit</w:t>
+        <w:t>Laparoskopische Roux-en-Y-Bypass verkürzt Krankenhausverweilsdauer um 0,97 Tage gegenüber offener Chirurgie</w:t>
       </w:r>
     </w:p>
     <w:p>
@@ -204,12 +204,12 @@
           <w:color w:val="666666"/>
           <w:sz w:val="18"/>
         </w:rPr>
-        <w:t>Jiang X et al.  ·  Front Endocrinol (Lausanne)  ·  09.09.2026  ·  PMID 42780516</w:t>
+        <w:t>Bookobza TL et al.  ·  Arq Bras Cir Dig  ·  18.09.2026  ·  PMID 42788531</w:t>
       </w:r>
     </w:p>
     <w:p>
       <w:r>
-        <w:t>Längzeitkohorte über 182 Tage an adipösen Jugendlichen (378 Proben), die Stuhltransplantation (FMT) erhielten; metagenomische Sequenzierung zur Messung der Ökosystemveränderung.</w:t>
+        <w:t>Vergleichende Kohortenstudie bei Patienten mit Adipositas, die sich einem Roux-en-Y-Magenbypass entweder laparoskopisch oder offen unterzogen, zur Krankenhausverweilsdauer.</w:t>
       </w:r>
     </w:p>
     <w:p>
@@ -220,7 +220,7 @@
         <w:t xml:space="preserve">Ergebnis: </w:t>
       </w:r>
       <w:r>
-        <w:t>FMT führte nur zu transienten Verschiebungen der Gemeinschaftsstruktur. Begrenzte Spenderstamm-Besiedlung, starke Resilienz der Empfänger-Kerntaxa. Bakterien primäre Responder, Viren kurzfristig gestört, Netzwerk-Wiederherstellung partiell und spenderabhängig. Keine anhaltenden ökologischen Effekte.</w:t>
+        <w:t>Patienten mit laparoskopischer Roux-en-Y-Gastroplastik blieben durchschnittlich 2,45 Tage hospitalisiert (SD=1,12), gegenüber 3,42 Tagen (SD=1,17) bei offenem Zugang (p&lt;0,05). Dies ist statistisch und klinisch signifikant und hat finanzielle Auswirkungen durch verkürzte Bettenauslastung und reduzierte Hospitalisierungskosten.</w:t>
       </w:r>
     </w:p>
     <w:p>
@@ -235,7 +235,7 @@
         <w:rPr>
           <w:sz w:val="19"/>
         </w:rPr>
-        <w:t>China, hypothesengenerierende Studie; Übertragbarkeit auf deutsche Versorgung unklar, derzeit keine breite Kostenübernahme</w:t>
+        <w:t>Brasilien, aber OP-Technik und Kostenwirkung in Gesundheitssystemen vergleichbar</w:t>
       </w:r>
     </w:p>
     <w:p>
@@ -244,7 +244,7 @@
           <w:color w:val="5A7D3A"/>
           <w:sz w:val="18"/>
         </w:rPr>
-        <w:t>https://pubmed.ncbi.nlm.nih.gov/42780516/</w:t>
+        <w:t>https://pubmed.ncbi.nlm.nih.gov/42788531/</w:t>
       </w:r>
     </w:p>
     <w:p>
@@ -252,7 +252,7 @@
         <w:pStyle w:val="Heading2"/>
       </w:pPr>
       <w:r>
-        <w:t>Arbeitsplatzunterstützung für Stillende vermindert Adipositas-Risiko nach früher Rückkehr zur Arbeit</w:t>
+        <w:t>Mahlzeiten-Auslassen verdreifacht Übergewichtsrisiko bei brasilianischen Adoleszenten</w:t>
       </w:r>
     </w:p>
     <w:p>
@@ -262,12 +262,12 @@
           <w:color w:val="666666"/>
           <w:sz w:val="18"/>
         </w:rPr>
-        <w:t>Liu H  ·  Front Public Health  ·  09.09.2026  ·  PMID 42780412</w:t>
+        <w:t>Santos FBD et al.  ·  Cien Saude Colet  ·  21.09.2026  ·  PMID 42788505</w:t>
       </w:r>
     </w:p>
     <w:p>
       <w:r>
-        <w:t>Chinesische Querschnittstudie mit 1633 Mutter-Kind-Paaren zur Assoziation von Rückkehrzeitpunkt zur Arbeit, Stillverhalten und Arbeitsplatzunterstützung mit Übergewicht/Adipositas bei Kindern 3–6 Jahren.</w:t>
+        <w:t>Querschnittstudie bei 382 Schulkindern aus öffentlichen Schulen in Rio de Janeiro zum Zusammenhang zwischen Mahlzeiten-Auslassen, Mahlzeiten-Ersetzen und Übergewicht/Adipositas.</w:t>
       </w:r>
     </w:p>
     <w:p>
@@ -278,7 +278,7 @@
         <w:t xml:space="preserve">Ergebnis: </w:t>
       </w:r>
       <w:r>
-        <w:t>Insgesamt 458 Kinder (28,0 %) übergewichtig oder adipös. Rückkehr zu 6–15 Wochen postpartum: erhöhte Chancen (OR 1,85, 95%-KI 1,36–2,50). Rückkehr zu ≥16 Wochen: nicht signifikant (OR 1,06). Exklusives Stillen ≥6 Monate: OR 0,41 (95%-KI 0,26–0,63), Stillen 6–11 Monate: OR 0,61 (95%-KI 0,42–0,88). In explorativer Schichtanalyse: Rückkehr vor 16 Wochen assoziiert bei niedriger Arbeitsplatzunterstützung (OR 3,84, 95%-KI 2,25–6,56), nicht bei hoher (OR 1,08, p-Interaktion &lt;0,001).</w:t>
+        <w:t>Jungen, die Abendessen ausließen, hatten eine 3,13-fach höhere Wahrscheinlichkeit für Übergewicht (95%-KI: 1,06–9,21); Mädchen, die Frühstück ausließen, eine 2,20-fach höhere Wahrscheinlichkeit (95%-KI: 1,10–4,41). Keine Assoziation zwischen Ersetzen von Mahlzeiten und Übergewicht gefunden.</w:t>
       </w:r>
     </w:p>
     <w:p>
@@ -293,7 +293,7 @@
         <w:rPr>
           <w:sz w:val="19"/>
         </w:rPr>
-        <w:t>China, System nicht direkt übertragbar, aber Mechanismus (Stillen und Beruf) relevant für deutsche Elternzeitpolitik</w:t>
+        <w:t>Brasilien, aber Verhaltensmuster bei Adoleszenten und Mahlzeitenmuster grundsätzlich übertragbar</w:t>
       </w:r>
     </w:p>
     <w:p>
@@ -302,7 +302,7 @@
           <w:color w:val="5A7D3A"/>
           <w:sz w:val="18"/>
         </w:rPr>
-        <w:t>https://pubmed.ncbi.nlm.nih.gov/42780412/</w:t>
+        <w:t>https://pubmed.ncbi.nlm.nih.gov/42788505/</w:t>
       </w:r>
     </w:p>
     <w:p>
@@ -310,7 +310,7 @@
         <w:pStyle w:val="Heading2"/>
       </w:pPr>
       <w:r>
-        <w:t>Metabolische Nebenwirkungen von Antipsychotika bei Kindern: Geschlechtsspezifische Risiken in Schweden</w:t>
+        <w:t>Schulbasierte Adipositasprävention in Europa: Umsetzungshindernisse und Abdeckung in 14 Ländern</w:t>
       </w:r>
     </w:p>
     <w:p>
@@ -320,12 +320,12 @@
           <w:color w:val="666666"/>
           <w:sz w:val="18"/>
         </w:rPr>
-        <w:t>Kimland EE et al.  ·  Pharmacoepidemiol Drug Saf  ·  Okt. 2026  ·  PMID 42770521</w:t>
+        <w:t>Rallis I et al.  ·  Front Public Health  ·  10.09.2026  ·  PMID 42787437</w:t>
       </w:r>
     </w:p>
     <w:p>
       <w:r>
-        <w:t>Schwedische Registerstudie zu Adipositas und metabolischen Nebenwirkungen bei 5441 Kindern und Jugendlichen (5–17 Jahre) unter antipsychotischer Erstbehandlung zwischen 2014 und 2021.</w:t>
+        <w:t>Analyse von Umfang, finanziellen Grenzen und Ergebnissen schulbasierter und komplementärer Adipositaspräventionsprogramme für Kinder und Jugendliche in 14 europäischen Ländern.</w:t>
       </w:r>
     </w:p>
     <w:p>
@@ -336,7 +336,7 @@
         <w:t xml:space="preserve">Ergebnis: </w:t>
       </w:r>
       <w:r>
-        <w:t>Von 5441 Neunutzern entwickelten 399 (7,3 %) metabolische Nebenwirkungen, davon 69 % Adipositas. Risiko für Mädchen deutlich erhöht: Aripiprazol HR 3,52 (95%-KI 1,58–7,80), Olanzapin HR 6,99 (95%-KI 2,34–20,93), Quetiapin HR 4,87 (95%-KI 1,97–12,04) versus Risperidon. Bei Jungen signifikant erhöht nur für Aripiprazol (HR 2,21, 95%-KI 1,37–3,56). Jüngere Mädchen hatten höhere Risiken.</w:t>
+        <w:t>Die Hauptlimitationen bestehender Interventionsprogramme sind unzureichende Penetrationstiefe und Skalierungsprobleme; es fehlt ein strukturiertes Framework zur Bewertung dieser Policies innerhalb eines Multi-Actor-, Context-Aware-Ansatzes in Europa. Die Analyse deckt Abdeckung, finanzielle Limitationen und strukturelle sowie pädagogische Systemgrenzen auf.</w:t>
       </w:r>
     </w:p>
     <w:p>
@@ -351,7 +351,7 @@
         <w:rPr>
           <w:sz w:val="19"/>
         </w:rPr>
-        <w:t>Schweden, vergleichbares Gesundheitssystem und Dokumentation wie Deutschland</w:t>
+        <w:t>Europäische Vergleichsstudie, direkt auf deutsche Politikgestaltung anwendbar</w:t>
       </w:r>
     </w:p>
     <w:p>
@@ -360,7 +360,7 @@
           <w:color w:val="5A7D3A"/>
           <w:sz w:val="18"/>
         </w:rPr>
-        <w:t>https://pubmed.ncbi.nlm.nih.gov/42770521/</w:t>
+        <w:t>https://pubmed.ncbi.nlm.nih.gov/42787437/</w:t>
       </w:r>
     </w:p>
     <w:p>
@@ -368,7 +368,7 @@
         <w:pStyle w:val="Heading2"/>
       </w:pPr>
       <w:r>
-        <w:t>Oxidiertes HDL und Adipositas: Frühe Marker für kardiovaskuläres Risiko</w:t>
+        <w:t>Sarkopenische Adipositas erhöht Inkontinenz-Risiko bei älteren Frauen um 80 Prozent</w:t>
       </w:r>
     </w:p>
     <w:p>
@@ -378,12 +378,12 @@
           <w:color w:val="666666"/>
           <w:sz w:val="18"/>
         </w:rPr>
-        <w:t>Sasko B et al.  ·  Int J Mol Sci  ·  24.08.2026  ·  PMID 42737473</w:t>
+        <w:t>Deveci NÖ et al.  ·  Geriatr Gerontol Int  ·  Okt. 2026  ·  PMID 42786931</w:t>
       </w:r>
     </w:p>
     <w:p>
       <w:r>
-        <w:t>Deutsche und internationale Kohortenstudie an 1227 Patienten mit Verdacht auf koronare Herzerkrankung zur Assoziation von BMI und oxidiertem HDL (HDLox) als Entzündungsmarker über das Adipositasspektrum.</w:t>
+        <w:t>Querschnittstudie bei 535 Frauen ≥60 Jahren aus der Gemeinde zur Prävalenz von Urininkontinenz in Abhängigkeit von Sarcopenia und sarkopenischer Adipositas sowie Assoziationen mit anderen geriatrischen Syndromen.</w:t>
       </w:r>
     </w:p>
     <w:p>
@@ -394,7 +394,7 @@
         <w:t xml:space="preserve">Ergebnis: </w:t>
       </w:r>
       <w:r>
-        <w:t>HDLox-Spiegel signifikant höher bei Übergewicht und Adipositas versus Normalgewicht (p = 0,002 bzw. p &lt; 0,001). Nicht-linearer Anstieg von Normalgewicht zu Adipositas Klasse I (BMI 30–34,9), dann Plateau. Im Gesamtkollektiv: BMI korreliert schwach aber signifikant mit HDLox (β = 0,064, p = 0,024); im eingeengten BMI-Bereich (15–35) stärker (β = 0,158, p &lt; 0,001). HDL-Oxidation zeigt frühe Dysfunktion unter Gewichtszunahme an.</w:t>
+        <w:t>Urininkontinenz wurde von 49,9 % berichtet. Frauen mit Inkontinenz hatten höheren BMI, häufigere Stürze, mehr Gebrechlichkeit und depressive Symptome. In multivariablen Modellen waren Sturzanamnese (adjustierte OR 2,05 [95%-KI: 1,38–3,02]), SARC-F-Score (aOR 1,12 [1,02–1,22]) und BMI-definierte sarkopenische Adipositas (aOR 1,80 [1,09–2,96]) unabhängige Prädiktoren der Urininkontinenz.</w:t>
       </w:r>
     </w:p>
     <w:p>
@@ -409,7 +409,7 @@
         <w:rPr>
           <w:sz w:val="19"/>
         </w:rPr>
-        <w:t>Deutsche Klinikdaten, etablierte HDL-Messverfahren, kardiovaskulärer Risikomarker</w:t>
+        <w:t>Türkei, aber geriatrische Multimorbidität und Funktionsfähigkeit in Europa vergleichbar</w:t>
       </w:r>
     </w:p>
     <w:p>
@@ -418,7 +418,7 @@
           <w:color w:val="5A7D3A"/>
           <w:sz w:val="18"/>
         </w:rPr>
-        <w:t>https://pubmed.ncbi.nlm.nih.gov/42737473/</w:t>
+        <w:t>https://pubmed.ncbi.nlm.nih.gov/42786931/</w:t>
       </w:r>
     </w:p>
     <w:sectPr>

--- a/download/studien-aktuell.docx
+++ b/download/studien-aktuell.docx
@@ -62,7 +62,7 @@
           <w:color w:val="666666"/>
           <w:sz w:val="18"/>
         </w:rPr>
-        <w:t>Stand: 26.09.2026  |  6 Studien  |  adipositas.m-vf.de</w:t>
+        <w:t>Stand: 27.09.2026  |  6 Studien  |  adipositas.m-vf.de</w:t>
       </w:r>
     </w:p>
     <w:p>
@@ -70,7 +70,7 @@
         <w:pStyle w:val="Heading1"/>
       </w:pPr>
       <w:r>
-        <w:t>Aufgenommen am 26.09.2026</w:t>
+        <w:t>Aufgenommen am 27.09.2026</w:t>
       </w:r>
     </w:p>
     <w:p>
@@ -78,7 +78,7 @@
         <w:pStyle w:val="Heading2"/>
       </w:pPr>
       <w:r>
-        <w:t>Medicaid-Erstattung für GLP-1-Rezeptoragonisten verdoppelt Nutzung ohne Substitution von Diabetes-Präparaten</w:t>
+        <w:t>Ernährungsverhalten vermittelt Erfolg von Adipositas-Intervention bei Kindern: Analyse der DECIDE-Studie</w:t>
       </w:r>
     </w:p>
     <w:p>
@@ -88,12 +88,12 @@
           <w:color w:val="666666"/>
           <w:sz w:val="18"/>
         </w:rPr>
-        <w:t>Khanna R et al.  ·  JAMA Health Forum  ·  04.09.2026  ·  PMID 42789287</w:t>
+        <w:t>Zhang L et al.  ·  Nutrients  ·  18.09.2026  ·  PMID 42797034</w:t>
       </w:r>
     </w:p>
     <w:p>
       <w:r>
-        <w:t>Analyse der Auswirkungen der Medicaid-Leistung für Adipositas-GLP-1-Rezeptoragonisten auf die Gesamtnutzung zwischen 2021 und 2024 in den USA.</w:t>
+        <w:t>Cluster-randomisierte Studie mit 1.180 Kindern, die eine 9-monatige Multiplikations-Intervention erhielten (Gesundheitsbildung, Aktivitätsförderung, App-gestützte BMI-Überwachung und Umweltveränderungen in Schulen und Familien).</w:t>
       </w:r>
     </w:p>
     <w:p>
@@ -104,7 +104,7 @@
         <w:t xml:space="preserve">Ergebnis: </w:t>
       </w:r>
       <w:r>
-        <w:t>Zustände, die GLP-1-Rezeptoragonisten für Adipositas erstatteten, zeigten eine mittlere Zunahme um 6,48 Verschreibungen/1000 Versicherte (95%-KI: 4,00–8,96; p&lt;0,001). Die Gesamt-GLP-1-Nutzung nahm nicht signifikant zu (4,17 [95%-KI: −0,33 bis 8,67]; p=0,07), Diabetes-GLP-1-Nutzung sank nicht (−2,16 [95%-KI: −5,27 bis 0,96]). In Staaten mit restriktiven Prior-Authorization-Anforderungen fiel die Diabetes-GLP-1-Nutzung (−3,02 [95%-KI: −5,69 bis −0,36]; p=0,03).</w:t>
+        <w:t>Die Intervention senkte die Gesamtkörperfettmasse um 1,003 % und erhöhte die fettfreie Masse; die Ernährungsverhalten vermittelten 16,1 % dieses Effekts, während körperliche Aktivität keine signifikante Mediatorrolle zeigte. Bildschirmzeit und moderate-intensive körperliche Aktivität zeigten keine Mediation.</w:t>
       </w:r>
     </w:p>
     <w:p>
@@ -119,7 +119,7 @@
         <w:rPr>
           <w:sz w:val="19"/>
         </w:rPr>
-        <w:t>USA, aber Frage der Kostenübernahme und Durchsatzeffekte liegt dem deutschen SGB-V-Ausschluss zugrunde</w:t>
+        <w:t>China, aber Methoden mit ähnlichen Adipositasmaßnahmen in Schulen wie in Deutschland einsetzbar</w:t>
       </w:r>
     </w:p>
     <w:p>
@@ -128,7 +128,7 @@
           <w:color w:val="5A7D3A"/>
           <w:sz w:val="18"/>
         </w:rPr>
-        <w:t>https://pubmed.ncbi.nlm.nih.gov/42789287/</w:t>
+        <w:t>https://pubmed.ncbi.nlm.nih.gov/42797034/</w:t>
       </w:r>
     </w:p>
     <w:p>
@@ -136,7 +136,7 @@
         <w:pStyle w:val="Heading2"/>
       </w:pPr>
       <w:r>
-        <w:t>Hohes Geburtsgewicht bleibt mit Übergewicht im Schulalter assoziiert trotz sinkendem Trend</w:t>
+        <w:t>Vitamin-D- und B12-Mangel erhöhen metabolisches Erkrankungsrisiko bei Adipositas: TriNetX-Studie</w:t>
       </w:r>
     </w:p>
     <w:p>
@@ -146,12 +146,12 @@
           <w:color w:val="666666"/>
           <w:sz w:val="18"/>
         </w:rPr>
-        <w:t>Rossi CE et al.  ·  Sao Paulo Med J  ·  21.09.2026  ·  PMID 42788534</w:t>
+        <w:t>Osorio EY et al.  ·  Nutrients  ·  14.09.2026  ·  PMID 42796988</w:t>
       </w:r>
     </w:p>
     <w:p>
       <w:r>
-        <w:t>Panel-Kohortenstudie bei 4 Querschnittserhebungen (2002–2019) in Florianópolis, Brasilien, zur Assoziation zwischen Geburtsgewicht und Übergewicht/Adipositas bei Schulkindern (7–10 Jahre).</w:t>
+        <w:t>Elektronische Gesundheitsakte-Analyse an US-amerikanischen Patienten mit Adipositas und verschiedenen Mangelernährungsarten (Vitamin D, B12, Kalzium, Magnesium, Protein) und deren Assoziation mit metabolischen Folgeerkrankungen.</w:t>
       </w:r>
     </w:p>
     <w:p>
@@ -162,7 +162,7 @@
         <w:t xml:space="preserve">Ergebnis: </w:t>
       </w:r>
       <w:r>
-        <w:t>Niedriges Geburtsgewicht stieg um 58,3 % von 2002 bis 2018–2019; hohes Geburtsgewicht sank um 40,7 % zwischen 2002 und 2012–2013. Hohes Geburtsgewicht war durchgängig mit Übergewicht/Adipositas assoziiert (OR = 1,63 [95%-KI: 1,32–2,00]) über alle Erhebungswellen hinweg, unabhängig von Lebensmittelzufuhr und anderen Störfaktoren.</w:t>
+        <w:t>Vitamin-D-Mangel (Median-HR 3,09, IQR 2,32–5,66), B12-Mangel (Median-HR 2,49, IQR 2,16–6,08) und vorherige Untergewicht-Diagnose (Median-HR 2,23, IQR 1,76–3,98) waren mit höchstem Risiko für metabolische Erkrankungen assoziiert. Prävalenz aller Mangelzustände stieg von 2023–2025 an.</w:t>
       </w:r>
     </w:p>
     <w:p>
@@ -177,7 +177,7 @@
         <w:rPr>
           <w:sz w:val="19"/>
         </w:rPr>
-        <w:t>Südamerika, aber frühe Lebensphasenforschung und fetale Programmierung grundsätzlich übertragbar</w:t>
+        <w:t>USA-Daten, aber die Mechanismen zwischen Malnutrition und Metabolikum sind unabhängig von Versicherungssystem</w:t>
       </w:r>
     </w:p>
     <w:p>
@@ -186,7 +186,7 @@
           <w:color w:val="5A7D3A"/>
           <w:sz w:val="18"/>
         </w:rPr>
-        <w:t>https://pubmed.ncbi.nlm.nih.gov/42788534/</w:t>
+        <w:t>https://pubmed.ncbi.nlm.nih.gov/42796988/</w:t>
       </w:r>
     </w:p>
     <w:p>
@@ -194,7 +194,7 @@
         <w:pStyle w:val="Heading2"/>
       </w:pPr>
       <w:r>
-        <w:t>Laparoskopische Roux-en-Y-Bypass verkürzt Krankenhausverweilsdauer um 0,97 Tage gegenüber offener Chirurgie</w:t>
+        <w:t>Aquatic Exercise verbesserte Stürz-Risiko und exekutive Funktion bei älteren Frauen mit Adipositas: 16-Wochen-Beobachtung</w:t>
       </w:r>
     </w:p>
     <w:p>
@@ -204,12 +204,12 @@
           <w:color w:val="666666"/>
           <w:sz w:val="18"/>
         </w:rPr>
-        <w:t>Bookobza TL et al.  ·  Arq Bras Cir Dig  ·  18.09.2026  ·  PMID 42788531</w:t>
+        <w:t>Seo YM et al.  ·  Medicina (Kaunas)  ·  31.08.2026  ·  PMID 42796274</w:t>
       </w:r>
     </w:p>
     <w:p>
       <w:r>
-        <w:t>Vergleichende Kohortenstudie bei Patienten mit Adipositas, die sich einem Roux-en-Y-Magenbypass entweder laparoskopisch oder offen unterzogen, zur Krankenhausverweilsdauer.</w:t>
+        <w:t>Prospektive Beobachtungsstudie an 30 älteren Frauen mit Adipositas (15 kombiniertes Aqua-Training, 15 Kontrollgruppe), die 16 Wochen überwacht wurden.</w:t>
       </w:r>
     </w:p>
     <w:p>
@@ -220,7 +220,7 @@
         <w:t xml:space="preserve">Ergebnis: </w:t>
       </w:r>
       <w:r>
-        <w:t>Patienten mit laparoskopischer Roux-en-Y-Gastroplastik blieben durchschnittlich 2,45 Tage hospitalisiert (SD=1,12), gegenüber 3,42 Tagen (SD=1,17) bei offenem Zugang (p&lt;0,05). Dies ist statistisch und klinisch signifikant und hat finanzielle Auswirkungen durch verkürzte Bettenauslastung und reduzierte Hospitalisierungskosten.</w:t>
+        <w:t>Aquatic-Gruppe zeigte größere Verbesserungen in Körperzusammensetzung, Muskelkraft und Balance; exekutive Funktion verbesserte sich signifikant (p&lt;0,001). Irisin-Werte stiegen signifikant (p=0,002); keine signifikanten Unterschiede in Gehgeschwindigkeit, Ausdauer oder IL-6.</w:t>
       </w:r>
     </w:p>
     <w:p>
@@ -235,7 +235,7 @@
         <w:rPr>
           <w:sz w:val="19"/>
         </w:rPr>
-        <w:t>Brasilien, aber OP-Technik und Kostenwirkung in Gesundheitssystemen vergleichbar</w:t>
+        <w:t>Südkorea, aber Aquatic-Programme sind in Deutschland etabliert und übertragbar</w:t>
       </w:r>
     </w:p>
     <w:p>
@@ -244,7 +244,7 @@
           <w:color w:val="5A7D3A"/>
           <w:sz w:val="18"/>
         </w:rPr>
-        <w:t>https://pubmed.ncbi.nlm.nih.gov/42788531/</w:t>
+        <w:t>https://pubmed.ncbi.nlm.nih.gov/42796274/</w:t>
       </w:r>
     </w:p>
     <w:p>
@@ -252,7 +252,7 @@
         <w:pStyle w:val="Heading2"/>
       </w:pPr>
       <w:r>
-        <w:t>Mahlzeiten-Auslassen verdreifacht Übergewichtsrisiko bei brasilianischen Adoleszenten</w:t>
+        <w:t>Dietetic counseling with digital tools für älter Erwachsene mit MetS-Risiko: vorwiegend Verbesserung ohne Zusatznutzen von Apps</w:t>
       </w:r>
     </w:p>
     <w:p>
@@ -262,12 +262,12 @@
           <w:color w:val="666666"/>
           <w:sz w:val="18"/>
         </w:rPr>
-        <w:t>Santos FBD et al.  ·  Cien Saude Colet  ·  21.09.2026  ·  PMID 42788505</w:t>
+        <w:t>Makri R et al.  ·  Obesity (Silver Spring)  ·  18.09.2026  ·  PMID 42759999</w:t>
       </w:r>
     </w:p>
     <w:p>
       <w:r>
-        <w:t>Querschnittstudie bei 382 Schulkindern aus öffentlichen Schulen in Rio de Janeiro zum Zusammenhang zwischen Mahlzeiten-Auslassen, Mahlzeiten-Ersetzen und Übergewicht/Adipositas.</w:t>
+        <w:t>Randomisierte Studie an 984 älteren Erwachsenen (≥55 Jahre) mit Stoffwechsel-Risikofaktoren, die 3 Monate lang dietätische Beratung allein, mit Webplattform oder mit Plattform plus digitalen Geräten erhielten.</w:t>
       </w:r>
     </w:p>
     <w:p>
@@ -278,7 +278,7 @@
         <w:t xml:space="preserve">Ergebnis: </w:t>
       </w:r>
       <w:r>
-        <w:t>Jungen, die Abendessen ausließen, hatten eine 3,13-fach höhere Wahrscheinlichkeit für Übergewicht (95%-KI: 1,06–9,21); Mädchen, die Frühstück ausließen, eine 2,20-fach höhere Wahrscheinlichkeit (95%-KI: 1,10–4,41). Keine Assoziation zwischen Ersetzen von Mahlzeiten und Übergewicht gefunden.</w:t>
+        <w:t>Taillenumfang sank in allen Gruppen (Plattform -1,38 cm, 95%-KI -2,37 bis -0,38; Plattform+Geräte -1,61 cm, 95%-KI -2,61 bis -0,60). Dietätische Beratung verbesserte Anthropometrie und metabolische Parameter; digitale Tools erhöhten die körperliche Aktivität (+55,52 MET-min/Woche, 95%-KI 15,32–95,72), brachten aber keinen zusätzlichen kurzfristigen metabolischen Nutzen.</w:t>
       </w:r>
     </w:p>
     <w:p>
@@ -293,7 +293,7 @@
         <w:rPr>
           <w:sz w:val="19"/>
         </w:rPr>
-        <w:t>Brasilien, aber Verhaltensmuster bei Adoleszenten und Mahlzeitenmuster grundsätzlich übertragbar</w:t>
+        <w:t>Griechenland, vergleichbar mit deutschem Sozialversicherungssystem für spezialisierte Ernährungsberatung</w:t>
       </w:r>
     </w:p>
     <w:p>
@@ -302,7 +302,7 @@
           <w:color w:val="5A7D3A"/>
           <w:sz w:val="18"/>
         </w:rPr>
-        <w:t>https://pubmed.ncbi.nlm.nih.gov/42788505/</w:t>
+        <w:t>https://pubmed.ncbi.nlm.nih.gov/42759999/</w:t>
       </w:r>
     </w:p>
     <w:p>
@@ -310,7 +310,7 @@
         <w:pStyle w:val="Heading2"/>
       </w:pPr>
       <w:r>
-        <w:t>Schulbasierte Adipositasprävention in Europa: Umsetzungshindernisse und Abdeckung in 14 Ländern</w:t>
+        <w:t>Mütterlicher Obst- und Gemüseverbrauch senkt Adipositas-Risiko von 4-jährigen Kindern: ECLIPSES-Kohort</w:t>
       </w:r>
     </w:p>
     <w:p>
@@ -320,12 +320,12 @@
           <w:color w:val="666666"/>
           <w:sz w:val="18"/>
         </w:rPr>
-        <w:t>Rallis I et al.  ·  Front Public Health  ·  10.09.2026  ·  PMID 42787437</w:t>
+        <w:t>Riggioni-Saborío L et al.  ·  Nutrients  ·  06.09.2026  ·  PMID 42739090</w:t>
       </w:r>
     </w:p>
     <w:p>
       <w:r>
-        <w:t>Analyse von Umfang, finanziellen Grenzen und Ergebnissen schulbasierter und komplementärer Adipositaspräventionsprogramme für Kinder und Jugendliche in 14 europäischen Ländern.</w:t>
+        <w:t>Prospektive Observationsstudie an 252 Mutter-Kind-Paaren (Kohort ECLIPSES), bei der die mütterliche Ernährung in Trimestern erfasst und das Adipositas-Risiko der Kinder im Alter 4 Jahren gemessen wurde.</w:t>
       </w:r>
     </w:p>
     <w:p>
@@ -336,7 +336,7 @@
         <w:t xml:space="preserve">Ergebnis: </w:t>
       </w:r>
       <w:r>
-        <w:t>Die Hauptlimitationen bestehender Interventionsprogramme sind unzureichende Penetrationstiefe und Skalierungsprobleme; es fehlt ein strukturiertes Framework zur Bewertung dieser Policies innerhalb eines Multi-Actor-, Context-Aware-Ansatzes in Europa. Die Analyse deckt Abdeckung, finanzielle Limitationen und strukturelle sowie pädagogische Systemgrenzen auf.</w:t>
+        <w:t>Höherer Obst- und Gemüsekonsum war mit niedrigerer Adipositas-Wahrscheinlichkeit assoziiert (OR 0,31, 95%-KI 0,13–0,74). Kommerzieller Fruchtsaft war mit erhöhter Adipositas assoziiert (OR 2,48, 95%-KI 1,06–5,78), natürlicher Saft nicht.</w:t>
       </w:r>
     </w:p>
     <w:p>
@@ -351,7 +351,7 @@
         <w:rPr>
           <w:sz w:val="19"/>
         </w:rPr>
-        <w:t>Europäische Vergleichsstudie, direkt auf deutsche Politikgestaltung anwendbar</w:t>
+        <w:t>Spanien (Mittelmeer-Region), aber Ernährungsempfehlungen in der Schwangerschaft sind international vergleichbar</w:t>
       </w:r>
     </w:p>
     <w:p>
@@ -360,7 +360,7 @@
           <w:color w:val="5A7D3A"/>
           <w:sz w:val="18"/>
         </w:rPr>
-        <w:t>https://pubmed.ncbi.nlm.nih.gov/42787437/</w:t>
+        <w:t>https://pubmed.ncbi.nlm.nih.gov/42739090/</w:t>
       </w:r>
     </w:p>
     <w:p>
@@ -368,7 +368,7 @@
         <w:pStyle w:val="Heading2"/>
       </w:pPr>
       <w:r>
-        <w:t>Sarkopenische Adipositas erhöht Inkontinenz-Risiko bei älteren Frauen um 80 Prozent</w:t>
+        <w:t>Ruhepuls ≥75 bpm als unabhängiger Marker für Insulinresistenz in der Grundversorgung</w:t>
       </w:r>
     </w:p>
     <w:p>
@@ -378,12 +378,12 @@
           <w:color w:val="666666"/>
           <w:sz w:val="18"/>
         </w:rPr>
-        <w:t>Deveci NÖ et al.  ·  Geriatr Gerontol Int  ·  Okt. 2026  ·  PMID 42786931</w:t>
+        <w:t>Mill Ferreyra EO et al.  ·  Semergen  ·  10.09.2026  ·  PMID 42721922</w:t>
       </w:r>
     </w:p>
     <w:p>
       <w:r>
-        <w:t>Querschnittstudie bei 535 Frauen ≥60 Jahren aus der Gemeinde zur Prävalenz von Urininkontinenz in Abhängigkeit von Sarcopenia und sarkopenischer Adipositas sowie Assoziationen mit anderen geriatrischen Syndromen.</w:t>
+        <w:t>Querschnittsstudie an 492 Patienten in spanischen Praxen (Palafolls, Barcelona), die Ruheherzfrequenz, Körperzusammensetzung und Insulinresistenz (HOMA-IR) gemessen wurden.</w:t>
       </w:r>
     </w:p>
     <w:p>
@@ -394,7 +394,7 @@
         <w:t xml:space="preserve">Ergebnis: </w:t>
       </w:r>
       <w:r>
-        <w:t>Urininkontinenz wurde von 49,9 % berichtet. Frauen mit Inkontinenz hatten höheren BMI, häufigere Stürze, mehr Gebrechlichkeit und depressive Symptome. In multivariablen Modellen waren Sturzanamnese (adjustierte OR 2,05 [95%-KI: 1,38–3,02]), SARC-F-Score (aOR 1,12 [1,02–1,22]) und BMI-definierte sarkopenische Adipositas (aOR 1,80 [1,09–2,96]) unabhängige Prädiktoren der Urininkontinenz.</w:t>
+        <w:t>Ruhepuls ≥75 bpm war mit höherer Adipositas, geringerer Muskelmasse und erhöhter Insulinresistenz assoziiert (OR ≈ 2,0 in allen Modellen). Hohe Muskelmasse zeigte protektiven Effekt (OR ≈ 0,4). Assoziationen blieben nach Alters- und Geschlechtsbereinigung bestehen.</w:t>
       </w:r>
     </w:p>
     <w:p>
@@ -409,7 +409,7 @@
         <w:rPr>
           <w:sz w:val="19"/>
         </w:rPr>
-        <w:t>Türkei, aber geriatrische Multimorbidität und Funktionsfähigkeit in Europa vergleichbar</w:t>
+        <w:t>Spanien, primärärztliches Versorgungssystem vergleichbar mit Deutschland</w:t>
       </w:r>
     </w:p>
     <w:p>
@@ -418,7 +418,7 @@
           <w:color w:val="5A7D3A"/>
           <w:sz w:val="18"/>
         </w:rPr>
-        <w:t>https://pubmed.ncbi.nlm.nih.gov/42786931/</w:t>
+        <w:t>https://pubmed.ncbi.nlm.nih.gov/42721922/</w:t>
       </w:r>
     </w:p>
     <w:sectPr>

--- a/download/studien-aktuell.docx
+++ b/download/studien-aktuell.docx
@@ -62,7 +62,7 @@
           <w:color w:val="666666"/>
           <w:sz w:val="18"/>
         </w:rPr>
-        <w:t>Stand: 27.09.2026  |  6 Studien  |  adipositas.m-vf.de</w:t>
+        <w:t>Stand: 28.09.2026  |  6 Studien  |  adipositas.m-vf.de</w:t>
       </w:r>
     </w:p>
     <w:p>
@@ -70,7 +70,7 @@
         <w:pStyle w:val="Heading1"/>
       </w:pPr>
       <w:r>
-        <w:t>Aufgenommen am 27.09.2026</w:t>
+        <w:t>Aufgenommen am 28.09.2026</w:t>
       </w:r>
     </w:p>
     <w:p>
@@ -78,7 +78,7 @@
         <w:pStyle w:val="Heading2"/>
       </w:pPr>
       <w:r>
-        <w:t>Ernährungsverhalten vermittelt Erfolg von Adipositas-Intervention bei Kindern: Analyse der DECIDE-Studie</w:t>
+        <w:t>Teleintervention-Nachsorge stabilisierte Gewicht und Lebensqualität nach Kindheitsadipositasbehandlung</w:t>
       </w:r>
     </w:p>
     <w:p>
@@ -88,12 +88,12 @@
           <w:color w:val="666666"/>
           <w:sz w:val="18"/>
         </w:rPr>
-        <w:t>Zhang L et al.  ·  Nutrients  ·  18.09.2026  ·  PMID 42797034</w:t>
+        <w:t>Wittmann A et al.  ·  Pediatr Obes  ·  Okt. 2026  ·  PMID 42802014</w:t>
       </w:r>
     </w:p>
     <w:p>
       <w:r>
-        <w:t>Cluster-randomisierte Studie mit 1.180 Kindern, die eine 9-monatige Multiplikations-Intervention erhielten (Gesundheitsbildung, Aktivitätsförderung, App-gestützte BMI-Überwachung und Umweltveränderungen in Schulen und Familien).</w:t>
+        <w:t>Systematische Übersicht von Studien zu Teleintervention-Nachsorgeprogrammen für Kinder und Jugendliche nach strukturierter Adipositasbehandlung mit Fokus auf Lebensstiländerung und psychosoziale Ergebnisse.</w:t>
       </w:r>
     </w:p>
     <w:p>
@@ -104,7 +104,7 @@
         <w:t xml:space="preserve">Ergebnis: </w:t>
       </w:r>
       <w:r>
-        <w:t>Die Intervention senkte die Gesamtkörperfettmasse um 1,003 % und erhöhte die fettfreie Masse; die Ernährungsverhalten vermittelten 16,1 % dieses Effekts, während körperliche Aktivität keine signifikante Mediatorrolle zeigte. Bildschirmzeit und moderate-intensive körperliche Aktivität zeigten keine Mediation.</w:t>
+        <w:t>8 Studien (6 RCTs, 2 Vorher-nachher): Teleintervention-Programme waren mit Stabilisierung des erreichten Gewichts verbunden, nicht mit zusätzlichem Gewichtsverlust. Konsistent zeigten sich Verbesserungen psychosozialer Ergebnisse, Lebensstiländerungen (z. B. Bildschirmzeit), BMI-Stabilisierung und substantielle Reduktion von Arztbesuchen und Kosten. Hohe Machbarkeit dokumentiert; menschliche Komponente kann notwendig sein.</w:t>
       </w:r>
     </w:p>
     <w:p>
@@ -119,7 +119,7 @@
         <w:rPr>
           <w:sz w:val="19"/>
         </w:rPr>
-        <w:t>China, aber Methoden mit ähnlichen Adipositasmaßnahmen in Schulen wie in Deutschland einsetzbar</w:t>
+        <w:t>Deutschland, europäische Gesundheitssysteme – vergleichbare Strukturen der Adipositasbehandlung im Kindesalter.</w:t>
       </w:r>
     </w:p>
     <w:p>
@@ -128,7 +128,7 @@
           <w:color w:val="5A7D3A"/>
           <w:sz w:val="18"/>
         </w:rPr>
-        <w:t>https://pubmed.ncbi.nlm.nih.gov/42797034/</w:t>
+        <w:t>https://pubmed.ncbi.nlm.nih.gov/42802014/</w:t>
       </w:r>
     </w:p>
     <w:p>
@@ -136,7 +136,7 @@
         <w:pStyle w:val="Heading2"/>
       </w:pPr>
       <w:r>
-        <w:t>Vitamin-D- und B12-Mangel erhöhen metabolisches Erkrankungsrisiko bei Adipositas: TriNetX-Studie</w:t>
+        <w:t>Psychosoziale Belastung in der Schwangerschaft prägte Übergewicht im Kleinkindalter</w:t>
       </w:r>
     </w:p>
     <w:p>
@@ -146,12 +146,12 @@
           <w:color w:val="666666"/>
           <w:sz w:val="18"/>
         </w:rPr>
-        <w:t>Osorio EY et al.  ·  Nutrients  ·  14.09.2026  ·  PMID 42796988</w:t>
+        <w:t>Kim CN et al.  ·  Pediatr Obes  ·  Okt. 2026  ·  PMID 42802012</w:t>
       </w:r>
     </w:p>
     <w:p>
       <w:r>
-        <w:t>Elektronische Gesundheitsakte-Analyse an US-amerikanischen Patienten mit Adipositas und verschiedenen Mangelernährungsarten (Vitamin D, B12, Kalzium, Magnesium, Protein) und deren Assoziation mit metabolischen Folgeerkrankungen.</w:t>
+        <w:t>Sekundäranalyse von 533 Schwangeren aus hispanischen Familien mit nierigem Einkommen; latente Klassenanalyse identifizierte Schwangerengruppen nach Stressoren und materialen Schwierigkeiten; Assoziation mit Kindgewicht im Alter von 2 Jahren.</w:t>
       </w:r>
     </w:p>
     <w:p>
@@ -162,7 +162,7 @@
         <w:t xml:space="preserve">Ergebnis: </w:t>
       </w:r>
       <w:r>
-        <w:t>Vitamin-D-Mangel (Median-HR 3,09, IQR 2,32–5,66), B12-Mangel (Median-HR 2,49, IQR 2,16–6,08) und vorherige Untergewicht-Diagnose (Median-HR 2,23, IQR 1,76–3,98) waren mit höchstem Risiko für metabolische Erkrankungen assoziiert. Prävalenz aller Mangelzustände stieg von 2023–2025 an.</w:t>
+        <w:t>Drei identifizierte Gruppen: Nicht-US-geboren/weniger Stressoren (51 %), Nicht-US-geboren/mehr Stressoren (25 %), US-geboren/weniger Stressoren (24 %). Kinder von Müttern mit höheren Stressoren hatten höhere Gewicht-für-Alter-z-Scores (Mdiff = 0,61, p = 0,003) und höhere Quote von Übergewicht/Adipositas (aOR = 2,83, p = 0,007) als Vergleichsgruppen. Psychosoziale Stressoren und materiale Schwierigkeiten in der Schwangerschaft sind Risikofaktoren.</w:t>
       </w:r>
     </w:p>
     <w:p>
@@ -177,7 +177,7 @@
         <w:rPr>
           <w:sz w:val="19"/>
         </w:rPr>
-        <w:t>USA-Daten, aber die Mechanismen zwischen Malnutrition und Metabolikum sind unabhängig von Versicherungssystem</w:t>
+        <w:t>USA, begrenzte Übertragbarkeit – aber psychosoziale Mechanismen relevant für deutschsprachigen Raum.</w:t>
       </w:r>
     </w:p>
     <w:p>
@@ -186,7 +186,7 @@
           <w:color w:val="5A7D3A"/>
           <w:sz w:val="18"/>
         </w:rPr>
-        <w:t>https://pubmed.ncbi.nlm.nih.gov/42796988/</w:t>
+        <w:t>https://pubmed.ncbi.nlm.nih.gov/42802012/</w:t>
       </w:r>
     </w:p>
     <w:p>
@@ -194,7 +194,7 @@
         <w:pStyle w:val="Heading2"/>
       </w:pPr>
       <w:r>
-        <w:t>Aquatic Exercise verbesserte Stürz-Risiko und exekutive Funktion bei älteren Frauen mit Adipositas: 16-Wochen-Beobachtung</w:t>
+        <w:t>Mittelmeerdiät senkte Übergewichtsrisiko im Kindesalter um 0,42 kg/m²</w:t>
       </w:r>
     </w:p>
     <w:p>
@@ -204,12 +204,12 @@
           <w:color w:val="666666"/>
           <w:sz w:val="18"/>
         </w:rPr>
-        <w:t>Seo YM et al.  ·  Medicina (Kaunas)  ·  31.08.2026  ·  PMID 42796274</w:t>
+        <w:t>Gholami Shahrbabak M et al.  ·  Pediatr Obes  ·  Okt. 2026  ·  PMID 42802010</w:t>
       </w:r>
     </w:p>
     <w:p>
       <w:r>
-        <w:t>Prospektive Beobachtungsstudie an 30 älteren Frauen mit Adipositas (15 kombiniertes Aqua-Training, 15 Kontrollgruppe), die 16 Wochen überwacht wurden.</w:t>
+        <w:t>Meta-Analyse von 23 Kohortenstudien (26 Studien) zu Mittelmeerdiät-Adhärenz und Übergewicht/Adipositas bei Kindern und Jugendlichen bis Oktober 2025.</w:t>
       </w:r>
     </w:p>
     <w:p>
@@ -220,7 +220,7 @@
         <w:t xml:space="preserve">Ergebnis: </w:t>
       </w:r>
       <w:r>
-        <w:t>Aquatic-Gruppe zeigte größere Verbesserungen in Körperzusammensetzung, Muskelkraft und Balance; exekutive Funktion verbesserte sich signifikant (p&lt;0,001). Irisin-Werte stiegen signifikant (p=0,002); keine signifikanten Unterschiede in Gehgeschwindigkeit, Ausdauer oder IL-6.</w:t>
+        <w:t>BMI in Kindern mit höherer Mittelmeerdiät-Adhärenz war signifikant niedriger (gewichtetes Mittelwertdifferenz –0,42 kg/m², 95%-KI –0,61 bis –0,23, p &lt; 0,001). Kinder mit Übergewicht zeigten niedrigere Adhärenz-Scores als Normalgewichtige (–0,44 Punkte, p &lt; 0,001). Heterogenität substantiell, Evidenz ausschließlich querschnittlich.</w:t>
       </w:r>
     </w:p>
     <w:p>
@@ -235,7 +235,7 @@
         <w:rPr>
           <w:sz w:val="19"/>
         </w:rPr>
-        <w:t>Südkorea, aber Aquatic-Programme sind in Deutschland etabliert und übertragbar</w:t>
+        <w:t>Südeuropa, Mittelmeerraum – aber Ergebnis unabhängig von Gesundheitssystem übertragbar; Basis für Präventionsempfehlungen.</w:t>
       </w:r>
     </w:p>
     <w:p>
@@ -244,7 +244,7 @@
           <w:color w:val="5A7D3A"/>
           <w:sz w:val="18"/>
         </w:rPr>
-        <w:t>https://pubmed.ncbi.nlm.nih.gov/42796274/</w:t>
+        <w:t>https://pubmed.ncbi.nlm.nih.gov/42802010/</w:t>
       </w:r>
     </w:p>
     <w:p>
@@ -252,7 +252,7 @@
         <w:pStyle w:val="Heading2"/>
       </w:pPr>
       <w:r>
-        <w:t>Dietetic counseling with digital tools für älter Erwachsene mit MetS-Risiko: vorwiegend Verbesserung ohne Zusatznutzen von Apps</w:t>
+        <w:t>Ethnische Segregation und Schulumgebung prägen Adipositasunterschiede im Kindesalter</w:t>
       </w:r>
     </w:p>
     <w:p>
@@ -262,12 +262,12 @@
           <w:color w:val="666666"/>
           <w:sz w:val="18"/>
         </w:rPr>
-        <w:t>Makri R et al.  ·  Obesity (Silver Spring)  ·  18.09.2026  ·  PMID 42759999</w:t>
+        <w:t>Miller S et al.  ·  Pediatr Obes  ·  Okt. 2026  ·  PMID 42802009</w:t>
       </w:r>
     </w:p>
     <w:p>
       <w:r>
-        <w:t>Randomisierte Studie an 984 älteren Erwachsenen (≥55 Jahre) mit Stoffwechsel-Risikofaktoren, die 3 Monate lang dietätische Beratung allein, mit Webplattform oder mit Plattform plus digitalen Geräten erhielten.</w:t>
+        <w:t>Beobachtungsstudie mit Daten von kalifornischen Schulkindern 2018/2019; Analyse, wie ethnische Disparitäten in Übergewicht/Adipositas nach Ethnische Zusammensetzung der Schule und Armutsstatus des Schulviertels variieren.</w:t>
       </w:r>
     </w:p>
     <w:p>
@@ -278,7 +278,7 @@
         <w:t xml:space="preserve">Ergebnis: </w:t>
       </w:r>
       <w:r>
-        <w:t>Taillenumfang sank in allen Gruppen (Plattform -1,38 cm, 95%-KI -2,37 bis -0,38; Plattform+Geräte -1,61 cm, 95%-KI -2,61 bis -0,60). Dietätische Beratung verbesserte Anthropometrie und metabolische Parameter; digitale Tools erhöhten die körperliche Aktivität (+55,52 MET-min/Woche, 95%-KI 15,32–95,72), brachten aber keinen zusätzlichen kurzfristigen metabolischen Nutzen.</w:t>
+        <w:t>Disparitäten zwischen Schwarzen, lateinamerikanischen und weißen Kindern variierten stark nach Schulkontext. In integrierten niedrig-income-Schulen waren Black vs. White-Disparitäten 3 Prozentpunkte, in segregierten high-income-Schulen 22 Prozentpunkte. Größte Disparität zwischen Minderheitskindern in segregierten Schulen gegen weiße Kinder in segregierten reichen Schulen (23-28 Prozentpunkte).</w:t>
       </w:r>
     </w:p>
     <w:p>
@@ -293,7 +293,7 @@
         <w:rPr>
           <w:sz w:val="19"/>
         </w:rPr>
-        <w:t>Griechenland, vergleichbar mit deutschem Sozialversicherungssystem für spezialisierte Ernährungsberatung</w:t>
+        <w:t>USA, kalifornischer Kontext – aber Befund zu Segregation und Armut relevant für deutsche Stadt-Land-Disparitäten.</w:t>
       </w:r>
     </w:p>
     <w:p>
@@ -302,7 +302,7 @@
           <w:color w:val="5A7D3A"/>
           <w:sz w:val="18"/>
         </w:rPr>
-        <w:t>https://pubmed.ncbi.nlm.nih.gov/42759999/</w:t>
+        <w:t>https://pubmed.ncbi.nlm.nih.gov/42802009/</w:t>
       </w:r>
     </w:p>
     <w:p>
@@ -310,7 +310,7 @@
         <w:pStyle w:val="Heading2"/>
       </w:pPr>
       <w:r>
-        <w:t>Mütterlicher Obst- und Gemüseverbrauch senkt Adipositas-Risiko von 4-jährigen Kindern: ECLIPSES-Kohort</w:t>
+        <w:t>Ernährungsqualität und Gestationsgewichtszunahme in australischen Ureinwohner-Schwangerschaften</w:t>
       </w:r>
     </w:p>
     <w:p>
@@ -320,12 +320,12 @@
           <w:color w:val="666666"/>
           <w:sz w:val="18"/>
         </w:rPr>
-        <w:t>Riggioni-Saborío L et al.  ·  Nutrients  ·  06.09.2026  ·  PMID 42739090</w:t>
+        <w:t>Jiménez-Flores E et al.  ·  Nutrients  ·  20.09.2026  ·  PMID 42797057</w:t>
       </w:r>
     </w:p>
     <w:p>
       <w:r>
-        <w:t>Prospektive Observationsstudie an 252 Mutter-Kind-Paaren (Kohort ECLIPSES), bei der die mütterliche Ernährung in Trimestern erfasst und das Adipositas-Risiko der Kinder im Alter 4 Jahren gemessen wurde.</w:t>
+        <w:t>Querschnittsanalyse von Schwangeren (n = 52, Zielgruppe: Aborigines und Torres-Strait-Islander) aus zwei australischen Kliniken; Australian Recommended Food Score (ARFS) bei Aufnahme und Ernährungsunterstützungs-Engagement.</w:t>
       </w:r>
     </w:p>
     <w:p>
@@ -336,7 +336,7 @@
         <w:t xml:space="preserve">Ergebnis: </w:t>
       </w:r>
       <w:r>
-        <w:t>Höherer Obst- und Gemüsekonsum war mit niedrigerer Adipositas-Wahrscheinlichkeit assoziiert (OR 0,31, 95%-KI 0,13–0,74). Kommerzieller Fruchtsaft war mit erhöhter Adipositas assoziiert (OR 2,48, 95%-KI 1,06–5,78), natürlicher Saft nicht.</w:t>
+        <w:t>Medianer ARFS 39 von 73. Frauen &gt; 25 Jahre hatten höhere ARFS (β = 3,28, p = 0,027). Fruchtkonsum stieg bis späte Schwangerschaft (McNemar p = 0,004). Hoher Konsum energiedichter Getränke/Snacks (60-68 %). Von 52 Frauen: 15,4 % normale Gewichtszunahme, 57,7 % übermäßig. In hochem Ernährungsunterstützungs-Engagement: 24,0 % vs. 7,4 % normales Gewicht (p ≤ 0,001).</w:t>
       </w:r>
     </w:p>
     <w:p>
@@ -351,7 +351,7 @@
         <w:rPr>
           <w:sz w:val="19"/>
         </w:rPr>
-        <w:t>Spanien (Mittelmeer-Region), aber Ernährungsempfehlungen in der Schwangerschaft sind international vergleichbar</w:t>
+        <w:t>Australien, vergleichbar mit DACH-Systemen – aber indigene Bevölkerung, kulturelle Faktoren relevant für Übertragbarkeit.</w:t>
       </w:r>
     </w:p>
     <w:p>
@@ -360,7 +360,7 @@
           <w:color w:val="5A7D3A"/>
           <w:sz w:val="18"/>
         </w:rPr>
-        <w:t>https://pubmed.ncbi.nlm.nih.gov/42739090/</w:t>
+        <w:t>https://pubmed.ncbi.nlm.nih.gov/42797057/</w:t>
       </w:r>
     </w:p>
     <w:p>
@@ -368,7 +368,7 @@
         <w:pStyle w:val="Heading2"/>
       </w:pPr>
       <w:r>
-        <w:t>Ruhepuls ≥75 bpm als unabhängiger Marker für Insulinresistenz in der Grundversorgung</w:t>
+        <w:t>Edmonton- und Lancet-Klassifikation unterscheiden Adipositasschweregrad unterschiedlich</w:t>
       </w:r>
     </w:p>
     <w:p>
@@ -378,12 +378,12 @@
           <w:color w:val="666666"/>
           <w:sz w:val="18"/>
         </w:rPr>
-        <w:t>Mill Ferreyra EO et al.  ·  Semergen  ·  10.09.2026  ·  PMID 42721922</w:t>
+        <w:t>Hagemann T et al.  ·  Obesity (Silver Spring)  ·  01.09.2026  ·  PMID 42680509</w:t>
       </w:r>
     </w:p>
     <w:p>
       <w:r>
-        <w:t>Querschnittsstudie an 492 Patienten in spanischen Praxen (Palafolls, Barcelona), die Ruheherzfrequenz, Körperzusammensetzung und Insulinresistenz (HOMA-IR) gemessen wurden.</w:t>
+        <w:t>Vergleich zweier Klassifikationssysteme (Edmonton Obesity Staging System und Lancet Diagnostic Model for Obesity) angewandt auf UK-Biobank-Daten (N ≈ 411.000) zur Beurteilung von Adipositasschweregrad.</w:t>
       </w:r>
     </w:p>
     <w:p>
@@ -394,7 +394,7 @@
         <w:t xml:space="preserve">Ergebnis: </w:t>
       </w:r>
       <w:r>
-        <w:t>Ruhepuls ≥75 bpm war mit höherer Adipositas, geringerer Muskelmasse und erhöhter Insulinresistenz assoziiert (OR ≈ 2,0 in allen Modellen). Hohe Muskelmasse zeigte protektiven Effekt (OR ≈ 0,4). Assoziationen blieben nach Alters- und Geschlechtsbereinigung bestehen.</w:t>
+        <w:t>Etwa ein Viertel in beiden Systemen als adipös klassifiziert; hohe Konkordanz bei fortgeschrittener Erkrankung. Unterschiede in Frühstadien: Lancet-Modell erfasste mildere subklinische Organdysfunktion breiter, Edmonton betonte fortgeschrittene Manifestationen. ~50 % reklassifiziert wenn BMI mit Fettverteilungsmaßen kombiniert. Systeme ergänzen sich conceptuell.</w:t>
       </w:r>
     </w:p>
     <w:p>
@@ -409,7 +409,7 @@
         <w:rPr>
           <w:sz w:val="19"/>
         </w:rPr>
-        <w:t>Spanien, primärärztliches Versorgungssystem vergleichbar mit Deutschland</w:t>
+        <w:t>UK-Biobank-Daten, übertragbare Methodologie – aber Klassifikation hängt von Anerkennung und Kodierung ab.</w:t>
       </w:r>
     </w:p>
     <w:p>
@@ -418,7 +418,7 @@
           <w:color w:val="5A7D3A"/>
           <w:sz w:val="18"/>
         </w:rPr>
-        <w:t>https://pubmed.ncbi.nlm.nih.gov/42721922/</w:t>
+        <w:t>https://pubmed.ncbi.nlm.nih.gov/42680509/</w:t>
       </w:r>
     </w:p>
     <w:sectPr>

--- a/download/studien-aktuell.docx
+++ b/download/studien-aktuell.docx
@@ -62,7 +62,7 @@
           <w:color w:val="666666"/>
           <w:sz w:val="18"/>
         </w:rPr>
-        <w:t>Stand: 28.09.2026  |  6 Studien  |  adipositas.m-vf.de</w:t>
+        <w:t>Stand: 29.09.2026  |  6 Studien  |  adipositas.m-vf.de</w:t>
       </w:r>
     </w:p>
     <w:p>
@@ -70,7 +70,7 @@
         <w:pStyle w:val="Heading1"/>
       </w:pPr>
       <w:r>
-        <w:t>Aufgenommen am 28.09.2026</w:t>
+        <w:t>Aufgenommen am 29.09.2026</w:t>
       </w:r>
     </w:p>
     <w:p>
@@ -78,7 +78,7 @@
         <w:pStyle w:val="Heading2"/>
       </w:pPr>
       <w:r>
-        <w:t>Teleintervention-Nachsorge stabilisierte Gewicht und Lebensqualität nach Kindheitsadipositasbehandlung</w:t>
+        <w:t>Frühdiagnose und regelmäßige Nachsorge senken Sterblichkeit bei Adipositas-Hypoventilations-Syndrom</w:t>
       </w:r>
     </w:p>
     <w:p>
@@ -88,12 +88,12 @@
           <w:color w:val="666666"/>
           <w:sz w:val="18"/>
         </w:rPr>
-        <w:t>Wittmann A et al.  ·  Pediatr Obes  ·  Okt. 2026  ·  PMID 42802014</w:t>
+        <w:t>Agossou M et al.  ·  BMJ Open Respir Res  ·  28.09.2026  ·  PMID 42805766</w:t>
       </w:r>
     </w:p>
     <w:p>
       <w:r>
-        <w:t>Systematische Übersicht von Studien zu Teleintervention-Nachsorgeprogrammen für Kinder und Jugendliche nach strukturierter Adipositasbehandlung mit Fokus auf Lebensstiländerung und psychosoziale Ergebnisse.</w:t>
+        <w:t>Bei 167 Patienten mit Adipositas-Hypoventilations-Syndrom (OHS) in Martinique wurden Risikofaktoren für Sterblichkeit und der Einfluss der Versorgungskontinuität untersucht.</w:t>
       </w:r>
     </w:p>
     <w:p>
@@ -104,7 +104,7 @@
         <w:t xml:space="preserve">Ergebnis: </w:t>
       </w:r>
       <w:r>
-        <w:t>8 Studien (6 RCTs, 2 Vorher-nachher): Teleintervention-Programme waren mit Stabilisierung des erreichten Gewichts verbunden, nicht mit zusätzlichem Gewichtsverlust. Konsistent zeigten sich Verbesserungen psychosozialer Ergebnisse, Lebensstiländerungen (z. B. Bildschirmzeit), BMI-Stabilisierung und substantielle Reduktion von Arztbesuchen und Kosten. Hohe Machbarkeit dokumentiert; menschliche Komponente kann notwendig sein.</w:t>
+        <w:t>5-Jahres-Sterblichkeit: 12,6 %, Gesamtsterblichkeit (n=44, 26,4 %). Unabhängige Mortalitätsprädiktoren: OHS-Diagnose bei akutem Atemversagen (HR 6,60; 95%-KI 1,50–29,10), unregelmäßige Nachsorge (HR 5,00; 2,82–14,29), Herzerkrankung (HR 3,63; 1,51–8,70), niedriger Hämatokrit (HR 1,12 pro Punkt; 1,03–1,22) und höheres Alter (HR 1,04 pro Jahr; 1,01–1,08). Schlussfolgerung: Strukturierte Früherkennung und kontinuierliche ärztliche Betreuung sind entscheidend für die Reduktion von OHS-Mortalität.</w:t>
       </w:r>
     </w:p>
     <w:p>
@@ -119,7 +119,7 @@
         <w:rPr>
           <w:sz w:val="19"/>
         </w:rPr>
-        <w:t>Deutschland, europäische Gesundheitssysteme – vergleichbare Strukturen der Adipositasbehandlung im Kindesalter.</w:t>
+        <w:t>Französische Karibik, übertragbare Nachsorge-Struktur auf europäische Systeme</w:t>
       </w:r>
     </w:p>
     <w:p>
@@ -128,7 +128,7 @@
           <w:color w:val="5A7D3A"/>
           <w:sz w:val="18"/>
         </w:rPr>
-        <w:t>https://pubmed.ncbi.nlm.nih.gov/42802014/</w:t>
+        <w:t>https://pubmed.ncbi.nlm.nih.gov/42805766/</w:t>
       </w:r>
     </w:p>
     <w:p>
@@ -136,7 +136,7 @@
         <w:pStyle w:val="Heading2"/>
       </w:pPr>
       <w:r>
-        <w:t>Psychosoziale Belastung in der Schwangerschaft prägte Übergewicht im Kleinkindalter</w:t>
+        <w:t>Strukturierte Gewichtsreduktion verminderte Abbruchquote bei Brustkrebsrisiko</w:t>
       </w:r>
     </w:p>
     <w:p>
@@ -146,12 +146,12 @@
           <w:color w:val="666666"/>
           <w:sz w:val="18"/>
         </w:rPr>
-        <w:t>Kim CN et al.  ·  Pediatr Obes  ·  Okt. 2026  ·  PMID 42802012</w:t>
+        <w:t>Clarke H et al.  ·  BMJ Open  ·  28.09.2026  ·  PMID 42805663</w:t>
       </w:r>
     </w:p>
     <w:p>
       <w:r>
-        <w:t>Sekundäranalyse von 533 Schwangeren aus hispanischen Familien mit nierigem Einkommen; latente Klassenanalyse identifizierte Schwangerengruppen nach Stressoren und materialen Schwierigkeiten; Assoziation mit Kindgewicht im Alter von 2 Jahren.</w:t>
+        <w:t>79 % der 47 Frauen mit Adipositas und erhöhtem Brust- oder Endometriumkrebsrisiko schlossen ein 12-Monate Programm mit Totaldiäternährung (TDR) ab und zeigten messbare Gewichtsverluste und Lebensqualitätsgewinne.</w:t>
       </w:r>
     </w:p>
     <w:p>
@@ -162,7 +162,7 @@
         <w:t xml:space="preserve">Ergebnis: </w:t>
       </w:r>
       <w:r>
-        <w:t>Drei identifizierte Gruppen: Nicht-US-geboren/weniger Stressoren (51 %), Nicht-US-geboren/mehr Stressoren (25 %), US-geboren/weniger Stressoren (24 %). Kinder von Müttern mit höheren Stressoren hatten höhere Gewicht-für-Alter-z-Scores (Mdiff = 0,61, p = 0,003) und höhere Quote von Übergewicht/Adipositas (aOR = 2,83, p = 0,007) als Vergleichsgruppen. Psychosoziale Stressoren und materiale Schwierigkeiten in der Schwangerschaft sind Risikofaktoren.</w:t>
+        <w:t>37 von 47 Frauen (79 %) vollendeten das Programm. Gewichtsverlust betrug –10,8 kg nach 3 Monaten, –11,5 kg nach 6 Monaten und –8,4 kg nach 12 Monaten. Lebensqualität (OWL-QOL) verbesserte sich um –24,8 Punkte, Binge-Eating-Scores sanken um –4 Punkte. Mittlere Kontakte mit Diätassistentinnen: 28 pro Person über 12 Monate. 68 % erhielten psychologische Unterstützung. Zusammenfassung: TDR ermöglichte hohe Therapietreue und dauerhafte Gewichtsabnahme unter intensiver Betreuung.</w:t>
       </w:r>
     </w:p>
     <w:p>
@@ -177,7 +177,7 @@
         <w:rPr>
           <w:sz w:val="19"/>
         </w:rPr>
-        <w:t>USA, begrenzte Übertragbarkeit – aber psychosoziale Mechanismen relevant für deutschsprachigen Raum.</w:t>
+        <w:t>UK-Sekundärversorgung, hohe Ressourcenintensität, vergleichbar mit deutschen Zentren</w:t>
       </w:r>
     </w:p>
     <w:p>
@@ -186,7 +186,7 @@
           <w:color w:val="5A7D3A"/>
           <w:sz w:val="18"/>
         </w:rPr>
-        <w:t>https://pubmed.ncbi.nlm.nih.gov/42802012/</w:t>
+        <w:t>https://pubmed.ncbi.nlm.nih.gov/42805663/</w:t>
       </w:r>
     </w:p>
     <w:p>
@@ -194,7 +194,7 @@
         <w:pStyle w:val="Heading2"/>
       </w:pPr>
       <w:r>
-        <w:t>Mittelmeerdiät senkte Übergewichtsrisiko im Kindesalter um 0,42 kg/m²</w:t>
+        <w:t>Peer-Empfehlungen verbessern Therapietreue in digitaler Gewichtsreduktion mit Tirzepatid</w:t>
       </w:r>
     </w:p>
     <w:p>
@@ -204,12 +204,12 @@
           <w:color w:val="666666"/>
           <w:sz w:val="18"/>
         </w:rPr>
-        <w:t>Gholami Shahrbabak M et al.  ·  Pediatr Obes  ·  Okt. 2026  ·  PMID 42802010</w:t>
+        <w:t>Talay L et al.  ·  J Med Internet Res  ·  28.09.2026  ·  PMID 42804756</w:t>
       </w:r>
     </w:p>
     <w:p>
       <w:r>
-        <w:t>Meta-Analyse von 23 Kohortenstudien (26 Studien) zu Mittelmeerdiät-Adhärenz und Übergewicht/Adipositas bei Kindern und Jugendlichen bis Oktober 2025.</w:t>
+        <w:t>Retrospektive Kohortenanalyse von 34.449 erwachsenen Nutzern eines unsubventionierten, tirzepatid-gestützten digitalen Gewichtsreduktions-Services in Australien verglich Ergebnisse nach Empfehlungsweg.</w:t>
       </w:r>
     </w:p>
     <w:p>
@@ -220,7 +220,7 @@
         <w:t xml:space="preserve">Ergebnis: </w:t>
       </w:r>
       <w:r>
-        <w:t>BMI in Kindern mit höherer Mittelmeerdiät-Adhärenz war signifikant niedriger (gewichtetes Mittelwertdifferenz –0,42 kg/m², 95%-KI –0,61 bis –0,23, p &lt; 0,001). Kinder mit Übergewicht zeigten niedrigere Adhärenz-Scores als Normalgewichtige (–0,44 Punkte, p &lt; 0,001). Heterogenität substantiell, Evidenz ausschließlich querschnittlich.</w:t>
+        <w:t>Patienten mit Peer-Empfehlung zeigten höhere 6-Monats-Therapietreue und größeren Prozentsatz-Gewichtsverlust als propensity-score-gematchte Nicht-Empfehlung-Patienten. Schlussfolgerung: Peer-Referral-Wege unterstützen Verbleib und Effektivität in medikamentöser Adipositasbehandlung. Begrenzte Zahlenangaben im Abstract; Hauptbefund ist Adhärenz-Vorteil.</w:t>
       </w:r>
     </w:p>
     <w:p>
@@ -235,7 +235,7 @@
         <w:rPr>
           <w:sz w:val="19"/>
         </w:rPr>
-        <w:t>Südeuropa, Mittelmeerraum – aber Ergebnis unabhängig von Gesundheitssystem übertragbar; Basis für Präventionsempfehlungen.</w:t>
+        <w:t>Australien, Privatversicherungs-Modell, Tirzepatid ist in Australien erstattet – in Deutschland nicht</w:t>
       </w:r>
     </w:p>
     <w:p>
@@ -244,7 +244,7 @@
           <w:color w:val="5A7D3A"/>
           <w:sz w:val="18"/>
         </w:rPr>
-        <w:t>https://pubmed.ncbi.nlm.nih.gov/42802010/</w:t>
+        <w:t>https://pubmed.ncbi.nlm.nih.gov/42804756/</w:t>
       </w:r>
     </w:p>
     <w:p>
@@ -252,7 +252,7 @@
         <w:pStyle w:val="Heading2"/>
       </w:pPr>
       <w:r>
-        <w:t>Ethnische Segregation und Schulumgebung prägen Adipositasunterschiede im Kindesalter</w:t>
+        <w:t>Adipositas in Südasien steigt steil – Wohlhabendere Frauen am stärksten betroffen</w:t>
       </w:r>
     </w:p>
     <w:p>
@@ -262,12 +262,12 @@
           <w:color w:val="666666"/>
           <w:sz w:val="18"/>
         </w:rPr>
-        <w:t>Miller S et al.  ·  Pediatr Obes  ·  Okt. 2026  ·  PMID 42802009</w:t>
+        <w:t>Hendry M et al.  ·  Glob Health Action  ·  31.12.2026  ·  PMID 42802930</w:t>
       </w:r>
     </w:p>
     <w:p>
       <w:r>
-        <w:t>Beobachtungsstudie mit Daten von kalifornischen Schulkindern 2018/2019; Analyse, wie ethnische Disparitäten in Übergewicht/Adipositas nach Ethnische Zusammensetzung der Schule und Armutsstatus des Schulviertels variieren.</w:t>
+        <w:t>Analyse von Bevölkerungsumfragen aus fünf südasiatischen Ländern (2000–2022, 1,56 Mio. Frauen 15–49 Jahre) zeigte stark ansteigende Adipositasprävalenzen mit besonderem Anstieg in urbanen, wohlhabenderen Bevölkerungsgruppen.</w:t>
       </w:r>
     </w:p>
     <w:p>
@@ -278,7 +278,7 @@
         <w:t xml:space="preserve">Ergebnis: </w:t>
       </w:r>
       <w:r>
-        <w:t>Disparitäten zwischen Schwarzen, lateinamerikanischen und weißen Kindern variierten stark nach Schulkontext. In integrierten niedrig-income-Schulen waren Black vs. White-Disparitäten 3 Prozentpunkte, in segregierten high-income-Schulen 22 Prozentpunkte. Größte Disparität zwischen Minderheitskindern in segregierten Schulen gegen weiße Kinder in segregierten reichen Schulen (23-28 Prozentpunkte).</w:t>
+        <w:t>Adipositas-Prävalenz stieg in allen Ländern außer den Malediven, mit Spannweite von 5 % bis 37 %. Stärkster Anstieg in urbanen Gebieten (z. B. Bangladesch: 13 % auf 46 %), bei Wohlhabenden (Nepal 23 % bis Pakistan 73 %) und bei weniger gebildeten Frauen. Schlussfolgerung: Epidemiologischer Wandel zu steigender Adipositas bei Frauen im reproduktiven Alter zeigt asymmetrische soziale Verteilung.</w:t>
       </w:r>
     </w:p>
     <w:p>
@@ -293,7 +293,7 @@
         <w:rPr>
           <w:sz w:val="19"/>
         </w:rPr>
-        <w:t>USA, kalifornischer Kontext – aber Befund zu Segregation und Armut relevant für deutsche Stadt-Land-Disparitäten.</w:t>
+        <w:t>Niederlande, Belgien, Frankreich haben ähnliche Ungleichheits-Mechanismen</w:t>
       </w:r>
     </w:p>
     <w:p>
@@ -302,7 +302,7 @@
           <w:color w:val="5A7D3A"/>
           <w:sz w:val="18"/>
         </w:rPr>
-        <w:t>https://pubmed.ncbi.nlm.nih.gov/42802009/</w:t>
+        <w:t>https://pubmed.ncbi.nlm.nih.gov/42802930/</w:t>
       </w:r>
     </w:p>
     <w:p>
@@ -310,7 +310,7 @@
         <w:pStyle w:val="Heading2"/>
       </w:pPr>
       <w:r>
-        <w:t>Ernährungsqualität und Gestationsgewichtszunahme in australischen Ureinwohner-Schwangerschaften</w:t>
+        <w:t>Massive Wissenslücken und implizite Weight Bias bei vietnamesischen Gesundheitsarbeitern</w:t>
       </w:r>
     </w:p>
     <w:p>
@@ -320,12 +320,12 @@
           <w:color w:val="666666"/>
           <w:sz w:val="18"/>
         </w:rPr>
-        <w:t>Jiménez-Flores E et al.  ·  Nutrients  ·  20.09.2026  ·  PMID 42797057</w:t>
+        <w:t>Tran TDM  ·  J ASEAN Fed Endocr Soc  ·  12.08.2026  ·  PMID 42802762</w:t>
       </w:r>
     </w:p>
     <w:p>
       <w:r>
-        <w:t>Querschnittsanalyse von Schwangeren (n = 52, Zielgruppe: Aborigines und Torres-Strait-Islander) aus zwei australischen Kliniken; Australian Recommended Food Score (ARFS) bei Aufnahme und Ernährungsunterstützungs-Engagement.</w:t>
+        <w:t>Befragung von 232 Gesundheitsarbeitern zu Wissen, Einstellungen und Praxis bei der Adipositasbehandlung identifizierte erhebliche Defizite und Stigmatisierung.</w:t>
       </w:r>
     </w:p>
     <w:p>
@@ -336,7 +336,7 @@
         <w:t xml:space="preserve">Ergebnis: </w:t>
       </w:r>
       <w:r>
-        <w:t>Medianer ARFS 39 von 73. Frauen &gt; 25 Jahre hatten höhere ARFS (β = 3,28, p = 0,027). Fruchtkonsum stieg bis späte Schwangerschaft (McNemar p = 0,004). Hoher Konsum energiedichter Getränke/Snacks (60-68 %). Von 52 Frauen: 15,4 % normale Gewichtszunahme, 57,7 % übermäßig. In hochem Ernährungsunterstützungs-Engagement: 24,0 % vs. 7,4 % normales Gewicht (p ≤ 0,001).</w:t>
+        <w:t>Nur 63,8 % (95%-KI 57,3–70,3 %) erkannten Adipositas als chronische Erkrankung. Weniger als die Hälfte kannten zugelassene Pharmakotherapien. 79,7 % (75,0–84,9 %) führten Gewichtsverlust primär auf Patientenverantwortung zurück, was auf implizite Weight Bias hindeutet. Ärzte zeigten signifikant höhere Odds für unzureichende Gewichtsmanagement-Kenntnisse als sonstiges Personal (OR 4,5; 95%-KI 2,1–9,5). Ergebnis: Systematische Schulungsdefizite und Stigma blockieren eine patientengerechte Adipositasversorgung.</w:t>
       </w:r>
     </w:p>
     <w:p>
@@ -351,7 +351,7 @@
         <w:rPr>
           <w:sz w:val="19"/>
         </w:rPr>
-        <w:t>Australien, vergleichbar mit DACH-Systemen – aber indigene Bevölkerung, kulturelle Faktoren relevant für Übertragbarkeit.</w:t>
+        <w:t>Vietnam, aber Befunde zur Wissenslücke relevant für Systeme ohne spezialisierte Schulung</w:t>
       </w:r>
     </w:p>
     <w:p>
@@ -360,7 +360,7 @@
           <w:color w:val="5A7D3A"/>
           <w:sz w:val="18"/>
         </w:rPr>
-        <w:t>https://pubmed.ncbi.nlm.nih.gov/42797057/</w:t>
+        <w:t>https://pubmed.ncbi.nlm.nih.gov/42802762/</w:t>
       </w:r>
     </w:p>
     <w:p>
@@ -368,7 +368,7 @@
         <w:pStyle w:val="Heading2"/>
       </w:pPr>
       <w:r>
-        <w:t>Edmonton- und Lancet-Klassifikation unterscheiden Adipositasschweregrad unterschiedlich</w:t>
+        <w:t>Gewichtsverlust trotz Ernährungssupport prognostiziert schlechte Ergebnisse nach Chemoradiotherapie</w:t>
       </w:r>
     </w:p>
     <w:p>
@@ -378,12 +378,12 @@
           <w:color w:val="666666"/>
           <w:sz w:val="18"/>
         </w:rPr>
-        <w:t>Hagemann T et al.  ·  Obesity (Silver Spring)  ·  01.09.2026  ·  PMID 42680509</w:t>
+        <w:t>Inamochi Y et al.  ·  Support Care Cancer  ·  28.09.2026  ·  PMID 42802279</w:t>
       </w:r>
     </w:p>
     <w:p>
       <w:r>
-        <w:t>Vergleich zweier Klassifikationssysteme (Edmonton Obesity Staging System und Lancet Diagnostic Model for Obesity) angewandt auf UK-Biobank-Daten (N ≈ 411.000) zur Beurteilung von Adipositasschweregrad.</w:t>
+        <w:t>Retrospektive Studie an 105 Patienten mit fortgeschrittenem Kopf-Hals-Tumor zeigte, dass Gewichtsverlust ≥5 % zwischen Operation und Chemoradiotherapie trotz Ernährungsinterventionen ein unabhängiger Mortalitätsprädiktor war.</w:t>
       </w:r>
     </w:p>
     <w:p>
@@ -394,7 +394,7 @@
         <w:t xml:space="preserve">Ergebnis: </w:t>
       </w:r>
       <w:r>
-        <w:t>Etwa ein Viertel in beiden Systemen als adipös klassifiziert; hohe Konkordanz bei fortgeschrittener Erkrankung. Unterschiede in Frühstadien: Lancet-Modell erfasste mildere subklinische Organdysfunktion breiter, Edmonton betonte fortgeschrittene Manifestationen. ~50 % reklassifiziert wenn BMI mit Fettverteilungsmaßen kombiniert. Systeme ergänzen sich conceptuell.</w:t>
+        <w:t>Medianer Gewichtsverlust vor Chemoradiotherapie: 4,8 %, gesamt: 7,9 %. Patienten mit Rezidiv: 6,1 % vs. ohne Rezidiv: 4,0 % (p=0,004). Patienten mit ≥5 % Gewichtsverlust vor Therapie hatten signifikant schlechtere rezidivfreie Überlebenszeit (log-rank p=0,001) und Gesamtüberleben (p&lt;0,001). In multivariater Analyse: ≥5 % Gewichtsverlust unabhängig mit schlechterem Überleben assoziiert (HR 2,54; 95%-KI 1,35–4,80). Grad ≥3 Nebenwirkungen: 81,8 % vs. 86,0 % (nicht signifikant). Schlussfolgerung: Prätherapeutischer Gewichtsverlust ist einfach messbarer prognostischer Marker.</w:t>
       </w:r>
     </w:p>
     <w:p>
@@ -409,7 +409,7 @@
         <w:rPr>
           <w:sz w:val="19"/>
         </w:rPr>
-        <w:t>UK-Biobank-Daten, übertragbare Methodologie – aber Klassifikation hängt von Anerkennung und Kodierung ab.</w:t>
+        <w:t>Japanische Klinikdaten zu Onkologie-Nachsorge, strukturelle Parallelen in DACH</w:t>
       </w:r>
     </w:p>
     <w:p>
@@ -418,7 +418,7 @@
           <w:color w:val="5A7D3A"/>
           <w:sz w:val="18"/>
         </w:rPr>
-        <w:t>https://pubmed.ncbi.nlm.nih.gov/42680509/</w:t>
+        <w:t>https://pubmed.ncbi.nlm.nih.gov/42802279/</w:t>
       </w:r>
     </w:p>
     <w:sectPr>

--- a/download/studien-aktuell.docx
+++ b/download/studien-aktuell.docx
@@ -62,7 +62,7 @@
           <w:color w:val="666666"/>
           <w:sz w:val="18"/>
         </w:rPr>
-        <w:t>Stand: 29.09.2026  |  6 Studien  |  adipositas.m-vf.de</w:t>
+        <w:t>Stand: 30.09.2026  |  6 Studien  |  adipositas.m-vf.de</w:t>
       </w:r>
     </w:p>
     <w:p>
@@ -70,7 +70,7 @@
         <w:pStyle w:val="Heading1"/>
       </w:pPr>
       <w:r>
-        <w:t>Aufgenommen am 29.09.2026</w:t>
+        <w:t>Aufgenommen am 30.09.2026</w:t>
       </w:r>
     </w:p>
     <w:p>
@@ -78,7 +78,7 @@
         <w:pStyle w:val="Heading2"/>
       </w:pPr>
       <w:r>
-        <w:t>Frühdiagnose und regelmäßige Nachsorge senken Sterblichkeit bei Adipositas-Hypoventilations-Syndrom</w:t>
+        <w:t>Mobile-App-gestützte Nachsorge erhöhte Therapietreue und Gewichtsabnahme um fünffach</w:t>
       </w:r>
     </w:p>
     <w:p>
@@ -88,12 +88,12 @@
           <w:color w:val="666666"/>
           <w:sz w:val="18"/>
         </w:rPr>
-        <w:t>Agossou M et al.  ·  BMJ Open Respir Res  ·  28.09.2026  ·  PMID 42805766</w:t>
+        <w:t>Villafañe H et al.  ·  Rev Fac Cien Med Univ Nac Cordoba  ·  01.09.2026  ·  PMID 42809870</w:t>
       </w:r>
     </w:p>
     <w:p>
       <w:r>
-        <w:t>Bei 167 Patienten mit Adipositas-Hypoventilations-Syndrom (OHS) in Martinique wurden Risikofaktoren für Sterblichkeit und der Einfluss der Versorgungskontinuität untersucht.</w:t>
+        <w:t>Randomisierte Studie bei 53 erwachsenen Patienten mit Übergewicht oder Adipositas, die drei Monate lang entweder konventionelle Nachsorge (alle zwei Wochen präsent) oder ein Hybrid-Modell (monatlich präsent plus asynchrone App-gestützte Begleitung) erhielten.</w:t>
       </w:r>
     </w:p>
     <w:p>
@@ -104,7 +104,7 @@
         <w:t xml:space="preserve">Ergebnis: </w:t>
       </w:r>
       <w:r>
-        <w:t>5-Jahres-Sterblichkeit: 12,6 %, Gesamtsterblichkeit (n=44, 26,4 %). Unabhängige Mortalitätsprädiktoren: OHS-Diagnose bei akutem Atemversagen (HR 6,60; 95%-KI 1,50–29,10), unregelmäßige Nachsorge (HR 5,00; 2,82–14,29), Herzerkrankung (HR 3,63; 1,51–8,70), niedriger Hämatokrit (HR 1,12 pro Punkt; 1,03–1,22) und höheres Alter (HR 1,04 pro Jahr; 1,01–1,08). Schlussfolgerung: Strukturierte Früherkennung und kontinuierliche ärztliche Betreuung sind entscheidend für die Reduktion von OHS-Mortalität.</w:t>
+        <w:t>Die App-Gruppe zeigte 39% vs. 16% Therapietreue (p=0,03), 4,85fach höhere Wahrscheinlichkeit für Weitermachen und signifikante Reduktion von Gewicht, BMI, Kalorien, Kohlenhydraten und Fetten (nur in dieser Gruppe statistisch signifikant).</w:t>
       </w:r>
     </w:p>
     <w:p>
@@ -119,7 +119,7 @@
         <w:rPr>
           <w:sz w:val="19"/>
         </w:rPr>
-        <w:t>Französische Karibik, übertragbare Nachsorge-Struktur auf europäische Systeme</w:t>
+        <w:t>Argentinische Primärversorgung, Modell auf deutschsprachige Praxen übertragbar</w:t>
       </w:r>
     </w:p>
     <w:p>
@@ -128,7 +128,7 @@
           <w:color w:val="5A7D3A"/>
           <w:sz w:val="18"/>
         </w:rPr>
-        <w:t>https://pubmed.ncbi.nlm.nih.gov/42805766/</w:t>
+        <w:t>https://pubmed.ncbi.nlm.nih.gov/42809870/</w:t>
       </w:r>
     </w:p>
     <w:p>
@@ -136,7 +136,7 @@
         <w:pStyle w:val="Heading2"/>
       </w:pPr>
       <w:r>
-        <w:t>Strukturierte Gewichtsreduktion verminderte Abbruchquote bei Brustkrebsrisiko</w:t>
+        <w:t>Kardiometabolische Last bei informellen Arbeitern: hohe Prävalenz, geschlechts- und altersabhängig</w:t>
       </w:r>
     </w:p>
     <w:p>
@@ -146,12 +146,12 @@
           <w:color w:val="666666"/>
           <w:sz w:val="18"/>
         </w:rPr>
-        <w:t>Clarke H et al.  ·  BMJ Open  ·  28.09.2026  ·  PMID 42805663</w:t>
+        <w:t>Hormenu T et al.  ·  PLoS One  ·  29.09.2026  ·  PMID 42809582</w:t>
       </w:r>
     </w:p>
     <w:p>
       <w:r>
-        <w:t>79 % der 47 Frauen mit Adipositas und erhöhtem Brust- oder Endometriumkrebsrisiko schlossen ein 12-Monate Programm mit Totaldiäternährung (TDR) ab und zeigten messbare Gewichtsverluste und Lebensqualitätsgewinne.</w:t>
+        <w:t>Querschnittsstudie mit 948 informellen Arbeitern (Händler, Fischer, Handwerker, Bauern, Fahrer) in Ghana zur Prävalenz von Adipositas, Hypertonie, Prä-/Diabetes und assoziierten Faktoren.</w:t>
       </w:r>
     </w:p>
     <w:p>
@@ -162,7 +162,7 @@
         <w:t xml:space="preserve">Ergebnis: </w:t>
       </w:r>
       <w:r>
-        <w:t>37 von 47 Frauen (79 %) vollendeten das Programm. Gewichtsverlust betrug –10,8 kg nach 3 Monaten, –11,5 kg nach 6 Monaten und –8,4 kg nach 12 Monaten. Lebensqualität (OWL-QOL) verbesserte sich um –24,8 Punkte, Binge-Eating-Scores sanken um –4 Punkte. Mittlere Kontakte mit Diätassistentinnen: 28 pro Person über 12 Monate. 68 % erhielten psychologische Unterstützung. Zusammenfassung: TDR ermöglichte hohe Therapietreue und dauerhafte Gewichtsabnahme unter intensiver Betreuung.</w:t>
+        <w:t>Adipositas 45,5%, Hypertonie 40,2%, Prädiabetes 29,5%, Diabetes 13,4%; Frauen und 45–59-Jährige am stärksten betroffen; Fehlende Kindheits-Adipositas senkte OR für Adipositas (0,43), Diabetes (0,64), Hypertonie (0,63); geringe körperliche Aktivität erhöhte Hypertonie-Risiko (aOR=1,73).</w:t>
       </w:r>
     </w:p>
     <w:p>
@@ -177,7 +177,7 @@
         <w:rPr>
           <w:sz w:val="19"/>
         </w:rPr>
-        <w:t>UK-Sekundärversorgung, hohe Ressourcenintensität, vergleichbar mit deutschen Zentren</w:t>
+        <w:t>Ghana, LMIC-Kontext, Erkenntnisse zum frühen Verlauf und zu Präventionsfenstern übertragbar</w:t>
       </w:r>
     </w:p>
     <w:p>
@@ -186,7 +186,7 @@
           <w:color w:val="5A7D3A"/>
           <w:sz w:val="18"/>
         </w:rPr>
-        <w:t>https://pubmed.ncbi.nlm.nih.gov/42805663/</w:t>
+        <w:t>https://pubmed.ncbi.nlm.nih.gov/42809582/</w:t>
       </w:r>
     </w:p>
     <w:p>
@@ -194,7 +194,7 @@
         <w:pStyle w:val="Heading2"/>
       </w:pPr>
       <w:r>
-        <w:t>Peer-Empfehlungen verbessern Therapietreue in digitaler Gewichtsreduktion mit Tirzepatid</w:t>
+        <w:t>Ausgeglichene Bewegungsverhalten senkt Körperfettanstieg bei Schulkindern um 4%</w:t>
       </w:r>
     </w:p>
     <w:p>
@@ -204,12 +204,12 @@
           <w:color w:val="666666"/>
           <w:sz w:val="18"/>
         </w:rPr>
-        <w:t>Talay L et al.  ·  J Med Internet Res  ·  28.09.2026  ·  PMID 42804756</w:t>
+        <w:t>Zhao H et al.  ·  Eur J Pediatr  ·  29.09.2026  ·  PMID 42806172</w:t>
       </w:r>
     </w:p>
     <w:p>
       <w:r>
-        <w:t>Retrospektive Kohortenanalyse von 34.449 erwachsenen Nutzern eines unsubventionierten, tirzepatid-gestützten digitalen Gewichtsreduktions-Services in Australien verglich Ergebnisse nach Empfehlungsweg.</w:t>
+        <w:t>Längsschnittstudie mit 237 Schulkindern (8–12 Jahre) mit 1-Jahres-Follow-up zur Assoziation von 24-h-Bewegungsverhalten (Schlaf, Stillsitzen, leichte und intensive Aktivität) mit Körperfettänderung.</w:t>
       </w:r>
     </w:p>
     <w:p>
@@ -220,7 +220,7 @@
         <w:t xml:space="preserve">Ergebnis: </w:t>
       </w:r>
       <w:r>
-        <w:t>Patienten mit Peer-Empfehlung zeigten höhere 6-Monats-Therapietreue und größeren Prozentsatz-Gewichtsverlust als propensity-score-gematchte Nicht-Empfehlung-Patienten. Schlussfolgerung: Peer-Referral-Wege unterstützen Verbleib und Effektivität in medikamentöser Adipositasbehandlung. Begrenzte Zahlenangaben im Abstract; Hauptbefund ist Adhärenz-Vorteil.</w:t>
+        <w:t>Optimale Komposition: 9,3 h Schlaf, 9,7 h Stillsitzen, 3,2 h leichte, 1,8 h intensive Aktivität; Einhaltung aller vier Parameter vs. nur einer reduzierte 1-Jahres-Körperfettzunahme um 4,0% (β=4,040, p=0,009); kein signifikanter Effekt auf BMI oder Taillen-Größen-Ratio.</w:t>
       </w:r>
     </w:p>
     <w:p>
@@ -235,7 +235,7 @@
         <w:rPr>
           <w:sz w:val="19"/>
         </w:rPr>
-        <w:t>Australien, Privatversicherungs-Modell, Tirzepatid ist in Australien erstattet – in Deutschland nicht</w:t>
+        <w:t>China, aber Beschleunigungsmeter-Messungen und Schlaf-Fragebogen international standardisiert</w:t>
       </w:r>
     </w:p>
     <w:p>
@@ -244,7 +244,7 @@
           <w:color w:val="5A7D3A"/>
           <w:sz w:val="18"/>
         </w:rPr>
-        <w:t>https://pubmed.ncbi.nlm.nih.gov/42804756/</w:t>
+        <w:t>https://pubmed.ncbi.nlm.nih.gov/42806172/</w:t>
       </w:r>
     </w:p>
     <w:p>
@@ -252,7 +252,7 @@
         <w:pStyle w:val="Heading2"/>
       </w:pPr>
       <w:r>
-        <w:t>Adipositas in Südasien steigt steil – Wohlhabendere Frauen am stärksten betroffen</w:t>
+        <w:t>BMI zeigt bidirektionale Wirkung auf Belastungstoleranz, mit Geschlechtsunterschiede</w:t>
       </w:r>
     </w:p>
     <w:p>
@@ -262,12 +262,12 @@
           <w:color w:val="666666"/>
           <w:sz w:val="18"/>
         </w:rPr>
-        <w:t>Hendry M et al.  ·  Glob Health Action  ·  31.12.2026  ·  PMID 42802930</w:t>
+        <w:t>Huang H et al.  ·  Ann Med  ·  28.09.2026  ·  PMID 42803415</w:t>
       </w:r>
     </w:p>
     <w:p>
       <w:r>
-        <w:t>Analyse von Bevölkerungsumfragen aus fünf südasiatischen Ländern (2000–2022, 1,56 Mio. Frauen 15–49 Jahre) zeigte stark ansteigende Adipositasprävalenzen mit besonderem Anstieg in urbanen, wohlhabenderen Bevölkerungsgruppen.</w:t>
+        <w:t>Retrospektive Studie mit 405 Patienten mit chronischem Koronarsyndrom zur Assoziation von BMI mit Cardiopulmonary-Exercise-Test-Parametern unter Berücksichtigung von Geschlecht.</w:t>
       </w:r>
     </w:p>
     <w:p>
@@ -278,7 +278,7 @@
         <w:t xml:space="preserve">Ergebnis: </w:t>
       </w:r>
       <w:r>
-        <w:t>Adipositas-Prävalenz stieg in allen Ländern außer den Malediven, mit Spannweite von 5 % bis 37 %. Stärkster Anstieg in urbanen Gebieten (z. B. Bangladesch: 13 % auf 46 %), bei Wohlhabenden (Nepal 23 % bis Pakistan 73 %) und bei weniger gebildeten Frauen. Schlussfolgerung: Epidemiologischer Wandel zu steigender Adipositas bei Frauen im reproduktiven Alter zeigt asymmetrische soziale Verteilung.</w:t>
+        <w:t>Höherer BMI korreliert mit höherer absoluter Peak-VO2 (B=22,85, p&lt;0,001), aber niedrigerem Peak-VO2/kg (B=−0,214, p&lt;0,001); Effekt stärker in Männern für Peak-VO2 (B=31,71), in Frauen für Peak-VO2/kg (B=−0,242, p&lt;0,001).</w:t>
       </w:r>
     </w:p>
     <w:p>
@@ -293,7 +293,7 @@
         <w:rPr>
           <w:sz w:val="19"/>
         </w:rPr>
-        <w:t>Niederlande, Belgien, Frankreich haben ähnliche Ungleichheits-Mechanismen</w:t>
+        <w:t>China, kardiale Funktion und Ausbelastbarkeit unabhängig vom System messbar</w:t>
       </w:r>
     </w:p>
     <w:p>
@@ -302,7 +302,7 @@
           <w:color w:val="5A7D3A"/>
           <w:sz w:val="18"/>
         </w:rPr>
-        <w:t>https://pubmed.ncbi.nlm.nih.gov/42802930/</w:t>
+        <w:t>https://pubmed.ncbi.nlm.nih.gov/42803415/</w:t>
       </w:r>
     </w:p>
     <w:p>
@@ -310,7 +310,7 @@
         <w:pStyle w:val="Heading2"/>
       </w:pPr>
       <w:r>
-        <w:t>Massive Wissenslücken und implizite Weight Bias bei vietnamesischen Gesundheitsarbeitern</w:t>
+        <w:t>Kardiometabolische Last bei Kinderkrebsüberlebenden nach Anthrazyklinen</w:t>
       </w:r>
     </w:p>
     <w:p>
@@ -320,12 +320,12 @@
           <w:color w:val="666666"/>
           <w:sz w:val="18"/>
         </w:rPr>
-        <w:t>Tran TDM  ·  J ASEAN Fed Endocr Soc  ·  12.08.2026  ·  PMID 42802762</w:t>
+        <w:t>Viggósdóttir VH et al.  ·  J Pediatr Hematol Oncol  ·  01.10.2026  ·  PMID 42525877</w:t>
       </w:r>
     </w:p>
     <w:p>
       <w:r>
-        <w:t>Befragung von 232 Gesundheitsarbeitern zu Wissen, Einstellungen und Praxis bei der Adipositasbehandlung identifizierte erhebliche Defizite und Stigmatisierung.</w:t>
+        <w:t>Querschnittsstudie mit 60 von 76 Überlebenden pädiatrischer Krebspatienten (mittleres Alter 34 Jahre), die anthrazyklinhaltiger Chemotherapie ausgesetzt waren, zur LV-Funktion und Metabolisches-Syndrom-Prävalenz.</w:t>
       </w:r>
     </w:p>
     <w:p>
@@ -336,7 +336,7 @@
         <w:t xml:space="preserve">Ergebnis: </w:t>
       </w:r>
       <w:r>
-        <w:t>Nur 63,8 % (95%-KI 57,3–70,3 %) erkannten Adipositas als chronische Erkrankung. Weniger als die Hälfte kannten zugelassene Pharmakotherapien. 79,7 % (75,0–84,9 %) führten Gewichtsverlust primär auf Patientenverantwortung zurück, was auf implizite Weight Bias hindeutet. Ärzte zeigten signifikant höhere Odds für unzureichende Gewichtsmanagement-Kenntnisse als sonstiges Personal (OR 4,5; 95%-KI 2,1–9,5). Ergebnis: Systematische Schulungsdefizite und Stigma blockieren eine patientengerechte Adipositasversorgung.</w:t>
+        <w:t>25% zeigten linksventrikuläre Dilatation (meist mild–moderat); metabolisches Syndrom in 20%; aber nur 10% waren sich bewusst, dass Krebstherapie Kardiomyopathie verursachen kann; nur ~50% hatten Echokardiografie in der letzten Dekade erhalten.</w:t>
       </w:r>
     </w:p>
     <w:p>
@@ -351,7 +351,7 @@
         <w:rPr>
           <w:sz w:val="19"/>
         </w:rPr>
-        <w:t>Vietnam, aber Befunde zur Wissenslücke relevant für Systeme ohne spezialisierte Schulung</w:t>
+        <w:t>Island, europäisches System, Übertragbar für strukturierte Langzeit-Nachsorge und Awareness-Kampagnen</w:t>
       </w:r>
     </w:p>
     <w:p>
@@ -360,7 +360,7 @@
           <w:color w:val="5A7D3A"/>
           <w:sz w:val="18"/>
         </w:rPr>
-        <w:t>https://pubmed.ncbi.nlm.nih.gov/42802762/</w:t>
+        <w:t>https://pubmed.ncbi.nlm.nih.gov/42525877/</w:t>
       </w:r>
     </w:p>
     <w:p>
@@ -368,7 +368,7 @@
         <w:pStyle w:val="Heading2"/>
       </w:pPr>
       <w:r>
-        <w:t>Gewichtsverlust trotz Ernährungssupport prognostiziert schlechte Ergebnisse nach Chemoradiotherapie</w:t>
+        <w:t>Mikrobiota-GABA-Mangel bei Adipositas fördert Darmkrebsprogression</w:t>
       </w:r>
     </w:p>
     <w:p>
@@ -378,12 +378,12 @@
           <w:color w:val="666666"/>
           <w:sz w:val="18"/>
         </w:rPr>
-        <w:t>Inamochi Y et al.  ·  Support Care Cancer  ·  28.09.2026  ·  PMID 42802279</w:t>
+        <w:t>Guo W et al.  ·  Nat Commun  ·  27.07.2026  ·  PMID 42503520</w:t>
       </w:r>
     </w:p>
     <w:p>
       <w:r>
-        <w:t>Retrospektive Studie an 105 Patienten mit fortgeschrittenem Kopf-Hals-Tumor zeigte, dass Gewichtsverlust ≥5 % zwischen Operation und Chemoradiotherapie trotz Ernährungsinterventionen ein unabhängiger Mortalitätsprädiktor war.</w:t>
+        <w:t>Mechanistische Studie mit genetischen Mausmodellen und Biomarker-Analysen bei Menschen mit Adipositas zur Rolle der GABA-produzierenden Bakterie Bacteroides ovatus in der Tumorsuppression.</w:t>
       </w:r>
     </w:p>
     <w:p>
@@ -394,7 +394,7 @@
         <w:t xml:space="preserve">Ergebnis: </w:t>
       </w:r>
       <w:r>
-        <w:t>Medianer Gewichtsverlust vor Chemoradiotherapie: 4,8 %, gesamt: 7,9 %. Patienten mit Rezidiv: 6,1 % vs. ohne Rezidiv: 4,0 % (p=0,004). Patienten mit ≥5 % Gewichtsverlust vor Therapie hatten signifikant schlechtere rezidivfreie Überlebenszeit (log-rank p=0,001) und Gesamtüberleben (p&lt;0,001). In multivariater Analyse: ≥5 % Gewichtsverlust unabhängig mit schlechterem Überleben assoziiert (HR 2,54; 95%-KI 1,35–4,80). Grad ≥3 Nebenwirkungen: 81,8 % vs. 86,0 % (nicht signifikant). Schlussfolgerung: Prätherapeutischer Gewichtsverlust ist einfach messbarer prognostischer Marker.</w:t>
+        <w:t>Hochfett-Diät und Adipositas-assoziierte Dysbiose reduzierten B. ovatus und fäkale GABA um etwa 50%; GABA-Supplementierung oder Rekolonisation mit wildtypischen Bakterien reduzierten Tumorbürde deutlich – eine mikrobiota-vermittelte Prävention.</w:t>
       </w:r>
     </w:p>
     <w:p>
@@ -409,7 +409,7 @@
         <w:rPr>
           <w:sz w:val="19"/>
         </w:rPr>
-        <w:t>Japanische Klinikdaten zu Onkologie-Nachsorge, strukturelle Parallelen in DACH</w:t>
+        <w:t>Grundlageneinsicht, Präventionspotenzial für Populationen mit Adipositas noch in Translation</w:t>
       </w:r>
     </w:p>
     <w:p>
@@ -418,7 +418,7 @@
           <w:color w:val="5A7D3A"/>
           <w:sz w:val="18"/>
         </w:rPr>
-        <w:t>https://pubmed.ncbi.nlm.nih.gov/42802279/</w:t>
+        <w:t>https://pubmed.ncbi.nlm.nih.gov/42503520/</w:t>
       </w:r>
     </w:p>
     <w:sectPr>

--- a/download/studien-aktuell.docx
+++ b/download/studien-aktuell.docx
@@ -62,7 +62,7 @@
           <w:color w:val="666666"/>
           <w:sz w:val="18"/>
         </w:rPr>
-        <w:t>Stand: 30.09.2026  |  6 Studien  |  adipositas.m-vf.de</w:t>
+        <w:t>Stand: 01.10.2026  |  6 Studien  |  adipositas.m-vf.de</w:t>
       </w:r>
     </w:p>
     <w:p>
@@ -70,7 +70,7 @@
         <w:pStyle w:val="Heading1"/>
       </w:pPr>
       <w:r>
-        <w:t>Aufgenommen am 30.09.2026</w:t>
+        <w:t>Aufgenommen am 01.10.2026</w:t>
       </w:r>
     </w:p>
     <w:p>
@@ -78,7 +78,7 @@
         <w:pStyle w:val="Heading2"/>
       </w:pPr>
       <w:r>
-        <w:t>Mobile-App-gestützte Nachsorge erhöhte Therapietreue und Gewichtsabnahme um fünffach</w:t>
+        <w:t>Übergewichtsverlauf in der Kindheit und Asthmainzidenz: Prospektive japanische Geburtskohortenstudie</w:t>
       </w:r>
     </w:p>
     <w:p>
@@ -88,12 +88,12 @@
           <w:color w:val="666666"/>
           <w:sz w:val="18"/>
         </w:rPr>
-        <w:t>Villafañe H et al.  ·  Rev Fac Cien Med Univ Nac Cordoba  ·  01.09.2026  ·  PMID 42809870</w:t>
+        <w:t>Akaike S et al.  ·  Environ Health Prev Med  ·  2026  ·  PMID 42816370</w:t>
       </w:r>
     </w:p>
     <w:p>
       <w:r>
-        <w:t>Randomisierte Studie bei 53 erwachsenen Patienten mit Übergewicht oder Adipositas, die drei Monate lang entweder konventionelle Nachsorge (alle zwei Wochen präsent) oder ein Hybrid-Modell (monatlich präsent plus asynchrone App-gestützte Begleitung) erhielten.</w:t>
+        <w:t>Prospektive Kohortenstudie mit 11.433 Eltern-Kind-Paaren aus Japan zum Zusammenhang zwischen BMI-Standardabweichungsverlauf in den ersten Lebensjahren und Asthmaentwicklung im Alter von 3–4 Jahren.</w:t>
       </w:r>
     </w:p>
     <w:p>
@@ -104,7 +104,7 @@
         <w:t xml:space="preserve">Ergebnis: </w:t>
       </w:r>
       <w:r>
-        <w:t>Die App-Gruppe zeigte 39% vs. 16% Therapietreue (p=0,03), 4,85fach höhere Wahrscheinlichkeit für Weitermachen und signifikante Reduktion von Gewicht, BMI, Kalorien, Kohlenhydraten und Fetten (nur in dieser Gruppe statistisch signifikant).</w:t>
+        <w:t>Kinder mit durchgehend erhöhtem BMI-Verlauf hatten höheres Asthmarisiko als Kinder mit Normalgewichtsverlauf (adjustierte OR 1,31; 95%-KI 1,11–1,55; p = 0,001 im Alter 3 Jahre). Der Zusammenhang war bei Jungen stärker ausgeprägt (aOR 1,39; 95%-KI 1,12–1,73) als bei Mädchen (aOR 1,24; nicht signifikant). Im Alter 4 Jahren blieb die Assoziation bestehen.</w:t>
       </w:r>
     </w:p>
     <w:p>
@@ -119,7 +119,7 @@
         <w:rPr>
           <w:sz w:val="19"/>
         </w:rPr>
-        <w:t>Argentinische Primärversorgung, Modell auf deutschsprachige Praxen übertragbar</w:t>
+        <w:t>Japan - Transfer auf Deutschland fraglich wegen unterschiedlicher Adipositasprävalenz und Gesundheitssystemstruktur</w:t>
       </w:r>
     </w:p>
     <w:p>
@@ -128,7 +128,7 @@
           <w:color w:val="5A7D3A"/>
           <w:sz w:val="18"/>
         </w:rPr>
-        <w:t>https://pubmed.ncbi.nlm.nih.gov/42809870/</w:t>
+        <w:t>https://pubmed.ncbi.nlm.nih.gov/42816370/</w:t>
       </w:r>
     </w:p>
     <w:p>
@@ -136,7 +136,7 @@
         <w:pStyle w:val="Heading2"/>
       </w:pPr>
       <w:r>
-        <w:t>Kardiometabolische Last bei informellen Arbeitern: hohe Prävalenz, geschlechts- und altersabhängig</w:t>
+        <w:t>Jugendliches Übergewicht in Afrika: Sicht der Adoleszenten auf Einflüsse von Kultur, Peers und Medien</w:t>
       </w:r>
     </w:p>
     <w:p>
@@ -146,12 +146,12 @@
           <w:color w:val="666666"/>
           <w:sz w:val="18"/>
         </w:rPr>
-        <w:t>Hormenu T et al.  ·  PLoS One  ·  29.09.2026  ·  PMID 42809582</w:t>
+        <w:t>Osei Bonsu E et al.  ·  Curr Obes Rep  ·  30.09.2026  ·  PMID 42814247</w:t>
       </w:r>
     </w:p>
     <w:p>
       <w:r>
-        <w:t>Querschnittsstudie mit 948 informellen Arbeitern (Händler, Fischer, Handwerker, Bauern, Fahrer) in Ghana zur Prävalenz von Adipositas, Hypertonie, Prä-/Diabetes und assoziierten Faktoren.</w:t>
+        <w:t>Systematische qualitative Scoping Review zu Wahrnehmungen von 17 Studien aus 8 afrikanischen Ländern darüber, wie Kultur, Peers, Familie und Medien das Körpergewicht und Stigmatisierung bei Jugendlichen beeinflussen.</w:t>
       </w:r>
     </w:p>
     <w:p>
@@ -162,7 +162,7 @@
         <w:t xml:space="preserve">Ergebnis: </w:t>
       </w:r>
       <w:r>
-        <w:t>Adipositas 45,5%, Hypertonie 40,2%, Prädiabetes 29,5%, Diabetes 13,4%; Frauen und 45–59-Jährige am stärksten betroffen; Fehlende Kindheits-Adipositas senkte OR für Adipositas (0,43), Diabetes (0,64), Hypertonie (0,63); geringe körperliche Aktivität erhöhte Hypertonie-Risiko (aOR=1,73).</w:t>
+        <w:t>Adoleszenten nannten Peers und Eltern/Familie als wichtige Einflussfaktoren für ungesunde Lebensmittelwahl und körperliche Aktivität; Medien prägte Körperbild-Wahrnehmungen. In mehreren Studien wurde Übergewicht mit Wohlstand und Gesundheit assoziiert, Untergewicht mit Krankheit. Weight Bias wurde unabhängig vom Gewichtsstatus berichtet.</w:t>
       </w:r>
     </w:p>
     <w:p>
@@ -177,7 +177,7 @@
         <w:rPr>
           <w:sz w:val="19"/>
         </w:rPr>
-        <w:t>Ghana, LMIC-Kontext, Erkenntnisse zum frühen Verlauf und zu Präventionsfenstern übertragbar</w:t>
+        <w:t>Subsahara-Afrika – begrenzte Übertragbarkeit auf Deutschland, aber relevant für Stigma-Programmgestaltung</w:t>
       </w:r>
     </w:p>
     <w:p>
@@ -186,7 +186,7 @@
           <w:color w:val="5A7D3A"/>
           <w:sz w:val="18"/>
         </w:rPr>
-        <w:t>https://pubmed.ncbi.nlm.nih.gov/42809582/</w:t>
+        <w:t>https://pubmed.ncbi.nlm.nih.gov/42814247/</w:t>
       </w:r>
     </w:p>
     <w:p>
@@ -194,7 +194,7 @@
         <w:pStyle w:val="Heading2"/>
       </w:pPr>
       <w:r>
-        <w:t>Ausgeglichene Bewegungsverhalten senkt Körperfettanstieg bei Schulkindern um 4%</w:t>
+        <w:t>Facharztüberweisungspraxis zu Lebensstiländerungen: Barrieren und Förderer in der niederländischen Grundversorgung</w:t>
       </w:r>
     </w:p>
     <w:p>
@@ -204,12 +204,12 @@
           <w:color w:val="666666"/>
           <w:sz w:val="18"/>
         </w:rPr>
-        <w:t>Zhao H et al.  ·  Eur J Pediatr  ·  29.09.2026  ·  PMID 42806172</w:t>
+        <w:t>van Aken B et al.  ·  Prim Health Care Res Dev  ·  30.09.2026  ·  PMID 42813322</w:t>
       </w:r>
     </w:p>
     <w:p>
       <w:r>
-        <w:t>Längsschnittstudie mit 237 Schulkindern (8–12 Jahre) mit 1-Jahres-Follow-up zur Assoziation von 24-h-Bewegungsverhalten (Schlaf, Stillsitzen, leichte und intensive Aktivität) mit Körperfettänderung.</w:t>
+        <w:t>Qualitative Studie mit 16 niederländischen Hausärzten zu Faktoren, die ihre Überweisungen an kombinierte Lebensstilinterventionen (Ernährung, Bewegung, Verhalten) bei Übergewicht und Adipositas beeinflussen.</w:t>
       </w:r>
     </w:p>
     <w:p>
@@ -220,7 +220,7 @@
         <w:t xml:space="preserve">Ergebnis: </w:t>
       </w:r>
       <w:r>
-        <w:t>Optimale Komposition: 9,3 h Schlaf, 9,7 h Stillsitzen, 3,2 h leichte, 1,8 h intensive Aktivität; Einhaltung aller vier Parameter vs. nur einer reduzierte 1-Jahres-Körperfettzunahme um 4,0% (β=4,040, p=0,009); kein signifikanter Effekt auf BMI oder Taillen-Größen-Ratio.</w:t>
+        <w:t>Identifiziert wurden drei Überweisungsmuster: umfassend, kritisch und begrenzt. Fördernde Faktoren waren Ärzte-Bewusstsein für Programme, Wissen über Wirksamkeit, Selbstvertrauen und einfache Referenzsysteme. Barrieren waren Zweifel an Effektivität, Gewohnheiten, Identitätszweifel, mangelnde Zusammenarbeit mit Anbietern und unmotivierte Patienten.</w:t>
       </w:r>
     </w:p>
     <w:p>
@@ -235,7 +235,7 @@
         <w:rPr>
           <w:sz w:val="19"/>
         </w:rPr>
-        <w:t>China, aber Beschleunigungsmeter-Messungen und Schlaf-Fragebogen international standardisiert</w:t>
+        <w:t>Niederlande, vergleichbares Versicherungssystem und strukturierte Programme wie in Deutschland</w:t>
       </w:r>
     </w:p>
     <w:p>
@@ -244,7 +244,7 @@
           <w:color w:val="5A7D3A"/>
           <w:sz w:val="18"/>
         </w:rPr>
-        <w:t>https://pubmed.ncbi.nlm.nih.gov/42806172/</w:t>
+        <w:t>https://pubmed.ncbi.nlm.nih.gov/42813322/</w:t>
       </w:r>
     </w:p>
     <w:p>
@@ -252,7 +252,7 @@
         <w:pStyle w:val="Heading2"/>
       </w:pPr>
       <w:r>
-        <w:t>BMI zeigt bidirektionale Wirkung auf Belastungstoleranz, mit Geschlechtsunterschiede</w:t>
+        <w:t>Prägravidärer BMI und postpartale Stoffwechselgesundheit: UAE-Kohortenstudie</w:t>
       </w:r>
     </w:p>
     <w:p>
@@ -262,12 +262,12 @@
           <w:color w:val="666666"/>
           <w:sz w:val="18"/>
         </w:rPr>
-        <w:t>Huang H et al.  ·  Ann Med  ·  28.09.2026  ·  PMID 42803415</w:t>
+        <w:t>Alameddine M et al.  ·  Womens Health (Lond)  ·  30.09.2026  ·  PMID 42813240</w:t>
       </w:r>
     </w:p>
     <w:p>
       <w:r>
-        <w:t>Retrospektive Studie mit 405 Patienten mit chronischem Koronarsyndrom zur Assoziation von BMI mit Cardiopulmonary-Exercise-Test-Parametern unter Berücksichtigung von Geschlecht.</w:t>
+        <w:t>Prospektive Kohortenstudie mit 256 Schwangeren in den VAE vom dritten Trimenon bis 6 Monate postpartal zum Zusammenhang von prägravidärem BMI, Schwangerschaftsgewichtszunahme und postpartaler Gewichtsretention mit Stoffwechselbiomarkern.</w:t>
       </w:r>
     </w:p>
     <w:p>
@@ -278,7 +278,7 @@
         <w:t xml:space="preserve">Ergebnis: </w:t>
       </w:r>
       <w:r>
-        <w:t>Höherer BMI korreliert mit höherer absoluter Peak-VO2 (B=22,85, p&lt;0,001), aber niedrigerem Peak-VO2/kg (B=−0,214, p&lt;0,001); Effekt stärker in Männern für Peak-VO2 (B=31,71), in Frauen für Peak-VO2/kg (B=−0,242, p&lt;0,001).</w:t>
+        <w:t>59,4% waren prägravidär übergewichtig/adipös und zeigten erhöhte Insulinlevel (OR 3,91; 95%-KI 1,36–11,24), erhöhte IL-6 (OR 5,11), CRP (OR 5,34), LDL (OR 2,89) und Gesamtcholesterin (OR 3,05). Unter Frauen mit erhöhtem prägravidärem BMI betrug die Odds für ≥3 Stoffwechselabweichungen 3,44 (95%-KI 1,36–8,68). Schwangerschaftsgewichtszunahme war nur mit TNF-α assoziiert, postpartale Retention mit Blutglukose.</w:t>
       </w:r>
     </w:p>
     <w:p>
@@ -293,7 +293,7 @@
         <w:rPr>
           <w:sz w:val="19"/>
         </w:rPr>
-        <w:t>China, kardiale Funktion und Ausbelastbarkeit unabhängig vom System messbar</w:t>
+        <w:t>VAE, Mittlerer Osten – begrenzte Übertragbarkeit auf Deutschland wegen Bevölkerungsstruktur und sozialmedizinischer Unterschiede</w:t>
       </w:r>
     </w:p>
     <w:p>
@@ -302,7 +302,7 @@
           <w:color w:val="5A7D3A"/>
           <w:sz w:val="18"/>
         </w:rPr>
-        <w:t>https://pubmed.ncbi.nlm.nih.gov/42803415/</w:t>
+        <w:t>https://pubmed.ncbi.nlm.nih.gov/42813240/</w:t>
       </w:r>
     </w:p>
     <w:p>
@@ -310,7 +310,7 @@
         <w:pStyle w:val="Heading2"/>
       </w:pPr>
       <w:r>
-        <w:t>Kardiometabolische Last bei Kinderkrebsüberlebenden nach Anthrazyklinen</w:t>
+        <w:t>Prägravidärer BMI und Gewichtszunahme in der Schwangerschaft prägen Neugeborenengewicht</w:t>
       </w:r>
     </w:p>
     <w:p>
@@ -320,12 +320,12 @@
           <w:color w:val="666666"/>
           <w:sz w:val="18"/>
         </w:rPr>
-        <w:t>Viggósdóttir VH et al.  ·  J Pediatr Hematol Oncol  ·  01.10.2026  ·  PMID 42525877</w:t>
+        <w:t>Kiridana MGDVK et al.  ·  BMC Public Health  ·  06.08.2026  ·  PMID 42811316</w:t>
       </w:r>
     </w:p>
     <w:p>
       <w:r>
-        <w:t>Querschnittsstudie mit 60 von 76 Überlebenden pädiatrischer Krebspatienten (mittleres Alter 34 Jahre), die anthrazyklinhaltiger Chemotherapie ausgesetzt waren, zur LV-Funktion und Metabolisches-Syndrom-Prävalenz.</w:t>
+        <w:t>Prospektive Kohortenstudie mit 1.537 Schwangeren in Sri Lanka zum Einfluss von Prägravidität-BMI und Gewichtszunahme in der Schwangerschaft auf Geburtsgewicht von Neugeborenen nach Termin.</w:t>
       </w:r>
     </w:p>
     <w:p>
@@ -336,7 +336,7 @@
         <w:t xml:space="preserve">Ergebnis: </w:t>
       </w:r>
       <w:r>
-        <w:t>25% zeigten linksventrikuläre Dilatation (meist mild–moderat); metabolisches Syndrom in 20%; aber nur 10% waren sich bewusst, dass Krebstherapie Kardiomyopathie verursachen kann; nur ~50% hatten Echokardiografie in der letzten Dekade erhalten.</w:t>
+        <w:t>54,8% der Frauen hatten prägravidär erhöhtes BMI, 13,8% Untergewicht. 14,8% der Neugeborenen wiesen niedriges, 6,1% hohes Geburtsgewicht auf. Untergewicht-Mütter hatten erhöhtes Risiko für niedriges Geburtsgewicht (aOR 1,989; 95%-KI 1,184–3,340); übergewichtige Mütter für hohes Geburtsgewicht (aOR 2,147; 95%-KI 1,127–4,091). Beide Maße (prägravidärer BMI β = 17,44; Gewichtszunahme β = 14,424) sagten Geburtsgewicht linear voraus.</w:t>
       </w:r>
     </w:p>
     <w:p>
@@ -351,7 +351,7 @@
         <w:rPr>
           <w:sz w:val="19"/>
         </w:rPr>
-        <w:t>Island, europäisches System, Übertragbar für strukturierte Langzeit-Nachsorge und Awareness-Kampagnen</w:t>
+        <w:t>Sri Lanka, Südasien – nur mütterliche Prävention übertragbar, nicht Folgezustände bei Mutter</w:t>
       </w:r>
     </w:p>
     <w:p>
@@ -360,7 +360,7 @@
           <w:color w:val="5A7D3A"/>
           <w:sz w:val="18"/>
         </w:rPr>
-        <w:t>https://pubmed.ncbi.nlm.nih.gov/42525877/</w:t>
+        <w:t>https://pubmed.ncbi.nlm.nih.gov/42811316/</w:t>
       </w:r>
     </w:p>
     <w:p>
@@ -368,7 +368,7 @@
         <w:pStyle w:val="Heading2"/>
       </w:pPr>
       <w:r>
-        <w:t>Mikrobiota-GABA-Mangel bei Adipositas fördert Darmkrebsprogression</w:t>
+        <w:t>BMI differenziert metabolisches Risiko bei PCOS besser als Rotterdam-Kriterien</w:t>
       </w:r>
     </w:p>
     <w:p>
@@ -378,12 +378,12 @@
           <w:color w:val="666666"/>
           <w:sz w:val="18"/>
         </w:rPr>
-        <w:t>Guo W et al.  ·  Nat Commun  ·  27.07.2026  ·  PMID 42503520</w:t>
+        <w:t>Gambineri A et al.  ·  J Endocrinol Invest  ·  28.08.2026  ·  PMID 42663864</w:t>
       </w:r>
     </w:p>
     <w:p>
       <w:r>
-        <w:t>Mechanistische Studie mit genetischen Mausmodellen und Biomarker-Analysen bei Menschen mit Adipositas zur Rolle der GABA-produzierenden Bakterie Bacteroides ovatus in der Tumorsuppression.</w:t>
+        <w:t>Multizenter-Registry-Studie mit 1.314 Frauen mit Polyzystischem Ovarialsyndrom (PCOS) aus Italien zum Vergleich zwischen Rotterdam-Phänotypisierung und BMI-basierter Stratifizierung bei der Vorhersage metabolischer Komplikationen.</w:t>
       </w:r>
     </w:p>
     <w:p>
@@ -394,7 +394,7 @@
         <w:t xml:space="preserve">Ergebnis: </w:t>
       </w:r>
       <w:r>
-        <w:t>Hochfett-Diät und Adipositas-assoziierte Dysbiose reduzierten B. ovatus und fäkale GABA um etwa 50%; GABA-Supplementierung oder Rekolonisation mit wildtypischen Bakterien reduzierten Tumorbürde deutlich – eine mikrobiota-vermittelte Prävention.</w:t>
+        <w:t>Rotterdam-Phänotypen zeigten keine signifikanten Unterschiede in BMI oder Stoffwechselkomplikationen (Dyslipidämie, Glukose-Intoleranz, Hypertension, metabolisches Syndrom), obwohl Angststörungen in Phänotyp A erhöht waren. Im Gegensatz dazu offenbarte BMI-Stratifizierung klare metabolische Unterschiede: Frauen mit Adipositas oder BMI ≥27 kg/m² zeigten höhere Prävalenz aller metabolischen Komplikationen sowie höhere freien Androgen-Index und Hirsutismus-Werte.</w:t>
       </w:r>
     </w:p>
     <w:p>
@@ -409,7 +409,7 @@
         <w:rPr>
           <w:sz w:val="19"/>
         </w:rPr>
-        <w:t>Grundlageneinsicht, Präventionspotenzial für Populationen mit Adipositas noch in Translation</w:t>
+        <w:t>Italien, vergleichbare europäische Struktur und sozialversichertes System</w:t>
       </w:r>
     </w:p>
     <w:p>
@@ -418,7 +418,7 @@
           <w:color w:val="5A7D3A"/>
           <w:sz w:val="18"/>
         </w:rPr>
-        <w:t>https://pubmed.ncbi.nlm.nih.gov/42503520/</w:t>
+        <w:t>https://pubmed.ncbi.nlm.nih.gov/42663864/</w:t>
       </w:r>
     </w:p>
     <w:sectPr>

--- a/download/studien-aktuell.docx
+++ b/download/studien-aktuell.docx
@@ -62,7 +62,7 @@
           <w:color w:val="666666"/>
           <w:sz w:val="18"/>
         </w:rPr>
-        <w:t>Stand: 01.10.2026  |  6 Studien  |  adipositas.m-vf.de</w:t>
+        <w:t>Stand: 02.10.2026  |  7 Studien  |  adipositas.m-vf.de</w:t>
       </w:r>
     </w:p>
     <w:p>
@@ -70,7 +70,7 @@
         <w:pStyle w:val="Heading1"/>
       </w:pPr>
       <w:r>
-        <w:t>Aufgenommen am 01.10.2026</w:t>
+        <w:t>Aufgenommen am 02.10.2026</w:t>
       </w:r>
     </w:p>
     <w:p>
@@ -78,7 +78,7 @@
         <w:pStyle w:val="Heading2"/>
       </w:pPr>
       <w:r>
-        <w:t>Übergewichtsverlauf in der Kindheit und Asthmainzidenz: Prospektive japanische Geburtskohortenstudie</w:t>
+        <w:t>Tirzepatid in europäischer Pharmakovigilanz: höhere Off-label-Nutzung, geringere Ineffektivitätsmeldungen</w:t>
       </w:r>
     </w:p>
     <w:p>
@@ -88,12 +88,12 @@
           <w:color w:val="666666"/>
           <w:sz w:val="18"/>
         </w:rPr>
-        <w:t>Akaike S et al.  ·  Environ Health Prev Med  ·  2026  ·  PMID 42816370</w:t>
+        <w:t>Popa Ilie IR et al.  ·  BMJ Open  ·  01.10.2026  ·  PMID 42823110</w:t>
       </w:r>
     </w:p>
     <w:p>
       <w:r>
-        <w:t>Prospektive Kohortenstudie mit 11.433 Eltern-Kind-Paaren aus Japan zum Zusammenhang zwischen BMI-Standardabweichungsverlauf in den ersten Lebensjahren und Asthmaentwicklung im Alter von 3–4 Jahren.</w:t>
+        <w:t>Retrospektive Pharmakovigilanz-Analyse des EudraVigilance-Systems verglich Adverse-Event-Meldungen zu Tirzepatid mit anderen GLP-1-Rezeptor-Agonisten.</w:t>
       </w:r>
     </w:p>
     <w:p>
@@ -104,7 +104,7 @@
         <w:t xml:space="preserve">Ergebnis: </w:t>
       </w:r>
       <w:r>
-        <w:t>Kinder mit durchgehend erhöhtem BMI-Verlauf hatten höheres Asthmarisiko als Kinder mit Normalgewichtsverlauf (adjustierte OR 1,31; 95%-KI 1,11–1,55; p = 0,001 im Alter 3 Jahre). Der Zusammenhang war bei Jungen stärker ausgeprägt (aOR 1,39; 95%-KI 1,12–1,73) als bei Mädchen (aOR 1,24; nicht signifikant). Im Alter 4 Jahren blieb die Assoziation bestehen.</w:t>
+        <w:t>Tirzepatid zeigte niedrigere Meldequoten für 'Drug ineffective' vs. Liraglutid (ROR 0,61 [95%-CI: 0,54–0,70]), Dulaglutid (0,72 [0,63–0,82]) und Semaglutid (0,81 [0,72–0,91]). Höhere Meldequoten für 'Off-label use' vs. Liraglutid, aber niedrigere vs. Semaglutid (ROR 0,52 [95%-CI: 0,49–0,55]). Befunde ergänzen Zulassungsstudien durch Real-World-Sicherheitssignale.</w:t>
       </w:r>
     </w:p>
     <w:p>
@@ -119,7 +119,7 @@
         <w:rPr>
           <w:sz w:val="19"/>
         </w:rPr>
-        <w:t>Japan - Transfer auf Deutschland fraglich wegen unterschiedlicher Adipositasprävalenz und Gesundheitssystemstruktur</w:t>
+        <w:t>Europa, EudraVigilance-System erfasst EU-Meldungen, Erstattung unterschiedlich nach Land</w:t>
       </w:r>
     </w:p>
     <w:p>
@@ -128,7 +128,7 @@
           <w:color w:val="5A7D3A"/>
           <w:sz w:val="18"/>
         </w:rPr>
-        <w:t>https://pubmed.ncbi.nlm.nih.gov/42816370/</w:t>
+        <w:t>https://pubmed.ncbi.nlm.nih.gov/42823110/</w:t>
       </w:r>
     </w:p>
     <w:p>
@@ -136,7 +136,7 @@
         <w:pStyle w:val="Heading2"/>
       </w:pPr>
       <w:r>
-        <w:t>Jugendliches Übergewicht in Afrika: Sicht der Adoleszenten auf Einflüsse von Kultur, Peers und Medien</w:t>
+        <w:t>Child Eating Behaviour Questionnaire: vereinfachte Scores prognostizieren Adipositasrisiko besser als Einzeldomänen</w:t>
       </w:r>
     </w:p>
     <w:p>
@@ -146,12 +146,12 @@
           <w:color w:val="666666"/>
           <w:sz w:val="18"/>
         </w:rPr>
-        <w:t>Osei Bonsu E et al.  ·  Curr Obes Rep  ·  30.09.2026  ·  PMID 42814247</w:t>
+        <w:t>Renier TJ et al.  ·  Pediatr Obes  ·  Okt. 2026  ·  PMID 42808752</w:t>
       </w:r>
     </w:p>
     <w:p>
       <w:r>
-        <w:t>Systematische qualitative Scoping Review zu Wahrnehmungen von 17 Studien aus 8 afrikanischen Ländern darüber, wie Kultur, Peers, Familie und Medien das Körpergewicht und Stigmatisierung bei Jugendlichen beeinflussen.</w:t>
+        <w:t>Querschnittsstudie (n=354 Kinder, 9–12 Jahre) entwickelte datengesteuerte Composite-Scores aus Child Eating Behaviour Questionnaire-Items zur Vorhersage des BMI und genetischen Adipositasrisikos.</w:t>
       </w:r>
     </w:p>
     <w:p>
@@ -162,7 +162,7 @@
         <w:t xml:space="preserve">Ergebnis: </w:t>
       </w:r>
       <w:r>
-        <w:t>Adoleszenten nannten Peers und Eltern/Familie als wichtige Einflussfaktoren für ungesunde Lebensmittelwahl und körperliche Aktivität; Medien prägte Körperbild-Wahrnehmungen. In mehreren Studien wurde Übergewicht mit Wohlstand und Gesundheit assoziiert, Untergewicht mit Krankheit. Weight Bias wurde unabhängig vom Gewichtsstatus berichtet.</w:t>
+        <w:t>Drei Composite-Scores (4–18 Items) stärker mit BMI-z-Score korreliert (r 0,38–0,42; p&lt;0,001) als Einzeldomänen-Scores und signifikant mit beiden Polygenic-Risk-Scores assoziiert. Composite-Scores mit Ladevektoren ≥|0,50| oder ≥|0,70| zeigten Korrelationen r=0,77–0,97 untereinander. Vereinfachte Erfassung appetitiver Traits zur Adipositasrisikostratifizierung möglich.</w:t>
       </w:r>
     </w:p>
     <w:p>
@@ -177,7 +177,7 @@
         <w:rPr>
           <w:sz w:val="19"/>
         </w:rPr>
-        <w:t>Subsahara-Afrika – begrenzte Übertragbarkeit auf Deutschland, aber relevant für Stigma-Programmgestaltung</w:t>
+        <w:t>UK-Zwillingskohortendaten, Ernährungsverhalten kulturübergreifend relevant</w:t>
       </w:r>
     </w:p>
     <w:p>
@@ -186,7 +186,7 @@
           <w:color w:val="5A7D3A"/>
           <w:sz w:val="18"/>
         </w:rPr>
-        <w:t>https://pubmed.ncbi.nlm.nih.gov/42814247/</w:t>
+        <w:t>https://pubmed.ncbi.nlm.nih.gov/42808752/</w:t>
       </w:r>
     </w:p>
     <w:p>
@@ -194,7 +194,7 @@
         <w:pStyle w:val="Heading2"/>
       </w:pPr>
       <w:r>
-        <w:t>Facharztüberweisungspraxis zu Lebensstiländerungen: Barrieren und Förderer in der niederländischen Grundversorgung</w:t>
+        <w:t>Tirzepatid versus Semaglutid: Kosteneffizienz bei strengen Therapiezielen in der Versorgungswirklichkeit</w:t>
       </w:r>
     </w:p>
     <w:p>
@@ -204,12 +204,12 @@
           <w:color w:val="666666"/>
           <w:sz w:val="18"/>
         </w:rPr>
-        <w:t>van Aken B et al.  ·  Prim Health Care Res Dev  ·  30.09.2026  ·  PMID 42813322</w:t>
+        <w:t>Hoog MM et al.  ·  J Manag Care Spec Pharm  ·  Okt. 2026  ·  PMID 42808550</w:t>
       </w:r>
     </w:p>
     <w:p>
       <w:r>
-        <w:t>Qualitative Studie mit 16 niederländischen Hausärzten zu Faktoren, die ihre Überweisungen an kombinierte Lebensstilinterventionen (Ernährung, Bewegung, Verhalten) bei Übergewicht und Adipositas beeinflussen.</w:t>
+        <w:t>US-amerikanische Kohortenstudie (n=10.702 naive, n=5.577 nicht-naive GLP-1-Patienten) verglich Therapietreue, Gewichtsverlust und Kosten pro erreichtem Ziel über 12 Monate.</w:t>
       </w:r>
     </w:p>
     <w:p>
@@ -220,7 +220,7 @@
         <w:t xml:space="preserve">Ergebnis: </w:t>
       </w:r>
       <w:r>
-        <w:t>Identifiziert wurden drei Überweisungsmuster: umfassend, kritisch und begrenzt. Fördernde Faktoren waren Ärzte-Bewusstsein für Programme, Wissen über Wirksamkeit, Selbstvertrauen und einfache Referenzsysteme. Barrieren waren Zweifel an Effektivität, Gewohnheiten, Identitätszweifel, mangelnde Zusammenarbeit mit Anbietern und unmotivierte Patienten.</w:t>
+        <w:t>Tirzepatid-Nutzer zeigten höhere Adhärenz (naiv: 60% vs. 45%), Persistenz (naiv: 62% vs. 47%) und erreichten strengere Ziele häufiger: A1c&lt;5,7% (naiv 30% vs. 18%), Gewichtsabnahme ≥15% (naiv 23% vs. 10%). Tirzepatid mit niedrigeren Kosten pro Responder für stringente Endpunkte: A1c&lt;5,7% (naiv $45.300 vs. $65.300), Gewichtsabnahme ≥15% (naiv $62.900 vs. $124.400).</w:t>
       </w:r>
     </w:p>
     <w:p>
@@ -235,7 +235,7 @@
         <w:rPr>
           <w:sz w:val="19"/>
         </w:rPr>
-        <w:t>Niederlande, vergleichbares Versicherungssystem und strukturierte Programme wie in Deutschland</w:t>
+        <w:t>USA-Daten, aber Versicherungskontext grundlegend anders als Deutschland (§34 SGB V)</w:t>
       </w:r>
     </w:p>
     <w:p>
@@ -244,7 +244,7 @@
           <w:color w:val="5A7D3A"/>
           <w:sz w:val="18"/>
         </w:rPr>
-        <w:t>https://pubmed.ncbi.nlm.nih.gov/42813322/</w:t>
+        <w:t>https://pubmed.ncbi.nlm.nih.gov/42808550/</w:t>
       </w:r>
     </w:p>
     <w:p>
@@ -252,7 +252,7 @@
         <w:pStyle w:val="Heading2"/>
       </w:pPr>
       <w:r>
-        <w:t>Prägravidärer BMI und postpartale Stoffwechselgesundheit: UAE-Kohortenstudie</w:t>
+        <w:t>Massive Gewichtsabnahme nach Adipositaschirurgie: psychosoziale Komplexität bei Brustrekonstruktion</w:t>
       </w:r>
     </w:p>
     <w:p>
@@ -262,12 +262,12 @@
           <w:color w:val="666666"/>
           <w:sz w:val="18"/>
         </w:rPr>
-        <w:t>Alameddine M et al.  ·  Womens Health (Lond)  ·  30.09.2026  ·  PMID 42813240</w:t>
+        <w:t>Paganini A et al.  ·  Clin Breast Cancer  ·  07.09.2026  ·  PMID 42790227</w:t>
       </w:r>
     </w:p>
     <w:p>
       <w:r>
-        <w:t>Prospektive Kohortenstudie mit 256 Schwangeren in den VAE vom dritten Trimenon bis 6 Monate postpartal zum Zusammenhang von prägravidärem BMI, Schwangerschaftsgewichtszunahme und postpartaler Gewichtsretention mit Stoffwechselbiomarkern.</w:t>
+        <w:t>Schwedische populationsbasierte Fall-Kontroll-Studie (n=81 mit massiver Gewichtsabnahme, n=993 Kontrollen) untersuchte Unterschiede zwischen Frauen mit und ohne vorherige Adipositaschirurgie vor Brustrekonstruktion.</w:t>
       </w:r>
     </w:p>
     <w:p>
@@ -278,7 +278,7 @@
         <w:t xml:space="preserve">Ergebnis: </w:t>
       </w:r>
       <w:r>
-        <w:t>59,4% waren prägravidär übergewichtig/adipös und zeigten erhöhte Insulinlevel (OR 3,91; 95%-KI 1,36–11,24), erhöhte IL-6 (OR 5,11), CRP (OR 5,34), LDL (OR 2,89) und Gesamtcholesterin (OR 3,05). Unter Frauen mit erhöhtem prägravidärem BMI betrug die Odds für ≥3 Stoffwechselabweichungen 3,44 (95%-KI 1,36–8,68). Schwangerschaftsgewichtszunahme war nur mit TNF-α assoziiert, postpartale Retention mit Blutglukose.</w:t>
+        <w:t>Frauen mit massiver Gewichtsabnahme (mittl. 30,6 kg vor Rekonstruktion) häufiger geschieden/getrennt, mit höherer Prävalenz psychiatrischer, kardiovaskulärer und rheumatischer Erkrankungen (&gt;2× häufiger, nach Bonferroni-Korrektur nicht alle signifikant). Vitamin-, Mineral- und Anämie-Medikamentenutzung signifikant erhöht. Erkannte Unterschiede unterstützen perioperatives Management.</w:t>
       </w:r>
     </w:p>
     <w:p>
@@ -293,7 +293,7 @@
         <w:rPr>
           <w:sz w:val="19"/>
         </w:rPr>
-        <w:t>VAE, Mittlerer Osten – begrenzte Übertragbarkeit auf Deutschland wegen Bevölkerungsstruktur und sozialmedizinischer Unterschiede</w:t>
+        <w:t>Schweden, skandinavisches Versicherungssystem, landesweit registrierte Fälle</w:t>
       </w:r>
     </w:p>
     <w:p>
@@ -302,7 +302,7 @@
           <w:color w:val="5A7D3A"/>
           <w:sz w:val="18"/>
         </w:rPr>
-        <w:t>https://pubmed.ncbi.nlm.nih.gov/42813240/</w:t>
+        <w:t>https://pubmed.ncbi.nlm.nih.gov/42790227/</w:t>
       </w:r>
     </w:p>
     <w:p>
@@ -310,7 +310,7 @@
         <w:pStyle w:val="Heading2"/>
       </w:pPr>
       <w:r>
-        <w:t>Prägravidärer BMI und Gewichtszunahme in der Schwangerschaft prägen Neugeborenengewicht</w:t>
+        <w:t>Pankreatisches Fett und Gewichtsverlust: MRT-Messmethode zeigt signifikante Reduktion nach Lebensstiländerung</w:t>
       </w:r>
     </w:p>
     <w:p>
@@ -320,12 +320,12 @@
           <w:color w:val="666666"/>
           <w:sz w:val="18"/>
         </w:rPr>
-        <w:t>Kiridana MGDVK et al.  ·  BMC Public Health  ·  06.08.2026  ·  PMID 42811316</w:t>
+        <w:t>Braun P et al.  ·  NMR Biomed  ·  Nov. 2026  ·  PMID 42788241</w:t>
       </w:r>
     </w:p>
     <w:p>
       <w:r>
-        <w:t>Prospektive Kohortenstudie mit 1.537 Schwangeren in Sri Lanka zum Einfluss von Prägravidität-BMI und Gewichtszunahme in der Schwangerschaft auf Geburtsgewicht von Neugeborenen nach Termin.</w:t>
+        <w:t>Deutsche Interventionsstudie LION (n=18) evaluierte MRT-Sequenzierungsmethode zur Quantifizierung pankreatischen Fetts bei Adipositaspatienten während Lebensstiländerung.</w:t>
       </w:r>
     </w:p>
     <w:p>
@@ -336,7 +336,7 @@
         <w:t xml:space="preserve">Ergebnis: </w:t>
       </w:r>
       <w:r>
-        <w:t>54,8% der Frauen hatten prägravidär erhöhtes BMI, 13,8% Untergewicht. 14,8% der Neugeborenen wiesen niedriges, 6,1% hohes Geburtsgewicht auf. Untergewicht-Mütter hatten erhöhtes Risiko für niedriges Geburtsgewicht (aOR 1,989; 95%-KI 1,184–3,340); übergewichtige Mütter für hohes Geburtsgewicht (aOR 2,147; 95%-KI 1,127–4,091). Beide Maße (prägravidärer BMI β = 17,44; Gewichtszunahme β = 14,424) sagten Geburtsgewicht linear voraus.</w:t>
+        <w:t>Pancreatic PDFF (Fettfraktionsanteil) sank signifikant um 2,3±2,1% (Cartesian p&lt;0,001, Radial p&lt;0,01), Pankreasvolumen um 8,4±7,7 cm³ (beide p&lt;0,001). Exzellente Übereinstimmung zwischen Radial- und Cartesian-Sequenzen (PDFF: ICC=0,98). Neue free-breathing Sequenz ermöglicht Fettwertmessungen ohne Atemhaltemanöver.</w:t>
       </w:r>
     </w:p>
     <w:p>
@@ -351,7 +351,7 @@
         <w:rPr>
           <w:sz w:val="19"/>
         </w:rPr>
-        <w:t>Sri Lanka, Südasien – nur mütterliche Prävention übertragbar, nicht Folgezustände bei Mutter</w:t>
+        <w:t>Deutschland, TU München-Klinikdaten, Interventionsparameter europäisch vergleichbar</w:t>
       </w:r>
     </w:p>
     <w:p>
@@ -360,7 +360,7 @@
           <w:color w:val="5A7D3A"/>
           <w:sz w:val="18"/>
         </w:rPr>
-        <w:t>https://pubmed.ncbi.nlm.nih.gov/42811316/</w:t>
+        <w:t>https://pubmed.ncbi.nlm.nih.gov/42788241/</w:t>
       </w:r>
     </w:p>
     <w:p>
@@ -368,7 +368,7 @@
         <w:pStyle w:val="Heading2"/>
       </w:pPr>
       <w:r>
-        <w:t>BMI differenziert metabolisches Risiko bei PCOS besser als Rotterdam-Kriterien</w:t>
+        <w:t>Stilldauer und Adipositas-assoziierte Krebsrisiken bei Müttern: 60 Jahre Nachbeobachtung ohne Schutzeffekt</w:t>
       </w:r>
     </w:p>
     <w:p>
@@ -378,12 +378,12 @@
           <w:color w:val="666666"/>
           <w:sz w:val="18"/>
         </w:rPr>
-        <w:t>Gambineri A et al.  ·  J Endocrinol Invest  ·  28.08.2026  ·  PMID 42663864</w:t>
+        <w:t>Christensen SH et al.  ·  Matern Child Nutr  ·  Juli 2026  ·  PMID 42775711</w:t>
       </w:r>
     </w:p>
     <w:p>
       <w:r>
-        <w:t>Multizenter-Registry-Studie mit 1.314 Frauen mit Polyzystischem Ovarialsyndrom (PCOS) aus Italien zum Vergleich zwischen Rotterdam-Phänotypisierung und BMI-basierter Stratifizierung bei der Vorhersage metabolischer Komplikationen.</w:t>
+        <w:t>Dänische Geburtskohortenstudie (n=6.880) untersuchte, ob Stilldauer mit reduziertem Risiko für Adipositas-assoziierte Krebserkrankungen bei Müttern verbunden ist.</w:t>
       </w:r>
     </w:p>
     <w:p>
@@ -394,7 +394,7 @@
         <w:t xml:space="preserve">Ergebnis: </w:t>
       </w:r>
       <w:r>
-        <w:t>Rotterdam-Phänotypen zeigten keine signifikanten Unterschiede in BMI oder Stoffwechselkomplikationen (Dyslipidämie, Glukose-Intoleranz, Hypertension, metabolisches Syndrom), obwohl Angststörungen in Phänotyp A erhöht waren. Im Gegensatz dazu offenbarte BMI-Stratifizierung klare metabolische Unterschiede: Frauen mit Adipositas oder BMI ≥27 kg/m² zeigten höhere Prävalenz aller metabolischen Komplikationen sowie höhere freien Androgen-Index und Hirsutismus-Werte.</w:t>
+        <w:t>Weder Dauer des ausschließlichen noch irgendeines Stillens zeigte Assoziation mit Adipositas-assoziierten Krebserkrankungen (HR=1,00 [95%-CI: 0,96–1,03] pro Monat), Endometrium-, Ovarial- oder postmenopausalen Brustkrebs über 54 Jahre. Prospektive Studien mit längeren und variablen Stilldauern erforderlich.</w:t>
       </w:r>
     </w:p>
     <w:p>
@@ -409,7 +409,7 @@
         <w:rPr>
           <w:sz w:val="19"/>
         </w:rPr>
-        <w:t>Italien, vergleichbare europäische Struktur und sozialversichertes System</w:t>
+        <w:t>Dänemarks Registerdaten, vergleichbares europäisches Versorgungssystem</w:t>
       </w:r>
     </w:p>
     <w:p>
@@ -418,7 +418,65 @@
           <w:color w:val="5A7D3A"/>
           <w:sz w:val="18"/>
         </w:rPr>
-        <w:t>https://pubmed.ncbi.nlm.nih.gov/42663864/</w:t>
+        <w:t>https://pubmed.ncbi.nlm.nih.gov/42775711/</w:t>
+      </w:r>
+    </w:p>
+    <w:p>
+      <w:pPr>
+        <w:pStyle w:val="Heading2"/>
+      </w:pPr>
+      <w:r>
+        <w:t>Sonneneinstrahlung und Schlaf: Geschlechtsspezifische Assoziationen mit Adipositas bei portugiesischen Kindern</w:t>
+      </w:r>
+    </w:p>
+    <w:p>
+      <w:r>
+        <w:rPr>
+          <w:i/>
+          <w:color w:val="666666"/>
+          <w:sz w:val="18"/>
+        </w:rPr>
+        <w:t>Dos Santos EA et al.  ·  Am J Hum Biol  ·  Sept. 2026  ·  PMID 42764707</w:t>
+      </w:r>
+    </w:p>
+    <w:p>
+      <w:r>
+        <w:t>Portugiesische Querschnittsstudie (n=4.755, Alter 3–10 Jahre) untersuchte Zusammenhänge zwischen Sonneneinstrahlung, Schlafverhalten und Adipositasindikatoren.</w:t>
+      </w:r>
+    </w:p>
+    <w:p>
+      <w:r>
+        <w:rPr>
+          <w:b/>
+        </w:rPr>
+        <w:t xml:space="preserve">Ergebnis: </w:t>
+      </w:r>
+      <w:r>
+        <w:t>Sonneneinstrahlung zeigte geschlechtsspezifische, bescheidene Assoziationen mit Schlafverhalten. Bei Jungen sonntags negative Assoziation (β=–4,57; 95%-CI: –8,22 bis –0,91; p=0,014), bei Mädchen im vollständig adjustierten Modell keine signifikanten Assoziationen. Umwelt- und Verhaltensfaktoren relevant für Adipositäsprävention.</w:t>
+      </w:r>
+    </w:p>
+    <w:p>
+      <w:r>
+        <w:rPr>
+          <w:b/>
+          <w:sz w:val="19"/>
+        </w:rPr>
+        <w:t xml:space="preserve">Übertragbarkeit: </w:t>
+      </w:r>
+      <w:r>
+        <w:rPr>
+          <w:sz w:val="19"/>
+        </w:rPr>
+        <w:t>Portugal, europäisches Primärversorgungssystem, Public-Health-Erhebung</w:t>
+      </w:r>
+    </w:p>
+    <w:p>
+      <w:r>
+        <w:rPr>
+          <w:color w:val="5A7D3A"/>
+          <w:sz w:val="18"/>
+        </w:rPr>
+        <w:t>https://pubmed.ncbi.nlm.nih.gov/42764707/</w:t>
       </w:r>
     </w:p>
     <w:sectPr>

--- a/download/studien-aktuell.docx
+++ b/download/studien-aktuell.docx
@@ -62,7 +62,7 @@
           <w:color w:val="666666"/>
           <w:sz w:val="18"/>
         </w:rPr>
-        <w:t>Stand: 02.10.2026  |  7 Studien  |  adipositas.m-vf.de</w:t>
+        <w:t>Stand: 03.10.2026  |  6 Studien  |  adipositas.m-vf.de</w:t>
       </w:r>
     </w:p>
     <w:p>
@@ -70,7 +70,7 @@
         <w:pStyle w:val="Heading1"/>
       </w:pPr>
       <w:r>
-        <w:t>Aufgenommen am 02.10.2026</w:t>
+        <w:t>Aufgenommen am 03.10.2026</w:t>
       </w:r>
     </w:p>
     <w:p>
@@ -78,7 +78,7 @@
         <w:pStyle w:val="Heading2"/>
       </w:pPr>
       <w:r>
-        <w:t>Tirzepatid in europäischer Pharmakovigilanz: höhere Off-label-Nutzung, geringere Ineffektivitätsmeldungen</w:t>
+        <w:t>Sarkopenische Adipositas assoziiert mit kognitiven Defiziten im höheren Alter</w:t>
       </w:r>
     </w:p>
     <w:p>
@@ -88,12 +88,12 @@
           <w:color w:val="666666"/>
           <w:sz w:val="18"/>
         </w:rPr>
-        <w:t>Popa Ilie IR et al.  ·  BMJ Open  ·  01.10.2026  ·  PMID 42823110</w:t>
+        <w:t>Wang MC et al.  ·  J Cachexia Sarcopenia Muscle  ·  Okt. 2026  ·  PMID 42825653</w:t>
       </w:r>
     </w:p>
     <w:p>
       <w:r>
-        <w:t>Retrospektive Pharmakovigilanz-Analyse des EudraVigilance-Systems verglich Adverse-Event-Meldungen zu Tirzepatid mit anderen GLP-1-Rezeptor-Agonisten.</w:t>
+        <w:t>Prospektive taiwanesische Kohortenstudie (2015–2019) an 366 nicht-dementen Älteren (≥69 Jahre) zu sarkopenischer und dynamopener Adipositas und globaler sowie domänenspezifischer Kognition.</w:t>
       </w:r>
     </w:p>
     <w:p>
@@ -104,7 +104,7 @@
         <w:t xml:space="preserve">Ergebnis: </w:t>
       </w:r>
       <w:r>
-        <w:t>Tirzepatid zeigte niedrigere Meldequoten für 'Drug ineffective' vs. Liraglutid (ROR 0,61 [95%-CI: 0,54–0,70]), Dulaglutid (0,72 [0,63–0,82]) und Semaglutid (0,81 [0,72–0,91]). Höhere Meldequoten für 'Off-label use' vs. Liraglutid, aber niedrigere vs. Semaglutid (ROR 0,52 [95%-CI: 0,49–0,55]). Befunde ergänzen Zulassungsstudien durch Real-World-Sicherheitssignale.</w:t>
+        <w:t>Sarkopenische Adipositas war assoziiert mit schlechterer globaler Kognition (MoCA-T: β̂=−0,96, 95%-KI −1,80 bis −0,13), Gedächtnis (β̂=−0,38, 95%-KI −0,72 bis −0,04) und Aufmerksamkeit (Trail A: β̂=−0,43, 95%-KI −0,73 bis −0,12). Dynamopene Adipositas zeigte ähnliche Assoziationen. Effekte blieben bei Frauen und APOE-ε4-Nichtträgern bestehen.</w:t>
       </w:r>
     </w:p>
     <w:p>
@@ -119,7 +119,7 @@
         <w:rPr>
           <w:sz w:val="19"/>
         </w:rPr>
-        <w:t>Europa, EudraVigilance-System erfasst EU-Meldungen, Erstattung unterschiedlich nach Land</w:t>
+        <w:t>Taiwan, prospektiv, Mechanismus könnten auf Deutschland übertragbar sein</w:t>
       </w:r>
     </w:p>
     <w:p>
@@ -128,7 +128,7 @@
           <w:color w:val="5A7D3A"/>
           <w:sz w:val="18"/>
         </w:rPr>
-        <w:t>https://pubmed.ncbi.nlm.nih.gov/42823110/</w:t>
+        <w:t>https://pubmed.ncbi.nlm.nih.gov/42825653/</w:t>
       </w:r>
     </w:p>
     <w:p>
@@ -136,7 +136,7 @@
         <w:pStyle w:val="Heading2"/>
       </w:pPr>
       <w:r>
-        <w:t>Child Eating Behaviour Questionnaire: vereinfachte Scores prognostizieren Adipositasrisiko besser als Einzeldomänen</w:t>
+        <w:t>Gastric Bypass erhöht Antibiotika-Versagen bei Blasenentzündung in der Schwangerschaft</w:t>
       </w:r>
     </w:p>
     <w:p>
@@ -146,12 +146,12 @@
           <w:color w:val="666666"/>
           <w:sz w:val="18"/>
         </w:rPr>
-        <w:t>Renier TJ et al.  ·  Pediatr Obes  ·  Okt. 2026  ·  PMID 42808752</w:t>
+        <w:t>Thunbo MØ et al.  ·  Basic Clin Pharmacol Toxicol  ·  Nov. 2026  ·  PMID 42825591</w:t>
       </w:r>
     </w:p>
     <w:p>
       <w:r>
-        <w:t>Querschnittsstudie (n=354 Kinder, 9–12 Jahre) entwickelte datengesteuerte Composite-Scores aus Child Eating Behaviour Questionnaire-Items zur Vorhersage des BMI und genetischen Adipositasrisikos.</w:t>
+        <w:t>Registerbasierte dänische Studie an 1985 Schwangerschaften nach Magenbypass und 1,4 Mio. ohne, zur Wirksamkeit von Antibiotika gegen Blasenentzündung.</w:t>
       </w:r>
     </w:p>
     <w:p>
@@ -162,7 +162,7 @@
         <w:t xml:space="preserve">Ergebnis: </w:t>
       </w:r>
       <w:r>
-        <w:t>Drei Composite-Scores (4–18 Items) stärker mit BMI-z-Score korreliert (r 0,38–0,42; p&lt;0,001) als Einzeldomänen-Scores und signifikant mit beiden Polygenic-Risk-Scores assoziiert. Composite-Scores mit Ladevektoren ≥|0,50| oder ≥|0,70| zeigten Korrelationen r=0,77–0,97 untereinander. Vereinfachte Erfassung appetitiver Traits zur Adipositasrisikostratifizierung möglich.</w:t>
+        <w:t>Frauen nach Bypass zeigten 22,6% vs. 12,7% Antibiotikaeinnahme. Bei Exposition stieg das Risiko wiederholter Antibiotikaverschreibung (aOR 1,69, 95%-KI 1,22–2,30) und dokumentierter Blasenentzündung (aOR 2,22, 95%-KI 1,24–3,67). Schwere Komplikationen blieben selten. Die resorptionsbeeinträchtigte Anatomie nach Bypass gefährdet den Behandlungserfolg.</w:t>
       </w:r>
     </w:p>
     <w:p>
@@ -177,7 +177,7 @@
         <w:rPr>
           <w:sz w:val="19"/>
         </w:rPr>
-        <w:t>UK-Zwillingskohortendaten, Ernährungsverhalten kulturübergreifend relevant</w:t>
+        <w:t>Dänemark, vergleichbares Sozialversicherungssystem, gut übertragbar</w:t>
       </w:r>
     </w:p>
     <w:p>
@@ -186,7 +186,7 @@
           <w:color w:val="5A7D3A"/>
           <w:sz w:val="18"/>
         </w:rPr>
-        <w:t>https://pubmed.ncbi.nlm.nih.gov/42808752/</w:t>
+        <w:t>https://pubmed.ncbi.nlm.nih.gov/42825591/</w:t>
       </w:r>
     </w:p>
     <w:p>
@@ -194,7 +194,7 @@
         <w:pStyle w:val="Heading2"/>
       </w:pPr>
       <w:r>
-        <w:t>Tirzepatid versus Semaglutid: Kosteneffizienz bei strengen Therapiezielen in der Versorgungswirklichkeit</w:t>
+        <w:t>KI-gestütztes Trainingsprogramm: BMI und Körperfett bei Kindern mit Adipositas um 6–9% gesenkt</w:t>
       </w:r>
     </w:p>
     <w:p>
@@ -204,12 +204,12 @@
           <w:color w:val="666666"/>
           <w:sz w:val="18"/>
         </w:rPr>
-        <w:t>Hoog MM et al.  ·  J Manag Care Spec Pharm  ·  Okt. 2026  ·  PMID 42808550</w:t>
+        <w:t>Cao L et al.  ·  Front Public Health  ·  17.09.2026  ·  PMID 42824389</w:t>
       </w:r>
     </w:p>
     <w:p>
       <w:r>
-        <w:t>US-amerikanische Kohortenstudie (n=10.702 naive, n=5.577 nicht-naive GLP-1-Patienten) verglich Therapietreue, Gewichtsverlust und Kosten pro erreichtem Ziel über 12 Monate.</w:t>
+        <w:t>Chinesische Pilotstudie mit 19 Kindern mit einfacher Adipositas (mittleres Alter 10,1 Jahre) zu 12-wöchigem individualisierten, KI-unterstütztem Trainingsintervention mit Coaching vor Ort.</w:t>
       </w:r>
     </w:p>
     <w:p>
@@ -220,7 +220,7 @@
         <w:t xml:space="preserve">Ergebnis: </w:t>
       </w:r>
       <w:r>
-        <w:t>Tirzepatid-Nutzer zeigten höhere Adhärenz (naiv: 60% vs. 45%), Persistenz (naiv: 62% vs. 47%) und erreichten strengere Ziele häufiger: A1c&lt;5,7% (naiv 30% vs. 18%), Gewichtsabnahme ≥15% (naiv 23% vs. 10%). Tirzepatid mit niedrigeren Kosten pro Responder für stringente Endpunkte: A1c&lt;5,7% (naiv $45.300 vs. $65.300), Gewichtsabnahme ≥15% (naiv $62.900 vs. $124.400).</w:t>
+        <w:t>BMI sank von 25,29±3,56 auf 23,64±3,60 kg/m² (p&lt;0,001, d=0,46), Körperfettmasse von 21,06±6,70 auf 17,94±6,69 kg (p&lt;0,001, d=0,47). Griffstärke, Seilspringen, Sit-ups und posturale Kontrolle verbesserten sich signifikant. Alle 19 Teilnehmer vollendeten ohne unerwünschte Ereignisse. Machbarkeit belegt, weitere RCTs geplant.</w:t>
       </w:r>
     </w:p>
     <w:p>
@@ -235,7 +235,7 @@
         <w:rPr>
           <w:sz w:val="19"/>
         </w:rPr>
-        <w:t>USA-Daten, aber Versicherungskontext grundlegend anders als Deutschland (§34 SGB V)</w:t>
+        <w:t>China, Machbarkeitsstudie, Übertragbarkeit hängt von Zugang zu KI-Systemen ab</w:t>
       </w:r>
     </w:p>
     <w:p>
@@ -244,7 +244,7 @@
           <w:color w:val="5A7D3A"/>
           <w:sz w:val="18"/>
         </w:rPr>
-        <w:t>https://pubmed.ncbi.nlm.nih.gov/42808550/</w:t>
+        <w:t>https://pubmed.ncbi.nlm.nih.gov/42824389/</w:t>
       </w:r>
     </w:p>
     <w:p>
@@ -252,7 +252,7 @@
         <w:pStyle w:val="Heading2"/>
       </w:pPr>
       <w:r>
-        <w:t>Massive Gewichtsabnahme nach Adipositaschirurgie: psychosoziale Komplexität bei Brustrekonstruktion</w:t>
+        <w:t>Übergewicht bei Medizinstudierenden: Blutdruck erhöht, Lebensqualität aber nicht beeinträchtigt</w:t>
       </w:r>
     </w:p>
     <w:p>
@@ -262,12 +262,12 @@
           <w:color w:val="666666"/>
           <w:sz w:val="18"/>
         </w:rPr>
-        <w:t>Paganini A et al.  ·  Clin Breast Cancer  ·  07.09.2026  ·  PMID 42790227</w:t>
+        <w:t>Zieleń-Zynek I et al.  ·  Front Public Health  ·  17.09.2026  ·  PMID 42824148</w:t>
       </w:r>
     </w:p>
     <w:p>
       <w:r>
-        <w:t>Schwedische populationsbasierte Fall-Kontroll-Studie (n=81 mit massiver Gewichtsabnahme, n=993 Kontrollen) untersuchte Unterschiede zwischen Frauen mit und ohne vorherige Adipositaschirurgie vor Brustrekonstruktion.</w:t>
+        <w:t>Prospektive 2-Jahres-Kohortenstudie an 887 (Folgejahr 705) Medizinstudierenden aus Polen zu Übergewicht, Bluthochdruck und Lebensqualität mittels WHOQOL-BREF.</w:t>
       </w:r>
     </w:p>
     <w:p>
@@ -278,7 +278,7 @@
         <w:t xml:space="preserve">Ergebnis: </w:t>
       </w:r>
       <w:r>
-        <w:t>Frauen mit massiver Gewichtsabnahme (mittl. 30,6 kg vor Rekonstruktion) häufiger geschieden/getrennt, mit höherer Prävalenz psychiatrischer, kardiovaskulärer und rheumatischer Erkrankungen (&gt;2× häufiger, nach Bonferroni-Korrektur nicht alle signifikant). Vitamin-, Mineral- und Anämie-Medikamentenutzung signifikant erhöht. Erkannte Unterschiede unterstützen perioperatives Management.</w:t>
+        <w:t>Übergewicht/Adipositas stieg von 12,9% auf 13,6%, signifikant höher bei Männern. Höchste Bluthochdruckraten bei Adipösen (p&lt;0,0001) in beiden Jahren. Gesamtlebensqualität unterschied sich nicht signifikant nach BMI-Kategorien. Finanzielle Schwierigkeiten (OR=1,67–1,91) und chronische Erkrankungen (OR=2,15–2,23) waren unabhängige Prädiktoren niedrigerer Lebensqualität, nicht das BMI selbst.</w:t>
       </w:r>
     </w:p>
     <w:p>
@@ -293,7 +293,7 @@
         <w:rPr>
           <w:sz w:val="19"/>
         </w:rPr>
-        <w:t>Schweden, skandinavisches Versicherungssystem, landesweit registrierte Fälle</w:t>
+        <w:t>Polen, europäisches System, vergleichbar mit deutschem Studiensetting</w:t>
       </w:r>
     </w:p>
     <w:p>
@@ -302,7 +302,7 @@
           <w:color w:val="5A7D3A"/>
           <w:sz w:val="18"/>
         </w:rPr>
-        <w:t>https://pubmed.ncbi.nlm.nih.gov/42790227/</w:t>
+        <w:t>https://pubmed.ncbi.nlm.nih.gov/42824148/</w:t>
       </w:r>
     </w:p>
     <w:p>
@@ -310,7 +310,7 @@
         <w:pStyle w:val="Heading2"/>
       </w:pPr>
       <w:r>
-        <w:t>Pankreatisches Fett und Gewichtsverlust: MRT-Messmethode zeigt signifikante Reduktion nach Lebensstiländerung</w:t>
+        <w:t>Adipositas verschärft Asthma: 67% höhere Hospitalisierungsrate</w:t>
       </w:r>
     </w:p>
     <w:p>
@@ -320,12 +320,12 @@
           <w:color w:val="666666"/>
           <w:sz w:val="18"/>
         </w:rPr>
-        <w:t>Braun P et al.  ·  NMR Biomed  ·  Nov. 2026  ·  PMID 42788241</w:t>
+        <w:t>Scott HA et al.  ·  Respir Res  ·  21.08.2026  ·  PMID 42823689</w:t>
       </w:r>
     </w:p>
     <w:p>
       <w:r>
-        <w:t>Deutsche Interventionsstudie LION (n=18) evaluierte MRT-Sequenzierungsmethode zur Quantifizierung pankreatischen Fetts bei Adipositaspatienten während Lebensstiländerung.</w:t>
+        <w:t>Australasische Schweregrad-Asthma-Registry mit 1019 Patienten (882 schwer, 137 nicht-schwer) zur Rolle von Adipositas auf Asthma-Ergebnisse und Atemwegentzündung.</w:t>
       </w:r>
     </w:p>
     <w:p>
@@ -336,7 +336,7 @@
         <w:t xml:space="preserve">Ergebnis: </w:t>
       </w:r>
       <w:r>
-        <w:t>Pancreatic PDFF (Fettfraktionsanteil) sank signifikant um 2,3±2,1% (Cartesian p&lt;0,001, Radial p&lt;0,01), Pankreasvolumen um 8,4±7,7 cm³ (beide p&lt;0,001). Exzellente Übereinstimmung zwischen Radial- und Cartesian-Sequenzen (PDFF: ICC=0,98). Neue free-breathing Sequenz ermöglicht Fettwertmessungen ohne Atemhaltemanöver.</w:t>
+        <w:t>Adipöse Patienten mit schwerem Asthma zeigten 26,2% vs. 15,7% Spitaleinweisungen im Vorjahr (p&lt;0,001), schlechtere Asthmakontrolle, reduzierte Lungenfunktion und erhöhte Sputum-Neutrophile. Geschlechtsspezifisch: Neutrophile korrelierten mit BMI bei Frauen (rs=0,370, p=0,003), nicht bei Männern (rs=0,092, p=0,495).</w:t>
       </w:r>
     </w:p>
     <w:p>
@@ -351,7 +351,7 @@
         <w:rPr>
           <w:sz w:val="19"/>
         </w:rPr>
-        <w:t>Deutschland, TU München-Klinikdaten, Interventionsparameter europäisch vergleichbar</w:t>
+        <w:t>Australien/Neuseeland, ähnlicher Versorgungsauftrag, teilweise übertragbar</w:t>
       </w:r>
     </w:p>
     <w:p>
@@ -360,7 +360,7 @@
           <w:color w:val="5A7D3A"/>
           <w:sz w:val="18"/>
         </w:rPr>
-        <w:t>https://pubmed.ncbi.nlm.nih.gov/42788241/</w:t>
+        <w:t>https://pubmed.ncbi.nlm.nih.gov/42823689/</w:t>
       </w:r>
     </w:p>
     <w:p>
@@ -368,7 +368,7 @@
         <w:pStyle w:val="Heading2"/>
       </w:pPr>
       <w:r>
-        <w:t>Stilldauer und Adipositas-assoziierte Krebsrisiken bei Müttern: 60 Jahre Nachbeobachtung ohne Schutzeffekt</w:t>
+        <w:t>Endoskopische Gastroplastie: Nährstoffstatus nach 6 Monaten stabil, Gewichtsverlust anhaltend</w:t>
       </w:r>
     </w:p>
     <w:p>
@@ -378,12 +378,12 @@
           <w:color w:val="666666"/>
           <w:sz w:val="18"/>
         </w:rPr>
-        <w:t>Christensen SH et al.  ·  Matern Child Nutr  ·  Juli 2026  ·  PMID 42775711</w:t>
+        <w:t>Lisboa AF et al.  ·  Arq Bras Cir Dig  ·  28.09.2026  ·  PMID 42820570</w:t>
       </w:r>
     </w:p>
     <w:p>
       <w:r>
-        <w:t>Dänische Geburtskohortenstudie (n=6.880) untersuchte, ob Stilldauer mit reduziertem Risiko für Adipositas-assoziierte Krebserkrankungen bei Müttern verbunden ist.</w:t>
+        <w:t>Retrospektive brasilianische Beobachtungsstudie an 27 adipösen Patienten (88,9% Frauen, mittleres Alter 43,8 Jahre) zur Nährstoffbilanz vor und 6 Monate nach endoskopischer Gastroplastie.</w:t>
       </w:r>
     </w:p>
     <w:p>
@@ -394,7 +394,7 @@
         <w:t xml:space="preserve">Ergebnis: </w:t>
       </w:r>
       <w:r>
-        <w:t>Weder Dauer des ausschließlichen noch irgendeines Stillens zeigte Assoziation mit Adipositas-assoziierten Krebserkrankungen (HR=1,00 [95%-CI: 0,96–1,03] pro Monat), Endometrium-, Ovarial- oder postmenopausalen Brustkrebs über 54 Jahre. Prospektive Studien mit längeren und variablen Stilldauern erforderlich.</w:t>
+        <w:t>Mittlerer BMI von 35,31±8,7 kg/m². Gesamtgewichtsverlust 10±5,7 kg, Übergewichtsverlust 41,1±28,1%. Präoperativ: Eisenmangel (n=1), B12-Mangel (n=2), Vitamin-D-Mangel (n=2), Zinkmangel (n=1), Kalziummangel (n=2), Hyperglykämie (n=4). Postoperativ keine Mangelerscheinungen, stabile Laborwerte (p&gt;0,05), anhaltender Gewichtsverlust. Kurzzeitnachbeobachtung ohne Defizitentwicklung.</w:t>
       </w:r>
     </w:p>
     <w:p>
@@ -409,7 +409,7 @@
         <w:rPr>
           <w:sz w:val="19"/>
         </w:rPr>
-        <w:t>Dänemarks Registerdaten, vergleichbares europäisches Versorgungssystem</w:t>
+        <w:t>Brasilien, Endoskopie übertragbar, aber kleine Fallzahl und 6-Monats-Horizont limitiert</w:t>
       </w:r>
     </w:p>
     <w:p>
@@ -418,65 +418,7 @@
           <w:color w:val="5A7D3A"/>
           <w:sz w:val="18"/>
         </w:rPr>
-        <w:t>https://pubmed.ncbi.nlm.nih.gov/42775711/</w:t>
-      </w:r>
-    </w:p>
-    <w:p>
-      <w:pPr>
-        <w:pStyle w:val="Heading2"/>
-      </w:pPr>
-      <w:r>
-        <w:t>Sonneneinstrahlung und Schlaf: Geschlechtsspezifische Assoziationen mit Adipositas bei portugiesischen Kindern</w:t>
-      </w:r>
-    </w:p>
-    <w:p>
-      <w:r>
-        <w:rPr>
-          <w:i/>
-          <w:color w:val="666666"/>
-          <w:sz w:val="18"/>
-        </w:rPr>
-        <w:t>Dos Santos EA et al.  ·  Am J Hum Biol  ·  Sept. 2026  ·  PMID 42764707</w:t>
-      </w:r>
-    </w:p>
-    <w:p>
-      <w:r>
-        <w:t>Portugiesische Querschnittsstudie (n=4.755, Alter 3–10 Jahre) untersuchte Zusammenhänge zwischen Sonneneinstrahlung, Schlafverhalten und Adipositasindikatoren.</w:t>
-      </w:r>
-    </w:p>
-    <w:p>
-      <w:r>
-        <w:rPr>
-          <w:b/>
-        </w:rPr>
-        <w:t xml:space="preserve">Ergebnis: </w:t>
-      </w:r>
-      <w:r>
-        <w:t>Sonneneinstrahlung zeigte geschlechtsspezifische, bescheidene Assoziationen mit Schlafverhalten. Bei Jungen sonntags negative Assoziation (β=–4,57; 95%-CI: –8,22 bis –0,91; p=0,014), bei Mädchen im vollständig adjustierten Modell keine signifikanten Assoziationen. Umwelt- und Verhaltensfaktoren relevant für Adipositäsprävention.</w:t>
-      </w:r>
-    </w:p>
-    <w:p>
-      <w:r>
-        <w:rPr>
-          <w:b/>
-          <w:sz w:val="19"/>
-        </w:rPr>
-        <w:t xml:space="preserve">Übertragbarkeit: </w:t>
-      </w:r>
-      <w:r>
-        <w:rPr>
-          <w:sz w:val="19"/>
-        </w:rPr>
-        <w:t>Portugal, europäisches Primärversorgungssystem, Public-Health-Erhebung</w:t>
-      </w:r>
-    </w:p>
-    <w:p>
-      <w:r>
-        <w:rPr>
-          <w:color w:val="5A7D3A"/>
-          <w:sz w:val="18"/>
-        </w:rPr>
-        <w:t>https://pubmed.ncbi.nlm.nih.gov/42764707/</w:t>
+        <w:t>https://pubmed.ncbi.nlm.nih.gov/42820570/</w:t>
       </w:r>
     </w:p>
     <w:sectPr>

--- a/download/studien-aktuell.docx
+++ b/download/studien-aktuell.docx
@@ -62,7 +62,7 @@
           <w:color w:val="666666"/>
           <w:sz w:val="18"/>
         </w:rPr>
-        <w:t>Stand: 03.10.2026  |  6 Studien  |  adipositas.m-vf.de</w:t>
+        <w:t>Stand: 04.10.2026  |  5 Studien  |  adipositas.m-vf.de</w:t>
       </w:r>
     </w:p>
     <w:p>
@@ -70,7 +70,7 @@
         <w:pStyle w:val="Heading1"/>
       </w:pPr>
       <w:r>
-        <w:t>Aufgenommen am 03.10.2026</w:t>
+        <w:t>Aufgenommen am 04.10.2026</w:t>
       </w:r>
     </w:p>
     <w:p>
@@ -78,7 +78,7 @@
         <w:pStyle w:val="Heading2"/>
       </w:pPr>
       <w:r>
-        <w:t>Sarkopenische Adipositas assoziiert mit kognitiven Defiziten im höheren Alter</w:t>
+        <w:t>Familienbasierte Intervention: 5,3% der Eltern-Kind-Paare erreichten klinisch bedeutsame Gewichtsziele</w:t>
       </w:r>
     </w:p>
     <w:p>
@@ -88,12 +88,12 @@
           <w:color w:val="666666"/>
           <w:sz w:val="18"/>
         </w:rPr>
-        <w:t>Wang MC et al.  ·  J Cachexia Sarcopenia Muscle  ·  Okt. 2026  ·  PMID 42825653</w:t>
+        <w:t>Vitoratou DI et al.  ·  Pediatr Obes  ·  Okt. 2026  ·  PMID 42827214</w:t>
       </w:r>
     </w:p>
     <w:p>
       <w:r>
-        <w:t>Prospektive taiwanesische Kohortenstudie (2015–2019) an 366 nicht-dementen Älteren (≥69 Jahre) zu sarkopenischer und dynamopener Adipositas und globaler sowie domänenspezifischer Kognition.</w:t>
+        <w:t>Europäische Schulen und Gemeinden: 2402 Familien mit Übergewicht/Adipositas oder Typ-2-Diabetes-Risiko wurden in Feel4Diabetes randomisiert und 2 Jahre nachbeobachtet. Erfolg war definiert als ≥5% Gewichtsverlust bei Eltern und ≥0,15-Punkte-Reduktion des BMI-z bei Kindern.</w:t>
       </w:r>
     </w:p>
     <w:p>
@@ -104,7 +104,7 @@
         <w:t xml:space="preserve">Ergebnis: </w:t>
       </w:r>
       <w:r>
-        <w:t>Sarkopenische Adipositas war assoziiert mit schlechterer globaler Kognition (MoCA-T: β̂=−0,96, 95%-KI −1,80 bis −0,13), Gedächtnis (β̂=−0,38, 95%-KI −0,72 bis −0,04) und Aufmerksamkeit (Trail A: β̂=−0,43, 95%-KI −0,73 bis −0,12). Dynamopene Adipositas zeigte ähnliche Assoziationen. Effekte blieben bei Frauen und APOE-ε4-Nichtträgern bestehen.</w:t>
+        <w:t>Nach 2 Jahren erreichten nur 5,3% beider Familienmitglieder die Zielkriterien. Interventionsgruppeneilnahme (OR 2,56) und Wohnen in wohlhabenderen Ländern unter Sparmaßnahmen (OR 2,44) waren signifikante Erfolgsprädiktor. Mädchen verbesserten sich häufiger als Jungen, vollzeitberufstätige Mütter zeigten niedrigere Erfolgsquoten. Die geringe Quote unterstreicht Limitationen familienbasierter Präventionsprogramme in der Routinepraxis.</w:t>
       </w:r>
     </w:p>
     <w:p>
@@ -119,7 +119,7 @@
         <w:rPr>
           <w:sz w:val="19"/>
         </w:rPr>
-        <w:t>Taiwan, prospektiv, Mechanismus könnten auf Deutschland übertragbar sein</w:t>
+        <w:t>Sechs europäische Länder, vergleichbare Schulstrukturen und Gesundheitssysteme</w:t>
       </w:r>
     </w:p>
     <w:p>
@@ -128,7 +128,7 @@
           <w:color w:val="5A7D3A"/>
           <w:sz w:val="18"/>
         </w:rPr>
-        <w:t>https://pubmed.ncbi.nlm.nih.gov/42825653/</w:t>
+        <w:t>https://pubmed.ncbi.nlm.nih.gov/42827214/</w:t>
       </w:r>
     </w:p>
     <w:p>
@@ -136,7 +136,7 @@
         <w:pStyle w:val="Heading2"/>
       </w:pPr>
       <w:r>
-        <w:t>Gastric Bypass erhöht Antibiotika-Versagen bei Blasenentzündung in der Schwangerschaft</w:t>
+        <w:t>COPD und Adipositas: Mortalität stieg von 0,78 auf 2,63 pro 100.000 (1999–2023)</w:t>
       </w:r>
     </w:p>
     <w:p>
@@ -146,12 +146,12 @@
           <w:color w:val="666666"/>
           <w:sz w:val="18"/>
         </w:rPr>
-        <w:t>Thunbo MØ et al.  ·  Basic Clin Pharmacol Toxicol  ·  Nov. 2026  ·  PMID 42825591</w:t>
+        <w:t>Khan AA et al.  ·  Medicine (Baltimore)  ·  02.10.2026  ·  PMID 42826321</w:t>
       </w:r>
     </w:p>
     <w:p>
       <w:r>
-        <w:t>Registerbasierte dänische Studie an 1985 Schwangerschaften nach Magenbypass und 1,4 Mio. ohne, zur Wirksamkeit von Antibiotika gegen Blasenentzündung.</w:t>
+        <w:t>USA-Mortalitätstrends: 130.958 Todesfälle mit COPD und Adipositas gleichzeitig dokumentiert 1999–2023 aus CDC-Daten mit Alter-Adjustierung auf US-Bevölkerung 2000.</w:t>
       </w:r>
     </w:p>
     <w:p>
@@ -162,7 +162,7 @@
         <w:t xml:space="preserve">Ergebnis: </w:t>
       </w:r>
       <w:r>
-        <w:t>Frauen nach Bypass zeigten 22,6% vs. 12,7% Antibiotikaeinnahme. Bei Exposition stieg das Risiko wiederholter Antibiotikaverschreibung (aOR 1,69, 95%-KI 1,22–2,30) und dokumentierter Blasenentzündung (aOR 2,22, 95%-KI 1,24–3,67). Schwere Komplikationen blieben selten. Die resorptionsbeeinträchtigte Anatomie nach Bypass gefährdet den Behandlungserfolg.</w:t>
+        <w:t>Altersstandardisierte Mortalitätsrate stieg von 0,78 (95%-KI 0,74–0,82) 1999 auf 2,63 (95%-KI 2,57–2,68) 2023 (durchschnittliche jährliche Veränderung +5,14%, 95%-KI 4,09–6,21). Nach 2013 flach, 2018–2021 sprunghaft +17,45%, 2021–2023 fallend −13,45%. Männer und Erwachsene ≥65 Jahre stärker betroffen mit regionalen und ethnischen Unterschieden. Verbindung unklar, Rauchen und Schweregrad nicht erfasst.</w:t>
       </w:r>
     </w:p>
     <w:p>
@@ -177,7 +177,7 @@
         <w:rPr>
           <w:sz w:val="19"/>
         </w:rPr>
-        <w:t>Dänemark, vergleichbares Sozialversicherungssystem, gut übertragbar</w:t>
+        <w:t>USA mit privater Finanzierung, grundlegend andere Gesundheitssystemstruktur</w:t>
       </w:r>
     </w:p>
     <w:p>
@@ -186,7 +186,7 @@
           <w:color w:val="5A7D3A"/>
           <w:sz w:val="18"/>
         </w:rPr>
-        <w:t>https://pubmed.ncbi.nlm.nih.gov/42825591/</w:t>
+        <w:t>https://pubmed.ncbi.nlm.nih.gov/42826321/</w:t>
       </w:r>
     </w:p>
     <w:p>
@@ -194,7 +194,7 @@
         <w:pStyle w:val="Heading2"/>
       </w:pPr>
       <w:r>
-        <w:t>KI-gestütztes Trainingsprogramm: BMI und Körperfett bei Kindern mit Adipositas um 6–9% gesenkt</w:t>
+        <w:t>Metabolisches Syndrom betraf 10–19% junger Arbeitnehmer, Definitionen differierten stark</w:t>
       </w:r>
     </w:p>
     <w:p>
@@ -204,12 +204,12 @@
           <w:color w:val="666666"/>
           <w:sz w:val="18"/>
         </w:rPr>
-        <w:t>Cao L et al.  ·  Front Public Health  ·  17.09.2026  ·  PMID 42824389</w:t>
+        <w:t>Ma L et al.  ·  Medicine (Baltimore)  ·  02.10.2026  ·  PMID 42826298</w:t>
       </w:r>
     </w:p>
     <w:p>
       <w:r>
-        <w:t>Chinesische Pilotstudie mit 19 Kindern mit einfacher Adipositas (mittleres Alter 10,1 Jahre) zu 12-wöchigem individualisierten, KI-unterstütztem Trainingsintervention mit Coaching vor Ort.</w:t>
+        <w:t>Chinesische Querschnittsstudie: 420 Arbeitnehmer im Gesundheitswesen (Alter 20–45 Jahre) mit annuellen Routineuntersuchungen 2022–2024 nach drei Kriterien-Sets (IDF, NCEP ATP III, CDS) klassifiziert.</w:t>
       </w:r>
     </w:p>
     <w:p>
@@ -220,7 +220,7 @@
         <w:t xml:space="preserve">Ergebnis: </w:t>
       </w:r>
       <w:r>
-        <w:t>BMI sank von 25,29±3,56 auf 23,64±3,60 kg/m² (p&lt;0,001, d=0,46), Körperfettmasse von 21,06±6,70 auf 17,94±6,69 kg (p&lt;0,001, d=0,47). Griffstärke, Seilspringen, Sit-ups und posturale Kontrolle verbesserten sich signifikant. Alle 19 Teilnehmer vollendeten ohne unerwünschte Ereignisse. Machbarkeit belegt, weitere RCTs geplant.</w:t>
+        <w:t>Prävalenzen variierten: IDF 15,5%, NCEP ATP III 18,6%, CDS 10,2%. Männer überrepräsentiert. Übereinstimmung fast vollkommen (IDF-NCEP: κ=0,82), substanziell zu CDS (κ=0,61–0,64). Alle Syndrome stark mit 10-Jahres-Herzinfarkt-Risiko (China-PAR) assoziiert: aOR 5,1–7,1. Die unterschiedlichen Prävalenzen je Definition erschweren internationale Vergleichbarkeit.</w:t>
       </w:r>
     </w:p>
     <w:p>
@@ -235,7 +235,7 @@
         <w:rPr>
           <w:sz w:val="19"/>
         </w:rPr>
-        <w:t>China, Machbarkeitsstudie, Übertragbarkeit hängt von Zugang zu KI-Systemen ab</w:t>
+        <w:t>China, begrenzt übertragbar auf deutsche Strukturen und Meßmethoden</w:t>
       </w:r>
     </w:p>
     <w:p>
@@ -244,7 +244,7 @@
           <w:color w:val="5A7D3A"/>
           <w:sz w:val="18"/>
         </w:rPr>
-        <w:t>https://pubmed.ncbi.nlm.nih.gov/42824389/</w:t>
+        <w:t>https://pubmed.ncbi.nlm.nih.gov/42826298/</w:t>
       </w:r>
     </w:p>
     <w:p>
@@ -252,7 +252,7 @@
         <w:pStyle w:val="Heading2"/>
       </w:pPr>
       <w:r>
-        <w:t>Übergewicht bei Medizinstudierenden: Blutdruck erhöht, Lebensqualität aber nicht beeinträchtigt</w:t>
+        <w:t>Semaglutid-Gewichtsverlust stark variabel: Frauen −6% vs. Männer, Typ-2-Diabetes mindert Effekt</w:t>
       </w:r>
     </w:p>
     <w:p>
@@ -262,12 +262,12 @@
           <w:color w:val="666666"/>
           <w:sz w:val="18"/>
         </w:rPr>
-        <w:t>Zieleń-Zynek I et al.  ·  Front Public Health  ·  17.09.2026  ·  PMID 42824148</w:t>
+        <w:t>Tzoulis P  ·  Front Endocrinol (Lausanne)  ·  17.09.2026  ·  PMID 42824923</w:t>
       </w:r>
     </w:p>
     <w:p>
       <w:r>
-        <w:t>Prospektive 2-Jahres-Kohortenstudie an 887 (Folgejahr 705) Medizinstudierenden aus Polen zu Übergewicht, Bluthochdruck und Lebensqualität mittels WHOQOL-BREF.</w:t>
+        <w:t>Narratives Mini-Review: Zusammenfassung von Semaglutid-Wirksamkeitsstudien zur Gewichtsabnahme mit Fokus auf prädiktive Faktoren für individuelle Therapie-Ansprechquoten.</w:t>
       </w:r>
     </w:p>
     <w:p>
@@ -278,7 +278,7 @@
         <w:t xml:space="preserve">Ergebnis: </w:t>
       </w:r>
       <w:r>
-        <w:t>Übergewicht/Adipositas stieg von 12,9% auf 13,6%, signifikant höher bei Männern. Höchste Bluthochdruckraten bei Adipösen (p&lt;0,0001) in beiden Jahren. Gesamtlebensqualität unterschied sich nicht signifikant nach BMI-Kategorien. Finanzielle Schwierigkeiten (OR=1,67–1,91) und chronische Erkrankungen (OR=2,15–2,23) waren unabhängige Prädiktoren niedrigerer Lebensqualität, nicht das BMI selbst.</w:t>
+        <w:t>Hauptprädiktor: Typ-2-Diabetes assoziiert mit signifikant geringerem Gewichtsverlust. Geschlecht: Frauen zeigten durchschnittlich 6% größeren Gewichtsverlust als Männer. Höhere Dosis 7,2 mg überlegen 2,4 mg (Differenz 3%). Alter und Basis-BMI zeigte keine klare Assoziation außer möglicherweise in Jugend (verstärkt) und Übergewicht (vermindert). Genetische Varianten in GLP1-Rezeptor-Gen zeigte bescheidene Effekte. Phänotyp ('hungriger Darm') und Lebensstil-Modifikation unklar. Weitere Validation nötig.</w:t>
       </w:r>
     </w:p>
     <w:p>
@@ -293,7 +293,7 @@
         <w:rPr>
           <w:sz w:val="19"/>
         </w:rPr>
-        <w:t>Polen, europäisches System, vergleichbar mit deutschem Studiensetting</w:t>
+        <w:t>UK-Behandlungen, aber Kostenerstatung und Verfügbarkeit in Deutschland § 34 SGB V unvereinbar</w:t>
       </w:r>
     </w:p>
     <w:p>
@@ -302,7 +302,7 @@
           <w:color w:val="5A7D3A"/>
           <w:sz w:val="18"/>
         </w:rPr>
-        <w:t>https://pubmed.ncbi.nlm.nih.gov/42824148/</w:t>
+        <w:t>https://pubmed.ncbi.nlm.nih.gov/42824923/</w:t>
       </w:r>
     </w:p>
     <w:p>
@@ -310,7 +310,7 @@
         <w:pStyle w:val="Heading2"/>
       </w:pPr>
       <w:r>
-        <w:t>Adipositas verschärft Asthma: 67% höhere Hospitalisierungsrate</w:t>
+        <w:t>Kaumuskulatur größer bei höherem BMI und Bauchumfang, unterschiedlich nach Geschlecht</w:t>
       </w:r>
     </w:p>
     <w:p>
@@ -320,12 +320,12 @@
           <w:color w:val="666666"/>
           <w:sz w:val="18"/>
         </w:rPr>
-        <w:t>Scott HA et al.  ·  Respir Res  ·  21.08.2026  ·  PMID 42823689</w:t>
+        <w:t>Meisel P et al.  ·  J Oral Biosci  ·  16.09.2026  ·  PMID 42748522</w:t>
       </w:r>
     </w:p>
     <w:p>
       <w:r>
-        <w:t>Australasische Schweregrad-Asthma-Registry mit 1019 Patienten (882 schwer, 137 nicht-schwer) zur Rolle von Adipositas auf Asthma-Ergebnisse und Atemwegentzündung.</w:t>
+        <w:t>Deutsch-baltische Bevölkerungskohort SHIP-2 (n=665, Alter 30–93 Jahre): MRT-Querschnittsflächen der Kau- (Masseter, Pterygoideus-Muskeln) und anthropometrische Daten an Baseline und 10-Jahres-Follow-up gemessen.</w:t>
       </w:r>
     </w:p>
     <w:p>
@@ -336,7 +336,7 @@
         <w:t xml:space="preserve">Ergebnis: </w:t>
       </w:r>
       <w:r>
-        <w:t>Adipöse Patienten mit schwerem Asthma zeigten 26,2% vs. 15,7% Spitaleinweisungen im Vorjahr (p&lt;0,001), schlechtere Asthmakontrolle, reduzierte Lungenfunktion und erhöhte Sputum-Neutrophile. Geschlechtsspezifisch: Neutrophile korrelierten mit BMI bei Frauen (rs=0,370, p=0,003), nicht bei Männern (rs=0,092, p=0,495).</w:t>
+        <w:t>Kaumuskelquerschnitte positiv assoziiert mit BMI und Bauchumfang. Bei Männern primär Musculus medialis pterygoideus mit Adipositas-Indikatoren assoziiert (p&lt;0,001). Masseter-Fläche in beiden Geschlechtern mit BMI und Bauchumfang verbunden, Bauchumfang attenuierte BMI-Assoziation. Zahnzahl positiv mit Muskelquerschnitten korreliert (p&lt;0,001), klinischer Attachement-Verlust nur bei Frauen negativ mit Adipositas verknüpft. 10-Jahres-BMI- und Bauchumfang-Zunahmen assoziiert mit Masseter und medialem Pterygoideus bei Männern (p&lt;0,001), nicht bei Frauen (p&gt;0,30).</w:t>
       </w:r>
     </w:p>
     <w:p>
@@ -351,7 +351,7 @@
         <w:rPr>
           <w:sz w:val="19"/>
         </w:rPr>
-        <w:t>Australien/Neuseeland, ähnlicher Versorgungsauftrag, teilweise übertragbar</w:t>
+        <w:t>Deutsche Klinikdaten aus prospektiver Kohort, vergleichbare Bildgebungsprotokolle</w:t>
       </w:r>
     </w:p>
     <w:p>
@@ -360,65 +360,7 @@
           <w:color w:val="5A7D3A"/>
           <w:sz w:val="18"/>
         </w:rPr>
-        <w:t>https://pubmed.ncbi.nlm.nih.gov/42823689/</w:t>
-      </w:r>
-    </w:p>
-    <w:p>
-      <w:pPr>
-        <w:pStyle w:val="Heading2"/>
-      </w:pPr>
-      <w:r>
-        <w:t>Endoskopische Gastroplastie: Nährstoffstatus nach 6 Monaten stabil, Gewichtsverlust anhaltend</w:t>
-      </w:r>
-    </w:p>
-    <w:p>
-      <w:r>
-        <w:rPr>
-          <w:i/>
-          <w:color w:val="666666"/>
-          <w:sz w:val="18"/>
-        </w:rPr>
-        <w:t>Lisboa AF et al.  ·  Arq Bras Cir Dig  ·  28.09.2026  ·  PMID 42820570</w:t>
-      </w:r>
-    </w:p>
-    <w:p>
-      <w:r>
-        <w:t>Retrospektive brasilianische Beobachtungsstudie an 27 adipösen Patienten (88,9% Frauen, mittleres Alter 43,8 Jahre) zur Nährstoffbilanz vor und 6 Monate nach endoskopischer Gastroplastie.</w:t>
-      </w:r>
-    </w:p>
-    <w:p>
-      <w:r>
-        <w:rPr>
-          <w:b/>
-        </w:rPr>
-        <w:t xml:space="preserve">Ergebnis: </w:t>
-      </w:r>
-      <w:r>
-        <w:t>Mittlerer BMI von 35,31±8,7 kg/m². Gesamtgewichtsverlust 10±5,7 kg, Übergewichtsverlust 41,1±28,1%. Präoperativ: Eisenmangel (n=1), B12-Mangel (n=2), Vitamin-D-Mangel (n=2), Zinkmangel (n=1), Kalziummangel (n=2), Hyperglykämie (n=4). Postoperativ keine Mangelerscheinungen, stabile Laborwerte (p&gt;0,05), anhaltender Gewichtsverlust. Kurzzeitnachbeobachtung ohne Defizitentwicklung.</w:t>
-      </w:r>
-    </w:p>
-    <w:p>
-      <w:r>
-        <w:rPr>
-          <w:b/>
-          <w:sz w:val="19"/>
-        </w:rPr>
-        <w:t xml:space="preserve">Übertragbarkeit: </w:t>
-      </w:r>
-      <w:r>
-        <w:rPr>
-          <w:sz w:val="19"/>
-        </w:rPr>
-        <w:t>Brasilien, Endoskopie übertragbar, aber kleine Fallzahl und 6-Monats-Horizont limitiert</w:t>
-      </w:r>
-    </w:p>
-    <w:p>
-      <w:r>
-        <w:rPr>
-          <w:color w:val="5A7D3A"/>
-          <w:sz w:val="18"/>
-        </w:rPr>
-        <w:t>https://pubmed.ncbi.nlm.nih.gov/42820570/</w:t>
+        <w:t>https://pubmed.ncbi.nlm.nih.gov/42748522/</w:t>
       </w:r>
     </w:p>
     <w:sectPr>

--- a/download/studien-aktuell.docx
+++ b/download/studien-aktuell.docx
@@ -62,7 +62,7 @@
           <w:color w:val="666666"/>
           <w:sz w:val="18"/>
         </w:rPr>
-        <w:t>Stand: 04.10.2026  |  5 Studien  |  adipositas.m-vf.de</w:t>
+        <w:t>Stand: 05.10.2026  |  6 Studien  |  adipositas.m-vf.de</w:t>
       </w:r>
     </w:p>
     <w:p>
@@ -70,7 +70,7 @@
         <w:pStyle w:val="Heading1"/>
       </w:pPr>
       <w:r>
-        <w:t>Aufgenommen am 04.10.2026</w:t>
+        <w:t>Aufgenommen am 05.10.2026</w:t>
       </w:r>
     </w:p>
     <w:p>
@@ -78,7 +78,7 @@
         <w:pStyle w:val="Heading2"/>
       </w:pPr>
       <w:r>
-        <w:t>Familienbasierte Intervention: 5,3% der Eltern-Kind-Paare erreichten klinisch bedeutsame Gewichtsziele</w:t>
+        <w:t>BMI-Anforderungen für Organtransplantation in USA: Drei Staaten mit Ausschlusskriterium, 32 unklar</w:t>
       </w:r>
     </w:p>
     <w:p>
@@ -88,12 +88,12 @@
           <w:color w:val="666666"/>
           <w:sz w:val="18"/>
         </w:rPr>
-        <w:t>Vitoratou DI et al.  ·  Pediatr Obes  ·  Okt. 2026  ·  PMID 42827214</w:t>
+        <w:t>Klitenic SB et al.  ·  Clin Transplant  ·  Okt. 2026  ·  PMID 42829945</w:t>
       </w:r>
     </w:p>
     <w:p>
       <w:r>
-        <w:t>Europäische Schulen und Gemeinden: 2402 Familien mit Übergewicht/Adipositas oder Typ-2-Diabetes-Risiko wurden in Feel4Diabetes randomisiert und 2 Jahre nachbeobachtet. Erfolg war definiert als ≥5% Gewichtsverlust bei Eltern und ≥0,15-Punkte-Reduktion des BMI-z bei Kindern.</w:t>
+        <w:t>Ein Review aller 50 US-Bundesstaaten identifizierte, ob Medicaid explizite BMI-Grenzen für die Kostenübernahme von Herz-, Lungen-, Leber-, Nieren-, Pankreas- oder Dünndarmtransplantationen haben.</w:t>
       </w:r>
     </w:p>
     <w:p>
@@ -104,7 +104,7 @@
         <w:t xml:space="preserve">Ergebnis: </w:t>
       </w:r>
       <w:r>
-        <w:t>Nach 2 Jahren erreichten nur 5,3% beider Familienmitglieder die Zielkriterien. Interventionsgruppeneilnahme (OR 2,56) und Wohnen in wohlhabenderen Ländern unter Sparmaßnahmen (OR 2,44) waren signifikante Erfolgsprädiktor. Mädchen verbesserten sich häufiger als Jungen, vollzeitberufstätige Mütter zeigten niedrigere Erfolgsquoten. Die geringe Quote unterstreicht Limitationen familienbasierter Präventionsprogramme in der Routinepraxis.</w:t>
+        <w:t>Nur drei Staaten (Hawaii, Iowa, North Carolina) hatten restriktive BMI-Vorgaben – allein für Herz, Lunge und kombinierte Transplantationen. 32 Staaten und DC hatten teils restriktive Richtlinien; 15 hatten keine. Kriterien stammten meist von Managed-Care-Organisationen, nicht von staatlicher Regulierung. Keine Beschränkung für Nieren-, Leber- oder Pankreas-Transplantation.</w:t>
       </w:r>
     </w:p>
     <w:p>
@@ -119,7 +119,7 @@
         <w:rPr>
           <w:sz w:val="19"/>
         </w:rPr>
-        <w:t>Sechs europäische Länder, vergleichbare Schulstrukturen und Gesundheitssysteme</w:t>
+        <w:t>USA, Medicaid-System nicht mit deutschem SGB V vergleichbar; Erstattungsfragen jedoch relevant</w:t>
       </w:r>
     </w:p>
     <w:p>
@@ -128,7 +128,7 @@
           <w:color w:val="5A7D3A"/>
           <w:sz w:val="18"/>
         </w:rPr>
-        <w:t>https://pubmed.ncbi.nlm.nih.gov/42827214/</w:t>
+        <w:t>https://pubmed.ncbi.nlm.nih.gov/42829945/</w:t>
       </w:r>
     </w:p>
     <w:p>
@@ -136,7 +136,7 @@
         <w:pStyle w:val="Heading2"/>
       </w:pPr>
       <w:r>
-        <w:t>COPD und Adipositas: Mortalität stieg von 0,78 auf 2,63 pro 100.000 (1999–2023)</w:t>
+        <w:t>GLP-1-Rezeptoragonisten senken 90-Tage-Mortalität nach Sepsis um 19 % gegenüber SGLT2-Inhibitoren</w:t>
       </w:r>
     </w:p>
     <w:p>
@@ -146,12 +146,12 @@
           <w:color w:val="666666"/>
           <w:sz w:val="18"/>
         </w:rPr>
-        <w:t>Khan AA et al.  ·  Medicine (Baltimore)  ·  02.10.2026  ·  PMID 42826321</w:t>
+        <w:t>Liu HH et al.  ·  Drug Des Devel Ther  ·  29.09.2026  ·  PMID 42829714</w:t>
       </w:r>
     </w:p>
     <w:p>
       <w:r>
-        <w:t>USA-Mortalitätstrends: 130.958 Todesfälle mit COPD und Adipositas gleichzeitig dokumentiert 1999–2023 aus CDC-Daten mit Alter-Adjustierung auf US-Bevölkerung 2000.</w:t>
+        <w:t>Eine retrospektive Kohortenanalyse von 11.969 Patienten pro Gruppe mit Typ-2-Diabetes, die vor Sepsisaufnahme entweder GLP-1-Rezeptoragonisten oder SGLT2-Inhibitoren erhielten, verglich klinische Ergebnisse.</w:t>
       </w:r>
     </w:p>
     <w:p>
@@ -162,7 +162,7 @@
         <w:t xml:space="preserve">Ergebnis: </w:t>
       </w:r>
       <w:r>
-        <w:t>Altersstandardisierte Mortalitätsrate stieg von 0,78 (95%-KI 0,74–0,82) 1999 auf 2,63 (95%-KI 2,57–2,68) 2023 (durchschnittliche jährliche Veränderung +5,14%, 95%-KI 4,09–6,21). Nach 2013 flach, 2018–2021 sprunghaft +17,45%, 2021–2023 fallend −13,45%. Männer und Erwachsene ≥65 Jahre stärker betroffen mit regionalen und ethnischen Unterschieden. Verbindung unklar, Rauchen und Schweregrad nicht erfasst.</w:t>
+        <w:t>Unter GLP-1-RA-Exposition betrug die 90-Tage-Mortalität 48,6 pro 100 Personenjahre vs. 60,6 unter SGLT2i (Hazard Ratio 0,81; 95%-KI 0,75–0,88). Auch schwerwiegende kardiovaskuläre Ereignisse waren seltener (HR 0,77). Die Effekte waren bei Subgruppenanalysen konsistent, doch der E-Wert (1,6) und Baselineunterschiede deuten auf residuelle Verwirrung hin.</w:t>
       </w:r>
     </w:p>
     <w:p>
@@ -177,7 +177,7 @@
         <w:rPr>
           <w:sz w:val="19"/>
         </w:rPr>
-        <w:t>USA mit privater Finanzierung, grundlegend andere Gesundheitssystemstruktur</w:t>
+        <w:t>USA, TriNetX-Netzwerk; Aussage über Arzneimittelvorteil bei Sepsis ist systemübergreifend relevant, aber Kostenumdefinition in Deutschland andere</w:t>
       </w:r>
     </w:p>
     <w:p>
@@ -186,7 +186,7 @@
           <w:color w:val="5A7D3A"/>
           <w:sz w:val="18"/>
         </w:rPr>
-        <w:t>https://pubmed.ncbi.nlm.nih.gov/42826321/</w:t>
+        <w:t>https://pubmed.ncbi.nlm.nih.gov/42829714/</w:t>
       </w:r>
     </w:p>
     <w:p>
@@ -194,7 +194,7 @@
         <w:pStyle w:val="Heading2"/>
       </w:pPr>
       <w:r>
-        <w:t>Metabolisches Syndrom betraf 10–19% junger Arbeitnehmer, Definitionen differierten stark</w:t>
+        <w:t>Nachtschichten bei Pflegekräften: 6,7-fach höheres Metabolisches-Syndrom-Risiko bei ≥4 Schichten/Monat</w:t>
       </w:r>
     </w:p>
     <w:p>
@@ -204,12 +204,12 @@
           <w:color w:val="666666"/>
           <w:sz w:val="18"/>
         </w:rPr>
-        <w:t>Ma L et al.  ·  Medicine (Baltimore)  ·  02.10.2026  ·  PMID 42826298</w:t>
+        <w:t>Yang Y et al.  ·  Front Public Health  ·  18.09.2026  ·  PMID 42827874</w:t>
       </w:r>
     </w:p>
     <w:p>
       <w:r>
-        <w:t>Chinesische Querschnittsstudie: 420 Arbeitnehmer im Gesundheitswesen (Alter 20–45 Jahre) mit annuellen Routineuntersuchungen 2022–2024 nach drei Kriterien-Sets (IDF, NCEP ATP III, CDS) klassifiziert.</w:t>
+        <w:t>Eine Querschnittsstudie von 719 Gesundheitsbeschäftigten in China untersuchte, ob Nachtschichthäufigkeit das Metabolische Syndrom (MetS) über Stress und Schlafqualität vorhersagt.</w:t>
       </w:r>
     </w:p>
     <w:p>
@@ -220,7 +220,7 @@
         <w:t xml:space="preserve">Ergebnis: </w:t>
       </w:r>
       <w:r>
-        <w:t>Prävalenzen variierten: IDF 15,5%, NCEP ATP III 18,6%, CDS 10,2%. Männer überrepräsentiert. Übereinstimmung fast vollkommen (IDF-NCEP: κ=0,82), substanziell zu CDS (κ=0,61–0,64). Alle Syndrome stark mit 10-Jahres-Herzinfarkt-Risiko (China-PAR) assoziiert: aOR 5,1–7,1. Die unterschiedlichen Prävalenzen je Definition erschweren internationale Vergleichbarkeit.</w:t>
+        <w:t>Von 719 Fachkräften hatten 124 (17,2 %) MetS. Bei ≥4 Nachtschichten pro Monat war die bereinigte Odds Ratio 6,65 (95%-KI 2,56–17,28) gegenüber 0 Schichten. Die indirekte Assoziation über beruflichen Stress betrug 27,7 % der Gesamtassoziation und war bei schlechterer Schlafqualität stärker. Dies deutet auf einen therapeutischen Ansatzpunkt hin.</w:t>
       </w:r>
     </w:p>
     <w:p>
@@ -235,7 +235,7 @@
         <w:rPr>
           <w:sz w:val="19"/>
         </w:rPr>
-        <w:t>China, begrenzt übertragbar auf deutsche Strukturen und Meßmethoden</w:t>
+        <w:t>China, aber berufliche Arbeitsbedingungen in der Pflege sind systemübergreifend ähnlich</w:t>
       </w:r>
     </w:p>
     <w:p>
@@ -244,7 +244,7 @@
           <w:color w:val="5A7D3A"/>
           <w:sz w:val="18"/>
         </w:rPr>
-        <w:t>https://pubmed.ncbi.nlm.nih.gov/42826298/</w:t>
+        <w:t>https://pubmed.ncbi.nlm.nih.gov/42827874/</w:t>
       </w:r>
     </w:p>
     <w:p>
@@ -252,7 +252,7 @@
         <w:pStyle w:val="Heading2"/>
       </w:pPr>
       <w:r>
-        <w:t>Semaglutid-Gewichtsverlust stark variabel: Frauen −6% vs. Männer, Typ-2-Diabetes mindert Effekt</w:t>
+        <w:t>Polnische Adipositas-Dokumentation: vier ICD-10-Serien ergeben 4,7-fachen Unterschied</w:t>
       </w:r>
     </w:p>
     <w:p>
@@ -262,12 +262,12 @@
           <w:color w:val="666666"/>
           <w:sz w:val="18"/>
         </w:rPr>
-        <w:t>Tzoulis P  ·  Front Endocrinol (Lausanne)  ·  17.09.2026  ·  PMID 42824923</w:t>
+        <w:t>Poboży M et al.  ·  Front Public Health  ·  18.09.2026  ·  PMID 42827465</w:t>
       </w:r>
     </w:p>
     <w:p>
       <w:r>
-        <w:t>Narratives Mini-Review: Zusammenfassung von Semaglutid-Wirksamkeitsstudien zur Gewichtsabnahme mit Fokus auf prädiktive Faktoren für individuelle Therapie-Ansprechquoten.</w:t>
+        <w:t>Eine Auditierung der polnischen National Health Fund-Daten von 2015–2025 zeigte, dass dieselbe ICD-10-E66-Kodierung je nach analytischer Definition vier völlig unterschiedliche administrative Trajektorien liefert, was Surveillance und Politikentscheidungen erschwert.</w:t>
       </w:r>
     </w:p>
     <w:p>
@@ -278,7 +278,7 @@
         <w:t xml:space="preserve">Ergebnis: </w:t>
       </w:r>
       <w:r>
-        <w:t>Hauptprädiktor: Typ-2-Diabetes assoziiert mit signifikant geringerem Gewichtsverlust. Geschlecht: Frauen zeigten durchschnittlich 6% größeren Gewichtsverlust als Männer. Höhere Dosis 7,2 mg überlegen 2,4 mg (Differenz 3%). Alter und Basis-BMI zeigte keine klare Assoziation außer möglicherweise in Jugend (verstärkt) und Übergewicht (vermindert). Genetische Varianten in GLP1-Rezeptor-Gen zeigte bescheidene Effekte. Phänotyp ('hungriger Darm') und Lebensstil-Modifikation unklar. Weitere Validation nötig.</w:t>
+        <w:t>Je nach Messmethode lagen 2025 zwischen 325.769 und 1.534.022 Personen mit Adipositas in den Datenreihen vor; die jährliche prozentuale Veränderung reichte von 10,5 bis 14,5 %. Während 2020 die Morbidität nur um 3,5 % absank, betrug der Rückgang bei Serien mit aktueller Aktivität −39,4 bis −44,3 %. Das zeigt, dass Wachstumsmeldungen nicht zwischen echter klinischer Zunahme und Veränderungen bei Erfassung, Zugang und Dokumentation unterscheiden können.</w:t>
       </w:r>
     </w:p>
     <w:p>
@@ -293,7 +293,7 @@
         <w:rPr>
           <w:sz w:val="19"/>
         </w:rPr>
-        <w:t>UK-Behandlungen, aber Kostenerstatung und Verfügbarkeit in Deutschland § 34 SGB V unvereinbar</w:t>
+        <w:t>Polen, vergleichbares Versicherungssystem, direkt auf deutsche Kodierungsprobleme übertragbar</w:t>
       </w:r>
     </w:p>
     <w:p>
@@ -302,7 +302,7 @@
           <w:color w:val="5A7D3A"/>
           <w:sz w:val="18"/>
         </w:rPr>
-        <w:t>https://pubmed.ncbi.nlm.nih.gov/42824923/</w:t>
+        <w:t>https://pubmed.ncbi.nlm.nih.gov/42827465/</w:t>
       </w:r>
     </w:p>
     <w:p>
@@ -310,7 +310,7 @@
         <w:pStyle w:val="Heading2"/>
       </w:pPr>
       <w:r>
-        <w:t>Kaumuskulatur größer bei höherem BMI und Bauchumfang, unterschiedlich nach Geschlecht</w:t>
+        <w:t>TyG-Waist-Circumference vorhersagt kardiovaskuläre Ereignisse bei älteren Landbewohnern besser als TyG-Index allein</w:t>
       </w:r>
     </w:p>
     <w:p>
@@ -320,12 +320,12 @@
           <w:color w:val="666666"/>
           <w:sz w:val="18"/>
         </w:rPr>
-        <w:t>Meisel P et al.  ·  J Oral Biosci  ·  16.09.2026  ·  PMID 42748522</w:t>
+        <w:t>Xue Y et al.  ·  Front Endocrinol (Lausanne)  ·  30.09.2026  ·  PMID 42818901</w:t>
       </w:r>
     </w:p>
     <w:p>
       <w:r>
-        <w:t>Deutsch-baltische Bevölkerungskohort SHIP-2 (n=665, Alter 30–93 Jahre): MRT-Querschnittsflächen der Kau- (Masseter, Pterygoideus-Muskeln) und anthropometrische Daten an Baseline und 10-Jahres-Follow-up gemessen.</w:t>
+        <w:t>Eine 6-jährige Kohortenanalyse von 4.169 älteren Landbewohnern (≥65 Jahre) in China verglich die prädiktive Kraft von Basis-, kumulative Exposition und jährliche Änderungen des Triglyzerid-Glukose-Index und seiner Ableitungen für kardiovaskuläre Ereignisse.</w:t>
       </w:r>
     </w:p>
     <w:p>
@@ -336,7 +336,7 @@
         <w:t xml:space="preserve">Ergebnis: </w:t>
       </w:r>
       <w:r>
-        <w:t>Kaumuskelquerschnitte positiv assoziiert mit BMI und Bauchumfang. Bei Männern primär Musculus medialis pterygoideus mit Adipositas-Indikatoren assoziiert (p&lt;0,001). Masseter-Fläche in beiden Geschlechtern mit BMI und Bauchumfang verbunden, Bauchumfang attenuierte BMI-Assoziation. Zahnzahl positiv mit Muskelquerschnitten korreliert (p&lt;0,001), klinischer Attachement-Verlust nur bei Frauen negativ mit Adipositas verknüpft. 10-Jahres-BMI- und Bauchumfang-Zunahmen assoziiert mit Masseter und medialem Pterygoideus bei Männern (p&lt;0,001), nicht bei Frauen (p&gt;0,30).</w:t>
+        <w:t>822 kardiovaskuläre Ereignisse ereigneten sich während des Nachbeobachtung. Basis- und kumulative TyG-WC zeigten konsistent starke Assoziationen (p &lt; 0,001), mit kumulativen Maßen etwas stärker. Jährliche Mittelwertänderungen waren schwächer prädiktiv. TyG-WC zeigte über alle Nachbeobachtungszeiträume optimale prädiktive Performance; die Basis-Messung war so wertvoll wie die kumulative.</w:t>
       </w:r>
     </w:p>
     <w:p>
@@ -351,7 +351,7 @@
         <w:rPr>
           <w:sz w:val="19"/>
         </w:rPr>
-        <w:t>Deutsche Klinikdaten aus prospektiver Kohort, vergleichbare Bildgebungsprotokolle</w:t>
+        <w:t>China, aber Screening-Methodik in ländlichen Primärversorgungssettings systemübergreifend anwendbar</w:t>
       </w:r>
     </w:p>
     <w:p>
@@ -360,7 +360,65 @@
           <w:color w:val="5A7D3A"/>
           <w:sz w:val="18"/>
         </w:rPr>
-        <w:t>https://pubmed.ncbi.nlm.nih.gov/42748522/</w:t>
+        <w:t>https://pubmed.ncbi.nlm.nih.gov/42818901/</w:t>
+      </w:r>
+    </w:p>
+    <w:p>
+      <w:pPr>
+        <w:pStyle w:val="Heading2"/>
+      </w:pPr>
+      <w:r>
+        <w:t>Höheres BMI verschlechtert Lymphknotentransfer-Ergebnis um 30–50 % bei Lymphödem</w:t>
+      </w:r>
+    </w:p>
+    <w:p>
+      <w:r>
+        <w:rPr>
+          <w:i/>
+          <w:color w:val="666666"/>
+          <w:sz w:val="18"/>
+        </w:rPr>
+        <w:t>Kappos EA et al.  ·  J Plast Reconstr Aesthet Surg  ·  02.08.2026  ·  PMID 42594515</w:t>
+      </w:r>
+    </w:p>
+    <w:p>
+      <w:r>
+        <w:t>Eine prospektive multizentrische Kohortenstudie (2016–2025) aus der Schweiz und Deutschland prüfte, ob Geschlecht, Alter und BMI die Langzeitergebnisse von Lymphgefäßanastomose oder vaskulärisiertem Lymphknotentransfer beeinflussen.</w:t>
+      </w:r>
+    </w:p>
+    <w:p>
+      <w:r>
+        <w:rPr>
+          <w:b/>
+        </w:rPr>
+        <w:t xml:space="preserve">Ergebnis: </w:t>
+      </w:r>
+      <w:r>
+        <w:t>Bei Lymphödem der oberen Extremität war höheres BMI mit ungünstigerer Therapieantwort assoziiert (relatives Übergewichtsreduktionsmaß nach 12 und 18 Monaten signifikant erniedrigt). Männer mit Unterschenkelödem zeigten bessere Ansprechraten. Komplikationsraten unterschieden sich nicht. Präoperativer Gewichtsverlust könnte die Ergebnisse verbessern.</w:t>
+      </w:r>
+    </w:p>
+    <w:p>
+      <w:r>
+        <w:rPr>
+          <w:b/>
+          <w:sz w:val="19"/>
+        </w:rPr>
+        <w:t xml:space="preserve">Übertragbarkeit: </w:t>
+      </w:r>
+      <w:r>
+        <w:rPr>
+          <w:sz w:val="19"/>
+        </w:rPr>
+        <w:t>Schweiz und Deutschland, direkt übertragbar auf deutsches Gesundheitssystem</w:t>
+      </w:r>
+    </w:p>
+    <w:p>
+      <w:r>
+        <w:rPr>
+          <w:color w:val="5A7D3A"/>
+          <w:sz w:val="18"/>
+        </w:rPr>
+        <w:t>https://pubmed.ncbi.nlm.nih.gov/42594515/</w:t>
       </w:r>
     </w:p>
     <w:sectPr>

--- a/download/studien-aktuell.docx
+++ b/download/studien-aktuell.docx
@@ -62,7 +62,7 @@
           <w:color w:val="666666"/>
           <w:sz w:val="18"/>
         </w:rPr>
-        <w:t>Stand: 05.10.2026  |  6 Studien  |  adipositas.m-vf.de</w:t>
+        <w:t>Stand: 06.10.2026  |  6 Studien  |  adipositas.m-vf.de</w:t>
       </w:r>
     </w:p>
     <w:p>
@@ -70,7 +70,7 @@
         <w:pStyle w:val="Heading1"/>
       </w:pPr>
       <w:r>
-        <w:t>Aufgenommen am 05.10.2026</w:t>
+        <w:t>Aufgenommen am 06.10.2026</w:t>
       </w:r>
     </w:p>
     <w:p>
@@ -78,7 +78,7 @@
         <w:pStyle w:val="Heading2"/>
       </w:pPr>
       <w:r>
-        <w:t>BMI-Anforderungen für Organtransplantation in USA: Drei Staaten mit Ausschlusskriterium, 32 unklar</w:t>
+        <w:t>Fettfreie Körpermasse nach Adipositaschirurgie variiert nach Geschlecht und Menopausenstatus, Fitness verbessert sich dennoch</w:t>
       </w:r>
     </w:p>
     <w:p>
@@ -88,12 +88,12 @@
           <w:color w:val="666666"/>
           <w:sz w:val="18"/>
         </w:rPr>
-        <w:t>Klitenic SB et al.  ·  Clin Transplant  ·  Okt. 2026  ·  PMID 42829945</w:t>
+        <w:t>van der Meer R et al.  ·  Am J Clin Nutr  ·  04.09.2026  ·  PMID 42833817</w:t>
       </w:r>
     </w:p>
     <w:p>
       <w:r>
-        <w:t>Ein Review aller 50 US-Bundesstaaten identifizierte, ob Medicaid explizite BMI-Grenzen für die Kostenübernahme von Herz-, Lungen-, Leber-, Nieren-, Pankreas- oder Dünndarmtransplantationen haben.</w:t>
+        <w:t>Longitudinale Kohortenstudie (SOPHIA) mit 1.022 Personen nach Adipositaschirurgie (221 Männer, 614 prämenopausale Frauen, 187 postmenopausale Frauen): Muster der fettfreien Körpermasse und kardiorespiratorische Fitness über ≥18 Monate bis 72 Monate nach Operation.</w:t>
       </w:r>
     </w:p>
     <w:p>
@@ -104,7 +104,7 @@
         <w:t xml:space="preserve">Ergebnis: </w:t>
       </w:r>
       <w:r>
-        <w:t>Nur drei Staaten (Hawaii, Iowa, North Carolina) hatten restriktive BMI-Vorgaben – allein für Herz, Lunge und kombinierte Transplantationen. 32 Staaten und DC hatten teils restriktive Richtlinien; 15 hatten keine. Kriterien stammten meist von Managed-Care-Organisationen, nicht von staatlicher Regulierung. Keine Beschränkung für Nieren-, Leber- oder Pankreas-Transplantation.</w:t>
+        <w:t>Bei 24 Monaten: prämenopausale Frauen verloren niedrigsten Anteil an fettfreier Körpermasse relativ zu Gewichtsverlust (24,7% vs. 27,1% Männer und 28,7% postmenopausale Frauen). Trotz substantiellem Verlust an fettfreier Körpermasse verbesserte sich maximale Sauerstoffaufnahme signifikant in allen Gruppen. Postoperative Veränderungen der fettfreien Körpermasse waren nicht unabhängig mit kardiorespiratorischer Fitness assoziiert.</w:t>
       </w:r>
     </w:p>
     <w:p>
@@ -119,7 +119,7 @@
         <w:rPr>
           <w:sz w:val="19"/>
         </w:rPr>
-        <w:t>USA, Medicaid-System nicht mit deutschem SGB V vergleichbar; Erstattungsfragen jedoch relevant</w:t>
+        <w:t>Niederlande, spezialisierte Adipositaschirurgie-Kohorte, vergleichbar mit deutschem System</w:t>
       </w:r>
     </w:p>
     <w:p>
@@ -128,7 +128,7 @@
           <w:color w:val="5A7D3A"/>
           <w:sz w:val="18"/>
         </w:rPr>
-        <w:t>https://pubmed.ncbi.nlm.nih.gov/42829945/</w:t>
+        <w:t>https://pubmed.ncbi.nlm.nih.gov/42833817/</w:t>
       </w:r>
     </w:p>
     <w:p>
@@ -136,7 +136,7 @@
         <w:pStyle w:val="Heading2"/>
       </w:pPr>
       <w:r>
-        <w:t>GLP-1-Rezeptoragonisten senken 90-Tage-Mortalität nach Sepsis um 19 % gegenüber SGLT2-Inhibitoren</w:t>
+        <w:t>Kaiserschnitt moderat mit Übergewicht bei 6-jährigen Kindern assoziiert, Geschlecht mediiert Effekt</w:t>
       </w:r>
     </w:p>
     <w:p>
@@ -146,12 +146,12 @@
           <w:color w:val="666666"/>
           <w:sz w:val="18"/>
         </w:rPr>
-        <w:t>Liu HH et al.  ·  Drug Des Devel Ther  ·  29.09.2026  ·  PMID 42829714</w:t>
+        <w:t>Terashita S et al.  ·  Eur J Pediatr  ·  05.10.2026  ·  PMID 42832097</w:t>
       </w:r>
     </w:p>
     <w:p>
       <w:r>
-        <w:t>Eine retrospektive Kohortenanalyse von 11.969 Patienten pro Gruppe mit Typ-2-Diabetes, die vor Sepsisaufnahme entweder GLP-1-Rezeptoragonisten oder SGLT2-Inhibitoren erhielten, verglich klinische Ergebnisse.</w:t>
+        <w:t>Prospektive Kohortenstudie Japan Environment and Children's Study mit 64.281 Mutter-Kind-Paaren: Zusammenhang zwischen Kaiserschnitt-Entbindung und Übergewicht im Alter 6 Jahren nach internationalen Klassifikationskriterien.</w:t>
       </w:r>
     </w:p>
     <w:p>
@@ -162,7 +162,7 @@
         <w:t xml:space="preserve">Ergebnis: </w:t>
       </w:r>
       <w:r>
-        <w:t>Unter GLP-1-RA-Exposition betrug die 90-Tage-Mortalität 48,6 pro 100 Personenjahre vs. 60,6 unter SGLT2i (Hazard Ratio 0,81; 95%-KI 0,75–0,88). Auch schwerwiegende kardiovaskuläre Ereignisse waren seltener (HR 0,77). Die Effekte waren bei Subgruppenanalysen konsistent, doch der E-Wert (1,6) und Baselineunterschiede deuten auf residuelle Verwirrung hin.</w:t>
+        <w:t>Übergewicht bei 6 Jahren häufiger nach Kaiserschnitt als vaginal (10,7% vs. 8,8%). Nach Anpassung: adjustierte OR 1,09 (95%-KI 1,02–1,16). Geschlechtsspezifische Analysen zeigten: Kaiserschnitt mit neu entwickeltem Übergewicht zwischen 3–6 Jahren bei Mädchen, nicht bei Jungen assoziiert. Kaiserschnitt nicht signifikant mit früherer adiposity rebound assoziiert.</w:t>
       </w:r>
     </w:p>
     <w:p>
@@ -177,7 +177,7 @@
         <w:rPr>
           <w:sz w:val="19"/>
         </w:rPr>
-        <w:t>USA, TriNetX-Netzwerk; Aussage über Arzneimittelvorteil bei Sepsis ist systemübergreifend relevant, aber Kostenumdefinition in Deutschland andere</w:t>
+        <w:t>Japan, große nationale Geburtskohorte; Übertragbarkeit auf Deutschland begrenzt durch unterschiedliche Kaiserschnittquoten und ethnische Zusammensetzung</w:t>
       </w:r>
     </w:p>
     <w:p>
@@ -186,7 +186,7 @@
           <w:color w:val="5A7D3A"/>
           <w:sz w:val="18"/>
         </w:rPr>
-        <w:t>https://pubmed.ncbi.nlm.nih.gov/42829714/</w:t>
+        <w:t>https://pubmed.ncbi.nlm.nih.gov/42832097/</w:t>
       </w:r>
     </w:p>
     <w:p>
@@ -194,7 +194,7 @@
         <w:pStyle w:val="Heading2"/>
       </w:pPr>
       <w:r>
-        <w:t>Nachtschichten bei Pflegekräften: 6,7-fach höheres Metabolisches-Syndrom-Risiko bei ≥4 Schichten/Monat</w:t>
+        <w:t>Telefonische Pflege-Beratung zeigte kurzzeitige Verbesserung der Körperzusammensetzung, nicht aber dauerhafte Effekte</w:t>
       </w:r>
     </w:p>
     <w:p>
@@ -204,12 +204,12 @@
           <w:color w:val="666666"/>
           <w:sz w:val="18"/>
         </w:rPr>
-        <w:t>Yang Y et al.  ·  Front Public Health  ·  18.09.2026  ·  PMID 42827874</w:t>
+        <w:t>Garcia-Coll N et al.  ·  Front Endocrinol (Lausanne)  ·  17.09.2026  ·  PMID 42824031</w:t>
       </w:r>
     </w:p>
     <w:p>
       <w:r>
-        <w:t>Eine Querschnittsstudie von 719 Gesundheitsbeschäftigten in China untersuchte, ob Nachtschichthäufigkeit das Metabolische Syndrom (MetS) über Stress und Schlafqualität vorhersagt.</w:t>
+        <w:t>Sekundäranalyse der randomisierten PREDIPHONE-Studie mit 174 Erwachsenen (Durchschnittsalter 61 Jahre, 52% Frauen) mit Prädiabetes und Übergewicht/Adipositas: Vergleich einer telefonischen Pflege-Lebensstiländerung vs. SMS-Kontrolle über 15 Monate mit Körperzusammensetzungsmessungen.</w:t>
       </w:r>
     </w:p>
     <w:p>
@@ -220,7 +220,7 @@
         <w:t xml:space="preserve">Ergebnis: </w:t>
       </w:r>
       <w:r>
-        <w:t>Von 719 Fachkräften hatten 124 (17,2 %) MetS. Bei ≥4 Nachtschichten pro Monat war die bereinigte Odds Ratio 6,65 (95%-KI 2,56–17,28) gegenüber 0 Schichten. Die indirekte Assoziation über beruflichen Stress betrug 27,7 % der Gesamtassoziation und war bei schlechterer Schlafqualität stärker. Dies deutet auf einen therapeutischen Ansatzpunkt hin.</w:t>
+        <w:t>Nach 4 Monaten: Reduktion von viszeralem Fett und Fettmasse in der Interventionsgruppe vs. Kontrolle. Diese Verbesserungen hielten nicht bei 9 oder 15 Monaten an. Keine signifikanten Unterschiede in Muskelaufbau oder BMI. Intensivere oder längerfristige Strategien könnten erforderlich sein für nachhaltige Effekte.</w:t>
       </w:r>
     </w:p>
     <w:p>
@@ -235,7 +235,7 @@
         <w:rPr>
           <w:sz w:val="19"/>
         </w:rPr>
-        <w:t>China, aber berufliche Arbeitsbedingungen in der Pflege sind systemübergreifend ähnlich</w:t>
+        <w:t>Spanien, primärärztliche Telemedizin-Intervention, vergleichbar mit deutschem Versorgungskontext</w:t>
       </w:r>
     </w:p>
     <w:p>
@@ -244,7 +244,7 @@
           <w:color w:val="5A7D3A"/>
           <w:sz w:val="18"/>
         </w:rPr>
-        <w:t>https://pubmed.ncbi.nlm.nih.gov/42827874/</w:t>
+        <w:t>https://pubmed.ncbi.nlm.nih.gov/42824031/</w:t>
       </w:r>
     </w:p>
     <w:p>
@@ -252,7 +252,7 @@
         <w:pStyle w:val="Heading2"/>
       </w:pPr>
       <w:r>
-        <w:t>Polnische Adipositas-Dokumentation: vier ICD-10-Serien ergeben 4,7-fachen Unterschied</w:t>
+        <w:t>GLP-1-Rezeptoragonisten: nephroprotektive Effekte bei chronischer Nierenkrankheit und Diabetes</w:t>
       </w:r>
     </w:p>
     <w:p>
@@ -262,12 +262,12 @@
           <w:color w:val="666666"/>
           <w:sz w:val="18"/>
         </w:rPr>
-        <w:t>Poboży M et al.  ·  Front Public Health  ·  18.09.2026  ·  PMID 42827465</w:t>
+        <w:t>Boeckhaus J et al.  ·  Clin Sci (Lond)  ·  14.10.2026  ·  PMID 42820470</w:t>
       </w:r>
     </w:p>
     <w:p>
       <w:r>
-        <w:t>Eine Auditierung der polnischen National Health Fund-Daten von 2015–2025 zeigte, dass dieselbe ICD-10-E66-Kodierung je nach analytischer Definition vier völlig unterschiedliche administrative Trajektorien liefert, was Surveillance und Politikentscheidungen erschwert.</w:t>
+        <w:t>Narrative Übersichtsarbeit zur Evidenz von GLP-1-Rezeptoragonisten in der Nierenprotektion: Mechanismen und klinische Ergebnisse aus kardiovaskulären Studien und Nierenschutz-Studien bei Typ-2-Diabetes mit chronischer Nierenkrankheit.</w:t>
       </w:r>
     </w:p>
     <w:p>
@@ -278,7 +278,7 @@
         <w:t xml:space="preserve">Ergebnis: </w:t>
       </w:r>
       <w:r>
-        <w:t>Je nach Messmethode lagen 2025 zwischen 325.769 und 1.534.022 Personen mit Adipositas in den Datenreihen vor; die jährliche prozentuale Veränderung reichte von 10,5 bis 14,5 %. Während 2020 die Morbidität nur um 3,5 % absank, betrug der Rückgang bei Serien mit aktueller Aktivität −39,4 bis −44,3 %. Das zeigt, dass Wachstumsmeldungen nicht zwischen echter klinischer Zunahme und Veränderungen bei Erfassung, Zugang und Dokumentation unterscheiden können.</w:t>
+        <w:t>GLP-1-Rezeptoragonisten zeigen Reduktion schwerwiegender kardiovaskulärer Ereignisse, Verlangsamung der Nierenkrankheitsprogression (gemessen an eGFR-Rückgang) und Albuminurie-Reduktion. Mechanismen beinhalten anti-inflammatorische, anti-fibrotische und antioxidative Effekte. Autoren betonen Sicherheitsprofile und mögliche Risiken.</w:t>
       </w:r>
     </w:p>
     <w:p>
@@ -293,7 +293,7 @@
         <w:rPr>
           <w:sz w:val="19"/>
         </w:rPr>
-        <w:t>Polen, vergleichbares Versicherungssystem, direkt auf deutsche Kodierungsprobleme übertragbar</w:t>
+        <w:t>UK, Übersicht internationaler Studienevidenz; Kostenübernahme in Deutschland eingeschränkt (§34 SGB V)</w:t>
       </w:r>
     </w:p>
     <w:p>
@@ -302,7 +302,7 @@
           <w:color w:val="5A7D3A"/>
           <w:sz w:val="18"/>
         </w:rPr>
-        <w:t>https://pubmed.ncbi.nlm.nih.gov/42827465/</w:t>
+        <w:t>https://pubmed.ncbi.nlm.nih.gov/42820470/</w:t>
       </w:r>
     </w:p>
     <w:p>
@@ -310,7 +310,7 @@
         <w:pStyle w:val="Heading2"/>
       </w:pPr>
       <w:r>
-        <w:t>TyG-Waist-Circumference vorhersagt kardiovaskuläre Ereignisse bei älteren Landbewohnern besser als TyG-Index allein</w:t>
+        <w:t>Vertraute Ärzte verbessern Erfolg von Video-Lebensstiländerungen bei Adipositas</w:t>
       </w:r>
     </w:p>
     <w:p>
@@ -320,12 +320,12 @@
           <w:color w:val="666666"/>
           <w:sz w:val="18"/>
         </w:rPr>
-        <w:t>Xue Y et al.  ·  Front Endocrinol (Lausanne)  ·  30.09.2026  ·  PMID 42818901</w:t>
+        <w:t>Taverner-Aparicio A et al.  ·  Patient Educ Couns  ·  07.09.2026  ·  PMID 42727166</w:t>
       </w:r>
     </w:p>
     <w:p>
       <w:r>
-        <w:t>Eine 6-jährige Kohortenanalyse von 4.169 älteren Landbewohnern (≥65 Jahre) in China verglich die prädiktive Kraft von Basis-, kumulative Exposition und jährliche Änderungen des Triglyzerid-Glukose-Index und seiner Ableitungen für kardiovaskuläre Ereignisse.</w:t>
+        <w:t>Randomisierte Studie an 115 Erwachsenen mit Übergewicht oder Adipositas Grad I in Valencia: Vergleich videogestützter Lebensstiländerung von bekannten vs. unbekannten Primärärzten.</w:t>
       </w:r>
     </w:p>
     <w:p>
@@ -336,7 +336,7 @@
         <w:t xml:space="preserve">Ergebnis: </w:t>
       </w:r>
       <w:r>
-        <w:t>822 kardiovaskuläre Ereignisse ereigneten sich während des Nachbeobachtung. Basis- und kumulative TyG-WC zeigten konsistent starke Assoziationen (p &lt; 0,001), mit kumulativen Maßen etwas stärker. Jährliche Mittelwertänderungen waren schwächer prädiktiv. TyG-WC zeigte über alle Nachbeobachtungszeiträume optimale prädiktive Performance; die Basis-Messung war so wertvoll wie die kumulative.</w:t>
+        <w:t>Patienten der bekannten Ärzte erreichten -0,5 kg/m² BMI mehr (95%-KI -0,9 bis -0,1; p=0,013) und reduzierten wöchentliche Sitzzeit um 39 Minuten (95%-KI -77 bis -0,2; p=0,049). Per-Protocol-Analyse zeigte -0,9 kg/m² (95%-KI -1,6 bis -0,2; p=0,009). Kontinuität in der ärztlichen Beziehung trägt zur Wirksamkeit digitaler Lebensstiländerungen bei.</w:t>
       </w:r>
     </w:p>
     <w:p>
@@ -351,7 +351,7 @@
         <w:rPr>
           <w:sz w:val="19"/>
         </w:rPr>
-        <w:t>China, aber Screening-Methodik in ländlichen Primärversorgungssettings systemübergreifend anwendbar</w:t>
+        <w:t>Spanien, primärärztliche Versorgung, vergleichbar mit deutschem Gesundheitssystem</w:t>
       </w:r>
     </w:p>
     <w:p>
@@ -360,7 +360,7 @@
           <w:color w:val="5A7D3A"/>
           <w:sz w:val="18"/>
         </w:rPr>
-        <w:t>https://pubmed.ncbi.nlm.nih.gov/42818901/</w:t>
+        <w:t>https://pubmed.ncbi.nlm.nih.gov/42727166/</w:t>
       </w:r>
     </w:p>
     <w:p>
@@ -368,7 +368,7 @@
         <w:pStyle w:val="Heading2"/>
       </w:pPr>
       <w:r>
-        <w:t>Höheres BMI verschlechtert Lymphknotentransfer-Ergebnis um 30–50 % bei Lymphödem</w:t>
+        <w:t>Proteinquellen in der Schwangerschaft beeinflussen Gewichtsverlauf von Mutter und Kind</w:t>
       </w:r>
     </w:p>
     <w:p>
@@ -378,12 +378,12 @@
           <w:color w:val="666666"/>
           <w:sz w:val="18"/>
         </w:rPr>
-        <w:t>Kappos EA et al.  ·  J Plast Reconstr Aesthet Surg  ·  02.08.2026  ·  PMID 42594515</w:t>
+        <w:t>Zhang H et al.  ·  Am J Clin Nutr  ·  11.09.2026  ·  PMID 42665051</w:t>
       </w:r>
     </w:p>
     <w:p>
       <w:r>
-        <w:t>Eine prospektive multizentrische Kohortenstudie (2016–2025) aus der Schweiz und Deutschland prüfte, ob Geschlecht, Alter und BMI die Langzeitergebnisse von Lymphgefäßanastomose oder vaskulärisiertem Lymphknotentransfer beeinflussen.</w:t>
+        <w:t>Prospektive Kohortenstudie mit 59.791 dänischen Müttern: Zusammenhang zwischen Proteinquellen in Woche 25 der Gravidität und Gewichtsretention &gt;5 kg postpartal sowie Übergewicht/Adipositas der Kinder im Alter 7–11 Jahren.</w:t>
       </w:r>
     </w:p>
     <w:p>
@@ -394,7 +394,7 @@
         <w:t xml:space="preserve">Ergebnis: </w:t>
       </w:r>
       <w:r>
-        <w:t>Bei Lymphödem der oberen Extremität war höheres BMI mit ungünstigerer Therapieantwort assoziiert (relatives Übergewichtsreduktionsmaß nach 12 und 18 Monaten signifikant erniedrigt). Männer mit Unterschenkelödem zeigten bessere Ansprechraten. Komplikationsraten unterschieden sich nicht. Präoperativer Gewichtsverlust könnte die Ergebnisse verbessern.</w:t>
+        <w:t>Höhere pflanzliche Proteinzufuhr senkte Risiko mütterlicher Gewichtsretention &gt;5 kg (Q5 vs. Q1: RR 0,86; 95%-KI 0,81–0,91). Höhere Rotfleischproteinzufuhr erhöhte Risiko (RR 1,11; 95%-KI 1,05–1,17). Bei Kindern: höhere tierische Proteine (RR 1,12; 95%-KI 1,05–1,19) und Rotfleisch (RR 1,06; 95%-KI 1,00–1,13) mit höherem Adipositasrisiko. Ersatz von 1% Rotfleisch- oder Milchprotein durch Geflügel/Fisch reduzierte mütterliches Risiko um 4–6%.</w:t>
       </w:r>
     </w:p>
     <w:p>
@@ -409,7 +409,7 @@
         <w:rPr>
           <w:sz w:val="19"/>
         </w:rPr>
-        <w:t>Schweiz und Deutschland, direkt übertragbar auf deutsches Gesundheitssystem</w:t>
+        <w:t>Dänemark, Geburtskohortenstudie, direkt auf deutschsprachige Prävention übertragbar</w:t>
       </w:r>
     </w:p>
     <w:p>
@@ -418,7 +418,7 @@
           <w:color w:val="5A7D3A"/>
           <w:sz w:val="18"/>
         </w:rPr>
-        <w:t>https://pubmed.ncbi.nlm.nih.gov/42594515/</w:t>
+        <w:t>https://pubmed.ncbi.nlm.nih.gov/42665051/</w:t>
       </w:r>
     </w:p>
     <w:sectPr>

--- a/download/studien-aktuell.docx
+++ b/download/studien-aktuell.docx
@@ -62,7 +62,7 @@
           <w:color w:val="666666"/>
           <w:sz w:val="18"/>
         </w:rPr>
-        <w:t>Stand: 06.10.2026  |  6 Studien  |  adipositas.m-vf.de</w:t>
+        <w:t>Stand: 07.10.2026  |  6 Studien  |  adipositas.m-vf.de</w:t>
       </w:r>
     </w:p>
     <w:p>
@@ -70,7 +70,7 @@
         <w:pStyle w:val="Heading1"/>
       </w:pPr>
       <w:r>
-        <w:t>Aufgenommen am 06.10.2026</w:t>
+        <w:t>Aufgenommen am 07.10.2026</w:t>
       </w:r>
     </w:p>
     <w:p>
@@ -78,7 +78,7 @@
         <w:pStyle w:val="Heading2"/>
       </w:pPr>
       <w:r>
-        <w:t>Fettfreie Körpermasse nach Adipositaschirurgie variiert nach Geschlecht und Menopausenstatus, Fitness verbessert sich dennoch</w:t>
+        <w:t>GLP-1-Rezeptoragonisten bei Schlafapnoe: Reduktion um 10 Ereignisse pro Stunde</w:t>
       </w:r>
     </w:p>
     <w:p>
@@ -88,12 +88,12 @@
           <w:color w:val="666666"/>
           <w:sz w:val="18"/>
         </w:rPr>
-        <w:t>van der Meer R et al.  ·  Am J Clin Nutr  ·  04.09.2026  ·  PMID 42833817</w:t>
+        <w:t>Carvalhal G et al.  ·  Sleep Breath  ·  06.10.2026  ·  PMID 42837024</w:t>
       </w:r>
     </w:p>
     <w:p>
       <w:r>
-        <w:t>Longitudinale Kohortenstudie (SOPHIA) mit 1.022 Personen nach Adipositaschirurgie (221 Männer, 614 prämenopausale Frauen, 187 postmenopausale Frauen): Muster der fettfreien Körpermasse und kardiorespiratorische Fitness über ≥18 Monate bis 72 Monate nach Operation.</w:t>
+        <w:t>Metaanalyse von 6 randomisierten kontrollierten Studien (n=1.069, 4× Liraglutid, 2× Tirzepatid) zu Effektivität und Sicherheit bei moderater bis schwerer obstruktiver Schlafapnoe.</w:t>
       </w:r>
     </w:p>
     <w:p>
@@ -104,7 +104,7 @@
         <w:t xml:space="preserve">Ergebnis: </w:t>
       </w:r>
       <w:r>
-        <w:t>Bei 24 Monaten: prämenopausale Frauen verloren niedrigsten Anteil an fettfreier Körpermasse relativ zu Gewichtsverlust (24,7% vs. 27,1% Männer und 28,7% postmenopausale Frauen). Trotz substantiellem Verlust an fettfreier Körpermasse verbesserte sich maximale Sauerstoffaufnahme signifikant in allen Gruppen. Postoperative Veränderungen der fettfreien Körpermasse waren nicht unabhängig mit kardiorespiratorischer Fitness assoziiert.</w:t>
+        <w:t>GLP-1-Therapie reduzierte Apnoe-Hypopnoe-Index um −9,99 Ereignisse/Stunde (95%-KI: −16,47 bis −3,50, p&lt;0,01) und Körpergewicht um −9,68 kg (95%-KI: −15,84 bis −3,51, p&lt;0,01). Systolischer und diastolischer Blutdruck sanken um −4,77 bzw. −1,41 mmHg. Keine erhöhten unerwünschten Ereignisse.</w:t>
       </w:r>
     </w:p>
     <w:p>
@@ -119,7 +119,7 @@
         <w:rPr>
           <w:sz w:val="19"/>
         </w:rPr>
-        <w:t>Niederlande, spezialisierte Adipositaschirurgie-Kohorte, vergleichbar mit deutschem System</w:t>
+        <w:t>USA/international; Kostenfrage in Deutschland entscheidend – Paragraph 34 SGB V schließt Arzneimittel aus.</w:t>
       </w:r>
     </w:p>
     <w:p>
@@ -128,7 +128,7 @@
           <w:color w:val="5A7D3A"/>
           <w:sz w:val="18"/>
         </w:rPr>
-        <w:t>https://pubmed.ncbi.nlm.nih.gov/42833817/</w:t>
+        <w:t>https://pubmed.ncbi.nlm.nih.gov/42837024/</w:t>
       </w:r>
     </w:p>
     <w:p>
@@ -136,7 +136,7 @@
         <w:pStyle w:val="Heading2"/>
       </w:pPr>
       <w:r>
-        <w:t>Kaiserschnitt moderat mit Übergewicht bei 6-jährigen Kindern assoziiert, Geschlecht mediiert Effekt</w:t>
+        <w:t>Chaotisches Zuhause fördert emotionales Überessen bei Kindern</w:t>
       </w:r>
     </w:p>
     <w:p>
@@ -146,12 +146,12 @@
           <w:color w:val="666666"/>
           <w:sz w:val="18"/>
         </w:rPr>
-        <w:t>Terashita S et al.  ·  Eur J Pediatr  ·  05.10.2026  ·  PMID 42832097</w:t>
+        <w:t>Zhang Z et al.  ·  Front Public Health  ·  21.09.2026  ·  PMID 42835025</w:t>
       </w:r>
     </w:p>
     <w:p>
       <w:r>
-        <w:t>Prospektive Kohortenstudie Japan Environment and Children's Study mit 64.281 Mutter-Kind-Paaren: Zusammenhang zwischen Kaiserschnitt-Entbindung und Übergewicht im Alter 6 Jahren nach internationalen Klassifikationskriterien.</w:t>
+        <w:t>Querschnittstudie mit Längsbeobachtung bei 92 Vorschülern und 184 Schulkindern zu Zusammenhang zwischen Haushalts-Chaos und appetitiven Merkmalen.</w:t>
       </w:r>
     </w:p>
     <w:p>
@@ -162,7 +162,7 @@
         <w:t xml:space="preserve">Ergebnis: </w:t>
       </w:r>
       <w:r>
-        <w:t>Übergewicht bei 6 Jahren häufiger nach Kaiserschnitt als vaginal (10,7% vs. 8,8%). Nach Anpassung: adjustierte OR 1,09 (95%-KI 1,02–1,16). Geschlechtsspezifische Analysen zeigten: Kaiserschnitt mit neu entwickeltem Übergewicht zwischen 3–6 Jahren bei Mädchen, nicht bei Jungen assoziiert. Kaiserschnitt nicht signifikant mit früherer adiposity rebound assoziiert.</w:t>
+        <w:t>Chaos korrelierte positiv mit emotionalem Überessen in beiden Kohorten (Vorschüler: β=0,18, p=0,04; Schulkinder: β=0,19, p=0,003). Bei Schulkindern zusätzlich höhere Essensreaktivität (β=0,21, p&lt;0,001) und niedrigere Sättigungsreaktivität (β=−0,14, p=0,03).</w:t>
       </w:r>
     </w:p>
     <w:p>
@@ -177,7 +177,7 @@
         <w:rPr>
           <w:sz w:val="19"/>
         </w:rPr>
-        <w:t>Japan, große nationale Geburtskohorte; Übertragbarkeit auf Deutschland begrenzt durch unterschiedliche Kaiserschnittquoten und ethnische Zusammensetzung</w:t>
+        <w:t>USA, aber Mechanismus (Stressverarbeitung) kulturübergreifend relevant; modulierbar durch Familienunterstützung.</w:t>
       </w:r>
     </w:p>
     <w:p>
@@ -186,7 +186,7 @@
           <w:color w:val="5A7D3A"/>
           <w:sz w:val="18"/>
         </w:rPr>
-        <w:t>https://pubmed.ncbi.nlm.nih.gov/42832097/</w:t>
+        <w:t>https://pubmed.ncbi.nlm.nih.gov/42835025/</w:t>
       </w:r>
     </w:p>
     <w:p>
@@ -194,7 +194,7 @@
         <w:pStyle w:val="Heading2"/>
       </w:pPr>
       <w:r>
-        <w:t>Telefonische Pflege-Beratung zeigte kurzzeitige Verbesserung der Körperzusammensetzung, nicht aber dauerhafte Effekte</w:t>
+        <w:t>Adipositas in Katar: 74 % übergewichtig, Familie und Geschlecht als Risikofaktoren</w:t>
       </w:r>
     </w:p>
     <w:p>
@@ -204,12 +204,12 @@
           <w:color w:val="666666"/>
           <w:sz w:val="18"/>
         </w:rPr>
-        <w:t>Garcia-Coll N et al.  ·  Front Endocrinol (Lausanne)  ·  17.09.2026  ·  PMID 42824031</w:t>
+        <w:t>Al-Thani MH et al.  ·  BMJ Open  ·  05.10.2026  ·  PMID 42833715</w:t>
       </w:r>
     </w:p>
     <w:p>
       <w:r>
-        <w:t>Sekundäranalyse der randomisierten PREDIPHONE-Studie mit 174 Erwachsenen (Durchschnittsalter 61 Jahre, 52% Frauen) mit Prädiabetes und Übergewicht/Adipositas: Vergleich einer telefonischen Pflege-Lebensstiländerung vs. SMS-Kontrolle über 15 Monate mit Körperzusammensetzungsmessungen.</w:t>
+        <w:t>Nationale Querschnittstudie (Mai–Dezember 2023) mit 5.696 erwachsenen Katarern zur Prävalenz und Risikofaktoren von Übergewicht und Adipositas.</w:t>
       </w:r>
     </w:p>
     <w:p>
@@ -220,7 +220,7 @@
         <w:t xml:space="preserve">Ergebnis: </w:t>
       </w:r>
       <w:r>
-        <w:t>Nach 4 Monaten: Reduktion von viszeralem Fett und Fettmasse in der Interventionsgruppe vs. Kontrolle. Diese Verbesserungen hielten nicht bei 9 oder 15 Monaten an. Keine signifikanten Unterschiede in Muskelaufbau oder BMI. Intensivere oder längerfristige Strategien könnten erforderlich sein für nachhaltige Effekte.</w:t>
+        <w:t>Kombinierte Prävalenz von Übergewicht und Adipositas 74,2 % (Übergewicht 36,4 %, Adipositas 37,8 %). Höchstes Risiko bei Frauen, Alter ≥45 Jahren, Familiengeschichte Adipositas (aRRR=2,17, p=0,004), höherer Herzfrequenz und niedrigerem HDL-Cholesterin (aRRR=0,37, p=0,003).</w:t>
       </w:r>
     </w:p>
     <w:p>
@@ -235,7 +235,7 @@
         <w:rPr>
           <w:sz w:val="19"/>
         </w:rPr>
-        <w:t>Spanien, primärärztliche Telemedizin-Intervention, vergleichbar mit deutschem Versorgungskontext</w:t>
+        <w:t>Gering – Golfstaat, andere Erwerbstätigenstruktur; Prävalenztrends aber global relevant.</w:t>
       </w:r>
     </w:p>
     <w:p>
@@ -244,7 +244,7 @@
           <w:color w:val="5A7D3A"/>
           <w:sz w:val="18"/>
         </w:rPr>
-        <w:t>https://pubmed.ncbi.nlm.nih.gov/42824031/</w:t>
+        <w:t>https://pubmed.ncbi.nlm.nih.gov/42833715/</w:t>
       </w:r>
     </w:p>
     <w:p>
@@ -252,7 +252,7 @@
         <w:pStyle w:val="Heading2"/>
       </w:pPr>
       <w:r>
-        <w:t>GLP-1-Rezeptoragonisten: nephroprotektive Effekte bei chronischer Nierenkrankheit und Diabetes</w:t>
+        <w:t>Alkohol erhöht Metabolisches Syndrom: Sport reduziert, hebt aber nicht auf</w:t>
       </w:r>
     </w:p>
     <w:p>
@@ -262,12 +262,12 @@
           <w:color w:val="666666"/>
           <w:sz w:val="18"/>
         </w:rPr>
-        <w:t>Boeckhaus J et al.  ·  Clin Sci (Lond)  ·  14.10.2026  ·  PMID 42820470</w:t>
+        <w:t>Courtney JB et al.  ·  Alcohol Alcohol  ·  20.09.2026  ·  PMID 42831802</w:t>
       </w:r>
     </w:p>
     <w:p>
       <w:r>
-        <w:t>Narrative Übersichtsarbeit zur Evidenz von GLP-1-Rezeptoragonisten in der Nierenprotektion: Mechanismen und klinische Ergebnisse aus kardiovaskulären Studien und Nierenschutz-Studien bei Typ-2-Diabetes mit chronischer Nierenkrankheit.</w:t>
+        <w:t>Querschnittanalyse der US-Nationale Health and Nutrition Examination Survey (2011–2020, n=3.227–5.586) zu Wechselwirkung von körperlicher Aktivität und Alkoholkonsum mit Metabolischem Syndrom.</w:t>
       </w:r>
     </w:p>
     <w:p>
@@ -278,7 +278,7 @@
         <w:t xml:space="preserve">Ergebnis: </w:t>
       </w:r>
       <w:r>
-        <w:t>GLP-1-Rezeptoragonisten zeigen Reduktion schwerwiegender kardiovaskulärer Ereignisse, Verlangsamung der Nierenkrankheitsprogression (gemessen an eGFR-Rückgang) und Albuminurie-Reduktion. Mechanismen beinhalten anti-inflammatorische, anti-fibrotische und antioxidative Effekte. Autoren betonen Sicherheitsprofile und mögliche Risiken.</w:t>
+        <w:t>Höhere körperliche Aktivität (Q2–Q4) reduzierte MetS-Risikofaktoren dosisabhängig (Q4: IRR=0,73, 95%-KI: 0,67–0,80). Alkoholkonsum ≤0,50–0,75 Drinks/Tag mit moderater Aktivität (Q3–Q4) assoziiert mit niedrigerem MetS-Risiko (OR=0,43–0,44). Substanzielle Heterogenität bei hohem Alkoholkonsum aufgrund Datensparsamkeit.</w:t>
       </w:r>
     </w:p>
     <w:p>
@@ -293,7 +293,7 @@
         <w:rPr>
           <w:sz w:val="19"/>
         </w:rPr>
-        <w:t>UK, Übersicht internationaler Studienevidenz; Kostenübernahme in Deutschland eingeschränkt (§34 SGB V)</w:t>
+        <w:t>USA, aber Evidenz zur Dosis-Wirkung und Prävention durch Lebensstil übertragbar auf Deutschland.</w:t>
       </w:r>
     </w:p>
     <w:p>
@@ -302,7 +302,7 @@
           <w:color w:val="5A7D3A"/>
           <w:sz w:val="18"/>
         </w:rPr>
-        <w:t>https://pubmed.ncbi.nlm.nih.gov/42820470/</w:t>
+        <w:t>https://pubmed.ncbi.nlm.nih.gov/42831802/</w:t>
       </w:r>
     </w:p>
     <w:p>
@@ -310,7 +310,7 @@
         <w:pStyle w:val="Heading2"/>
       </w:pPr>
       <w:r>
-        <w:t>Vertraute Ärzte verbessern Erfolg von Video-Lebensstiländerungen bei Adipositas</w:t>
+        <w:t>Adipositas und Nierensteine: Geschlechtsspezifische Unterschiede in 10-Jahres-Verlauf</w:t>
       </w:r>
     </w:p>
     <w:p>
@@ -320,12 +320,12 @@
           <w:color w:val="666666"/>
           <w:sz w:val="18"/>
         </w:rPr>
-        <w:t>Taverner-Aparicio A et al.  ·  Patient Educ Couns  ·  07.09.2026  ·  PMID 42727166</w:t>
+        <w:t>Tao K et al.  ·  Urolithiasis  ·  03.10.2026  ·  PMID 42828682</w:t>
       </w:r>
     </w:p>
     <w:p>
       <w:r>
-        <w:t>Randomisierte Studie an 115 Erwachsenen mit Übergewicht oder Adipositas Grad I in Valencia: Vergleich videogestützter Lebensstiländerung von bekannten vs. unbekannten Primärärzten.</w:t>
+        <w:t>Retrospektive Kohortenstudie mit 10 Jahren Nachbeobachtung (n=24.418) zu Geschlechts-Unterschieden zwischen anthropometrischen Indizes und Nierensteinrisiko.</w:t>
       </w:r>
     </w:p>
     <w:p>
@@ -336,7 +336,7 @@
         <w:t xml:space="preserve">Ergebnis: </w:t>
       </w:r>
       <w:r>
-        <w:t>Patienten der bekannten Ärzte erreichten -0,5 kg/m² BMI mehr (95%-KI -0,9 bis -0,1; p=0,013) und reduzierten wöchentliche Sitzzeit um 39 Minuten (95%-KI -77 bis -0,2; p=0,049). Per-Protocol-Analyse zeigte -0,9 kg/m² (95%-KI -1,6 bis -0,2; p=0,009). Kontinuität in der ärztlichen Beziehung trägt zur Wirksamkeit digitaler Lebensstiländerungen bei.</w:t>
+        <w:t>Bei Männern: Taille, Hüftumfang, BMI, gewichtsangepasster Taille-Index und Body-Roundness-Index signifikant mit Nierenstein-Inzidenz assoziiert (alle HR 1,06–1,11, p&lt;0,001). Bei Frauen nur baseline-BMI relevant (HR=1,35, p=0,016); Längseffekte bei Frauen nicht signifikant. Geschlechtsspezifische Mechanismen offensichtlich.</w:t>
       </w:r>
     </w:p>
     <w:p>
@@ -351,7 +351,7 @@
         <w:rPr>
           <w:sz w:val="19"/>
         </w:rPr>
-        <w:t>Spanien, primärärztliche Versorgung, vergleichbar mit deutschem Gesundheitssystem</w:t>
+        <w:t>China, aber metabolisch-urologische Pathophysiologie universell; Fettverteilung bei Männern stärker prädiktiv.</w:t>
       </w:r>
     </w:p>
     <w:p>
@@ -360,7 +360,7 @@
           <w:color w:val="5A7D3A"/>
           <w:sz w:val="18"/>
         </w:rPr>
-        <w:t>https://pubmed.ncbi.nlm.nih.gov/42727166/</w:t>
+        <w:t>https://pubmed.ncbi.nlm.nih.gov/42828682/</w:t>
       </w:r>
     </w:p>
     <w:p>
@@ -368,7 +368,7 @@
         <w:pStyle w:val="Heading2"/>
       </w:pPr>
       <w:r>
-        <w:t>Proteinquellen in der Schwangerschaft beeinflussen Gewichtsverlauf von Mutter und Kind</w:t>
+        <w:t>Nachhaltige Ernährung und Adipositas: Unerwartet höheres Risiko trotz optimierter Diät</w:t>
       </w:r>
     </w:p>
     <w:p>
@@ -378,12 +378,12 @@
           <w:color w:val="666666"/>
           <w:sz w:val="18"/>
         </w:rPr>
-        <w:t>Zhang H et al.  ·  Am J Clin Nutr  ·  11.09.2026  ·  PMID 42665051</w:t>
+        <w:t>Bergmann C et al.  ·  Am J Clin Nutr  ·  11.08.2026  ·  PMID 42580635</w:t>
       </w:r>
     </w:p>
     <w:p>
       <w:r>
-        <w:t>Prospektive Kohortenstudie mit 59.791 dänischen Müttern: Zusammenhang zwischen Proteinquellen in Woche 25 der Gravidität und Gewichtsretention &gt;5 kg postpartal sowie Übergewicht/Adipositas der Kinder im Alter 7–11 Jahren.</w:t>
+        <w:t>Longitudinale Kohortenstudie (7 Jahre) bei 1.499 Ghanaern zu Zusammenhang zwischen optimierter nachhaltiger Ernährung (niedrige Emissionen, Kosten) und Adipositasinzidenz.</w:t>
       </w:r>
     </w:p>
     <w:p>
@@ -394,7 +394,7 @@
         <w:t xml:space="preserve">Ergebnis: </w:t>
       </w:r>
       <w:r>
-        <w:t>Höhere pflanzliche Proteinzufuhr senkte Risiko mütterlicher Gewichtsretention &gt;5 kg (Q5 vs. Q1: RR 0,86; 95%-KI 0,81–0,91). Höhere Rotfleischproteinzufuhr erhöhte Risiko (RR 1,11; 95%-KI 1,05–1,17). Bei Kindern: höhere tierische Proteine (RR 1,12; 95%-KI 1,05–1,19) und Rotfleisch (RR 1,06; 95%-KI 1,00–1,13) mit höherem Adipositasrisiko. Ersatz von 1% Rotfleisch- oder Milchprotein durch Geflügel/Fisch reduzierte mütterliches Risiko um 4–6%.</w:t>
+        <w:t>Höhere Adhärenz zur optimierten Ernährung war mit 19 % erhöhtem Risiko für abdominale Adipositas assoziiert (95%-KI: 1,00–1,42; p=0,049), signifikant in ländlichen und städtischen Gebieten. Gesamtadherenz war niedrig, was unerwartet inverse Befunde erklären könnte.</w:t>
       </w:r>
     </w:p>
     <w:p>
@@ -409,7 +409,7 @@
         <w:rPr>
           <w:sz w:val="19"/>
         </w:rPr>
-        <w:t>Dänemark, Geburtskohortenstudie, direkt auf deutschsprachige Prävention übertragbar</w:t>
+        <w:t>Ghana, vergleichbar strukturiertes Gesundheitswesen; begrenzte Übertragbarkeit des Effekts auf Deutschland ohne lokale Validierung.</w:t>
       </w:r>
     </w:p>
     <w:p>
@@ -418,7 +418,7 @@
           <w:color w:val="5A7D3A"/>
           <w:sz w:val="18"/>
         </w:rPr>
-        <w:t>https://pubmed.ncbi.nlm.nih.gov/42665051/</w:t>
+        <w:t>https://pubmed.ncbi.nlm.nih.gov/42580635/</w:t>
       </w:r>
     </w:p>
     <w:sectPr>

--- a/download/studien-aktuell.docx
+++ b/download/studien-aktuell.docx
@@ -62,7 +62,7 @@
           <w:color w:val="666666"/>
           <w:sz w:val="18"/>
         </w:rPr>
-        <w:t>Stand: 07.10.2026  |  6 Studien  |  adipositas.m-vf.de</w:t>
+        <w:t>Stand: 08.10.2026  |  6 Studien  |  adipositas.m-vf.de</w:t>
       </w:r>
     </w:p>
     <w:p>
@@ -70,7 +70,7 @@
         <w:pStyle w:val="Heading1"/>
       </w:pPr>
       <w:r>
-        <w:t>Aufgenommen am 07.10.2026</w:t>
+        <w:t>Aufgenommen am 08.10.2026</w:t>
       </w:r>
     </w:p>
     <w:p>
@@ -78,7 +78,7 @@
         <w:pStyle w:val="Heading2"/>
       </w:pPr>
       <w:r>
-        <w:t>GLP-1-Rezeptoragonisten bei Schlafapnoe: Reduktion um 10 Ereignisse pro Stunde</w:t>
+        <w:t>GLP-1-Rezeptoragonisten und SGLT2-Inhibitoren: Disparitäten beim Zugang bleiben</w:t>
       </w:r>
     </w:p>
     <w:p>
@@ -88,12 +88,12 @@
           <w:color w:val="666666"/>
           <w:sz w:val="18"/>
         </w:rPr>
-        <w:t>Carvalhal G et al.  ·  Sleep Breath  ·  06.10.2026  ·  PMID 42837024</w:t>
+        <w:t>Chu AH et al.  ·  Curr Cardiol Rep  ·  07.10.2026  ·  PMID 42842171</w:t>
       </w:r>
     </w:p>
     <w:p>
       <w:r>
-        <w:t>Metaanalyse von 6 randomisierten kontrollierten Studien (n=1.069, 4× Liraglutid, 2× Tirzepatid) zu Effektivität und Sicherheit bei moderater bis schwerer obstruktiver Schlafapnoe.</w:t>
+        <w:t>Systematischer Review von 100 US-Studien (2013–2026) zu Ungleichheiten in Verordnung und Initiierung von GLP-1RA und SGLT2i zur kardiovaskulären, nierenschützenden und metabolischen Therapie.</w:t>
       </w:r>
     </w:p>
     <w:p>
@@ -104,7 +104,7 @@
         <w:t xml:space="preserve">Ergebnis: </w:t>
       </w:r>
       <w:r>
-        <w:t>GLP-1-Therapie reduzierte Apnoe-Hypopnoe-Index um −9,99 Ereignisse/Stunde (95%-KI: −16,47 bis −3,50, p&lt;0,01) und Körpergewicht um −9,68 kg (95%-KI: −15,84 bis −3,51, p&lt;0,01). Systolischer und diastolischer Blutdruck sanken um −4,77 bzw. −1,41 mmHg. Keine erhöhten unerwünschten Ereignisse.</w:t>
+        <w:t>Persistent verringerte Verordnungsraten für Black und Hispanic patients, Medicaid-Versicherte, niedrigere Einkommensgruppen und ältere Erwachsene trotig gestiegener Verordnungen nach Landmark-Trials. Barrieren spanning gesellschaftlich-politische, Gesundheitssystem-, Anbieter-, Patienten- und therapiebezogene Ebenen. Das Equity-First-Framework identifiziert Monitoring, gerechte Zugangsstrukturen und Kliniker-Support als Implementierungsmaßnahmen.</w:t>
       </w:r>
     </w:p>
     <w:p>
@@ -119,7 +119,7 @@
         <w:rPr>
           <w:sz w:val="19"/>
         </w:rPr>
-        <w:t>USA/international; Kostenfrage in Deutschland entscheidend – Paragraph 34 SGB V schließt Arzneimittel aus.</w:t>
+        <w:t>USA - Kostenübernahme und Zugang sind dort anders als in Deutschland (§34 SGB V)</w:t>
       </w:r>
     </w:p>
     <w:p>
@@ -128,7 +128,7 @@
           <w:color w:val="5A7D3A"/>
           <w:sz w:val="18"/>
         </w:rPr>
-        <w:t>https://pubmed.ncbi.nlm.nih.gov/42837024/</w:t>
+        <w:t>https://pubmed.ncbi.nlm.nih.gov/42842171/</w:t>
       </w:r>
     </w:p>
     <w:p>
@@ -136,7 +136,7 @@
         <w:pStyle w:val="Heading2"/>
       </w:pPr>
       <w:r>
-        <w:t>Chaotisches Zuhause fördert emotionales Überessen bei Kindern</w:t>
+        <w:t>Betain-Supplementation: begrenzte Effekte auf Mitochondrien und antioxidative Abwehr</w:t>
       </w:r>
     </w:p>
     <w:p>
@@ -146,12 +146,12 @@
           <w:color w:val="666666"/>
           <w:sz w:val="18"/>
         </w:rPr>
-        <w:t>Zhang Z et al.  ·  Front Public Health  ·  21.09.2026  ·  PMID 42835025</w:t>
+        <w:t>Zawieja E et al.  ·  Eur J Nutr  ·  07.10.2026  ·  PMID 42841999</w:t>
       </w:r>
     </w:p>
     <w:p>
       <w:r>
-        <w:t>Querschnittstudie mit Längsbeobachtung bei 92 Vorschülern und 184 Schulkindern zu Zusammenhang zwischen Haushalts-Chaos und appetitiven Merkmalen.</w:t>
+        <w:t>Randomisierte, placebokontrollierte 8-Wochen-Studie bei 93 übergewichtigen oder adipösen prämenopausalen Frauen zu Effekten von Betain (3 g/Tag) auf mitochondriale und Redox-Parameter in peripheren Blutlymphozyten.</w:t>
       </w:r>
     </w:p>
     <w:p>
@@ -162,7 +162,7 @@
         <w:t xml:space="preserve">Ergebnis: </w:t>
       </w:r>
       <w:r>
-        <w:t>Chaos korrelierte positiv mit emotionalem Überessen in beiden Kohorten (Vorschüler: β=0,18, p=0,04; Schulkinder: β=0,19, p=0,003). Bei Schulkindern zusätzlich höhere Essensreaktivität (β=0,21, p&lt;0,001) und niedrigere Sättigungsreaktivität (β=−0,14, p=0,03).</w:t>
+        <w:t>Signifikante Treatment-x-Zeit-Interaktion für Citrat-Synthase (CS) in PBMCs (p = 0,043); Betain-Gruppe zeigte größere Steigerung als Placebo (zwischen-Gruppen-Differenz 102,3 μg/mg Protein, 95%-KI 3,19–201,4). Plasma-Katalase-Aktivität stieg signifikant nur unter Betain (p = 0,003). Keine signifikanten Effekte für COX, SOD, GPx oder GSSG. Interpretation: Selektive, biologisch bedeutsame Effekte bleiben unklar.</w:t>
       </w:r>
     </w:p>
     <w:p>
@@ -177,7 +177,7 @@
         <w:rPr>
           <w:sz w:val="19"/>
         </w:rPr>
-        <w:t>USA, aber Mechanismus (Stressverarbeitung) kulturübergreifend relevant; modulierbar durch Familienunterstützung.</w:t>
+        <w:t>Polen, europäisches Versicherungssystem, kleine Stichprobe begrenzt Übertragbarkeit</w:t>
       </w:r>
     </w:p>
     <w:p>
@@ -186,7 +186,7 @@
           <w:color w:val="5A7D3A"/>
           <w:sz w:val="18"/>
         </w:rPr>
-        <w:t>https://pubmed.ncbi.nlm.nih.gov/42835025/</w:t>
+        <w:t>https://pubmed.ncbi.nlm.nih.gov/42841999/</w:t>
       </w:r>
     </w:p>
     <w:p>
@@ -194,7 +194,7 @@
         <w:pStyle w:val="Heading2"/>
       </w:pPr>
       <w:r>
-        <w:t>Adipositas in Katar: 74 % übergewichtig, Familie und Geschlecht als Risikofaktoren</w:t>
+        <w:t>Präoperatives Gewichtsverlust-Programm vor Darmkrebsoperation: hohe Akzeptanz trotz Hürden</w:t>
       </w:r>
     </w:p>
     <w:p>
@@ -204,12 +204,12 @@
           <w:color w:val="666666"/>
           <w:sz w:val="18"/>
         </w:rPr>
-        <w:t>Al-Thani MH et al.  ·  BMJ Open  ·  05.10.2026  ·  PMID 42833715</w:t>
+        <w:t>Talbot A et al.  ·  Health Expect  ·  Okt. 2026  ·  PMID 42841450</w:t>
       </w:r>
     </w:p>
     <w:p>
       <w:r>
-        <w:t>Nationale Querschnittstudie (Mai–Dezember 2023) mit 5.696 erwachsenen Katarern zur Prävalenz und Risikofaktoren von Übergewicht und Adipositas.</w:t>
+        <w:t>Qualitative Studie (CARE-RCT) zu Akzeptanz und Erfahrungen von 31 Patienten (BMI 36 kg/m², Alter 65 Jahre) bei intensivem Gewichtsverlust-Programm mit Diätbegleitung zwischen Krebsdiagnose und Operation.</w:t>
       </w:r>
     </w:p>
     <w:p>
@@ -220,7 +220,7 @@
         <w:t xml:space="preserve">Ergebnis: </w:t>
       </w:r>
       <w:r>
-        <w:t>Kombinierte Prävalenz von Übergewicht und Adipositas 74,2 % (Übergewicht 36,4 %, Adipositas 37,8 %). Höchstes Risiko bei Frauen, Alter ≥45 Jahren, Familiengeschichte Adipositas (aRRR=2,17, p=0,004), höherer Herzfrequenz und niedrigerem HDL-Cholesterin (aRRR=0,37, p=0,003).</w:t>
+        <w:t>Patienten verstanden die Rationalität des Programms (technisch erleichterte OP, schnellere Entlassung). Dietitische Unterstützung förderte Adherence; Gewichtsverlust und Gesundheitsmarker verbesserten sich messbar. Allerdings minderten Familienbedenken zu Sicherheit, soziale Essgelegenheiten und Nebenwirkungen die Gesamtacceptance. Kollektive Widerstände überwogen teilweise Kohärenz und kognitives Engagement (Normalisierungs-Prozess-Theorie).</w:t>
       </w:r>
     </w:p>
     <w:p>
@@ -235,7 +235,7 @@
         <w:rPr>
           <w:sz w:val="19"/>
         </w:rPr>
-        <w:t>Gering – Golfstaat, andere Erwerbstätigenstruktur; Prävalenztrends aber global relevant.</w:t>
+        <w:t>UK, ähnliche Versorgungsstrukturen, qualitative Erkenntnisse zu Barrieren übertragbar</w:t>
       </w:r>
     </w:p>
     <w:p>
@@ -244,7 +244,7 @@
           <w:color w:val="5A7D3A"/>
           <w:sz w:val="18"/>
         </w:rPr>
-        <w:t>https://pubmed.ncbi.nlm.nih.gov/42833715/</w:t>
+        <w:t>https://pubmed.ncbi.nlm.nih.gov/42841450/</w:t>
       </w:r>
     </w:p>
     <w:p>
@@ -252,7 +252,7 @@
         <w:pStyle w:val="Heading2"/>
       </w:pPr>
       <w:r>
-        <w:t>Alkohol erhöht Metabolisches Syndrom: Sport reduziert, hebt aber nicht auf</w:t>
+        <w:t>Schwere Adipositas erhöht Kosten und Komplikationen nach Rückenoperation massiv</w:t>
       </w:r>
     </w:p>
     <w:p>
@@ -262,12 +262,12 @@
           <w:color w:val="666666"/>
           <w:sz w:val="18"/>
         </w:rPr>
-        <w:t>Courtney JB et al.  ·  Alcohol Alcohol  ·  20.09.2026  ·  PMID 42831802</w:t>
+        <w:t>Playter KP et al.  ·  Spine (Phila Pa 1976)  ·  01.11.2026  ·  PMID 42841378</w:t>
       </w:r>
     </w:p>
     <w:p>
       <w:r>
-        <w:t>Querschnittanalyse der US-Nationale Health and Nutrition Examination Survey (2011–2020, n=3.227–5.586) zu Wechselwirkung von körperlicher Aktivität und Alkoholkonsum mit Metabolischem Syndrom.</w:t>
+        <w:t>US-Kohortenstudie mit 56.897 Patienten zur Frage, wie schwere Adipositas (BMI ≥40) die 90-Tage-Episodenkosten und Outcomes nach lumbaler Dekompression beeinflusst (MarketScan-Daten 2018–2023).</w:t>
       </w:r>
     </w:p>
     <w:p>
@@ -278,7 +278,7 @@
         <w:t xml:space="preserve">Ergebnis: </w:t>
       </w:r>
       <w:r>
-        <w:t>Höhere körperliche Aktivität (Q2–Q4) reduzierte MetS-Risikofaktoren dosisabhängig (Q4: IRR=0,73, 95%-KI: 0,67–0,80). Alkoholkonsum ≤0,50–0,75 Drinks/Tag mit moderater Aktivität (Q3–Q4) assoziiert mit niedrigerem MetS-Risiko (OR=0,43–0,44). Substanzielle Heterogenität bei hohem Alkoholkonsum aufgrund Datensparsamkeit.</w:t>
+        <w:t>Schwer adipöse Patienten (5,6 % der Kohorte) zeigten höhere Raten von Wiederaufnahme, ED-Besuche, 30- und 90-Tage-Komplikationen und Reoperation (alle p &lt; 0,001). Tag-der-OP-Kosten: 26.993 vs. 22.279 $ (p = 0,001); 30-Tage-Kosten: 30.316 vs. 24.551 $; 90-Tage-Kosten: 34.569 vs. 27.816 $ (alle p &lt; 0,001). Multivariabel vorhergesagt: erhöhte OP-Kosten (p = 0,013), Wundinfektionen (OR 1,90), Wunddehiszenz (OR 2,08).</w:t>
       </w:r>
     </w:p>
     <w:p>
@@ -293,7 +293,7 @@
         <w:rPr>
           <w:sz w:val="19"/>
         </w:rPr>
-        <w:t>USA, aber Evidenz zur Dosis-Wirkung und Prävention durch Lebensstil übertragbar auf Deutschland.</w:t>
+        <w:t>USA - Kostendaten aus privatem Versicherungssystem, Komplikationsmuster aber allgemeingültig</w:t>
       </w:r>
     </w:p>
     <w:p>
@@ -302,7 +302,7 @@
           <w:color w:val="5A7D3A"/>
           <w:sz w:val="18"/>
         </w:rPr>
-        <w:t>https://pubmed.ncbi.nlm.nih.gov/42831802/</w:t>
+        <w:t>https://pubmed.ncbi.nlm.nih.gov/42841378/</w:t>
       </w:r>
     </w:p>
     <w:p>
@@ -310,7 +310,7 @@
         <w:pStyle w:val="Heading2"/>
       </w:pPr>
       <w:r>
-        <w:t>Adipositas und Nierensteine: Geschlechtsspezifische Unterschiede in 10-Jahres-Verlauf</w:t>
+        <w:t>Klinikvolumen senkte Komplikationen nach Magenbypass deutlich</w:t>
       </w:r>
     </w:p>
     <w:p>
@@ -320,12 +320,12 @@
           <w:color w:val="666666"/>
           <w:sz w:val="18"/>
         </w:rPr>
-        <w:t>Tao K et al.  ·  Urolithiasis  ·  03.10.2026  ·  PMID 42828682</w:t>
+        <w:t>Bobotis S et al.  ·  Obes Surg  ·  22.09.2026  ·  PMID 42771207</w:t>
       </w:r>
     </w:p>
     <w:p>
       <w:r>
-        <w:t>Retrospektive Kohortenstudie mit 10 Jahren Nachbeobachtung (n=24.418) zu Geschlechts-Unterschieden zwischen anthropometrischen Indizes und Nierensteinrisiko.</w:t>
+        <w:t>UK-Registerstudie mit 54.195 Adipositaschirurgie-Patienten (2014–2023) zum Zusammenhang zwischen Klinikvolumen (Jahresverfahren) und major complications nach RYGB, Sleeve oder OAGB.</w:t>
       </w:r>
     </w:p>
     <w:p>
@@ -336,7 +336,7 @@
         <w:t xml:space="preserve">Ergebnis: </w:t>
       </w:r>
       <w:r>
-        <w:t>Bei Männern: Taille, Hüftumfang, BMI, gewichtsangepasster Taille-Index und Body-Roundness-Index signifikant mit Nierenstein-Inzidenz assoziiert (alle HR 1,06–1,11, p&lt;0,001). Bei Frauen nur baseline-BMI relevant (HR=1,35, p=0,016); Längseffekte bei Frauen nicht signifikant. Geschlechtsspezifische Mechanismen offensichtlich.</w:t>
+        <w:t>Bei RYGB sank die Obstruktionsrate mit steigendem Klinikvolumen von 0,8 % (Quartil I) auf 0,2 % (Quartil IV, p &lt; 0,001). Höheres Volumen sagte unabhängig niedrigere Obstruktion (OR 0,31, 95%-KI 0,16–0,58; p &lt; 0,001) und Clavien-Dindo ≥III-Komplikationen voraus (OR 0,71, 95%-KI 0,51–0,99; p = 0,044). Bei Sleeve und OAGB zeigten sich über alle Volumenquartile günstige Ergebnisse ohne Volumen-Effekt.</w:t>
       </w:r>
     </w:p>
     <w:p>
@@ -351,7 +351,7 @@
         <w:rPr>
           <w:sz w:val="19"/>
         </w:rPr>
-        <w:t>China, aber metabolisch-urologische Pathophysiologie universell; Fettverteilung bei Männern stärker prädiktiv.</w:t>
+        <w:t>UK-Registerdaten, deutsches Versorgungssystem hat ähnliche Zentrumskonzentration</w:t>
       </w:r>
     </w:p>
     <w:p>
@@ -360,7 +360,7 @@
           <w:color w:val="5A7D3A"/>
           <w:sz w:val="18"/>
         </w:rPr>
-        <w:t>https://pubmed.ncbi.nlm.nih.gov/42828682/</w:t>
+        <w:t>https://pubmed.ncbi.nlm.nih.gov/42771207/</w:t>
       </w:r>
     </w:p>
     <w:p>
@@ -368,7 +368,7 @@
         <w:pStyle w:val="Heading2"/>
       </w:pPr>
       <w:r>
-        <w:t>Nachhaltige Ernährung und Adipositas: Unerwartet höheres Risiko trotz optimierter Diät</w:t>
+        <w:t>Adipositaschirurgie senkte Medikamentenkosten und Krankheitslast deutlich</w:t>
       </w:r>
     </w:p>
     <w:p>
@@ -378,12 +378,12 @@
           <w:color w:val="666666"/>
           <w:sz w:val="18"/>
         </w:rPr>
-        <w:t>Bergmann C et al.  ·  Am J Clin Nutr  ·  11.08.2026  ·  PMID 42580635</w:t>
+        <w:t>Oliveira A et al.  ·  Obes Surg  ·  14.08.2026  ·  PMID 42599584</w:t>
       </w:r>
     </w:p>
     <w:p>
       <w:r>
-        <w:t>Longitudinale Kohortenstudie (7 Jahre) bei 1.499 Ghanaern zu Zusammenhang zwischen optimierter nachhaltiger Ernährung (niedrige Emissionen, Kosten) und Adipositasinzidenz.</w:t>
+        <w:t>Portugiesische Kohortenstudie zur Frage, ob Adipositaschirurgie (Magenbypass, Sleeve, OAGB) über 3 Jahre hinweg die Medikamentenkosten und die Krankheitslast bei Adipositas reduziert.</w:t>
       </w:r>
     </w:p>
     <w:p>
@@ -394,7 +394,7 @@
         <w:t xml:space="preserve">Ergebnis: </w:t>
       </w:r>
       <w:r>
-        <w:t>Höhere Adhärenz zur optimierten Ernährung war mit 19 % erhöhtem Risiko für abdominale Adipositas assoziiert (95%-KI: 1,00–1,42; p=0,049), signifikant in ländlichen und städtischen Gebieten. Gesamtadherenz war niedrig, was unerwartet inverse Befunde erklären könnte.</w:t>
+        <w:t>3 Jahre nach chirurgischer Intervention sanken die mittleren jährlichen Medikamentenkosten um 56,11 € pro Patient (p &lt; 0,05). Die Prävalenz von Hypertonie, Typ-2-Diabetes, Dyslipidämie und Asthma sank signifikant (alle p &lt; 0,05), die mittlere Krankheitslast (Years Lived with Disability) von 0,022 auf 0,014 (p &lt; 0,05). Damit zeigt sich eine nachhaltige Reduktion komorbider Lasten nach bariatrischer Intervention.</w:t>
       </w:r>
     </w:p>
     <w:p>
@@ -409,7 +409,7 @@
         <w:rPr>
           <w:sz w:val="19"/>
         </w:rPr>
-        <w:t>Ghana, vergleichbar strukturiertes Gesundheitswesen; begrenzte Übertragbarkeit des Effekts auf Deutschland ohne lokale Validierung.</w:t>
+        <w:t>Portugal, vergleichbares Sozialversicherungssystem wie Deutschland</w:t>
       </w:r>
     </w:p>
     <w:p>
@@ -418,7 +418,7 @@
           <w:color w:val="5A7D3A"/>
           <w:sz w:val="18"/>
         </w:rPr>
-        <w:t>https://pubmed.ncbi.nlm.nih.gov/42580635/</w:t>
+        <w:t>https://pubmed.ncbi.nlm.nih.gov/42599584/</w:t>
       </w:r>
     </w:p>
     <w:sectPr>

--- a/download/studien-aktuell.docx
+++ b/download/studien-aktuell.docx
@@ -62,7 +62,7 @@
           <w:color w:val="666666"/>
           <w:sz w:val="18"/>
         </w:rPr>
-        <w:t>Stand: 08.10.2026  |  6 Studien  |  adipositas.m-vf.de</w:t>
+        <w:t>Stand: 09.10.2026  |  6 Studien  |  adipositas.m-vf.de</w:t>
       </w:r>
     </w:p>
     <w:p>
@@ -70,7 +70,7 @@
         <w:pStyle w:val="Heading1"/>
       </w:pPr>
       <w:r>
-        <w:t>Aufgenommen am 08.10.2026</w:t>
+        <w:t>Aufgenommen am 09.10.2026</w:t>
       </w:r>
     </w:p>
     <w:p>
@@ -78,7 +78,7 @@
         <w:pStyle w:val="Heading2"/>
       </w:pPr>
       <w:r>
-        <w:t>GLP-1-Rezeptoragonisten und SGLT2-Inhibitoren: Disparitäten beim Zugang bleiben</w:t>
+        <w:t>Adipositasversorgung in der Primärmedizin: Finanzierungs- und Zeitbarrieren hemmen Prävention</w:t>
       </w:r>
     </w:p>
     <w:p>
@@ -88,12 +88,12 @@
           <w:color w:val="666666"/>
           <w:sz w:val="18"/>
         </w:rPr>
-        <w:t>Chu AH et al.  ·  Curr Cardiol Rep  ·  07.10.2026  ·  PMID 42842171</w:t>
+        <w:t>South TL et al.  ·  Aust J Gen Pract  ·  Okt. 2026  ·  PMID 42849427</w:t>
       </w:r>
     </w:p>
     <w:p>
       <w:r>
-        <w:t>Systematischer Review von 100 US-Studien (2013–2026) zu Ungleichheiten in Verordnung und Initiierung von GLP-1RA und SGLT2i zur kardiovaskulären, nierenschützenden und metabolischen Therapie.</w:t>
+        <w:t>Nationale Online-Umfrage von 943 australischen Allgemeinmedizinern November 2023–Februar 2024 zu Engagement, Strategien, Barrieren und Befähigern in der Adipositasversorgung sowie Schulungsbedarf.</w:t>
       </w:r>
     </w:p>
     <w:p>
@@ -104,7 +104,7 @@
         <w:t xml:space="preserve">Ergebnis: </w:t>
       </w:r>
       <w:r>
-        <w:t>Persistent verringerte Verordnungsraten für Black und Hispanic patients, Medicaid-Versicherte, niedrigere Einkommensgruppen und ältere Erwachsene trotig gestiegener Verordnungen nach Landmark-Trials. Barrieren spanning gesellschaftlich-politische, Gesundheitssystem-, Anbieter-, Patienten- und therapiebezogene Ebenen. Das Equity-First-Framework identifiziert Monitoring, gerechte Zugangsstrukturen und Kliniker-Support als Implementierungsmaßnahmen.</w:t>
+        <w:t>55,7 % der Hausärzte sprechen häufig über Gewicht, 91,6 % geben Ernährungs- und Lebensstilratschläge, aber nur 12,7 % haben formale Adipositas-Schulung. Hauptbarrieren: unzureichende Medicare-Vergütung (MBS) für Konsultationen, unerschwingliche Adipositaspharmakotherapie, mangelnde MBS-Pläne zur chronischen Krankheitsbehandlung, konkurrierende Prioritäten und Zeitmangel. Befähiger: erhöhte MBS-Finanzierung, PBS-Zugang zu Adipositasmedikamenten, bessere Klinikanbindung, Schulung.</w:t>
       </w:r>
     </w:p>
     <w:p>
@@ -119,7 +119,7 @@
         <w:rPr>
           <w:sz w:val="19"/>
         </w:rPr>
-        <w:t>USA - Kostenübernahme und Zugang sind dort anders als in Deutschland (§34 SGB V)</w:t>
+        <w:t>Australien hat ähnliches Versicherungssystem, aber andere Leistungskataloge; Barrieren-Befunde teilweise auf Deutschland übertragbar.</w:t>
       </w:r>
     </w:p>
     <w:p>
@@ -128,7 +128,7 @@
           <w:color w:val="5A7D3A"/>
           <w:sz w:val="18"/>
         </w:rPr>
-        <w:t>https://pubmed.ncbi.nlm.nih.gov/42842171/</w:t>
+        <w:t>https://pubmed.ncbi.nlm.nih.gov/42849427/</w:t>
       </w:r>
     </w:p>
     <w:p>
@@ -136,7 +136,7 @@
         <w:pStyle w:val="Heading2"/>
       </w:pPr>
       <w:r>
-        <w:t>Betain-Supplementation: begrenzte Effekte auf Mitochondrien und antioxidative Abwehr</w:t>
+        <w:t>Ländliches Wellness-Programm verringerte Taillenumfang um 0,19 Zoll und diastolischen Druck um 3,38 mmHg</w:t>
       </w:r>
     </w:p>
     <w:p>
@@ -146,12 +146,12 @@
           <w:color w:val="666666"/>
           <w:sz w:val="18"/>
         </w:rPr>
-        <w:t>Zawieja E et al.  ·  Eur J Nutr  ·  07.10.2026  ·  PMID 42841999</w:t>
+        <w:t>Baus A et al.  ·  J Prim Care Community Health  ·  08.10.2026  ·  PMID 42849056</w:t>
       </w:r>
     </w:p>
     <w:p>
       <w:r>
-        <w:t>Randomisierte, placebokontrollierte 8-Wochen-Studie bei 93 übergewichtigen oder adipösen prämenopausalen Frauen zu Effekten von Betain (3 g/Tag) auf mitochondriale und Redox-Parameter in peripheren Blutlymphozyten.</w:t>
+        <w:t>Retrospektive Evaluierung von 585 aktiven Teilnehmern eines krankenhausgestützten Wellness-Programms (Prescription for Your Health, P4YH) in ländlichem West-Virginia mit Messung kardiometabolischer Parameter in Paardaten-Analysen.</w:t>
       </w:r>
     </w:p>
     <w:p>
@@ -162,7 +162,7 @@
         <w:t xml:space="preserve">Ergebnis: </w:t>
       </w:r>
       <w:r>
-        <w:t>Signifikante Treatment-x-Zeit-Interaktion für Citrat-Synthase (CS) in PBMCs (p = 0,043); Betain-Gruppe zeigte größere Steigerung als Placebo (zwischen-Gruppen-Differenz 102,3 μg/mg Protein, 95%-KI 3,19–201,4). Plasma-Katalase-Aktivität stieg signifikant nur unter Betain (p = 0,003). Keine signifikanten Effekte für COX, SOD, GPx oder GSSG. Interpretation: Selektive, biologisch bedeutsame Effekte bleiben unklar.</w:t>
+        <w:t>Taillenumfang sank um 0,19 Zoll (95%-KI –0,34 bis –0,03; p=0,0174), diastolischer Blutdruck um 3,38 mmHg (95%-KI –4,54 bis –2,21; p&lt;0,0001). Bei Diabetikern mit gepaarten HbA1c-Messungen (n=56) sank HbA1c um 0,25 Prozentpunkte (95%-KI –0,44 bis –0,06; p=0,0106), bei initialen HbA1c ≥7,0 % um 0,65 Prozentpunkte (95%-KI –1,00 bis –0,29; p=0,0010). Andere kardiometabolische Outcomes änderten sich nicht signifikant.</w:t>
       </w:r>
     </w:p>
     <w:p>
@@ -177,7 +177,7 @@
         <w:rPr>
           <w:sz w:val="19"/>
         </w:rPr>
-        <w:t>Polen, europäisches Versicherungssystem, kleine Stichprobe begrenzt Übertragbarkeit</w:t>
+        <w:t>USA mit anderer Versicherungsfinanzierung, aber Programm-Modell für strukturierte Nachsorge in Primärversorgung ist übertragbar.</w:t>
       </w:r>
     </w:p>
     <w:p>
@@ -186,7 +186,7 @@
           <w:color w:val="5A7D3A"/>
           <w:sz w:val="18"/>
         </w:rPr>
-        <w:t>https://pubmed.ncbi.nlm.nih.gov/42841999/</w:t>
+        <w:t>https://pubmed.ncbi.nlm.nih.gov/42849056/</w:t>
       </w:r>
     </w:p>
     <w:p>
@@ -194,7 +194,7 @@
         <w:pStyle w:val="Heading2"/>
       </w:pPr>
       <w:r>
-        <w:t>Präoperatives Gewichtsverlust-Programm vor Darmkrebsoperation: hohe Akzeptanz trotz Hürden</w:t>
+        <w:t>Kinderübergewicht in Spanien: 15 Jahre Überwachung durch COSI und ALADINO-Studie</w:t>
       </w:r>
     </w:p>
     <w:p>
@@ -204,12 +204,12 @@
           <w:color w:val="666666"/>
           <w:sz w:val="18"/>
         </w:rPr>
-        <w:t>Talbot A et al.  ·  Health Expect  ·  Okt. 2026  ·  PMID 42841450</w:t>
+        <w:t>Giménez Alba IM et al.  ·  Rev Esp Salud Publica  ·  05.10.2026  ·  PMID 42847331</w:t>
       </w:r>
     </w:p>
     <w:p>
       <w:r>
-        <w:t>Qualitative Studie (CARE-RCT) zu Akzeptanz und Erfahrungen von 31 Patienten (BMI 36 kg/m², Alter 65 Jahre) bei intensivem Gewichtsverlust-Programm mit Diätbegleitung zwischen Krebsdiagnose und Operation.</w:t>
+        <w:t>Analyse der Prävalenz von Übergewicht und Adipositas bei 6–9-jährigen Kindern in Spanien über 15 Jahre mit standardisierten anthropometrischen Methoden im Rahmen der WHO-Surveillance Initiative COSI.</w:t>
       </w:r>
     </w:p>
     <w:p>
@@ -220,7 +220,7 @@
         <w:t xml:space="preserve">Ergebnis: </w:t>
       </w:r>
       <w:r>
-        <w:t>Patienten verstanden die Rationalität des Programms (technisch erleichterte OP, schnellere Entlassung). Dietitische Unterstützung förderte Adherence; Gewichtsverlust und Gesundheitsmarker verbesserten sich messbar. Allerdings minderten Familienbedenken zu Sicherheit, soziale Essgelegenheiten und Nebenwirkungen die Gesamtacceptance. Kollektive Widerstände überwogen teilweise Kohärenz und kognitives Engagement (Normalisierungs-Prozess-Theorie).</w:t>
+        <w:t>In der letzten Runde (2022–2023) mit 12.684 Kindern betrug die Übergewichtsprävalenz 33,6 % im Alter 6 Jahre und 40,5 % im Alter 9 Jahre, Adipositas 14,1 % bzw. 18,8 %. Trotz eines der größten Rückgänge zwischen Runde 5 und 6 zählt Spanien weiterhin zu den Ländern mit höchsten Prävalenzraten in der Region. Strukturierte Prävention durch intersektorale Politik mit Bewegungsförderung zeigt Fortschritte.</w:t>
       </w:r>
     </w:p>
     <w:p>
@@ -235,7 +235,7 @@
         <w:rPr>
           <w:sz w:val="19"/>
         </w:rPr>
-        <w:t>UK, ähnliche Versorgungsstrukturen, qualitative Erkenntnisse zu Barrieren übertragbar</w:t>
+        <w:t>Europäische Standardisierung und nationale Repräsentativität ermöglichen Übertragung auf deutschsprachigen Raum.</w:t>
       </w:r>
     </w:p>
     <w:p>
@@ -244,7 +244,7 @@
           <w:color w:val="5A7D3A"/>
           <w:sz w:val="18"/>
         </w:rPr>
-        <w:t>https://pubmed.ncbi.nlm.nih.gov/42841450/</w:t>
+        <w:t>https://pubmed.ncbi.nlm.nih.gov/42847331/</w:t>
       </w:r>
     </w:p>
     <w:p>
@@ -252,7 +252,7 @@
         <w:pStyle w:val="Heading2"/>
       </w:pPr>
       <w:r>
-        <w:t>Schwere Adipositas erhöht Kosten und Komplikationen nach Rückenoperation massiv</w:t>
+        <w:t>Adipositas bei Nierenleiden: Chirurgische Komplikationen höher, Langzeitüberleben gleich</w:t>
       </w:r>
     </w:p>
     <w:p>
@@ -262,12 +262,12 @@
           <w:color w:val="666666"/>
           <w:sz w:val="18"/>
         </w:rPr>
-        <w:t>Playter KP et al.  ·  Spine (Phila Pa 1976)  ·  01.11.2026  ·  PMID 42841378</w:t>
+        <w:t>Melera E et al.  ·  Clin Transplant  ·  Okt. 2026  ·  PMID 42839226</w:t>
       </w:r>
     </w:p>
     <w:p>
       <w:r>
-        <w:t>US-Kohortenstudie mit 56.897 Patienten zur Frage, wie schwere Adipositas (BMI ≥40) die 90-Tage-Episodenkosten und Outcomes nach lumbaler Dekompression beeinflusst (MarketScan-Daten 2018–2023).</w:t>
+        <w:t>Retrospektive Kohortenstudie von 953 erwachsenen Nieren-Transplantierten (150 adipös, BMI ≥30 kg/m²) in der Schweiz von 1999–2023 mit Nachverfolgung chirurgischer und funktioneller Ergebnisse.</w:t>
       </w:r>
     </w:p>
     <w:p>
@@ -278,7 +278,7 @@
         <w:t xml:space="preserve">Ergebnis: </w:t>
       </w:r>
       <w:r>
-        <w:t>Schwer adipöse Patienten (5,6 % der Kohorte) zeigten höhere Raten von Wiederaufnahme, ED-Besuche, 30- und 90-Tage-Komplikationen und Reoperation (alle p &lt; 0,001). Tag-der-OP-Kosten: 26.993 vs. 22.279 $ (p = 0,001); 30-Tage-Kosten: 30.316 vs. 24.551 $; 90-Tage-Kosten: 34.569 vs. 27.816 $ (alle p &lt; 0,001). Multivariabel vorhergesagt: erhöhte OP-Kosten (p = 0,013), Wundinfektionen (OR 1,90), Wunddehiszenz (OR 2,08).</w:t>
+        <w:t>Adipöse Empfänger zeigten erhöhte Raten für chirurgische Infektionen (11 % vs. 3 %, p&lt;0,001), Lymphozelen (18 % vs. 10 %, p=0,007), Inkarzeral-Hernien (10 % vs. 5 %, p=0,032), längerer Krankenhausaufenthalt (19 vs. 17 Tage, p=0,038) und verzögerter Transplantatfunktion (21 % vs. 14 %, p=0,024). Patienten- und transplantatüberleben nach 7,3 Jahren Medianfolge unterschieden sich nicht signifikant. Adipositas sollte keine Kontraindikation sein.</w:t>
       </w:r>
     </w:p>
     <w:p>
@@ -293,7 +293,7 @@
         <w:rPr>
           <w:sz w:val="19"/>
         </w:rPr>
-        <w:t>USA - Kostendaten aus privatem Versicherungssystem, Komplikationsmuster aber allgemeingültig</w:t>
+        <w:t>Europäisches Versicherungssystem mit vergleichbarer Einzelfallgenehmigung für Organtransplantation; direkt auf DACH übertragbar.</w:t>
       </w:r>
     </w:p>
     <w:p>
@@ -302,7 +302,7 @@
           <w:color w:val="5A7D3A"/>
           <w:sz w:val="18"/>
         </w:rPr>
-        <w:t>https://pubmed.ncbi.nlm.nih.gov/42841378/</w:t>
+        <w:t>https://pubmed.ncbi.nlm.nih.gov/42839226/</w:t>
       </w:r>
     </w:p>
     <w:p>
@@ -310,7 +310,7 @@
         <w:pStyle w:val="Heading2"/>
       </w:pPr>
       <w:r>
-        <w:t>Klinikvolumen senkte Komplikationen nach Magenbypass deutlich</w:t>
+        <w:t>Mini-Magenbyppass bei schwerer Adipositas: Remission von Diabetes in 84 %</w:t>
       </w:r>
     </w:p>
     <w:p>
@@ -320,12 +320,12 @@
           <w:color w:val="666666"/>
           <w:sz w:val="18"/>
         </w:rPr>
-        <w:t>Bobotis S et al.  ·  Obes Surg  ·  22.09.2026  ·  PMID 42771207</w:t>
+        <w:t>Shumkov OA et al.  ·  Khirurgiia (Mosk)  ·  2026  ·  PMID 42831339</w:t>
       </w:r>
     </w:p>
     <w:p>
       <w:r>
-        <w:t>UK-Registerstudie mit 54.195 Adipositaschirurgie-Patienten (2014–2023) zum Zusammenhang zwischen Klinikvolumen (Jahresverfahren) und major complications nach RYGB, Sleeve oder OAGB.</w:t>
+        <w:t>Retrospektive 3-Jahres-Nachverfolgung von 17 Patienten mit schwerem Übergewicht (Ausgangs-BMI 64,28 kg/m²) nach One-Anastomosis-Mini-Gastric-Bypass mit Messung metabolischer Parameter und Komorbiditäten.</w:t>
       </w:r>
     </w:p>
     <w:p>
@@ -336,7 +336,7 @@
         <w:t xml:space="preserve">Ergebnis: </w:t>
       </w:r>
       <w:r>
-        <w:t>Bei RYGB sank die Obstruktionsrate mit steigendem Klinikvolumen von 0,8 % (Quartil I) auf 0,2 % (Quartil IV, p &lt; 0,001). Höheres Volumen sagte unabhängig niedrigere Obstruktion (OR 0,31, 95%-KI 0,16–0,58; p &lt; 0,001) und Clavien-Dindo ≥III-Komplikationen voraus (OR 0,71, 95%-KI 0,51–0,99; p = 0,044). Bei Sleeve und OAGB zeigten sich über alle Volumenquartile günstige Ergebnisse ohne Volumen-Effekt.</w:t>
+        <w:t>Gesamtgewichtsverlust Median 37,6 kg, Gewichtsverlust über Normalgewicht Median 57,3 kg. Diabetesremission in 84 %, Remission von Schlafapnoe-Symptomen in 94,1 %, normaler Blutdruck oder reduzierte Medikation in 50 %, Normalisierung von LDL oder Statin-Dosisreduktion in 79 %. Minimal frühe postoperative Komplikationen.</w:t>
       </w:r>
     </w:p>
     <w:p>
@@ -351,7 +351,7 @@
         <w:rPr>
           <w:sz w:val="19"/>
         </w:rPr>
-        <w:t>UK-Registerdaten, deutsches Versorgungssystem hat ähnliche Zentrumskonzentration</w:t>
+        <w:t>Russische Fallserie mit kleiner Stichprobe; begrenzte Aussagekraft für deutsche Versorgungsrealität.</w:t>
       </w:r>
     </w:p>
     <w:p>
@@ -360,7 +360,7 @@
           <w:color w:val="5A7D3A"/>
           <w:sz w:val="18"/>
         </w:rPr>
-        <w:t>https://pubmed.ncbi.nlm.nih.gov/42771207/</w:t>
+        <w:t>https://pubmed.ncbi.nlm.nih.gov/42831339/</w:t>
       </w:r>
     </w:p>
     <w:p>
@@ -368,7 +368,7 @@
         <w:pStyle w:val="Heading2"/>
       </w:pPr>
       <w:r>
-        <w:t>Adipositaschirurgie senkte Medikamentenkosten und Krankheitslast deutlich</w:t>
+        <w:t>Wirtschaftslast von Übergewicht und Adipositas in Schweden: 7 Mrd. EUR 2023, Projektion auf 8,6 Mrd. EUR 2040</w:t>
       </w:r>
     </w:p>
     <w:p>
@@ -378,12 +378,12 @@
           <w:color w:val="666666"/>
           <w:sz w:val="18"/>
         </w:rPr>
-        <w:t>Oliveira A et al.  ·  Obes Surg  ·  14.08.2026  ·  PMID 42599584</w:t>
+        <w:t>Fridhammar A et al.  ·  Diabetes Obes Metab  ·  09.08.2026  ·  PMID 42572006</w:t>
       </w:r>
     </w:p>
     <w:p>
       <w:r>
-        <w:t>Portugiesische Kohortenstudie zur Frage, ob Adipositaschirurgie (Magenbypass, Sleeve, OAGB) über 3 Jahre hinweg die Medikamentenkosten und die Krankheitslast bei Adipositas reduziert.</w:t>
+        <w:t>Prävalenz-basierte Kostenanalyse in Schweden 2023 unter Gesellschaftsperspektive mit Hochrechnung auf 2040 unter Szenarien steigender Prävalenz; Einschluss von Gesundheitswesen, Sozialleistungen, Pharmaka, Produktivitätsausfällen und informeller Pflege.</w:t>
       </w:r>
     </w:p>
     <w:p>
@@ -394,7 +394,7 @@
         <w:t xml:space="preserve">Ergebnis: </w:t>
       </w:r>
       <w:r>
-        <w:t>3 Jahre nach chirurgischer Intervention sanken die mittleren jährlichen Medikamentenkosten um 56,11 € pro Patient (p &lt; 0,05). Die Prävalenz von Hypertonie, Typ-2-Diabetes, Dyslipidämie und Asthma sank signifikant (alle p &lt; 0,05), die mittlere Krankheitslast (Years Lived with Disability) von 0,022 auf 0,014 (p &lt; 0,05). Damit zeigt sich eine nachhaltige Reduktion komorbider Lasten nach bariatrischer Intervention.</w:t>
+        <w:t>Gesamtlast 2023: ≈7 Mrd. EUR (664 EUR pro Kopf); 2,6 Mrd. EUR Übergewicht, 4,4 Mrd. EUR Adipositas. Produktivitätsverluste 71 % der Kosten, Gesundheitsausgaben 21 %, Pharmaka/informelle Pflege/Soziales 8 %. Projektion 2040: 7,2 Mrd. EUR (Demografie allein) bis 8,6 Mrd. EUR (steigende Prävalenz). Ein Prozentpunkt weniger Adipositas-Prävalenz würde demografische Steigerung aufheben.</w:t>
       </w:r>
     </w:p>
     <w:p>
@@ -409,7 +409,7 @@
         <w:rPr>
           <w:sz w:val="19"/>
         </w:rPr>
-        <w:t>Portugal, vergleichbares Sozialversicherungssystem wie Deutschland</w:t>
+        <w:t>Nordeuropäisches Versicherungssystem mit ähnlichem Gesundheitsauftrag und Finanzierungsstruktur wie Deutschland; direkt vergleichbar.</w:t>
       </w:r>
     </w:p>
     <w:p>
@@ -418,7 +418,7 @@
           <w:color w:val="5A7D3A"/>
           <w:sz w:val="18"/>
         </w:rPr>
-        <w:t>https://pubmed.ncbi.nlm.nih.gov/42599584/</w:t>
+        <w:t>https://pubmed.ncbi.nlm.nih.gov/42572006/</w:t>
       </w:r>
     </w:p>
     <w:sectPr>

--- a/download/studien-aktuell.docx
+++ b/download/studien-aktuell.docx
@@ -62,7 +62,7 @@
           <w:color w:val="666666"/>
           <w:sz w:val="18"/>
         </w:rPr>
-        <w:t>Stand: 09.10.2026  |  6 Studien  |  adipositas.m-vf.de</w:t>
+        <w:t>Stand: 10.10.2026  |  7 Studien  |  adipositas.m-vf.de</w:t>
       </w:r>
     </w:p>
     <w:p>
@@ -70,7 +70,7 @@
         <w:pStyle w:val="Heading1"/>
       </w:pPr>
       <w:r>
-        <w:t>Aufgenommen am 09.10.2026</w:t>
+        <w:t>Aufgenommen am 10.10.2026</w:t>
       </w:r>
     </w:p>
     <w:p>
@@ -78,7 +78,7 @@
         <w:pStyle w:val="Heading2"/>
       </w:pPr>
       <w:r>
-        <w:t>Adipositasversorgung in der Primärmedizin: Finanzierungs- und Zeitbarrieren hemmen Prävention</w:t>
+        <w:t>Strukturiertes Adipositas-Programm im häuslichen Umfeld via Medicaid möglich</w:t>
       </w:r>
     </w:p>
     <w:p>
@@ -88,12 +88,12 @@
           <w:color w:val="666666"/>
           <w:sz w:val="18"/>
         </w:rPr>
-        <w:t>South TL et al.  ·  Aust J Gen Pract  ·  Okt. 2026  ·  PMID 42849427</w:t>
+        <w:t>Button AM et al.  ·  Transl Behav Med  ·  07.01.2026  ·  PMID 42853644</w:t>
       </w:r>
     </w:p>
     <w:p>
       <w:r>
-        <w:t>Nationale Online-Umfrage von 943 australischen Allgemeinmedizinern November 2023–Februar 2024 zu Engagement, Strategien, Barrieren und Befähigern in der Adipositasversorgung sowie Schulungsbedarf.</w:t>
+        <w:t>Demonstrationsprojekt: Beweise-basiertes 12-Monatsprogramm PATH in Häusern von Kindern (6–12 Jahre, BMI ≥95. Perzentil) durch Home-Health-Fachkräfte integriert, über Medicaid abgerechnet; Dokumentation von Adaptionen gemäß FRAME-IS.</w:t>
       </w:r>
     </w:p>
     <w:p>
@@ -104,7 +104,7 @@
         <w:t xml:space="preserve">Ergebnis: </w:t>
       </w:r>
       <w:r>
-        <w:t>55,7 % der Hausärzte sprechen häufig über Gewicht, 91,6 % geben Ernährungs- und Lebensstilratschläge, aber nur 12,7 % haben formale Adipositas-Schulung. Hauptbarrieren: unzureichende Medicare-Vergütung (MBS) für Konsultationen, unerschwingliche Adipositaspharmakotherapie, mangelnde MBS-Pläne zur chronischen Krankheitsbehandlung, konkurrierende Prioritäten und Zeitmangel. Befähiger: erhöhte MBS-Finanzierung, PBS-Zugang zu Adipositasmedikamenten, bessere Klinikanbindung, Schulung.</w:t>
+        <w:t>10 Familien mit durchschnittlich 8±7 Sitzungen (Spanne 2–21). BMI-Perzentil stabilisiert, systolischer Blutdruck verbessert (n=5 nach 6 Monaten), Lebensqualität gewonnen. Hauptproblem: Verbleib in Behandlung.</w:t>
       </w:r>
     </w:p>
     <w:p>
@@ -119,7 +119,7 @@
         <w:rPr>
           <w:sz w:val="19"/>
         </w:rPr>
-        <w:t>Australien hat ähnliches Versicherungssystem, aber andere Leistungskataloge; Barrieren-Befunde teilweise auf Deutschland übertragbar.</w:t>
+        <w:t>USA, zeigt Machbarkeit von Versorgung im Wohnumfeld; deutsche Krankenkassen ersetzen solche Hausbesuche nicht systematisch.</w:t>
       </w:r>
     </w:p>
     <w:p>
@@ -128,7 +128,7 @@
           <w:color w:val="5A7D3A"/>
           <w:sz w:val="18"/>
         </w:rPr>
-        <w:t>https://pubmed.ncbi.nlm.nih.gov/42849427/</w:t>
+        <w:t>https://pubmed.ncbi.nlm.nih.gov/42853644/</w:t>
       </w:r>
     </w:p>
     <w:p>
@@ -136,7 +136,7 @@
         <w:pStyle w:val="Heading2"/>
       </w:pPr>
       <w:r>
-        <w:t>Ländliches Wellness-Programm verringerte Taillenumfang um 0,19 Zoll und diastolischen Druck um 3,38 mmHg</w:t>
+        <w:t>Schulbasierte Verhaltensintervention verringerte BMI-Anstieg bei Grundschülern</w:t>
       </w:r>
     </w:p>
     <w:p>
@@ -146,12 +146,12 @@
           <w:color w:val="666666"/>
           <w:sz w:val="18"/>
         </w:rPr>
-        <w:t>Baus A et al.  ·  J Prim Care Community Health  ·  08.10.2026  ·  PMID 42849056</w:t>
+        <w:t>Wang ML et al.  ·  JAMA Netw Open  ·  01.10.2026  ·  PMID 42853568</w:t>
       </w:r>
     </w:p>
     <w:p>
       <w:r>
-        <w:t>Retrospektive Evaluierung von 585 aktiven Teilnehmern eines krankenhausgestützten Wellness-Programms (Prescription for Your Health, P4YH) in ländlichem West-Virginia mit Messung kardiometabolischer Parameter in Paardaten-Analysen.</w:t>
+        <w:t>Cluster-randomisierte Studie an 437 Schulkindern (8–13 Jahre) in Boys &amp; Girls Clubs: 12 Sitzungen zur Reduktion zuckerhaltiger Getränke über 6 Wochen, vergleichend zu Regelangebot.</w:t>
       </w:r>
     </w:p>
     <w:p>
@@ -162,7 +162,7 @@
         <w:t xml:space="preserve">Ergebnis: </w:t>
       </w:r>
       <w:r>
-        <w:t>Taillenumfang sank um 0,19 Zoll (95%-KI –0,34 bis –0,03; p=0,0174), diastolischer Blutdruck um 3,38 mmHg (95%-KI –4,54 bis –2,21; p&lt;0,0001). Bei Diabetikern mit gepaarten HbA1c-Messungen (n=56) sank HbA1c um 0,25 Prozentpunkte (95%-KI –0,44 bis –0,06; p=0,0106), bei initialen HbA1c ≥7,0 % um 0,65 Prozentpunkte (95%-KI –1,00 bis –0,29; p=0,0010). Andere kardiometabolische Outcomes änderten sich nicht signifikant.</w:t>
+        <w:t>Nach 12 Monaten war der zBMI-Anstieg in der Interventionsgruppe um 0,19 SD geringer als in der Kontrollgruppe (adjustierte Differenz -0,19; 95%-KI -0,38 bis -0,01; p=0,04). Die Intervention vermied eine weitere Gewichtszunahme, wirkte aber nicht auf die Getränkeaufnahme aus.</w:t>
       </w:r>
     </w:p>
     <w:p>
@@ -177,7 +177,7 @@
         <w:rPr>
           <w:sz w:val="19"/>
         </w:rPr>
-        <w:t>USA mit anderer Versicherungsfinanzierung, aber Programm-Modell für strukturierte Nachsorge in Primärversorgung ist übertragbar.</w:t>
+        <w:t>USA-Studie, aber Verhaltensansatz in Gemeinschaftseinrichtungen ist auf deutsche Schulen übertragbar.</w:t>
       </w:r>
     </w:p>
     <w:p>
@@ -186,7 +186,7 @@
           <w:color w:val="5A7D3A"/>
           <w:sz w:val="18"/>
         </w:rPr>
-        <w:t>https://pubmed.ncbi.nlm.nih.gov/42849056/</w:t>
+        <w:t>https://pubmed.ncbi.nlm.nih.gov/42853568/</w:t>
       </w:r>
     </w:p>
     <w:p>
@@ -194,7 +194,7 @@
         <w:pStyle w:val="Heading2"/>
       </w:pPr>
       <w:r>
-        <w:t>Kinderübergewicht in Spanien: 15 Jahre Überwachung durch COSI und ALADINO-Studie</w:t>
+        <w:t>Wissen und Einstellung von Eltern bestimmen Kindergewichtsmanagement stärker als Wissensvermittlung</w:t>
       </w:r>
     </w:p>
     <w:p>
@@ -204,12 +204,12 @@
           <w:color w:val="666666"/>
           <w:sz w:val="18"/>
         </w:rPr>
-        <w:t>Giménez Alba IM et al.  ·  Rev Esp Salud Publica  ·  05.10.2026  ·  PMID 42847331</w:t>
+        <w:t>Wei L et al.  ·  Front Public Health  ·  24.09.2026  ·  PMID 42851382</w:t>
       </w:r>
     </w:p>
     <w:p>
       <w:r>
-        <w:t>Analyse der Prävalenz von Übergewicht und Adipositas bei 6–9-jährigen Kindern in Spanien über 15 Jahre mit standardisierten anthropometrischen Methoden im Rahmen der WHO-Surveillance Initiative COSI.</w:t>
+        <w:t>Querschnittsstudie bei 572 Eltern von Schulkindern in Südwest-China: Erfassung von Wissen, Einstellungen und Praktiken (KAP) zum Kindergewicht; Mediationsanalyse zwischen Politik, Wissen, Einstellung und Handlung.</w:t>
       </w:r>
     </w:p>
     <w:p>
@@ -220,7 +220,7 @@
         <w:t xml:space="preserve">Ergebnis: </w:t>
       </w:r>
       <w:r>
-        <w:t>In der letzten Runde (2022–2023) mit 12.684 Kindern betrug die Übergewichtsprävalenz 33,6 % im Alter 6 Jahre und 40,5 % im Alter 9 Jahre, Adipositas 14,1 % bzw. 18,8 %. Trotz eines der größten Rückgänge zwischen Runde 5 und 6 zählt Spanien weiterhin zu den Ländern mit höchsten Prävalenzraten in der Region. Strukturierte Prävention durch intersektorale Politik mit Bewegungsförderung zeigt Fortschritte.</w:t>
+        <w:t>Negative Einstellungen (aOR 5,32; 95%-KI 3,45–8,28), Unkenntnis der Gewichtspolitik (aOR 1,98; 95%-KI 1,31–3,00) und unkontrolliertes Essen (aOR 1,70; 95%-KI 1,13–2,57) waren Prädiktoren schlechter Praktiken. Einstellung mediierte 27,7% des Effekts der Politikkenntnis auf Praktiken.</w:t>
       </w:r>
     </w:p>
     <w:p>
@@ -235,7 +235,7 @@
         <w:rPr>
           <w:sz w:val="19"/>
         </w:rPr>
-        <w:t>Europäische Standardisierung und nationale Repräsentativität ermöglichen Übertragung auf deutschsprachigen Raum.</w:t>
+        <w:t>China, aber zeigt strukturelle Barriere: Wissensvermittlung allein ändert Familienpraxis nicht ohne Einstellungsänderung.</w:t>
       </w:r>
     </w:p>
     <w:p>
@@ -244,7 +244,7 @@
           <w:color w:val="5A7D3A"/>
           <w:sz w:val="18"/>
         </w:rPr>
-        <w:t>https://pubmed.ncbi.nlm.nih.gov/42847331/</w:t>
+        <w:t>https://pubmed.ncbi.nlm.nih.gov/42851382/</w:t>
       </w:r>
     </w:p>
     <w:p>
@@ -252,7 +252,7 @@
         <w:pStyle w:val="Heading2"/>
       </w:pPr>
       <w:r>
-        <w:t>Adipositas bei Nierenleiden: Chirurgische Komplikationen höher, Langzeitüberleben gleich</w:t>
+        <w:t>Kardiorenales Metabolisches Syndrom gestaffelt Risiko für Herzinfarkt und Leberfolgen über alle Fettleberformen</w:t>
       </w:r>
     </w:p>
     <w:p>
@@ -262,12 +262,12 @@
           <w:color w:val="666666"/>
           <w:sz w:val="18"/>
         </w:rPr>
-        <w:t>Melera E et al.  ·  Clin Transplant  ·  Okt. 2026  ·  PMID 42839226</w:t>
+        <w:t>Fan QY et al.  ·  Med  ·  09.10.2026  ·  PMID 42716008</w:t>
       </w:r>
     </w:p>
     <w:p>
       <w:r>
-        <w:t>Retrospektive Kohortenstudie von 953 erwachsenen Nieren-Transplantierten (150 adipös, BMI ≥30 kg/m²) in der Schweiz von 1999–2023 mit Nachverfolgung chirurgischer und funktioneller Ergebnisse.</w:t>
+        <w:t>UK-Biobank-Kohortenstudie mit 142.564 Personen mit steatolischen Lebererkrankungen: Stratifikation nach kardiorenales metabolisches Syndrom (CKM)-Stadium (0–4); Messung inzidenter kardiovaskulärer (MACE) und leberassoziierter Ereignisse (LRE) über 14,7 Jahre.</w:t>
       </w:r>
     </w:p>
     <w:p>
@@ -278,7 +278,7 @@
         <w:t xml:space="preserve">Ergebnis: </w:t>
       </w:r>
       <w:r>
-        <w:t>Adipöse Empfänger zeigten erhöhte Raten für chirurgische Infektionen (11 % vs. 3 %, p&lt;0,001), Lymphozelen (18 % vs. 10 %, p=0,007), Inkarzeral-Hernien (10 % vs. 5 %, p=0,032), längerer Krankenhausaufenthalt (19 vs. 17 Tage, p=0,038) und verzögerter Transplantatfunktion (21 % vs. 14 %, p=0,024). Patienten- und transplantatüberleben nach 7,3 Jahren Medianfolge unterschieden sich nicht signifikant. Adipositas sollte keine Kontraindikation sein.</w:t>
+        <w:t>Höheres CKM-Stadium war dosisabhängig mit höherem MACE- und LRE-Risiko verknüpft (CKM-Stadien 2–4 vs. 0–1: adjustierte HR 1,51–3,62 für MACE, 1,28–2,32 für LRE). Adipositas und Hypertonie waren die stärksten Populationsattribute (bis 22,8% PAR für LRE); Diabetes trug mehr zu LRE bei (17,5% vs. 7,9% MACE).</w:t>
       </w:r>
     </w:p>
     <w:p>
@@ -293,7 +293,7 @@
         <w:rPr>
           <w:sz w:val="19"/>
         </w:rPr>
-        <w:t>Europäisches Versicherungssystem mit vergleichbarer Einzelfallgenehmigung für Organtransplantation; direkt auf DACH übertragbar.</w:t>
+        <w:t>UK Biobank, deutsches Versicherungssystem vergleichbar; zeigt Klassifikation von Risiko als Versorgungsaufgabe.</w:t>
       </w:r>
     </w:p>
     <w:p>
@@ -302,7 +302,7 @@
           <w:color w:val="5A7D3A"/>
           <w:sz w:val="18"/>
         </w:rPr>
-        <w:t>https://pubmed.ncbi.nlm.nih.gov/42839226/</w:t>
+        <w:t>https://pubmed.ncbi.nlm.nih.gov/42716008/</w:t>
       </w:r>
     </w:p>
     <w:p>
@@ -310,7 +310,7 @@
         <w:pStyle w:val="Heading2"/>
       </w:pPr>
       <w:r>
-        <w:t>Mini-Magenbyppass bei schwerer Adipositas: Remission von Diabetes in 84 %</w:t>
+        <w:t>GLP-1-Agonisten im NHS limitiert, private Versorgung verstärkt Ungleichheit</w:t>
       </w:r>
     </w:p>
     <w:p>
@@ -320,12 +320,12 @@
           <w:color w:val="666666"/>
           <w:sz w:val="18"/>
         </w:rPr>
-        <w:t>Shumkov OA et al.  ·  Khirurgiia (Mosk)  ·  2026  ·  PMID 42831339</w:t>
+        <w:t>Boocock RC  ·  Nurs Stand  ·  30.09.2026  ·  PMID 42676263</w:t>
       </w:r>
     </w:p>
     <w:p>
       <w:r>
-        <w:t>Retrospektive 3-Jahres-Nachverfolgung von 17 Patienten mit schwerem Übergewicht (Ausgangs-BMI 64,28 kg/m²) nach One-Anastomosis-Mini-Gastric-Bypass mit Messung metabolischer Parameter und Komorbiditäten.</w:t>
+        <w:t>Übersichtsartikel zu GLP-1-Rezeptoragonisten und Dual-GIP/GLP-1-Agonisten: Wirkungsmechanismen, Sicherheitsrisiken (Unterernährung, Muskelverlust, Wiederzunahme nach Absetzen), Rolle der Pflege bei Mikronährstoffen und Verhaltensänderung.</w:t>
       </w:r>
     </w:p>
     <w:p>
@@ -336,7 +336,7 @@
         <w:t xml:space="preserve">Ergebnis: </w:t>
       </w:r>
       <w:r>
-        <w:t>Gesamtgewichtsverlust Median 37,6 kg, Gewichtsverlust über Normalgewicht Median 57,3 kg. Diabetesremission in 84 %, Remission von Schlafapnoe-Symptomen in 94,1 %, normaler Blutdruck oder reduzierte Medikation in 50 %, Normalisierung von LDL oder Statin-Dosisreduktion in 79 %. Minimal frühe postoperative Komplikationen.</w:t>
+        <w:t>NHS-Zugang zu GLP-1-Agonisten begrenzt auf höhere Risikopatienten; großer Anteil mit privaten Zahlungen behandelt. Dies verschärft bestehende Gesundheitsungleichheiten bei Adipositas. Pflegefachkräfte haben entscheidende Rolle bei Unterstützung von Proteinaufnahme, Bewegung und Verhaltensänderung zur Sicherung langfristiger Ergebnisse.</w:t>
       </w:r>
     </w:p>
     <w:p>
@@ -351,7 +351,7 @@
         <w:rPr>
           <w:sz w:val="19"/>
         </w:rPr>
-        <w:t>Russische Fallserie mit kleiner Stichprobe; begrenzte Aussagekraft für deutsche Versorgungsrealität.</w:t>
+        <w:t>UK-System, aber direkt übertragbar: auch in Deutschland (§34 SGB V) ist GLP-1 für Adipositas nicht erstattungsfähig, private Zahlungen driften Systemungleichheit auf.</w:t>
       </w:r>
     </w:p>
     <w:p>
@@ -360,7 +360,7 @@
           <w:color w:val="5A7D3A"/>
           <w:sz w:val="18"/>
         </w:rPr>
-        <w:t>https://pubmed.ncbi.nlm.nih.gov/42831339/</w:t>
+        <w:t>https://pubmed.ncbi.nlm.nih.gov/42676263/</w:t>
       </w:r>
     </w:p>
     <w:p>
@@ -368,7 +368,7 @@
         <w:pStyle w:val="Heading2"/>
       </w:pPr>
       <w:r>
-        <w:t>Wirtschaftslast von Übergewicht und Adipositas in Schweden: 7 Mrd. EUR 2023, Projektion auf 8,6 Mrd. EUR 2040</w:t>
+        <w:t>Magenbypass-Reversal bei therapierefraktären Komplikationen: schwache Symptomverbesserung trotz besserer Ernährung</w:t>
       </w:r>
     </w:p>
     <w:p>
@@ -378,12 +378,12 @@
           <w:color w:val="666666"/>
           <w:sz w:val="18"/>
         </w:rPr>
-        <w:t>Fridhammar A et al.  ·  Diabetes Obes Metab  ·  09.08.2026  ·  PMID 42572006</w:t>
+        <w:t>Noci MVR et al.  ·  Obes Surg  ·  28.08.2026  ·  PMID 42663940</w:t>
       </w:r>
     </w:p>
     <w:p>
       <w:r>
-        <w:t>Prävalenz-basierte Kostenanalyse in Schweden 2023 unter Gesellschaftsperspektive mit Hochrechnung auf 2040 unter Szenarien steigender Prävalenz; Einschluss von Gesundheitswesen, Sozialleistungen, Pharmaka, Produktivitätsausfällen und informeller Pflege.</w:t>
+        <w:t>Retrospektive Fallserie an britischem Tertiar-Zentrum (2019–2026): 8 Patienten mit Magenbypass-Reversal wegen chronischer Komplikationen (anastomotische Probleme, innere Hernien, Dumping). Median 4,5 Jahre bis Reversal mit medianen Nachuntersuchungen von 17 Monaten (IQR 6–24).</w:t>
       </w:r>
     </w:p>
     <w:p>
@@ -394,7 +394,7 @@
         <w:t xml:space="preserve">Ergebnis: </w:t>
       </w:r>
       <w:r>
-        <w:t>Gesamtlast 2023: ≈7 Mrd. EUR (664 EUR pro Kopf); 2,6 Mrd. EUR Übergewicht, 4,4 Mrd. EUR Adipositas. Produktivitätsverluste 71 % der Kosten, Gesundheitsausgaben 21 %, Pharmaka/informelle Pflege/Soziales 8 %. Projektion 2040: 7,2 Mrd. EUR (Demografie allein) bis 8,6 Mrd. EUR (steigende Prävalenz). Ein Prozentpunkt weniger Adipositas-Prävalenz würde demografische Steigerung aufheben.</w:t>
+        <w:t>Post-Reversal: BMI stieg von 21 (IQR 17,3–27) auf 29 kg/m² (IQR 23,1–33), Albumin von 30 auf 38 g/L (IQR 32–41). Symptomrelief inkonsistent: anhaltende abdominelle Schmerzen 7/8, Reflux 4/5, Dysphagie 4/7, schlechte orale Aufnahme 3/7, Erbrechen 3/8. Postoperative Komplikationen: anastomotische Leckagen, Ulzera, Narbenbruchhernen.</w:t>
       </w:r>
     </w:p>
     <w:p>
@@ -409,7 +409,7 @@
         <w:rPr>
           <w:sz w:val="19"/>
         </w:rPr>
-        <w:t>Nordeuropäisches Versicherungssystem mit ähnlichem Gesundheitsauftrag und Finanzierungsstruktur wie Deutschland; direkt vergleichbar.</w:t>
+        <w:t>UK-Tertiar-Zentrum, deutsches Adipositas-Chirurgie-System vergleichbar; zeigt Grenzfrage: wann hat Reversal noch Nutzen?</w:t>
       </w:r>
     </w:p>
     <w:p>
@@ -418,7 +418,65 @@
           <w:color w:val="5A7D3A"/>
           <w:sz w:val="18"/>
         </w:rPr>
-        <w:t>https://pubmed.ncbi.nlm.nih.gov/42572006/</w:t>
+        <w:t>https://pubmed.ncbi.nlm.nih.gov/42663940/</w:t>
+      </w:r>
+    </w:p>
+    <w:p>
+      <w:pPr>
+        <w:pStyle w:val="Heading2"/>
+      </w:pPr>
+      <w:r>
+        <w:t>Mütterlicher Gestationsdiabetes verknüpft mit erhöhter Fettmasse in Kindheit und Jugend</w:t>
+      </w:r>
+    </w:p>
+    <w:p>
+      <w:r>
+        <w:rPr>
+          <w:i/>
+          <w:color w:val="666666"/>
+          <w:sz w:val="18"/>
+        </w:rPr>
+        <w:t>Du J et al.  ·  Diabetes Obes Metab  ·  25.08.2026  ·  PMID 42642339</w:t>
+      </w:r>
+    </w:p>
+    <w:p>
+      <w:r>
+        <w:t>Longitudinalstudie des Millennium Cohort Study mit 14.329 Kindern (davon 170 mit GDM-Exposition): Körperzusammensetzung (Fett, fettfreie Masse, Verhältnisse) in vier Perioden von Alter 7–17 Jahren gemessen, lineare Mischmodelle für Trajektorien gerechnet.</w:t>
+      </w:r>
+    </w:p>
+    <w:p>
+      <w:r>
+        <w:rPr>
+          <w:b/>
+        </w:rPr>
+        <w:t xml:space="preserve">Ergebnis: </w:t>
+      </w:r>
+      <w:r>
+        <w:t>GDM-exponierte Kinder zeigten über alle Altersgruppen höhere Fettmasse (FM), Fettmassindex (FMI) und FMI/FFMI-Verhältnis; altersabhängige Zwischen-Gruppen-Unterschiede (p&lt;0,05 für FM, FMI, Verhältnis). Nach Adjustierung für mütterliche Adipositas vor der Schwangerschaft wurden Effekte abgeschwächt, Muster blieben aber sichtbar.</w:t>
+      </w:r>
+    </w:p>
+    <w:p>
+      <w:r>
+        <w:rPr>
+          <w:b/>
+          <w:sz w:val="19"/>
+        </w:rPr>
+        <w:t xml:space="preserve">Übertragbarkeit: </w:t>
+      </w:r>
+      <w:r>
+        <w:rPr>
+          <w:sz w:val="19"/>
+        </w:rPr>
+        <w:t>Großbritannien, vergleichbar deutsches Gesundheitssystem; zeigt pränatale Prävention als langfristige Versorgungsfrage.</w:t>
+      </w:r>
+    </w:p>
+    <w:p>
+      <w:r>
+        <w:rPr>
+          <w:color w:val="5A7D3A"/>
+          <w:sz w:val="18"/>
+        </w:rPr>
+        <w:t>https://pubmed.ncbi.nlm.nih.gov/42642339/</w:t>
       </w:r>
     </w:p>
     <w:sectPr>

--- a/download/studien-aktuell.docx
+++ b/download/studien-aktuell.docx
@@ -62,7 +62,7 @@
           <w:color w:val="666666"/>
           <w:sz w:val="18"/>
         </w:rPr>
-        <w:t>Stand: 10.10.2026  |  7 Studien  |  adipositas.m-vf.de</w:t>
+        <w:t>Stand: 11.10.2026  |  7 Studien  |  adipositas.m-vf.de</w:t>
       </w:r>
     </w:p>
     <w:p>
@@ -70,7 +70,7 @@
         <w:pStyle w:val="Heading1"/>
       </w:pPr>
       <w:r>
-        <w:t>Aufgenommen am 10.10.2026</w:t>
+        <w:t>Aufgenommen am 11.10.2026</w:t>
       </w:r>
     </w:p>
     <w:p>
@@ -78,7 +78,7 @@
         <w:pStyle w:val="Heading2"/>
       </w:pPr>
       <w:r>
-        <w:t>Strukturiertes Adipositas-Programm im häuslichen Umfeld via Medicaid möglich</w:t>
+        <w:t>Obstruktive Schlafapnoe und Insulinresistenz bei Kindern mit Prader-Willi: SPISE-Index als Marker</w:t>
       </w:r>
     </w:p>
     <w:p>
@@ -88,12 +88,12 @@
           <w:color w:val="666666"/>
           <w:sz w:val="18"/>
         </w:rPr>
-        <w:t>Button AM et al.  ·  Transl Behav Med  ·  07.01.2026  ·  PMID 42853644</w:t>
+        <w:t>Güney AZ et al.  ·  Eur J Pediatr  ·  09.10.2026  ·  PMID 42855587</w:t>
       </w:r>
     </w:p>
     <w:p>
       <w:r>
-        <w:t>Demonstrationsprojekt: Beweise-basiertes 12-Monatsprogramm PATH in Häusern von Kindern (6–12 Jahre, BMI ≥95. Perzentil) durch Home-Health-Fachkräfte integriert, über Medicaid abgerechnet; Dokumentation von Adaptionen gemäß FRAME-IS.</w:t>
+        <w:t>Türkische Querschnittsstudie vergleicht SPISE und HOMA-IR als Insulinresistenzmarker und deren Assoziation mit OSA-Schweregrad bei 31 PWS-Kindern und 47 nicht-syndromischen Kindern.</w:t>
       </w:r>
     </w:p>
     <w:p>
@@ -104,7 +104,7 @@
         <w:t xml:space="preserve">Ergebnis: </w:t>
       </w:r>
       <w:r>
-        <w:t>10 Familien mit durchschnittlich 8±7 Sitzungen (Spanne 2–21). BMI-Perzentil stabilisiert, systolischer Blutdruck verbessert (n=5 nach 6 Monaten), Lebensqualität gewonnen. Hauptproblem: Verbleib in Behandlung.</w:t>
+        <w:t>Bei PWS-Kindern: oAHI korrelierte invers mit SPISE (ρ = −0,378, p = 0,036), in multivariablem Modell blieb höherer oAHI mit niedrigerem SPISE assoziiert (B = −0,154, p = 0,015); ODI korrelierte mit SPISE (ρ = −0,427, p = 0,017) aber nicht HOMA-IR. SPISE zeigt stärkere Assoziationen mit OSA-Schweregrad, verdient weitere Validierung.</w:t>
       </w:r>
     </w:p>
     <w:p>
@@ -119,7 +119,7 @@
         <w:rPr>
           <w:sz w:val="19"/>
         </w:rPr>
-        <w:t>USA, zeigt Machbarkeit von Versorgung im Wohnumfeld; deutsche Krankenkassen ersetzen solche Hausbesuche nicht systematisch.</w:t>
+        <w:t>Europäische Fachdisziplin (Pädiatrie), seltenes Syndrom, kleinere Stichprobe mit Validierungsbedarf</w:t>
       </w:r>
     </w:p>
     <w:p>
@@ -128,7 +128,7 @@
           <w:color w:val="5A7D3A"/>
           <w:sz w:val="18"/>
         </w:rPr>
-        <w:t>https://pubmed.ncbi.nlm.nih.gov/42853644/</w:t>
+        <w:t>https://pubmed.ncbi.nlm.nih.gov/42855587/</w:t>
       </w:r>
     </w:p>
     <w:p>
@@ -136,7 +136,7 @@
         <w:pStyle w:val="Heading2"/>
       </w:pPr>
       <w:r>
-        <w:t>Schulbasierte Verhaltensintervention verringerte BMI-Anstieg bei Grundschülern</w:t>
+        <w:t>Semaglutid plus Dapagliflozin bei Typ-2-Diabetes mit Nierenerkrankung: 8-Wochen-Effekte</w:t>
       </w:r>
     </w:p>
     <w:p>
@@ -146,12 +146,12 @@
           <w:color w:val="666666"/>
           <w:sz w:val="18"/>
         </w:rPr>
-        <w:t>Wang ML et al.  ·  JAMA Netw Open  ·  01.10.2026  ·  PMID 42853568</w:t>
+        <w:t>Gong C et al.  ·  Medicine (Baltimore)  ·  09.10.2026  ·  PMID 42854065</w:t>
       </w:r>
     </w:p>
     <w:p>
       <w:r>
-        <w:t>Cluster-randomisierte Studie an 437 Schulkindern (8–13 Jahre) in Boys &amp; Girls Clubs: 12 Sitzungen zur Reduktion zuckerhaltiger Getränke über 6 Wochen, vergleichend zu Regelangebot.</w:t>
+        <w:t>Retrospektive Beobachtungsstudie vergleicht Kombinationstherapie mit Semaglutid und Dapagliflozin gegen je Monotherapie bei 126 Patienten (3×42 pro Arm) mit Typ-2-Diabetes und chronischer Nierenerkrankung (CKD) über 8 Wochen.</w:t>
       </w:r>
     </w:p>
     <w:p>
@@ -162,7 +162,7 @@
         <w:t xml:space="preserve">Ergebnis: </w:t>
       </w:r>
       <w:r>
-        <w:t>Nach 12 Monaten war der zBMI-Anstieg in der Interventionsgruppe um 0,19 SD geringer als in der Kontrollgruppe (adjustierte Differenz -0,19; 95%-KI -0,38 bis -0,01; p=0,04). Die Intervention vermied eine weitere Gewichtszunahme, wirkte aber nicht auf die Getränkeaufnahme aus.</w:t>
+        <w:t>Nach 8 Wochen zeigte Kombinationsgruppe signifikant stärkere Reduktionen als je Monotherapie: Nüchternglukose (sig. in allen 3 Gruppen), HbA1c, Harnstoff, Kreatinin, 24-h-Proteinurie, Entzündungsmarker (ESR, IL-6, hs-CRP). Kombinationsgruppe höhere klinische Ansprechrate. Keine erhöhten Nebenwirkungen in 8 Wochen; aber retrospektiv, kleine Stichprobe, kurze Beobachtung – long-term renale Benefits nicht etabliert.</w:t>
       </w:r>
     </w:p>
     <w:p>
@@ -177,7 +177,7 @@
         <w:rPr>
           <w:sz w:val="19"/>
         </w:rPr>
-        <w:t>USA-Studie, aber Verhaltensansatz in Gemeinschaftseinrichtungen ist auf deutsche Schulen übertragbar.</w:t>
+        <w:t>China, retrospektiv, kleine Stichprobe, kurze Dauer – begrenzte Übertragbarkeit</w:t>
       </w:r>
     </w:p>
     <w:p>
@@ -186,7 +186,7 @@
           <w:color w:val="5A7D3A"/>
           <w:sz w:val="18"/>
         </w:rPr>
-        <w:t>https://pubmed.ncbi.nlm.nih.gov/42853568/</w:t>
+        <w:t>https://pubmed.ncbi.nlm.nih.gov/42854065/</w:t>
       </w:r>
     </w:p>
     <w:p>
@@ -194,7 +194,7 @@
         <w:pStyle w:val="Heading2"/>
       </w:pPr>
       <w:r>
-        <w:t>Wissen und Einstellung von Eltern bestimmen Kindergewichtsmanagement stärker als Wissensvermittlung</w:t>
+        <w:t>BMI und Immuntherapie-Antwort bei Krebs: Überraschend vorteilhaft – aber mit Unsicherheit</w:t>
       </w:r>
     </w:p>
     <w:p>
@@ -204,12 +204,12 @@
           <w:color w:val="666666"/>
           <w:sz w:val="18"/>
         </w:rPr>
-        <w:t>Wei L et al.  ·  Front Public Health  ·  24.09.2026  ·  PMID 42851382</w:t>
+        <w:t>Sun S et al.  ·  Front Immunol  ·  24.09.2026  ·  PMID 42851698</w:t>
       </w:r>
     </w:p>
     <w:p>
       <w:r>
-        <w:t>Querschnittsstudie bei 572 Eltern von Schulkindern in Südwest-China: Erfassung von Wissen, Einstellungen und Praktiken (KAP) zum Kindergewicht; Mediationsanalyse zwischen Politik, Wissen, Einstellung und Handlung.</w:t>
+        <w:t>Systematischer Review und Dosis-Response-Metaanalyse von 61 Studien mit 46.572 Krebspatienten untersucht BMI als Prognosefaktor unter Immuncheckpoint-Inhibitor (ICI)-Therapie für Gesamtüberleben (OS), progressionsfreies Überleben (PFS), Ansprechen und Nebenwirkungen.</w:t>
       </w:r>
     </w:p>
     <w:p>
@@ -220,7 +220,7 @@
         <w:t xml:space="preserve">Ergebnis: </w:t>
       </w:r>
       <w:r>
-        <w:t>Negative Einstellungen (aOR 5,32; 95%-KI 3,45–8,28), Unkenntnis der Gewichtspolitik (aOR 1,98; 95%-KI 1,31–3,00) und unkontrolliertes Essen (aOR 1,70; 95%-KI 1,13–2,57) waren Prädiktoren schlechter Praktiken. Einstellung mediierte 27,7% des Effekts der Politikkenntnis auf Praktiken.</w:t>
+        <w:t>Höherer BMI assoziiert mit günstigerem OS (HR 0,74, 95% KI 0,67–0,82, p&lt;0,001, I²=70,6%) und PFS (HR 0,78, 95% KI 0,69–0,89, p&lt;0,001, I²=60,3%), besonders Adipositas vs. Normalgewicht. Pro 5 kg/m² BMI-Anstieg: PFS verbessert (HR 0,87, 95% KI 0,81–0,95, p&lt;0,001), OS nicht (HR 0,91, ns). Aber Vorhersageintervalle umfassen Nullwert; Assoziationen mit Ansprechen und Grad-3+ Nebenwirkungen inkonsistent. Vorsichtige Interpretation erforderlich – kein kausaler Schluss.</w:t>
       </w:r>
     </w:p>
     <w:p>
@@ -235,7 +235,7 @@
         <w:rPr>
           <w:sz w:val="19"/>
         </w:rPr>
-        <w:t>China, aber zeigt strukturelle Barriere: Wissensvermittlung allein ändert Familienpraxis nicht ohne Einstellungsänderung.</w:t>
+        <w:t>Internationale Evidenz, Krebsimmuntherapie, Assoziationen nicht kausal – begrenzte Versorgungsrelevanz</w:t>
       </w:r>
     </w:p>
     <w:p>
@@ -244,7 +244,7 @@
           <w:color w:val="5A7D3A"/>
           <w:sz w:val="18"/>
         </w:rPr>
-        <w:t>https://pubmed.ncbi.nlm.nih.gov/42851382/</w:t>
+        <w:t>https://pubmed.ncbi.nlm.nih.gov/42851698/</w:t>
       </w:r>
     </w:p>
     <w:p>
@@ -252,7 +252,7 @@
         <w:pStyle w:val="Heading2"/>
       </w:pPr>
       <w:r>
-        <w:t>Kardiorenales Metabolisches Syndrom gestaffelt Risiko für Herzinfarkt und Leberfolgen über alle Fettleberformen</w:t>
+        <w:t>Hyperphagia in Prader-Willi-Syndrom: multidimensionale Bewertung und Versorgungsansätze</w:t>
       </w:r>
     </w:p>
     <w:p>
@@ -262,12 +262,12 @@
           <w:color w:val="666666"/>
           <w:sz w:val="18"/>
         </w:rPr>
-        <w:t>Fan QY et al.  ·  Med  ·  09.10.2026  ·  PMID 42716008</w:t>
+        <w:t>Tauber M et al.  ·  Orphanet J Rare Dis  ·  05.10.2026  ·  PMID 42834406</w:t>
       </w:r>
     </w:p>
     <w:p>
       <w:r>
-        <w:t>UK-Biobank-Kohortenstudie mit 142.564 Personen mit steatolischen Lebererkrankungen: Stratifikation nach kardiorenales metabolisches Syndrom (CKM)-Stadium (0–4); Messung inzidenter kardiovaskulärer (MACE) und leberassoziierter Ereignisse (LRE) über 14,7 Jahre.</w:t>
+        <w:t>Internationale Expertengruppe entwickelt Konzeptualisierung der Hyperphagia als komplexe, multidimensionale Störung mit integrierten biologischen, Verhaltens- und Umgebungsansätzen zur Versorgung.</w:t>
       </w:r>
     </w:p>
     <w:p>
@@ -278,7 +278,7 @@
         <w:t xml:space="preserve">Ergebnis: </w:t>
       </w:r>
       <w:r>
-        <w:t>Höheres CKM-Stadium war dosisabhängig mit höherem MACE- und LRE-Risiko verknüpft (CKM-Stadien 2–4 vs. 0–1: adjustierte HR 1,51–3,62 für MACE, 1,28–2,32 für LRE). Adipositas und Hypertonie waren die stärksten Populationsattribute (bis 22,8% PAR für LRE); Diabetes trug mehr zu LRE bei (17,5% vs. 7,9% MACE).</w:t>
+        <w:t>Zentrale Erkenntnisse: Hyperphagia in PWS ist multidimensional (beeinträchtigte Sättigungssignale, Belohnungsneurozirkuitry, autonome Dysfunktion); strukturierte Food Environment und Übergänge zur erwachsenenmedizinischen Versorgung sind kritisch; validierte Messinstrumente (Hyperphagia Questionnaire, HQ-CT) werden empfohlen.</w:t>
       </w:r>
     </w:p>
     <w:p>
@@ -293,7 +293,7 @@
         <w:rPr>
           <w:sz w:val="19"/>
         </w:rPr>
-        <w:t>UK Biobank, deutsches Versicherungssystem vergleichbar; zeigt Klassifikation von Risiko als Versorgungsaufgabe.</w:t>
+        <w:t>Europäische Referenzzentren, vergleichbare Versorgungsstruktur für seltene Erkrankungen</w:t>
       </w:r>
     </w:p>
     <w:p>
@@ -302,7 +302,7 @@
           <w:color w:val="5A7D3A"/>
           <w:sz w:val="18"/>
         </w:rPr>
-        <w:t>https://pubmed.ncbi.nlm.nih.gov/42716008/</w:t>
+        <w:t>https://pubmed.ncbi.nlm.nih.gov/42834406/</w:t>
       </w:r>
     </w:p>
     <w:p>
@@ -310,7 +310,7 @@
         <w:pStyle w:val="Heading2"/>
       </w:pPr>
       <w:r>
-        <w:t>GLP-1-Agonisten im NHS limitiert, private Versorgung verstärkt Ungleichheit</w:t>
+        <w:t>Übergewicht bei Kindern unter 5 Jahren in Indien: Anstieg bis 2021, dann Rückgang</w:t>
       </w:r>
     </w:p>
     <w:p>
@@ -320,12 +320,12 @@
           <w:color w:val="666666"/>
           <w:sz w:val="18"/>
         </w:rPr>
-        <w:t>Boocock RC  ·  Nurs Stand  ·  30.09.2026  ·  PMID 42676263</w:t>
+        <w:t>Rai RK et al.  ·  JAMA Netw Open  ·  01.09.2026  ·  PMID 42809284</w:t>
       </w:r>
     </w:p>
     <w:p>
       <w:r>
-        <w:t>Übersichtsartikel zu GLP-1-Rezeptoragonisten und Dual-GIP/GLP-1-Agonisten: Wirkungsmechanismen, Sicherheitsrisiken (Unterernährung, Muskelverlust, Wiederzunahme nach Absetzen), Rolle der Pflege bei Mikronährstoffen und Verhaltensänderung.</w:t>
+        <w:t>Längsschnittanalyse des National Family Health Survey über 18 Jahre (2006–2024) untersucht Prävalenz von Übergewicht und Adipositas bei indischen Kleinkindern und Machbarkeit des 2030 Global Nutrition Target (≤5% Übergewicht).</w:t>
       </w:r>
     </w:p>
     <w:p>
@@ -336,7 +336,7 @@
         <w:t xml:space="preserve">Ergebnis: </w:t>
       </w:r>
       <w:r>
-        <w:t>NHS-Zugang zu GLP-1-Agonisten begrenzt auf höhere Risikopatienten; großer Anteil mit privaten Zahlungen behandelt. Dies verschärft bestehende Gesundheitsungleichheiten bei Adipositas. Pflegefachkräfte haben entscheidende Rolle bei Unterstützung von Proteinaufnahme, Bewegung und Verhaltensänderung zur Sicherung langfristiger Ergebnisse.</w:t>
+        <w:t>N=467.995 Kinder (2006–2021): Übergewichtsprävalenz stieg von 1,55% (2006) auf 3,42% (2021), fiel dann auf 1,3% (2024); Adipositas stieg von 0,50% auf 1,30%. National ist Indien auf dem Weg zum 2030-Ziel, aber 9 Bundesstaaten/UTs (Arunachal Pradesh, Assam, Himachal Pradesh, Jammu u. Kashmir, Kerala, Mizoram, Nagaland, Sikkim, Tripura) zeigen niedrig bis moderat Erreichungswahrscheinlichkeit. Subnationaler Disparitäten erfordern zielgerichtete Interventionen.</w:t>
       </w:r>
     </w:p>
     <w:p>
@@ -351,7 +351,7 @@
         <w:rPr>
           <w:sz w:val="19"/>
         </w:rPr>
-        <w:t>UK-System, aber direkt übertragbar: auch in Deutschland (§34 SGB V) ist GLP-1 für Adipositas nicht erstattungsfähig, private Zahlungen driften Systemungleichheit auf.</w:t>
+        <w:t>Indien, Datenqualität begrenzt, Global Health Relevanz aber gering für deutsches System</w:t>
       </w:r>
     </w:p>
     <w:p>
@@ -360,7 +360,7 @@
           <w:color w:val="5A7D3A"/>
           <w:sz w:val="18"/>
         </w:rPr>
-        <w:t>https://pubmed.ncbi.nlm.nih.gov/42676263/</w:t>
+        <w:t>https://pubmed.ncbi.nlm.nih.gov/42809284/</w:t>
       </w:r>
     </w:p>
     <w:p>
@@ -368,7 +368,7 @@
         <w:pStyle w:val="Heading2"/>
       </w:pPr>
       <w:r>
-        <w:t>Magenbypass-Reversal bei therapierefraktären Komplikationen: schwache Symptomverbesserung trotz besserer Ernährung</w:t>
+        <w:t>CT-Adipositätsmessung prognostiziert Intensivverweildauer nach Trauma besser als BMI</w:t>
       </w:r>
     </w:p>
     <w:p>
@@ -378,12 +378,12 @@
           <w:color w:val="666666"/>
           <w:sz w:val="18"/>
         </w:rPr>
-        <w:t>Noci MVR et al.  ·  Obes Surg  ·  28.08.2026  ·  PMID 42663940</w:t>
+        <w:t>Zander C et al.  ·  Injury  ·  22.08.2026  ·  PMID 42648018</w:t>
       </w:r>
     </w:p>
     <w:p>
       <w:r>
-        <w:t>Retrospektive Fallserie an britischem Tertiar-Zentrum (2019–2026): 8 Patienten mit Magenbypass-Reversal wegen chronischer Komplikationen (anastomotische Probleme, innere Hernien, Dumping). Median 4,5 Jahre bis Reversal mit medianen Nachuntersuchungen von 17 Monaten (IQR 6–24).</w:t>
+        <w:t>Deutsche Kohortenstudie untersucht, ob CT-Messungen viszeraler und subkutaner Adipositas (VATI, SATI, AATI) die Intensivverweildauer nach moderatem bis schwerem Trauma besser vorhersagen als BMI.</w:t>
       </w:r>
     </w:p>
     <w:p>
@@ -394,7 +394,7 @@
         <w:t xml:space="preserve">Ergebnis: </w:t>
       </w:r>
       <w:r>
-        <w:t>Post-Reversal: BMI stieg von 21 (IQR 17,3–27) auf 29 kg/m² (IQR 23,1–33), Albumin von 30 auf 38 g/L (IQR 32–41). Symptomrelief inkonsistent: anhaltende abdominelle Schmerzen 7/8, Reflux 4/5, Dysphagie 4/7, schlechte orale Aufnahme 3/7, Erbrechen 3/8. Postoperative Komplikationen: anastomotische Leckagen, Ulzera, Narbenbruchhernen.</w:t>
+        <w:t>142 Traumapatienten: VATI und SATI korrelieren signifikant mit ICU-Verweildauer (ρ = 0,25–0,27, p ≤ 0,003) und Beatmungsdauer (ρ = 0,19–0,24, p ≤ 0,003), während BMI nicht korreliert. AATI bleibt in kombiniertem Modell signifikant (+15,5% pro SD für ICU-LOS, p = 0,016). CT-basierte Körperzusammensetzung verbessert individuelle Risikoeinschätzung.</w:t>
       </w:r>
     </w:p>
     <w:p>
@@ -409,7 +409,7 @@
         <w:rPr>
           <w:sz w:val="19"/>
         </w:rPr>
-        <w:t>UK-Tertiar-Zentrum, deutsches Adipositas-Chirurgie-System vergleichbar; zeigt Grenzfrage: wann hat Reversal noch Nutzen?</w:t>
+        <w:t>Deutsche Klinikdaten, deutsche Versorgungspraxis, direkt übertragbar</w:t>
       </w:r>
     </w:p>
     <w:p>
@@ -418,7 +418,7 @@
           <w:color w:val="5A7D3A"/>
           <w:sz w:val="18"/>
         </w:rPr>
-        <w:t>https://pubmed.ncbi.nlm.nih.gov/42663940/</w:t>
+        <w:t>https://pubmed.ncbi.nlm.nih.gov/42648018/</w:t>
       </w:r>
     </w:p>
     <w:p>
@@ -426,7 +426,7 @@
         <w:pStyle w:val="Heading2"/>
       </w:pPr>
       <w:r>
-        <w:t>Mütterlicher Gestationsdiabetes verknüpft mit erhöhter Fettmasse in Kindheit und Jugend</w:t>
+        <w:t>Bauchfett und Griffstärke gemeinsam vorhersagend für Herz-Kreislauf-Erkrankungen</w:t>
       </w:r>
     </w:p>
     <w:p>
@@ -436,12 +436,12 @@
           <w:color w:val="666666"/>
           <w:sz w:val="18"/>
         </w:rPr>
-        <w:t>Du J et al.  ·  Diabetes Obes Metab  ·  25.08.2026  ·  PMID 42642339</w:t>
+        <w:t>Luo J et al.  ·  Diabetes Obes Metab  ·  25.08.2026  ·  PMID 42642342</w:t>
       </w:r>
     </w:p>
     <w:p>
       <w:r>
-        <w:t>Longitudinalstudie des Millennium Cohort Study mit 14.329 Kindern (davon 170 mit GDM-Exposition): Körperzusammensetzung (Fett, fettfreie Masse, Verhältnisse) in vier Perioden von Alter 7–17 Jahren gemessen, lineare Mischmodelle für Trajektorien gerechnet.</w:t>
+        <w:t>UK Biobank Kohortenstudie untersucht gemeinsame und separate Assoziationen von Taillenumfang (WC) und Griffstärke (GS) mit atherosklerotischen Herz-Kreislauf-Erkrankungen (ASCVD) über 14,8 Jahre.</w:t>
       </w:r>
     </w:p>
     <w:p>
@@ -452,7 +452,7 @@
         <w:t xml:space="preserve">Ergebnis: </w:t>
       </w:r>
       <w:r>
-        <w:t>GDM-exponierte Kinder zeigten über alle Altersgruppen höhere Fettmasse (FM), Fettmassindex (FMI) und FMI/FFMI-Verhältnis; altersabhängige Zwischen-Gruppen-Unterschiede (p&lt;0,05 für FM, FMI, Verhältnis). Nach Adjustierung für mütterliche Adipositas vor der Schwangerschaft wurden Effekte abgeschwächt, Muster blieben aber sichtbar.</w:t>
+        <w:t>27.189 Fälle von ASCVD unter 271.061 Teilnehmern: Hohes WC (HR 1,35, 95% KI 1,31–1,39) und niedrige GS (HR 1,14, 95% KI 1,11–1,17) waren je unabhängig assoziiert. Kombination höchstes Risiko (HR 1,53, 95% KI 1,46–1,61) mit Hinweis auf additive Interaktion (RERI 0,11, 95% KI 0,03–0,19). Multi-Omics-Analysen zeigen gemeinsame entzündliche und metabolische Mediatoren (Proteine, Metabolite).</w:t>
       </w:r>
     </w:p>
     <w:p>
@@ -467,7 +467,7 @@
         <w:rPr>
           <w:sz w:val="19"/>
         </w:rPr>
-        <w:t>Großbritannien, vergleichbar deutsches Gesundheitssystem; zeigt pränatale Prävention als langfristige Versorgungsfrage.</w:t>
+        <w:t>UK Biobank, vergleichbar zu Deutschland, aussagekräftige Versorgungsrelevanz</w:t>
       </w:r>
     </w:p>
     <w:p>
@@ -476,7 +476,7 @@
           <w:color w:val="5A7D3A"/>
           <w:sz w:val="18"/>
         </w:rPr>
-        <w:t>https://pubmed.ncbi.nlm.nih.gov/42642339/</w:t>
+        <w:t>https://pubmed.ncbi.nlm.nih.gov/42642342/</w:t>
       </w:r>
     </w:p>
     <w:sectPr>

--- a/download/studien-aktuell.docx
+++ b/download/studien-aktuell.docx
@@ -62,7 +62,7 @@
           <w:color w:val="666666"/>
           <w:sz w:val="18"/>
         </w:rPr>
-        <w:t>Stand: 11.10.2026  |  7 Studien  |  adipositas.m-vf.de</w:t>
+        <w:t>Stand: 12.10.2026  |  1 Studien  |  adipositas.m-vf.de</w:t>
       </w:r>
     </w:p>
     <w:p>
@@ -70,7 +70,7 @@
         <w:pStyle w:val="Heading1"/>
       </w:pPr>
       <w:r>
-        <w:t>Aufgenommen am 11.10.2026</w:t>
+        <w:t>Aufgenommen am 12.10.2026</w:t>
       </w:r>
     </w:p>
     <w:p>
@@ -78,7 +78,7 @@
         <w:pStyle w:val="Heading2"/>
       </w:pPr>
       <w:r>
-        <w:t>Obstruktive Schlafapnoe und Insulinresistenz bei Kindern mit Prader-Willi: SPISE-Index als Marker</w:t>
+        <w:t>Antipsychotika: Strukturierte Prävention metabolischer Störungen senkt Adipositas-Risiko</w:t>
       </w:r>
     </w:p>
     <w:p>
@@ -88,12 +88,12 @@
           <w:color w:val="666666"/>
           <w:sz w:val="18"/>
         </w:rPr>
-        <w:t>Güney AZ et al.  ·  Eur J Pediatr  ·  09.10.2026  ·  PMID 42855587</w:t>
+        <w:t>Wichniak A et al.  ·  Psychiatr Pol  ·  30.08.2026  ·  PMID 42857933</w:t>
       </w:r>
     </w:p>
     <w:p>
       <w:r>
-        <w:t>Türkische Querschnittsstudie vergleicht SPISE und HOMA-IR als Insulinresistenzmarker und deren Assoziation mit OSA-Schweregrad bei 31 PWS-Kindern und 47 nicht-syndromischen Kindern.</w:t>
+        <w:t>Polnische Leitlinien für die Prävention von Adipositas und metabolischen Störungen bei Patienten unter Antipsychotika, basierend auf Expertise und Literatur.</w:t>
       </w:r>
     </w:p>
     <w:p>
@@ -104,7 +104,7 @@
         <w:t xml:space="preserve">Ergebnis: </w:t>
       </w:r>
       <w:r>
-        <w:t>Bei PWS-Kindern: oAHI korrelierte invers mit SPISE (ρ = −0,378, p = 0,036), in multivariablem Modell blieb höherer oAHI mit niedrigerem SPISE assoziiert (B = −0,154, p = 0,015); ODI korrelierte mit SPISE (ρ = −0,427, p = 0,017) aber nicht HOMA-IR. SPISE zeigt stärkere Assoziationen mit OSA-Schweregrad, verdient weitere Validierung.</w:t>
+        <w:t>Sieben empfohlene Präventionsmaßnahmen: Ernährungsberatung, regelmäßige Bewegung, Mahlzeitenplanung, Achtsamkeit, Selbsthilfgruppen und Fortschrittsmonitoring. Bei hohem Risiko werden pharmakologische Interventionen (Teil 2) empfohlen. Psychiater sollten aktiv zur Prävention beitragen.</w:t>
       </w:r>
     </w:p>
     <w:p>
@@ -119,7 +119,7 @@
         <w:rPr>
           <w:sz w:val="19"/>
         </w:rPr>
-        <w:t>Europäische Fachdisziplin (Pädiatrie), seltenes Syndrom, kleinere Stichprobe mit Validierungsbedarf</w:t>
+        <w:t>Polen, strukturiertes Präventionssystem, übertragbar auf deutschsprachige Länder mit ähnlichem Versorgungsauftrag</w:t>
       </w:r>
     </w:p>
     <w:p>
@@ -128,355 +128,7 @@
           <w:color w:val="5A7D3A"/>
           <w:sz w:val="18"/>
         </w:rPr>
-        <w:t>https://pubmed.ncbi.nlm.nih.gov/42855587/</w:t>
-      </w:r>
-    </w:p>
-    <w:p>
-      <w:pPr>
-        <w:pStyle w:val="Heading2"/>
-      </w:pPr>
-      <w:r>
-        <w:t>Semaglutid plus Dapagliflozin bei Typ-2-Diabetes mit Nierenerkrankung: 8-Wochen-Effekte</w:t>
-      </w:r>
-    </w:p>
-    <w:p>
-      <w:r>
-        <w:rPr>
-          <w:i/>
-          <w:color w:val="666666"/>
-          <w:sz w:val="18"/>
-        </w:rPr>
-        <w:t>Gong C et al.  ·  Medicine (Baltimore)  ·  09.10.2026  ·  PMID 42854065</w:t>
-      </w:r>
-    </w:p>
-    <w:p>
-      <w:r>
-        <w:t>Retrospektive Beobachtungsstudie vergleicht Kombinationstherapie mit Semaglutid und Dapagliflozin gegen je Monotherapie bei 126 Patienten (3×42 pro Arm) mit Typ-2-Diabetes und chronischer Nierenerkrankung (CKD) über 8 Wochen.</w:t>
-      </w:r>
-    </w:p>
-    <w:p>
-      <w:r>
-        <w:rPr>
-          <w:b/>
-        </w:rPr>
-        <w:t xml:space="preserve">Ergebnis: </w:t>
-      </w:r>
-      <w:r>
-        <w:t>Nach 8 Wochen zeigte Kombinationsgruppe signifikant stärkere Reduktionen als je Monotherapie: Nüchternglukose (sig. in allen 3 Gruppen), HbA1c, Harnstoff, Kreatinin, 24-h-Proteinurie, Entzündungsmarker (ESR, IL-6, hs-CRP). Kombinationsgruppe höhere klinische Ansprechrate. Keine erhöhten Nebenwirkungen in 8 Wochen; aber retrospektiv, kleine Stichprobe, kurze Beobachtung – long-term renale Benefits nicht etabliert.</w:t>
-      </w:r>
-    </w:p>
-    <w:p>
-      <w:r>
-        <w:rPr>
-          <w:b/>
-          <w:sz w:val="19"/>
-        </w:rPr>
-        <w:t xml:space="preserve">Übertragbarkeit: </w:t>
-      </w:r>
-      <w:r>
-        <w:rPr>
-          <w:sz w:val="19"/>
-        </w:rPr>
-        <w:t>China, retrospektiv, kleine Stichprobe, kurze Dauer – begrenzte Übertragbarkeit</w:t>
-      </w:r>
-    </w:p>
-    <w:p>
-      <w:r>
-        <w:rPr>
-          <w:color w:val="5A7D3A"/>
-          <w:sz w:val="18"/>
-        </w:rPr>
-        <w:t>https://pubmed.ncbi.nlm.nih.gov/42854065/</w:t>
-      </w:r>
-    </w:p>
-    <w:p>
-      <w:pPr>
-        <w:pStyle w:val="Heading2"/>
-      </w:pPr>
-      <w:r>
-        <w:t>BMI und Immuntherapie-Antwort bei Krebs: Überraschend vorteilhaft – aber mit Unsicherheit</w:t>
-      </w:r>
-    </w:p>
-    <w:p>
-      <w:r>
-        <w:rPr>
-          <w:i/>
-          <w:color w:val="666666"/>
-          <w:sz w:val="18"/>
-        </w:rPr>
-        <w:t>Sun S et al.  ·  Front Immunol  ·  24.09.2026  ·  PMID 42851698</w:t>
-      </w:r>
-    </w:p>
-    <w:p>
-      <w:r>
-        <w:t>Systematischer Review und Dosis-Response-Metaanalyse von 61 Studien mit 46.572 Krebspatienten untersucht BMI als Prognosefaktor unter Immuncheckpoint-Inhibitor (ICI)-Therapie für Gesamtüberleben (OS), progressionsfreies Überleben (PFS), Ansprechen und Nebenwirkungen.</w:t>
-      </w:r>
-    </w:p>
-    <w:p>
-      <w:r>
-        <w:rPr>
-          <w:b/>
-        </w:rPr>
-        <w:t xml:space="preserve">Ergebnis: </w:t>
-      </w:r>
-      <w:r>
-        <w:t>Höherer BMI assoziiert mit günstigerem OS (HR 0,74, 95% KI 0,67–0,82, p&lt;0,001, I²=70,6%) und PFS (HR 0,78, 95% KI 0,69–0,89, p&lt;0,001, I²=60,3%), besonders Adipositas vs. Normalgewicht. Pro 5 kg/m² BMI-Anstieg: PFS verbessert (HR 0,87, 95% KI 0,81–0,95, p&lt;0,001), OS nicht (HR 0,91, ns). Aber Vorhersageintervalle umfassen Nullwert; Assoziationen mit Ansprechen und Grad-3+ Nebenwirkungen inkonsistent. Vorsichtige Interpretation erforderlich – kein kausaler Schluss.</w:t>
-      </w:r>
-    </w:p>
-    <w:p>
-      <w:r>
-        <w:rPr>
-          <w:b/>
-          <w:sz w:val="19"/>
-        </w:rPr>
-        <w:t xml:space="preserve">Übertragbarkeit: </w:t>
-      </w:r>
-      <w:r>
-        <w:rPr>
-          <w:sz w:val="19"/>
-        </w:rPr>
-        <w:t>Internationale Evidenz, Krebsimmuntherapie, Assoziationen nicht kausal – begrenzte Versorgungsrelevanz</w:t>
-      </w:r>
-    </w:p>
-    <w:p>
-      <w:r>
-        <w:rPr>
-          <w:color w:val="5A7D3A"/>
-          <w:sz w:val="18"/>
-        </w:rPr>
-        <w:t>https://pubmed.ncbi.nlm.nih.gov/42851698/</w:t>
-      </w:r>
-    </w:p>
-    <w:p>
-      <w:pPr>
-        <w:pStyle w:val="Heading2"/>
-      </w:pPr>
-      <w:r>
-        <w:t>Hyperphagia in Prader-Willi-Syndrom: multidimensionale Bewertung und Versorgungsansätze</w:t>
-      </w:r>
-    </w:p>
-    <w:p>
-      <w:r>
-        <w:rPr>
-          <w:i/>
-          <w:color w:val="666666"/>
-          <w:sz w:val="18"/>
-        </w:rPr>
-        <w:t>Tauber M et al.  ·  Orphanet J Rare Dis  ·  05.10.2026  ·  PMID 42834406</w:t>
-      </w:r>
-    </w:p>
-    <w:p>
-      <w:r>
-        <w:t>Internationale Expertengruppe entwickelt Konzeptualisierung der Hyperphagia als komplexe, multidimensionale Störung mit integrierten biologischen, Verhaltens- und Umgebungsansätzen zur Versorgung.</w:t>
-      </w:r>
-    </w:p>
-    <w:p>
-      <w:r>
-        <w:rPr>
-          <w:b/>
-        </w:rPr>
-        <w:t xml:space="preserve">Ergebnis: </w:t>
-      </w:r>
-      <w:r>
-        <w:t>Zentrale Erkenntnisse: Hyperphagia in PWS ist multidimensional (beeinträchtigte Sättigungssignale, Belohnungsneurozirkuitry, autonome Dysfunktion); strukturierte Food Environment und Übergänge zur erwachsenenmedizinischen Versorgung sind kritisch; validierte Messinstrumente (Hyperphagia Questionnaire, HQ-CT) werden empfohlen.</w:t>
-      </w:r>
-    </w:p>
-    <w:p>
-      <w:r>
-        <w:rPr>
-          <w:b/>
-          <w:sz w:val="19"/>
-        </w:rPr>
-        <w:t xml:space="preserve">Übertragbarkeit: </w:t>
-      </w:r>
-      <w:r>
-        <w:rPr>
-          <w:sz w:val="19"/>
-        </w:rPr>
-        <w:t>Europäische Referenzzentren, vergleichbare Versorgungsstruktur für seltene Erkrankungen</w:t>
-      </w:r>
-    </w:p>
-    <w:p>
-      <w:r>
-        <w:rPr>
-          <w:color w:val="5A7D3A"/>
-          <w:sz w:val="18"/>
-        </w:rPr>
-        <w:t>https://pubmed.ncbi.nlm.nih.gov/42834406/</w:t>
-      </w:r>
-    </w:p>
-    <w:p>
-      <w:pPr>
-        <w:pStyle w:val="Heading2"/>
-      </w:pPr>
-      <w:r>
-        <w:t>Übergewicht bei Kindern unter 5 Jahren in Indien: Anstieg bis 2021, dann Rückgang</w:t>
-      </w:r>
-    </w:p>
-    <w:p>
-      <w:r>
-        <w:rPr>
-          <w:i/>
-          <w:color w:val="666666"/>
-          <w:sz w:val="18"/>
-        </w:rPr>
-        <w:t>Rai RK et al.  ·  JAMA Netw Open  ·  01.09.2026  ·  PMID 42809284</w:t>
-      </w:r>
-    </w:p>
-    <w:p>
-      <w:r>
-        <w:t>Längsschnittanalyse des National Family Health Survey über 18 Jahre (2006–2024) untersucht Prävalenz von Übergewicht und Adipositas bei indischen Kleinkindern und Machbarkeit des 2030 Global Nutrition Target (≤5% Übergewicht).</w:t>
-      </w:r>
-    </w:p>
-    <w:p>
-      <w:r>
-        <w:rPr>
-          <w:b/>
-        </w:rPr>
-        <w:t xml:space="preserve">Ergebnis: </w:t>
-      </w:r>
-      <w:r>
-        <w:t>N=467.995 Kinder (2006–2021): Übergewichtsprävalenz stieg von 1,55% (2006) auf 3,42% (2021), fiel dann auf 1,3% (2024); Adipositas stieg von 0,50% auf 1,30%. National ist Indien auf dem Weg zum 2030-Ziel, aber 9 Bundesstaaten/UTs (Arunachal Pradesh, Assam, Himachal Pradesh, Jammu u. Kashmir, Kerala, Mizoram, Nagaland, Sikkim, Tripura) zeigen niedrig bis moderat Erreichungswahrscheinlichkeit. Subnationaler Disparitäten erfordern zielgerichtete Interventionen.</w:t>
-      </w:r>
-    </w:p>
-    <w:p>
-      <w:r>
-        <w:rPr>
-          <w:b/>
-          <w:sz w:val="19"/>
-        </w:rPr>
-        <w:t xml:space="preserve">Übertragbarkeit: </w:t>
-      </w:r>
-      <w:r>
-        <w:rPr>
-          <w:sz w:val="19"/>
-        </w:rPr>
-        <w:t>Indien, Datenqualität begrenzt, Global Health Relevanz aber gering für deutsches System</w:t>
-      </w:r>
-    </w:p>
-    <w:p>
-      <w:r>
-        <w:rPr>
-          <w:color w:val="5A7D3A"/>
-          <w:sz w:val="18"/>
-        </w:rPr>
-        <w:t>https://pubmed.ncbi.nlm.nih.gov/42809284/</w:t>
-      </w:r>
-    </w:p>
-    <w:p>
-      <w:pPr>
-        <w:pStyle w:val="Heading2"/>
-      </w:pPr>
-      <w:r>
-        <w:t>CT-Adipositätsmessung prognostiziert Intensivverweildauer nach Trauma besser als BMI</w:t>
-      </w:r>
-    </w:p>
-    <w:p>
-      <w:r>
-        <w:rPr>
-          <w:i/>
-          <w:color w:val="666666"/>
-          <w:sz w:val="18"/>
-        </w:rPr>
-        <w:t>Zander C et al.  ·  Injury  ·  22.08.2026  ·  PMID 42648018</w:t>
-      </w:r>
-    </w:p>
-    <w:p>
-      <w:r>
-        <w:t>Deutsche Kohortenstudie untersucht, ob CT-Messungen viszeraler und subkutaner Adipositas (VATI, SATI, AATI) die Intensivverweildauer nach moderatem bis schwerem Trauma besser vorhersagen als BMI.</w:t>
-      </w:r>
-    </w:p>
-    <w:p>
-      <w:r>
-        <w:rPr>
-          <w:b/>
-        </w:rPr>
-        <w:t xml:space="preserve">Ergebnis: </w:t>
-      </w:r>
-      <w:r>
-        <w:t>142 Traumapatienten: VATI und SATI korrelieren signifikant mit ICU-Verweildauer (ρ = 0,25–0,27, p ≤ 0,003) und Beatmungsdauer (ρ = 0,19–0,24, p ≤ 0,003), während BMI nicht korreliert. AATI bleibt in kombiniertem Modell signifikant (+15,5% pro SD für ICU-LOS, p = 0,016). CT-basierte Körperzusammensetzung verbessert individuelle Risikoeinschätzung.</w:t>
-      </w:r>
-    </w:p>
-    <w:p>
-      <w:r>
-        <w:rPr>
-          <w:b/>
-          <w:sz w:val="19"/>
-        </w:rPr>
-        <w:t xml:space="preserve">Übertragbarkeit: </w:t>
-      </w:r>
-      <w:r>
-        <w:rPr>
-          <w:sz w:val="19"/>
-        </w:rPr>
-        <w:t>Deutsche Klinikdaten, deutsche Versorgungspraxis, direkt übertragbar</w:t>
-      </w:r>
-    </w:p>
-    <w:p>
-      <w:r>
-        <w:rPr>
-          <w:color w:val="5A7D3A"/>
-          <w:sz w:val="18"/>
-        </w:rPr>
-        <w:t>https://pubmed.ncbi.nlm.nih.gov/42648018/</w:t>
-      </w:r>
-    </w:p>
-    <w:p>
-      <w:pPr>
-        <w:pStyle w:val="Heading2"/>
-      </w:pPr>
-      <w:r>
-        <w:t>Bauchfett und Griffstärke gemeinsam vorhersagend für Herz-Kreislauf-Erkrankungen</w:t>
-      </w:r>
-    </w:p>
-    <w:p>
-      <w:r>
-        <w:rPr>
-          <w:i/>
-          <w:color w:val="666666"/>
-          <w:sz w:val="18"/>
-        </w:rPr>
-        <w:t>Luo J et al.  ·  Diabetes Obes Metab  ·  25.08.2026  ·  PMID 42642342</w:t>
-      </w:r>
-    </w:p>
-    <w:p>
-      <w:r>
-        <w:t>UK Biobank Kohortenstudie untersucht gemeinsame und separate Assoziationen von Taillenumfang (WC) und Griffstärke (GS) mit atherosklerotischen Herz-Kreislauf-Erkrankungen (ASCVD) über 14,8 Jahre.</w:t>
-      </w:r>
-    </w:p>
-    <w:p>
-      <w:r>
-        <w:rPr>
-          <w:b/>
-        </w:rPr>
-        <w:t xml:space="preserve">Ergebnis: </w:t>
-      </w:r>
-      <w:r>
-        <w:t>27.189 Fälle von ASCVD unter 271.061 Teilnehmern: Hohes WC (HR 1,35, 95% KI 1,31–1,39) und niedrige GS (HR 1,14, 95% KI 1,11–1,17) waren je unabhängig assoziiert. Kombination höchstes Risiko (HR 1,53, 95% KI 1,46–1,61) mit Hinweis auf additive Interaktion (RERI 0,11, 95% KI 0,03–0,19). Multi-Omics-Analysen zeigen gemeinsame entzündliche und metabolische Mediatoren (Proteine, Metabolite).</w:t>
-      </w:r>
-    </w:p>
-    <w:p>
-      <w:r>
-        <w:rPr>
-          <w:b/>
-          <w:sz w:val="19"/>
-        </w:rPr>
-        <w:t xml:space="preserve">Übertragbarkeit: </w:t>
-      </w:r>
-      <w:r>
-        <w:rPr>
-          <w:sz w:val="19"/>
-        </w:rPr>
-        <w:t>UK Biobank, vergleichbar zu Deutschland, aussagekräftige Versorgungsrelevanz</w:t>
-      </w:r>
-    </w:p>
-    <w:p>
-      <w:r>
-        <w:rPr>
-          <w:color w:val="5A7D3A"/>
-          <w:sz w:val="18"/>
-        </w:rPr>
-        <w:t>https://pubmed.ncbi.nlm.nih.gov/42642342/</w:t>
+        <w:t>https://pubmed.ncbi.nlm.nih.gov/42857933/</w:t>
       </w:r>
     </w:p>
     <w:sectPr>

--- a/download/studien-aktuell.docx
+++ b/download/studien-aktuell.docx
@@ -62,7 +62,7 @@
           <w:color w:val="666666"/>
           <w:sz w:val="18"/>
         </w:rPr>
-        <w:t>Stand: 12.10.2026  |  1 Studien  |  adipositas.m-vf.de</w:t>
+        <w:t>Stand: 13.10.2026  |  6 Studien  |  adipositas.m-vf.de</w:t>
       </w:r>
     </w:p>
     <w:p>
@@ -70,7 +70,7 @@
         <w:pStyle w:val="Heading1"/>
       </w:pPr>
       <w:r>
-        <w:t>Aufgenommen am 12.10.2026</w:t>
+        <w:t>Aufgenommen am 13.10.2026</w:t>
       </w:r>
     </w:p>
     <w:p>
@@ -78,7 +78,7 @@
         <w:pStyle w:val="Heading2"/>
       </w:pPr>
       <w:r>
-        <w:t>Antipsychotika: Strukturierte Prävention metabolischer Störungen senkt Adipositas-Risiko</w:t>
+        <w:t>CPAP bei Schlafapnoe und Adipositas: Pulmonalarteriendruck sinkt, aber Herzstruktur bleibt unverändert</w:t>
       </w:r>
     </w:p>
     <w:p>
@@ -88,12 +88,12 @@
           <w:color w:val="666666"/>
           <w:sz w:val="18"/>
         </w:rPr>
-        <w:t>Wichniak A et al.  ·  Psychiatr Pol  ·  30.08.2026  ·  PMID 42857933</w:t>
+        <w:t>Li J et al.  ·  Can Respir J  ·  2026  ·  PMID 42861515</w:t>
       </w:r>
     </w:p>
     <w:p>
       <w:r>
-        <w:t>Polnische Leitlinien für die Prävention von Adipositas und metabolischen Störungen bei Patienten unter Antipsychotika, basierend auf Expertise und Literatur.</w:t>
+        <w:t>Systematischer Review und Metaanalyse von 8 Studien (2 RCTs, 6 Kohorten, 574 Patienten) zur Wirkung von CPAP auf pulmonale Hämodynamik und linksventrikuläre Funktion bei OSA/OHS.</w:t>
       </w:r>
     </w:p>
     <w:p>
@@ -104,7 +104,7 @@
         <w:t xml:space="preserve">Ergebnis: </w:t>
       </w:r>
       <w:r>
-        <w:t>Sieben empfohlene Präventionsmaßnahmen: Ernährungsberatung, regelmäßige Bewegung, Mahlzeitenplanung, Achtsamkeit, Selbsthilfgruppen und Fortschrittsmonitoring. Bei hohem Risiko werden pharmakologische Interventionen (Teil 2) empfohlen. Psychiater sollten aktiv zur Prävention beitragen.</w:t>
+        <w:t>CPAP reduzierte signifikant den Pulmonalarteriendruck (MD −2,32 mmHg; 95%-KI −3,88 bis −0,76; p=0,004) und verbesserte die diastolische Funktion (E/A-Ratio MD +0,29; 95%-KI +0,09 bis +0,48; p=0,004). Keine signifikanten Effekte auf linksventrikuläre Masse (p=0,27) oder Ejektionsfraktion (p=0,61). Befunde waren robust in Sensitivitätsanalysen.</w:t>
       </w:r>
     </w:p>
     <w:p>
@@ -119,7 +119,7 @@
         <w:rPr>
           <w:sz w:val="19"/>
         </w:rPr>
-        <w:t>Polen, strukturiertes Präventionssystem, übertragbar auf deutschsprachige Länder mit ähnlichem Versorgungsauftrag</w:t>
+        <w:t>China, aber Systematik und Endergebnisse sind behandlungsunabhängig übertragbar</w:t>
       </w:r>
     </w:p>
     <w:p>
@@ -128,7 +128,297 @@
           <w:color w:val="5A7D3A"/>
           <w:sz w:val="18"/>
         </w:rPr>
-        <w:t>https://pubmed.ncbi.nlm.nih.gov/42857933/</w:t>
+        <w:t>https://pubmed.ncbi.nlm.nih.gov/42861515/</w:t>
+      </w:r>
+    </w:p>
+    <w:p>
+      <w:pPr>
+        <w:pStyle w:val="Heading2"/>
+      </w:pPr>
+      <w:r>
+        <w:t>Antipsychotika und Adipositas: Strukturierte Diagnostik und Metformin in der psychiatrischen Praxis</w:t>
+      </w:r>
+    </w:p>
+    <w:p>
+      <w:r>
+        <w:rPr>
+          <w:i/>
+          <w:color w:val="666666"/>
+          <w:sz w:val="18"/>
+        </w:rPr>
+        <w:t>Wichniak A et al.  ·  Psychiatr Pol  ·  30.08.2026  ·  PMID 42857934</w:t>
+      </w:r>
+    </w:p>
+    <w:p>
+      <w:r>
+        <w:t>Klinische Handlungsempfehlungen der Polnischen Psychiatrischen Gesellschaft zu Prävention metabolischer Störungen bei Patienten unter Antipsychotika mit konkretisierten Überwachungsintervallen und Therapieempfehlungen.</w:t>
+      </w:r>
+    </w:p>
+    <w:p>
+      <w:r>
+        <w:rPr>
+          <w:b/>
+        </w:rPr>
+        <w:t xml:space="preserve">Ergebnis: </w:t>
+      </w:r>
+      <w:r>
+        <w:t>Cardiometabolische Risikoerfassung (Gewicht, Taillenumfang, Blutdruck, Blutzucker, HbA1c, Lipidprofil) vor Therapiestart, dann in Woche 6, 12 und dann jährlich empfohlen. Bei Gewichtszunahme und Risikofaktoren: Metformin 1.000–2.000 mg/Tag als beste dokumentierte, sichere und kostengünstige Präventionsmethode; Adipöse Patienten sollten eine wirksame Pharmakotherapie nach aktuellen Leitlinien erhalten.</w:t>
+      </w:r>
+    </w:p>
+    <w:p>
+      <w:r>
+        <w:rPr>
+          <w:b/>
+          <w:sz w:val="19"/>
+        </w:rPr>
+        <w:t xml:space="preserve">Übertragbarkeit: </w:t>
+      </w:r>
+      <w:r>
+        <w:rPr>
+          <w:sz w:val="19"/>
+        </w:rPr>
+        <w:t>Polen, europäisches Versicherungssystem, psychiatrische Standardversorgung</w:t>
+      </w:r>
+    </w:p>
+    <w:p>
+      <w:r>
+        <w:rPr>
+          <w:color w:val="5A7D3A"/>
+          <w:sz w:val="18"/>
+        </w:rPr>
+        <w:t>https://pubmed.ncbi.nlm.nih.gov/42857934/</w:t>
+      </w:r>
+    </w:p>
+    <w:p>
+      <w:pPr>
+        <w:pStyle w:val="Heading2"/>
+      </w:pPr>
+      <w:r>
+        <w:t>Gewichtsmanagement in der Schwangerschaft: Minderheitenangehörige Frauen in UK erhalten keine kulturgerechte Unterstützung</w:t>
+      </w:r>
+    </w:p>
+    <w:p>
+      <w:r>
+        <w:rPr>
+          <w:i/>
+          <w:color w:val="666666"/>
+          <w:sz w:val="18"/>
+        </w:rPr>
+        <w:t>Morsy B et al.  ·  Front Public Health  ·  25.09.2026  ·  PMID 42856522</w:t>
+      </w:r>
+    </w:p>
+    <w:p>
+      <w:r>
+        <w:t>Scoping Review zur Gewichtskontrolle in der Schwangerschaft bei ethnischen Minderheiten im UK: Nur 3 Studien mit 1.741 Teilnehmerinnen gefunden, alle ohne kulturelle Anpassung und mit unzureichenden ethnischen Untergruppen-Analysen.</w:t>
+      </w:r>
+    </w:p>
+    <w:p>
+      <w:r>
+        <w:rPr>
+          <w:b/>
+        </w:rPr>
+        <w:t xml:space="preserve">Ergebnis: </w:t>
+      </w:r>
+      <w:r>
+        <w:t>Von 3 eingeschlossenen Studien (2016–2025) zeigten alle unzureichende kulturelle Anpassung und fragmentierte ethnisch stratifizierte Datenberichte. Minderheitenangehörige Frauen zeigten niedrigere Beteiligung; keine Studie konnte nachweisen, ob Interventionen ethnische Unterschiede in Gestationsdiabetes-Ergebnissen reduzierten. Die Evidenzlücke zu kulturgerechten Programmen ist erheblich.</w:t>
+      </w:r>
+    </w:p>
+    <w:p>
+      <w:r>
+        <w:rPr>
+          <w:b/>
+          <w:sz w:val="19"/>
+        </w:rPr>
+        <w:t xml:space="preserve">Übertragbarkeit: </w:t>
+      </w:r>
+      <w:r>
+        <w:rPr>
+          <w:sz w:val="19"/>
+        </w:rPr>
+        <w:t>Vereinigtes Königreich, vergleichbares Sozialversicherungssystem, relevante Equity-Fragestellung</w:t>
+      </w:r>
+    </w:p>
+    <w:p>
+      <w:r>
+        <w:rPr>
+          <w:color w:val="5A7D3A"/>
+          <w:sz w:val="18"/>
+        </w:rPr>
+        <w:t>https://pubmed.ncbi.nlm.nih.gov/42856522/</w:t>
+      </w:r>
+    </w:p>
+    <w:p>
+      <w:pPr>
+        <w:pStyle w:val="Heading2"/>
+      </w:pPr>
+      <w:r>
+        <w:t>Magenverweilstörung nach Pankreatoduodenektomie: Zwei Anastomose-Techniken zeigen keinen Unterschied</w:t>
+      </w:r>
+    </w:p>
+    <w:p>
+      <w:r>
+        <w:rPr>
+          <w:i/>
+          <w:color w:val="666666"/>
+          <w:sz w:val="18"/>
+        </w:rPr>
+        <w:t>Robin F et al.  ·  Ann Surg  ·  01.11.2026  ·  PMID 42832388</w:t>
+      </w:r>
+    </w:p>
+    <w:p>
+      <w:r>
+        <w:t>Randomisierte kontrolierte Studie an 2 französischen Hochvolumen-Zentren mit 158 Patienten (79 pro Gruppe), die zwei Techniken der Magenverweilstörung nach Pankreatoduodenektomie verglichen.</w:t>
+      </w:r>
+    </w:p>
+    <w:p>
+      <w:r>
+        <w:rPr>
+          <w:b/>
+        </w:rPr>
+        <w:t xml:space="preserve">Ergebnis: </w:t>
+      </w:r>
+      <w:r>
+        <w:t>Magenverweilstörung (DGE) trat bei 38,0% nach side-to-side und 30,4% nach end-to-side Technik auf (RR 1,25; 95%-KI 0,81–1,94; p=0,314). Sekundäre Endpunkte (Fistelrate, Reinvasionen, Mortalität, Lebensqualität nach GIQLI) unterschieden sich nicht signifikant zwischen Gruppen. Ernährungsparameter und Lebensqualität waren vergleichbar.</w:t>
+      </w:r>
+    </w:p>
+    <w:p>
+      <w:r>
+        <w:rPr>
+          <w:b/>
+          <w:sz w:val="19"/>
+        </w:rPr>
+        <w:t xml:space="preserve">Übertragbarkeit: </w:t>
+      </w:r>
+      <w:r>
+        <w:rPr>
+          <w:sz w:val="19"/>
+        </w:rPr>
+        <w:t>Frankreich, vergleichbares Gesundheitssystem, hochspezialisierte chirurgische Versorgung</w:t>
+      </w:r>
+    </w:p>
+    <w:p>
+      <w:r>
+        <w:rPr>
+          <w:color w:val="5A7D3A"/>
+          <w:sz w:val="18"/>
+        </w:rPr>
+        <w:t>https://pubmed.ncbi.nlm.nih.gov/42832388/</w:t>
+      </w:r>
+    </w:p>
+    <w:p>
+      <w:pPr>
+        <w:pStyle w:val="Heading2"/>
+      </w:pPr>
+      <w:r>
+        <w:t>Frühe Menarche und Menopause: Taillenumfang mediiert kardiovaskuläres Risiko bei postmenopausalen Frauen</w:t>
+      </w:r>
+    </w:p>
+    <w:p>
+      <w:r>
+        <w:rPr>
+          <w:i/>
+          <w:color w:val="666666"/>
+          <w:sz w:val="18"/>
+        </w:rPr>
+        <w:t>Borrowman JD et al.  ·  J Am Heart Assoc  ·  06.10.2026  ·  PMID 42786622</w:t>
+      </w:r>
+    </w:p>
+    <w:p>
+      <w:r>
+        <w:t>Prospektive Kohortenstudie mit 119.182 postmenopausalen Frauen aus WHI (Oktober 1993–Januar 2025 Follow-up); Untersuchung von Reproduktionsmerkmalen und abdominaler Adipositas als Mediatoren des CVD-Risikos.</w:t>
+      </w:r>
+    </w:p>
+    <w:p>
+      <w:r>
+        <w:rPr>
+          <w:b/>
+        </w:rPr>
+        <w:t xml:space="preserve">Ergebnis: </w:t>
+      </w:r>
+      <w:r>
+        <w:t>Über Median 12,8 Jahre traten 12.731 kardiovaskuläre Ereignisse auf (Rate 10,4/1.000 Personenjahre). Frühe Menarche (HR 1,07; 95%-KI 1,01–1,15), frühe Menopause (HR 1,22; 95%-KI 1,11–1,35) und kurze Reproduktionslifespan (HR 1,21; 95%-KI 1,13–1,29) waren mit CVD assoziiert. Taillenumfang war signifikanter Mediator aller drei Assoziationen. Diese Befunde zeigen, dass abdominale Adipositas einen wesentlichen Pfad zwischen Reproduktionsfaktoren und kardiovaskulärem Risiko darstellt.</w:t>
+      </w:r>
+    </w:p>
+    <w:p>
+      <w:r>
+        <w:rPr>
+          <w:b/>
+          <w:sz w:val="19"/>
+        </w:rPr>
+        <w:t xml:space="preserve">Übertragbarkeit: </w:t>
+      </w:r>
+      <w:r>
+        <w:rPr>
+          <w:sz w:val="19"/>
+        </w:rPr>
+        <w:t>USA, aber Fragestellung und Medations-Befunde sind universell übertragbar</w:t>
+      </w:r>
+    </w:p>
+    <w:p>
+      <w:r>
+        <w:rPr>
+          <w:color w:val="5A7D3A"/>
+          <w:sz w:val="18"/>
+        </w:rPr>
+        <w:t>https://pubmed.ncbi.nlm.nih.gov/42786622/</w:t>
+      </w:r>
+    </w:p>
+    <w:p>
+      <w:pPr>
+        <w:pStyle w:val="Heading2"/>
+      </w:pPr>
+      <w:r>
+        <w:t>Berberin-Kombipräparat: Geringe Verbesserung von Insulinsensitivität und Körperfettmasse über 12 Wochen</w:t>
+      </w:r>
+    </w:p>
+    <w:p>
+      <w:r>
+        <w:rPr>
+          <w:i/>
+          <w:color w:val="666666"/>
+          <w:sz w:val="18"/>
+        </w:rPr>
+        <w:t>Xenos K et al.  ·  Nutrients  ·  27.08.2026  ·  PMID 42738972</w:t>
+      </w:r>
+    </w:p>
+    <w:p>
+      <w:r>
+        <w:t>Randomisierte kontrollierte 12-Wochen-Studie mit 93 griechischen Erwachsenen mit Adipositas; Kombination von Berberin (1.000 mg), Maulbeerbaum-Extrakt (400 mg) und Chrom-Pikotinat (0,644 mg) versus Placebo.</w:t>
+      </w:r>
+    </w:p>
+    <w:p>
+      <w:r>
+        <w:rPr>
+          <w:b/>
+        </w:rPr>
+        <w:t xml:space="preserve">Ergebnis: </w:t>
+      </w:r>
+      <w:r>
+        <w:t>Aktive Gruppe vs. Placebo zeigte signifikante Reduktion: BMI −1,24 kg/m² (95%-KI −2,15 bis −0,33), Gesamtkörperfett −2,35 kg (95%-KI −4,12 bis −0,58), viszerales Fett −0,92 Einheiten (95%-KI −1,74 bis −0,10). Insulinsensitivität verbesserte sich um 28% stärker in der aktiven Gruppe (geometrisches Mittel-Ratio 1,28; 95%-KI 1,14–1,44). Einzelkomponenten-Beiträge ungeklärt.</w:t>
+      </w:r>
+    </w:p>
+    <w:p>
+      <w:r>
+        <w:rPr>
+          <w:b/>
+          <w:sz w:val="19"/>
+        </w:rPr>
+        <w:t xml:space="preserve">Übertragbarkeit: </w:t>
+      </w:r>
+      <w:r>
+        <w:rPr>
+          <w:sz w:val="19"/>
+        </w:rPr>
+        <w:t>Griechenland, europäisches System, aber geringe Effektstärke und kurze Dauer</w:t>
+      </w:r>
+    </w:p>
+    <w:p>
+      <w:r>
+        <w:rPr>
+          <w:color w:val="5A7D3A"/>
+          <w:sz w:val="18"/>
+        </w:rPr>
+        <w:t>https://pubmed.ncbi.nlm.nih.gov/42738972/</w:t>
       </w:r>
     </w:p>
     <w:sectPr>

--- a/download/studien-aktuell.docx
+++ b/download/studien-aktuell.docx
@@ -62,7 +62,7 @@
           <w:color w:val="666666"/>
           <w:sz w:val="18"/>
         </w:rPr>
-        <w:t>Stand: 13.10.2026  |  6 Studien  |  adipositas.m-vf.de</w:t>
+        <w:t>Stand: 14.10.2026  |  5 Studien  |  adipositas.m-vf.de</w:t>
       </w:r>
     </w:p>
     <w:p>
@@ -70,7 +70,7 @@
         <w:pStyle w:val="Heading1"/>
       </w:pPr>
       <w:r>
-        <w:t>Aufgenommen am 13.10.2026</w:t>
+        <w:t>Aufgenommen am 14.10.2026</w:t>
       </w:r>
     </w:p>
     <w:p>
@@ -78,7 +78,7 @@
         <w:pStyle w:val="Heading2"/>
       </w:pPr>
       <w:r>
-        <w:t>CPAP bei Schlafapnoe und Adipositas: Pulmonalarteriendruck sinkt, aber Herzstruktur bleibt unverändert</w:t>
+        <w:t>Mexiko: Ernährungsfachkräfte konzentrieren sich in wohlhabenderen Regionen, fehlen in Primärversorgung</w:t>
       </w:r>
     </w:p>
     <w:p>
@@ -88,12 +88,12 @@
           <w:color w:val="666666"/>
           <w:sz w:val="18"/>
         </w:rPr>
-        <w:t>Li J et al.  ·  Can Respir J  ·  2026  ·  PMID 42861515</w:t>
+        <w:t>Hoyos-Loya E et al.  ·  Rev Peru Med Exp Salud Publica  ·  30.09.2026  ·  PMID 42867955</w:t>
       </w:r>
     </w:p>
     <w:p>
       <w:r>
-        <w:t>Systematischer Review und Metaanalyse von 8 Studien (2 RCTs, 6 Kohorten, 574 Patienten) zur Wirkung von CPAP auf pulmonale Hämodynamik und linksventrikuläre Funktion bei OSA/OHS.</w:t>
+        <w:t>Ökologische Studie mit Sekundärdaten 2019 und 2023: Dichte von Ernährungsfachkräften (HRN) pro 100.000 Einwohner in Mexiko, Ungleichheit nach Bundesstaat, Versicherungsstatus und Versorgungsebene.</w:t>
       </w:r>
     </w:p>
     <w:p>
@@ -104,7 +104,7 @@
         <w:t xml:space="preserve">Ergebnis: </w:t>
       </w:r>
       <w:r>
-        <w:t>CPAP reduzierte signifikant den Pulmonalarteriendruck (MD −2,32 mmHg; 95%-KI −3,88 bis −0,76; p=0,004) und verbesserte die diastolische Funktion (E/A-Ratio MD +0,29; 95%-KI +0,09 bis +0,48; p=0,004). Keine signifikanten Effekte auf linksventrikuläre Masse (p=0,27) oder Ejektionsfraktion (p=0,61). Befunde waren robust in Sensitivitätsanalysen.</w:t>
+        <w:t>HRN-Dichte stieg von 5,9 (2019) auf 6,9 pro 100.000 (2023), aber ungleich verteilt. Sekundär-/Tertiärversorgung: 22,41 HRN/100.000, Primärversorgung nur 2,0. Höhere Konzentration in weniger marginalisierten Bundesstaaten (Konzentrationsindex CI=0,13 2019, CI=0,11 2023), bei versicherten Populationen (CI=0,36→0,33), höhere Versorgungsebenen (CI=0,20→0,18). Persistente regionale und Ebenen-Ungleichheiten trotz Gesamtwachstum.</w:t>
       </w:r>
     </w:p>
     <w:p>
@@ -119,7 +119,7 @@
         <w:rPr>
           <w:sz w:val="19"/>
         </w:rPr>
-        <w:t>China, aber Systematik und Endergebnisse sind behandlungsunabhängig übertragbar</w:t>
+        <w:t>Mexiko, Verwaltungsdaten; Versorgungsungleichheit und Personalverteilung auch in Deutschland relevant.</w:t>
       </w:r>
     </w:p>
     <w:p>
@@ -128,7 +128,7 @@
           <w:color w:val="5A7D3A"/>
           <w:sz w:val="18"/>
         </w:rPr>
-        <w:t>https://pubmed.ncbi.nlm.nih.gov/42861515/</w:t>
+        <w:t>https://pubmed.ncbi.nlm.nih.gov/42867955/</w:t>
       </w:r>
     </w:p>
     <w:p>
@@ -136,7 +136,7 @@
         <w:pStyle w:val="Heading2"/>
       </w:pPr>
       <w:r>
-        <w:t>Antipsychotika und Adipositas: Strukturierte Diagnostik und Metformin in der psychiatrischen Praxis</w:t>
+        <w:t>Frühgeborene haben niedrigere BMI-Werte – Gewichtskurven divergieren bis Alter 6 Jahren</w:t>
       </w:r>
     </w:p>
     <w:p>
@@ -146,12 +146,12 @@
           <w:color w:val="666666"/>
           <w:sz w:val="18"/>
         </w:rPr>
-        <w:t>Wichniak A et al.  ·  Psychiatr Pol  ·  30.08.2026  ·  PMID 42857934</w:t>
+        <w:t>Aoki Y et al.  ·  Eur J Pediatr  ·  13.10.2026  ·  PMID 42867560</w:t>
       </w:r>
     </w:p>
     <w:p>
       <w:r>
-        <w:t>Klinische Handlungsempfehlungen der Polnischen Psychiatrischen Gesellschaft zu Prävention metabolischer Störungen bei Patienten unter Antipsychotika mit konkretisierten Überwachungsintervallen und Therapieempfehlungen.</w:t>
+        <w:t>Prospektive Kohorte von 93.406 Kindern in Japan: Assoziationen zwischen Frühgeburt und BMI-Trajektorien im Alter 3–6 Jahre mittels linearer Mischeffektmodelle.</w:t>
       </w:r>
     </w:p>
     <w:p>
@@ -162,7 +162,7 @@
         <w:t xml:space="preserve">Ergebnis: </w:t>
       </w:r>
       <w:r>
-        <w:t>Cardiometabolische Risikoerfassung (Gewicht, Taillenumfang, Blutdruck, Blutzucker, HbA1c, Lipidprofil) vor Therapiestart, dann in Woche 6, 12 und dann jährlich empfohlen. Bei Gewichtszunahme und Risikofaktoren: Metformin 1.000–2.000 mg/Tag als beste dokumentierte, sichere und kostengünstige Präventionsmethode; Adipöse Patienten sollten eine wirksame Pharmakotherapie nach aktuellen Leitlinien erhalten.</w:t>
+        <w:t>Frühgeborene hatten erhöhte Quoten für Untergewicht (BMI&lt;-2 SD): adjustierte OR 1,35 (95%-CI 0,94–1,93) im Alter 3, 1,43 (1,02–1,99) im Alter 4, 1,70 (1,29–2,25) im Alter 5 und 1,52 (1,20–1,92) im Alter 6 Jahren. Der mittlere BMI-Unterschied lag über 3–6 Jahre konsistent bei 0,11–0,19 kg/m², ohne Konvergenz. Die Befunde deuten auf persistente Wachstumsdifferenzen hin.</w:t>
       </w:r>
     </w:p>
     <w:p>
@@ -177,7 +177,7 @@
         <w:rPr>
           <w:sz w:val="19"/>
         </w:rPr>
-        <w:t>Polen, europäisches Versicherungssystem, psychiatrische Standardversorgung</w:t>
+        <w:t>Japan, nationale Geburtskohorte mit vollständiger Verfolgung, aber Ergebnisse zur frühen Prävention relevant.</w:t>
       </w:r>
     </w:p>
     <w:p>
@@ -186,7 +186,7 @@
           <w:color w:val="5A7D3A"/>
           <w:sz w:val="18"/>
         </w:rPr>
-        <w:t>https://pubmed.ncbi.nlm.nih.gov/42857934/</w:t>
+        <w:t>https://pubmed.ncbi.nlm.nih.gov/42867560/</w:t>
       </w:r>
     </w:p>
     <w:p>
@@ -194,7 +194,7 @@
         <w:pStyle w:val="Heading2"/>
       </w:pPr>
       <w:r>
-        <w:t>Gewichtsmanagement in der Schwangerschaft: Minderheitenangehörige Frauen in UK erhalten keine kulturgerechte Unterstützung</w:t>
+        <w:t>Elterliche Adipositas verdreifacht bis vervierfacht Risiko für Übergewicht und zentrale Adipositas bei Nachkommen</w:t>
       </w:r>
     </w:p>
     <w:p>
@@ -204,12 +204,12 @@
           <w:color w:val="666666"/>
           <w:sz w:val="18"/>
         </w:rPr>
-        <w:t>Morsy B et al.  ·  Front Public Health  ·  25.09.2026  ·  PMID 42856522</w:t>
+        <w:t>Qian Y et al.  ·  Front Public Health  ·  28.09.2026  ·  PMID 42865493</w:t>
       </w:r>
     </w:p>
     <w:p>
       <w:r>
-        <w:t>Scoping Review zur Gewichtskontrolle in der Schwangerschaft bei ethnischen Minderheiten im UK: Nur 3 Studien mit 1.741 Teilnehmerinnen gefunden, alle ohne kulturelle Anpassung und mit unzureichenden ethnischen Untergruppen-Analysen.</w:t>
+        <w:t>Prospektive Kohortenstudie China Health and Nutrition Survey (1989–2015): 4.982 Nachkommen ab Alter ≥2 Jahre, stratifiziert nach elterlichem Übergewicht/Adipositas; Langzeit-Trajektorien von BMI, Taillenumfang und Blutdruck mittels linearer Mischeffektmodelle.</w:t>
       </w:r>
     </w:p>
     <w:p>
@@ -220,7 +220,7 @@
         <w:t xml:space="preserve">Ergebnis: </w:t>
       </w:r>
       <w:r>
-        <w:t>Von 3 eingeschlossenen Studien (2016–2025) zeigten alle unzureichende kulturelle Anpassung und fragmentierte ethnisch stratifizierte Datenberichte. Minderheitenangehörige Frauen zeigten niedrigere Beteiligung; keine Studie konnte nachweisen, ob Interventionen ethnische Unterschiede in Gestationsdiabetes-Ergebnissen reduzierten. Die Evidenzlücke zu kulturgerechten Programmen ist erheblich.</w:t>
+        <w:t>Nachkommen mit beiden adipösen Eltern (Gruppe 4) hatten höchste Basiswerte. Männliche Nachkommen Gruppe 4: HR 3,72 (95%-CI 1,73–7,99) für Übergewicht/Adipositas, HR 2,46 (1,31–4,62) für zentrale Adipositas. Weibliche Nachkommen Gruppe 4: HR 4,60 (1,93–10,94) für Übergewicht/Adipositas. Jährliche Steigerungsraten unterschieden sich nicht konsistent zwischen Gruppen.</w:t>
       </w:r>
     </w:p>
     <w:p>
@@ -235,7 +235,7 @@
         <w:rPr>
           <w:sz w:val="19"/>
         </w:rPr>
-        <w:t>Vereinigtes Königreich, vergleichbares Sozialversicherungssystem, relevante Equity-Fragestellung</w:t>
+        <w:t>China, nationale Ernährungs- und Gesundheitserhebung; Familienprävention relevant für alle Länder.</w:t>
       </w:r>
     </w:p>
     <w:p>
@@ -244,7 +244,7 @@
           <w:color w:val="5A7D3A"/>
           <w:sz w:val="18"/>
         </w:rPr>
-        <w:t>https://pubmed.ncbi.nlm.nih.gov/42856522/</w:t>
+        <w:t>https://pubmed.ncbi.nlm.nih.gov/42865493/</w:t>
       </w:r>
     </w:p>
     <w:p>
@@ -252,7 +252,7 @@
         <w:pStyle w:val="Heading2"/>
       </w:pPr>
       <w:r>
-        <w:t>Magenverweilstörung nach Pankreatoduodenektomie: Zwei Anastomose-Techniken zeigen keinen Unterschied</w:t>
+        <w:t>Familiengestützte Lebensstiländerung reduzierte Schulfehlzeiten bei Kindern mit Adipositas nicht</w:t>
       </w:r>
     </w:p>
     <w:p>
@@ -262,12 +262,12 @@
           <w:color w:val="666666"/>
           <w:sz w:val="18"/>
         </w:rPr>
-        <w:t>Robin F et al.  ·  Ann Surg  ·  01.11.2026  ·  PMID 42832388</w:t>
+        <w:t>Nielsen LB et al.  ·  Eur J Pediatr  ·  13.10.2026  ·  PMID 42864531</w:t>
       </w:r>
     </w:p>
     <w:p>
       <w:r>
-        <w:t>Randomisierte kontrolierte Studie an 2 französischen Hochvolumen-Zentren mit 158 Patienten (79 pro Gruppe), die zwei Techniken der Magenverweilstörung nach Pankreatoduodenektomie verglichen.</w:t>
+        <w:t>Dänische Kohortenstudie (2010–2020): 778 Kinder mit Adipositas (Alter 5–8 Jahre), 287 mit einjähriger Lebensstiländerung vs. 491 ohne Intervention; Schulfehlzeiten über 9 Jahre verglichen.</w:t>
       </w:r>
     </w:p>
     <w:p>
@@ -278,7 +278,7 @@
         <w:t xml:space="preserve">Ergebnis: </w:t>
       </w:r>
       <w:r>
-        <w:t>Magenverweilstörung (DGE) trat bei 38,0% nach side-to-side und 30,4% nach end-to-side Technik auf (RR 1,25; 95%-KI 0,81–1,94; p=0,314). Sekundäre Endpunkte (Fistelrate, Reinvasionen, Mortalität, Lebensqualität nach GIQLI) unterschieden sich nicht signifikant zwischen Gruppen. Ernährungsparameter und Lebensqualität waren vergleichbar.</w:t>
+        <w:t>Kein signifikanter Unterschied in adjustierten Modellen zwischen Interventions- und Kontrollgruppe in den Jahren nach Intervention. Schulfehlzeiten spitzten sich in Jahr 7 zu (6,2 % vs. 5,0 %). Krankheitsbedingte Fehlzeiten waren der Hauptteil der Gesamtabwesenheit. Längere oder zielgerichtetere Interventionen könnten nötig sein.</w:t>
       </w:r>
     </w:p>
     <w:p>
@@ -293,7 +293,7 @@
         <w:rPr>
           <w:sz w:val="19"/>
         </w:rPr>
-        <w:t>Frankreich, vergleichbares Gesundheitssystem, hochspezialisierte chirurgische Versorgung</w:t>
+        <w:t>Dänemark, Registerdaten, Versorgungsprogramm im öffentlichen Gesundheitssystem – übertragbar auf DACH-Länder.</w:t>
       </w:r>
     </w:p>
     <w:p>
@@ -302,7 +302,7 @@
           <w:color w:val="5A7D3A"/>
           <w:sz w:val="18"/>
         </w:rPr>
-        <w:t>https://pubmed.ncbi.nlm.nih.gov/42832388/</w:t>
+        <w:t>https://pubmed.ncbi.nlm.nih.gov/42864531/</w:t>
       </w:r>
     </w:p>
     <w:p>
@@ -310,7 +310,7 @@
         <w:pStyle w:val="Heading2"/>
       </w:pPr>
       <w:r>
-        <w:t>Frühe Menarche und Menopause: Taillenumfang mediiert kardiovaskuläres Risiko bei postmenopausalen Frauen</w:t>
+        <w:t>Bioaktive Lipide differenzieren Übergewicht: Docosanoide und Arachidonsäure-Derivate assoziiert mit niedrigerem BMI</w:t>
       </w:r>
     </w:p>
     <w:p>
@@ -320,12 +320,12 @@
           <w:color w:val="666666"/>
           <w:sz w:val="18"/>
         </w:rPr>
-        <w:t>Borrowman JD et al.  ·  J Am Heart Assoc  ·  06.10.2026  ·  PMID 42786622</w:t>
+        <w:t>Chitsazan M et al.  ·  Diabetes Obes Metab  ·  01.09.2026  ·  PMID 42677506</w:t>
       </w:r>
     </w:p>
     <w:p>
       <w:r>
-        <w:t>Prospektive Kohortenstudie mit 119.182 postmenopausalen Frauen aus WHI (Oktober 1993–Januar 2025 Follow-up); Untersuchung von Reproduktionsmerkmalen und abdominaler Adipositas als Mediatoren des CVD-Risikos.</w:t>
+        <w:t>Querschnittsstudie MESA (n=5.101, Durchschnittsalter 63 Jahre) mit nicht-zielgerichteter Massenspektrometrie: 811 Eicosanoide gemessen, Assoziationen mit BMI und 8 kardiometabolischen Merkmalen mittels multivariater linearer Regression, externe Validierung in Framingham und ARIC.</w:t>
       </w:r>
     </w:p>
     <w:p>
@@ -336,7 +336,7 @@
         <w:t xml:space="preserve">Ergebnis: </w:t>
       </w:r>
       <w:r>
-        <w:t>Über Median 12,8 Jahre traten 12.731 kardiovaskuläre Ereignisse auf (Rate 10,4/1.000 Personenjahre). Frühe Menarche (HR 1,07; 95%-KI 1,01–1,15), frühe Menopause (HR 1,22; 95%-KI 1,11–1,35) und kurze Reproduktionslifespan (HR 1,21; 95%-KI 1,13–1,29) waren mit CVD assoziiert. Taillenumfang war signifikanter Mediator aller drei Assoziationen. Diese Befunde zeigen, dass abdominale Adipositas einen wesentlichen Pfad zwischen Reproduktionsfaktoren und kardiovaskulärem Risiko darstellt.</w:t>
+        <w:t>255 Eicosanoide und verwandte Metabolite assoziiert mit BMI (FDR q&lt;0,01). 82 zeigten konsistente Assoziationen über alle 3 Kohorten: 9 mit niedrigerem BMI (z. B. 19,20-DiHDPA, 20-Carboxy-Arachidonsäure, 5,6-diHETrE), 9 mit höherem BMI (z. B. HOME, 11-HOME, Adrensäure). 94 % der BMI-assoziierten Metabolite überlappten mit Taillenumfang, 36 % mit viszeralem Fettgewebe. Pro- und anti-inflammatorische Lipidwege differenzieren Adipositas-Phänotypen.</w:t>
       </w:r>
     </w:p>
     <w:p>
@@ -351,7 +351,7 @@
         <w:rPr>
           <w:sz w:val="19"/>
         </w:rPr>
-        <w:t>USA, aber Fragestellung und Medations-Befunde sind universell übertragbar</w:t>
+        <w:t>USA-Kohorte; Mechanismus des Adipositas-Metabolismus relevant für Risikostratifizierung, Übertragbarkeit mittel.</w:t>
       </w:r>
     </w:p>
     <w:p>
@@ -360,65 +360,7 @@
           <w:color w:val="5A7D3A"/>
           <w:sz w:val="18"/>
         </w:rPr>
-        <w:t>https://pubmed.ncbi.nlm.nih.gov/42786622/</w:t>
-      </w:r>
-    </w:p>
-    <w:p>
-      <w:pPr>
-        <w:pStyle w:val="Heading2"/>
-      </w:pPr>
-      <w:r>
-        <w:t>Berberin-Kombipräparat: Geringe Verbesserung von Insulinsensitivität und Körperfettmasse über 12 Wochen</w:t>
-      </w:r>
-    </w:p>
-    <w:p>
-      <w:r>
-        <w:rPr>
-          <w:i/>
-          <w:color w:val="666666"/>
-          <w:sz w:val="18"/>
-        </w:rPr>
-        <w:t>Xenos K et al.  ·  Nutrients  ·  27.08.2026  ·  PMID 42738972</w:t>
-      </w:r>
-    </w:p>
-    <w:p>
-      <w:r>
-        <w:t>Randomisierte kontrollierte 12-Wochen-Studie mit 93 griechischen Erwachsenen mit Adipositas; Kombination von Berberin (1.000 mg), Maulbeerbaum-Extrakt (400 mg) und Chrom-Pikotinat (0,644 mg) versus Placebo.</w:t>
-      </w:r>
-    </w:p>
-    <w:p>
-      <w:r>
-        <w:rPr>
-          <w:b/>
-        </w:rPr>
-        <w:t xml:space="preserve">Ergebnis: </w:t>
-      </w:r>
-      <w:r>
-        <w:t>Aktive Gruppe vs. Placebo zeigte signifikante Reduktion: BMI −1,24 kg/m² (95%-KI −2,15 bis −0,33), Gesamtkörperfett −2,35 kg (95%-KI −4,12 bis −0,58), viszerales Fett −0,92 Einheiten (95%-KI −1,74 bis −0,10). Insulinsensitivität verbesserte sich um 28% stärker in der aktiven Gruppe (geometrisches Mittel-Ratio 1,28; 95%-KI 1,14–1,44). Einzelkomponenten-Beiträge ungeklärt.</w:t>
-      </w:r>
-    </w:p>
-    <w:p>
-      <w:r>
-        <w:rPr>
-          <w:b/>
-          <w:sz w:val="19"/>
-        </w:rPr>
-        <w:t xml:space="preserve">Übertragbarkeit: </w:t>
-      </w:r>
-      <w:r>
-        <w:rPr>
-          <w:sz w:val="19"/>
-        </w:rPr>
-        <w:t>Griechenland, europäisches System, aber geringe Effektstärke und kurze Dauer</w:t>
-      </w:r>
-    </w:p>
-    <w:p>
-      <w:r>
-        <w:rPr>
-          <w:color w:val="5A7D3A"/>
-          <w:sz w:val="18"/>
-        </w:rPr>
-        <w:t>https://pubmed.ncbi.nlm.nih.gov/42738972/</w:t>
+        <w:t>https://pubmed.ncbi.nlm.nih.gov/42677506/</w:t>
       </w:r>
     </w:p>
     <w:sectPr>

--- a/download/studien-aktuell.docx
+++ b/download/studien-aktuell.docx
@@ -62,7 +62,7 @@
           <w:color w:val="666666"/>
           <w:sz w:val="18"/>
         </w:rPr>
-        <w:t>Stand: 14.10.2026  |  5 Studien  |  adipositas.m-vf.de</w:t>
+        <w:t>Stand: 15.10.2026  |  7 Studien  |  adipositas.m-vf.de</w:t>
       </w:r>
     </w:p>
     <w:p>
@@ -70,7 +70,7 @@
         <w:pStyle w:val="Heading1"/>
       </w:pPr>
       <w:r>
-        <w:t>Aufgenommen am 14.10.2026</w:t>
+        <w:t>Aufgenommen am 15.10.2026</w:t>
       </w:r>
     </w:p>
     <w:p>
@@ -78,7 +78,7 @@
         <w:pStyle w:val="Heading2"/>
       </w:pPr>
       <w:r>
-        <w:t>Mexiko: Ernährungsfachkräfte konzentrieren sich in wohlhabenderen Regionen, fehlen in Primärversorgung</w:t>
+        <w:t>Antipsychotika: Blutzucker und Gewicht stiegen in ersten 90 Tagen deutlich an</w:t>
       </w:r>
     </w:p>
     <w:p>
@@ -88,12 +88,12 @@
           <w:color w:val="666666"/>
           <w:sz w:val="18"/>
         </w:rPr>
-        <w:t>Hoyos-Loya E et al.  ·  Rev Peru Med Exp Salud Publica  ·  30.09.2026  ·  PMID 42867955</w:t>
+        <w:t>Bazo-Alvarez JC et al.  ·  Lancet Psychiatry  ·  Nov. 2026  ·  PMID 42874604</w:t>
       </w:r>
     </w:p>
     <w:p>
       <w:r>
-        <w:t>Ökologische Studie mit Sekundärdaten 2019 und 2023: Dichte von Ernährungsfachkräften (HRN) pro 100.000 Einwohner in Mexiko, Ungleichheit nach Bundesstaat, Versicherungsstatus und Versorgungsebene.</w:t>
+        <w:t>Englische Registerdaten zu 53.558 Patienten mit schwerer psychischer Erkrankung zeigten, wie sich HbA1c und Körpergewicht nach Beginn einer Antipsychotika-Behandlung veränderten.</w:t>
       </w:r>
     </w:p>
     <w:p>
@@ -104,7 +104,7 @@
         <w:t xml:space="preserve">Ergebnis: </w:t>
       </w:r>
       <w:r>
-        <w:t>HRN-Dichte stieg von 5,9 (2019) auf 6,9 pro 100.000 (2023), aber ungleich verteilt. Sekundär-/Tertiärversorgung: 22,41 HRN/100.000, Primärversorgung nur 2,0. Höhere Konzentration in weniger marginalisierten Bundesstaaten (Konzentrationsindex CI=0,13 2019, CI=0,11 2023), bei versicherten Populationen (CI=0,36→0,33), höhere Versorgungsebenen (CI=0,20→0,18). Persistente regionale und Ebenen-Ungleichheiten trotz Gesamtwachstum.</w:t>
+        <w:t>In den ersten 90 Tagen nach Behandlungsbeginn stiegen HbA1c um 0,12 mmol/mol pro Woche und Gewicht um 0,21 kg pro Woche an – deutlich rascher als in der Vorbehandlungsphase (HbA1c 0,01; Gewicht 0,02 kg/Woche). Nach Tag 91 normalisierten sich die Raten wieder. Bei Patienten mit Prädiabetes entwickelten 13,7 % innerhalb von 2 Jahren Typ-2-Diabetes. Olanzapin zeigte die stärksten Effekte, Frauen waren stärker betroffen als Männer.</w:t>
       </w:r>
     </w:p>
     <w:p>
@@ -119,7 +119,7 @@
         <w:rPr>
           <w:sz w:val="19"/>
         </w:rPr>
-        <w:t>Mexiko, Verwaltungsdaten; Versorgungsungleichheit und Personalverteilung auch in Deutschland relevant.</w:t>
+        <w:t>England, elektronische Gesundheitsakten; vergleichbar mit strukturierten deutschen Dokumentationssystemen</w:t>
       </w:r>
     </w:p>
     <w:p>
@@ -128,7 +128,7 @@
           <w:color w:val="5A7D3A"/>
           <w:sz w:val="18"/>
         </w:rPr>
-        <w:t>https://pubmed.ncbi.nlm.nih.gov/42867955/</w:t>
+        <w:t>https://pubmed.ncbi.nlm.nih.gov/42874604/</w:t>
       </w:r>
     </w:p>
     <w:p>
@@ -136,7 +136,7 @@
         <w:pStyle w:val="Heading2"/>
       </w:pPr>
       <w:r>
-        <w:t>Frühgeborene haben niedrigere BMI-Werte – Gewichtskurven divergieren bis Alter 6 Jahren</w:t>
+        <w:t>Telemedizin für PMOS: Gewicht −4,9 %, HOMA-IR −14 %, unabhängig von GLP-1</w:t>
       </w:r>
     </w:p>
     <w:p>
@@ -146,12 +146,12 @@
           <w:color w:val="666666"/>
           <w:sz w:val="18"/>
         </w:rPr>
-        <w:t>Aoki Y et al.  ·  Eur J Pediatr  ·  13.10.2026  ·  PMID 42867560</w:t>
+        <w:t>Huddleston HG et al.  ·  Endocrinol Diabetes Metab  ·  Nov. 2026  ·  PMID 42872607</w:t>
       </w:r>
     </w:p>
     <w:p>
       <w:r>
-        <w:t>Prospektive Kohorte von 93.406 Kindern in Japan: Assoziationen zwischen Frühgeburt und BMI-Trajektorien im Alter 3–6 Jahre mittels linearer Mischeffektmodelle.</w:t>
+        <w:t>US-amerikanische Realweltanalyse von 919 Frauen mit BMI ≥25, davon 557 mit PMOS (ehemals PCOS), in Telehealth-Versorgung mit Arzt und Diätassistentin über mindestens 6 Monate Nachverfolgung.</w:t>
       </w:r>
     </w:p>
     <w:p>
@@ -162,7 +162,7 @@
         <w:t xml:space="preserve">Ergebnis: </w:t>
       </w:r>
       <w:r>
-        <w:t>Frühgeborene hatten erhöhte Quoten für Untergewicht (BMI&lt;-2 SD): adjustierte OR 1,35 (95%-CI 0,94–1,93) im Alter 3, 1,43 (1,02–1,99) im Alter 4, 1,70 (1,29–2,25) im Alter 5 und 1,52 (1,20–1,92) im Alter 6 Jahren. Der mittlere BMI-Unterschied lag über 3–6 Jahre konsistent bei 0,11–0,19 kg/m², ohne Konvergenz. Die Befunde deuten auf persistente Wachstumsdifferenzen hin.</w:t>
+        <w:t>Signifikante Verbesserungen über die gesamte Kohorte: Gewicht −4,9 %, HOMA-IR −14,0 %, Nüchterninsulin −15,6 %, Nüchternglukose −13,0 %, HbA1c −6,2 %, ALT −21,2 %, AST −25,5 %, Gesamtcholesterin −8,0 %. PCOS-Status war nicht mit unterschiedlichen Verbesserungen assoziiert. GLP-1-Rezeptoragonisten wurden assoziiert mit größerem Gewichtsverlust, aber auch ohne Medikation traten Verbesserungen auf.</w:t>
       </w:r>
     </w:p>
     <w:p>
@@ -177,7 +177,7 @@
         <w:rPr>
           <w:sz w:val="19"/>
         </w:rPr>
-        <w:t>Japan, nationale Geburtskohorte mit vollständiger Verfolgung, aber Ergebnisse zur frühen Prävention relevant.</w:t>
+        <w:t>USA, elektronische Gesundheitsakten; Ergebnis für Telehealth-Modelle relevant, Arzneimittelverfügbarkeit in Deutschland anders</w:t>
       </w:r>
     </w:p>
     <w:p>
@@ -186,7 +186,7 @@
           <w:color w:val="5A7D3A"/>
           <w:sz w:val="18"/>
         </w:rPr>
-        <w:t>https://pubmed.ncbi.nlm.nih.gov/42867560/</w:t>
+        <w:t>https://pubmed.ncbi.nlm.nih.gov/42872607/</w:t>
       </w:r>
     </w:p>
     <w:p>
@@ -194,7 +194,7 @@
         <w:pStyle w:val="Heading2"/>
       </w:pPr>
       <w:r>
-        <w:t>Elterliche Adipositas verdreifacht bis vervierfacht Risiko für Übergewicht und zentrale Adipositas bei Nachkommen</w:t>
+        <w:t>Türkei: Adipositas verursacht 31 % der Diabetes- und 26 % der Herzkrankheitslast</w:t>
       </w:r>
     </w:p>
     <w:p>
@@ -204,12 +204,12 @@
           <w:color w:val="666666"/>
           <w:sz w:val="18"/>
         </w:rPr>
-        <w:t>Qian Y et al.  ·  Front Public Health  ·  28.09.2026  ·  PMID 42865493</w:t>
+        <w:t>Ersoy Şen B et al.  ·  Front Public Health  ·  29.09.2026  ·  PMID 42871398</w:t>
       </w:r>
     </w:p>
     <w:p>
       <w:r>
-        <w:t>Prospektive Kohortenstudie China Health and Nutrition Survey (1989–2015): 4.982 Nachkommen ab Alter ≥2 Jahre, stratifiziert nach elterlichem Übergewicht/Adipositas; Langzeit-Trajektorien von BMI, Taillenumfang und Blutdruck mittels linearer Mischeffektmodelle.</w:t>
+        <w:t>Türkische Felderhebung an 22.667 Erwachsenen quantifizierte, wie viel der Krankheitslast bei Diabetes, Hypertonie und Herzkrankheit statistisch auf Adipositas zurückzuführen ist.</w:t>
       </w:r>
     </w:p>
     <w:p>
@@ -220,7 +220,7 @@
         <w:t xml:space="preserve">Ergebnis: </w:t>
       </w:r>
       <w:r>
-        <w:t>Nachkommen mit beiden adipösen Eltern (Gruppe 4) hatten höchste Basiswerte. Männliche Nachkommen Gruppe 4: HR 3,72 (95%-CI 1,73–7,99) für Übergewicht/Adipositas, HR 2,46 (1,31–4,62) für zentrale Adipositas. Weibliche Nachkommen Gruppe 4: HR 4,60 (1,93–10,94) für Übergewicht/Adipositas. Jährliche Steigerungsraten unterschieden sich nicht konsistent zwischen Gruppen.</w:t>
+        <w:t>Adipositasprävalenz: 29,9 % (Frauen 35,7 %, Männer 23,9 %). Adipositas war assoziiert mit Diabetes (aOR 2,88, p&lt;0,001), Hypertonie (aOR 2,50) und Herzkrankheit (aOR 2,29). Die populationsattribuierbaren Fraktionen betrugen 31,5 % für Diabetes mellitus, 25,8 % für Hypertonie und 26,1 % für Herzkrankheit. Das Alter modifizierte diese Assoziationen signifikant, nicht aber das Geschlecht.</w:t>
       </w:r>
     </w:p>
     <w:p>
@@ -235,7 +235,7 @@
         <w:rPr>
           <w:sz w:val="19"/>
         </w:rPr>
-        <w:t>China, nationale Ernährungs- und Gesundheitserhebung; Familienprävention relevant für alle Länder.</w:t>
+        <w:t>Türkei, Bevölkerungsquerschnitt; Zeigt Krankheitslast in Ländern mit ähnlichem Gesundheitssystem</w:t>
       </w:r>
     </w:p>
     <w:p>
@@ -244,7 +244,7 @@
           <w:color w:val="5A7D3A"/>
           <w:sz w:val="18"/>
         </w:rPr>
-        <w:t>https://pubmed.ncbi.nlm.nih.gov/42865493/</w:t>
+        <w:t>https://pubmed.ncbi.nlm.nih.gov/42871398/</w:t>
       </w:r>
     </w:p>
     <w:p>
@@ -252,7 +252,7 @@
         <w:pStyle w:val="Heading2"/>
       </w:pPr>
       <w:r>
-        <w:t>Familiengestützte Lebensstiländerung reduzierte Schulfehlzeiten bei Kindern mit Adipositas nicht</w:t>
+        <w:t>Dynapene Adipositas bei älteren Hypertoniepatienten: 41 % höheres Kognitionsrisiko</w:t>
       </w:r>
     </w:p>
     <w:p>
@@ -262,12 +262,12 @@
           <w:color w:val="666666"/>
           <w:sz w:val="18"/>
         </w:rPr>
-        <w:t>Nielsen LB et al.  ·  Eur J Pediatr  ·  13.10.2026  ·  PMID 42864531</w:t>
+        <w:t>An P et al.  ·  Front Public Health  ·  29.09.2026  ·  PMID 42871064</w:t>
       </w:r>
     </w:p>
     <w:p>
       <w:r>
-        <w:t>Dänische Kohortenstudie (2010–2020): 778 Kinder mit Adipositas (Alter 5–8 Jahre), 287 mit einjähriger Lebensstiländerung vs. 491 ohne Intervention; Schulfehlzeiten über 9 Jahre verglichen.</w:t>
+        <w:t>Chinesische Querschnittsstudie an 9.568 älteren Hypertoniepatienten untersuchte, ob Adipositas ohne ausreichende Muskelmasse (dynapene Adipositas) mit kognitiver Beeinträchtigung verbunden ist.</w:t>
       </w:r>
     </w:p>
     <w:p>
@@ -278,7 +278,7 @@
         <w:t xml:space="preserve">Ergebnis: </w:t>
       </w:r>
       <w:r>
-        <w:t>Kein signifikanter Unterschied in adjustierten Modellen zwischen Interventions- und Kontrollgruppe in den Jahren nach Intervention. Schulfehlzeiten spitzten sich in Jahr 7 zu (6,2 % vs. 5,0 %). Krankheitsbedingte Fehlzeiten waren der Hauptteil der Gesamtabwesenheit. Längere oder zielgerichtetere Interventionen könnten nötig sein.</w:t>
+        <w:t>Dynapene Adipositas war mit kognitiver Störung assoziiert (aOR 1,418, 95%-KI 1,263–1,591). Die Assoziation verlief über verringerte körperliche Aktivität (aOR 0,708), die mit niedrigerem Depressions- und Kognitionsrisiko verbunden war. Depressive Störungen selbst erhöhten das Kognitionsrisiko um 31 % (aOR 1,312). Befunde waren über Altersgruppen konsistent.</w:t>
       </w:r>
     </w:p>
     <w:p>
@@ -293,7 +293,7 @@
         <w:rPr>
           <w:sz w:val="19"/>
         </w:rPr>
-        <w:t>Dänemark, Registerdaten, Versorgungsprogramm im öffentlichen Gesundheitssystem – übertragbar auf DACH-Länder.</w:t>
+        <w:t>China, klinische Querschnittsdaten; zeigt Pathomechanismus unabhängig vom BMI allein</w:t>
       </w:r>
     </w:p>
     <w:p>
@@ -302,7 +302,7 @@
           <w:color w:val="5A7D3A"/>
           <w:sz w:val="18"/>
         </w:rPr>
-        <w:t>https://pubmed.ncbi.nlm.nih.gov/42864531/</w:t>
+        <w:t>https://pubmed.ncbi.nlm.nih.gov/42871064/</w:t>
       </w:r>
     </w:p>
     <w:p>
@@ -310,7 +310,7 @@
         <w:pStyle w:val="Heading2"/>
       </w:pPr>
       <w:r>
-        <w:t>Bioaktive Lipide differenzieren Übergewicht: Docosanoide und Arachidonsäure-Derivate assoziiert mit niedrigerem BMI</w:t>
+        <w:t>Ultraprozessierte Lebensmittel: 45 % der Erwachsenenernährung, schwache Assoziationen mit Übergewicht</w:t>
       </w:r>
     </w:p>
     <w:p>
@@ -320,12 +320,12 @@
           <w:color w:val="666666"/>
           <w:sz w:val="18"/>
         </w:rPr>
-        <w:t>Chitsazan M et al.  ·  Diabetes Obes Metab  ·  01.09.2026  ·  PMID 42677506</w:t>
+        <w:t>Sällström T et al.  ·  Nutr J  ·  13.10.2026  ·  PMID 42870269</w:t>
       </w:r>
     </w:p>
     <w:p>
       <w:r>
-        <w:t>Querschnittsstudie MESA (n=5.101, Durchschnittsalter 63 Jahre) mit nicht-zielgerichteter Massenspektrometrie: 811 Eicosanoide gemessen, Assoziationen mit BMI und 8 kardiometabolischen Merkmalen mittels multivariater linearer Regression, externe Validierung in Framingham und ARIC.</w:t>
+        <w:t>Schwedische Ernährungserhebungen untersuchten den Anteil ultraprozessierter Lebensmittel in der Gesamtenergieaufnahme und dessen Zusammenhang mit Ernährungsqualität und BMI.</w:t>
       </w:r>
     </w:p>
     <w:p>
@@ -336,7 +336,7 @@
         <w:t xml:space="preserve">Ergebnis: </w:t>
       </w:r>
       <w:r>
-        <w:t>255 Eicosanoide und verwandte Metabolite assoziiert mit BMI (FDR q&lt;0,01). 82 zeigten konsistente Assoziationen über alle 3 Kohorten: 9 mit niedrigerem BMI (z. B. 19,20-DiHDPA, 20-Carboxy-Arachidonsäure, 5,6-diHETrE), 9 mit höherem BMI (z. B. HOME, 11-HOME, Adrensäure). 94 % der BMI-assoziierten Metabolite überlappten mit Taillenumfang, 36 % mit viszeralem Fettgewebe. Pro- und anti-inflammatorische Lipidwege differenzieren Adipositas-Phänotypen.</w:t>
+        <w:t>Ultraprozessierte Lebensmittel machten 45 % der Energieaufnahme bei Erwachsenen, 52 % bei Jugendlichen und 46 % bei Kleinkindern aus. Bei Erwachsenen war jede zusätzliche 10-%-Energieeinheit ultraprozessierter Lebensmittel mit 0,61 % höherem BMI verbunden (p=0,036); die Übergewichtsquote war im höchsten vs. niedrigsten Tertil um 16 % erhöht (p=0,018). Bei Jugendlichen und Kleinkindern zeigten sich keine signifikanten BMI-Assoziationen.</w:t>
       </w:r>
     </w:p>
     <w:p>
@@ -351,7 +351,7 @@
         <w:rPr>
           <w:sz w:val="19"/>
         </w:rPr>
-        <w:t>USA-Kohorte; Mechanismus des Adipositas-Metabolismus relevant für Risikostratifizierung, Übertragbarkeit mittel.</w:t>
+        <w:t>Schweden, nationale Querschnittsdaten; vergleichbares Lebensmittelsystem</w:t>
       </w:r>
     </w:p>
     <w:p>
@@ -360,7 +360,123 @@
           <w:color w:val="5A7D3A"/>
           <w:sz w:val="18"/>
         </w:rPr>
-        <w:t>https://pubmed.ncbi.nlm.nih.gov/42677506/</w:t>
+        <w:t>https://pubmed.ncbi.nlm.nih.gov/42870269/</w:t>
+      </w:r>
+    </w:p>
+    <w:p>
+      <w:pPr>
+        <w:pStyle w:val="Heading2"/>
+      </w:pPr>
+      <w:r>
+        <w:t>Nach Magenbypass: Schilddrüsenhormone mussten erhöht werden, Mikrobiom veränderte sich</w:t>
+      </w:r>
+    </w:p>
+    <w:p>
+      <w:r>
+        <w:rPr>
+          <w:i/>
+          <w:color w:val="666666"/>
+          <w:sz w:val="18"/>
+        </w:rPr>
+        <w:t>El-Sehrawy AAMA et al.  ·  BMC Endocr Disord  ·  12.10.2026  ·  PMID 42870254</w:t>
+      </w:r>
+    </w:p>
+    <w:p>
+      <w:r>
+        <w:t>Ägyptische prospektive Kohortenstudie an 79 hypothyreoten Patienten verfolgten Veränderungen in Schilddrüsenstoffwechsel, Levothyroxin-Anforderungen und Darmmikrobiom nach Roux-en-Y-Bypass oder Sleeve-Gastrektomie über 6 Monate.</w:t>
+      </w:r>
+    </w:p>
+    <w:p>
+      <w:r>
+        <w:rPr>
+          <w:b/>
+        </w:rPr>
+        <w:t xml:space="preserve">Ergebnis: </w:t>
+      </w:r>
+      <w:r>
+        <w:t>Nach 6 Monaten: BMI sank von 44,5 auf 32,1 kg/m² (RYGB) bzw. 42,9 auf 33,0 (SG; beide p&lt;0,001). Levothyroxin-Anforderungen stiegen signifikant: RYGB von 137,5 auf 158,2 µg/Tag (p=0,018), SG von 133,3 auf 144,8 µg/Tag (p=0,067). FT4-AUC₀₋₆h stieg nach der Operation an (RYGB +330, p=0,003). Shannon-Diversität und Akkermansia muciniphila nahmen zu, besonders bei RYGB (p&lt;0,001).</w:t>
+      </w:r>
+    </w:p>
+    <w:p>
+      <w:r>
+        <w:rPr>
+          <w:b/>
+          <w:sz w:val="19"/>
+        </w:rPr>
+        <w:t xml:space="preserve">Übertragbarkeit: </w:t>
+      </w:r>
+      <w:r>
+        <w:rPr>
+          <w:sz w:val="19"/>
+        </w:rPr>
+        <w:t>Ägypten, prospektive Klinikdaten; zeigt Dosierungsanpassung als klinische Notwendigkeit</w:t>
+      </w:r>
+    </w:p>
+    <w:p>
+      <w:r>
+        <w:rPr>
+          <w:color w:val="5A7D3A"/>
+          <w:sz w:val="18"/>
+        </w:rPr>
+        <w:t>https://pubmed.ncbi.nlm.nih.gov/42870254/</w:t>
+      </w:r>
+    </w:p>
+    <w:p>
+      <w:pPr>
+        <w:pStyle w:val="Heading2"/>
+      </w:pPr>
+      <w:r>
+        <w:t>Leistenbruchoperation: Rauchen erhöht Komplikationsrisiko, Adipositas nicht</w:t>
+      </w:r>
+    </w:p>
+    <w:p>
+      <w:r>
+        <w:rPr>
+          <w:i/>
+          <w:color w:val="666666"/>
+          <w:sz w:val="18"/>
+        </w:rPr>
+        <w:t>Fredberg J et al.  ·  BJS Open  ·  04.09.2026  ·  PMID 42868085</w:t>
+      </w:r>
+    </w:p>
+    <w:p>
+      <w:r>
+        <w:t>Dänische Nationalregisterdaten zu 2.391 Patienten mit elektivem Nabelbruchverschluss verfolgten Reoperationen wegen Komplikationen bis zu 4,65 Jahren nach dem Eingriff.</w:t>
+      </w:r>
+    </w:p>
+    <w:p>
+      <w:r>
+        <w:rPr>
+          <w:b/>
+        </w:rPr>
+        <w:t xml:space="preserve">Ergebnis: </w:t>
+      </w:r>
+      <w:r>
+        <w:t>18,4 % waren Raucher, 34 % obese (BMI &gt;30). Raucher hatten eine 1,68-fach erhöhte Rate für Reoperationen insgesamt (p=0,032) und eine 2,01-fache für Nicht-Rezidiv-Komplikationen (p=0,009). Adipöse Patienten zeigten eine 1,83-fach erhöhte Rate für Nicht-Rezidiv-Komplikationen (p=0,016), aber kein signifikant erhöhtes Rezidivrisiko. Rauchen und Adipositas beeinflußten das reine Rezidivrisiko nicht signifikant.</w:t>
+      </w:r>
+    </w:p>
+    <w:p>
+      <w:r>
+        <w:rPr>
+          <w:b/>
+          <w:sz w:val="19"/>
+        </w:rPr>
+        <w:t xml:space="preserve">Übertragbarkeit: </w:t>
+      </w:r>
+      <w:r>
+        <w:rPr>
+          <w:sz w:val="19"/>
+        </w:rPr>
+        <w:t>Dänemark, komplette nationale Folgedaten; vergleichbares Gesundheitssystem</w:t>
+      </w:r>
+    </w:p>
+    <w:p>
+      <w:r>
+        <w:rPr>
+          <w:color w:val="5A7D3A"/>
+          <w:sz w:val="18"/>
+        </w:rPr>
+        <w:t>https://pubmed.ncbi.nlm.nih.gov/42868085/</w:t>
       </w:r>
     </w:p>
     <w:sectPr>

--- a/download/studien-aktuell.docx
+++ b/download/studien-aktuell.docx
@@ -62,7 +62,7 @@
           <w:color w:val="666666"/>
           <w:sz w:val="18"/>
         </w:rPr>
-        <w:t>Stand: 15.10.2026  |  7 Studien  |  adipositas.m-vf.de</w:t>
+        <w:t>Stand: 16.10.2026  |  6 Studien  |  adipositas.m-vf.de</w:t>
       </w:r>
     </w:p>
     <w:p>
@@ -70,7 +70,7 @@
         <w:pStyle w:val="Heading1"/>
       </w:pPr>
       <w:r>
-        <w:t>Aufgenommen am 15.10.2026</w:t>
+        <w:t>Aufgenommen am 16.10.2026</w:t>
       </w:r>
     </w:p>
     <w:p>
@@ -78,7 +78,7 @@
         <w:pStyle w:val="Heading2"/>
       </w:pPr>
       <w:r>
-        <w:t>Antipsychotika: Blutzucker und Gewicht stiegen in ersten 90 Tagen deutlich an</w:t>
+        <w:t>Sarkopenie plus Adipositas verdoppelte Funktionsbehinderungen bei älteren Brasilianern</w:t>
       </w:r>
     </w:p>
     <w:p>
@@ -88,12 +88,12 @@
           <w:color w:val="666666"/>
           <w:sz w:val="18"/>
         </w:rPr>
-        <w:t>Bazo-Alvarez JC et al.  ·  Lancet Psychiatry  ·  Nov. 2026  ·  PMID 42874604</w:t>
+        <w:t>Danielewicz AL et al.  ·  Cien Saude Colet  ·  09.10.2026  ·  PMID 42879635</w:t>
       </w:r>
     </w:p>
     <w:p>
       <w:r>
-        <w:t>Englische Registerdaten zu 53.558 Patienten mit schwerer psychischer Erkrankung zeigten, wie sich HbA1c und Körpergewicht nach Beginn einer Antipsychotika-Behandlung veränderten.</w:t>
+        <w:t>Querschnittstudie der Brazilian Longitudinal Study of Aging (6.874 ältere Erwachsene ≥ 60 Jahre, 2019–2021); Assoziationen zwischen isolierter Sarkopenie und Kombination mit allgemeiner oder abdominaler Adipositas (nach SDOC-Kriterien: niedrige Gehgeschwindigkeit + geringe Handkraft) und Einschränkungen in Alltags- und instrumentellen Aktivitäten wurden geschlechtsstratifiziert analysiert.</w:t>
       </w:r>
     </w:p>
     <w:p>
@@ -104,7 +104,7 @@
         <w:t xml:space="preserve">Ergebnis: </w:t>
       </w:r>
       <w:r>
-        <w:t>In den ersten 90 Tagen nach Behandlungsbeginn stiegen HbA1c um 0,12 mmol/mol pro Woche und Gewicht um 0,21 kg pro Woche an – deutlich rascher als in der Vorbehandlungsphase (HbA1c 0,01; Gewicht 0,02 kg/Woche). Nach Tag 91 normalisierten sich die Raten wieder. Bei Patienten mit Prädiabetes entwickelten 13,7 % innerhalb von 2 Jahren Typ-2-Diabetes. Olanzapin zeigte die stärksten Effekte, Frauen waren stärker betroffen als Männer.</w:t>
+        <w:t>Frauen mit Sarkopenie + allgemeiner Adipositas: OR 3,37 (95 % CI 1,47–7,71) für Alltags-Einschränkungen; mit abdominaler Adipositas: OR 2,59 (95 % CI 1,16–5,76). Sarkopenie allein erhöhte Instrumental-Aktivitäts-Einschränkungen bei Frauen (OR 2,08; 95 % CI 1,59–2,71) und Männern (OR 2,49; 95 % CI 1,67–3,73). Kombinierte Sarkopenie-Adipositas zeigte konsistent erhöhte Odds über Geschlecht hinweg.</w:t>
       </w:r>
     </w:p>
     <w:p>
@@ -119,7 +119,7 @@
         <w:rPr>
           <w:sz w:val="19"/>
         </w:rPr>
-        <w:t>England, elektronische Gesundheitsakten; vergleichbar mit strukturierten deutschen Dokumentationssystemen</w:t>
+        <w:t>Brasilien; entwickeltes Land, aber andere Sozialversicherung; Phänomen der adipösen Sarkopenie übertragbar</w:t>
       </w:r>
     </w:p>
     <w:p>
@@ -128,7 +128,7 @@
           <w:color w:val="5A7D3A"/>
           <w:sz w:val="18"/>
         </w:rPr>
-        <w:t>https://pubmed.ncbi.nlm.nih.gov/42874604/</w:t>
+        <w:t>https://pubmed.ncbi.nlm.nih.gov/42879635/</w:t>
       </w:r>
     </w:p>
     <w:p>
@@ -136,7 +136,7 @@
         <w:pStyle w:val="Heading2"/>
       </w:pPr>
       <w:r>
-        <w:t>Telemedizin für PMOS: Gewicht −4,9 %, HOMA-IR −14 %, unabhängig von GLP-1</w:t>
+        <w:t>Ultraprozessierte Nahrung assoziiert mit Hirnverletzungen und erhöhtem Adipositasrisiko</w:t>
       </w:r>
     </w:p>
     <w:p>
@@ -146,12 +146,12 @@
           <w:color w:val="666666"/>
           <w:sz w:val="18"/>
         </w:rPr>
-        <w:t>Huddleston HG et al.  ·  Endocrinol Diabetes Metab  ·  Nov. 2026  ·  PMID 42872607</w:t>
+        <w:t>de Souza RJ et al.  ·  JAMA Netw Open  ·  01.10.2026  ·  PMID 42879154</w:t>
       </w:r>
     </w:p>
     <w:p>
       <w:r>
-        <w:t>US-amerikanische Realweltanalyse von 919 Frauen mit BMI ≥25, davon 557 mit PMOS (ehemals PCOS), in Telehealth-Versorgung mit Arzt und Diätassistentin über mindestens 6 Monate Nachverfolgung.</w:t>
+        <w:t>Querschnittstudie von 8.783 kanadischen Erwachsenen mittleren Alters ohne kardiovaskuläre Erkrankung; Assoziationen zwischen Aufnahme ultraprozessierter Lebensmittel (UPF), gemessen mit Ernährungsfragebögen, und Körperfettanteil, viszerales Fett, Hirnverletzungen sowie kognitives Testergebnis wurden analysiert.</w:t>
       </w:r>
     </w:p>
     <w:p>
@@ -162,7 +162,7 @@
         <w:t xml:space="preserve">Ergebnis: </w:t>
       </w:r>
       <w:r>
-        <w:t>Signifikante Verbesserungen über die gesamte Kohorte: Gewicht −4,9 %, HOMA-IR −14,0 %, Nüchterninsulin −15,6 %, Nüchternglukose −13,0 %, HbA1c −6,2 %, ALT −21,2 %, AST −25,5 %, Gesamtcholesterin −8,0 %. PCOS-Status war nicht mit unterschiedlichen Verbesserungen assoziiert. GLP-1-Rezeptoragonisten wurden assoziiert mit größerem Gewichtsverlust, aber auch ohne Medikation traten Verbesserungen auf.</w:t>
+        <w:t>Höchste UPF-Quartile gegenüber niedrigster: Körperfettanteil um 1,7 Prozentpunkte höher, viszerales Fett um 5,7 mL größer. Erhöhte Odds für Hirnverletzungen (aOR 1,40; 95 % CI 1,10–1,77; p = 0,009). Keine signifikanten Assoziationen mit kognitiven Tests. Erkenntnisse zur Hirnverletzung waren sensibel gegenüber Expositionsdefinition.</w:t>
       </w:r>
     </w:p>
     <w:p>
@@ -177,7 +177,7 @@
         <w:rPr>
           <w:sz w:val="19"/>
         </w:rPr>
-        <w:t>USA, elektronische Gesundheitsakten; Ergebnis für Telehealth-Modelle relevant, Arzneimittelverfügbarkeit in Deutschland anders</w:t>
+        <w:t>Kanada; vergleichbare Ernährungsmuster, Sozialversicherung ähnlich</w:t>
       </w:r>
     </w:p>
     <w:p>
@@ -186,7 +186,7 @@
           <w:color w:val="5A7D3A"/>
           <w:sz w:val="18"/>
         </w:rPr>
-        <w:t>https://pubmed.ncbi.nlm.nih.gov/42872607/</w:t>
+        <w:t>https://pubmed.ncbi.nlm.nih.gov/42879154/</w:t>
       </w:r>
     </w:p>
     <w:p>
@@ -194,7 +194,7 @@
         <w:pStyle w:val="Heading2"/>
       </w:pPr>
       <w:r>
-        <w:t>Türkei: Adipositas verursacht 31 % der Diabetes- und 26 % der Herzkrankheitslast</w:t>
+        <w:t>Qualitätsprogramm erhöhte ärztliches Vertrauen in evidenzbasierte Adipositas-Versorgung</w:t>
       </w:r>
     </w:p>
     <w:p>
@@ -204,12 +204,12 @@
           <w:color w:val="666666"/>
           <w:sz w:val="18"/>
         </w:rPr>
-        <w:t>Ersoy Şen B et al.  ·  Front Public Health  ·  29.09.2026  ·  PMID 42871398</w:t>
+        <w:t>Bodrick NI et al.  ·  Am J Health Promot  ·  16.01.2026  ·  PMID 42876243</w:t>
       </w:r>
     </w:p>
     <w:p>
       <w:r>
-        <w:t>Türkische Felderhebung an 22.667 Erwachsenen quantifizierte, wie viel der Krankheitslast bei Diabetes, Hypertonie und Herzkrankheit statistisch auf Adipositas zurückzuführen ist.</w:t>
+        <w:t>Qualitätsverbesserungsprogramm in zwei US-amerikanischen Primarversorgungszentren zur Umsetzung evidenzbasierter Adipositas-Behandlung; Evaluiert wurden Wissensgewinne und Selbstsicherheit der Ärzte sowie wahrgenommene Verbesserungen durch Fragebogen und Interviews.</w:t>
       </w:r>
     </w:p>
     <w:p>
@@ -220,7 +220,7 @@
         <w:t xml:space="preserve">Ergebnis: </w:t>
       </w:r>
       <w:r>
-        <w:t>Adipositasprävalenz: 29,9 % (Frauen 35,7 %, Männer 23,9 %). Adipositas war assoziiert mit Diabetes (aOR 2,88, p&lt;0,001), Hypertonie (aOR 2,50) und Herzkrankheit (aOR 2,29). Die populationsattribuierbaren Fraktionen betrugen 31,5 % für Diabetes mellitus, 25,8 % für Hypertonie und 26,1 % für Herzkrankheit. Das Alter modifizierte diese Assoziationen signifikant, nicht aber das Geschlecht.</w:t>
+        <w:t>33 % der 42 angesprochenen Kliniker (14 Ärzte) vollendeten beide Befragungen. Die klinische Selbstsicherheit in Diagnose und Management der Adipositas stieg signifikant (χ² = 12,0, p = 0,0005). Qualitativ wurden drei zentrale Themen identifiziert: Verbesserung des Adipositas-Managements, Barrieren in der Versorgung und gesteigertes Bewusstsein für Gewichtsstigma. Das Programm reduzierte die Schere zwischen Evidenz und Praxis.</w:t>
       </w:r>
     </w:p>
     <w:p>
@@ -235,7 +235,7 @@
         <w:rPr>
           <w:sz w:val="19"/>
         </w:rPr>
-        <w:t>Türkei, Bevölkerungsquerschnitt; Zeigt Krankheitslast in Ländern mit ähnlichem Gesundheitssystem</w:t>
+        <w:t>USA; Ansatz zur Stärkung evidenzbasierter Praxis teilweise auf Deutschland übertragbar</w:t>
       </w:r>
     </w:p>
     <w:p>
@@ -244,7 +244,7 @@
           <w:color w:val="5A7D3A"/>
           <w:sz w:val="18"/>
         </w:rPr>
-        <w:t>https://pubmed.ncbi.nlm.nih.gov/42871398/</w:t>
+        <w:t>https://pubmed.ncbi.nlm.nih.gov/42876243/</w:t>
       </w:r>
     </w:p>
     <w:p>
@@ -252,7 +252,7 @@
         <w:pStyle w:val="Heading2"/>
       </w:pPr>
       <w:r>
-        <w:t>Dynapene Adipositas bei älteren Hypertoniepatienten: 41 % höheres Kognitionsrisiko</w:t>
+        <w:t>GLP-1-Agonisten reduzierten psychiatrische Krankenhausaufnahmen bei Schizophrenie</w:t>
       </w:r>
     </w:p>
     <w:p>
@@ -262,12 +262,12 @@
           <w:color w:val="666666"/>
           <w:sz w:val="18"/>
         </w:rPr>
-        <w:t>An P et al.  ·  Front Public Health  ·  29.09.2026  ·  PMID 42871064</w:t>
+        <w:t>Davoodian N et al.  ·  Lancet Psychiatry  ·  Nov. 2026  ·  PMID 42874603</w:t>
       </w:r>
     </w:p>
     <w:p>
       <w:r>
-        <w:t>Chinesische Querschnittsstudie an 9.568 älteren Hypertoniepatienten untersuchte, ob Adipositas ohne ausreichende Muskelmasse (dynapene Adipositas) mit kognitiver Beeinträchtigung verbunden ist.</w:t>
+        <w:t>Beobachtungskohortenstudie mit Daten aus elektronischen Gesundheitsregistern; 70.257 US-Erwachsene mit dokumentierter Schizophrenie und Typ-2-Diabetes wurden nach Einleitung von GLP-1-Agonisten, DPP-4-Inhibitoren, SGLT2-Inhibitoren oder Nichtinitiation verglichen hinsichtlich psychiatrischer Krankenhausaufnahmen und Notaufnahmebesuche.</w:t>
       </w:r>
     </w:p>
     <w:p>
@@ -278,7 +278,7 @@
         <w:t xml:space="preserve">Ergebnis: </w:t>
       </w:r>
       <w:r>
-        <w:t>Dynapene Adipositas war mit kognitiver Störung assoziiert (aOR 1,418, 95%-KI 1,263–1,591). Die Assoziation verlief über verringerte körperliche Aktivität (aOR 0,708), die mit niedrigerem Depressions- und Kognitionsrisiko verbunden war. Depressive Störungen selbst erhöhten das Kognitionsrisiko um 31 % (aOR 1,312). Befunde waren über Altersgruppen konsistent.</w:t>
+        <w:t>Unter 70.257 Patienten (Alter 53,1 Jahre; 48,2 % Frauen) initierten 12,9 % GLP-1-Agonisten. GLP-1-Initiierung war assoziiert mit niedrigerem Risiko psychiatrischer Krankenhausaufnahmen gegenüber Nichtinitiation (HR 0,76; 95 % CI 0,71–0,82), DPP-4-Inhibitoren (HR 0,82; 95 % CI 0,75–0,90) und SGLT2-Inhibitoren (HR 0,83; 95 % CI 0,78–0,88). Notaufnahmebesuche: HR 0,71 (95 % CI 0,65–0,77) vs. Nichtinitiation. Residuale Konfundierung und Selektionsbias möglich.</w:t>
       </w:r>
     </w:p>
     <w:p>
@@ -293,7 +293,7 @@
         <w:rPr>
           <w:sz w:val="19"/>
         </w:rPr>
-        <w:t>China, klinische Querschnittsdaten; zeigt Pathomechanismus unabhängig vom BMI allein</w:t>
+        <w:t>USA; Kostentragung für GLP-1 völlig anders; Psychiatrie-Outcome nicht primärer Adipositas-Endpunkt</w:t>
       </w:r>
     </w:p>
     <w:p>
@@ -302,7 +302,7 @@
           <w:color w:val="5A7D3A"/>
           <w:sz w:val="18"/>
         </w:rPr>
-        <w:t>https://pubmed.ncbi.nlm.nih.gov/42871064/</w:t>
+        <w:t>https://pubmed.ncbi.nlm.nih.gov/42874603/</w:t>
       </w:r>
     </w:p>
     <w:p>
@@ -310,7 +310,7 @@
         <w:pStyle w:val="Heading2"/>
       </w:pPr>
       <w:r>
-        <w:t>Ultraprozessierte Lebensmittel: 45 % der Erwachsenenernährung, schwache Assoziationen mit Übergewicht</w:t>
+        <w:t>Patientenpräferenzen bei Antidiabetika: Wirksamkeit und Handhabung vor Gewichtsverlust</w:t>
       </w:r>
     </w:p>
     <w:p>
@@ -320,12 +320,12 @@
           <w:color w:val="666666"/>
           <w:sz w:val="18"/>
         </w:rPr>
-        <w:t>Sällström T et al.  ·  Nutr J  ·  13.10.2026  ·  PMID 42870269</w:t>
+        <w:t>González-Cruz DC et al.  ·  BMJ Med  ·  08.10.2026  ·  PMID 42866418</w:t>
       </w:r>
     </w:p>
     <w:p>
       <w:r>
-        <w:t>Schwedische Ernährungserhebungen untersuchten den Anteil ultraprozessierter Lebensmittel in der Gesamtenergieaufnahme und dessen Zusammenhang mit Ernährungsqualität und BMI.</w:t>
+        <w:t>Systematischer Review von 34 Studien (15.656 Patienten) zu Werten, Präferenzen und wahrgenommener Behandlungslast bei Erwachsenen mit Typ-2-Diabetes bezüglich GLP-1-Agonisten, SGLT2-Inhibitoren, Tirzepatid oder Finerenon; 17 Studien waren neu seit 2021.</w:t>
       </w:r>
     </w:p>
     <w:p>
@@ -336,7 +336,7 @@
         <w:t xml:space="preserve">Ergebnis: </w:t>
       </w:r>
       <w:r>
-        <w:t>Ultraprozessierte Lebensmittel machten 45 % der Energieaufnahme bei Erwachsenen, 52 % bei Jugendlichen und 46 % bei Kleinkindern aus. Bei Erwachsenen war jede zusätzliche 10-%-Energieeinheit ultraprozessierter Lebensmittel mit 0,61 % höherem BMI verbunden (p=0,036); die Übergewichtsquote war im höchsten vs. niedrigsten Tertil um 16 % erhöht (p=0,018). Bei Jugendlichen und Kleinkindern zeigten sich keine signifikanten BMI-Assoziationen.</w:t>
+        <w:t>Patienten priorisieren durchgängig glykämische Wirksamkeit, kardiovaskuläres Risikoreduktion und Einfachheit der Anwendung. Orale Einmal-täglich-Regime und wöchentliche Injectable mit benutzerfreundlichen Geräten bevorzugt. Gewichtsverlust wird geschätzt, ist aber typischerweise sekundär gegenüber glykämischen und kardiovaskulären Vorteilen. Keine klare Präferenz zwischen SGLT2i und GLP-1RA; für Finerenon keine Daten. Evidenzsicherheit niedrig bis sehr niedrig.</w:t>
       </w:r>
     </w:p>
     <w:p>
@@ -351,7 +351,7 @@
         <w:rPr>
           <w:sz w:val="19"/>
         </w:rPr>
-        <w:t>Schweden, nationale Querschnittsdaten; vergleichbares Lebensmittelsystem</w:t>
+        <w:t>Internationale Evidenz; Patientenpräferenzen prinzipiell länderübergreifend, aber Kostenerstattung (§ 34 SGB V) in Deutschland ausschlaggebend</w:t>
       </w:r>
     </w:p>
     <w:p>
@@ -360,7 +360,7 @@
           <w:color w:val="5A7D3A"/>
           <w:sz w:val="18"/>
         </w:rPr>
-        <w:t>https://pubmed.ncbi.nlm.nih.gov/42870269/</w:t>
+        <w:t>https://pubmed.ncbi.nlm.nih.gov/42866418/</w:t>
       </w:r>
     </w:p>
     <w:p>
@@ -368,7 +368,7 @@
         <w:pStyle w:val="Heading2"/>
       </w:pPr>
       <w:r>
-        <w:t>Nach Magenbypass: Schilddrüsenhormone mussten erhöht werden, Mikrobiom veränderte sich</w:t>
+        <w:t>Langzeit-GLP-1-Therapie bei Adipositas: italienisches Expertenpaneel empfiehlt multimodale Strategie</w:t>
       </w:r>
     </w:p>
     <w:p>
@@ -378,12 +378,12 @@
           <w:color w:val="666666"/>
           <w:sz w:val="18"/>
         </w:rPr>
-        <w:t>El-Sehrawy AAMA et al.  ·  BMC Endocr Disord  ·  12.10.2026  ·  PMID 42870254</w:t>
+        <w:t>Brancato D et al.  ·  Front Endocrinol (Lausanne)  ·  28.09.2026  ·  PMID 42865447</w:t>
       </w:r>
     </w:p>
     <w:p>
       <w:r>
-        <w:t>Ägyptische prospektive Kohortenstudie an 79 hypothyreoten Patienten verfolgten Veränderungen in Schilddrüsenstoffwechsel, Levothyroxin-Anforderungen und Darmmikrobiom nach Roux-en-Y-Bypass oder Sleeve-Gastrektomie über 6 Monate.</w:t>
+        <w:t>Expertengruppe italienischer Kliniker mit Spezialisierung auf Adipositas und Stoffwechselerkrankungen entwickelte praktische Empfehlungen für nachhaltige Langzeitbehandlung mit GLP-1-Agonisten auf Basis von Literaturanalyse und klinischer Erfahrung.</w:t>
       </w:r>
     </w:p>
     <w:p>
@@ -394,7 +394,7 @@
         <w:t xml:space="preserve">Ergebnis: </w:t>
       </w:r>
       <w:r>
-        <w:t>Nach 6 Monaten: BMI sank von 44,5 auf 32,1 kg/m² (RYGB) bzw. 42,9 auf 33,0 (SG; beide p&lt;0,001). Levothyroxin-Anforderungen stiegen signifikant: RYGB von 137,5 auf 158,2 µg/Tag (p=0,018), SG von 133,3 auf 144,8 µg/Tag (p=0,067). FT4-AUC₀₋₆h stieg nach der Operation an (RYGB +330, p=0,003). Shannon-Diversität und Akkermansia muciniphila nahmen zu, besonders bei RYGB (p&lt;0,001).</w:t>
+        <w:t>Schlüsselempfehlungen: (1) Adipositas als chronische Erkrankung mit Rückfallneigung anerkennen; (2) umfassende Baseline-Phänotypisierung und Treat-to-Benefit-Ansatz statt nur Gewichtsverlust; (3) Erhaltungstherapie nach Erreichen von Zielen, flexible Dosisanpassung, frühzeitige Rückfallzeichen; (4) Integration in multimodale Versorgung (Ernährung, Bewegung, Verhalten); (5) proaktives Nebenwirkungsmanagement und Patientenedukation für Adhärenz; (6) adressiere ökonomische Hürden für Nachhaltigkeit.</w:t>
       </w:r>
     </w:p>
     <w:p>
@@ -409,7 +409,7 @@
         <w:rPr>
           <w:sz w:val="19"/>
         </w:rPr>
-        <w:t>Ägypten, prospektive Klinikdaten; zeigt Dosierungsanpassung als klinische Notwendigkeit</w:t>
+        <w:t>Italien; ähnliches Gesundheitssystem, aber Kostenerstattung GLP-1 in Deutschland § 34 SGB V ausgeschlossen</w:t>
       </w:r>
     </w:p>
     <w:p>
@@ -418,65 +418,7 @@
           <w:color w:val="5A7D3A"/>
           <w:sz w:val="18"/>
         </w:rPr>
-        <w:t>https://pubmed.ncbi.nlm.nih.gov/42870254/</w:t>
-      </w:r>
-    </w:p>
-    <w:p>
-      <w:pPr>
-        <w:pStyle w:val="Heading2"/>
-      </w:pPr>
-      <w:r>
-        <w:t>Leistenbruchoperation: Rauchen erhöht Komplikationsrisiko, Adipositas nicht</w:t>
-      </w:r>
-    </w:p>
-    <w:p>
-      <w:r>
-        <w:rPr>
-          <w:i/>
-          <w:color w:val="666666"/>
-          <w:sz w:val="18"/>
-        </w:rPr>
-        <w:t>Fredberg J et al.  ·  BJS Open  ·  04.09.2026  ·  PMID 42868085</w:t>
-      </w:r>
-    </w:p>
-    <w:p>
-      <w:r>
-        <w:t>Dänische Nationalregisterdaten zu 2.391 Patienten mit elektivem Nabelbruchverschluss verfolgten Reoperationen wegen Komplikationen bis zu 4,65 Jahren nach dem Eingriff.</w:t>
-      </w:r>
-    </w:p>
-    <w:p>
-      <w:r>
-        <w:rPr>
-          <w:b/>
-        </w:rPr>
-        <w:t xml:space="preserve">Ergebnis: </w:t>
-      </w:r>
-      <w:r>
-        <w:t>18,4 % waren Raucher, 34 % obese (BMI &gt;30). Raucher hatten eine 1,68-fach erhöhte Rate für Reoperationen insgesamt (p=0,032) und eine 2,01-fache für Nicht-Rezidiv-Komplikationen (p=0,009). Adipöse Patienten zeigten eine 1,83-fach erhöhte Rate für Nicht-Rezidiv-Komplikationen (p=0,016), aber kein signifikant erhöhtes Rezidivrisiko. Rauchen und Adipositas beeinflußten das reine Rezidivrisiko nicht signifikant.</w:t>
-      </w:r>
-    </w:p>
-    <w:p>
-      <w:r>
-        <w:rPr>
-          <w:b/>
-          <w:sz w:val="19"/>
-        </w:rPr>
-        <w:t xml:space="preserve">Übertragbarkeit: </w:t>
-      </w:r>
-      <w:r>
-        <w:rPr>
-          <w:sz w:val="19"/>
-        </w:rPr>
-        <w:t>Dänemark, komplette nationale Folgedaten; vergleichbares Gesundheitssystem</w:t>
-      </w:r>
-    </w:p>
-    <w:p>
-      <w:r>
-        <w:rPr>
-          <w:color w:val="5A7D3A"/>
-          <w:sz w:val="18"/>
-        </w:rPr>
-        <w:t>https://pubmed.ncbi.nlm.nih.gov/42868085/</w:t>
+        <w:t>https://pubmed.ncbi.nlm.nih.gov/42865447/</w:t>
       </w:r>
     </w:p>
     <w:sectPr>

--- a/download/studien-aktuell.docx
+++ b/download/studien-aktuell.docx
@@ -62,7 +62,7 @@
           <w:color w:val="666666"/>
           <w:sz w:val="18"/>
         </w:rPr>
-        <w:t>Stand: 16.10.2026  |  6 Studien  |  adipositas.m-vf.de</w:t>
+        <w:t>Stand: 17.10.2026  |  6 Studien  |  adipositas.m-vf.de</w:t>
       </w:r>
     </w:p>
     <w:p>
@@ -70,7 +70,7 @@
         <w:pStyle w:val="Heading1"/>
       </w:pPr>
       <w:r>
-        <w:t>Aufgenommen am 16.10.2026</w:t>
+        <w:t>Aufgenommen am 17.10.2026</w:t>
       </w:r>
     </w:p>
     <w:p>
@@ -78,7 +78,7 @@
         <w:pStyle w:val="Heading2"/>
       </w:pPr>
       <w:r>
-        <w:t>Sarkopenie plus Adipositas verdoppelte Funktionsbehinderungen bei älteren Brasilianern</w:t>
+        <w:t>Körperliche Inaktivität und langes Sitzen erhöhen Sterblichkeitsrisiko bei kardiovaskulär-metabolischem Syndrom deutlich</w:t>
       </w:r>
     </w:p>
     <w:p>
@@ -88,12 +88,12 @@
           <w:color w:val="666666"/>
           <w:sz w:val="18"/>
         </w:rPr>
-        <w:t>Danielewicz AL et al.  ·  Cien Saude Colet  ·  09.10.2026  ·  PMID 42879635</w:t>
+        <w:t>Huang Y et al.  ·  Clin Exp Med  ·  24.07.2026  ·  PMID 42886390</w:t>
       </w:r>
     </w:p>
     <w:p>
       <w:r>
-        <w:t>Querschnittstudie der Brazilian Longitudinal Study of Aging (6.874 ältere Erwachsene ≥ 60 Jahre, 2019–2021); Assoziationen zwischen isolierter Sarkopenie und Kombination mit allgemeiner oder abdominaler Adipositas (nach SDOC-Kriterien: niedrige Gehgeschwindigkeit + geringe Handkraft) und Einschränkungen in Alltags- und instrumentellen Aktivitäten wurden geschlechtsstratifiziert analysiert.</w:t>
+        <w:t>Prospektive Kohortenstudie aus der US-amerikanischen NHANES-Datenbank (2007–2018) mit über 400.000 Teilnehmern; Untersuchung der unabhängigen und kombinierten Assoziationen von Freizeit-Bewegung und Sitzdauer mit Gesamt- und kardiovaskulärer Sterblichkeit bei Personen mit fortgeschrittenem kardiovaskulär-metabolischem Syndrom (CKM).</w:t>
       </w:r>
     </w:p>
     <w:p>
@@ -104,7 +104,7 @@
         <w:t xml:space="preserve">Ergebnis: </w:t>
       </w:r>
       <w:r>
-        <w:t>Frauen mit Sarkopenie + allgemeiner Adipositas: OR 3,37 (95 % CI 1,47–7,71) für Alltags-Einschränkungen; mit abdominaler Adipositas: OR 2,59 (95 % CI 1,16–5,76). Sarkopenie allein erhöhte Instrumental-Aktivitäts-Einschränkungen bei Frauen (OR 2,08; 95 % CI 1,59–2,71) und Männern (OR 2,49; 95 % CI 1,67–3,73). Kombinierte Sarkopenie-Adipositas zeigte konsistent erhöhte Odds über Geschlecht hinweg.</w:t>
+        <w:t>Körperliche Inaktivität war mit erhöhtem Risiko für Gesamtsterblichkeit (HR=2,43, 95%-KI: 1,98–2,97) und kardiovaskuläre Sterblichkeit (HR=2,62, 95%-KI: 1,79–3,82) assoziiert. Sitzdauer &gt;8 h/Tag gegenüber &lt;4 h/Tag zeigte erhöhte Risiken (Gesamtsterblichkeit: HR=1,71; kardiovaskulär: HR=2,12). Die höchsten Risiken traten bei Kombination von Inaktivität + ≥6 h/Tag Sitzen auf (Gesamtsterblichkeit: HR=2,77; kardiovaskulär: HR=3,39). Diese Studie unterstreicht den Überlebensvorteil durch gesteigerte körperliche Aktivität und reduzierte Sedentarität in dieser Hochrisikopopulation.</w:t>
       </w:r>
     </w:p>
     <w:p>
@@ -119,7 +119,7 @@
         <w:rPr>
           <w:sz w:val="19"/>
         </w:rPr>
-        <w:t>Brasilien; entwickeltes Land, aber andere Sozialversicherung; Phänomen der adipösen Sarkopenie übertragbar</w:t>
+        <w:t>USA-Daten, Bewegungsförderung als universelle Intervention unabhängig von Finanzierungssystem</w:t>
       </w:r>
     </w:p>
     <w:p>
@@ -128,7 +128,7 @@
           <w:color w:val="5A7D3A"/>
           <w:sz w:val="18"/>
         </w:rPr>
-        <w:t>https://pubmed.ncbi.nlm.nih.gov/42879635/</w:t>
+        <w:t>https://pubmed.ncbi.nlm.nih.gov/42886390/</w:t>
       </w:r>
     </w:p>
     <w:p>
@@ -136,7 +136,7 @@
         <w:pStyle w:val="Heading2"/>
       </w:pPr>
       <w:r>
-        <w:t>Ultraprozessierte Nahrung assoziiert mit Hirnverletzungen und erhöhtem Adipositasrisiko</w:t>
+        <w:t>Bildschirmzeit begünstigt Adipositas bei Kindern und Jugendlichen mit geschlechtsspezifischen Mechanismen</w:t>
       </w:r>
     </w:p>
     <w:p>
@@ -146,12 +146,12 @@
           <w:color w:val="666666"/>
           <w:sz w:val="18"/>
         </w:rPr>
-        <w:t>de Souza RJ et al.  ·  JAMA Netw Open  ·  01.10.2026  ·  PMID 42879154</w:t>
+        <w:t>Min J et al.  ·  Prev Chronic Dis  ·  15.10.2026  ·  PMID 42886217</w:t>
       </w:r>
     </w:p>
     <w:p>
       <w:r>
-        <w:t>Querschnittstudie von 8.783 kanadischen Erwachsenen mittleren Alters ohne kardiovaskuläre Erkrankung; Assoziationen zwischen Aufnahme ultraprozessierter Lebensmittel (UPF), gemessen mit Ernährungsfragebögen, und Körperfettanteil, viszerales Fett, Hirnverletzungen sowie kognitives Testergebnis wurden analysiert.</w:t>
+        <w:t>Systematische Überprüfung von 22 Studien zur Assoziation zwischen Bildschirmzeit und Adipositäsergebnissen bei Kindern, Adoleszenten und jungen Erwachsenen; Meta-analytische Synthese mit Fokus auf geschlechtsspezifische Unterschiede in verhaltensabhängigen und physiologischen Pfaden.</w:t>
       </w:r>
     </w:p>
     <w:p>
@@ -162,7 +162,7 @@
         <w:t xml:space="preserve">Ergebnis: </w:t>
       </w:r>
       <w:r>
-        <w:t>Höchste UPF-Quartile gegenüber niedrigster: Körperfettanteil um 1,7 Prozentpunkte höher, viszerales Fett um 5,7 mL größer. Erhöhte Odds für Hirnverletzungen (aOR 1,40; 95 % CI 1,10–1,77; p = 0,009). Keine signifikanten Assoziationen mit kognitiven Tests. Erkenntnisse zur Hirnverletzung waren sensibel gegenüber Expositionsdefinition.</w:t>
+        <w:t>18 der 22 Studien berichteten eine signifikante positive Assoziation zwischen Bildschirmzeit und Adipositas-bezogenen Ergebnissen. Bei Mädchen waren Assoziationen häufiger mit Adipositas, metabolisch ungesund adipös und psychologischen Faktoren (Körperbildsorgen) verknüpft; bei Jungen mit verhaltensbezogenen Faktoren (erhöhte Kalorienaufnahme, nächtliches Bildschirmnutzung, reduzierter Schlaf). Prävention sollte die zugrunde liegenden Mechanismen adressieren: körperliche Aktivität bei Mädchen, Problembewusstsein bei Jungen. Diese Erkenntnisse zeigen, dass simple Bildschirmzeitreduktion nicht ausreicht.</w:t>
       </w:r>
     </w:p>
     <w:p>
@@ -177,7 +177,7 @@
         <w:rPr>
           <w:sz w:val="19"/>
         </w:rPr>
-        <w:t>Kanada; vergleichbare Ernährungsmuster, Sozialversicherung ähnlich</w:t>
+        <w:t>Internationale Evidenz, universelle Verhältnisprävention, geschlechtsspezifische Anpassung</w:t>
       </w:r>
     </w:p>
     <w:p>
@@ -186,7 +186,7 @@
           <w:color w:val="5A7D3A"/>
           <w:sz w:val="18"/>
         </w:rPr>
-        <w:t>https://pubmed.ncbi.nlm.nih.gov/42879154/</w:t>
+        <w:t>https://pubmed.ncbi.nlm.nih.gov/42886217/</w:t>
       </w:r>
     </w:p>
     <w:p>
@@ -194,7 +194,7 @@
         <w:pStyle w:val="Heading2"/>
       </w:pPr>
       <w:r>
-        <w:t>Qualitätsprogramm erhöhte ärztliches Vertrauen in evidenzbasierte Adipositas-Versorgung</w:t>
+        <w:t>Schlafstörungen und Übergewicht verknüpft mit sozialen und strukturellen Faktoren bei jungen Erwachsenen</w:t>
       </w:r>
     </w:p>
     <w:p>
@@ -204,12 +204,12 @@
           <w:color w:val="666666"/>
           <w:sz w:val="18"/>
         </w:rPr>
-        <w:t>Bodrick NI et al.  ·  Am J Health Promot  ·  16.01.2026  ·  PMID 42876243</w:t>
+        <w:t>Moonajilin MS et al.  ·  Health Expect  ·  Okt. 2026  ·  PMID 42886171</w:t>
       </w:r>
     </w:p>
     <w:p>
       <w:r>
-        <w:t>Qualitätsverbesserungsprogramm in zwei US-amerikanischen Primarversorgungszentren zur Umsetzung evidenzbasierter Adipositas-Behandlung; Evaluiert wurden Wissensgewinne und Selbstsicherheit der Ärzte sowie wahrgenommene Verbesserungen durch Fragebogen und Interviews.</w:t>
+        <w:t>Qualitative Studie mit 26 jungen Erwachsenen (18–25 Jahre) in Dhaka, Bangladesch; semi-strukturierte Interviews mit inhaltsanalytischem Schwerpunkt auf die Verknüpfung von Schlafmangel, Ernährung und Körpergewicht im Kontext struktureller und soziokultureller Bedingungen.</w:t>
       </w:r>
     </w:p>
     <w:p>
@@ -220,7 +220,7 @@
         <w:t xml:space="preserve">Ergebnis: </w:t>
       </w:r>
       <w:r>
-        <w:t>33 % der 42 angesprochenen Kliniker (14 Ärzte) vollendeten beide Befragungen. Die klinische Selbstsicherheit in Diagnose und Management der Adipositas stieg signifikant (χ² = 12,0, p = 0,0005). Qualitativ wurden drei zentrale Themen identifiziert: Verbesserung des Adipositas-Managements, Barrieren in der Versorgung und gesteigertes Bewusstsein für Gewichtsstigma. Das Programm reduzierte die Schere zwischen Evidenz und Praxis.</w:t>
+        <w:t>Fünf zentrale Themen wurden identifiziert: (1) strukturelle und umweltbedingte Schlafstörungen, (2) digitale Nachtkultur und sozial verstärkte Wachheit, (3) Produktivität statt Schlaf als Priorität, (4) ungleiche Lasten durch Hausarbeit und Pflege, (5) wahrgenommene Verbindung zwischen unregelmäßigem Schlaf, Müdigkeit und Essverhalten. Schlaf- und Essgewohnheiten waren eingebettet in soziale, institutionelle und kulturelle Kontexte; Interventionen sollten Peer- und Familienpraktiken sowie Umweltfaktoren adressieren.</w:t>
       </w:r>
     </w:p>
     <w:p>
@@ -235,7 +235,7 @@
         <w:rPr>
           <w:sz w:val="19"/>
         </w:rPr>
-        <w:t>USA; Ansatz zur Stärkung evidenzbasierter Praxis teilweise auf Deutschland übertragbar</w:t>
+        <w:t>Asiatischer Kontext mit soziostrukturellen Besonderheiten, qualitativ-explorativ</w:t>
       </w:r>
     </w:p>
     <w:p>
@@ -244,7 +244,7 @@
           <w:color w:val="5A7D3A"/>
           <w:sz w:val="18"/>
         </w:rPr>
-        <w:t>https://pubmed.ncbi.nlm.nih.gov/42876243/</w:t>
+        <w:t>https://pubmed.ncbi.nlm.nih.gov/42886171/</w:t>
       </w:r>
     </w:p>
     <w:p>
@@ -252,7 +252,7 @@
         <w:pStyle w:val="Heading2"/>
       </w:pPr>
       <w:r>
-        <w:t>GLP-1-Agonisten reduzierten psychiatrische Krankenhausaufnahmen bei Schizophrenie</w:t>
+        <w:t>Multidisziplinäres Adipositasprogramm verbesserte Patientenzufriedenheit und Lebensqualität</w:t>
       </w:r>
     </w:p>
     <w:p>
@@ -262,12 +262,12 @@
           <w:color w:val="666666"/>
           <w:sz w:val="18"/>
         </w:rPr>
-        <w:t>Davoodian N et al.  ·  Lancet Psychiatry  ·  Nov. 2026  ·  PMID 42874603</w:t>
+        <w:t>Zugasti Murillo A et al.  ·  An Sist Sanit Navar  ·  16.10.2026  ·  PMID 42885860</w:t>
       </w:r>
     </w:p>
     <w:p>
       <w:r>
-        <w:t>Beobachtungskohortenstudie mit Daten aus elektronischen Gesundheitsregistern; 70.257 US-Erwachsene mit dokumentierter Schizophrenie und Typ-2-Diabetes wurden nach Einleitung von GLP-1-Agonisten, DPP-4-Inhibitoren, SGLT2-Inhibitoren oder Nichtinitiation verglichen hinsichtlich psychiatrischer Krankenhausaufnahmen und Notaufnahmebesuche.</w:t>
+        <w:t>Evaluation eines 12-monatigen multidisziplinären Adipositasbehandlungsprogramms in Navarra (Spanien) mit 14–13 Patienten, die Patientenberichtete Ergebnisse (PROM) und Erfahrungen (PREM) beantworteten.</w:t>
       </w:r>
     </w:p>
     <w:p>
@@ -278,7 +278,7 @@
         <w:t xml:space="preserve">Ergebnis: </w:t>
       </w:r>
       <w:r>
-        <w:t>Unter 70.257 Patienten (Alter 53,1 Jahre; 48,2 % Frauen) initierten 12,9 % GLP-1-Agonisten. GLP-1-Initiierung war assoziiert mit niedrigerem Risiko psychiatrischer Krankenhausaufnahmen gegenüber Nichtinitiation (HR 0,76; 95 % CI 0,71–0,82), DPP-4-Inhibitoren (HR 0,82; 95 % CI 0,75–0,90) und SGLT2-Inhibitoren (HR 0,83; 95 % CI 0,78–0,88). Notaufnahmebesuche: HR 0,71 (95 % CI 0,65–0,77) vs. Nichtinitiation. Residuale Konfundierung und Selektionsbias möglich.</w:t>
+        <w:t>Alle drei PROM-Bereiche zeigten einen medianen Score von 3,50 (Skala 1–4). Bei den PREMs erreichte die Partizipation in Entscheidungsfindung den höchsten Median (5,00; IQR: 4,33–5,00), während Zugang und Organisation den niedrigsten Wert aufwiesen (4,00; IQR: 3,67–4,33). Die Ergebnisse zeigen Stärken und Verbesserungsbereiche im Versorgungsmodell; validierte Instrumente und längerfristige Verlaufsuntersuchungen sind erforderlich.</w:t>
       </w:r>
     </w:p>
     <w:p>
@@ -293,7 +293,7 @@
         <w:rPr>
           <w:sz w:val="19"/>
         </w:rPr>
-        <w:t>USA; Kostentragung für GLP-1 völlig anders; Psychiatrie-Outcome nicht primärer Adipositas-Endpunkt</w:t>
+        <w:t>Südeuropa mit vergleichbarem Sozialversicherungssystem, strukturiertes Programm-Setting</w:t>
       </w:r>
     </w:p>
     <w:p>
@@ -302,7 +302,7 @@
           <w:color w:val="5A7D3A"/>
           <w:sz w:val="18"/>
         </w:rPr>
-        <w:t>https://pubmed.ncbi.nlm.nih.gov/42874603/</w:t>
+        <w:t>https://pubmed.ncbi.nlm.nih.gov/42885860/</w:t>
       </w:r>
     </w:p>
     <w:p>
@@ -310,7 +310,7 @@
         <w:pStyle w:val="Heading2"/>
       </w:pPr>
       <w:r>
-        <w:t>Patientenpräferenzen bei Antidiabetika: Wirksamkeit und Handhabung vor Gewichtsverlust</w:t>
+        <w:t>Multidomain Lebensstiländerung senkte Körpergewicht bei älteren Erwachsenen nicht</w:t>
       </w:r>
     </w:p>
     <w:p>
@@ -320,12 +320,12 @@
           <w:color w:val="666666"/>
           <w:sz w:val="18"/>
         </w:rPr>
-        <w:t>González-Cruz DC et al.  ·  BMJ Med  ·  08.10.2026  ·  PMID 42866418</w:t>
+        <w:t>Zülke AE et al.  ·  BMC Geriatr  ·  15.10.2026  ·  PMID 42881367</w:t>
       </w:r>
     </w:p>
     <w:p>
       <w:r>
-        <w:t>Systematischer Review von 34 Studien (15.656 Patienten) zu Werten, Präferenzen und wahrgenommener Behandlungslast bei Erwachsenen mit Typ-2-Diabetes bezüglich GLP-1-Agonisten, SGLT2-Inhibitoren, Tirzepatid oder Finerenon; 17 Studien waren neu seit 2021.</w:t>
+        <w:t>Post-hoc-Analyse der deutschen AgeWell.de-Studie mit 678 älteren Erwachsenen (60–77 Jahre, BMI ≥25), die 24 Monate eine multidimensionale Intervention (Ernährungsberatung, körperliche und kognitive Aktivität, kardiovaskuläre Risikofaktoren, psychische Gesundheit) oder Kontrolle erhielten.</w:t>
       </w:r>
     </w:p>
     <w:p>
@@ -336,7 +336,7 @@
         <w:t xml:space="preserve">Ergebnis: </w:t>
       </w:r>
       <w:r>
-        <w:t>Patienten priorisieren durchgängig glykämische Wirksamkeit, kardiovaskuläres Risikoreduktion und Einfachheit der Anwendung. Orale Einmal-täglich-Regime und wöchentliche Injectable mit benutzerfreundlichen Geräten bevorzugt. Gewichtsverlust wird geschätzt, ist aber typischerweise sekundär gegenüber glykämischen und kardiovaskulären Vorteilen. Keine klare Präferenz zwischen SGLT2i und GLP-1RA; für Finerenon keine Daten. Evidenzsicherheit niedrig bis sehr niedrig.</w:t>
+        <w:t>Die Intervention war nicht mit einer Gewichtsabnahme nach 24 Monaten assoziiert (b=−0,30, 95%-KI: −0,51–1,11). Trotz hoher Motivation und Veränderungen in Ernährung und körperlicher Aktivität bei der Interventionsgruppe zeigten sich keine messbaren Gewichtsverluste. Dies deutet darauf hin, dass Verhaltensprogramme allein in dieser Altersgruppe ohne intensive pharmakologische Unterstützung nicht ausreichen.</w:t>
       </w:r>
     </w:p>
     <w:p>
@@ -351,7 +351,7 @@
         <w:rPr>
           <w:sz w:val="19"/>
         </w:rPr>
-        <w:t>Internationale Evidenz; Patientenpräferenzen prinzipiell länderübergreifend, aber Kostenerstattung (§ 34 SGB V) in Deutschland ausschlaggebend</w:t>
+        <w:t>Deutsche Klinikdaten, direkter Versorgungsbezug, vergleichbare Dokumentationspflichten</w:t>
       </w:r>
     </w:p>
     <w:p>
@@ -360,7 +360,7 @@
           <w:color w:val="5A7D3A"/>
           <w:sz w:val="18"/>
         </w:rPr>
-        <w:t>https://pubmed.ncbi.nlm.nih.gov/42866418/</w:t>
+        <w:t>https://pubmed.ncbi.nlm.nih.gov/42881367/</w:t>
       </w:r>
     </w:p>
     <w:p>
@@ -368,7 +368,7 @@
         <w:pStyle w:val="Heading2"/>
       </w:pPr>
       <w:r>
-        <w:t>Langzeit-GLP-1-Therapie bei Adipositas: italienisches Expertenpaneel empfiehlt multimodale Strategie</w:t>
+        <w:t>Herzfrequenzvariabilität erklärt teilweise Leberwertveränderungen bei Adipositas</w:t>
       </w:r>
     </w:p>
     <w:p>
@@ -378,12 +378,12 @@
           <w:color w:val="666666"/>
           <w:sz w:val="18"/>
         </w:rPr>
-        <w:t>Brancato D et al.  ·  Front Endocrinol (Lausanne)  ·  28.09.2026  ·  PMID 42865447</w:t>
+        <w:t>Gao L et al.  ·  Diabetes Obes Metab  ·  24.08.2026  ·  PMID 42638186</w:t>
       </w:r>
     </w:p>
     <w:p>
       <w:r>
-        <w:t>Expertengruppe italienischer Kliniker mit Spezialisierung auf Adipositas und Stoffwechselerkrankungen entwickelte praktische Empfehlungen für nachhaltige Langzeitbehandlung mit GLP-1-Agonisten auf Basis von Literaturanalyse und klinischer Erfahrung.</w:t>
+        <w:t>Querschnittsstudie mit 432 Erwachsenen mit Übergewicht oder Adipositas und Validierung in 21.383 UK-Biobank-Teilnehmern; Untersuchung, inwieweit kardiale autonome Marker (Ruhehertzfrequenz, Herzfrequenzvariabilität) die Assoziation zwischen Adipositas und Leberwerterhöhung (ALT, AST, GGT) mediieren.</w:t>
       </w:r>
     </w:p>
     <w:p>
@@ -394,7 +394,7 @@
         <w:t xml:space="preserve">Ergebnis: </w:t>
       </w:r>
       <w:r>
-        <w:t>Schlüsselempfehlungen: (1) Adipositas als chronische Erkrankung mit Rückfallneigung anerkennen; (2) umfassende Baseline-Phänotypisierung und Treat-to-Benefit-Ansatz statt nur Gewichtsverlust; (3) Erhaltungstherapie nach Erreichen von Zielen, flexible Dosisanpassung, frühzeitige Rückfallzeichen; (4) Integration in multimodale Versorgung (Ernährung, Bewegung, Verhalten); (5) proaktives Nebenwirkungsmanagement und Patientenedukation für Adhärenz; (6) adressiere ökonomische Hürden für Nachhaltigkeit.</w:t>
+        <w:t>Höherer BMI und Taillen-Größen-Ratio waren mit erhöhten Leberwerten und höherer Ruhehertzfrequenz sowie niedrigerer Herzfrequenzvariabilität assoziiert. Ruhehertzfrequenz war der konsistenteste kardiale Mediator und erklärte 16,6–27,5 % der BMI-Assoziationen mit Leberwerten und 17,8–36,9 % der Taillen-Größen-Ratio-Assoziationen. Die Wirkungen blieben nach Einschluss von HOMA-IR statistisch signifikant, besonders für ALT. In UK Biobank erklärte Pulsfrequenz 5,83–9,47 % der Assoziationen.</w:t>
       </w:r>
     </w:p>
     <w:p>
@@ -409,7 +409,7 @@
         <w:rPr>
           <w:sz w:val="19"/>
         </w:rPr>
-        <w:t>Italien; ähnliches Gesundheitssystem, aber Kostenerstattung GLP-1 in Deutschland § 34 SGB V ausgeschlossen</w:t>
+        <w:t>UK Biobank plus klinische Kohortendaten, vergleichbare cardiometabolische Risikomodelle</w:t>
       </w:r>
     </w:p>
     <w:p>
@@ -418,7 +418,7 @@
           <w:color w:val="5A7D3A"/>
           <w:sz w:val="18"/>
         </w:rPr>
-        <w:t>https://pubmed.ncbi.nlm.nih.gov/42865447/</w:t>
+        <w:t>https://pubmed.ncbi.nlm.nih.gov/42638186/</w:t>
       </w:r>
     </w:p>
     <w:sectPr>

--- a/download/studien-aktuell.docx
+++ b/download/studien-aktuell.docx
@@ -62,7 +62,7 @@
           <w:color w:val="666666"/>
           <w:sz w:val="18"/>
         </w:rPr>
-        <w:t>Stand: 17.10.2026  |  6 Studien  |  adipositas.m-vf.de</w:t>
+        <w:t>Stand: 18.10.2026  |  6 Studien  |  adipositas.m-vf.de</w:t>
       </w:r>
     </w:p>
     <w:p>
@@ -70,7 +70,7 @@
         <w:pStyle w:val="Heading1"/>
       </w:pPr>
       <w:r>
-        <w:t>Aufgenommen am 17.10.2026</w:t>
+        <w:t>Aufgenommen am 18.10.2026</w:t>
       </w:r>
     </w:p>
     <w:p>
@@ -78,7 +78,7 @@
         <w:pStyle w:val="Heading2"/>
       </w:pPr>
       <w:r>
-        <w:t>Körperliche Inaktivität und langes Sitzen erhöhen Sterblichkeitsrisiko bei kardiovaskulär-metabolischem Syndrom deutlich</w:t>
+        <w:t>Lebenslange Kosten der Kinderadipositasfolgen: Modellierung für Kasachstan zeigt 194 Mrd. KZT nationale Belastung</w:t>
       </w:r>
     </w:p>
     <w:p>
@@ -88,12 +88,12 @@
           <w:color w:val="666666"/>
           <w:sz w:val="18"/>
         </w:rPr>
-        <w:t>Huang Y et al.  ·  Clin Exp Med  ·  24.07.2026  ·  PMID 42886390</w:t>
+        <w:t>Koichubekov B et al.  ·  Front Public Health  ·  02.10.2026  ·  PMID 42890163</w:t>
       </w:r>
     </w:p>
     <w:p>
       <w:r>
-        <w:t>Prospektive Kohortenstudie aus der US-amerikanischen NHANES-Datenbank (2007–2018) mit über 400.000 Teilnehmern; Untersuchung der unabhängigen und kombinierten Assoziationen von Freizeit-Bewegung und Sitzdauer mit Gesamt- und kardiovaskulärer Sterblichkeit bei Personen mit fortgeschrittenem kardiovaskulär-metabolischem Syndrom (CKM).</w:t>
+        <w:t>Dynamisches Markov-Modell schätzte lebenslange direkte medizinische Kosten der Adipositas bei Kindern (5–9 Jahre) in Kasachstan; Szenarioanalyse testete Auswirkungen einer 5- und 10%-igen Prävalenzreduktion.</w:t>
       </w:r>
     </w:p>
     <w:p>
@@ -104,7 +104,7 @@
         <w:t xml:space="preserve">Ergebnis: </w:t>
       </w:r>
       <w:r>
-        <w:t>Körperliche Inaktivität war mit erhöhtem Risiko für Gesamtsterblichkeit (HR=2,43, 95%-KI: 1,98–2,97) und kardiovaskuläre Sterblichkeit (HR=2,62, 95%-KI: 1,79–3,82) assoziiert. Sitzdauer &gt;8 h/Tag gegenüber &lt;4 h/Tag zeigte erhöhte Risiken (Gesamtsterblichkeit: HR=1,71; kardiovaskulär: HR=2,12). Die höchsten Risiken traten bei Kombination von Inaktivität + ≥6 h/Tag Sitzen auf (Gesamtsterblichkeit: HR=2,77; kardiovaskulär: HR=3,39). Diese Studie unterstreicht den Überlebensvorteil durch gesteigerte körperliche Aktivität und reduzierte Sedentarität in dieser Hochrisikopopulation.</w:t>
+        <w:t>Durchschnittliche lebenslange Kosten pro Kind: 96.996,26 KZT (USD 206,37); nationale Gesamtbelastung für 2024er Kohorte: 194 Mrd. KZT (USD 413 Mio.); kumulativ 2024–2035: 128,72 Mrd. KZT mit 71% durch Adipositas. Eine 5%-ige Prävalenzreduktion würde die lebenslange Belastung um 4,8%, eine 10%-ige Reduktion um 9,4% senken. Modellierungsstudie; Übertragbarkeit auf Deutschland begrenzt durch andere Kostenstrukturen und Gesundheitssystem.</w:t>
       </w:r>
     </w:p>
     <w:p>
@@ -119,7 +119,7 @@
         <w:rPr>
           <w:sz w:val="19"/>
         </w:rPr>
-        <w:t>USA-Daten, Bewegungsförderung als universelle Intervention unabhängig von Finanzierungssystem</w:t>
+        <w:t>Kasachstan, strukturell anderes Gesundheitssystem; methodisches Vorbild für Kostenschätzung</w:t>
       </w:r>
     </w:p>
     <w:p>
@@ -128,7 +128,7 @@
           <w:color w:val="5A7D3A"/>
           <w:sz w:val="18"/>
         </w:rPr>
-        <w:t>https://pubmed.ncbi.nlm.nih.gov/42886390/</w:t>
+        <w:t>https://pubmed.ncbi.nlm.nih.gov/42890163/</w:t>
       </w:r>
     </w:p>
     <w:p>
@@ -136,7 +136,7 @@
         <w:pStyle w:val="Heading2"/>
       </w:pPr>
       <w:r>
-        <w:t>Bildschirmzeit begünstigt Adipositas bei Kindern und Jugendlichen mit geschlechtsspezifischen Mechanismen</w:t>
+        <w:t>Partizipative Prävention in Portugal: Schulen und Gemeinden definieren Adipositasrisiken und Lösungen</w:t>
       </w:r>
     </w:p>
     <w:p>
@@ -146,12 +146,12 @@
           <w:color w:val="666666"/>
           <w:sz w:val="18"/>
         </w:rPr>
-        <w:t>Min J et al.  ·  Prev Chronic Dis  ·  15.10.2026  ·  PMID 42886217</w:t>
+        <w:t>Gaspar T et al.  ·  Front Public Health  ·  01.10.2026  ·  PMID 42889270</w:t>
       </w:r>
     </w:p>
     <w:p>
       <w:r>
-        <w:t>Systematische Überprüfung von 22 Studien zur Assoziation zwischen Bildschirmzeit und Adipositäsergebnissen bei Kindern, Adoleszenten und jungen Erwachsenen; Meta-analytische Synthese mit Fokus auf geschlechtsspezifische Unterschiede in verhaltensabhängigen und physiologischen Pfaden.</w:t>
+        <w:t>Mehrmethodische Aktionsforschung in zwei portugiesischen Regionen (ländlich, urban); Befragung von 202 Schulkindern (7,4 Jahre) und 54 Erwachsenen; Fokusgruppen mit lokalen Stakeholdern zu Gesundheitsförderung und Adipositasprävention.</w:t>
       </w:r>
     </w:p>
     <w:p>
@@ -162,7 +162,7 @@
         <w:t xml:space="preserve">Ergebnis: </w:t>
       </w:r>
       <w:r>
-        <w:t>18 der 22 Studien berichteten eine signifikante positive Assoziation zwischen Bildschirmzeit und Adipositas-bezogenen Ergebnissen. Bei Mädchen waren Assoziationen häufiger mit Adipositas, metabolisch ungesund adipös und psychologischen Faktoren (Körperbildsorgen) verknüpft; bei Jungen mit verhaltensbezogenen Faktoren (erhöhte Kalorienaufnahme, nächtliches Bildschirmnutzung, reduzierter Schlaf). Prävention sollte die zugrunde liegenden Mechanismen adressieren: körperliche Aktivität bei Mädchen, Problembewusstsein bei Jungen. Diese Erkenntnisse zeigen, dass simple Bildschirmzeitreduktion nicht ausreicht.</w:t>
+        <w:t>57% der Schüler berichteten Reizbarkeit/schlechte Laune, 46,7% Nervosität; 66% hatten altersberechtigt normales BMI, aber 36% trieben keine regelmäßige körperliche Aktivität; hohes Bildschirmmediennutzung und Gewaltexposition in der Freizeit. Fokusgruppen nannten Prioritäten: Bewegung, Schulverpflegung, Koordination Schule-Familie-Gemeinde; kommunale Unterschiede bei Wahrnehmung von Schulessen, Sicherheit und Servicezugang bestanden fort.</w:t>
       </w:r>
     </w:p>
     <w:p>
@@ -177,7 +177,7 @@
         <w:rPr>
           <w:sz w:val="19"/>
         </w:rPr>
-        <w:t>Internationale Evidenz, universelle Verhältnisprävention, geschlechtsspezifische Anpassung</w:t>
+        <w:t>Portugal, vergleichbares EU-Gesundheitssystem; transferierbar für partizipative Prävention</w:t>
       </w:r>
     </w:p>
     <w:p>
@@ -186,7 +186,7 @@
           <w:color w:val="5A7D3A"/>
           <w:sz w:val="18"/>
         </w:rPr>
-        <w:t>https://pubmed.ncbi.nlm.nih.gov/42886217/</w:t>
+        <w:t>https://pubmed.ncbi.nlm.nih.gov/42889270/</w:t>
       </w:r>
     </w:p>
     <w:p>
@@ -194,7 +194,7 @@
         <w:pStyle w:val="Heading2"/>
       </w:pPr>
       <w:r>
-        <w:t>Schlafstörungen und Übergewicht verknüpft mit sozialen und strukturellen Faktoren bei jungen Erwachsenen</w:t>
+        <w:t>Regionale Unterschiede im Übergewicht bei saudi-arabischen Studierenden: Riad 4,6-fach höher als Makkah</w:t>
       </w:r>
     </w:p>
     <w:p>
@@ -204,12 +204,12 @@
           <w:color w:val="666666"/>
           <w:sz w:val="18"/>
         </w:rPr>
-        <w:t>Moonajilin MS et al.  ·  Health Expect  ·  Okt. 2026  ·  PMID 42886171</w:t>
+        <w:t>Alkhraiji MH et al.  ·  Front Public Health  ·  01.10.2026  ·  PMID 42889239</w:t>
       </w:r>
     </w:p>
     <w:p>
       <w:r>
-        <w:t>Qualitative Studie mit 26 jungen Erwachsenen (18–25 Jahre) in Dhaka, Bangladesch; semi-strukturierte Interviews mit inhaltsanalytischem Schwerpunkt auf die Verknüpfung von Schlafmangel, Ernährung und Körpergewicht im Kontext struktureller und soziokultureller Bedingungen.</w:t>
+        <w:t>Querschnittstudie (März–Mai 2023) mit 564 Studierenden aus vier saudi-arabischen Regionen; Erfassung von BMI, Bewegung (IPAQ-SF), Bildschirmzeit und Ernährung; Analyse regionaler Unterschiede und assoziierter Faktoren.</w:t>
       </w:r>
     </w:p>
     <w:p>
@@ -220,7 +220,7 @@
         <w:t xml:space="preserve">Ergebnis: </w:t>
       </w:r>
       <w:r>
-        <w:t>Fünf zentrale Themen wurden identifiziert: (1) strukturelle und umweltbedingte Schlafstörungen, (2) digitale Nachtkultur und sozial verstärkte Wachheit, (3) Produktivität statt Schlaf als Priorität, (4) ungleiche Lasten durch Hausarbeit und Pflege, (5) wahrgenommene Verbindung zwischen unregelmäßigem Schlaf, Müdigkeit und Essverhalten. Schlaf- und Essgewohnheiten waren eingebettet in soziale, institutionelle und kulturelle Kontexte; Interventionen sollten Peer- und Familienpraktiken sowie Umweltfaktoren adressieren.</w:t>
+        <w:t>Übergewicht/Adipositasprävalenz 17,9% (konservative Unterschätzung durch Selbstangaben); markanter regionaler Gradient: Riad 27,8% vs. Makkah 8,8% (χ² = 25,48; p &lt; 0,001). Nach Adjustment war Region der stärkste Prädiktor (aOR Riad 4,62; 95% CI 2,23–9,59; p &lt; 0,001); männliches Geschlecht aOR 1,96 (p = 0,037). 82,3% der Studierenden zeigten moderate bis hohe Sitzbewegung (≥8 h/Tag); durchschnittliche Bildschirmnutzung 3,75 h/Tag.</w:t>
       </w:r>
     </w:p>
     <w:p>
@@ -235,7 +235,7 @@
         <w:rPr>
           <w:sz w:val="19"/>
         </w:rPr>
-        <w:t>Asiatischer Kontext mit soziostrukturellen Besonderheiten, qualitativ-explorativ</w:t>
+        <w:t>Saudi-Arabien, andere Versorgungsstruktur; zeigt Umweltfaktoren und regionale Ungleichheit auf</w:t>
       </w:r>
     </w:p>
     <w:p>
@@ -244,7 +244,7 @@
           <w:color w:val="5A7D3A"/>
           <w:sz w:val="18"/>
         </w:rPr>
-        <w:t>https://pubmed.ncbi.nlm.nih.gov/42886171/</w:t>
+        <w:t>https://pubmed.ncbi.nlm.nih.gov/42889239/</w:t>
       </w:r>
     </w:p>
     <w:p>
@@ -252,7 +252,7 @@
         <w:pStyle w:val="Heading2"/>
       </w:pPr>
       <w:r>
-        <w:t>Multidisziplinäres Adipositasprogramm verbesserte Patientenzufriedenheit und Lebensqualität</w:t>
+        <w:t>MASLD in Kardio-Nieren-Metabolik-Staging reduziert Sterberisiko-Unterschätzung um bis zu 10% in Stufe 3</w:t>
       </w:r>
     </w:p>
     <w:p>
@@ -262,12 +262,12 @@
           <w:color w:val="666666"/>
           <w:sz w:val="18"/>
         </w:rPr>
-        <w:t>Zugasti Murillo A et al.  ·  An Sist Sanit Navar  ·  16.10.2026  ·  PMID 42885860</w:t>
+        <w:t>Mostafa AM et al.  ·  Med Sci Monit  ·  17.10.2026  ·  PMID 42888835</w:t>
       </w:r>
     </w:p>
     <w:p>
       <w:r>
-        <w:t>Evaluation eines 12-monatigen multidisziplinären Adipositasbehandlungsprogramms in Navarra (Spanien) mit 14–13 Patienten, die Patientenberichtete Ergebnisse (PROM) und Erfahrungen (PREM) beantworteten.</w:t>
+        <w:t>Sekundäranalyse NHANES III: 10.335 Erwachsene (20–74 Jahre) mit Mortalitäts-Follow-up bis 2019; Integration von MASLD in das CKM-Staging-Framework (ursprünglich kardiovaskulär-renal-metabolisch) zur Verbesserung der Mortalitätsstratifizierung.</w:t>
       </w:r>
     </w:p>
     <w:p>
@@ -278,7 +278,7 @@
         <w:t xml:space="preserve">Ergebnis: </w:t>
       </w:r>
       <w:r>
-        <w:t>Alle drei PROM-Bereiche zeigten einen medianen Score von 3,50 (Skala 1–4). Bei den PREMs erreichte die Partizipation in Entscheidungsfindung den höchsten Median (5,00; IQR: 4,33–5,00), während Zugang und Organisation den niedrigsten Wert aufwiesen (4,00; IQR: 3,67–4,33). Die Ergebnisse zeigen Stärken und Verbesserungsbereiche im Versorgungsmodell; validierte Instrumente und längerfristige Verlaufsuntersuchungen sind erforderlich.</w:t>
+        <w:t>Modifiziertes CKM-Staging zeigte überlegene Risikostratifizierung gegenüber Original-CKM, besonders in Stufe 3. Hazard Ratios für Gesamtmortalität: modifiziert 3,84 (95% CI 3,38–4,37) vs. Original 3,49 (95% CI 3,07–3,95); für kardiovaskuläre Mortalität: 6,38 (4,80–8,48) vs. 5,41 (4,12–7,12). Integration der Leber in das Kardio-Nieren-Metabolik-Achsenkonzept zeigte inkrementelle prognostische Verbesserung.</w:t>
       </w:r>
     </w:p>
     <w:p>
@@ -293,7 +293,7 @@
         <w:rPr>
           <w:sz w:val="19"/>
         </w:rPr>
-        <w:t>Südeuropa mit vergleichbarem Sozialversicherungssystem, strukturiertes Programm-Setting</w:t>
+        <w:t>USA-Daten (NHANES), aber Konzept der Mehrorgan-Stratifizierung auf europäische Versorgung übertragbar</w:t>
       </w:r>
     </w:p>
     <w:p>
@@ -302,7 +302,7 @@
           <w:color w:val="5A7D3A"/>
           <w:sz w:val="18"/>
         </w:rPr>
-        <w:t>https://pubmed.ncbi.nlm.nih.gov/42885860/</w:t>
+        <w:t>https://pubmed.ncbi.nlm.nih.gov/42888835/</w:t>
       </w:r>
     </w:p>
     <w:p>
@@ -310,7 +310,7 @@
         <w:pStyle w:val="Heading2"/>
       </w:pPr>
       <w:r>
-        <w:t>Multidomain Lebensstiländerung senkte Körpergewicht bei älteren Erwachsenen nicht</w:t>
+        <w:t>Nierenvolumen bezogen auf BMI verbessert Vorhersage der Transplantatfunktion im ersten Jahr</w:t>
       </w:r>
     </w:p>
     <w:p>
@@ -320,12 +320,12 @@
           <w:color w:val="666666"/>
           <w:sz w:val="18"/>
         </w:rPr>
-        <w:t>Zülke AE et al.  ·  BMC Geriatr  ·  15.10.2026  ·  PMID 42881367</w:t>
+        <w:t>Gianassi I et al.  ·  Clin Transplant  ·  Okt. 2026  ·  PMID 42886738</w:t>
       </w:r>
     </w:p>
     <w:p>
       <w:r>
-        <w:t>Post-hoc-Analyse der deutschen AgeWell.de-Studie mit 678 älteren Erwachsenen (60–77 Jahre, BMI ≥25), die 24 Monate eine multidimensionale Intervention (Ernährungsberatung, körperliche und kognitive Aktivität, kardiovaskuläre Risikofaktoren, psychische Gesundheit) oder Kontrolle erhielten.</w:t>
+        <w:t>Prospektive Einklinik-Studie: Ultraschallvolumung des Transplantats 1 Monat posttransplantation; Analyse, ob Differential-Nierenvolumen (DRV) indexiert zu Empfänger-BMI die eGFR nach einem Jahr voraussagt.</w:t>
       </w:r>
     </w:p>
     <w:p>
@@ -336,7 +336,7 @@
         <w:t xml:space="preserve">Ergebnis: </w:t>
       </w:r>
       <w:r>
-        <w:t>Die Intervention war nicht mit einer Gewichtsabnahme nach 24 Monaten assoziiert (b=−0,30, 95%-KI: −0,51–1,11). Trotz hoher Motivation und Veränderungen in Ernährung und körperlicher Aktivität bei der Interventionsgruppe zeigten sich keine messbaren Gewichtsverluste. Dies deutet darauf hin, dass Verhaltensprogramme allein in dieser Altersgruppe ohne intensive pharmakologische Unterstützung nicht ausreichen.</w:t>
+        <w:t>Nierenvolumparameter waren signifikant mit eGFR nach einem Jahr assoziiert; stärkere Assoziationen nach BMI-Normalisierung. DRV/BMI-Ratio zeigte stärkste Korrelation mit eGFR und blieb nach Adjustment unabhängig assoziiert. ROC-Analyse ergab AUC 0,774 für erhaltene Transplantatfunktion (Schwellenwert bedarf jedoch externe Validierung).</w:t>
       </w:r>
     </w:p>
     <w:p>
@@ -351,7 +351,7 @@
         <w:rPr>
           <w:sz w:val="19"/>
         </w:rPr>
-        <w:t>Deutsche Klinikdaten, direkter Versorgungsbezug, vergleichbare Dokumentationspflichten</w:t>
+        <w:t>Italien, strukturierte Transplantationsdokumentation; einfaches Screening-Werkzeug übertragbar</w:t>
       </w:r>
     </w:p>
     <w:p>
@@ -360,7 +360,7 @@
           <w:color w:val="5A7D3A"/>
           <w:sz w:val="18"/>
         </w:rPr>
-        <w:t>https://pubmed.ncbi.nlm.nih.gov/42881367/</w:t>
+        <w:t>https://pubmed.ncbi.nlm.nih.gov/42886738/</w:t>
       </w:r>
     </w:p>
     <w:p>
@@ -368,7 +368,7 @@
         <w:pStyle w:val="Heading2"/>
       </w:pPr>
       <w:r>
-        <w:t>Herzfrequenzvariabilität erklärt teilweise Leberwertveränderungen bei Adipositas</w:t>
+        <w:t>Mikronährstoffverlauf nach Adipositaschirurgie: Kalzium sinkt, Nebenschilddrüse steigt über 10 Jahre</w:t>
       </w:r>
     </w:p>
     <w:p>
@@ -378,12 +378,12 @@
           <w:color w:val="666666"/>
           <w:sz w:val="18"/>
         </w:rPr>
-        <w:t>Gao L et al.  ·  Diabetes Obes Metab  ·  24.08.2026  ·  PMID 42638186</w:t>
+        <w:t>Mitchell S et al.  ·  Nutrients  ·  03.10.2026  ·  PMID 42884716</w:t>
       </w:r>
     </w:p>
     <w:p>
       <w:r>
-        <w:t>Querschnittsstudie mit 432 Erwachsenen mit Übergewicht oder Adipositas und Validierung in 21.383 UK-Biobank-Teilnehmern; Untersuchung, inwieweit kardiale autonome Marker (Ruhehertzfrequenz, Herzfrequenzvariabilität) die Assoziation zwischen Adipositas und Leberwerterhöhung (ALT, AST, GGT) mediieren.</w:t>
+        <w:t>Einzentrum-Kohortenstudie (NHS Lothian, 2011–2025) mit 426 Patienten nach Sleeve (SG, 55,2%) oder Bypass (RYGB, 41,1%); 25 biochemische Marker über 10 Jahre erfasst; lineare mixed-effects Modelle mit Benjamini-Hochberg-Korrektur.</w:t>
       </w:r>
     </w:p>
     <w:p>
@@ -394,7 +394,7 @@
         <w:t xml:space="preserve">Ergebnis: </w:t>
       </w:r>
       <w:r>
-        <w:t>Höherer BMI und Taillen-Größen-Ratio waren mit erhöhten Leberwerten und höherer Ruhehertzfrequenz sowie niedrigerer Herzfrequenzvariabilität assoziiert. Ruhehertzfrequenz war der konsistenteste kardiale Mediator und erklärte 16,6–27,5 % der BMI-Assoziationen mit Leberwerten und 17,8–36,9 % der Taillen-Größen-Ratio-Assoziationen. Die Wirkungen blieben nach Einschluss von HOMA-IR statistisch signifikant, besonders für ALT. In UK Biobank erklärte Pulsfrequenz 5,83–9,47 % der Assoziationen.</w:t>
+        <w:t>Mediane Gewichtsabnahme 21,6%, Exzessgewichtsverlust 49,2%. Kalzium fiel (p &lt; 0,001), PTH stieg (+0,22 pmol/L/Jahr; 95% CI 0,11–0,33; p &lt; 0,001) trotz Vitamin-D-Anstieg (+1,20 nmol/L/Jahr; p &lt; 0,001); erhöhte PTH in ~33% persistierend. Hämoglobin sank (-0,32 g/L/Jahr; p = 0,026), Unterversorgung von 26,3% auf 38,5%. B-Vitamine stiegen (p &lt; 0,001), Thiamin nicht; Selen, Zink fielen (p &lt; 0,05); Albumin sank (p &lt; 0,001). PTH-Anstieg steiler bei PPI-Gebrauch (p = 0,002) und BMI ≥50 kg/m² (p = 0,003).</w:t>
       </w:r>
     </w:p>
     <w:p>
@@ -409,7 +409,7 @@
         <w:rPr>
           <w:sz w:val="19"/>
         </w:rPr>
-        <w:t>UK Biobank plus klinische Kohortendaten, vergleichbare cardiometabolische Risikomodelle</w:t>
+        <w:t>Schottland (UK), strukturierter Chirurgie-Service mit hoher Supplement-Compliance; Muster übertragbar</w:t>
       </w:r>
     </w:p>
     <w:p>
@@ -418,7 +418,7 @@
           <w:color w:val="5A7D3A"/>
           <w:sz w:val="18"/>
         </w:rPr>
-        <w:t>https://pubmed.ncbi.nlm.nih.gov/42638186/</w:t>
+        <w:t>https://pubmed.ncbi.nlm.nih.gov/42884716/</w:t>
       </w:r>
     </w:p>
     <w:sectPr>

--- a/download/studien-aktuell.docx
+++ b/download/studien-aktuell.docx
@@ -62,7 +62,7 @@
           <w:color w:val="666666"/>
           <w:sz w:val="18"/>
         </w:rPr>
-        <w:t>Stand: 18.10.2026  |  6 Studien  |  adipositas.m-vf.de</w:t>
+        <w:t>Stand: 19.10.2026  |  6 Studien  |  adipositas.m-vf.de</w:t>
       </w:r>
     </w:p>
     <w:p>
@@ -70,7 +70,7 @@
         <w:pStyle w:val="Heading1"/>
       </w:pPr>
       <w:r>
-        <w:t>Aufgenommen am 18.10.2026</w:t>
+        <w:t>Aufgenommen am 19.10.2026</w:t>
       </w:r>
     </w:p>
     <w:p>
@@ -78,7 +78,7 @@
         <w:pStyle w:val="Heading2"/>
       </w:pPr>
       <w:r>
-        <w:t>Lebenslange Kosten der Kinderadipositasfolgen: Modellierung für Kasachstan zeigt 194 Mrd. KZT nationale Belastung</w:t>
+        <w:t>Adipositas erhöht Fehlgeburtsrisiko in der Fertilitätsbehandlung konsistent um 60 Prozent</w:t>
       </w:r>
     </w:p>
     <w:p>
@@ -88,12 +88,12 @@
           <w:color w:val="666666"/>
           <w:sz w:val="18"/>
         </w:rPr>
-        <w:t>Koichubekov B et al.  ·  Front Public Health  ·  02.10.2026  ·  PMID 42890163</w:t>
+        <w:t>Wan X et al.  ·  J Ovarian Res  ·  09.10.2026  ·  PMID 42892695</w:t>
       </w:r>
     </w:p>
     <w:p>
       <w:r>
-        <w:t>Dynamisches Markov-Modell schätzte lebenslange direkte medizinische Kosten der Adipositas bei Kindern (5–9 Jahre) in Kasachstan; Szenarioanalyse testete Auswirkungen einer 5- und 10%-igen Prävalenzreduktion.</w:t>
+        <w:t>Retrospektive Kohorte mit 8.923 IVF-Zyklen (PCOS, Ovarielles Insuffizienzrisiko, Tubenfaktor) zu BMI, FSH und Reproduktionsergebnissen; Vermittlungsanalyse mit Mediationsanalyse.</w:t>
       </w:r>
     </w:p>
     <w:p>
@@ -104,7 +104,7 @@
         <w:t xml:space="preserve">Ergebnis: </w:t>
       </w:r>
       <w:r>
-        <w:t>Durchschnittliche lebenslange Kosten pro Kind: 96.996,26 KZT (USD 206,37); nationale Gesamtbelastung für 2024er Kohorte: 194 Mrd. KZT (USD 413 Mio.); kumulativ 2024–2035: 128,72 Mrd. KZT mit 71% durch Adipositas. Eine 5%-ige Prävalenzreduktion würde die lebenslange Belastung um 4,8%, eine 10%-ige Reduktion um 9,4% senken. Modellierungsstudie; Übertragbarkeit auf Deutschland begrenzt durch andere Kostenstrukturen und Gesundheitssystem.</w:t>
+        <w:t>Adipositas (BMI ≥30) assoziiert mit erhöhtem Fehlgeburtsrisiko konsistent über alle drei Infertilitäts-Etiologien: OR 1,60 (95% KI 1,02–2,53), p=0,041, Number Needed to Harm 19. Indirekte Assoziation mit Eizellzahl via FSH gering (5,3–8,2% mediiert) und mit breiten Konfidenzintervallen. Live-Birth-Analyse zu schwach powered (5,3% Kraft).</w:t>
       </w:r>
     </w:p>
     <w:p>
@@ -119,7 +119,7 @@
         <w:rPr>
           <w:sz w:val="19"/>
         </w:rPr>
-        <w:t>Kasachstan, strukturell anderes Gesundheitssystem; methodisches Vorbild für Kostenschätzung</w:t>
+        <w:t>Chinesische RMZ-Daten; Assoziationsfunde sind übertragbar, klinische Kausalität bleibt unklar</w:t>
       </w:r>
     </w:p>
     <w:p>
@@ -128,7 +128,7 @@
           <w:color w:val="5A7D3A"/>
           <w:sz w:val="18"/>
         </w:rPr>
-        <w:t>https://pubmed.ncbi.nlm.nih.gov/42890163/</w:t>
+        <w:t>https://pubmed.ncbi.nlm.nih.gov/42892695/</w:t>
       </w:r>
     </w:p>
     <w:p>
@@ -136,7 +136,7 @@
         <w:pStyle w:val="Heading2"/>
       </w:pPr>
       <w:r>
-        <w:t>Partizipative Prävention in Portugal: Schulen und Gemeinden definieren Adipositasrisiken und Lösungen</w:t>
+        <w:t>Muskelmasse senkt Metabolisches-Syndrom-Risiko unabhängig von Adipositas</w:t>
       </w:r>
     </w:p>
     <w:p>
@@ -146,12 +146,12 @@
           <w:color w:val="666666"/>
           <w:sz w:val="18"/>
         </w:rPr>
-        <w:t>Gaspar T et al.  ·  Front Public Health  ·  01.10.2026  ·  PMID 42889270</w:t>
+        <w:t>Lee EY et al.  ·  Endocrine  ·  17.10.2026  ·  PMID 42891876</w:t>
       </w:r>
     </w:p>
     <w:p>
       <w:r>
-        <w:t>Mehrmethodische Aktionsforschung in zwei portugiesischen Regionen (ländlich, urban); Befragung von 202 Schulkindern (7,4 Jahre) und 54 Erwachsenen; Fokusgruppen mit lokalen Stakeholdern zu Gesundheitsförderung und Adipositasprävention.</w:t>
+        <w:t>Querschnittstudie (KNHANES 2024) mit 3.033 koreanischen Erwachsenen ≥40 Jahren: Assoziationen von DXA-Muskelmasse und Handgriffstärke mit metabolischem Syndrom, jeweils normalisiert nach Körpergewicht.</w:t>
       </w:r>
     </w:p>
     <w:p>
@@ -162,7 +162,7 @@
         <w:t xml:space="preserve">Ergebnis: </w:t>
       </w:r>
       <w:r>
-        <w:t>57% der Schüler berichteten Reizbarkeit/schlechte Laune, 46,7% Nervosität; 66% hatten altersberechtigt normales BMI, aber 36% trieben keine regelmäßige körperliche Aktivität; hohes Bildschirmmediennutzung und Gewaltexposition in der Freizeit. Fokusgruppen nannten Prioritäten: Bewegung, Schulverpflegung, Koordination Schule-Familie-Gemeinde; kommunale Unterschiede bei Wahrnehmung von Schulessen, Sicherheit und Servicezugang bestanden fort.</w:t>
+        <w:t>Appendikuläre Skeletmuskelmasse pro Körpergewicht (ASM/BW) invers assoziiert mit MetS: Männer OR 0,79 (95% KI 0,73–0,86), Frauen OR 0,86 (95% KI 0,80–0,92) pro SD-Anstieg; relative Handgriffstärke ebenfalls invers (Männer OR 0,98, Frauen OR 0,97). Höchstes MetS-Risiko mit niedriger Muskelmasse und Kraft kombiniert: OR 3,04 (Männer), OR 2,42 (Frauen).</w:t>
       </w:r>
     </w:p>
     <w:p>
@@ -177,7 +177,7 @@
         <w:rPr>
           <w:sz w:val="19"/>
         </w:rPr>
-        <w:t>Portugal, vergleichbares EU-Gesundheitssystem; transferierbar für partizipative Prävention</w:t>
+        <w:t>Nationale repräsentative Daten mit DXA; Normalisierungsmethoden sind zentral, bedürfen aber Validierung</w:t>
       </w:r>
     </w:p>
     <w:p>
@@ -186,7 +186,7 @@
           <w:color w:val="5A7D3A"/>
           <w:sz w:val="18"/>
         </w:rPr>
-        <w:t>https://pubmed.ncbi.nlm.nih.gov/42889270/</w:t>
+        <w:t>https://pubmed.ncbi.nlm.nih.gov/42891876/</w:t>
       </w:r>
     </w:p>
     <w:p>
@@ -194,7 +194,7 @@
         <w:pStyle w:val="Heading2"/>
       </w:pPr>
       <w:r>
-        <w:t>Regionale Unterschiede im Übergewicht bei saudi-arabischen Studierenden: Riad 4,6-fach höher als Makkah</w:t>
+        <w:t>Schlafqualität senkt Depressionsrisiko bei Übergewicht um 53 Prozent</w:t>
       </w:r>
     </w:p>
     <w:p>
@@ -204,12 +204,12 @@
           <w:color w:val="666666"/>
           <w:sz w:val="18"/>
         </w:rPr>
-        <w:t>Alkhraiji MH et al.  ·  Front Public Health  ·  01.10.2026  ·  PMID 42889239</w:t>
+        <w:t>Xu M et al.  ·  Epidemiol Psychiatr Sci  ·  13.10.2026  ·  PMID 42864938</w:t>
       </w:r>
     </w:p>
     <w:p>
       <w:r>
-        <w:t>Querschnittstudie (März–Mai 2023) mit 564 Studierenden aus vier saudi-arabischen Regionen; Erfassung von BMI, Bewegung (IPAQ-SF), Bildschirmzeit und Ernährung; Analyse regionaler Unterschiede und assoziierter Faktoren.</w:t>
+        <w:t>Prospektive Kohorte mit 91.380 Personen in Übergewicht (kein Diabetes), Follow-up 12,9 Jahre, Assoziationen von Schlafscores mit psychiatrischen Erkrankungsrisiken untersucht.</w:t>
       </w:r>
     </w:p>
     <w:p>
@@ -220,7 +220,7 @@
         <w:t xml:space="preserve">Ergebnis: </w:t>
       </w:r>
       <w:r>
-        <w:t>Übergewicht/Adipositasprävalenz 17,9% (konservative Unterschätzung durch Selbstangaben); markanter regionaler Gradient: Riad 27,8% vs. Makkah 8,8% (χ² = 25,48; p &lt; 0,001). Nach Adjustment war Region der stärkste Prädiktor (aOR Riad 4,62; 95% CI 2,23–9,59; p &lt; 0,001); männliches Geschlecht aOR 1,96 (p = 0,037). 82,3% der Studierenden zeigten moderate bis hohe Sitzbewegung (≥8 h/Tag); durchschnittliche Bildschirmnutzung 3,75 h/Tag.</w:t>
+        <w:t>Bei bestem Schlaf (Gruppe 6) vs. schlechtestem (Gruppe 1): Hazard Ratio 0,47 (95% KI 0,33–0,67) für psychiatrische Störungen insgesamt; für ADHS HR 0,24 (95% KI 0,08–0,72). 16 Plasmaproteine zeigten partielle Mediatoreffekte. Das Schlafqualitäts-Proteomic-Profil könnte biologische Mechanismen erhellen, die Schlaf mit psychiatrischen Ergebnissen bei Übergewicht verbinden.</w:t>
       </w:r>
     </w:p>
     <w:p>
@@ -235,7 +235,7 @@
         <w:rPr>
           <w:sz w:val="19"/>
         </w:rPr>
-        <w:t>Saudi-Arabien, andere Versorgungsstruktur; zeigt Umweltfaktoren und regionale Ungleichheit auf</w:t>
+        <w:t>UK-Biobank-Daten, direkt auf deutsches Bevölkerungsprofil übertragbar</w:t>
       </w:r>
     </w:p>
     <w:p>
@@ -244,7 +244,7 @@
           <w:color w:val="5A7D3A"/>
           <w:sz w:val="18"/>
         </w:rPr>
-        <w:t>https://pubmed.ncbi.nlm.nih.gov/42889239/</w:t>
+        <w:t>https://pubmed.ncbi.nlm.nih.gov/42864938/</w:t>
       </w:r>
     </w:p>
     <w:p>
@@ -252,7 +252,7 @@
         <w:pStyle w:val="Heading2"/>
       </w:pPr>
       <w:r>
-        <w:t>MASLD in Kardio-Nieren-Metabolik-Staging reduziert Sterberisiko-Unterschätzung um bis zu 10% in Stufe 3</w:t>
+        <w:t>Herzinsuffizienz-assoziierte Kachexie: Proteinverlust über spezifische miRNA-Profile erkennbar</w:t>
       </w:r>
     </w:p>
     <w:p>
@@ -262,12 +262,12 @@
           <w:color w:val="666666"/>
           <w:sz w:val="18"/>
         </w:rPr>
-        <w:t>Mostafa AM et al.  ·  Med Sci Monit  ·  17.10.2026  ·  PMID 42888835</w:t>
+        <w:t>Tambaro F et al.  ·  ESC Heart Fail  ·  27.08.2026  ·  PMID 42853063</w:t>
       </w:r>
     </w:p>
     <w:p>
       <w:r>
-        <w:t>Sekundäranalyse NHANES III: 10.335 Erwachsene (20–74 Jahre) mit Mortalitäts-Follow-up bis 2019; Integration von MASLD in das CKM-Staging-Framework (ursprünglich kardiovaskulär-renal-metabolisch) zur Verbesserung der Mortalitätsstratifizierung.</w:t>
+        <w:t>Fall-Kontroll-Studie mit 25 Herzinsuffizienz-Patienten und 10 Kontrollen zu miRNA- und Zytokin-Profilen bei Kachexie (≥6% Gewichtsverlust in 6 Monaten); Definition und mechanistische Assoziationen mit Funktionsparametern.</w:t>
       </w:r>
     </w:p>
     <w:p>
@@ -278,7 +278,7 @@
         <w:t xml:space="preserve">Ergebnis: </w:t>
       </w:r>
       <w:r>
-        <w:t>Modifiziertes CKM-Staging zeigte überlegene Risikostratifizierung gegenüber Original-CKM, besonders in Stufe 3. Hazard Ratios für Gesamtmortalität: modifiziert 3,84 (95% CI 3,38–4,37) vs. Original 3,49 (95% CI 3,07–3,95); für kardiovaskuläre Mortalität: 6,38 (4,80–8,48) vs. 5,41 (4,12–7,12). Integration der Leber in das Kardio-Nieren-Metabolik-Achsenkonzept zeigte inkrementelle prognostische Verbesserung.</w:t>
+        <w:t>CHF-Patienten zeigten supprimierte miR-15b, miR-29b, miR-133a, miR-486 (alle p&lt;0,01) und erhöhte GDF-15 (p&lt;0,001). Bei Kachexie: FGF-21 erhöht (p=0,012), miR-29b erniedrigt (p=0,019). Inverse Korrelationen: FGF-21 mit miR-486 (ρ=−0,69, p=0,035), GDF-15 mit miR-21 (ρ=−0,81, p=0,007). MiRNA-Suppression und Stresszytokin-Erhöhung waren in Kachexie amplifiziiert.</w:t>
       </w:r>
     </w:p>
     <w:p>
@@ -293,7 +293,7 @@
         <w:rPr>
           <w:sz w:val="19"/>
         </w:rPr>
-        <w:t>USA-Daten (NHANES), aber Konzept der Mehrorgan-Stratifizierung auf europäische Versorgung übertragbar</w:t>
+        <w:t>Italienische/Berliner Hospitaldaten, kleines N limitiert, mechanistische Biomarker bedürfen Validierung</w:t>
       </w:r>
     </w:p>
     <w:p>
@@ -302,7 +302,7 @@
           <w:color w:val="5A7D3A"/>
           <w:sz w:val="18"/>
         </w:rPr>
-        <w:t>https://pubmed.ncbi.nlm.nih.gov/42888835/</w:t>
+        <w:t>https://pubmed.ncbi.nlm.nih.gov/42853063/</w:t>
       </w:r>
     </w:p>
     <w:p>
@@ -310,7 +310,7 @@
         <w:pStyle w:val="Heading2"/>
       </w:pPr>
       <w:r>
-        <w:t>Nierenvolumen bezogen auf BMI verbessert Vorhersage der Transplantatfunktion im ersten Jahr</w:t>
+        <w:t>Organschäden erhöhen Depressionsrisiko bei Adipositas dreifach</w:t>
       </w:r>
     </w:p>
     <w:p>
@@ -320,12 +320,12 @@
           <w:color w:val="666666"/>
           <w:sz w:val="18"/>
         </w:rPr>
-        <w:t>Gianassi I et al.  ·  Clin Transplant  ·  Okt. 2026  ·  PMID 42886738</w:t>
+        <w:t>Lim Y  ·  Psychiatry Res  ·  29.08.2026  ·  PMID 42696940</w:t>
       </w:r>
     </w:p>
     <w:p>
       <w:r>
-        <w:t>Prospektive Einklinik-Studie: Ultraschallvolumung des Transplantats 1 Monat posttransplantation; Analyse, ob Differential-Nierenvolumen (DRV) indexiert zu Empfänger-BMI die eGFR nach einem Jahr voraussagt.</w:t>
+        <w:t>UK-Biobank-Analyse mit 404.146 Teilnehmenden zu Organschäden-Trajektorien (gemessen über Krankenhausaufzeichnungen) und incidenter Depression über 4+ Jahre, stratifiziert nach BMI und klinischer Adipositas.</w:t>
       </w:r>
     </w:p>
     <w:p>
@@ -336,7 +336,7 @@
         <w:t xml:space="preserve">Ergebnis: </w:t>
       </w:r>
       <w:r>
-        <w:t>Nierenvolumparameter waren signifikant mit eGFR nach einem Jahr assoziiert; stärkere Assoziationen nach BMI-Normalisierung. DRV/BMI-Ratio zeigte stärkste Korrelation mit eGFR und blieb nach Adjustment unabhängig assoziiert. ROC-Analyse ergab AUC 0,774 für erhaltene Transplantatfunktion (Schwellenwert bedarf jedoch externe Validierung).</w:t>
+        <w:t>Persistente Organschäden assoziiert mit höherem Depressionsrisiko über alle BMI-Kategorien: in normal-, über- und adipös Klassifizierten aHR 1,91–2,48. In klinischer Adipositas ohne bisherige Organschäden: aHR 2,38; in präklinischer Adipositas: aHR 2,30 (beide vs. persistente Freiheit von Organschäden). Klinische Adipositas-Definition zeigte bessere Risikostratifizierung als BMI allein.</w:t>
       </w:r>
     </w:p>
     <w:p>
@@ -351,7 +351,7 @@
         <w:rPr>
           <w:sz w:val="19"/>
         </w:rPr>
-        <w:t>Italien, strukturierte Transplantationsdokumentation; einfaches Screening-Werkzeug übertragbar</w:t>
+        <w:t>UK-Biobank, Organschäden-Definition und Depressionserfassung auf Deutschland übertragbar</w:t>
       </w:r>
     </w:p>
     <w:p>
@@ -360,7 +360,7 @@
           <w:color w:val="5A7D3A"/>
           <w:sz w:val="18"/>
         </w:rPr>
-        <w:t>https://pubmed.ncbi.nlm.nih.gov/42886738/</w:t>
+        <w:t>https://pubmed.ncbi.nlm.nih.gov/42696940/</w:t>
       </w:r>
     </w:p>
     <w:p>
@@ -368,7 +368,7 @@
         <w:pStyle w:val="Heading2"/>
       </w:pPr>
       <w:r>
-        <w:t>Mikronährstoffverlauf nach Adipositaschirurgie: Kalzium sinkt, Nebenschilddrüse steigt über 10 Jahre</w:t>
+        <w:t>EKG-Kriterien übersehen LVH bei Frauen und Übergewichtigen zu 80 Prozent</w:t>
       </w:r>
     </w:p>
     <w:p>
@@ -378,12 +378,12 @@
           <w:color w:val="666666"/>
           <w:sz w:val="18"/>
         </w:rPr>
-        <w:t>Mitchell S et al.  ·  Nutrients  ·  03.10.2026  ·  PMID 42884716</w:t>
+        <w:t>Johansen AO et al.  ·  Int J Cardiol  ·  01.12.2026  ·  PMID 42674294</w:t>
       </w:r>
     </w:p>
     <w:p>
       <w:r>
-        <w:t>Einzentrum-Kohortenstudie (NHS Lothian, 2011–2025) mit 426 Patienten nach Sleeve (SG, 55,2%) oder Bypass (RYGB, 41,1%); 25 biochemische Marker über 10 Jahre erfasst; lineare mixed-effects Modelle mit Benjamini-Hochberg-Korrektur.</w:t>
+        <w:t>Querschnittstudie (Kopenhagener Allgemeinbevölkerung, n=9.392) zu Sensitivität/Spezifität von ESC-EKG-Kriterien für LVH gegen Kardio-CT-Gold-Standard, stratifiziert nach Geschlecht und Übergewicht; Rekalibrierung der Schwellwerte.</w:t>
       </w:r>
     </w:p>
     <w:p>
@@ -394,7 +394,7 @@
         <w:t xml:space="preserve">Ergebnis: </w:t>
       </w:r>
       <w:r>
-        <w:t>Mediane Gewichtsabnahme 21,6%, Exzessgewichtsverlust 49,2%. Kalzium fiel (p &lt; 0,001), PTH stieg (+0,22 pmol/L/Jahr; 95% CI 0,11–0,33; p &lt; 0,001) trotz Vitamin-D-Anstieg (+1,20 nmol/L/Jahr; p &lt; 0,001); erhöhte PTH in ~33% persistierend. Hämoglobin sank (-0,32 g/L/Jahr; p = 0,026), Unterversorgung von 26,3% auf 38,5%. B-Vitamine stiegen (p &lt; 0,001), Thiamin nicht; Selen, Zink fielen (p &lt; 0,05); Albumin sank (p &lt; 0,001). PTH-Anstieg steiler bei PPI-Gebrauch (p = 0,002) und BMI ≥50 kg/m² (p = 0,003).</w:t>
+        <w:t>Baseline-EKG-Kriterien: Sensitivität insgesamt 20%, Spezifität 96%; Sensitivität deutlich niedriger in Frauen vs. Männern (15% vs. 26%, p&lt;0,001) und Übergewicht vs. Normalgewicht (16% vs. 23%, p=0,005). Rekalibrierte Schwellwerte in Validierungskohorte: Sensitivität 36%, Spezifität 91%, mit konsistenter Sensitivität/Spezifität über Subgruppen. Neue Kriterien fördern diagnostische Gerechtigkeit über Geschlecht und BMI.</w:t>
       </w:r>
     </w:p>
     <w:p>
@@ -409,7 +409,7 @@
         <w:rPr>
           <w:sz w:val="19"/>
         </w:rPr>
-        <w:t>Schottland (UK), strukturierter Chirurgie-Service mit hoher Supplement-Compliance; Muster übertragbar</w:t>
+        <w:t>Dänische Allgemeinbevölkerung, kardiale Bildgebung und Kriterien europäisch übertragbar</w:t>
       </w:r>
     </w:p>
     <w:p>
@@ -418,7 +418,7 @@
           <w:color w:val="5A7D3A"/>
           <w:sz w:val="18"/>
         </w:rPr>
-        <w:t>https://pubmed.ncbi.nlm.nih.gov/42884716/</w:t>
+        <w:t>https://pubmed.ncbi.nlm.nih.gov/42674294/</w:t>
       </w:r>
     </w:p>
     <w:sectPr>

--- a/download/studien-aktuell.docx
+++ b/download/studien-aktuell.docx
@@ -62,7 +62,7 @@
           <w:color w:val="666666"/>
           <w:sz w:val="18"/>
         </w:rPr>
-        <w:t>Stand: 19.10.2026  |  6 Studien  |  adipositas.m-vf.de</w:t>
+        <w:t>Stand: 20.10.2026  |  6 Studien  |  adipositas.m-vf.de</w:t>
       </w:r>
     </w:p>
     <w:p>
@@ -70,7 +70,7 @@
         <w:pStyle w:val="Heading1"/>
       </w:pPr>
       <w:r>
-        <w:t>Aufgenommen am 19.10.2026</w:t>
+        <w:t>Aufgenommen am 20.10.2026</w:t>
       </w:r>
     </w:p>
     <w:p>
@@ -78,7 +78,7 @@
         <w:pStyle w:val="Heading2"/>
       </w:pPr>
       <w:r>
-        <w:t>Adipositas erhöht Fehlgeburtsrisiko in der Fertilitätsbehandlung konsistent um 60 Prozent</w:t>
+        <w:t>Übergewicht und Adipositas bei Kindern erhöhen Ausgaben um 4–7 %</w:t>
       </w:r>
     </w:p>
     <w:p>
@@ -88,12 +88,12 @@
           <w:color w:val="666666"/>
           <w:sz w:val="18"/>
         </w:rPr>
-        <w:t>Wan X et al.  ·  J Ovarian Res  ·  09.10.2026  ·  PMID 42892695</w:t>
+        <w:t>Valdés N et al.  ·  J Glob Health  ·  19.10.2026  ·  PMID 42895256</w:t>
       </w:r>
     </w:p>
     <w:p>
       <w:r>
-        <w:t>Retrospektive Kohorte mit 8.923 IVF-Zyklen (PCOS, Ovarielles Insuffizienzrisiko, Tubenfaktor) zu BMI, FSH und Reproduktionsergebnissen; Vermittlungsanalyse mit Mediationsanalyse.</w:t>
+        <w:t>Analyse von 652.297 chilenischen Schulkindern mit Verknüpfung von Messdaten und Gesundheitsausgabenregistern zur Abschätzung jährlicher Mehrkosten.</w:t>
       </w:r>
     </w:p>
     <w:p>
@@ -104,7 +104,7 @@
         <w:t xml:space="preserve">Ergebnis: </w:t>
       </w:r>
       <w:r>
-        <w:t>Adipositas (BMI ≥30) assoziiert mit erhöhtem Fehlgeburtsrisiko konsistent über alle drei Infertilitäts-Etiologien: OR 1,60 (95% KI 1,02–2,53), p=0,041, Number Needed to Harm 19. Indirekte Assoziation mit Eizellzahl via FSH gering (5,3–8,2% mediiert) und mit breiten Konfidenzintervallen. Live-Birth-Analyse zu schwach powered (5,3% Kraft).</w:t>
+        <w:t>Hohes BMI-für-Alter war mit 4,2–4,5 % höheren jährlichen Ausgaben assoziiert (justierte Modelle); Übergewicht allein mit 2,5 %, Adipositas mit 6,1–6,6 %. Ausgabenunterschiede waren bereits in früher Kindheit vorhanden.</w:t>
       </w:r>
     </w:p>
     <w:p>
@@ -119,7 +119,7 @@
         <w:rPr>
           <w:sz w:val="19"/>
         </w:rPr>
-        <w:t>Chinesische RMZ-Daten; Assoziationsfunde sind übertragbar, klinische Kausalität bleibt unklar</w:t>
+        <w:t>Südamerika, öffentlich-privates Versicherungssystem; Methode aber auf Deutschland übertragbar.</w:t>
       </w:r>
     </w:p>
     <w:p>
@@ -128,7 +128,7 @@
           <w:color w:val="5A7D3A"/>
           <w:sz w:val="18"/>
         </w:rPr>
-        <w:t>https://pubmed.ncbi.nlm.nih.gov/42892695/</w:t>
+        <w:t>https://pubmed.ncbi.nlm.nih.gov/42895256/</w:t>
       </w:r>
     </w:p>
     <w:p>
@@ -136,7 +136,7 @@
         <w:pStyle w:val="Heading2"/>
       </w:pPr>
       <w:r>
-        <w:t>Muskelmasse senkt Metabolisches-Syndrom-Risiko unabhängig von Adipositas</w:t>
+        <w:t>GLP-1-Agonisten: gastrointestinale Symptome bei über 50 % nach 5 Jahren</w:t>
       </w:r>
     </w:p>
     <w:p>
@@ -146,12 +146,12 @@
           <w:color w:val="666666"/>
           <w:sz w:val="18"/>
         </w:rPr>
-        <w:t>Lee EY et al.  ·  Endocrine  ·  17.10.2026  ·  PMID 42891876</w:t>
+        <w:t>Cisneros JZ et al.  ·  Neurogastroenterol Motil  ·  Okt. 2026  ·  PMID 42894471</w:t>
       </w:r>
     </w:p>
     <w:p>
       <w:r>
-        <w:t>Querschnittstudie (KNHANES 2024) mit 3.033 koreanischen Erwachsenen ≥40 Jahren: Assoziationen von DXA-Muskelmasse und Handgriffstärke mit metabolischem Syndrom, jeweils normalisiert nach Körpergewicht.</w:t>
+        <w:t>Retrospektive Kohortenstudie an 78.277 Patienten unter GLP-1-Rezeptoragonisten mit Nachverfolgung über 60 Monate zur Häufigkeit gastrointestinaler Symptome (Übelkeit, Bauchschmerz, Diarrhö, Obstipation).</w:t>
       </w:r>
     </w:p>
     <w:p>
@@ -162,7 +162,7 @@
         <w:t xml:space="preserve">Ergebnis: </w:t>
       </w:r>
       <w:r>
-        <w:t>Appendikuläre Skeletmuskelmasse pro Körpergewicht (ASM/BW) invers assoziiert mit MetS: Männer OR 0,79 (95% KI 0,73–0,86), Frauen OR 0,86 (95% KI 0,80–0,92) pro SD-Anstieg; relative Handgriffstärke ebenfalls invers (Männer OR 0,98, Frauen OR 0,97). Höchstes MetS-Risiko mit niedriger Muskelmasse und Kraft kombiniert: OR 3,04 (Männer), OR 2,42 (Frauen).</w:t>
+        <w:t>Bei 53 % trat mindestens ein gastrointestinales Symptomereignis auf; am häufigsten Bauchschmerz (28 %) und Übelkeit (25 %). Frauen hatten 1,4-fach höheres Risiko als Männer. Baseline-Symptome, weibliches Geschlecht und Metoclopramid erhöhten das Risiko (HR 1,6–2,2).</w:t>
       </w:r>
     </w:p>
     <w:p>
@@ -177,7 +177,7 @@
         <w:rPr>
           <w:sz w:val="19"/>
         </w:rPr>
-        <w:t>Nationale repräsentative Daten mit DXA; Normalisierungsmethoden sind zentral, bedürfen aber Validierung</w:t>
+        <w:t>USA, aber Nebenwirkungsprofil medikamentsspezifisch und nicht an Versicherungssystem gebunden.</w:t>
       </w:r>
     </w:p>
     <w:p>
@@ -186,7 +186,7 @@
           <w:color w:val="5A7D3A"/>
           <w:sz w:val="18"/>
         </w:rPr>
-        <w:t>https://pubmed.ncbi.nlm.nih.gov/42891876/</w:t>
+        <w:t>https://pubmed.ncbi.nlm.nih.gov/42894471/</w:t>
       </w:r>
     </w:p>
     <w:p>
@@ -194,7 +194,7 @@
         <w:pStyle w:val="Heading2"/>
       </w:pPr>
       <w:r>
-        <w:t>Schlafqualität senkt Depressionsrisiko bei Übergewicht um 53 Prozent</w:t>
+        <w:t>Präkonzeptionelle Lebensstiländerungen: Nutzen bei Übergewicht vor Schwangerschaft</w:t>
       </w:r>
     </w:p>
     <w:p>
@@ -204,12 +204,12 @@
           <w:color w:val="666666"/>
           <w:sz w:val="18"/>
         </w:rPr>
-        <w:t>Xu M et al.  ·  Epidemiol Psychiatr Sci  ·  13.10.2026  ·  PMID 42864938</w:t>
+        <w:t>Mateusz S et al.  ·  Arch Gynecol Obstet  ·  22.07.2026  ·  PMID 42894025</w:t>
       </w:r>
     </w:p>
     <w:p>
       <w:r>
-        <w:t>Prospektive Kohorte mit 91.380 Personen in Übergewicht (kein Diabetes), Follow-up 12,9 Jahre, Assoziationen von Schlafscores mit psychiatrischen Erkrankungsrisiken untersucht.</w:t>
+        <w:t>Strukturierte Übersichtsarbeit (13 Studien, 2019–2023) zu Outcomes nach konservativen Interventionen (Ernährung, Bewegung, Gewichtsverlust) vor Schwangerschaft.</w:t>
       </w:r>
     </w:p>
     <w:p>
@@ -220,7 +220,7 @@
         <w:t xml:space="preserve">Ergebnis: </w:t>
       </w:r>
       <w:r>
-        <w:t>Bei bestem Schlaf (Gruppe 6) vs. schlechtestem (Gruppe 1): Hazard Ratio 0,47 (95% KI 0,33–0,67) für psychiatrische Störungen insgesamt; für ADHS HR 0,24 (95% KI 0,08–0,72). 16 Plasmaproteine zeigten partielle Mediatoreffekte. Das Schlafqualitäts-Proteomic-Profil könnte biologische Mechanismen erhellen, die Schlaf mit psychiatrischen Ergebnissen bei Übergewicht verbinden.</w:t>
+        <w:t>Gewichtsverlust zeigte ausgewählte Fertilitätsgewinne und Reduktion rezidivierender Gestationsdiabetes; Effekte heterogen je nach Intervention und Gewichtsabnahme. Langzeitnutzen erforderte Verhaltenserhalt.</w:t>
       </w:r>
     </w:p>
     <w:p>
@@ -235,7 +235,7 @@
         <w:rPr>
           <w:sz w:val="19"/>
         </w:rPr>
-        <w:t>UK-Biobank-Daten, direkt auf deutsches Bevölkerungsprofil übertragbar</w:t>
+        <w:t>Überwiegend außereuropäische Studien, aber Frage zur Vorbeugung ist systemunabhängig.</w:t>
       </w:r>
     </w:p>
     <w:p>
@@ -244,7 +244,7 @@
           <w:color w:val="5A7D3A"/>
           <w:sz w:val="18"/>
         </w:rPr>
-        <w:t>https://pubmed.ncbi.nlm.nih.gov/42864938/</w:t>
+        <w:t>https://pubmed.ncbi.nlm.nih.gov/42894025/</w:t>
       </w:r>
     </w:p>
     <w:p>
@@ -252,7 +252,7 @@
         <w:pStyle w:val="Heading2"/>
       </w:pPr>
       <w:r>
-        <w:t>Herzinsuffizienz-assoziierte Kachexie: Proteinverlust über spezifische miRNA-Profile erkennbar</w:t>
+        <w:t>Zuckerhaltige Getränke erhöhen abdominalem Adipositas um 20 % bei Kindern</w:t>
       </w:r>
     </w:p>
     <w:p>
@@ -262,12 +262,12 @@
           <w:color w:val="666666"/>
           <w:sz w:val="18"/>
         </w:rPr>
-        <w:t>Tambaro F et al.  ·  ESC Heart Fail  ·  27.08.2026  ·  PMID 42853063</w:t>
+        <w:t>Yang Y et al.  ·  Zhonghua Yu Fang Yi Xue Za Zhi  ·  06.10.2026  ·  PMID 42893908</w:t>
       </w:r>
     </w:p>
     <w:p>
       <w:r>
-        <w:t>Fall-Kontroll-Studie mit 25 Herzinsuffizienz-Patienten und 10 Kontrollen zu miRNA- und Zytokin-Profilen bei Kachexie (≥6% Gewichtsverlust in 6 Monaten); Definition und mechanistische Assoziationen mit Funktionsparametern.</w:t>
+        <w:t>Querschnittsstudie an 11.646 Schulkindern mit Beverages-Konsummuster-Analyse (Hauptkomponentenanalyse) und Assoziationen mit allgemeiner und abdominaler Adipositas.</w:t>
       </w:r>
     </w:p>
     <w:p>
@@ -278,7 +278,7 @@
         <w:t xml:space="preserve">Ergebnis: </w:t>
       </w:r>
       <w:r>
-        <w:t>CHF-Patienten zeigten supprimierte miR-15b, miR-29b, miR-133a, miR-486 (alle p&lt;0,01) und erhöhte GDF-15 (p&lt;0,001). Bei Kachexie: FGF-21 erhöht (p=0,012), miR-29b erniedrigt (p=0,019). Inverse Korrelationen: FGF-21 mit miR-486 (ρ=−0,69, p=0,035), GDF-15 mit miR-21 (ρ=−0,81, p=0,007). MiRNA-Suppression und Stresszytokin-Erhöhung waren in Kachexie amplifiziiert.</w:t>
+        <w:t>Zuckerhaltiges Getränkemuster versus Milch-/Fruchtsaft: erhöhte OR für Gesamtadipsitas 1,154, abdominale Adipositas 1,195, Koexistenz beider 1,175 (alle p&lt;0,05 nach Benjamini-Hochberg-Korrektur). Assoziationen stärker bei Adoleszenten, Jungen und Stadtbewohnern.</w:t>
       </w:r>
     </w:p>
     <w:p>
@@ -293,7 +293,7 @@
         <w:rPr>
           <w:sz w:val="19"/>
         </w:rPr>
-        <w:t>Italienische/Berliner Hospitaldaten, kleines N limitiert, mechanistische Biomarker bedürfen Validierung</w:t>
+        <w:t>China; beverage-spezifisch aber auf Deutschland übertragbar (Prävention).</w:t>
       </w:r>
     </w:p>
     <w:p>
@@ -302,7 +302,7 @@
           <w:color w:val="5A7D3A"/>
           <w:sz w:val="18"/>
         </w:rPr>
-        <w:t>https://pubmed.ncbi.nlm.nih.gov/42853063/</w:t>
+        <w:t>https://pubmed.ncbi.nlm.nih.gov/42893908/</w:t>
       </w:r>
     </w:p>
     <w:p>
@@ -310,7 +310,7 @@
         <w:pStyle w:val="Heading2"/>
       </w:pPr>
       <w:r>
-        <w:t>Organschäden erhöhen Depressionsrisiko bei Adipositas dreifach</w:t>
+        <w:t>Schwere Adipositas: körperliche Funktionsfähigkeit und Lebensqualität deutlich vermindert</w:t>
       </w:r>
     </w:p>
     <w:p>
@@ -320,12 +320,12 @@
           <w:color w:val="666666"/>
           <w:sz w:val="18"/>
         </w:rPr>
-        <w:t>Lim Y  ·  Psychiatry Res  ·  29.08.2026  ·  PMID 42696940</w:t>
+        <w:t>Macedo TSG et al.  ·  J Obes  ·  2026  ·  PMID 42891656</w:t>
       </w:r>
     </w:p>
     <w:p>
       <w:r>
-        <w:t>UK-Biobank-Analyse mit 404.146 Teilnehmenden zu Organschäden-Trajektorien (gemessen über Krankenhausaufzeichnungen) und incidenter Depression über 4+ Jahre, stratifiziert nach BMI und klinischer Adipositas.</w:t>
+        <w:t>Metaanalyse von 20 Querschnittsstudien zu Lebensqualität (hauptsächlich SF-36) bei Erwachsenen mit BMI ≥40 kg/m².</w:t>
       </w:r>
     </w:p>
     <w:p>
@@ -336,7 +336,7 @@
         <w:t xml:space="preserve">Ergebnis: </w:t>
       </w:r>
       <w:r>
-        <w:t>Persistente Organschäden assoziiert mit höherem Depressionsrisiko über alle BMI-Kategorien: in normal-, über- und adipös Klassifizierten aHR 1,91–2,48. In klinischer Adipositas ohne bisherige Organschäden: aHR 2,38; in präklinischer Adipositas: aHR 2,30 (beide vs. persistente Freiheit von Organschäden). Klinische Adipositas-Definition zeigte bessere Risikostratifizierung als BMI allein.</w:t>
+        <w:t>Erwachsene mit schwerer Adipositas zeigten konsistent niedrigere Scores in körperlichen Bereichen (physische Funktionsfähigkeit, Schmerz, allgemeine Gesundheit); in psychischen Bereichen Vitalität besonders reduziert. Hohe Heterogenität zwischen Studien.</w:t>
       </w:r>
     </w:p>
     <w:p>
@@ -351,7 +351,7 @@
         <w:rPr>
           <w:sz w:val="19"/>
         </w:rPr>
-        <w:t>UK-Biobank, Organschäden-Definition und Depressionserfassung auf Deutschland übertragbar</w:t>
+        <w:t>Internationale Studien, aber Erhebungsinstrumente (SF-36) kulturübergreifend validiert.</w:t>
       </w:r>
     </w:p>
     <w:p>
@@ -360,7 +360,7 @@
           <w:color w:val="5A7D3A"/>
           <w:sz w:val="18"/>
         </w:rPr>
-        <w:t>https://pubmed.ncbi.nlm.nih.gov/42696940/</w:t>
+        <w:t>https://pubmed.ncbi.nlm.nih.gov/42891656/</w:t>
       </w:r>
     </w:p>
     <w:p>
@@ -368,7 +368,7 @@
         <w:pStyle w:val="Heading2"/>
       </w:pPr>
       <w:r>
-        <w:t>EKG-Kriterien übersehen LVH bei Frauen und Übergewichtigen zu 80 Prozent</w:t>
+        <w:t>Semaglutid zeigt tumorhemmende Effekte bei Phäochromozytom-Cluster-1, aber Tumor-Förderung bei MEN2</w:t>
       </w:r>
     </w:p>
     <w:p>
@@ -378,12 +378,12 @@
           <w:color w:val="666666"/>
           <w:sz w:val="18"/>
         </w:rPr>
-        <w:t>Johansen AO et al.  ·  Int J Cardiol  ·  01.12.2026  ·  PMID 42674294</w:t>
+        <w:t>Wang K et al.  ·  Endocr Relat Cancer  ·  01.10.2026  ·  PMID 42847129</w:t>
       </w:r>
     </w:p>
     <w:p>
       <w:r>
-        <w:t>Querschnittstudie (Kopenhagener Allgemeinbevölkerung, n=9.392) zu Sensitivität/Spezifität von ESC-EKG-Kriterien für LVH gegen Kardio-CT-Gold-Standard, stratifiziert nach Geschlecht und Übergewicht; Rekalibrierung der Schwellwerte.</w:t>
+        <w:t>Funktionale Studien an 54 patienteneigenen Phäochromozytom/Paragangliom-Primärkulturen sowie klinische Korrelation bei 67 Patienten aus prospektiver Studie (PROSPHEO) zu Effekten von Semaglutid, Metformin und Insulin.</w:t>
       </w:r>
     </w:p>
     <w:p>
@@ -394,7 +394,7 @@
         <w:t xml:space="preserve">Ergebnis: </w:t>
       </w:r>
       <w:r>
-        <w:t>Baseline-EKG-Kriterien: Sensitivität insgesamt 20%, Spezifität 96%; Sensitivität deutlich niedriger in Frauen vs. Männern (15% vs. 26%, p&lt;0,001) und Übergewicht vs. Normalgewicht (16% vs. 23%, p=0,005). Rekalibrierte Schwellwerte in Validierungskohorte: Sensitivität 36%, Spezifität 91%, mit konsistenter Sensitivität/Spezifität über Subgruppen. Neue Kriterien fördern diagnostische Gerechtigkeit über Geschlecht und BMI.</w:t>
+        <w:t>Cluster-abhängig: Semaglutid zeigte signifikante Tumorhemmung bei Cluster-1-Tumoren, aber tumorförderliche Effekte in drei Tumoren mit keimbahnmutiertem RET (MEN2-Syndrom). Metformin zeigte Tumorhemmung, Insulin tumorförderliche Effekte. Klinisch: größere Mediantumore unter Insulin als unter Metformin/GLP-1RA.</w:t>
       </w:r>
     </w:p>
     <w:p>
@@ -409,7 +409,7 @@
         <w:rPr>
           <w:sz w:val="19"/>
         </w:rPr>
-        <w:t>Dänische Allgemeinbevölkerung, kardiale Bildgebung und Kriterien europäisch übertragbar</w:t>
+        <w:t>Deutschland und Schweiz; Befund warnt vor unkritischem Einsatz bei MEN2-Patienten.</w:t>
       </w:r>
     </w:p>
     <w:p>
@@ -418,7 +418,7 @@
           <w:color w:val="5A7D3A"/>
           <w:sz w:val="18"/>
         </w:rPr>
-        <w:t>https://pubmed.ncbi.nlm.nih.gov/42674294/</w:t>
+        <w:t>https://pubmed.ncbi.nlm.nih.gov/42847129/</w:t>
       </w:r>
     </w:p>
     <w:sectPr>

--- a/download/studien-aktuell.docx
+++ b/download/studien-aktuell.docx
@@ -62,7 +62,7 @@
           <w:color w:val="666666"/>
           <w:sz w:val="18"/>
         </w:rPr>
-        <w:t>Stand: 20.10.2026  |  6 Studien  |  adipositas.m-vf.de</w:t>
+        <w:t>Stand: 21.10.2026  |  6 Studien  |  adipositas.m-vf.de</w:t>
       </w:r>
     </w:p>
     <w:p>
@@ -70,7 +70,7 @@
         <w:pStyle w:val="Heading1"/>
       </w:pPr>
       <w:r>
-        <w:t>Aufgenommen am 20.10.2026</w:t>
+        <w:t>Aufgenommen am 21.10.2026</w:t>
       </w:r>
     </w:p>
     <w:p>
@@ -78,7 +78,7 @@
         <w:pStyle w:val="Heading2"/>
       </w:pPr>
       <w:r>
-        <w:t>Übergewicht und Adipositas bei Kindern erhöhen Ausgaben um 4–7 %</w:t>
+        <w:t>Semaglutide in chilenischem Gesundheitssystem: HbA1c von 8,6 auf 7 %, 31 % sparten Insulindosen</w:t>
       </w:r>
     </w:p>
     <w:p>
@@ -88,12 +88,12 @@
           <w:color w:val="666666"/>
           <w:sz w:val="18"/>
         </w:rPr>
-        <w:t>Valdés N et al.  ·  J Glob Health  ·  19.10.2026  ·  PMID 42895256</w:t>
+        <w:t>Estica M et al.  ·  Rev Med Chil  ·  Aug. 2026  ·  PMID 42899606</w:t>
       </w:r>
     </w:p>
     <w:p>
       <w:r>
-        <w:t>Analyse von 652.297 chilenischen Schulkindern mit Verknüpfung von Messdaten und Gesundheitsausgabenregistern zur Abschätzung jährlicher Mehrkosten.</w:t>
+        <w:t>Chilenische Phase-IV-Multicenterstudie an 104 Patienten mit Typ-2-Diabetes (79,8 % Frauen, 44,2 % über 60 Jahre) zur Wirksamkeit und Sicherheit von wöchentlichem Semaglutid 0,5 oder 1 mg über 24 Wochen in der öffentlichen Gesundheitsversorgung.</w:t>
       </w:r>
     </w:p>
     <w:p>
@@ -104,7 +104,7 @@
         <w:t xml:space="preserve">Ergebnis: </w:t>
       </w:r>
       <w:r>
-        <w:t>Hohes BMI-für-Alter war mit 4,2–4,5 % höheren jährlichen Ausgaben assoziiert (justierte Modelle); Übergewicht allein mit 2,5 %, Adipositas mit 6,1–6,6 %. Ausgabenunterschiede waren bereits in früher Kindheit vorhanden.</w:t>
+        <w:t>HbA1c sank von 8,6 ± 0,7 % auf 7,0 ± 1,0 % (Differenz -1,6 %), Nüchternglukose von 160,3 ± 49,3 auf 133,7 ± 54,8 mg/dL (Differenz -26,2 mg/dL), Körpergewicht von 89,3 ± 20,2 auf 85,3 ± 20,4 kg (Differenz -4 kg). 56,4 % erreichten HbA1c &lt; 7 % (vs. 0 % zu Studienbeginn). 31 % der mit Basalinsulin behandelten Patienten reduzieren Insulindosen (Median -6 IE). Gastrointestinale Nebenwirkungen entsprechend bekanntem Sicherheitsprofil.</w:t>
       </w:r>
     </w:p>
     <w:p>
@@ -119,7 +119,7 @@
         <w:rPr>
           <w:sz w:val="19"/>
         </w:rPr>
-        <w:t>Südamerika, öffentlich-privates Versicherungssystem; Methode aber auf Deutschland übertragbar.</w:t>
+        <w:t>Lateinamerika, aber öffentliches Versicherungssystem, erste Realdaten aus Nicht-USA-Gesundheitssystem</w:t>
       </w:r>
     </w:p>
     <w:p>
@@ -128,7 +128,7 @@
           <w:color w:val="5A7D3A"/>
           <w:sz w:val="18"/>
         </w:rPr>
-        <w:t>https://pubmed.ncbi.nlm.nih.gov/42895256/</w:t>
+        <w:t>https://pubmed.ncbi.nlm.nih.gov/42899606/</w:t>
       </w:r>
     </w:p>
     <w:p>
@@ -136,7 +136,7 @@
         <w:pStyle w:val="Heading2"/>
       </w:pPr>
       <w:r>
-        <w:t>GLP-1-Agonisten: gastrointestinale Symptome bei über 50 % nach 5 Jahren</w:t>
+        <w:t>Bildung, nicht Einkommen, ist stärkster Adipositas-Prädiktor im Lebensverlauf</w:t>
       </w:r>
     </w:p>
     <w:p>
@@ -146,12 +146,12 @@
           <w:color w:val="666666"/>
           <w:sz w:val="18"/>
         </w:rPr>
-        <w:t>Cisneros JZ et al.  ·  Neurogastroenterol Motil  ·  Okt. 2026  ·  PMID 42894471</w:t>
+        <w:t>Issayeva Z et al.  ·  Int J Popul Data Sci  ·  29.09.2026  ·  PMID 42899118</w:t>
       </w:r>
     </w:p>
     <w:p>
       <w:r>
-        <w:t>Retrospektive Kohortenstudie an 78.277 Patienten unter GLP-1-Rezeptoragonisten mit Nachverfolgung über 60 Monate zur Häufigkeit gastrointestinaler Symptome (Übelkeit, Bauchschmerz, Diarrhö, Obstipation).</w:t>
+        <w:t>Südkoreanische Querschnittstudie an 12.075 Erwachsenen (KNHANES 2022–2024) zur Assoziation von Sozioökonomischem Status (Bildung, Einkommen, Erwerbsstatus) mit Adipositas (BMI ≥ 25 kg/m²) mittels Lebenszyklusrahmen.</w:t>
       </w:r>
     </w:p>
     <w:p>
@@ -162,7 +162,7 @@
         <w:t xml:space="preserve">Ergebnis: </w:t>
       </w:r>
       <w:r>
-        <w:t>Bei 53 % trat mindestens ein gastrointestinales Symptomereignis auf; am häufigsten Bauchschmerz (28 %) und Übelkeit (25 %). Frauen hatten 1,4-fach höheres Risiko als Männer. Baseline-Symptome, weibliches Geschlecht und Metoclopramid erhöhten das Risiko (HR 1,6–2,2).</w:t>
+        <w:t>Niedrigere Schulbildung war der konsistenteste Prädiktor für Adipositas; Einkommen und Erwerbsstatus zeigten nach Adjustierung heterogenere Assoziationen. Die Befunde stützen die Lebensverlauf-Perspektive, wonach kumulative sozioökonomische Bedingungen und strukturelle Zwänge das Adipositas-Risiko prägen.</w:t>
       </w:r>
     </w:p>
     <w:p>
@@ -177,7 +177,7 @@
         <w:rPr>
           <w:sz w:val="19"/>
         </w:rPr>
-        <w:t>USA, aber Nebenwirkungsprofil medikamentsspezifisch und nicht an Versicherungssystem gebunden.</w:t>
+        <w:t>Asienische Vergleichspopulation, aber robuste Methodik mit nationalen Populationsdaten, Erkenntnisse zu Ungleichheit übertragbar</w:t>
       </w:r>
     </w:p>
     <w:p>
@@ -186,7 +186,7 @@
           <w:color w:val="5A7D3A"/>
           <w:sz w:val="18"/>
         </w:rPr>
-        <w:t>https://pubmed.ncbi.nlm.nih.gov/42894471/</w:t>
+        <w:t>https://pubmed.ncbi.nlm.nih.gov/42899118/</w:t>
       </w:r>
     </w:p>
     <w:p>
@@ -194,7 +194,7 @@
         <w:pStyle w:val="Heading2"/>
       </w:pPr>
       <w:r>
-        <w:t>Präkonzeptionelle Lebensstiländerungen: Nutzen bei Übergewicht vor Schwangerschaft</w:t>
+        <w:t>Herzfettkörper und Entzündungsmarker bei Typ-2-Diabetes: Woran Komplikationen hängen</w:t>
       </w:r>
     </w:p>
     <w:p>
@@ -204,12 +204,12 @@
           <w:color w:val="666666"/>
           <w:sz w:val="18"/>
         </w:rPr>
-        <w:t>Mateusz S et al.  ·  Arch Gynecol Obstet  ·  22.07.2026  ·  PMID 42894025</w:t>
+        <w:t>Jensen MS et al.  ·  Cardiovasc Diabetol  ·  23.07.2026  ·  PMID 42897624</w:t>
       </w:r>
     </w:p>
     <w:p>
       <w:r>
-        <w:t>Strukturierte Übersichtsarbeit (13 Studien, 2019–2023) zu Outcomes nach konservativen Interventionen (Ernährung, Bewegung, Gewichtsverlust) vor Schwangerschaft.</w:t>
+        <w:t>Dänische Querschnittstudie an 887 Personen mit Typ-2-Diabetes ohne klinische Herzkrankheit zur Assoziation von perikardialem Fettvolumen mit koronarer Verkalkung, myokardialer Mikrozirkulation und systemischer Entzündung (hsCRP).</w:t>
       </w:r>
     </w:p>
     <w:p>
@@ -220,7 +220,7 @@
         <w:t xml:space="preserve">Ergebnis: </w:t>
       </w:r>
       <w:r>
-        <w:t>Gewichtsverlust zeigte ausgewählte Fertilitätsgewinne und Reduktion rezidivierender Gestationsdiabetes; Effekte heterogen je nach Intervention und Gewichtsabnahme. Langzeitnutzen erforderte Verhaltenserhalt.</w:t>
+        <w:t>Perikardiales Fettvolumen war nach Adjustierung für kardiovaskuläre Risikofaktoren nicht unabhängig mit koronarer Verkalkung oder Mikrozirkulationsstörung assoziiert, aber mit 14 % höherem hsCRP pro 100 mL Mehrvolumen (95 % CI 4–25 %; p = 0,005). Damit zeigt sich eine Assoziation mit systemischer Entzündung, nicht aber mit strukturellen Koronarveränderungen.</w:t>
       </w:r>
     </w:p>
     <w:p>
@@ -235,7 +235,7 @@
         <w:rPr>
           <w:sz w:val="19"/>
         </w:rPr>
-        <w:t>Überwiegend außereuropäische Studien, aber Frage zur Vorbeugung ist systemunabhängig.</w:t>
+        <w:t>Dänische Klinikkohorte, europäisches Versicherungssystem, vergleichbare Diabetes-Versorgung</w:t>
       </w:r>
     </w:p>
     <w:p>
@@ -244,7 +244,7 @@
           <w:color w:val="5A7D3A"/>
           <w:sz w:val="18"/>
         </w:rPr>
-        <w:t>https://pubmed.ncbi.nlm.nih.gov/42894025/</w:t>
+        <w:t>https://pubmed.ncbi.nlm.nih.gov/42897624/</w:t>
       </w:r>
     </w:p>
     <w:p>
@@ -252,7 +252,7 @@
         <w:pStyle w:val="Heading2"/>
       </w:pPr>
       <w:r>
-        <w:t>Zuckerhaltige Getränke erhöhen abdominalem Adipositas um 20 % bei Kindern</w:t>
+        <w:t>Adipositas bei Inselteenagern 2023: 37,6 % übergewichtig oder adipös – und wenig Vorsorge</w:t>
       </w:r>
     </w:p>
     <w:p>
@@ -262,12 +262,12 @@
           <w:color w:val="666666"/>
           <w:sz w:val="18"/>
         </w:rPr>
-        <w:t>Yang Y et al.  ·  Zhonghua Yu Fang Yi Xue Za Zhi  ·  06.10.2026  ·  PMID 42893908</w:t>
+        <w:t>Bay JL et al.  ·  BMC Public Health  ·  24.07.2026  ·  PMID 42897504</w:t>
       </w:r>
     </w:p>
     <w:p>
       <w:r>
-        <w:t>Querschnittsstudie an 11.646 Schulkindern mit Beverages-Konsummuster-Analyse (Hauptkomponentenanalyse) und Assoziationen mit allgemeiner und abdominaler Adipositas.</w:t>
+        <w:t>Mehrjährige Querschnittstudie der Cook Islands an Schülern der 9. Klasse (2016–2019, 2022–2023; n = 783) zur Prävalenz von Stoffwechsel-Risikofaktoren und metabolischem Syndrom bei Jugendlichen (Medianalter 13,8 Jahre).</w:t>
       </w:r>
     </w:p>
     <w:p>
@@ -278,7 +278,7 @@
         <w:t xml:space="preserve">Ergebnis: </w:t>
       </w:r>
       <w:r>
-        <w:t>Zuckerhaltiges Getränkemuster versus Milch-/Fruchtsaft: erhöhte OR für Gesamtadipsitas 1,154, abdominale Adipositas 1,195, Koexistenz beider 1,175 (alle p&lt;0,05 nach Benjamini-Hochberg-Korrektur). Assoziationen stärker bei Adoleszenten, Jungen und Stadtbewohnern.</w:t>
+        <w:t>Prävalenzen: 22,1 % Übergewicht, 37,6 % Adipositas, 39,1 % erhöhtes Waist-to-Height-Ratio (&gt;0,5), 9,4 % hoher Blutdruck, 8,1 % erhöhtes Gesamtcholesterin, 37,1 % erhöhte Nüchternglukose. Bei verfügbaren Vollmessungen (n = 261) hatten 27,6 % der adipösen Kinder ≥2 Risikofaktoren. Starke Korrelationen zwischen BMI-for-Age und Waist-to-Height-Ratio (χ² p &lt; 0,001).</w:t>
       </w:r>
     </w:p>
     <w:p>
@@ -293,7 +293,7 @@
         <w:rPr>
           <w:sz w:val="19"/>
         </w:rPr>
-        <w:t>China; beverage-spezifisch aber auf Deutschland übertragbar (Prävention).</w:t>
+        <w:t>Pazifisches Inselland, kleine Population, aber epidemiologisch extrem relevant für frühe Prävention</w:t>
       </w:r>
     </w:p>
     <w:p>
@@ -302,7 +302,7 @@
           <w:color w:val="5A7D3A"/>
           <w:sz w:val="18"/>
         </w:rPr>
-        <w:t>https://pubmed.ncbi.nlm.nih.gov/42893908/</w:t>
+        <w:t>https://pubmed.ncbi.nlm.nih.gov/42897504/</w:t>
       </w:r>
     </w:p>
     <w:p>
@@ -310,7 +310,7 @@
         <w:pStyle w:val="Heading2"/>
       </w:pPr>
       <w:r>
-        <w:t>Schwere Adipositas: körperliche Funktionsfähigkeit und Lebensqualität deutlich vermindert</w:t>
+        <w:t>Muskelschwäche plus Bauchfett senkt Lebensqualität bei Brustkrebs um messbare Grade</w:t>
       </w:r>
     </w:p>
     <w:p>
@@ -320,12 +320,12 @@
           <w:color w:val="666666"/>
           <w:sz w:val="18"/>
         </w:rPr>
-        <w:t>Macedo TSG et al.  ·  J Obes  ·  2026  ·  PMID 42891656</w:t>
+        <w:t>Anunciação TAD et al.  ·  J Obes  ·  2026  ·  PMID 42891917</w:t>
       </w:r>
     </w:p>
     <w:p>
       <w:r>
-        <w:t>Metaanalyse von 20 Querschnittsstudien zu Lebensqualität (hauptsächlich SF-36) bei Erwachsenen mit BMI ≥40 kg/m².</w:t>
+        <w:t>Brasilianische Querschnittsstudie an 97 übergewichtigen oder adipösen Frauen vor elektiver Brust-Operation zur Assoziation von dynapenier Bauchfettsucht (BMI ≥ 30, Taillenumfang ≥ 88 cm, Handgriffstärke vermindert) mit Lebensqualität gemessen per FACT-B- und TOI-Skalen.</w:t>
       </w:r>
     </w:p>
     <w:p>
@@ -336,7 +336,7 @@
         <w:t xml:space="preserve">Ergebnis: </w:t>
       </w:r>
       <w:r>
-        <w:t>Erwachsene mit schwerer Adipositas zeigten konsistent niedrigere Scores in körperlichen Bereichen (physische Funktionsfähigkeit, Schmerz, allgemeine Gesundheit); in psychischen Bereichen Vitalität besonders reduziert. Hohe Heterogenität zwischen Studien.</w:t>
+        <w:t>Dyanpäne Bauchfettsucht war unabhängig mit signifikant niedrigeren Lebensqualitäts-Scores assoziiert, auch nach Adjustierung für Alter, Einkommen, Bildung und körperliche Aktivität. Frauen mit niedriger Bildung, unregelmäßiger Aktivität, niedrigerem Einkommen und schwerer Adipositas zeigten verschlechterte FACT-B-, FACT-G- und Trial-Outcome-Index-Scores (alle p &lt; 0,05).</w:t>
       </w:r>
     </w:p>
     <w:p>
@@ -351,7 +351,7 @@
         <w:rPr>
           <w:sz w:val="19"/>
         </w:rPr>
-        <w:t>Internationale Studien, aber Erhebungsinstrumente (SF-36) kulturübergreifend validiert.</w:t>
+        <w:t>Brasilien, aber Symptom-Messung per validiertem internationalen Instrument, Evidenz für Patientenprioritäten</w:t>
       </w:r>
     </w:p>
     <w:p>
@@ -360,7 +360,7 @@
           <w:color w:val="5A7D3A"/>
           <w:sz w:val="18"/>
         </w:rPr>
-        <w:t>https://pubmed.ncbi.nlm.nih.gov/42891656/</w:t>
+        <w:t>https://pubmed.ncbi.nlm.nih.gov/42891917/</w:t>
       </w:r>
     </w:p>
     <w:p>
@@ -368,7 +368,7 @@
         <w:pStyle w:val="Heading2"/>
       </w:pPr>
       <w:r>
-        <w:t>Semaglutid zeigt tumorhemmende Effekte bei Phäochromozytom-Cluster-1, aber Tumor-Förderung bei MEN2</w:t>
+        <w:t>Metabolisches Syndrom in der Frühschwangerschaft verschärft Blutdruckveränderungen</w:t>
       </w:r>
     </w:p>
     <w:p>
@@ -378,12 +378,12 @@
           <w:color w:val="666666"/>
           <w:sz w:val="18"/>
         </w:rPr>
-        <w:t>Wang K et al.  ·  Endocr Relat Cancer  ·  01.10.2026  ·  PMID 42847129</w:t>
+        <w:t>Mohebi A et al.  ·  Endocrine  ·  17.10.2026  ·  PMID 42891873</w:t>
       </w:r>
     </w:p>
     <w:p>
       <w:r>
-        <w:t>Funktionale Studien an 54 patienteneigenen Phäochromozytom/Paragangliom-Primärkulturen sowie klinische Korrelation bei 67 Patienten aus prospektiver Studie (PROSPHEO) zu Effekten von Semaglutid, Metformin und Insulin.</w:t>
+        <w:t>Australische Studie an 264 Schwangeren vor 16 Wochen zur Prävalenz von metabolischem Syndrom (MetS) und dessen hämodynamischen Auswirkungen in sozioökonomisch belasteten Populationen.</w:t>
       </w:r>
     </w:p>
     <w:p>
@@ -394,7 +394,7 @@
         <w:t xml:space="preserve">Ergebnis: </w:t>
       </w:r>
       <w:r>
-        <w:t>Cluster-abhängig: Semaglutid zeigte signifikante Tumorhemmung bei Cluster-1-Tumoren, aber tumorförderliche Effekte in drei Tumoren mit keimbahnmutiertem RET (MEN2-Syndrom). Metformin zeigte Tumorhemmung, Insulin tumorförderliche Effekte. Klinisch: größere Mediantumore unter Insulin als unter Metformin/GLP-1RA.</w:t>
+        <w:t>MetS-Prävalenz: 15,1 %. Frauen mit MetS hatten signifikant höheren zentralen systolischen Blutdruck (cSBP), zentrale mittlere arterielle Drücke (cMAP) und Pulsrate. Nach Adjustierung für BMI und Mehrfachtestung blieben cSBP, cMAP und Pulsrate unabhängig mit MetS assoziiert (alle p &lt; 0,05). Adipositas trug zu diesen Veränderungen bei.</w:t>
       </w:r>
     </w:p>
     <w:p>
@@ -409,7 +409,7 @@
         <w:rPr>
           <w:sz w:val="19"/>
         </w:rPr>
-        <w:t>Deutschland und Schweiz; Befund warnt vor unkritischem Einsatz bei MEN2-Patienten.</w:t>
+        <w:t>Australien, aber internationale Geburtskohorte, systemische Evidenz für frühe Erkennung kardiometabolischer Risiken</w:t>
       </w:r>
     </w:p>
     <w:p>
@@ -418,7 +418,7 @@
           <w:color w:val="5A7D3A"/>
           <w:sz w:val="18"/>
         </w:rPr>
-        <w:t>https://pubmed.ncbi.nlm.nih.gov/42847129/</w:t>
+        <w:t>https://pubmed.ncbi.nlm.nih.gov/42891873/</w:t>
       </w:r>
     </w:p>
     <w:sectPr>

--- a/download/studien-aktuell.docx
+++ b/download/studien-aktuell.docx
@@ -62,7 +62,7 @@
           <w:color w:val="666666"/>
           <w:sz w:val="18"/>
         </w:rPr>
-        <w:t>Stand: 21.10.2026  |  6 Studien  |  adipositas.m-vf.de</w:t>
+        <w:t>Stand: 22.10.2026  |  7 Studien  |  adipositas.m-vf.de</w:t>
       </w:r>
     </w:p>
     <w:p>
@@ -70,7 +70,7 @@
         <w:pStyle w:val="Heading1"/>
       </w:pPr>
       <w:r>
-        <w:t>Aufgenommen am 21.10.2026</w:t>
+        <w:t>Aufgenommen am 22.10.2026</w:t>
       </w:r>
     </w:p>
     <w:p>
@@ -78,7 +78,7 @@
         <w:pStyle w:val="Heading2"/>
       </w:pPr>
       <w:r>
-        <w:t>Semaglutide in chilenischem Gesundheitssystem: HbA1c von 8,6 auf 7 %, 31 % sparten Insulindosen</w:t>
+        <w:t>PCOS und Metabolisches Syndrom: Prävalenz 81,4% statt 30% bei Kontrollen, LAP-Score sensitivste Marke</w:t>
       </w:r>
     </w:p>
     <w:p>
@@ -88,12 +88,12 @@
           <w:color w:val="666666"/>
           <w:sz w:val="18"/>
         </w:rPr>
-        <w:t>Estica M et al.  ·  Rev Med Chil  ·  Aug. 2026  ·  PMID 42899606</w:t>
+        <w:t>Baidya S et al.  ·  BMC Womens Health  ·  25.07.2026  ·  PMID 42902247</w:t>
       </w:r>
     </w:p>
     <w:p>
       <w:r>
-        <w:t>Chilenische Phase-IV-Multicenterstudie an 104 Patienten mit Typ-2-Diabetes (79,8 % Frauen, 44,2 % über 60 Jahre) zur Wirksamkeit und Sicherheit von wöchentlichem Semaglutid 0,5 oder 1 mg über 24 Wochen in der öffentlichen Gesundheitsversorgung.</w:t>
+        <w:t>Querschnittstudie 70 PCOS- und 60 Kontrollpatientinnen zur Bestimmung atherogenisierender Lipidindizes und Metabolisches-Syndrom-Prävalenz mittels Labor- und anthropometrischen Messungen.</w:t>
       </w:r>
     </w:p>
     <w:p>
@@ -104,7 +104,7 @@
         <w:t xml:space="preserve">Ergebnis: </w:t>
       </w:r>
       <w:r>
-        <w:t>HbA1c sank von 8,6 ± 0,7 % auf 7,0 ± 1,0 % (Differenz -1,6 %), Nüchternglukose von 160,3 ± 49,3 auf 133,7 ± 54,8 mg/dL (Differenz -26,2 mg/dL), Körpergewicht von 89,3 ± 20,2 auf 85,3 ± 20,4 kg (Differenz -4 kg). 56,4 % erreichten HbA1c &lt; 7 % (vs. 0 % zu Studienbeginn). 31 % der mit Basalinsulin behandelten Patienten reduzieren Insulindosen (Median -6 IE). Gastrointestinale Nebenwirkungen entsprechend bekanntem Sicherheitsprofil.</w:t>
+        <w:t>PCOS-Gruppe versus Kontrollen: höhere atherogenisierende Lipidindizes (CRI-I, CRI-II, AIP, AC, LCI, LAP). Metabolisches-Syndrom-Prävalenz PCOS 81,4% (n=57) versus Kontrollen 30% (n=18). LAP-Score effizientester Indikator für Metabolisches Syndrom bei PCOS mit AUC 0,829 (p&lt;0,001), Sensitivität 80%, Spezifität 94,5%.</w:t>
       </w:r>
     </w:p>
     <w:p>
@@ -119,7 +119,7 @@
         <w:rPr>
           <w:sz w:val="19"/>
         </w:rPr>
-        <w:t>Lateinamerika, aber öffentliches Versicherungssystem, erste Realdaten aus Nicht-USA-Gesundheitssystem</w:t>
+        <w:t>Nepal, aber PCOS-Adipositas-Metabolismus weltweit vergleichbar; LAP-Score als Screening-Tool auf DACH-Ebene prüfenswert.</w:t>
       </w:r>
     </w:p>
     <w:p>
@@ -128,7 +128,7 @@
           <w:color w:val="5A7D3A"/>
           <w:sz w:val="18"/>
         </w:rPr>
-        <w:t>https://pubmed.ncbi.nlm.nih.gov/42899606/</w:t>
+        <w:t>https://pubmed.ncbi.nlm.nih.gov/42902247/</w:t>
       </w:r>
     </w:p>
     <w:p>
@@ -136,7 +136,7 @@
         <w:pStyle w:val="Heading2"/>
       </w:pPr>
       <w:r>
-        <w:t>Bildung, nicht Einkommen, ist stärkster Adipositas-Prädiktor im Lebensverlauf</w:t>
+        <w:t>Viszerale Adipositas erhöht Kardiometabolisches Risiko auch bei Normalgewicht</w:t>
       </w:r>
     </w:p>
     <w:p>
@@ -146,12 +146,12 @@
           <w:color w:val="666666"/>
           <w:sz w:val="18"/>
         </w:rPr>
-        <w:t>Issayeva Z et al.  ·  Int J Popul Data Sci  ·  29.09.2026  ·  PMID 42899118</w:t>
+        <w:t>Cheng Y et al.  ·  BMC Cardiovasc Disord  ·  24.07.2026  ·  PMID 42902148</w:t>
       </w:r>
     </w:p>
     <w:p>
       <w:r>
-        <w:t>Südkoreanische Querschnittstudie an 12.075 Erwachsenen (KNHANES 2022–2024) zur Assoziation von Sozioökonomischem Status (Bildung, Einkommen, Erwerbsstatus) mit Adipositas (BMI ≥ 25 kg/m²) mittels Lebenszyklusrahmen.</w:t>
+        <w:t>Longitudinale Kohortenstudie mit 5.606 Erwachsenen (Normalgewicht, BMI 18–24) aus Gesundheitschecks in China; Follow-up 1,98 Jahre auf Kardiometabolische Ereignisse stratifiziert nach viszeraler Fettverteilung.</w:t>
       </w:r>
     </w:p>
     <w:p>
@@ -162,7 +162,7 @@
         <w:t xml:space="preserve">Ergebnis: </w:t>
       </w:r>
       <w:r>
-        <w:t>Niedrigere Schulbildung war der konsistenteste Prädiktor für Adipositas; Einkommen und Erwerbsstatus zeigten nach Adjustierung heterogenere Assoziationen. Die Befunde stützen die Lebensverlauf-Perspektive, wonach kumulative sozioökonomische Bedingungen und strukturelle Zwänge das Adipositas-Risiko prägen.</w:t>
+        <w:t>Normalgewicht mit zentraler Adipositas (viszerale Fettansammlung) zeigte erhöhtes Risiko für kardiometabolische Störungen: Hazard Ratio 1,39 (95%-KI 1,13–1,71) gegenüber Normalgewicht ohne zentrale Adipositas. Ähnliche Risikoerhöhungen für Hypertonie, Diabetes und Hyperlipidämie. Abdominalfettverteilung ist auch bei normaler BMI ein Risikofaktor.</w:t>
       </w:r>
     </w:p>
     <w:p>
@@ -177,7 +177,7 @@
         <w:rPr>
           <w:sz w:val="19"/>
         </w:rPr>
-        <w:t>Asienische Vergleichspopulation, aber robuste Methodik mit nationalen Populationsdaten, Erkenntnisse zu Ungleichheit übertragbar</w:t>
+        <w:t>China, ambulante Routineuntersuchungen; gilt für Gesundheitssysteme mit Prävention durch Leistungserbringer wie Deutschland.</w:t>
       </w:r>
     </w:p>
     <w:p>
@@ -186,7 +186,7 @@
           <w:color w:val="5A7D3A"/>
           <w:sz w:val="18"/>
         </w:rPr>
-        <w:t>https://pubmed.ncbi.nlm.nih.gov/42899118/</w:t>
+        <w:t>https://pubmed.ncbi.nlm.nih.gov/42902148/</w:t>
       </w:r>
     </w:p>
     <w:p>
@@ -194,7 +194,7 @@
         <w:pStyle w:val="Heading2"/>
       </w:pPr>
       <w:r>
-        <w:t>Herzfettkörper und Entzündungsmarker bei Typ-2-Diabetes: Woran Komplikationen hängen</w:t>
+        <w:t>GLP-1 und plastische Chirurgie: Perioperatives Timing und Muskelverlust erfordern multidisziplinäres Protokoll</w:t>
       </w:r>
     </w:p>
     <w:p>
@@ -204,12 +204,12 @@
           <w:color w:val="666666"/>
           <w:sz w:val="18"/>
         </w:rPr>
-        <w:t>Jensen MS et al.  ·  Cardiovasc Diabetol  ·  23.07.2026  ·  PMID 42897624</w:t>
+        <w:t>Chaturvedi R et al.  ·  Front Endocrinol (Lausanne)  ·  05.10.2026  ·  PMID 42898660</w:t>
       </w:r>
     </w:p>
     <w:p>
       <w:r>
-        <w:t>Dänische Querschnittstudie an 887 Personen mit Typ-2-Diabetes ohne klinische Herzkrankheit zur Assoziation von perikardialem Fettvolumen mit koronarer Verkalkung, myokardialer Mikrozirkulation und systemischer Entzündung (hsCRP).</w:t>
+        <w:t>Narrative Übersicht über GLP-1-Rezeptoragonisten und Dualagonisten im Kontext ästhetisch-plastischer Eingriffe; Fokus auf perioperative Sicherheit, Körperzusammensetzung, Magerkörpermasse-Verlust und Wiederzunahme nach Absetzen.</w:t>
       </w:r>
     </w:p>
     <w:p>
@@ -220,7 +220,7 @@
         <w:t xml:space="preserve">Ergebnis: </w:t>
       </w:r>
       <w:r>
-        <w:t>Perikardiales Fettvolumen war nach Adjustierung für kardiovaskuläre Risikofaktoren nicht unabhängig mit koronarer Verkalkung oder Mikrozirkulationsstörung assoziiert, aber mit 14 % höherem hsCRP pro 100 mL Mehrvolumen (95 % CI 4–25 %; p = 0,005). Damit zeigt sich eine Assoziation mit systemischer Entzündung, nicht aber mit strukturellen Koronarveränderungen.</w:t>
+        <w:t>GLP-1 RAs führen zu zweistelligen prozentualen Gewichtsverlusten, erweitern chirurgische Operabilität, erzeugen aber neue Hauterschlaffung und Volumenverlust; verzögerte Magenmotorik mit Aspirationsrisiko, Magen-Darm-Nebenwirkungen bei Dosiseskalation, Magerkörpermasse-Verlust und Malnutrition bei supprimiertem Appetit, häufige Wiederzunahme nach Absetzen gefährden chirurgische Haltbarkeit. Empfehlung: multidisziplinärer Algorithmus (Endokrinologe–Chirurg–Anästhesist) zur risikogesteuerten Operationstiming und Ernährungsoptimierung.</w:t>
       </w:r>
     </w:p>
     <w:p>
@@ -235,7 +235,7 @@
         <w:rPr>
           <w:sz w:val="19"/>
         </w:rPr>
-        <w:t>Dänische Klinikkohorte, europäisches Versicherungssystem, vergleichbare Diabetes-Versorgung</w:t>
+        <w:t>Indien, aber GLP-1-Versorgung in Deutschland nach §34 SGB V ausgeschlossen; Protokoll nur bei privat bezahlten Patienten relevant.</w:t>
       </w:r>
     </w:p>
     <w:p>
@@ -244,7 +244,7 @@
           <w:color w:val="5A7D3A"/>
           <w:sz w:val="18"/>
         </w:rPr>
-        <w:t>https://pubmed.ncbi.nlm.nih.gov/42897624/</w:t>
+        <w:t>https://pubmed.ncbi.nlm.nih.gov/42898660/</w:t>
       </w:r>
     </w:p>
     <w:p>
@@ -252,7 +252,7 @@
         <w:pStyle w:val="Heading2"/>
       </w:pPr>
       <w:r>
-        <w:t>Adipositas bei Inselteenagern 2023: 37,6 % übergewichtig oder adipös – und wenig Vorsorge</w:t>
+        <w:t>Phytodiab bei Typ-2-Diabetes und Metabolischem Syndrom: Gewicht und HbA1c sanken über 12 Wochen</w:t>
       </w:r>
     </w:p>
     <w:p>
@@ -262,12 +262,12 @@
           <w:color w:val="666666"/>
           <w:sz w:val="18"/>
         </w:rPr>
-        <w:t>Bay JL et al.  ·  BMC Public Health  ·  24.07.2026  ·  PMID 42897504</w:t>
+        <w:t>Belcaro G et al.  ·  Panminerva Med  ·  Sept. 2026  ·  PMID 42895045</w:t>
       </w:r>
     </w:p>
     <w:p>
       <w:r>
-        <w:t>Mehrjährige Querschnittstudie der Cook Islands an Schülern der 9. Klasse (2016–2019, 2022–2023; n = 783) zur Prävalenz von Stoffwechsel-Risikofaktoren und metabolischem Syndrom bei Jugendlichen (Medianalter 13,8 Jahre).</w:t>
+        <w:t>12-Wochen-Beobachtungsregistry bei 60 Erwachsenen mit leicht-mäßigem Typ-2-Diabetes, Übergewicht, ohne Komplikationen und ohne Pharmakotherapie; Vergleich Phytodiab-Extrakt (n=30) plus Lebensstilmaßnahmen versus Lebensstilmaßnahmen allein (n=30).</w:t>
       </w:r>
     </w:p>
     <w:p>
@@ -278,7 +278,7 @@
         <w:t xml:space="preserve">Ergebnis: </w:t>
       </w:r>
       <w:r>
-        <w:t>Prävalenzen: 22,1 % Übergewicht, 37,6 % Adipositas, 39,1 % erhöhtes Waist-to-Height-Ratio (&gt;0,5), 9,4 % hoher Blutdruck, 8,1 % erhöhtes Gesamtcholesterin, 37,1 % erhöhte Nüchternglukose. Bei verfügbaren Vollmessungen (n = 261) hatten 27,6 % der adipösen Kinder ≥2 Risikofaktoren. Starke Korrelationen zwischen BMI-for-Age und Waist-to-Height-Ratio (χ² p &lt; 0,001).</w:t>
+        <w:t>Phytodiab plus Lebensstilmaßnahmen gegenüber alleinigen Maßnahmen (p&lt;0,05): Gewichtsreduktion, Fettmassereduktion, Nüchternglukose, HbA1c und oxidativer Stress alle signifikant reduziert. Hohe Compliance (96%), keine Toleranzprobleme, Routinelaborparameter normal. Vorläufige Befunde für weitere kontrollierte Studien in größeren Populationen.</w:t>
       </w:r>
     </w:p>
     <w:p>
@@ -293,7 +293,7 @@
         <w:rPr>
           <w:sz w:val="19"/>
         </w:rPr>
-        <w:t>Pazifisches Inselland, kleine Population, aber epidemiologisch extrem relevant für frühe Prävention</w:t>
+        <w:t>Italien, offenes Design; Phytopharmaka-Effekte regional variabel; Übertragbarkeit begrenzt auf deutschsprachige Naturprodukt-regulierung.</w:t>
       </w:r>
     </w:p>
     <w:p>
@@ -302,7 +302,7 @@
           <w:color w:val="5A7D3A"/>
           <w:sz w:val="18"/>
         </w:rPr>
-        <w:t>https://pubmed.ncbi.nlm.nih.gov/42897504/</w:t>
+        <w:t>https://pubmed.ncbi.nlm.nih.gov/42895045/</w:t>
       </w:r>
     </w:p>
     <w:p>
@@ -310,7 +310,7 @@
         <w:pStyle w:val="Heading2"/>
       </w:pPr>
       <w:r>
-        <w:t>Muskelschwäche plus Bauchfett senkt Lebensqualität bei Brustkrebs um messbare Grade</w:t>
+        <w:t>Esketamin-Anästhesie bei Adipositaschirurgie: weniger Schmerz, bessere Psyche</w:t>
       </w:r>
     </w:p>
     <w:p>
@@ -320,12 +320,12 @@
           <w:color w:val="666666"/>
           <w:sz w:val="18"/>
         </w:rPr>
-        <w:t>Anunciação TAD et al.  ·  J Obes  ·  2026  ·  PMID 42891917</w:t>
+        <w:t>Huang C et al.  ·  Transl Psychiatry  ·  23.07.2026  ·  PMID 42893989</w:t>
       </w:r>
     </w:p>
     <w:p>
       <w:r>
-        <w:t>Brasilianische Querschnittsstudie an 97 übergewichtigen oder adipösen Frauen vor elektiver Brust-Operation zur Assoziation von dynapenier Bauchfettsucht (BMI ≥ 30, Taillenumfang ≥ 88 cm, Handgriffstärke vermindert) mit Lebensqualität gemessen per FACT-B- und TOI-Skalen.</w:t>
+        <w:t>Randomisierte Doppelblind-Studie (n=84, 88,1% Follow-up nach 3 Monaten) zur Esketamin-basierten opioidfreien Anästhesie versus Remifentanil bei laparoskopischer Sleeve-Gastrektomie, primäre Endpunkte postoperativer Schmerz (24 h) und psychische Gesundheit (3 Monate).</w:t>
       </w:r>
     </w:p>
     <w:p>
@@ -336,7 +336,7 @@
         <w:t xml:space="preserve">Ergebnis: </w:t>
       </w:r>
       <w:r>
-        <w:t>Dyanpäne Bauchfettsucht war unabhängig mit signifikant niedrigeren Lebensqualitäts-Scores assoziiert, auch nach Adjustierung für Alter, Einkommen, Bildung und körperliche Aktivität. Frauen mit niedriger Bildung, unregelmäßiger Aktivität, niedrigerem Einkommen und schwerer Adipositas zeigten verschlechterte FACT-B-, FACT-G- und Trial-Outcome-Index-Scores (alle p &lt; 0,05).</w:t>
+        <w:t>Esketamin-Gruppe: signifikant niedrigere postoperative Schmerzintensität (p&lt;0,01), reduzierte moderate-schwere Schmerzfälle (p&lt;0,05) in den ersten 24 h. Nach 3 Monaten bessere psychische Gesundheitsergebnisse; Nebenwirkungsrate nicht erhöht. Metaboliten zeigten therapeutische Kinetik. Esketamin verbesserte parallel physische und psychische Erholung nach Adipositaschirurgie.</w:t>
       </w:r>
     </w:p>
     <w:p>
@@ -351,7 +351,7 @@
         <w:rPr>
           <w:sz w:val="19"/>
         </w:rPr>
-        <w:t>Brasilien, aber Symptom-Messung per validiertem internationalen Instrument, Evidenz für Patientenprioritäten</w:t>
+        <w:t>China, aber opioidfreie Strategien sind Versorgungsstandard in Europa; Psyche-Outcome-Fokus auf DACH-Ebene relevant.</w:t>
       </w:r>
     </w:p>
     <w:p>
@@ -360,7 +360,7 @@
           <w:color w:val="5A7D3A"/>
           <w:sz w:val="18"/>
         </w:rPr>
-        <w:t>https://pubmed.ncbi.nlm.nih.gov/42891917/</w:t>
+        <w:t>https://pubmed.ncbi.nlm.nih.gov/42893989/</w:t>
       </w:r>
     </w:p>
     <w:p>
@@ -368,7 +368,7 @@
         <w:pStyle w:val="Heading2"/>
       </w:pPr>
       <w:r>
-        <w:t>Metabolisches Syndrom in der Frühschwangerschaft verschärft Blutdruckveränderungen</w:t>
+        <w:t>CagriSema gegen Semaglutid: 6,9 % zusätzlicher Gewichtsverlust, höhere Injektionsreaktionen</w:t>
       </w:r>
     </w:p>
     <w:p>
@@ -378,12 +378,12 @@
           <w:color w:val="666666"/>
           <w:sz w:val="18"/>
         </w:rPr>
-        <w:t>Mohebi A et al.  ·  Endocrine  ·  17.10.2026  ·  PMID 42891873</w:t>
+        <w:t>Rasool ZK et al.  ·  Front Endocrinol (Lausanne)  ·  02.10.2026  ·  PMID 42890523</w:t>
       </w:r>
     </w:p>
     <w:p>
       <w:r>
-        <w:t>Australische Studie an 264 Schwangeren vor 16 Wochen zur Prävalenz von metabolischem Syndrom (MetS) und dessen hämodynamischen Auswirkungen in sozioökonomisch belasteten Populationen.</w:t>
+        <w:t>Systematische Übersicht und Metaanalyse von 5 RCTs (n=4.746) zur Doppelwirkstoff-Fixkombination CagriSema (Cagrilintid+Semaglutid) versus Semaglutid 2,4 mg Monotherapie bei Übergewicht/Adipositas mit und ohne Typ-2-Diabetes.</w:t>
       </w:r>
     </w:p>
     <w:p>
@@ -394,7 +394,7 @@
         <w:t xml:space="preserve">Ergebnis: </w:t>
       </w:r>
       <w:r>
-        <w:t>MetS-Prävalenz: 15,1 %. Frauen mit MetS hatten signifikant höheren zentralen systolischen Blutdruck (cSBP), zentrale mittlere arterielle Drücke (cMAP) und Pulsrate. Nach Adjustierung für BMI und Mehrfachtestung blieben cSBP, cMAP und Pulsrate unabhängig mit MetS assoziiert (alle p &lt; 0,05). Adipositas trug zu diesen Veränderungen bei.</w:t>
+        <w:t>CagriSema versus Semaglutid 2,4 mg: mittlere Differenz Gewichtsverlust -6,89 Prozentpunkte (95%-KI -8,70 bis -5,06), absolute Reduktion -7,16 kg (95%-KI -9,15 bis -5,17), BMI-Reduktion -2,41 kg/m² (95%-KI -2,83 bis -1,99). Verdoppelte Wahrscheinlichkeit 20%-Gewichtsverlust (RR 2,10). Injektionsreaktionen 3,14× häufiger (95%-KI 1,42–6,96). Gastrointestinale Nebenwirkungen nicht signifikant erhöht. Kein zusätzlicher glykämischer Nutzen.</w:t>
       </w:r>
     </w:p>
     <w:p>
@@ -409,7 +409,7 @@
         <w:rPr>
           <w:sz w:val="19"/>
         </w:rPr>
-        <w:t>Australien, aber internationale Geburtskohorte, systemische Evidenz für frühe Erkennung kardiometabolischer Risiken</w:t>
+        <w:t>USA und Internationales; Erstattung in Deutschland für GLP-1 RA ausgeschlossen nach §34 SGB V, Kombinationspräparate ebenfalls nicht erstattet.</w:t>
       </w:r>
     </w:p>
     <w:p>
@@ -418,7 +418,65 @@
           <w:color w:val="5A7D3A"/>
           <w:sz w:val="18"/>
         </w:rPr>
-        <w:t>https://pubmed.ncbi.nlm.nih.gov/42891873/</w:t>
+        <w:t>https://pubmed.ncbi.nlm.nih.gov/42890523/</w:t>
+      </w:r>
+    </w:p>
+    <w:p>
+      <w:pPr>
+        <w:pStyle w:val="Heading2"/>
+      </w:pPr>
+      <w:r>
+        <w:t>Adipositas senkt Beschäftigungsquote: Mendelsche Randomisierung zeigt kausalen Effekt</w:t>
+      </w:r>
+    </w:p>
+    <w:p>
+      <w:r>
+        <w:rPr>
+          <w:i/>
+          <w:color w:val="666666"/>
+          <w:sz w:val="18"/>
+        </w:rPr>
+        <w:t>Katz A  ·  Soc Sci Med  ·  04.09.2026  ·  PMID 42828830</w:t>
+      </w:r>
+    </w:p>
+    <w:p>
+      <w:r>
+        <w:t>Mendelsche Randomisierung mit genetischem Risikoscore für BMI in UK-Biobank-Daten zur Analyse des kausalen Effekts von Adipositas auf Beschäftigungschancen, differenziert nach Geschlecht und sozioökonomischen Faktoren.</w:t>
+      </w:r>
+    </w:p>
+    <w:p>
+      <w:r>
+        <w:rPr>
+          <w:b/>
+        </w:rPr>
+        <w:t xml:space="preserve">Ergebnis: </w:t>
+      </w:r>
+      <w:r>
+        <w:t>Adipositas hatte einen signifikant negativen kausalen Effekt auf Beschäftigung über alle Analysemethoden hinweg. Frauen zeigten in linearen Modellen stärkere Beschäftigungseinbußen, während Person-Centered-Treatment-Effects-Analysen ein gegensätzliches Muster offenbarten. Die Befunde unterstreichen die wirtschaftliche Krankheitslast von Adipositas jenseits der medizinischen Dimension.</w:t>
+      </w:r>
+    </w:p>
+    <w:p>
+      <w:r>
+        <w:rPr>
+          <w:b/>
+          <w:sz w:val="19"/>
+        </w:rPr>
+        <w:t xml:space="preserve">Übertragbarkeit: </w:t>
+      </w:r>
+      <w:r>
+        <w:rPr>
+          <w:sz w:val="19"/>
+        </w:rPr>
+        <w:t>UK Biobank mit genetischen und Erwerbsdaten; Übertragbarkeit auf DACH-Länder hoch bei vergleichbarer Arbeitsmärkte.</w:t>
+      </w:r>
+    </w:p>
+    <w:p>
+      <w:r>
+        <w:rPr>
+          <w:color w:val="5A7D3A"/>
+          <w:sz w:val="18"/>
+        </w:rPr>
+        <w:t>https://pubmed.ncbi.nlm.nih.gov/42828830/</w:t>
       </w:r>
     </w:p>
     <w:sectPr>

--- a/download/studien-aktuell.docx
+++ b/download/studien-aktuell.docx
@@ -62,7 +62,7 @@
           <w:color w:val="666666"/>
           <w:sz w:val="18"/>
         </w:rPr>
-        <w:t>Stand: 22.10.2026  |  7 Studien  |  adipositas.m-vf.de</w:t>
+        <w:t>Stand: 23.10.2026  |  6 Studien  |  adipositas.m-vf.de</w:t>
       </w:r>
     </w:p>
     <w:p>
@@ -70,7 +70,7 @@
         <w:pStyle w:val="Heading1"/>
       </w:pPr>
       <w:r>
-        <w:t>Aufgenommen am 22.10.2026</w:t>
+        <w:t>Aufgenommen am 23.10.2026</w:t>
       </w:r>
     </w:p>
     <w:p>
@@ -78,7 +78,7 @@
         <w:pStyle w:val="Heading2"/>
       </w:pPr>
       <w:r>
-        <w:t>PCOS und Metabolisches Syndrom: Prävalenz 81,4% statt 30% bei Kontrollen, LAP-Score sensitivste Marke</w:t>
+        <w:t>Schulische Adipositasprävention in China: Verbesserte nur 26,6 % der übergewichtigen Kinder</w:t>
       </w:r>
     </w:p>
     <w:p>
@@ -88,12 +88,12 @@
           <w:color w:val="666666"/>
           <w:sz w:val="18"/>
         </w:rPr>
-        <w:t>Baidya S et al.  ·  BMC Womens Health  ·  25.07.2026  ·  PMID 42902247</w:t>
+        <w:t>Chen JF et al.  ·  Zhonghua Liu Xing Bing Xue Za Zhi  ·  10.10.2026  ·  PMID 42907187</w:t>
       </w:r>
     </w:p>
     <w:p>
       <w:r>
-        <w:t>Querschnittstudie 70 PCOS- und 60 Kontrollpatientinnen zur Bestimmung atherogenisierender Lipidindizes und Metabolisches-Syndrom-Prävalenz mittels Labor- und anthropometrischen Messungen.</w:t>
+        <w:t>Longitudinale Kohortenstudie bei 91.538 Grundschülern zum Verlauf der Übergewichtsquote unter bestehenden Präventionsmaßnahmen in städtischen und ländlichen Schulen (2022–2024).</w:t>
       </w:r>
     </w:p>
     <w:p>
@@ -104,7 +104,7 @@
         <w:t xml:space="preserve">Ergebnis: </w:t>
       </w:r>
       <w:r>
-        <w:t>PCOS-Gruppe versus Kontrollen: höhere atherogenisierende Lipidindizes (CRI-I, CRI-II, AIP, AC, LCI, LAP). Metabolisches-Syndrom-Prävalenz PCOS 81,4% (n=57) versus Kontrollen 30% (n=18). LAP-Score effizientester Indikator für Metabolisches Syndrom bei PCOS mit AUC 0,829 (p&lt;0,001), Sensitivität 80%, Spezifität 94,5%.</w:t>
+        <w:t>Übergewichtsquote und Adipositasquote 2024: 14,59 % bzw. 14,34 % (beide gestiegen gegenüber 2022, p&lt;0,001). Von den übergewichtigen Kindern wurden nur 26,56 % normal gewichtig, nur 2,66 % der adipösen. Neue Fälle: 8,62 % Übergewicht, 1,08 % Adipositas. Landkinder hatten 1,25-faches Übergewicht- und 1,34-faches Adipositasrisiko vs. Stadt.</w:t>
       </w:r>
     </w:p>
     <w:p>
@@ -119,7 +119,7 @@
         <w:rPr>
           <w:sz w:val="19"/>
         </w:rPr>
-        <w:t>Nepal, aber PCOS-Adipositas-Metabolismus weltweit vergleichbar; LAP-Score als Screening-Tool auf DACH-Ebene prüfenswert.</w:t>
+        <w:t>China – zeigt, dass bestehende Schulprogramme unwirksam sind</w:t>
       </w:r>
     </w:p>
     <w:p>
@@ -128,7 +128,7 @@
           <w:color w:val="5A7D3A"/>
           <w:sz w:val="18"/>
         </w:rPr>
-        <w:t>https://pubmed.ncbi.nlm.nih.gov/42902247/</w:t>
+        <w:t>https://pubmed.ncbi.nlm.nih.gov/42907187/</w:t>
       </w:r>
     </w:p>
     <w:p>
@@ -136,7 +136,7 @@
         <w:pStyle w:val="Heading2"/>
       </w:pPr>
       <w:r>
-        <w:t>Viszerale Adipositas erhöht Kardiometabolisches Risiko auch bei Normalgewicht</w:t>
+        <w:t>Spaniens Adipositäsprävention: Nationale Umsetzung mit messbarem Erfolg</w:t>
       </w:r>
     </w:p>
     <w:p>
@@ -146,12 +146,12 @@
           <w:color w:val="666666"/>
           <w:sz w:val="18"/>
         </w:rPr>
-        <w:t>Cheng Y et al.  ·  BMC Cardiovasc Disord  ·  24.07.2026  ·  PMID 42902148</w:t>
+        <w:t>Montes D et al.  ·  Rev Esp Salud Publica  ·  21.10.2026  ·  PMID 42904533</w:t>
       </w:r>
     </w:p>
     <w:p>
       <w:r>
-        <w:t>Longitudinale Kohortenstudie mit 5.606 Erwachsenen (Normalgewicht, BMI 18–24) aus Gesundheitschecks in China; Follow-up 1,98 Jahre auf Kardiometabolische Ereignisse stratifiziert nach viszeraler Fettverteilung.</w:t>
+        <w:t>Analyse der Umsetzung des WHO-Aktionsplans zur Adipositasbekämpfung in Spanien mit Fokus auf Governance, Koordination und Messbarkeit von Outcomes.</w:t>
       </w:r>
     </w:p>
     <w:p>
@@ -162,7 +162,7 @@
         <w:t xml:space="preserve">Ergebnis: </w:t>
       </w:r>
       <w:r>
-        <w:t>Normalgewicht mit zentraler Adipositas (viszerale Fettansammlung) zeigte erhöhtes Risiko für kardiometabolische Störungen: Hazard Ratio 1,39 (95%-KI 1,13–1,71) gegenüber Normalgewicht ohne zentrale Adipositas. Ähnliche Risikoerhöhungen für Hypertonie, Diabetes und Hyperlipidämie. Abdominalfettverteilung ist auch bei normaler BMI ein Risikofaktor.</w:t>
+        <w:t>Der ALADINO-Studie zufolge sank der Anteil übergewichtiger Kinder (6–9 Jahre) zwischen 2019 und 2023 um 4,5 Prozentpunkte. Die Gesamtstrategie Spaniens mit Multisektoral-Governance und jährlichen Ministerkonferenzen ermöglichte es, internationale Ziele messbarer zu operationalisieren, deckte aber weiterhin erhebliche sozioökonomische Ungleichgewichte auf.</w:t>
       </w:r>
     </w:p>
     <w:p>
@@ -177,7 +177,7 @@
         <w:rPr>
           <w:sz w:val="19"/>
         </w:rPr>
-        <w:t>China, ambulante Routineuntersuchungen; gilt für Gesundheitssysteme mit Prävention durch Leistungserbringer wie Deutschland.</w:t>
+        <w:t>Spanien, vergleichbarer Wohlfahrtsstaat und Sozialversicherungssystem</w:t>
       </w:r>
     </w:p>
     <w:p>
@@ -186,7 +186,7 @@
           <w:color w:val="5A7D3A"/>
           <w:sz w:val="18"/>
         </w:rPr>
-        <w:t>https://pubmed.ncbi.nlm.nih.gov/42902148/</w:t>
+        <w:t>https://pubmed.ncbi.nlm.nih.gov/42904533/</w:t>
       </w:r>
     </w:p>
     <w:p>
@@ -194,7 +194,7 @@
         <w:pStyle w:val="Heading2"/>
       </w:pPr>
       <w:r>
-        <w:t>GLP-1 und plastische Chirurgie: Perioperatives Timing und Muskelverlust erfordern multidisziplinäres Protokoll</w:t>
+        <w:t>Bewegungsverordnung in der Primärversorgung: Spaniens Strukturansatz für Kinder</w:t>
       </w:r>
     </w:p>
     <w:p>
@@ -204,12 +204,12 @@
           <w:color w:val="666666"/>
           <w:sz w:val="18"/>
         </w:rPr>
-        <w:t>Chaturvedi R et al.  ·  Front Endocrinol (Lausanne)  ·  05.10.2026  ·  PMID 42898660</w:t>
+        <w:t>Giménez Alba IM et al.  ·  Rev Esp Salud Publica  ·  23.09.2026  ·  PMID 42904447</w:t>
       </w:r>
     </w:p>
     <w:p>
       <w:r>
-        <w:t>Narrative Übersicht über GLP-1-Rezeptoragonisten und Dualagonisten im Kontext ästhetisch-plastischer Eingriffe; Fokus auf perioperative Sicherheit, Körperzusammensetzung, Magerkörpermasse-Verlust und Wiederzunahme nach Absetzen.</w:t>
+        <w:t>Systematische Analyse von Spaniens Aktivitätsverschreibungs- und Gesundheitsvermittlungsprogrammen in der Primärversorgung mit Fokus auf Umsetzungsbarrieren und Chancen.</w:t>
       </w:r>
     </w:p>
     <w:p>
@@ -220,7 +220,7 @@
         <w:t xml:space="preserve">Ergebnis: </w:t>
       </w:r>
       <w:r>
-        <w:t>GLP-1 RAs führen zu zweistelligen prozentualen Gewichtsverlusten, erweitern chirurgische Operabilität, erzeugen aber neue Hauterschlaffung und Volumenverlust; verzögerte Magenmotorik mit Aspirationsrisiko, Magen-Darm-Nebenwirkungen bei Dosiseskalation, Magerkörpermasse-Verlust und Malnutrition bei supprimiertem Appetit, häufige Wiederzunahme nach Absetzen gefährden chirurgische Haltbarkeit. Empfehlung: multidisziplinärer Algorithmus (Endokrinologe–Chirurg–Anästhesist) zur risikogesteuerten Operationstiming und Ernährungsoptimierung.</w:t>
+        <w:t>16 der 17 autonomen Gemeinschaften führen Ernährungsberatung durch; 13 verschreiben oder empfehlen Aktivität. Nur 35,3 % haben Zugang zu Ernährungsfachkräften (davon nur 3 in der Primärversorgung). Trotz politischer Fortschritte bleibt die Umsetzung fragmentiert, besonders bei der Sicherstellung equitativer Ressourcenverteilung.</w:t>
       </w:r>
     </w:p>
     <w:p>
@@ -235,7 +235,7 @@
         <w:rPr>
           <w:sz w:val="19"/>
         </w:rPr>
-        <w:t>Indien, aber GLP-1-Versorgung in Deutschland nach §34 SGB V ausgeschlossen; Protokoll nur bei privat bezahlten Patienten relevant.</w:t>
+        <w:t>Spanien, DACH-Vergleichbarkeit bei tertiärer Prävention</w:t>
       </w:r>
     </w:p>
     <w:p>
@@ -244,7 +244,7 @@
           <w:color w:val="5A7D3A"/>
           <w:sz w:val="18"/>
         </w:rPr>
-        <w:t>https://pubmed.ncbi.nlm.nih.gov/42898660/</w:t>
+        <w:t>https://pubmed.ncbi.nlm.nih.gov/42904447/</w:t>
       </w:r>
     </w:p>
     <w:p>
@@ -252,7 +252,7 @@
         <w:pStyle w:val="Heading2"/>
       </w:pPr>
       <w:r>
-        <w:t>Phytodiab bei Typ-2-Diabetes und Metabolischem Syndrom: Gewicht und HbA1c sanken über 12 Wochen</w:t>
+        <w:t>Kindervorsorge im Vergleich: Heterogene Standards bei Adipositaserfassung</w:t>
       </w:r>
     </w:p>
     <w:p>
@@ -262,12 +262,12 @@
           <w:color w:val="666666"/>
           <w:sz w:val="18"/>
         </w:rPr>
-        <w:t>Belcaro G et al.  ·  Panminerva Med  ·  Sept. 2026  ·  PMID 42895045</w:t>
+        <w:t>Cabrera-León A et al.  ·  Rev Esp Salud Publica  ·  25.09.2026  ·  PMID 42904443</w:t>
       </w:r>
     </w:p>
     <w:p>
       <w:r>
-        <w:t>12-Wochen-Beobachtungsregistry bei 60 Erwachsenen mit leicht-mäßigem Typ-2-Diabetes, Übergewicht, ohne Komplikationen und ohne Pharmakotherapie; Vergleich Phytodiab-Extrakt (n=30) plus Lebensstilmaßnahmen versus Lebensstilmaßnahmen allein (n=30).</w:t>
+        <w:t>Querschnittserhebung zu Umsetzung und Dokumentation von Adipositásindikatoren in 17 spanischen Kindervorsorgeprogrammen der Primärversorgung.</w:t>
       </w:r>
     </w:p>
     <w:p>
@@ -278,7 +278,7 @@
         <w:t xml:space="preserve">Ergebnis: </w:t>
       </w:r>
       <w:r>
-        <w:t>Phytodiab plus Lebensstilmaßnahmen gegenüber alleinigen Maßnahmen (p&lt;0,05): Gewichtsreduktion, Fettmassereduktion, Nüchternglukose, HbA1c und oxidativer Stress alle signifikant reduziert. Hohe Compliance (96%), keine Toleranzprobleme, Routinelaborparameter normal. Vorläufige Befunde für weitere kontrollierte Studien in größeren Populationen.</w:t>
+        <w:t>94,1 % der Gemeinschaften haben ein Programm; alle erfassen Gewicht und Länge elektronisch. Blutdruck wird nur in 58,8 %, Taillenumfang in 41,2 % gemessen. Sozioökonomische Determinanten dokumentieren nur 41,2 %, ein formales Protokoll nutzen nur 11,8 %. Es gibt kein gemeinsames Mindestdatensatz-Standard.</w:t>
       </w:r>
     </w:p>
     <w:p>
@@ -293,7 +293,7 @@
         <w:rPr>
           <w:sz w:val="19"/>
         </w:rPr>
-        <w:t>Italien, offenes Design; Phytopharmaka-Effekte regional variabel; Übertragbarkeit begrenzt auf deutschsprachige Naturprodukt-regulierung.</w:t>
+        <w:t>Spanien, zeigt Datenqualitätsgap europäischer Gesundheitssysteme</w:t>
       </w:r>
     </w:p>
     <w:p>
@@ -302,7 +302,7 @@
           <w:color w:val="5A7D3A"/>
           <w:sz w:val="18"/>
         </w:rPr>
-        <w:t>https://pubmed.ncbi.nlm.nih.gov/42895045/</w:t>
+        <w:t>https://pubmed.ncbi.nlm.nih.gov/42904443/</w:t>
       </w:r>
     </w:p>
     <w:p>
@@ -310,7 +310,7 @@
         <w:pStyle w:val="Heading2"/>
       </w:pPr>
       <w:r>
-        <w:t>Esketamin-Anästhesie bei Adipositaschirurgie: weniger Schmerz, bessere Psyche</w:t>
+        <w:t>ALADINO 2023: Kinderadipositáts-Surveillance mit Repräsentativität</w:t>
       </w:r>
     </w:p>
     <w:p>
@@ -320,12 +320,12 @@
           <w:color w:val="666666"/>
           <w:sz w:val="18"/>
         </w:rPr>
-        <w:t>Huang C et al.  ·  Transl Psychiatry  ·  23.07.2026  ·  PMID 42893989</w:t>
+        <w:t>Recuero Carretero C et al.  ·  Rev Esp Salud Publica  ·  19.10.2026  ·  PMID 42904441</w:t>
       </w:r>
     </w:p>
     <w:p>
       <w:r>
-        <w:t>Randomisierte Doppelblind-Studie (n=84, 88,1% Follow-up nach 3 Monaten) zur Esketamin-basierten opioidfreien Anästhesie versus Remifentanil bei laparoskopischer Sleeve-Gastrektomie, primäre Endpunkte postoperativer Schmerz (24 h) und psychische Gesundheit (3 Monate).</w:t>
+        <w:t>Methodische Beschreibung einer nationalen spanischen Querschnittstudie zur Adipositásprävalenz bei 6–9-jährigen Schulkindern (n=12.678) im Rahmen der WHO-COSI-Initiative.</w:t>
       </w:r>
     </w:p>
     <w:p>
@@ -336,7 +336,7 @@
         <w:t xml:space="preserve">Ergebnis: </w:t>
       </w:r>
       <w:r>
-        <w:t>Esketamin-Gruppe: signifikant niedrigere postoperative Schmerzintensität (p&lt;0,01), reduzierte moderate-schwere Schmerzfälle (p&lt;0,05) in den ersten 24 h. Nach 3 Monaten bessere psychische Gesundheitsergebnisse; Nebenwirkungsrate nicht erhöht. Metaboliten zeigten therapeutische Kinetik. Esketamin verbesserte parallel physische und psychische Erholung nach Adipositaschirurgie.</w:t>
+        <w:t>Erfassung anthropometrischer Daten und umfangreicher Lebensstil- sowie Soziodemografien bei direkter Messung in 296 Schulen. Die Studie bildet nationale und internationale Vergleichbarkeit ab und generiert hochwertige Daten mit Repräsentativität für die Ebenen national und international.</w:t>
       </w:r>
     </w:p>
     <w:p>
@@ -351,7 +351,7 @@
         <w:rPr>
           <w:sz w:val="19"/>
         </w:rPr>
-        <w:t>China, aber opioidfreie Strategien sind Versorgungsstandard in Europa; Psyche-Outcome-Fokus auf DACH-Ebene relevant.</w:t>
+        <w:t>Spanien, Referenzmethode für europäische Surveillance</w:t>
       </w:r>
     </w:p>
     <w:p>
@@ -360,7 +360,7 @@
           <w:color w:val="5A7D3A"/>
           <w:sz w:val="18"/>
         </w:rPr>
-        <w:t>https://pubmed.ncbi.nlm.nih.gov/42893989/</w:t>
+        <w:t>https://pubmed.ncbi.nlm.nih.gov/42904441/</w:t>
       </w:r>
     </w:p>
     <w:p>
@@ -368,7 +368,7 @@
         <w:pStyle w:val="Heading2"/>
       </w:pPr>
       <w:r>
-        <w:t>CagriSema gegen Semaglutid: 6,9 % zusätzlicher Gewichtsverlust, höhere Injektionsreaktionen</w:t>
+        <w:t>Multipla Therapie bei HFpEF: GLP-1 bringt mehr Gewichtsverlust als Kaloriendefizit allein</w:t>
       </w:r>
     </w:p>
     <w:p>
@@ -378,12 +378,12 @@
           <w:color w:val="666666"/>
           <w:sz w:val="18"/>
         </w:rPr>
-        <w:t>Rasool ZK et al.  ·  Front Endocrinol (Lausanne)  ·  02.10.2026  ·  PMID 42890523</w:t>
+        <w:t>Prokopidis K et al.  ·  Curr Heart Fail Rep  ·  08.10.2026  ·  PMID 42848257</w:t>
       </w:r>
     </w:p>
     <w:p>
       <w:r>
-        <w:t>Systematische Übersicht und Metaanalyse von 5 RCTs (n=4.746) zur Doppelwirkstoff-Fixkombination CagriSema (Cagrilintid+Semaglutid) versus Semaglutid 2,4 mg Monotherapie bei Übergewicht/Adipositas mit und ohne Typ-2-Diabetes.</w:t>
+        <w:t>Narrative Übersicht zu Lebensstil-, pharmakologischen und chirurgischen Interventionen zur Verbesserung von Muskelkraft, Körperkomposition und Funktionsfähigkeit bei HFpEF mit Sarkopenie und/oder Adipositas.</w:t>
       </w:r>
     </w:p>
     <w:p>
@@ -394,7 +394,7 @@
         <w:t xml:space="preserve">Ergebnis: </w:t>
       </w:r>
       <w:r>
-        <w:t>CagriSema versus Semaglutid 2,4 mg: mittlere Differenz Gewichtsverlust -6,89 Prozentpunkte (95%-KI -8,70 bis -5,06), absolute Reduktion -7,16 kg (95%-KI -9,15 bis -5,17), BMI-Reduktion -2,41 kg/m² (95%-KI -2,83 bis -1,99). Verdoppelte Wahrscheinlichkeit 20%-Gewichtsverlust (RR 2,10). Injektionsreaktionen 3,14× häufiger (95%-KI 1,42–6,96). Gastrointestinale Nebenwirkungen nicht signifikant erhöht. Kein zusätzlicher glykämischer Nutzen.</w:t>
+        <w:t>Konkurrentes Ausdauer- und Krafttraining verbessert aerobe Kapazität, Funktionsleistung und Lebensqualität. GLP-1-Arzneimittel führen zu größerem Gewichtsverlust und funktionellen Verbesserungen als SGLT2i allein. Kombination aus Widerstandstraining und adäquater Proteinzufuhr konserviert Muskelmasse während Gewichtsverlust besser als Kalorienrestriktion.</w:t>
       </w:r>
     </w:p>
     <w:p>
@@ -409,7 +409,7 @@
         <w:rPr>
           <w:sz w:val="19"/>
         </w:rPr>
-        <w:t>USA und Internationales; Erstattung in Deutschland für GLP-1 RA ausgeschlossen nach §34 SGB V, Kombinationspräparate ebenfalls nicht erstattet.</w:t>
+        <w:t>Deutschsprachige Autoren, UK, Skandinavien – Outcomes jenseits der Waage</w:t>
       </w:r>
     </w:p>
     <w:p>
@@ -418,65 +418,7 @@
           <w:color w:val="5A7D3A"/>
           <w:sz w:val="18"/>
         </w:rPr>
-        <w:t>https://pubmed.ncbi.nlm.nih.gov/42890523/</w:t>
-      </w:r>
-    </w:p>
-    <w:p>
-      <w:pPr>
-        <w:pStyle w:val="Heading2"/>
-      </w:pPr>
-      <w:r>
-        <w:t>Adipositas senkt Beschäftigungsquote: Mendelsche Randomisierung zeigt kausalen Effekt</w:t>
-      </w:r>
-    </w:p>
-    <w:p>
-      <w:r>
-        <w:rPr>
-          <w:i/>
-          <w:color w:val="666666"/>
-          <w:sz w:val="18"/>
-        </w:rPr>
-        <w:t>Katz A  ·  Soc Sci Med  ·  04.09.2026  ·  PMID 42828830</w:t>
-      </w:r>
-    </w:p>
-    <w:p>
-      <w:r>
-        <w:t>Mendelsche Randomisierung mit genetischem Risikoscore für BMI in UK-Biobank-Daten zur Analyse des kausalen Effekts von Adipositas auf Beschäftigungschancen, differenziert nach Geschlecht und sozioökonomischen Faktoren.</w:t>
-      </w:r>
-    </w:p>
-    <w:p>
-      <w:r>
-        <w:rPr>
-          <w:b/>
-        </w:rPr>
-        <w:t xml:space="preserve">Ergebnis: </w:t>
-      </w:r>
-      <w:r>
-        <w:t>Adipositas hatte einen signifikant negativen kausalen Effekt auf Beschäftigung über alle Analysemethoden hinweg. Frauen zeigten in linearen Modellen stärkere Beschäftigungseinbußen, während Person-Centered-Treatment-Effects-Analysen ein gegensätzliches Muster offenbarten. Die Befunde unterstreichen die wirtschaftliche Krankheitslast von Adipositas jenseits der medizinischen Dimension.</w:t>
-      </w:r>
-    </w:p>
-    <w:p>
-      <w:r>
-        <w:rPr>
-          <w:b/>
-          <w:sz w:val="19"/>
-        </w:rPr>
-        <w:t xml:space="preserve">Übertragbarkeit: </w:t>
-      </w:r>
-      <w:r>
-        <w:rPr>
-          <w:sz w:val="19"/>
-        </w:rPr>
-        <w:t>UK Biobank mit genetischen und Erwerbsdaten; Übertragbarkeit auf DACH-Länder hoch bei vergleichbarer Arbeitsmärkte.</w:t>
-      </w:r>
-    </w:p>
-    <w:p>
-      <w:r>
-        <w:rPr>
-          <w:color w:val="5A7D3A"/>
-          <w:sz w:val="18"/>
-        </w:rPr>
-        <w:t>https://pubmed.ncbi.nlm.nih.gov/42828830/</w:t>
+        <w:t>https://pubmed.ncbi.nlm.nih.gov/42848257/</w:t>
       </w:r>
     </w:p>
     <w:sectPr>

--- a/download/studien-aktuell.docx
+++ b/download/studien-aktuell.docx
@@ -62,7 +62,7 @@
           <w:color w:val="666666"/>
           <w:sz w:val="18"/>
         </w:rPr>
-        <w:t>Stand: 23.10.2026  |  6 Studien  |  adipositas.m-vf.de</w:t>
+        <w:t>Stand: 24.10.2026  |  7 Studien  |  adipositas.m-vf.de</w:t>
       </w:r>
     </w:p>
     <w:p>
@@ -70,7 +70,7 @@
         <w:pStyle w:val="Heading1"/>
       </w:pPr>
       <w:r>
-        <w:t>Aufgenommen am 23.10.2026</w:t>
+        <w:t>Aufgenommen am 24.10.2026</w:t>
       </w:r>
     </w:p>
     <w:p>
@@ -78,7 +78,7 @@
         <w:pStyle w:val="Heading2"/>
       </w:pPr>
       <w:r>
-        <w:t>Schulische Adipositasprävention in China: Verbesserte nur 26,6 % der übergewichtigen Kinder</w:t>
+        <w:t>Neuseeländer: Adipositasmedikamente annehmbar, aber Sorgen um Kosten und Langzeitfolgen hemmen Nutzung</w:t>
       </w:r>
     </w:p>
     <w:p>
@@ -88,12 +88,12 @@
           <w:color w:val="666666"/>
           <w:sz w:val="18"/>
         </w:rPr>
-        <w:t>Chen JF et al.  ·  Zhonghua Liu Xing Bing Xue Za Zhi  ·  10.10.2026  ·  PMID 42907187</w:t>
+        <w:t>Taylor T et al.  ·  N Z Med J  ·  23.10.2026  ·  PMID 42912969</w:t>
       </w:r>
     </w:p>
     <w:p>
       <w:r>
-        <w:t>Longitudinale Kohortenstudie bei 91.538 Grundschülern zum Verlauf der Übergewichtsquote unter bestehenden Präventionsmaßnahmen in städtischen und ländlichen Schulen (2022–2024).</w:t>
+        <w:t>Querschnittsumfrage (n=216 Māori und Pacific-Erwachsene, 190 mit Übergewicht/Adipositas) zur Akzeptanz von Adipositasmedikamenten; multivariable logistische Regression und Mediationsanalyse.</w:t>
       </w:r>
     </w:p>
     <w:p>
@@ -104,7 +104,7 @@
         <w:t xml:space="preserve">Ergebnis: </w:t>
       </w:r>
       <w:r>
-        <w:t>Übergewichtsquote und Adipositasquote 2024: 14,59 % bzw. 14,34 % (beide gestiegen gegenüber 2022, p&lt;0,001). Von den übergewichtigen Kindern wurden nur 26,56 % normal gewichtig, nur 2,66 % der adipösen. Neue Fälle: 8,62 % Übergewicht, 1,08 % Adipositas. Landkinder hatten 1,25-faches Übergewicht- und 1,34-faches Adipositasrisiko vs. Stadt.</w:t>
+        <w:t>Mehrheit betrachtete Adipositasmedikamente als akzeptabel. Häufige Sorgen: Kosten, Wirksamkeit, nachträgliche Gewichtszunahme, unbekannte Körperauswirkungen, Langzeitabhängigkeit. Verabreichungsweg (oral vs. Injektion) war signifikanter Mediator ethnischer Unterschiede; Pacific-Teilnehmer höheres Bedenken als Māori. Geschlechtsmuster ähnlich, aber begrenzte männliche Teilnehmerzahl.</w:t>
       </w:r>
     </w:p>
     <w:p>
@@ -119,7 +119,7 @@
         <w:rPr>
           <w:sz w:val="19"/>
         </w:rPr>
-        <w:t>China – zeigt, dass bestehende Schulprogramme unwirksam sind</w:t>
+        <w:t>Neuseeland; ethnische Unterschiede in Arzneimittel-Akzeptanz, aber Kostenbarriere ist deutsches Problem (§34 SGB V).</w:t>
       </w:r>
     </w:p>
     <w:p>
@@ -128,7 +128,7 @@
           <w:color w:val="5A7D3A"/>
           <w:sz w:val="18"/>
         </w:rPr>
-        <w:t>https://pubmed.ncbi.nlm.nih.gov/42907187/</w:t>
+        <w:t>https://pubmed.ncbi.nlm.nih.gov/42912969/</w:t>
       </w:r>
     </w:p>
     <w:p>
@@ -136,7 +136,7 @@
         <w:pStyle w:val="Heading2"/>
       </w:pPr>
       <w:r>
-        <w:t>Spaniens Adipositäsprävention: Nationale Umsetzung mit messbarem Erfolg</w:t>
+        <w:t>Südasia: körperliche Inaktivität und Ernährung sind Hauptfaktoren für Adoleszenten-Adipositas</w:t>
       </w:r>
     </w:p>
     <w:p>
@@ -146,12 +146,12 @@
           <w:color w:val="666666"/>
           <w:sz w:val="18"/>
         </w:rPr>
-        <w:t>Montes D et al.  ·  Rev Esp Salud Publica  ·  21.10.2026  ·  PMID 42904533</w:t>
+        <w:t>Siddiquee T et al.  ·  Endocrinol Diabetes Metab  ·  Nov. 2026  ·  PMID 42912841</w:t>
       </w:r>
     </w:p>
     <w:p>
       <w:r>
-        <w:t>Analyse der Umsetzung des WHO-Aktionsplans zur Adipositasbekämpfung in Spanien mit Fokus auf Governance, Koordination und Messbarkeit von Outcomes.</w:t>
+        <w:t>Narrative Übersicht (13 Publikationen, 2015–August 2026) über Prävalenz und Faktoren der Adipositas bei 10–19-Jährigen in Südasia; separate Analyse primärer Studien (n=8) und systematischer Reviews (n=5).</w:t>
       </w:r>
     </w:p>
     <w:p>
@@ -162,7 +162,7 @@
         <w:t xml:space="preserve">Ergebnis: </w:t>
       </w:r>
       <w:r>
-        <w:t>Der ALADINO-Studie zufolge sank der Anteil übergewichtiger Kinder (6–9 Jahre) zwischen 2019 und 2023 um 4,5 Prozentpunkte. Die Gesamtstrategie Spaniens mit Multisektoral-Governance und jährlichen Ministerkonferenzen ermöglichte es, internationale Ziele messbarer zu operationalisieren, deckte aber weiterhin erhebliche sozioökonomische Ungleichgewichte auf.</w:t>
+        <w:t>Regionale Meta-Analysen: 12,4% Übergewicht, 6,6% Adipositas, 19,3% kombiniert. Konsistente Evidenz für körperliche Inaktivität, Sedentarismus und ungesunde Ernährung. Sozioökonomische Position, Urbanisierung, Geschlecht, Familie und Medienexposition zeigten heterogene, kontextabhängige Assoziationen. Schlaf, psychische Gesundheit, Nahrungsunsicherheit und Nachbarschaftsfaktoren waren unzureichend untersucht.</w:t>
       </w:r>
     </w:p>
     <w:p>
@@ -177,7 +177,7 @@
         <w:rPr>
           <w:sz w:val="19"/>
         </w:rPr>
-        <w:t>Spanien, vergleichbarer Wohlfahrtsstaat und Sozialversicherungssystem</w:t>
+        <w:t>Südasien; regionale Prävention erfordert lokal angepasste Ansätze, nicht universal übertragbar.</w:t>
       </w:r>
     </w:p>
     <w:p>
@@ -186,7 +186,7 @@
           <w:color w:val="5A7D3A"/>
           <w:sz w:val="18"/>
         </w:rPr>
-        <w:t>https://pubmed.ncbi.nlm.nih.gov/42904533/</w:t>
+        <w:t>https://pubmed.ncbi.nlm.nih.gov/42912841/</w:t>
       </w:r>
     </w:p>
     <w:p>
@@ -194,7 +194,7 @@
         <w:pStyle w:val="Heading2"/>
       </w:pPr>
       <w:r>
-        <w:t>Bewegungsverordnung in der Primärversorgung: Spaniens Strukturansatz für Kinder</w:t>
+        <w:t>Emotionsregulation in Familientherapie reduziert Gewichtsverlust-Rückgewinn bei Jugendlichen</w:t>
       </w:r>
     </w:p>
     <w:p>
@@ -204,12 +204,12 @@
           <w:color w:val="666666"/>
           <w:sz w:val="18"/>
         </w:rPr>
-        <w:t>Giménez Alba IM et al.  ·  Rev Esp Salud Publica  ·  23.09.2026  ·  PMID 42904447</w:t>
+        <w:t>Boutelle KN et al.  ·  JAMA Netw Open  ·  01.10.2026  ·  PMID 42911592</w:t>
       </w:r>
     </w:p>
     <w:p>
       <w:r>
-        <w:t>Systematische Analyse von Spaniens Aktivitätsverschreibungs- und Gesundheitsvermittlungsprogrammen in der Primärversorgung mit Fokus auf Umsetzungsbarrieren und Chancen.</w:t>
+        <w:t>Randomisierte Studie (n=166 Jugendliche, 13-16 Jahre) verglich Familientherapie mit zusätzlichem Emotionsregulations-Training gegen Standardtherapie; primärer Endpunkt war BMI-Änderung über 6 Monate mit 12-Monats-Nachverfolgung.</w:t>
       </w:r>
     </w:p>
     <w:p>
@@ -220,7 +220,7 @@
         <w:t xml:space="preserve">Ergebnis: </w:t>
       </w:r>
       <w:r>
-        <w:t>16 der 17 autonomen Gemeinschaften führen Ernährungsberatung durch; 13 verschreiben oder empfehlen Aktivität. Nur 35,3 % haben Zugang zu Ernährungsfachkräften (davon nur 3 in der Primärversorgung). Trotz politischer Fortschritte bleibt die Umsetzung fragmentiert, besonders bei der Sicherstellung equitativer Ressourcenverteilung.</w:t>
+        <w:t>Kein signifikanter Unterschied in Gewichtsverlust unter Behandlung (Differenz BMI-z-Score: 0,03). Nach 12 Monaten zeigte die Emotionsgruppe weniger Gewichtszunahme (−0,09 BMI-z-Score), 22% erreichten klinisch signifikante Gewichtsverluste versus 4% in Standardtherapie. Emotionales Essen war in der Emotionsgruppe niedriger.</w:t>
       </w:r>
     </w:p>
     <w:p>
@@ -235,7 +235,7 @@
         <w:rPr>
           <w:sz w:val="19"/>
         </w:rPr>
-        <w:t>Spanien, DACH-Vergleichbarkeit bei tertiärer Prävention</w:t>
+        <w:t>USA; Familientherapie-Modell ist mit deutschen ambulanten psychosomatischen Programmen vergleichbar.</w:t>
       </w:r>
     </w:p>
     <w:p>
@@ -244,7 +244,7 @@
           <w:color w:val="5A7D3A"/>
           <w:sz w:val="18"/>
         </w:rPr>
-        <w:t>https://pubmed.ncbi.nlm.nih.gov/42904447/</w:t>
+        <w:t>https://pubmed.ncbi.nlm.nih.gov/42911592/</w:t>
       </w:r>
     </w:p>
     <w:p>
@@ -252,7 +252,7 @@
         <w:pStyle w:val="Heading2"/>
       </w:pPr>
       <w:r>
-        <w:t>Kindervorsorge im Vergleich: Heterogene Standards bei Adipositaserfassung</w:t>
+        <w:t>Gestationszunahme außerhalb Normbereich erhöht schwere Mütter-Morbidität</w:t>
       </w:r>
     </w:p>
     <w:p>
@@ -262,12 +262,12 @@
           <w:color w:val="666666"/>
           <w:sz w:val="18"/>
         </w:rPr>
-        <w:t>Cabrera-León A et al.  ·  Rev Esp Salud Publica  ·  25.09.2026  ·  PMID 42904443</w:t>
+        <w:t>Khademioore S et al.  ·  JAMA Netw Open  ·  01.10.2026  ·  PMID 42911590</w:t>
       </w:r>
     </w:p>
     <w:p>
       <w:r>
-        <w:t>Querschnittserhebung zu Umsetzung und Dokumentation von Adipositásindikatoren in 17 spanischen Kindervorsorgeprogrammen der Primärversorgung.</w:t>
+        <w:t>Retrospektive Kohortenstudie (n=1.035.927 Singleton-Schwangerschaften) mit Geburts-Registerdaten (Ontario, Kanada, 2012-2022); Exposition: Gewichtszunahme nach IOM-Kategorien; Outcome: schwere Mütter-Morbidität (SMM).</w:t>
       </w:r>
     </w:p>
     <w:p>
@@ -278,7 +278,7 @@
         <w:t xml:space="preserve">Ergebnis: </w:t>
       </w:r>
       <w:r>
-        <w:t>94,1 % der Gemeinschaften haben ein Programm; alle erfassen Gewicht und Länge elektronisch. Blutdruck wird nur in 58,8 %, Taillenumfang in 41,2 % gemessen. Sozioökonomische Determinanten dokumentieren nur 41,2 %, ein formales Protokoll nutzen nur 11,8 %. Es gibt kein gemeinsames Mindestdatensatz-Standard.</w:t>
+        <w:t>SMM trat bei 14,59 pro 1000 Geburten auf. Excessive Gewichtszunahme war über alle BMI-Kategorien mit erhöhter SMM assoziiert (z.B. normal: adjustierte Ratenratio 1,24, 95%-KI 1,17–1,31). Inadäquate Zunahme erhöhte SMM bei Normalgewicht (aRR 1,13) und Übergewicht (aRR 1,19). Nicht-lineare Assoziationen je nach BMI-Kategorie.</w:t>
       </w:r>
     </w:p>
     <w:p>
@@ -293,7 +293,7 @@
         <w:rPr>
           <w:sz w:val="19"/>
         </w:rPr>
-        <w:t>Spanien, zeigt Datenqualitätsgap europäischer Gesundheitssysteme</w:t>
+        <w:t>Kanada, vergleichbares Gesundheitssystem; Geburts-Registerdaten übertragbar auf deutsches Setting.</w:t>
       </w:r>
     </w:p>
     <w:p>
@@ -302,7 +302,7 @@
           <w:color w:val="5A7D3A"/>
           <w:sz w:val="18"/>
         </w:rPr>
-        <w:t>https://pubmed.ncbi.nlm.nih.gov/42904443/</w:t>
+        <w:t>https://pubmed.ncbi.nlm.nih.gov/42911590/</w:t>
       </w:r>
     </w:p>
     <w:p>
@@ -310,7 +310,7 @@
         <w:pStyle w:val="Heading2"/>
       </w:pPr>
       <w:r>
-        <w:t>ALADINO 2023: Kinderadipositáts-Surveillance mit Repräsentativität</w:t>
+        <w:t>Arbeitsplatz-Lebensstileprogramm senkte metabolisches Syndrom trotz Implementierungs-Hürden</w:t>
       </w:r>
     </w:p>
     <w:p>
@@ -320,12 +320,12 @@
           <w:color w:val="666666"/>
           <w:sz w:val="18"/>
         </w:rPr>
-        <w:t>Recuero Carretero C et al.  ·  Rev Esp Salud Publica  ·  19.10.2026  ·  PMID 42904441</w:t>
+        <w:t>Bogale SK et al.  ·  Front Public Health  ·  07.10.2026  ·  PMID 42909154</w:t>
       </w:r>
     </w:p>
     <w:p>
       <w:r>
-        <w:t>Methodische Beschreibung einer nationalen spanischen Querschnittstudie zur Adipositásprävalenz bei 6–9-jährigen Schulkindern (n=12.678) im Rahmen der WHO-COSI-Initiative.</w:t>
+        <w:t>Mixed-Methods-Evaluation (n=226 Beschäftigte, Cluster-randomisiert) einer 9-Monatigen Arbeitsplatz-Intervention zur Metabolisches-Syndrom-Reduktion in Äthiopien; Implementierungstreue nach Programme Integrity Framework; Kontextfaktoren nach CFIR.</w:t>
       </w:r>
     </w:p>
     <w:p>
@@ -336,7 +336,7 @@
         <w:t xml:space="preserve">Ergebnis: </w:t>
       </w:r>
       <w:r>
-        <w:t>Erfassung anthropometrischer Daten und umfangreicher Lebensstil- sowie Soziodemografien bei direkter Messung in 296 Schulen. Die Studie bildet nationale und internationale Vergleichbarkeit ab und generiert hochwertige Daten mit Repräsentativität für die Ebenen national und international.</w:t>
+        <w:t>Hohe Implementierungstreue über Adhärenz, Exposition, Qualität und Teilnehmerresponse. Signifikante Metabolisches-Syndrom-Reduktion und Verhaltensverbesserungen in Interventionsgruppe. Implementierungs-Barrieren: unsupportive Organisationskultur, schwache Führungsunterstützung, begrenzte externe Policy-Rückhalt, Ressourcenmangel, misalignierte Communitynormen. Nachhaltige Skalierung erfordert Task-Sharing und Policy-Integration.</w:t>
       </w:r>
     </w:p>
     <w:p>
@@ -351,7 +351,7 @@
         <w:rPr>
           <w:sz w:val="19"/>
         </w:rPr>
-        <w:t>Spanien, Referenzmethode für europäische Surveillance</w:t>
+        <w:t>Äthiopien, Erwerbstätigengruppe; Arbeitsplatz-Modell ist auf deutsche Betriebliche Gesundheitsförderung übertragbar.</w:t>
       </w:r>
     </w:p>
     <w:p>
@@ -360,7 +360,7 @@
           <w:color w:val="5A7D3A"/>
           <w:sz w:val="18"/>
         </w:rPr>
-        <w:t>https://pubmed.ncbi.nlm.nih.gov/42904441/</w:t>
+        <w:t>https://pubmed.ncbi.nlm.nih.gov/42909154/</w:t>
       </w:r>
     </w:p>
     <w:p>
@@ -368,7 +368,7 @@
         <w:pStyle w:val="Heading2"/>
       </w:pPr>
       <w:r>
-        <w:t>Multipla Therapie bei HFpEF: GLP-1 bringt mehr Gewichtsverlust als Kaloriendefizit allein</w:t>
+        <w:t>Familie und Gemeinschaft verschärfen Stigma und psychische Belastung von übergewichtigen Mädchen</w:t>
       </w:r>
     </w:p>
     <w:p>
@@ -378,12 +378,12 @@
           <w:color w:val="666666"/>
           <w:sz w:val="18"/>
         </w:rPr>
-        <w:t>Prokopidis K et al.  ·  Curr Heart Fail Rep  ·  08.10.2026  ·  PMID 42848257</w:t>
+        <w:t>Bahathig A et al.  ·  Front Public Health  ·  07.10.2026  ·  PMID 42908972</w:t>
       </w:r>
     </w:p>
     <w:p>
       <w:r>
-        <w:t>Narrative Übersicht zu Lebensstil-, pharmakologischen und chirurgischen Interventionen zur Verbesserung von Muskelkraft, Körperkomposition und Funktionsfähigkeit bei HFpEF mit Sarkopenie und/oder Adipositas.</w:t>
+        <w:t>Qualitative Studie mit 30 weiblichen Jugendlichen (12-19 Jahre, 57% adipös, 43% übergewichtig); halbstrukturierte Interviews zu Familieneinflüssen, Kritik und psychischem Wohlbefinden.</w:t>
       </w:r>
     </w:p>
     <w:p>
@@ -394,7 +394,7 @@
         <w:t xml:space="preserve">Ergebnis: </w:t>
       </w:r>
       <w:r>
-        <w:t>Konkurrentes Ausdauer- und Krafttraining verbessert aerobe Kapazität, Funktionsleistung und Lebensqualität. GLP-1-Arzneimittel führen zu größerem Gewichtsverlust und funktionellen Verbesserungen als SGLT2i allein. Kombination aus Widerstandstraining und adäquater Proteinzufuhr konserviert Muskelmasse während Gewichtsverlust besser als Kalorienrestriktion.</w:t>
+        <w:t>Vier Themen identifiziert: (1) Essstörungszyklus aus Diäten und Überessen (n=16); (2) Kritik von Familie und Gemeinschaft (n=20); (3) psychologische Folgen wie niedriges Selbstwertgefühl, soziale Isolation (n=25), Sorgen um Kleidung und Ehe (n=22); (4) Bewältigungsstrategien. Negative Kommentare waren demotivierend, positive gesundheitsbezogene waren motivierend.</w:t>
       </w:r>
     </w:p>
     <w:p>
@@ -409,7 +409,7 @@
         <w:rPr>
           <w:sz w:val="19"/>
         </w:rPr>
-        <w:t>Deutschsprachige Autoren, UK, Skandinavien – Outcomes jenseits der Waage</w:t>
+        <w:t>Saudi-Arabien; Stigma-Dynamik in traditionellen Gesellschaften, aber psychische Belastung universell relevant.</w:t>
       </w:r>
     </w:p>
     <w:p>
@@ -418,7 +418,65 @@
           <w:color w:val="5A7D3A"/>
           <w:sz w:val="18"/>
         </w:rPr>
-        <w:t>https://pubmed.ncbi.nlm.nih.gov/42848257/</w:t>
+        <w:t>https://pubmed.ncbi.nlm.nih.gov/42908972/</w:t>
+      </w:r>
+    </w:p>
+    <w:p>
+      <w:pPr>
+        <w:pStyle w:val="Heading2"/>
+      </w:pPr>
+      <w:r>
+        <w:t>Fastintherapie senkt Blutdruck dysglykämischer Patienten unabhängig von Gewichtsverlust</w:t>
+      </w:r>
+    </w:p>
+    <w:p>
+      <w:r>
+        <w:rPr>
+          <w:i/>
+          <w:color w:val="666666"/>
+          <w:sz w:val="18"/>
+        </w:rPr>
+        <w:t>Ye Z et al.  ·  Front Endocrinol (Lausanne)  ·  07.10.2026  ·  PMID 42908842</w:t>
+      </w:r>
+    </w:p>
+    <w:p>
+      <w:r>
+        <w:t>Retrospektive Kohortenstudie (n=833 dysglykämische Erwachsene) zu modifiziertem Fasten; Blutdruck, Gewicht und Laborparameter vor/nach Intervention gemessen; lineare mixed models und Mediationsanalyse.</w:t>
+      </w:r>
+    </w:p>
+    <w:p>
+      <w:r>
+        <w:rPr>
+          <w:b/>
+        </w:rPr>
+        <w:t xml:space="preserve">Ergebnis: </w:t>
+      </w:r>
+      <w:r>
+        <w:t>Fasten senkte systolischen Blutdruck um 7,73 mmHg (95%-KI −8,64 bis −6,82) und diastolischen um 4,76 mmHg (95%-KI −5,39 bis −4,12), beide p&lt;0,001. Gewichtsverlust mediierte nicht signifikant die Blutdruckreduktion (indirekter Effekt SBP: −0,22, p=0,588). Effekt wurde modifiziert durch Alter, Geschlecht und Baseline-HbA1c; größere Reduktionen bei jüngeren, männlichen Patienten und höherem HbA1c.</w:t>
+      </w:r>
+    </w:p>
+    <w:p>
+      <w:r>
+        <w:rPr>
+          <w:b/>
+          <w:sz w:val="19"/>
+        </w:rPr>
+        <w:t xml:space="preserve">Übertragbarkeit: </w:t>
+      </w:r>
+      <w:r>
+        <w:rPr>
+          <w:sz w:val="19"/>
+        </w:rPr>
+        <w:t>China; Fasten-Effekt auf Blutdruck ist mechanistisch unabhängig vom Gewicht, Design auf deutsches Setting anwendbar.</w:t>
+      </w:r>
+    </w:p>
+    <w:p>
+      <w:r>
+        <w:rPr>
+          <w:color w:val="5A7D3A"/>
+          <w:sz w:val="18"/>
+        </w:rPr>
+        <w:t>https://pubmed.ncbi.nlm.nih.gov/42908842/</w:t>
       </w:r>
     </w:p>
     <w:sectPr>

--- a/download/studien-aktuell.docx
+++ b/download/studien-aktuell.docx
@@ -62,7 +62,7 @@
           <w:color w:val="666666"/>
           <w:sz w:val="18"/>
         </w:rPr>
-        <w:t>Stand: 24.10.2026  |  7 Studien  |  adipositas.m-vf.de</w:t>
+        <w:t>Stand: 25.10.2026  |  6 Studien  |  adipositas.m-vf.de</w:t>
       </w:r>
     </w:p>
     <w:p>
@@ -70,7 +70,7 @@
         <w:pStyle w:val="Heading1"/>
       </w:pPr>
       <w:r>
-        <w:t>Aufgenommen am 24.10.2026</w:t>
+        <w:t>Aufgenommen am 25.10.2026</w:t>
       </w:r>
     </w:p>
     <w:p>
@@ -78,7 +78,7 @@
         <w:pStyle w:val="Heading2"/>
       </w:pPr>
       <w:r>
-        <w:t>Neuseeländer: Adipositasmedikamente annehmbar, aber Sorgen um Kosten und Langzeitfolgen hemmen Nutzung</w:t>
+        <w:t>Dynamische Änderungen von Adipositas-Indizes sagen kardiovaskuläres Risiko voraus</w:t>
       </w:r>
     </w:p>
     <w:p>
@@ -88,12 +88,12 @@
           <w:color w:val="666666"/>
           <w:sz w:val="18"/>
         </w:rPr>
-        <w:t>Taylor T et al.  ·  N Z Med J  ·  23.10.2026  ·  PMID 42912969</w:t>
+        <w:t>You J et al.  ·  Front Endocrinol (Lausanne)  ·  09.10.2026  ·  PMID 42920460</w:t>
       </w:r>
     </w:p>
     <w:p>
       <w:r>
-        <w:t>Querschnittsumfrage (n=216 Māori und Pacific-Erwachsene, 190 mit Übergewicht/Adipositas) zur Akzeptanz von Adipositasmedikamenten; multivariable logistische Regression und Mediationsanalyse.</w:t>
+        <w:t>Prospektive Kohortenstudie mit 19.315 kardiovaskulär-freien Teilnehmern aus der Jinchang-Kohorte in Nordwestchina über median 66 Monate zur Assoziation zwischen Änderungen in sieben Adipositas- und Lipid-Indizes und kardiovaskulärer Inzidenz.</w:t>
       </w:r>
     </w:p>
     <w:p>
@@ -104,7 +104,7 @@
         <w:t xml:space="preserve">Ergebnis: </w:t>
       </w:r>
       <w:r>
-        <w:t>Mehrheit betrachtete Adipositasmedikamente als akzeptabel. Häufige Sorgen: Kosten, Wirksamkeit, nachträgliche Gewichtszunahme, unbekannte Körperauswirkungen, Langzeitabhängigkeit. Verabreichungsweg (oral vs. Injektion) war signifikanter Mediator ethnischer Unterschiede; Pacific-Teilnehmer höheres Bedenken als Māori. Geschlechtsmuster ähnlich, aber begrenzte männliche Teilnehmerzahl.</w:t>
+        <w:t>Über die Nachverfolgung entwickelten 3.200 (16,57%) Teilnehmer kardiovaskuläre Erkrankungen. Die höchsten Änderungsklassen aller Indizes zeigten signifikant erhöhtes Risiko, mit stärksten Assoziationen für TyG-BMI (OR: 3,988; 95%-KI 3,419–4,650), TyG-WC (OR: 3,797) und CVAI (OR: 3,695). CVAI (AUC: 0,642) und kumulatives METS-VF (AUC: 0,659) zeigten höchste prädiktive Fähigkeit.</w:t>
       </w:r>
     </w:p>
     <w:p>
@@ -119,7 +119,7 @@
         <w:rPr>
           <w:sz w:val="19"/>
         </w:rPr>
-        <w:t>Neuseeland; ethnische Unterschiede in Arzneimittel-Akzeptanz, aber Kostenbarriere ist deutsches Problem (§34 SGB V).</w:t>
+        <w:t>China, alternative Adipositas-Indizes, begrenzte Direktübertragbarkeit auf deutsches System.</w:t>
       </w:r>
     </w:p>
     <w:p>
@@ -128,7 +128,7 @@
           <w:color w:val="5A7D3A"/>
           <w:sz w:val="18"/>
         </w:rPr>
-        <w:t>https://pubmed.ncbi.nlm.nih.gov/42912969/</w:t>
+        <w:t>https://pubmed.ncbi.nlm.nih.gov/42920460/</w:t>
       </w:r>
     </w:p>
     <w:p>
@@ -136,7 +136,7 @@
         <w:pStyle w:val="Heading2"/>
       </w:pPr>
       <w:r>
-        <w:t>Südasia: körperliche Inaktivität und Ernährung sind Hauptfaktoren für Adoleszenten-Adipositas</w:t>
+        <w:t>GLP-1-Rezeptoragonisten senken Knochendichte bei Gewichtsverlust über 6 kg</w:t>
       </w:r>
     </w:p>
     <w:p>
@@ -146,12 +146,12 @@
           <w:color w:val="666666"/>
           <w:sz w:val="18"/>
         </w:rPr>
-        <w:t>Siddiquee T et al.  ·  Endocrinol Diabetes Metab  ·  Nov. 2026  ·  PMID 42912841</w:t>
+        <w:t>Lai CH et al.  ·  Arch Osteoporos  ·  23.10.2026  ·  PMID 42920024</w:t>
       </w:r>
     </w:p>
     <w:p>
       <w:r>
-        <w:t>Narrative Übersicht (13 Publikationen, 2015–August 2026) über Prävalenz und Faktoren der Adipositas bei 10–19-Jährigen in Südasia; separate Analyse primärer Studien (n=8) und systematischer Reviews (n=5).</w:t>
+        <w:t>Systematische Übersichtsarbeit von 8 RCTs mit 493 Patienten zur Bewertung der Knochenmineraldichte (DXA) unter GLP-1-Rezeptoragonisten im Vergleich zu Placebo oder anderen Antidiabetika bei Übergewicht und Adipositas.</w:t>
       </w:r>
     </w:p>
     <w:p>
@@ -162,7 +162,7 @@
         <w:t xml:space="preserve">Ergebnis: </w:t>
       </w:r>
       <w:r>
-        <w:t>Regionale Meta-Analysen: 12,4% Übergewicht, 6,6% Adipositas, 19,3% kombiniert. Konsistente Evidenz für körperliche Inaktivität, Sedentarismus und ungesunde Ernährung. Sozioökonomische Position, Urbanisierung, Geschlecht, Familie und Medienexposition zeigten heterogene, kontextabhängige Assoziationen. Schlaf, psychische Gesundheit, Nahrungsunsicherheit und Nachbarschaftsfaktoren waren unzureichend untersucht.</w:t>
+        <w:t>Der einzelne Semaglutide-RCT (n=64, niedriges Verzerrungsrisiko) mit größtem Gewichtsverlust (−6,8 kg) zeigte Reduktion der lumbalen Wirbelsäulen-BMD (−0,018 g/cm², p=0,007) und Ganzkörper-BMD (−0,02 g/cm²; 95%-KI −0,03 bis −0,01). Liraglutide 3,0 mg (n=64, ohne Diabetes) reduzierten lumbale (−0,019 g/cm²) und Hüft-BMD (−0,013 g/cm²). Evidenzsicherheit sehr niedrig für alle Agentien.</w:t>
       </w:r>
     </w:p>
     <w:p>
@@ -177,7 +177,7 @@
         <w:rPr>
           <w:sz w:val="19"/>
         </w:rPr>
-        <w:t>Südasien; regionale Prävention erfordert lokal angepasste Ansätze, nicht universal übertragbar.</w:t>
+        <w:t>USA/international, nur Skeletteffekt übertragbar, nicht Kostenübernahmestatus.</w:t>
       </w:r>
     </w:p>
     <w:p>
@@ -186,7 +186,7 @@
           <w:color w:val="5A7D3A"/>
           <w:sz w:val="18"/>
         </w:rPr>
-        <w:t>https://pubmed.ncbi.nlm.nih.gov/42912841/</w:t>
+        <w:t>https://pubmed.ncbi.nlm.nih.gov/42920024/</w:t>
       </w:r>
     </w:p>
     <w:p>
@@ -194,7 +194,7 @@
         <w:pStyle w:val="Heading2"/>
       </w:pPr>
       <w:r>
-        <w:t>Emotionsregulation in Familientherapie reduziert Gewichtsverlust-Rückgewinn bei Jugendlichen</w:t>
+        <w:t>GLP-1-Rezeptoragonisten reduzieren antipsychotika-assoziiertes Übergewicht um 6,5 kg</w:t>
       </w:r>
     </w:p>
     <w:p>
@@ -204,12 +204,12 @@
           <w:color w:val="666666"/>
           <w:sz w:val="18"/>
         </w:rPr>
-        <w:t>Boutelle KN et al.  ·  JAMA Netw Open  ·  01.10.2026  ·  PMID 42911592</w:t>
+        <w:t>Zhou L et al.  ·  Eur J Clin Pharmacol  ·  24.10.2026  ·  PMID 42920001</w:t>
       </w:r>
     </w:p>
     <w:p>
       <w:r>
-        <w:t>Randomisierte Studie (n=166 Jugendliche, 13-16 Jahre) verglich Familientherapie mit zusätzlichem Emotionsregulations-Training gegen Standardtherapie; primärer Endpunkt war BMI-Änderung über 6 Monate mit 12-Monats-Nachverfolgung.</w:t>
+        <w:t>Systematische Übersichtsarbeit mit Metaanalyse von 8 RCTs mit 535 Patienten, die GLP-1-Rezeptoragonisten gegen Placebo oder Vergleichstherapie bei Patienten unter antipsychotischer Behandlung prüften.</w:t>
       </w:r>
     </w:p>
     <w:p>
@@ -220,7 +220,7 @@
         <w:t xml:space="preserve">Ergebnis: </w:t>
       </w:r>
       <w:r>
-        <w:t>Kein signifikanter Unterschied in Gewichtsverlust unter Behandlung (Differenz BMI-z-Score: 0,03). Nach 12 Monaten zeigte die Emotionsgruppe weniger Gewichtszunahme (−0,09 BMI-z-Score), 22% erreichten klinisch signifikante Gewichtsverluste versus 4% in Standardtherapie. Emotionales Essen war in der Emotionsgruppe niedriger.</w:t>
+        <w:t>GLP-1-Agonisten führten zu signifikanten Reduktionen von Körpergewicht (mittlere Differenz −6,54 kg; 95%-KI −9,80 bis −3,29), BMI (−2,34 kg/m²; 95%-KI −3,34 bis −1,34), HbA1c (−0,32%; 95%-KI −0,39 bis −0,26) und Taillenumfang (−5,22 cm; 95%-KI −6,55 bis −3,88). Nausea, Erbrechen und Obstipation traten häufiger auf, ernsthafte Nebenwirkungen nicht signifikant erhöht.</w:t>
       </w:r>
     </w:p>
     <w:p>
@@ -235,7 +235,7 @@
         <w:rPr>
           <w:sz w:val="19"/>
         </w:rPr>
-        <w:t>USA; Familientherapie-Modell ist mit deutschen ambulanten psychosomatischen Programmen vergleichbar.</w:t>
+        <w:t>Chinesische Studie, internationale Datenbank, Transferbarkeit auf deutsches System begrenzt durch Kostenübernahmeregelung.</w:t>
       </w:r>
     </w:p>
     <w:p>
@@ -244,7 +244,7 @@
           <w:color w:val="5A7D3A"/>
           <w:sz w:val="18"/>
         </w:rPr>
-        <w:t>https://pubmed.ncbi.nlm.nih.gov/42911592/</w:t>
+        <w:t>https://pubmed.ncbi.nlm.nih.gov/42920001/</w:t>
       </w:r>
     </w:p>
     <w:p>
@@ -252,7 +252,7 @@
         <w:pStyle w:val="Heading2"/>
       </w:pPr>
       <w:r>
-        <w:t>Gestationszunahme außerhalb Normbereich erhöht schwere Mütter-Morbidität</w:t>
+        <w:t>Erhöhtes BMI führt zu mehr Muskelskelettstörungen bei Landwirten</w:t>
       </w:r>
     </w:p>
     <w:p>
@@ -262,12 +262,12 @@
           <w:color w:val="666666"/>
           <w:sz w:val="18"/>
         </w:rPr>
-        <w:t>Khademioore S et al.  ·  JAMA Netw Open  ·  01.10.2026  ·  PMID 42911590</w:t>
+        <w:t>Kaewsanmung S et al.  ·  BMC Public Health  ·  28.07.2026  ·  PMID 42919265</w:t>
       </w:r>
     </w:p>
     <w:p>
       <w:r>
-        <w:t>Retrospektive Kohortenstudie (n=1.035.927 Singleton-Schwangerschaften) mit Geburts-Registerdaten (Ontario, Kanada, 2012-2022); Exposition: Gewichtszunahme nach IOM-Kategorien; Outcome: schwere Mütter-Morbidität (SMM).</w:t>
+        <w:t>Systematische Übersichtsarbeit von 19 Studien zur Assoziation zwischen BMI und Muskelskelettstörungen (MSDs) bei Landarbeitern mit Fokus auf angepasste Effektschätzer aus Cross-sectional-, Kohorten- und Fall-Kontroll-Studien.</w:t>
       </w:r>
     </w:p>
     <w:p>
@@ -278,7 +278,7 @@
         <w:t xml:space="preserve">Ergebnis: </w:t>
       </w:r>
       <w:r>
-        <w:t>SMM trat bei 14,59 pro 1000 Geburten auf. Excessive Gewichtszunahme war über alle BMI-Kategorien mit erhöhter SMM assoziiert (z.B. normal: adjustierte Ratenratio 1,24, 95%-KI 1,17–1,31). Inadäquate Zunahme erhöhte SMM bei Normalgewicht (aRR 1,13) und Übergewicht (aRR 1,19). Nicht-lineare Assoziationen je nach BMI-Kategorie.</w:t>
+        <w:t>Die Mehrzahl der Evidenz zeigt, dass erhöhtes BMI mit erhöhtem Risiko für MSDs verbunden ist, besonders im Rücken, Becken und unteren Extremitäten. Zwei Studien identifizierten höheres BMI als protektiven Faktor gegen MSDs im oberen Rücken. NHLBI-Qualitätsitems lagen zwischen 36 % und 78 %.</w:t>
       </w:r>
     </w:p>
     <w:p>
@@ -293,7 +293,7 @@
         <w:rPr>
           <w:sz w:val="19"/>
         </w:rPr>
-        <w:t>Kanada, vergleichbares Gesundheitssystem; Geburts-Registerdaten übertragbar auf deutsches Setting.</w:t>
+        <w:t>Internationale Daten, agrarberufliche Population, Ergebnisse auf deutsche Landwirtschaft übertragbar.</w:t>
       </w:r>
     </w:p>
     <w:p>
@@ -302,7 +302,7 @@
           <w:color w:val="5A7D3A"/>
           <w:sz w:val="18"/>
         </w:rPr>
-        <w:t>https://pubmed.ncbi.nlm.nih.gov/42911590/</w:t>
+        <w:t>https://pubmed.ncbi.nlm.nih.gov/42919265/</w:t>
       </w:r>
     </w:p>
     <w:p>
@@ -310,7 +310,7 @@
         <w:pStyle w:val="Heading2"/>
       </w:pPr>
       <w:r>
-        <w:t>Arbeitsplatz-Lebensstileprogramm senkte metabolisches Syndrom trotz Implementierungs-Hürden</w:t>
+        <w:t>Höheres mütterliches BMI erhöht Oxytocin-Bedarf bei Geburtseinleitung</w:t>
       </w:r>
     </w:p>
     <w:p>
@@ -320,12 +320,12 @@
           <w:color w:val="666666"/>
           <w:sz w:val="18"/>
         </w:rPr>
-        <w:t>Bogale SK et al.  ·  Front Public Health  ·  07.10.2026  ·  PMID 42909154</w:t>
+        <w:t>Bladfält N et al.  ·  Am J Obstet Gynecol MFM  ·  07.09.2026  ·  PMID 42705385</w:t>
       </w:r>
     </w:p>
     <w:p>
       <w:r>
-        <w:t>Mixed-Methods-Evaluation (n=226 Beschäftigte, Cluster-randomisiert) einer 9-Monatigen Arbeitsplatz-Intervention zur Metabolisches-Syndrom-Reduktion in Äthiopien; Implementierungstreue nach Programme Integrity Framework; Kontextfaktoren nach CFIR.</w:t>
+        <w:t>Prospektive Kohortenstudie mit 1163 schwangeren Frauen in Schweden, die eine geplante Geburtseinleitung mit Oxytocin erhielten, zur Untersuchung der Assoziation zwischen maternalem BMI und kumulativer Oxytocin-Dosis sowie maximaler Infusionsgeschwindigkeit.</w:t>
       </w:r>
     </w:p>
     <w:p>
@@ -336,7 +336,7 @@
         <w:t xml:space="preserve">Ergebnis: </w:t>
       </w:r>
       <w:r>
-        <w:t>Hohe Implementierungstreue über Adhärenz, Exposition, Qualität und Teilnehmerresponse. Signifikante Metabolisches-Syndrom-Reduktion und Verhaltensverbesserungen in Interventionsgruppe. Implementierungs-Barrieren: unsupportive Organisationskultur, schwache Führungsunterstützung, begrenzte externe Policy-Rückhalt, Ressourcenmangel, misalignierte Communitynormen. Nachhaltige Skalierung erfordert Task-Sharing und Policy-Integration.</w:t>
+        <w:t>Die durchschnittliche kumulative Oxytocin-Dosis stieg progressiv über BMI-Kategorien an (Normalgewicht: 6.230 mU, Übergewicht: 7.410 mU, Adipositas Klasse I: 8.698 mU, Adipositas Klasse II-III: 10.128 mU; p &lt; 0,001). Die maximale Infusionsgeschwindigkeit erhöhte sich ebenfalls mit BMI (Normalgewicht: 17,2 mU/min, Adipositas Klasse II-III: 24,1 mU/min; p &lt; 0,001). Höhere BMI-Werte waren unabhängig mit reduzierter Oxytocin-Responsivität und höheren Anforderungen assoziiert.</w:t>
       </w:r>
     </w:p>
     <w:p>
@@ -351,7 +351,7 @@
         <w:rPr>
           <w:sz w:val="19"/>
         </w:rPr>
-        <w:t>Äthiopien, Erwerbstätigengruppe; Arbeitsplatz-Modell ist auf deutsche Betriebliche Gesundheitsförderung übertragbar.</w:t>
+        <w:t>Schwedische Bevölkerungsdaten, vergleichbares Sozialversicherungssystem.</w:t>
       </w:r>
     </w:p>
     <w:p>
@@ -360,7 +360,7 @@
           <w:color w:val="5A7D3A"/>
           <w:sz w:val="18"/>
         </w:rPr>
-        <w:t>https://pubmed.ncbi.nlm.nih.gov/42909154/</w:t>
+        <w:t>https://pubmed.ncbi.nlm.nih.gov/42705385/</w:t>
       </w:r>
     </w:p>
     <w:p>
@@ -368,7 +368,7 @@
         <w:pStyle w:val="Heading2"/>
       </w:pPr>
       <w:r>
-        <w:t>Familie und Gemeinschaft verschärfen Stigma und psychische Belastung von übergewichtigen Mädchen</w:t>
+        <w:t>Genotyp der Phenylketonurie sagt Adipositas-Risiko im Erwachsenenalter voraus</w:t>
       </w:r>
     </w:p>
     <w:p>
@@ -378,12 +378,12 @@
           <w:color w:val="666666"/>
           <w:sz w:val="18"/>
         </w:rPr>
-        <w:t>Bahathig A et al.  ·  Front Public Health  ·  07.10.2026  ·  PMID 42908972</w:t>
+        <w:t>Tummolo A et al.  ·  Genes (Basel)  ·  24.07.2026  ·  PMID 42650054</w:t>
       </w:r>
     </w:p>
     <w:p>
       <w:r>
-        <w:t>Qualitative Studie mit 30 weiblichen Jugendlichen (12-19 Jahre, 57% adipös, 43% übergewichtig); halbstrukturierte Interviews zu Familieneinflüssen, Kritik und psychischem Wohlbefinden.</w:t>
+        <w:t>Retrospektive Kohortenstudie mit 344 Patienten mit Phenylketonurie über mindestens 10 Jahre Nachverfolgung in Süditalien zur Kartierung der PAH-Varianten und deren Assoziation mit klinischen Phänotypen und langfristigem BMI.</w:t>
       </w:r>
     </w:p>
     <w:p>
@@ -394,7 +394,7 @@
         <w:t xml:space="preserve">Ergebnis: </w:t>
       </w:r>
       <w:r>
-        <w:t>Vier Themen identifiziert: (1) Essstörungszyklus aus Diäten und Überessen (n=16); (2) Kritik von Familie und Gemeinschaft (n=20); (3) psychologische Folgen wie niedriges Selbstwertgefühl, soziale Isolation (n=25), Sorgen um Kleidung und Ehe (n=22); (4) Bewältigungsstrategien. Negative Kommentare waren demotivierend, positive gesundheitsbezogene waren motivierend.</w:t>
+        <w:t>Klassische PKU-Patienten im Erwachsenenalter zeigten ein vierfach erhöhtes Adipositas-Risiko (p &lt; 0,05), getrieben durch schwere Null-Allele, die auf lebenslange Abhängigkeit von Engineering-Lebensmitteln mit niedriger Proteinzufuhr hinweisen. Geografische Stratifizierung der Mutationen spiegelte historische Migrationen wider.</w:t>
       </w:r>
     </w:p>
     <w:p>
@@ -409,7 +409,7 @@
         <w:rPr>
           <w:sz w:val="19"/>
         </w:rPr>
-        <w:t>Saudi-Arabien; Stigma-Dynamik in traditionellen Gesellschaften, aber psychische Belastung universell relevant.</w:t>
+        <w:t>Süditalien, vergleichbare europäische Versorgungsstruktur für seltene Stoffwechselerkrankungen.</w:t>
       </w:r>
     </w:p>
     <w:p>
@@ -418,65 +418,7 @@
           <w:color w:val="5A7D3A"/>
           <w:sz w:val="18"/>
         </w:rPr>
-        <w:t>https://pubmed.ncbi.nlm.nih.gov/42908972/</w:t>
-      </w:r>
-    </w:p>
-    <w:p>
-      <w:pPr>
-        <w:pStyle w:val="Heading2"/>
-      </w:pPr>
-      <w:r>
-        <w:t>Fastintherapie senkt Blutdruck dysglykämischer Patienten unabhängig von Gewichtsverlust</w:t>
-      </w:r>
-    </w:p>
-    <w:p>
-      <w:r>
-        <w:rPr>
-          <w:i/>
-          <w:color w:val="666666"/>
-          <w:sz w:val="18"/>
-        </w:rPr>
-        <w:t>Ye Z et al.  ·  Front Endocrinol (Lausanne)  ·  07.10.2026  ·  PMID 42908842</w:t>
-      </w:r>
-    </w:p>
-    <w:p>
-      <w:r>
-        <w:t>Retrospektive Kohortenstudie (n=833 dysglykämische Erwachsene) zu modifiziertem Fasten; Blutdruck, Gewicht und Laborparameter vor/nach Intervention gemessen; lineare mixed models und Mediationsanalyse.</w:t>
-      </w:r>
-    </w:p>
-    <w:p>
-      <w:r>
-        <w:rPr>
-          <w:b/>
-        </w:rPr>
-        <w:t xml:space="preserve">Ergebnis: </w:t>
-      </w:r>
-      <w:r>
-        <w:t>Fasten senkte systolischen Blutdruck um 7,73 mmHg (95%-KI −8,64 bis −6,82) und diastolischen um 4,76 mmHg (95%-KI −5,39 bis −4,12), beide p&lt;0,001. Gewichtsverlust mediierte nicht signifikant die Blutdruckreduktion (indirekter Effekt SBP: −0,22, p=0,588). Effekt wurde modifiziert durch Alter, Geschlecht und Baseline-HbA1c; größere Reduktionen bei jüngeren, männlichen Patienten und höherem HbA1c.</w:t>
-      </w:r>
-    </w:p>
-    <w:p>
-      <w:r>
-        <w:rPr>
-          <w:b/>
-          <w:sz w:val="19"/>
-        </w:rPr>
-        <w:t xml:space="preserve">Übertragbarkeit: </w:t>
-      </w:r>
-      <w:r>
-        <w:rPr>
-          <w:sz w:val="19"/>
-        </w:rPr>
-        <w:t>China; Fasten-Effekt auf Blutdruck ist mechanistisch unabhängig vom Gewicht, Design auf deutsches Setting anwendbar.</w:t>
-      </w:r>
-    </w:p>
-    <w:p>
-      <w:r>
-        <w:rPr>
-          <w:color w:val="5A7D3A"/>
-          <w:sz w:val="18"/>
-        </w:rPr>
-        <w:t>https://pubmed.ncbi.nlm.nih.gov/42908842/</w:t>
+        <w:t>https://pubmed.ncbi.nlm.nih.gov/42650054/</w:t>
       </w:r>
     </w:p>
     <w:sectPr>

--- a/download/studien-aktuell.docx
+++ b/download/studien-aktuell.docx
@@ -62,7 +62,7 @@
           <w:color w:val="666666"/>
           <w:sz w:val="18"/>
         </w:rPr>
-        <w:t>Stand: 25.10.2026  |  6 Studien  |  adipositas.m-vf.de</w:t>
+        <w:t>Stand: 26.10.2026  |  6 Studien  |  adipositas.m-vf.de</w:t>
       </w:r>
     </w:p>
     <w:p>
@@ -70,7 +70,7 @@
         <w:pStyle w:val="Heading1"/>
       </w:pPr>
       <w:r>
-        <w:t>Aufgenommen am 25.10.2026</w:t>
+        <w:t>Aufgenommen am 26.10.2026</w:t>
       </w:r>
     </w:p>
     <w:p>
@@ -78,7 +78,7 @@
         <w:pStyle w:val="Heading2"/>
       </w:pPr>
       <w:r>
-        <w:t>Dynamische Änderungen von Adipositas-Indizes sagen kardiovaskuläres Risiko voraus</w:t>
+        <w:t>Psychische Belastung erschwert Gewichtsabnahme: Adipositasprogramme müssen trauma-informiert werden</w:t>
       </w:r>
     </w:p>
     <w:p>
@@ -88,12 +88,12 @@
           <w:color w:val="666666"/>
           <w:sz w:val="18"/>
         </w:rPr>
-        <w:t>You J et al.  ·  Front Endocrinol (Lausanne)  ·  09.10.2026  ·  PMID 42920460</w:t>
+        <w:t>Rysinova V et al.  ·  Health Expect  ·  Okt. 2026  ·  PMID 42927661</w:t>
       </w:r>
     </w:p>
     <w:p>
       <w:r>
-        <w:t>Prospektive Kohortenstudie mit 19.315 kardiovaskulär-freien Teilnehmern aus der Jinchang-Kohorte in Nordwestchina über median 66 Monate zur Assoziation zwischen Änderungen in sieben Adipositas- und Lipid-Indizes und kardiovaskulärer Inzidenz.</w:t>
+        <w:t>Qualitative Studie mit Interviews von 11 Patienten und 11 Fachleuten aus britischen Tier-2-Gewichtsmanagement-Diensten zur Frage, wie Menschen mit Adipositas und Symptomen psychischer Erkrankungen (Depression, Angststörung, PTBS) Verhaltensänderungen erleben.</w:t>
       </w:r>
     </w:p>
     <w:p>
@@ -104,7 +104,7 @@
         <w:t xml:space="preserve">Ergebnis: </w:t>
       </w:r>
       <w:r>
-        <w:t>Über die Nachverfolgung entwickelten 3.200 (16,57%) Teilnehmer kardiovaskuläre Erkrankungen. Die höchsten Änderungsklassen aller Indizes zeigten signifikant erhöhtes Risiko, mit stärksten Assoziationen für TyG-BMI (OR: 3,988; 95%-KI 3,419–4,650), TyG-WC (OR: 3,797) und CVAI (OR: 3,695). CVAI (AUC: 0,642) und kumulatives METS-VF (AUC: 0,659) zeigten höchste prädiktive Fähigkeit.</w:t>
+        <w:t>Hauptbarrieren waren emotionale Fluktuation, Stigma, geringe Selbstwirksamkeit und strukturelle Zwänge. Förderlich waren Selbstmitgefühl, emotionale Regulation, kleine erreichbare Ziele, inklusive Gruppen und unterstützende Fachleute-Beziehungen. Die standardisierten, gewichtsfokussierten Programme waren schlecht auf psychische Belastungen ausgerichtet.</w:t>
       </w:r>
     </w:p>
     <w:p>
@@ -119,7 +119,7 @@
         <w:rPr>
           <w:sz w:val="19"/>
         </w:rPr>
-        <w:t>China, alternative Adipositas-Indizes, begrenzte Direktübertragbarkeit auf deutsches System.</w:t>
+        <w:t>Großbritannien, NHS-Struktur; Empfehlungen auf deutsches Versorgungssystem übertragbar.</w:t>
       </w:r>
     </w:p>
     <w:p>
@@ -128,7 +128,7 @@
           <w:color w:val="5A7D3A"/>
           <w:sz w:val="18"/>
         </w:rPr>
-        <w:t>https://pubmed.ncbi.nlm.nih.gov/42920460/</w:t>
+        <w:t>https://pubmed.ncbi.nlm.nih.gov/42927661/</w:t>
       </w:r>
     </w:p>
     <w:p>
@@ -136,7 +136,7 @@
         <w:pStyle w:val="Heading2"/>
       </w:pPr>
       <w:r>
-        <w:t>GLP-1-Rezeptoragonisten senken Knochendichte bei Gewichtsverlust über 6 kg</w:t>
+        <w:t>Soziale Benachteiligung in der Kindheit erhöht Adipositas-Bluthochdruck-Komorbidität im mittleren Alter</w:t>
       </w:r>
     </w:p>
     <w:p>
@@ -146,12 +146,12 @@
           <w:color w:val="666666"/>
           <w:sz w:val="18"/>
         </w:rPr>
-        <w:t>Lai CH et al.  ·  Arch Osteoporos  ·  23.10.2026  ·  PMID 42920024</w:t>
+        <w:t>Stannard S et al.  ·  J Obes  ·  2026  ·  PMID 42927470</w:t>
       </w:r>
     </w:p>
     <w:p>
       <w:r>
-        <w:t>Systematische Übersichtsarbeit von 8 RCTs mit 493 Patienten zur Bewertung der Knochenmineraldichte (DXA) unter GLP-1-Rezeptoragonisten im Vergleich zu Placebo oder anderen Antidiabetika bei Übergewicht und Adipositas.</w:t>
+        <w:t>Longitudinale Kohortenstudie mit 9.150 Teilnehmern aus der britischen Geburtskohorte 1958 zur Vorhersage von Adipositas und erhöhtem Blutdruck im Alter von 44 Jahren anhand von fünf Domänen früher Lebensfaktoren.</w:t>
       </w:r>
     </w:p>
     <w:p>
@@ -162,7 +162,7 @@
         <w:t xml:space="preserve">Ergebnis: </w:t>
       </w:r>
       <w:r>
-        <w:t>Der einzelne Semaglutide-RCT (n=64, niedriges Verzerrungsrisiko) mit größtem Gewichtsverlust (−6,8 kg) zeigte Reduktion der lumbalen Wirbelsäulen-BMD (−0,018 g/cm², p=0,007) und Ganzkörper-BMD (−0,02 g/cm²; 95%-KI −0,03 bis −0,01). Liraglutide 3,0 mg (n=64, ohne Diabetes) reduzierten lumbale (−0,019 g/cm²) und Hüft-BMD (−0,013 g/cm²). Evidenzsicherheit sehr niedrig für alle Agentien.</w:t>
+        <w:t>Sozioökonomische Faktoren waren der stärkste Domänen-Prädiktor (OR 1,28; 95%-KI 1,19–1,38). Das Gesamtmodell erreichte eine AUC von 0,70. Nach Einbeziehung von Erwachsenenfaktoren blieben robuste Assoziationen für Sozioökonomie, Bildung und Verhalten bestehen.</w:t>
       </w:r>
     </w:p>
     <w:p>
@@ -177,7 +177,7 @@
         <w:rPr>
           <w:sz w:val="19"/>
         </w:rPr>
-        <w:t>USA/international, nur Skeletteffekt übertragbar, nicht Kostenübernahmestatus.</w:t>
+        <w:t>Großbritannien, vergleichbare Wohlfahrtssysteme; frühe soziale Prävention relevant für Deutschland.</w:t>
       </w:r>
     </w:p>
     <w:p>
@@ -186,7 +186,7 @@
           <w:color w:val="5A7D3A"/>
           <w:sz w:val="18"/>
         </w:rPr>
-        <w:t>https://pubmed.ncbi.nlm.nih.gov/42920024/</w:t>
+        <w:t>https://pubmed.ncbi.nlm.nih.gov/42927470/</w:t>
       </w:r>
     </w:p>
     <w:p>
@@ -194,7 +194,7 @@
         <w:pStyle w:val="Heading2"/>
       </w:pPr>
       <w:r>
-        <w:t>GLP-1-Rezeptoragonisten reduzieren antipsychotika-assoziiertes Übergewicht um 6,5 kg</w:t>
+        <w:t>Psychische Outcomes nach Adipositaschirurgie: Verbesserungen und ernsthafte Belastungen treten gleichzeitig auf</w:t>
       </w:r>
     </w:p>
     <w:p>
@@ -204,12 +204,12 @@
           <w:color w:val="666666"/>
           <w:sz w:val="18"/>
         </w:rPr>
-        <w:t>Zhou L et al.  ·  Eur J Clin Pharmacol  ·  24.10.2026  ·  PMID 42920001</w:t>
+        <w:t>El Ansari W et al.  ·  Curr Obes Rep  ·  24.10.2026  ·  PMID 42925358</w:t>
       </w:r>
     </w:p>
     <w:p>
       <w:r>
-        <w:t>Systematische Übersichtsarbeit mit Metaanalyse von 8 RCTs mit 535 Patienten, die GLP-1-Rezeptoragonisten gegen Placebo oder Vergleichstherapie bei Patienten unter antipsychotischer Behandlung prüften.</w:t>
+        <w:t>Scoping Review von 251 Studien zu psychischen Ergebnissen und mentalen Gesundheitsverlauf nach metabolischer und bariatrischer Chirurgie, darunter desirable Outcomes (verbesserte Stimmung, Angst, Body Image) und unerwünschte Outcomes (Suizidalität, Substanzmissbrauch, psychosoziale Belastung).</w:t>
       </w:r>
     </w:p>
     <w:p>
@@ -220,7 +220,7 @@
         <w:t xml:space="preserve">Ergebnis: </w:t>
       </w:r>
       <w:r>
-        <w:t>GLP-1-Agonisten führten zu signifikanten Reduktionen von Körpergewicht (mittlere Differenz −6,54 kg; 95%-KI −9,80 bis −3,29), BMI (−2,34 kg/m²; 95%-KI −3,34 bis −1,34), HbA1c (−0,32%; 95%-KI −0,39 bis −0,26) und Taillenumfang (−5,22 cm; 95%-KI −6,55 bis −3,88). Nausea, Erbrechen und Obstipation traten häufiger auf, ernsthafte Nebenwirkungen nicht signifikant erhöht.</w:t>
+        <w:t>Psychische Gewinne und Belastungen koexistierten häufig innerhalb desselben Patienten über Zeit. Verbesserungen bei depressiven und Angststörungen waren größer im ersten Jahr und kleiner danach oder teilweise reversibel. Symptome persistierten oder verschlechterten sich bei Subgruppen. Vorteile unterschieden sich nach Geschlecht, Ethnizität, Alter und psychiatrischer Vorgeschichte. 37 Studien trugen zu beiden Armen bei.</w:t>
       </w:r>
     </w:p>
     <w:p>
@@ -235,7 +235,7 @@
         <w:rPr>
           <w:sz w:val="19"/>
         </w:rPr>
-        <w:t>Chinesische Studie, internationale Datenbank, Transferbarkeit auf deutsches System begrenzt durch Kostenübernahmeregelung.</w:t>
+        <w:t>Internationale Evidenz; biopsychosoziale, multidisziplinäre Langzeitbetreuung essentiell.</w:t>
       </w:r>
     </w:p>
     <w:p>
@@ -244,7 +244,7 @@
           <w:color w:val="5A7D3A"/>
           <w:sz w:val="18"/>
         </w:rPr>
-        <w:t>https://pubmed.ncbi.nlm.nih.gov/42920001/</w:t>
+        <w:t>https://pubmed.ncbi.nlm.nih.gov/42925358/</w:t>
       </w:r>
     </w:p>
     <w:p>
@@ -252,7 +252,7 @@
         <w:pStyle w:val="Heading2"/>
       </w:pPr>
       <w:r>
-        <w:t>Erhöhtes BMI führt zu mehr Muskelskelettstörungen bei Landwirten</w:t>
+        <w:t>Adipositas erhöht Gesundheitsausgaben bei kardiovaskulären Erkrankungen: Kosten bis 1,3-fach höher</w:t>
       </w:r>
     </w:p>
     <w:p>
@@ -262,12 +262,12 @@
           <w:color w:val="666666"/>
           <w:sz w:val="18"/>
         </w:rPr>
-        <w:t>Kaewsanmung S et al.  ·  BMC Public Health  ·  28.07.2026  ·  PMID 42919265</w:t>
+        <w:t>Zhang Y et al.  ·  J Manag Care Spec Pharm  ·  Nov. 2026  ·  PMID 42925253</w:t>
       </w:r>
     </w:p>
     <w:p>
       <w:r>
-        <w:t>Systematische Übersichtsarbeit von 19 Studien zur Assoziation zwischen BMI und Muskelskelettstörungen (MSDs) bei Landarbeitern mit Fokus auf angepasste Effektschätzer aus Cross-sectional-, Kohorten- und Fall-Kontroll-Studien.</w:t>
+        <w:t>Retrospektive Kohortenanalyse mit US-Verwaltungsdaten und elektronischen Patientenakten von 26.430 Personen in Primärprävention und 9.020 in Sekundärprävention (2007–2023) zu Gesundheitsausgaben nach BMI-Kategorie über 5 Jahre Nachbeobachtung.</w:t>
       </w:r>
     </w:p>
     <w:p>
@@ -278,7 +278,7 @@
         <w:t xml:space="preserve">Ergebnis: </w:t>
       </w:r>
       <w:r>
-        <w:t>Die Mehrzahl der Evidenz zeigt, dass erhöhtes BMI mit erhöhtem Risiko für MSDs verbunden ist, besonders im Rücken, Becken und unteren Extremitäten. Zwei Studien identifizierten höheres BMI als protektiven Faktor gegen MSDs im oberen Rücken. NHLBI-Qualitätsitems lagen zwischen 36 % und 78 %.</w:t>
+        <w:t>Unadjustierte Gesamtausgaben stiegen mit höherer BMI-Klasse konsistent über alle Nachbeobachtungsjahre. Nach Anpassung waren Gesamtkosten bei Adipositas 1,1-fach (Klasse I: ≥30 bis &lt;35 kg/m²) bis 1,3-fach (Klasse III: ≥40 kg/m²) höher als bei Normalgewicht in beiden Kohorten.</w:t>
       </w:r>
     </w:p>
     <w:p>
@@ -293,7 +293,7 @@
         <w:rPr>
           <w:sz w:val="19"/>
         </w:rPr>
-        <w:t>Internationale Daten, agrarberufliche Population, Ergebnisse auf deutsche Landwirtschaft übertragbar.</w:t>
+        <w:t>USA, kommerzielle Krankenversicherung; Kostenmuster teilweise übertragbar, aber Erstattungskontexte unterschiedlich.</w:t>
       </w:r>
     </w:p>
     <w:p>
@@ -302,7 +302,7 @@
           <w:color w:val="5A7D3A"/>
           <w:sz w:val="18"/>
         </w:rPr>
-        <w:t>https://pubmed.ncbi.nlm.nih.gov/42919265/</w:t>
+        <w:t>https://pubmed.ncbi.nlm.nih.gov/42925253/</w:t>
       </w:r>
     </w:p>
     <w:p>
@@ -310,7 +310,7 @@
         <w:pStyle w:val="Heading2"/>
       </w:pPr>
       <w:r>
-        <w:t>Höheres mütterliches BMI erhöht Oxytocin-Bedarf bei Geburtseinleitung</w:t>
+        <w:t>Motivierende Gesprächsführung bei Übergewicht mit PCOS: BMI sank, Lebensstil verbesserte sich</w:t>
       </w:r>
     </w:p>
     <w:p>
@@ -320,12 +320,12 @@
           <w:color w:val="666666"/>
           <w:sz w:val="18"/>
         </w:rPr>
-        <w:t>Bladfält N et al.  ·  Am J Obstet Gynecol MFM  ·  07.09.2026  ·  PMID 42705385</w:t>
+        <w:t>Nejad FK et al.  ·  Rev Bras Ginecol Obstet  ·  20.08.2026  ·  PMID 42923857</w:t>
       </w:r>
     </w:p>
     <w:p>
       <w:r>
-        <w:t>Prospektive Kohortenstudie mit 1163 schwangeren Frauen in Schweden, die eine geplante Geburtseinleitung mit Oxytocin erhielten, zur Untersuchung der Assoziation zwischen maternalem BMI und kumulativer Oxytocin-Dosis sowie maximaler Infusionsgeschwindigkeit.</w:t>
+        <w:t>Randomisierte kontrollierte Studie mit 60 übergewichtigen Frauen mit PCOS im Iran; Interventionsgruppe erhielt fünf 90-Minuten-Sitzungen motivierende Gesprächsführung, Kontrollgruppe Informationsbroschüre; Nachbeobachtung 12 Wochen.</w:t>
       </w:r>
     </w:p>
     <w:p>
@@ -336,7 +336,7 @@
         <w:t xml:space="preserve">Ergebnis: </w:t>
       </w:r>
       <w:r>
-        <w:t>Die durchschnittliche kumulative Oxytocin-Dosis stieg progressiv über BMI-Kategorien an (Normalgewicht: 6.230 mU, Übergewicht: 7.410 mU, Adipositas Klasse I: 8.698 mU, Adipositas Klasse II-III: 10.128 mU; p &lt; 0,001). Die maximale Infusionsgeschwindigkeit erhöhte sich ebenfalls mit BMI (Normalgewicht: 17,2 mU/min, Adipositas Klasse II-III: 24,1 mU/min; p &lt; 0,001). Höhere BMI-Werte waren unabhängig mit reduzierter Oxytocin-Responsivität und höheren Anforderungen assoziiert.</w:t>
+        <w:t>In der Interventionsgruppe stieg der Lebensstil-Score signifikant von 121,83±17,44 auf 142,03±14,48 (p&lt;0,001). Der BMI sank von 27,27±1,16 auf 26,50±1,32 (p&lt;0,001). Signifikante Differenzen zwischen Gruppen bei Lebensstil-Score (p=0,003) und BMI (p=0,03).</w:t>
       </w:r>
     </w:p>
     <w:p>
@@ -351,7 +351,7 @@
         <w:rPr>
           <w:sz w:val="19"/>
         </w:rPr>
-        <w:t>Schwedische Bevölkerungsdaten, vergleichbares Sozialversicherungssystem.</w:t>
+        <w:t>Iran, aber Methode (motivierende Gesprächsführung) ist sprachunabhängig und in deutschem Versorgungssystem etabliert.</w:t>
       </w:r>
     </w:p>
     <w:p>
@@ -360,7 +360,7 @@
           <w:color w:val="5A7D3A"/>
           <w:sz w:val="18"/>
         </w:rPr>
-        <w:t>https://pubmed.ncbi.nlm.nih.gov/42705385/</w:t>
+        <w:t>https://pubmed.ncbi.nlm.nih.gov/42923857/</w:t>
       </w:r>
     </w:p>
     <w:p>
@@ -368,7 +368,7 @@
         <w:pStyle w:val="Heading2"/>
       </w:pPr>
       <w:r>
-        <w:t>Genotyp der Phenylketonurie sagt Adipositas-Risiko im Erwachsenenalter voraus</w:t>
+        <w:t>Essverhalten-Phänotypen zur Früherkennung: Neue Grenzwerte für personalisierte Adipositasbehandlung bei Kindern</w:t>
       </w:r>
     </w:p>
     <w:p>
@@ -378,12 +378,12 @@
           <w:color w:val="666666"/>
           <w:sz w:val="18"/>
         </w:rPr>
-        <w:t>Tummolo A et al.  ·  Genes (Basel)  ·  24.07.2026  ·  PMID 42650054</w:t>
+        <w:t>Kudlek L et al.  ·  Int J Behav Nutr Phys Act  ·  25.07.2026  ·  PMID 42919389</w:t>
       </w:r>
     </w:p>
     <w:p>
       <w:r>
-        <w:t>Retrospektive Kohortenstudie mit 344 Patienten mit Phenylketonurie über mindestens 10 Jahre Nachverfolgung in Süditalien zur Kartierung der PAH-Varianten und deren Assoziation mit klinischen Phänotypen und langfristigem BMI.</w:t>
+        <w:t>Individuelle Teilnehmerdaten-Metaanalyse von 17 internationalen Studien mit 15.273 Kindern (2–18 Jahre) zur Identifikation von Essverhalten-Phänotypen mittels CEBQ-Subskalen und Ableitung klinisch nutzbarer Grenzwerte.</w:t>
       </w:r>
     </w:p>
     <w:p>
@@ -394,7 +394,7 @@
         <w:t xml:space="preserve">Ergebnis: </w:t>
       </w:r>
       <w:r>
-        <w:t>Klassische PKU-Patienten im Erwachsenenalter zeigten ein vierfach erhöhtes Adipositas-Risiko (p &lt; 0,05), getrieben durch schwere Null-Allele, die auf lebenslange Abhängigkeit von Engineering-Lebensmitteln mit niedriger Proteinzufuhr hinweisen. Geografische Stratifizierung der Mutationen spiegelte historische Migrationen wider.</w:t>
+        <w:t>AUC-Werte der CEBQ-Subskalen lagen zwischen 0,60 und 0,71. Bester Grenzwert für Mädchen 7–12 Jahre bei Nahrungsreaktivität: 2,6 (Sensitivität 0,81, Spezifität 0,85). Leistung war besser in mittlerer Kindheit als früher Kindheit.</w:t>
       </w:r>
     </w:p>
     <w:p>
@@ -409,7 +409,7 @@
         <w:rPr>
           <w:sz w:val="19"/>
         </w:rPr>
-        <w:t>Süditalien, vergleichbare europäische Versorgungsstruktur für seltene Stoffwechselerkrankungen.</w:t>
+        <w:t>Internationale Daten; Grenzwerte müssen für deutschsprachigen Raum validiert werden.</w:t>
       </w:r>
     </w:p>
     <w:p>
@@ -418,7 +418,7 @@
           <w:color w:val="5A7D3A"/>
           <w:sz w:val="18"/>
         </w:rPr>
-        <w:t>https://pubmed.ncbi.nlm.nih.gov/42650054/</w:t>
+        <w:t>https://pubmed.ncbi.nlm.nih.gov/42919389/</w:t>
       </w:r>
     </w:p>
     <w:sectPr>

--- a/download/studien-aktuell.docx
+++ b/download/studien-aktuell.docx
@@ -62,7 +62,7 @@
           <w:color w:val="666666"/>
           <w:sz w:val="18"/>
         </w:rPr>
-        <w:t>Stand: 26.10.2026  |  6 Studien  |  adipositas.m-vf.de</w:t>
+        <w:t>Stand: 27.10.2026  |  7 Studien  |  adipositas.m-vf.de</w:t>
       </w:r>
     </w:p>
     <w:p>
@@ -70,7 +70,7 @@
         <w:pStyle w:val="Heading1"/>
       </w:pPr>
       <w:r>
-        <w:t>Aufgenommen am 26.10.2026</w:t>
+        <w:t>Aufgenommen am 27.10.2026</w:t>
       </w:r>
     </w:p>
     <w:p>
@@ -78,7 +78,7 @@
         <w:pStyle w:val="Heading2"/>
       </w:pPr>
       <w:r>
-        <w:t>Psychische Belastung erschwert Gewichtsabnahme: Adipositasprogramme müssen trauma-informiert werden</w:t>
+        <w:t>Gewichtsverlust im Alter erhöht psychische Belastung dosisabhängig</w:t>
       </w:r>
     </w:p>
     <w:p>
@@ -88,12 +88,12 @@
           <w:color w:val="666666"/>
           <w:sz w:val="18"/>
         </w:rPr>
-        <w:t>Rysinova V et al.  ·  Health Expect  ·  Okt. 2026  ·  PMID 42927661</w:t>
+        <w:t>Chou YC et al.  ·  BMC Geriatr  ·  29.07.2026  ·  PMID 42928118</w:t>
       </w:r>
     </w:p>
     <w:p>
       <w:r>
-        <w:t>Qualitative Studie mit Interviews von 11 Patienten und 11 Fachleuten aus britischen Tier-2-Gewichtsmanagement-Diensten zur Frage, wie Menschen mit Adipositas und Symptomen psychischer Erkrankungen (Depression, Angststörung, PTBS) Verhaltensänderungen erleben.</w:t>
+        <w:t>Prospektive Kohortenstudie mit 70.570 Älteren (≥65 Jahre) aus Taiwan über 12 Jahre (2005–2016) zur Assoziation zwischen BMI-Veränderungen und psychischer Belastung (BSRS-5-Score).</w:t>
       </w:r>
     </w:p>
     <w:p>
@@ -104,7 +104,7 @@
         <w:t xml:space="preserve">Ergebnis: </w:t>
       </w:r>
       <w:r>
-        <w:t>Hauptbarrieren waren emotionale Fluktuation, Stigma, geringe Selbstwirksamkeit und strukturelle Zwänge. Förderlich waren Selbstmitgefühl, emotionale Regulation, kleine erreichbare Ziele, inklusive Gruppen und unterstützende Fachleute-Beziehungen. Die standardisierten, gewichtsfokussierten Programme waren schlecht auf psychische Belastungen ausgerichtet.</w:t>
+        <w:t>Starker Gewichtsverlust (&gt;10 %): adjustierte OR = 1,90 (95%-KI: 1,77–2,04) für psychische Belastung; leichter Gewichtsverlust (5–10 %): aOR = 1,60 (95%-KI: 1,52–1,68). Gewichtszunahme zeigte niedrigere und weniger robuste Effekte. Assoziation war dosisabhängig und blieb in Sensitivitätsanalysen signifikant.</w:t>
       </w:r>
     </w:p>
     <w:p>
@@ -119,7 +119,7 @@
         <w:rPr>
           <w:sz w:val="19"/>
         </w:rPr>
-        <w:t>Großbritannien, NHS-Struktur; Empfehlungen auf deutsches Versorgungssystem übertragbar.</w:t>
+        <w:t>Taiwan, großes Register, Gewichtsverlust oft Frühzeichen Systemerkrankung</w:t>
       </w:r>
     </w:p>
     <w:p>
@@ -128,7 +128,7 @@
           <w:color w:val="5A7D3A"/>
           <w:sz w:val="18"/>
         </w:rPr>
-        <w:t>https://pubmed.ncbi.nlm.nih.gov/42927661/</w:t>
+        <w:t>https://pubmed.ncbi.nlm.nih.gov/42928118/</w:t>
       </w:r>
     </w:p>
     <w:p>
@@ -136,7 +136,7 @@
         <w:pStyle w:val="Heading2"/>
       </w:pPr>
       <w:r>
-        <w:t>Soziale Benachteiligung in der Kindheit erhöht Adipositas-Bluthochdruck-Komorbidität im mittleren Alter</w:t>
+        <w:t>GLP-1 nach Adipositaschirurgie: Nutzen hängt vom Zeitpunkt ab</w:t>
       </w:r>
     </w:p>
     <w:p>
@@ -146,12 +146,12 @@
           <w:color w:val="666666"/>
           <w:sz w:val="18"/>
         </w:rPr>
-        <w:t>Stannard S et al.  ·  J Obes  ·  2026  ·  PMID 42927470</w:t>
+        <w:t>He MC et al.  ·  Zhonghua Wei Chang Wai Ke Za Zhi  ·  25.10.2026  ·  PMID 42927970</w:t>
       </w:r>
     </w:p>
     <w:p>
       <w:r>
-        <w:t>Longitudinale Kohortenstudie mit 9.150 Teilnehmern aus der britischen Geburtskohorte 1958 zur Vorhersage von Adipositas und erhöhtem Blutdruck im Alter von 44 Jahren anhand von fünf Domänen früher Lebensfaktoren.</w:t>
+        <w:t>Systematische Übersicht und Metaanalyse von 27 Studien (13 mit Quantifizierung) zur Wirksamkeit und Sicherheit von GLP-1-Rezeptoragonisten vor, unmittelbar nach und &gt;6 Monate nach Adipositaschirurgie.</w:t>
       </w:r>
     </w:p>
     <w:p>
@@ -162,7 +162,7 @@
         <w:t xml:space="preserve">Ergebnis: </w:t>
       </w:r>
       <w:r>
-        <w:t>Sozioökonomische Faktoren waren der stärkste Domänen-Prädiktor (OR 1,28; 95%-KI 1,19–1,38). Das Gesamtmodell erreichte eine AUC von 0,70. Nach Einbeziehung von Erwachsenenfaktoren blieben robuste Assoziationen für Sozioökonomie, Bildung und Verhalten bestehen.</w:t>
+        <w:t>Präoperativ: SMD 0,52 für Gewichtsverlust (95%-KI: 0,25–0,79), aber mit OP-Gewicht als Baseline: −2,85 Prozentpunkte Gesamtgewichtsverlust (TWL) bei 12 Monaten. Früh postoperativ (1 Monat): +3,62 Prozentpunkte TWL bei 6 Monaten. Nach 6 Monaten: +7,48 kg Zusatzverlust. Rettungstherapie: +10,30 % Endpunkt-Gewichtsverlust vs. Placebo. NW hauptsächlich gastrointestinal (Übelkeit 25,3 %, Verstopfung 19,0 %), schwer selten.</w:t>
       </w:r>
     </w:p>
     <w:p>
@@ -177,7 +177,7 @@
         <w:rPr>
           <w:sz w:val="19"/>
         </w:rPr>
-        <w:t>Großbritannien, vergleichbare Wohlfahrtssysteme; frühe soziale Prävention relevant für Deutschland.</w:t>
+        <w:t>China, systematische Übersicht international, GLP-1-Erstattung dort unterschiedlich zu Deutschland</w:t>
       </w:r>
     </w:p>
     <w:p>
@@ -186,7 +186,7 @@
           <w:color w:val="5A7D3A"/>
           <w:sz w:val="18"/>
         </w:rPr>
-        <w:t>https://pubmed.ncbi.nlm.nih.gov/42927470/</w:t>
+        <w:t>https://pubmed.ncbi.nlm.nih.gov/42927970/</w:t>
       </w:r>
     </w:p>
     <w:p>
@@ -194,7 +194,7 @@
         <w:pStyle w:val="Heading2"/>
       </w:pPr>
       <w:r>
-        <w:t>Psychische Outcomes nach Adipositaschirurgie: Verbesserungen und ernsthafte Belastungen treten gleichzeitig auf</w:t>
+        <w:t>Elternfütterungspraktiken und Stress: keine moderierenden Effekte auf Kindergewicht</w:t>
       </w:r>
     </w:p>
     <w:p>
@@ -204,12 +204,12 @@
           <w:color w:val="666666"/>
           <w:sz w:val="18"/>
         </w:rPr>
-        <w:t>El Ansari W et al.  ·  Curr Obes Rep  ·  24.10.2026  ·  PMID 42925358</w:t>
+        <w:t>Demi̇rtaş E et al.  ·  BMC Public Health  ·  07.08.2026  ·  PMID 42926235</w:t>
       </w:r>
     </w:p>
     <w:p>
       <w:r>
-        <w:t>Scoping Review von 251 Studien zu psychischen Ergebnissen und mentalen Gesundheitsverlauf nach metabolischer und bariatrischer Chirurgie, darunter desirable Outcomes (verbesserte Stimmung, Angst, Body Image) und unerwünschte Outcomes (Suizidalität, Substanzmissbrauch, psychosoziale Belastung).</w:t>
+        <w:t>Querschnittsstudie mit 441 Kindern (3–11 Jahre) und ihren Müttern in der Türkei zur Assoziation zwischen Elternfütterungspraktiken, mütterlichem Stress und Kinder-BMI.</w:t>
       </w:r>
     </w:p>
     <w:p>
@@ -220,7 +220,7 @@
         <w:t xml:space="preserve">Ergebnis: </w:t>
       </w:r>
       <w:r>
-        <w:t>Psychische Gewinne und Belastungen koexistierten häufig innerhalb desselben Patienten über Zeit. Verbesserungen bei depressiven und Angststörungen waren größer im ersten Jahr und kleiner danach oder teilweise reversibel. Symptome persistierten oder verschlechterten sich bei Subgruppen. Vorteile unterschieden sich nach Geschlecht, Ethnizität, Alter und psychiatrischer Vorgeschichte. 37 Studien trugen zu beiden Armen bei.</w:t>
+        <w:t>Druck zum Essen zeigte negative Assoziation mit BMI (B = −0,120; p &lt; 0,001); Restriktion und Monitoring nicht signifikant. Mütterlicher Stress war schwach negativ assoziiert in Restriktions- und Monitoring-Modellen, aber nicht beim Druck-zum-Essen-Modell. Keine signifikanten Interaktionsterme. Modelle erklärten 3,5–7,2 % der BMI-Varianz.</w:t>
       </w:r>
     </w:p>
     <w:p>
@@ -235,7 +235,7 @@
         <w:rPr>
           <w:sz w:val="19"/>
         </w:rPr>
-        <w:t>Internationale Evidenz; biopsychosoziale, multidisziplinäre Langzeitbetreuung essentiell.</w:t>
+        <w:t>Türkei, repräsentativ, aber Moderationseffekte kulturell variabel</w:t>
       </w:r>
     </w:p>
     <w:p>
@@ -244,7 +244,7 @@
           <w:color w:val="5A7D3A"/>
           <w:sz w:val="18"/>
         </w:rPr>
-        <w:t>https://pubmed.ncbi.nlm.nih.gov/42925358/</w:t>
+        <w:t>https://pubmed.ncbi.nlm.nih.gov/42926235/</w:t>
       </w:r>
     </w:p>
     <w:p>
@@ -252,7 +252,7 @@
         <w:pStyle w:val="Heading2"/>
       </w:pPr>
       <w:r>
-        <w:t>Adipositas erhöht Gesundheitsausgaben bei kardiovaskulären Erkrankungen: Kosten bis 1,3-fach höher</w:t>
+        <w:t>Doppelbelastung: 4,7 % der Kinder zeigen Stunting und Übergewicht gleichzeitig</w:t>
       </w:r>
     </w:p>
     <w:p>
@@ -262,12 +262,12 @@
           <w:color w:val="666666"/>
           <w:sz w:val="18"/>
         </w:rPr>
-        <w:t>Zhang Y et al.  ·  J Manag Care Spec Pharm  ·  Nov. 2026  ·  PMID 42925253</w:t>
+        <w:t>de Carvalho JTP et al.  ·  Epidemiol Serv Saude  ·  03.04.2026  ·  PMID 42922964</w:t>
       </w:r>
     </w:p>
     <w:p>
       <w:r>
-        <w:t>Retrospektive Kohortenanalyse mit US-Verwaltungsdaten und elektronischen Patientenakten von 26.430 Personen in Primärprävention und 9.020 in Sekundärprävention (2007–2023) zu Gesundheitsausgaben nach BMI-Kategorie über 5 Jahre Nachbeobachtung.</w:t>
+        <w:t>Deskriptive Studie mit anthropometrischen Daten aus dem Brasilianischen Lebensmittel- und Ernährungsüberwachungssystem zu Prävalenz und Muster der Doppelbelastung Malnutrition (gleichzeitig Stunting und hohes BMI-für-Alter) bei 1.704 Kindern (0–9 Jahre) in Icapuí, Ceará.</w:t>
       </w:r>
     </w:p>
     <w:p>
@@ -278,7 +278,7 @@
         <w:t xml:space="preserve">Ergebnis: </w:t>
       </w:r>
       <w:r>
-        <w:t>Unadjustierte Gesamtausgaben stiegen mit höherer BMI-Klasse konsistent über alle Nachbeobachtungsjahre. Nach Anpassung waren Gesamtkosten bei Adipositas 1,1-fach (Klasse I: ≥30 bis &lt;35 kg/m²) bis 1,3-fach (Klasse III: ≥40 kg/m²) höher als bei Normalgewicht in beiden Kohorten.</w:t>
+        <w:t>23,9 % Übergewicht (Übergewicht, Adipositas, schwere Adipositas); 10,2 % Stunting. Doppelbelastung in 4,7 %, höher bei unter 5 Jahren (6,5 %) als bei 5–9 Jahren (3,0 %). Jungen zeigten höhere Stunting- und Doppelbelastungs-Prävalenz als Mädchen.</w:t>
       </w:r>
     </w:p>
     <w:p>
@@ -293,7 +293,7 @@
         <w:rPr>
           <w:sz w:val="19"/>
         </w:rPr>
-        <w:t>USA, kommerzielle Krankenversicherung; Kostenmuster teilweise übertragbar, aber Erstattungskontexte unterschiedlich.</w:t>
+        <w:t>Brasilien, Primärversorgung, klassisches Problem niedrig-mittlerer Einkommensländer</w:t>
       </w:r>
     </w:p>
     <w:p>
@@ -302,7 +302,7 @@
           <w:color w:val="5A7D3A"/>
           <w:sz w:val="18"/>
         </w:rPr>
-        <w:t>https://pubmed.ncbi.nlm.nih.gov/42925253/</w:t>
+        <w:t>https://pubmed.ncbi.nlm.nih.gov/42922964/</w:t>
       </w:r>
     </w:p>
     <w:p>
@@ -310,7 +310,7 @@
         <w:pStyle w:val="Heading2"/>
       </w:pPr>
       <w:r>
-        <w:t>Motivierende Gesprächsführung bei Übergewicht mit PCOS: BMI sank, Lebensstil verbesserte sich</w:t>
+        <w:t>Schwangerschaftsgewichtszunahme unter 10 kg erhöht Vitamin-D-Mangel beim Kind</w:t>
       </w:r>
     </w:p>
     <w:p>
@@ -320,12 +320,12 @@
           <w:color w:val="666666"/>
           <w:sz w:val="18"/>
         </w:rPr>
-        <w:t>Nejad FK et al.  ·  Rev Bras Ginecol Obstet  ·  20.08.2026  ·  PMID 42923857</w:t>
+        <w:t>Zhao Y et al.  ·  Front Endocrinol (Lausanne)  ·  08.10.2026  ·  PMID 42922897</w:t>
       </w:r>
     </w:p>
     <w:p>
       <w:r>
-        <w:t>Randomisierte kontrollierte Studie mit 60 übergewichtigen Frauen mit PCOS im Iran; Interventionsgruppe erhielt fünf 90-Minuten-Sitzungen motivierende Gesprächsführung, Kontrollgruppe Informationsbroschüre; Nachbeobachtung 12 Wochen.</w:t>
+        <w:t>Multizentrische retrospektive Kohortenstudie mit 1.984 Mutter-Kind-Paaren in Jiangsu-Provinz (China), 2014–2015, zur Assoziation zwischen mütterlicher Gestationsgewichtszunahme (GWG) und Vitamin-D-Status der Kinder (0–5 Jahre).</w:t>
       </w:r>
     </w:p>
     <w:p>
@@ -336,7 +336,7 @@
         <w:t xml:space="preserve">Ergebnis: </w:t>
       </w:r>
       <w:r>
-        <w:t>In der Interventionsgruppe stieg der Lebensstil-Score signifikant von 121,83±17,44 auf 142,03±14,48 (p&lt;0,001). Der BMI sank von 27,27±1,16 auf 26,50±1,32 (p&lt;0,001). Signifikante Differenzen zwischen Gruppen bei Lebensstil-Score (p=0,003) und BMI (p=0,03).</w:t>
+        <w:t>GWG ≤10 kg war assoziiert mit erhöhtem Vitamin-D-Mangel-Risiko (OR = 1,82; 95%-KI: 1,36–2,44 in Modell 1) und blieb in mehreren Modellen signifikant. GWG &gt;19 kg zeigte erhöhtes Insuffizienz-Risiko (OR = 1,31 unadjustiert), die Assoziation war aber nach FDR-Korrektur nicht robust.</w:t>
       </w:r>
     </w:p>
     <w:p>
@@ -351,7 +351,7 @@
         <w:rPr>
           <w:sz w:val="19"/>
         </w:rPr>
-        <w:t>Iran, aber Methode (motivierende Gesprächsführung) ist sprachunabhängig und in deutschem Versorgungssystem etabliert.</w:t>
+        <w:t>China, multizentrisch, aber Vitamin-D-Status stark klimaabhängig</w:t>
       </w:r>
     </w:p>
     <w:p>
@@ -360,7 +360,7 @@
           <w:color w:val="5A7D3A"/>
           <w:sz w:val="18"/>
         </w:rPr>
-        <w:t>https://pubmed.ncbi.nlm.nih.gov/42923857/</w:t>
+        <w:t>https://pubmed.ncbi.nlm.nih.gov/42922897/</w:t>
       </w:r>
     </w:p>
     <w:p>
@@ -368,7 +368,7 @@
         <w:pStyle w:val="Heading2"/>
       </w:pPr>
       <w:r>
-        <w:t>Essverhalten-Phänotypen zur Früherkennung: Neue Grenzwerte für personalisierte Adipositasbehandlung bei Kindern</w:t>
+        <w:t>Adipositas-Fortbildung in Brasilien: Ernährungsberater absolvieren häufiger</w:t>
       </w:r>
     </w:p>
     <w:p>
@@ -378,12 +378,12 @@
           <w:color w:val="666666"/>
           <w:sz w:val="18"/>
         </w:rPr>
-        <w:t>Kudlek L et al.  ·  Int J Behav Nutr Phys Act  ·  25.07.2026  ·  PMID 42919389</w:t>
+        <w:t>Silva ARE et al.  ·  Epidemiol Serv Saude  ·  16.07.2026  ·  PMID 42922716</w:t>
       </w:r>
     </w:p>
     <w:p>
       <w:r>
-        <w:t>Individuelle Teilnehmerdaten-Metaanalyse von 17 internationalen Studien mit 15.273 Kindern (2–18 Jahre) zur Identifikation von Essverhalten-Phänotypen mittels CEBQ-Subskalen und Ableitung klinisch nutzbarer Grenzwerte.</w:t>
+        <w:t>Querschnittsstudie mit 3.975 angemeldeten Fachkräften und Studierenden zu Faktoren für den Abschluss einer 40-Stunden-Distanzfortbildung zum kollektiven Adipositas-Management im brasilianischen SUS (2021–2022).</w:t>
       </w:r>
     </w:p>
     <w:p>
@@ -394,7 +394,7 @@
         <w:t xml:space="preserve">Ergebnis: </w:t>
       </w:r>
       <w:r>
-        <w:t>AUC-Werte der CEBQ-Subskalen lagen zwischen 0,60 und 0,71. Bester Grenzwert für Mädchen 7–12 Jahre bei Nahrungsreaktivität: 2,6 (Sensitivität 0,81, Spezifität 0,85). Leistung war besser in mittlerer Kindheit als früher Kindheit.</w:t>
+        <w:t>1.620 (40,8 %) greifen auf Plattform zu. Nach Adjustment: Ernährungsberater (OR = 1,55; 95%-KI: 1,09–2,19) und vorherige Exposition gegenüber gedrucktem/digitalem Material (OR = 1,27; 95%-KI: 1,04–1,56) erhöhen Abschlusswahrscheinlichkeit. 91 % Frauen, 56,7 % Ernährungsberater, 54,8 % in Südosten tätig.</w:t>
       </w:r>
     </w:p>
     <w:p>
@@ -409,7 +409,7 @@
         <w:rPr>
           <w:sz w:val="19"/>
         </w:rPr>
-        <w:t>Internationale Daten; Grenzwerte müssen für deutschsprachigen Raum validiert werden.</w:t>
+        <w:t>Brasilien, Versorgungssystem SUS, Berufskategorie und Zugang zentral</w:t>
       </w:r>
     </w:p>
     <w:p>
@@ -418,7 +418,65 @@
           <w:color w:val="5A7D3A"/>
           <w:sz w:val="18"/>
         </w:rPr>
-        <w:t>https://pubmed.ncbi.nlm.nih.gov/42919389/</w:t>
+        <w:t>https://pubmed.ncbi.nlm.nih.gov/42922716/</w:t>
+      </w:r>
+    </w:p>
+    <w:p>
+      <w:pPr>
+        <w:pStyle w:val="Heading2"/>
+      </w:pPr>
+      <w:r>
+        <w:t>Bangla desh: Untergewicht um 41 % gesunken, Übergewicht um 34 % gestiegen</w:t>
+      </w:r>
+    </w:p>
+    <w:p>
+      <w:r>
+        <w:rPr>
+          <w:i/>
+          <w:color w:val="666666"/>
+          <w:sz w:val="18"/>
+        </w:rPr>
+        <w:t>Billah MA et al.  ·  Public Health Nutr  ·  23.10.2026  ·  PMID 42922254</w:t>
+      </w:r>
+    </w:p>
+    <w:p>
+      <w:r>
+        <w:t>Analyse von acht Wellen der Bangladesh Demographic Health Surveys (1996–2022) mit 90.510 Frauen im reproduktiven Alter zur Dokumentation des epidemiologischen Übergangs von Untergewicht zu Übergewicht.</w:t>
+      </w:r>
+    </w:p>
+    <w:p>
+      <w:r>
+        <w:rPr>
+          <w:b/>
+        </w:rPr>
+        <w:t xml:space="preserve">Ergebnis: </w:t>
+      </w:r>
+      <w:r>
+        <w:t>Untergewicht-Prävalenz sank um 41,3 %, Übergewicht/Adipositas stieg um 33,6 %. BMI verschob sich um ~5 kg/m². Urban-ländliche Disparität: Untergewicht häufiger rural, Übergewicht häufiger urban. Höheres Alter, mehr Bildung und höherer sozioökonomischer Status assoziiert mit Übergewicht.</w:t>
+      </w:r>
+    </w:p>
+    <w:p>
+      <w:r>
+        <w:rPr>
+          <w:b/>
+          <w:sz w:val="19"/>
+        </w:rPr>
+        <w:t xml:space="preserve">Übertragbarkeit: </w:t>
+      </w:r>
+      <w:r>
+        <w:rPr>
+          <w:sz w:val="19"/>
+        </w:rPr>
+        <w:t>Bangladesch, nationale Repräsentativität über 26 Jahre, globales Muster</w:t>
+      </w:r>
+    </w:p>
+    <w:p>
+      <w:r>
+        <w:rPr>
+          <w:color w:val="5A7D3A"/>
+          <w:sz w:val="18"/>
+        </w:rPr>
+        <w:t>https://pubmed.ncbi.nlm.nih.gov/42922254/</w:t>
       </w:r>
     </w:p>
     <w:sectPr>

--- a/download/studien-aktuell.docx
+++ b/download/studien-aktuell.docx
@@ -62,7 +62,7 @@
           <w:color w:val="666666"/>
           <w:sz w:val="18"/>
         </w:rPr>
-        <w:t>Stand: 27.10.2026  |  7 Studien  |  adipositas.m-vf.de</w:t>
+        <w:t>Stand: 28.10.2026  |  6 Studien  |  adipositas.m-vf.de</w:t>
       </w:r>
     </w:p>
     <w:p>
@@ -70,7 +70,7 @@
         <w:pStyle w:val="Heading1"/>
       </w:pPr>
       <w:r>
-        <w:t>Aufgenommen am 27.10.2026</w:t>
+        <w:t>Aufgenommen am 28.10.2026</w:t>
       </w:r>
     </w:p>
     <w:p>
@@ -78,7 +78,7 @@
         <w:pStyle w:val="Heading2"/>
       </w:pPr>
       <w:r>
-        <w:t>Gewichtsverlust im Alter erhöht psychische Belastung dosisabhängig</w:t>
+        <w:t>Adipositas bei Kindern und Jugendlichen: Family-based Care, Psychologie und Pharmakotherapie</w:t>
       </w:r>
     </w:p>
     <w:p>
@@ -88,12 +88,12 @@
           <w:color w:val="666666"/>
           <w:sz w:val="18"/>
         </w:rPr>
-        <w:t>Chou YC et al.  ·  BMC Geriatr  ·  29.07.2026  ·  PMID 42928118</w:t>
+        <w:t>Oliaro T et al.  ·  Nutrients  ·  21.10.2026  ·  PMID 42943020</w:t>
       </w:r>
     </w:p>
     <w:p>
       <w:r>
-        <w:t>Prospektive Kohortenstudie mit 70.570 Älteren (≥65 Jahre) aus Taiwan über 12 Jahre (2005–2016) zur Assoziation zwischen BMI-Veränderungen und psychischer Belastung (BSRS-5-Score).</w:t>
+        <w:t>Narrative Übersicht über integrierte Behandlungsansätze für Kinder und Jugendliche mit Adipositas, einschließlich verhaltensbasierter, psychologischer und pharmakologischer Strategien.</w:t>
       </w:r>
     </w:p>
     <w:p>
@@ -104,7 +104,7 @@
         <w:t xml:space="preserve">Ergebnis: </w:t>
       </w:r>
       <w:r>
-        <w:t>Starker Gewichtsverlust (&gt;10 %): adjustierte OR = 1,90 (95%-KI: 1,77–2,04) für psychische Belastung; leichter Gewichtsverlust (5–10 %): aOR = 1,60 (95%-KI: 1,52–1,68). Gewichtszunahme zeigte niedrigere und weniger robuste Effekte. Assoziation war dosisabhängig und blieb in Sensitivitätsanalysen signifikant.</w:t>
+        <w:t>Intensive familienbasierte Multikomponenten-Therapie ist die am besten gestützte Grundlage. Psychiatrische Komorbiditäten (Binge Eating, ADHD, emotionale Symptome) beeinflussen Therapieerfolg. Anti-Adipositas-Medikamente (Semaglutid, Liraglutid) produzierten zusätzliche, aber moderate BMI-Reduktion; Gewichtsrückgang nach Absetzen teilweise. Familie und Psyche sind entscheidend.</w:t>
       </w:r>
     </w:p>
     <w:p>
@@ -119,7 +119,7 @@
         <w:rPr>
           <w:sz w:val="19"/>
         </w:rPr>
-        <w:t>Taiwan, großes Register, Gewichtsverlust oft Frühzeichen Systemerkrankung</w:t>
+        <w:t>Evidenzsynthese aus internationalen Studien, pädiatrische Therapielogik übertragbar</w:t>
       </w:r>
     </w:p>
     <w:p>
@@ -128,7 +128,7 @@
           <w:color w:val="5A7D3A"/>
           <w:sz w:val="18"/>
         </w:rPr>
-        <w:t>https://pubmed.ncbi.nlm.nih.gov/42928118/</w:t>
+        <w:t>https://pubmed.ncbi.nlm.nih.gov/42943020/</w:t>
       </w:r>
     </w:p>
     <w:p>
@@ -136,7 +136,7 @@
         <w:pStyle w:val="Heading2"/>
       </w:pPr>
       <w:r>
-        <w:t>GLP-1 nach Adipositaschirurgie: Nutzen hängt vom Zeitpunkt ab</w:t>
+        <w:t>Adipositas bei Golfländern-Kindern: Lückenhafte Prävention trotz politischer Zusagen</w:t>
       </w:r>
     </w:p>
     <w:p>
@@ -146,12 +146,12 @@
           <w:color w:val="666666"/>
           <w:sz w:val="18"/>
         </w:rPr>
-        <w:t>He MC et al.  ·  Zhonghua Wei Chang Wai Ke Za Zhi  ·  25.10.2026  ·  PMID 42927970</w:t>
+        <w:t>Alnaji N et al.  ·  Nutrients  ·  20.10.2026  ·  PMID 42943006</w:t>
       </w:r>
     </w:p>
     <w:p>
       <w:r>
-        <w:t>Systematische Übersicht und Metaanalyse von 27 Studien (13 mit Quantifizierung) zur Wirksamkeit und Sicherheit von GLP-1-Rezeptoragonisten vor, unmittelbar nach und &gt;6 Monate nach Adipositaschirurgie.</w:t>
+        <w:t>Framework-gestützte Analyse von 103 politischen Dokumenten und 32 Stakeholder-Interviews aus 6 Golfkooperationsrat-Ländern zur Bestandsaufnahme von Adipositas-Präventionspolitik für Kinder.</w:t>
       </w:r>
     </w:p>
     <w:p>
@@ -162,7 +162,7 @@
         <w:t xml:space="preserve">Ergebnis: </w:t>
       </w:r>
       <w:r>
-        <w:t>Präoperativ: SMD 0,52 für Gewichtsverlust (95%-KI: 0,25–0,79), aber mit OP-Gewicht als Baseline: −2,85 Prozentpunkte Gesamtgewichtsverlust (TWL) bei 12 Monaten. Früh postoperativ (1 Monat): +3,62 Prozentpunkte TWL bei 6 Monaten. Nach 6 Monaten: +7,48 kg Zusatzverlust. Rettungstherapie: +10,30 % Endpunkt-Gewichtsverlust vs. Placebo. NW hauptsächlich gastrointestinal (Übelkeit 25,3 %, Verstopfung 19,0 %), schwer selten.</w:t>
+        <w:t>Front-of-Pack-Kennzeichnung in 3 Ländern nur freiwillig; Werbeeinschränkungen teilweise, digital kaum umgesetzt. Fragmentierte Governance und fehlende Rechenschaftspflicht schwächen Umsetzung. Schulische Interventionen und IYCF-Strategien existieren, aber inkonsistente Finanzierung und Implementation. Roadmap mit 3 Handlungsfeldern empfohlen: Verbesserung Kinderlebensmittel, Lebensmittelumgebung, Ernährungspraxis.</w:t>
       </w:r>
     </w:p>
     <w:p>
@@ -177,7 +177,7 @@
         <w:rPr>
           <w:sz w:val="19"/>
         </w:rPr>
-        <w:t>China, systematische Übersicht international, GLP-1-Erstattung dort unterschiedlich zu Deutschland</w:t>
+        <w:t>Golfregion, nicht direkt deutsch, aber Politikstrukturen-Lektionen anwendbar</w:t>
       </w:r>
     </w:p>
     <w:p>
@@ -186,7 +186,7 @@
           <w:color w:val="5A7D3A"/>
           <w:sz w:val="18"/>
         </w:rPr>
-        <w:t>https://pubmed.ncbi.nlm.nih.gov/42927970/</w:t>
+        <w:t>https://pubmed.ncbi.nlm.nih.gov/42943006/</w:t>
       </w:r>
     </w:p>
     <w:p>
@@ -194,7 +194,7 @@
         <w:pStyle w:val="Heading2"/>
       </w:pPr>
       <w:r>
-        <w:t>Elternfütterungspraktiken und Stress: keine moderierenden Effekte auf Kindergewicht</w:t>
+        <w:t>Hepatische Steatose nach Adipositaschirurgie: Rückgang bereits nach 3 Monaten messbar</w:t>
       </w:r>
     </w:p>
     <w:p>
@@ -204,12 +204,12 @@
           <w:color w:val="666666"/>
           <w:sz w:val="18"/>
         </w:rPr>
-        <w:t>Demi̇rtaş E et al.  ·  BMC Public Health  ·  07.08.2026  ·  PMID 42926235</w:t>
+        <w:t>Hoffmann T et al.  ·  BMC Med Imaging  ·  22.10.2026  ·  PMID 42934557</w:t>
       </w:r>
     </w:p>
     <w:p>
       <w:r>
-        <w:t>Querschnittsstudie mit 441 Kindern (3–11 Jahre) und ihren Müttern in der Türkei zur Assoziation zwischen Elternfütterungspraktiken, mütterlichem Stress und Kinder-BMI.</w:t>
+        <w:t>Prospektive Studie an 89 Patienten nach Adipositaschirurgie mit Ultraschall und Attenuierungsbildgebung zur Verfolgung von Leberablagerungen präoperativ sowie 3 und 6 Monate postoperativ.</w:t>
       </w:r>
     </w:p>
     <w:p>
@@ -220,7 +220,7 @@
         <w:t xml:space="preserve">Ergebnis: </w:t>
       </w:r>
       <w:r>
-        <w:t>Druck zum Essen zeigte negative Assoziation mit BMI (B = −0,120; p &lt; 0,001); Restriktion und Monitoring nicht signifikant. Mütterlicher Stress war schwach negativ assoziiert in Restriktions- und Monitoring-Modellen, aber nicht beim Druck-zum-Essen-Modell. Keine signifikanten Interaktionsterme. Modelle erklärten 3,5–7,2 % der BMI-Varianz.</w:t>
+        <w:t>BMI sank postoperativ in allen Fällen (p&lt;0,001). Steatose-Besserung B-Mode 56,2%, Attenuierungsbildgebung 68,5%, absolute ATI-Werte in 94,4% reduziert. Lebergröße in 94,4% kleiner. Größte Reduktionen bei 3 Monaten. Metabolische Besserung tritt früh nach chirurgischer Intervention auf.</w:t>
       </w:r>
     </w:p>
     <w:p>
@@ -235,7 +235,7 @@
         <w:rPr>
           <w:sz w:val="19"/>
         </w:rPr>
-        <w:t>Türkei, repräsentativ, aber Moderationseffekte kulturell variabel</w:t>
+        <w:t>Deutsche Universitätsklinik Tübingen, Versorgungsrealität abbildend</w:t>
       </w:r>
     </w:p>
     <w:p>
@@ -244,7 +244,7 @@
           <w:color w:val="5A7D3A"/>
           <w:sz w:val="18"/>
         </w:rPr>
-        <w:t>https://pubmed.ncbi.nlm.nih.gov/42926235/</w:t>
+        <w:t>https://pubmed.ncbi.nlm.nih.gov/42934557/</w:t>
       </w:r>
     </w:p>
     <w:p>
@@ -252,7 +252,7 @@
         <w:pStyle w:val="Heading2"/>
       </w:pPr>
       <w:r>
-        <w:t>Doppelbelastung: 4,7 % der Kinder zeigen Stunting und Übergewicht gleichzeitig</w:t>
+        <w:t>Körperliche Aktivität in der Adipositasprävention: Effekte über die Gewichtskontrolle hinaus</w:t>
       </w:r>
     </w:p>
     <w:p>
@@ -262,12 +262,12 @@
           <w:color w:val="666666"/>
           <w:sz w:val="18"/>
         </w:rPr>
-        <w:t>de Carvalho JTP et al.  ·  Epidemiol Serv Saude  ·  03.04.2026  ·  PMID 42922964</w:t>
+        <w:t>Joisten C et al.  ·  Bundesgesundheitsblatt Gesundheitsforschung Gesundheitsschutz  ·  15.10.2026  ·  PMID 42878853</w:t>
       </w:r>
     </w:p>
     <w:p>
       <w:r>
-        <w:t>Deskriptive Studie mit anthropometrischen Daten aus dem Brasilianischen Lebensmittel- und Ernährungsüberwachungssystem zu Prävalenz und Muster der Doppelbelastung Malnutrition (gleichzeitig Stunting und hohes BMI-für-Alter) bei 1.704 Kindern (0–9 Jahre) in Icapuí, Ceará.</w:t>
+        <w:t>Narrative Übersicht zur Rolle von körperlicher Aktivität in Prävention und Therapie von Adipositas über die gesamte Lebensspanne.</w:t>
       </w:r>
     </w:p>
     <w:p>
@@ -278,7 +278,7 @@
         <w:t xml:space="preserve">Ergebnis: </w:t>
       </w:r>
       <w:r>
-        <w:t>23,9 % Übergewicht (Übergewicht, Adipositas, schwere Adipositas); 10,2 % Stunting. Doppelbelastung in 4,7 %, höher bei unter 5 Jahren (6,5 %) als bei 5–9 Jahren (3,0 %). Jungen zeigten höhere Stunting- und Doppelbelastungs-Prävalenz als Mädchen.</w:t>
+        <w:t>Bewegung allein führt bei Erwachsenen zu moderatem Gewichtsverlust; unabhängig davon assoziiert mit relevanten Verbesserungen von Körperzusammensetzung, Fitness, metabolischer Gesundheit, Mobilität und Lebensqualität. Physical Literacy als Kompetenz-Konstrukt kann langfristige Bewegungsressourcen für Gesundheit verankern.</w:t>
       </w:r>
     </w:p>
     <w:p>
@@ -293,7 +293,7 @@
         <w:rPr>
           <w:sz w:val="19"/>
         </w:rPr>
-        <w:t>Brasilien, Primärversorgung, klassisches Problem niedrig-mittlerer Einkommensländer</w:t>
+        <w:t>Deutsche Publikation, nationale Leitlinien und Monitoringdaten integriert</w:t>
       </w:r>
     </w:p>
     <w:p>
@@ -302,7 +302,7 @@
           <w:color w:val="5A7D3A"/>
           <w:sz w:val="18"/>
         </w:rPr>
-        <w:t>https://pubmed.ncbi.nlm.nih.gov/42922964/</w:t>
+        <w:t>https://pubmed.ncbi.nlm.nih.gov/42878853/</w:t>
       </w:r>
     </w:p>
     <w:p>
@@ -310,7 +310,7 @@
         <w:pStyle w:val="Heading2"/>
       </w:pPr>
       <w:r>
-        <w:t>Schwangerschaftsgewichtszunahme unter 10 kg erhöht Vitamin-D-Mangel beim Kind</w:t>
+        <w:t>Blutungskomplikationen nach Adipositaschirurgie: Patientenfaktoren wichtiger als Technik</w:t>
       </w:r>
     </w:p>
     <w:p>
@@ -320,12 +320,12 @@
           <w:color w:val="666666"/>
           <w:sz w:val="18"/>
         </w:rPr>
-        <w:t>Zhao Y et al.  ·  Front Endocrinol (Lausanne)  ·  08.10.2026  ·  PMID 42922897</w:t>
+        <w:t>Brouwer AJ et al.  ·  Obes Surg  ·  02.10.2026  ·  PMID 42825970</w:t>
       </w:r>
     </w:p>
     <w:p>
       <w:r>
-        <w:t>Multizentrische retrospektive Kohortenstudie mit 1.984 Mutter-Kind-Paaren in Jiangsu-Provinz (China), 2014–2015, zur Assoziation zwischen mütterlicher Gestationsgewichtszunahme (GWG) und Vitamin-D-Status der Kinder (0–5 Jahre).</w:t>
+        <w:t>Niederländische Registeranalyse von 83.580 Patienten aus dem DATO (Dutch Audit for Treatment of Obesity), um Risikofaktoren für postoperative Blutungen ≥Clavien-Dindo Grad II nach primärer Adipositaschirurgie zu identifizieren.</w:t>
       </w:r>
     </w:p>
     <w:p>
@@ -336,7 +336,7 @@
         <w:t xml:space="preserve">Ergebnis: </w:t>
       </w:r>
       <w:r>
-        <w:t>GWG ≤10 kg war assoziiert mit erhöhtem Vitamin-D-Mangel-Risiko (OR = 1,82; 95%-KI: 1,36–2,44 in Modell 1) und blieb in mehreren Modellen signifikant. GWG &gt;19 kg zeigte erhöhtes Insuffizienz-Risiko (OR = 1,31 unadjustiert), die Assoziation war aber nach FDR-Korrektur nicht robust.</w:t>
+        <w:t>Postoperative Blutungen traten in 1,2% (n=1.021) auf. Unabhängig assoziiert: höherer BMI protektiv (aOR 0,974; p&lt;0,001), Schlaganfall/TIA (aOR 1,75), Hypertonie (aOR 1,34) und Lebererkrankung (aOR 1,84). Chirurgische Technik und Stapler-Typ zeigten keine signifikante Assoziation. Patientenfaktoren überwiegen technische Variable.</w:t>
       </w:r>
     </w:p>
     <w:p>
@@ -351,7 +351,7 @@
         <w:rPr>
           <w:sz w:val="19"/>
         </w:rPr>
-        <w:t>China, multizentrisch, aber Vitamin-D-Status stark klimaabhängig</w:t>
+        <w:t>Niederlande, vergleichbares Versicherungssystem und Register</w:t>
       </w:r>
     </w:p>
     <w:p>
@@ -360,7 +360,7 @@
           <w:color w:val="5A7D3A"/>
           <w:sz w:val="18"/>
         </w:rPr>
-        <w:t>https://pubmed.ncbi.nlm.nih.gov/42922897/</w:t>
+        <w:t>https://pubmed.ncbi.nlm.nih.gov/42825970/</w:t>
       </w:r>
     </w:p>
     <w:p>
@@ -368,7 +368,7 @@
         <w:pStyle w:val="Heading2"/>
       </w:pPr>
       <w:r>
-        <w:t>Adipositas-Fortbildung in Brasilien: Ernährungsberater absolvieren häufiger</w:t>
+        <w:t>Adipositaschirurgie im NHS: Welche Patienten halten Gewichtsverlust über 10 Jahre?</w:t>
       </w:r>
     </w:p>
     <w:p>
@@ -378,12 +378,12 @@
           <w:color w:val="666666"/>
           <w:sz w:val="18"/>
         </w:rPr>
-        <w:t>Silva ARE et al.  ·  Epidemiol Serv Saude  ·  16.07.2026  ·  PMID 42922716</w:t>
+        <w:t>Aizan LNB et al.  ·  Obes Surg  ·  28.08.2026  ·  PMID 42661133</w:t>
       </w:r>
     </w:p>
     <w:p>
       <w:r>
-        <w:t>Querschnittsstudie mit 3.975 angemeldeten Fachkräften und Studierenden zu Faktoren für den Abschluss einer 40-Stunden-Distanzfortbildung zum kollektiven Adipositas-Management im brasilianischen SUS (2021–2022).</w:t>
+        <w:t>Longitudinale Kohortenstudie von 2.092 Patienten nach Adipositaschirurgie im NHS, um präoperative Faktoren für Langzeitgewicht und Wiederzunahme zu identifizieren.</w:t>
       </w:r>
     </w:p>
     <w:p>
@@ -394,7 +394,7 @@
         <w:t xml:space="preserve">Ergebnis: </w:t>
       </w:r>
       <w:r>
-        <w:t>1.620 (40,8 %) greifen auf Plattform zu. Nach Adjustment: Ernährungsberater (OR = 1,55; 95%-KI: 1,09–2,19) und vorherige Exposition gegenüber gedrucktem/digitalem Material (OR = 1,27; 95%-KI: 1,04–1,56) erhöhen Abschlusswahrscheinlichkeit. 91 % Frauen, 56,7 % Ernährungsberater, 54,8 % in Südosten tätig.</w:t>
+        <w:t>Mittlerer Gesamtgewichtsverlust 31,3% nach 2 Jahren, graduell abnehmend auf 25,1% nach 10 Jahren. Bypass-Verfahren (RYGB, OAGB) zeigten bis 5 Jahre bessere Ergebnisse als Sleeve (27,9–28,3% vs. 22,8%). Alter, Hypertonie, sozioökonomischer Status (IMD Quintil) und früher erreichte Gewichtsloss waren signifikante Prädiktoren für Wiederzunahme (p&lt;0,05).</w:t>
       </w:r>
     </w:p>
     <w:p>
@@ -409,7 +409,7 @@
         <w:rPr>
           <w:sz w:val="19"/>
         </w:rPr>
-        <w:t>Brasilien, Versorgungssystem SUS, Berufskategorie und Zugang zentral</w:t>
+        <w:t>UK NHS-Daten, Versicherungssystem vergleichbar mit deutschem</w:t>
       </w:r>
     </w:p>
     <w:p>
@@ -418,65 +418,7 @@
           <w:color w:val="5A7D3A"/>
           <w:sz w:val="18"/>
         </w:rPr>
-        <w:t>https://pubmed.ncbi.nlm.nih.gov/42922716/</w:t>
-      </w:r>
-    </w:p>
-    <w:p>
-      <w:pPr>
-        <w:pStyle w:val="Heading2"/>
-      </w:pPr>
-      <w:r>
-        <w:t>Bangla desh: Untergewicht um 41 % gesunken, Übergewicht um 34 % gestiegen</w:t>
-      </w:r>
-    </w:p>
-    <w:p>
-      <w:r>
-        <w:rPr>
-          <w:i/>
-          <w:color w:val="666666"/>
-          <w:sz w:val="18"/>
-        </w:rPr>
-        <w:t>Billah MA et al.  ·  Public Health Nutr  ·  23.10.2026  ·  PMID 42922254</w:t>
-      </w:r>
-    </w:p>
-    <w:p>
-      <w:r>
-        <w:t>Analyse von acht Wellen der Bangladesh Demographic Health Surveys (1996–2022) mit 90.510 Frauen im reproduktiven Alter zur Dokumentation des epidemiologischen Übergangs von Untergewicht zu Übergewicht.</w:t>
-      </w:r>
-    </w:p>
-    <w:p>
-      <w:r>
-        <w:rPr>
-          <w:b/>
-        </w:rPr>
-        <w:t xml:space="preserve">Ergebnis: </w:t>
-      </w:r>
-      <w:r>
-        <w:t>Untergewicht-Prävalenz sank um 41,3 %, Übergewicht/Adipositas stieg um 33,6 %. BMI verschob sich um ~5 kg/m². Urban-ländliche Disparität: Untergewicht häufiger rural, Übergewicht häufiger urban. Höheres Alter, mehr Bildung und höherer sozioökonomischer Status assoziiert mit Übergewicht.</w:t>
-      </w:r>
-    </w:p>
-    <w:p>
-      <w:r>
-        <w:rPr>
-          <w:b/>
-          <w:sz w:val="19"/>
-        </w:rPr>
-        <w:t xml:space="preserve">Übertragbarkeit: </w:t>
-      </w:r>
-      <w:r>
-        <w:rPr>
-          <w:sz w:val="19"/>
-        </w:rPr>
-        <w:t>Bangladesch, nationale Repräsentativität über 26 Jahre, globales Muster</w:t>
-      </w:r>
-    </w:p>
-    <w:p>
-      <w:r>
-        <w:rPr>
-          <w:color w:val="5A7D3A"/>
-          <w:sz w:val="18"/>
-        </w:rPr>
-        <w:t>https://pubmed.ncbi.nlm.nih.gov/42922254/</w:t>
+        <w:t>https://pubmed.ncbi.nlm.nih.gov/42661133/</w:t>
       </w:r>
     </w:p>
     <w:sectPr>

--- a/download/studien-aktuell.docx
+++ b/download/studien-aktuell.docx
@@ -62,7 +62,7 @@
           <w:color w:val="666666"/>
           <w:sz w:val="18"/>
         </w:rPr>
-        <w:t>Stand: 28.10.2026  |  6 Studien  |  adipositas.m-vf.de</w:t>
+        <w:t>Stand: 29.10.2026  |  6 Studien  |  adipositas.m-vf.de</w:t>
       </w:r>
     </w:p>
     <w:p>
@@ -70,7 +70,7 @@
         <w:pStyle w:val="Heading1"/>
       </w:pPr>
       <w:r>
-        <w:t>Aufgenommen am 28.10.2026</w:t>
+        <w:t>Aufgenommen am 29.10.2026</w:t>
       </w:r>
     </w:p>
     <w:p>
@@ -78,7 +78,7 @@
         <w:pStyle w:val="Heading2"/>
       </w:pPr>
       <w:r>
-        <w:t>Adipositas bei Kindern und Jugendlichen: Family-based Care, Psychologie und Pharmakotherapie</w:t>
+        <w:t>TyHGB-Index sagt Typ-2-Diabetes zuverlässiger voraus als BMI</w:t>
       </w:r>
     </w:p>
     <w:p>
@@ -88,12 +88,12 @@
           <w:color w:val="666666"/>
           <w:sz w:val="18"/>
         </w:rPr>
-        <w:t>Oliaro T et al.  ·  Nutrients  ·  21.10.2026  ·  PMID 42943020</w:t>
+        <w:t>Zhang L et al.  ·  Front Endocrinol (Lausanne)  ·  13.10.2026  ·  PMID 42947710</w:t>
       </w:r>
     </w:p>
     <w:p>
       <w:r>
-        <w:t>Narrative Übersicht über integrierte Behandlungsansätze für Kinder und Jugendliche mit Adipositas, einschließlich verhaltensbasierter, psychologischer und pharmakologischer Strategien.</w:t>
+        <w:t>Sekundäranalyse der NAGALA-Kohortenstudie mit 15.453 normoglykämischen Personen zur Vorhersageperformanz des TyHGB-Index (Triglyceride-HDL-Glukose-Körperindex) für Typ-2-Diabetes über Median 5,4 Jahre.</w:t>
       </w:r>
     </w:p>
     <w:p>
@@ -104,7 +104,7 @@
         <w:t xml:space="preserve">Ergebnis: </w:t>
       </w:r>
       <w:r>
-        <w:t>Intensive familienbasierte Multikomponenten-Therapie ist die am besten gestützte Grundlage. Psychiatrische Komorbiditäten (Binge Eating, ADHD, emotionale Symptome) beeinflussen Therapieerfolg. Anti-Adipositas-Medikamente (Semaglutid, Liraglutid) produzierten zusätzliche, aber moderate BMI-Reduktion; Gewichtsrückgang nach Absetzen teilweise. Familie und Psyche sind entscheidend.</w:t>
+        <w:t>373 Diabetes-Neuerkrankungen. Jede TyHGB-Einheit erhöhte das Diabetesrisiko um 36 % (HR 1,36, 95%-KI 1,27–1,45). Höchstes vs. niedrigstes Quartil: HR 5,68 (95%-KI 2,84–11,36). Nichtlinearer Zusammenhang mit Inflexionspunkt bei TyHGB = 6,748. Zeitabhängige ROC: TyHGB zeigte konsistent höchste AUC zur 3-, 5- und 10-Jahres-Vorhersage im Vergleich zu Standard-Indizes.</w:t>
       </w:r>
     </w:p>
     <w:p>
@@ -119,7 +119,7 @@
         <w:rPr>
           <w:sz w:val="19"/>
         </w:rPr>
-        <w:t>Evidenzsynthese aus internationalen Studien, pädiatrische Therapielogik übertragbar</w:t>
+        <w:t>Japanische Kohortendaten; Index-Konzept für universelle Risikoschichtung geeignet</w:t>
       </w:r>
     </w:p>
     <w:p>
@@ -128,7 +128,7 @@
           <w:color w:val="5A7D3A"/>
           <w:sz w:val="18"/>
         </w:rPr>
-        <w:t>https://pubmed.ncbi.nlm.nih.gov/42943020/</w:t>
+        <w:t>https://pubmed.ncbi.nlm.nih.gov/42947710/</w:t>
       </w:r>
     </w:p>
     <w:p>
@@ -136,7 +136,7 @@
         <w:pStyle w:val="Heading2"/>
       </w:pPr>
       <w:r>
-        <w:t>Adipositas bei Golfländern-Kindern: Lückenhafte Prävention trotz politischer Zusagen</w:t>
+        <w:t>Metabolisches Syndrom bei Brustkrebs-Diagnose verdoppelte Sterblichkeitsrisiko</w:t>
       </w:r>
     </w:p>
     <w:p>
@@ -146,12 +146,12 @@
           <w:color w:val="666666"/>
           <w:sz w:val="18"/>
         </w:rPr>
-        <w:t>Alnaji N et al.  ·  Nutrients  ·  20.10.2026  ·  PMID 42943006</w:t>
+        <w:t>Prado V et al.  ·  BMC Cancer  ·  31.07.2026  ·  PMID 42947051</w:t>
       </w:r>
     </w:p>
     <w:p>
       <w:r>
-        <w:t>Framework-gestützte Analyse von 103 politischen Dokumenten und 32 Stakeholder-Interviews aus 6 Golfkooperationsrat-Ländern zur Bestandsaufnahme von Adipositas-Präventionspolitik für Kinder.</w:t>
+        <w:t>Prospektive Kohortenstudie an 126 Frauen mit Brustkrebs in einem brasilianischen öffentlichen Krankenhaus, die metabolische Gesundheit bei Diagnose und Sterberisiko über zwei Jahre verfolgte.</w:t>
       </w:r>
     </w:p>
     <w:p>
@@ -162,7 +162,7 @@
         <w:t xml:space="preserve">Ergebnis: </w:t>
       </w:r>
       <w:r>
-        <w:t>Front-of-Pack-Kennzeichnung in 3 Ländern nur freiwillig; Werbeeinschränkungen teilweise, digital kaum umgesetzt. Fragmentierte Governance und fehlende Rechenschaftspflicht schwächen Umsetzung. Schulische Interventionen und IYCF-Strategien existieren, aber inkonsistente Finanzierung und Implementation. Roadmap mit 3 Handlungsfeldern empfohlen: Verbesserung Kinderlebensmittel, Lebensmittelumgebung, Ernährungspraxis.</w:t>
+        <w:t>Frauen mit metabolischem Syndrom bei Diagnose hatten eine höhere Sterblichkeit (73 % vs. 41 % bei Überlebenden, p = 0,020) und ein 9,09-fach erhöhtes Mortalitätsrisiko (95%-KI 1,73–47,9). Fasting-Glukose war bei verstorbenen Patientinnen signifikant höher (p = 0,021). Die Quoten einzelner metabolischer Komponenten blieben über zwei Jahre stabil.</w:t>
       </w:r>
     </w:p>
     <w:p>
@@ -177,7 +177,7 @@
         <w:rPr>
           <w:sz w:val="19"/>
         </w:rPr>
-        <w:t>Golfregion, nicht direkt deutsch, aber Politikstrukturen-Lektionen anwendbar</w:t>
+        <w:t>Öffentliches Gesundheitssystem, vergleichbar mit Deutschland bei Erfassungsgründlichkeit</w:t>
       </w:r>
     </w:p>
     <w:p>
@@ -186,7 +186,7 @@
           <w:color w:val="5A7D3A"/>
           <w:sz w:val="18"/>
         </w:rPr>
-        <w:t>https://pubmed.ncbi.nlm.nih.gov/42943006/</w:t>
+        <w:t>https://pubmed.ncbi.nlm.nih.gov/42947051/</w:t>
       </w:r>
     </w:p>
     <w:p>
@@ -194,7 +194,7 @@
         <w:pStyle w:val="Heading2"/>
       </w:pPr>
       <w:r>
-        <w:t>Hepatische Steatose nach Adipositaschirurgie: Rückgang bereits nach 3 Monaten messbar</w:t>
+        <w:t>Perioperative Gewichtszunahme sagt schwere Komplikationen nach Magenoperationen voraus</w:t>
       </w:r>
     </w:p>
     <w:p>
@@ -204,12 +204,12 @@
           <w:color w:val="666666"/>
           <w:sz w:val="18"/>
         </w:rPr>
-        <w:t>Hoffmann T et al.  ·  BMC Med Imaging  ·  22.10.2026  ·  PMID 42934557</w:t>
+        <w:t>Ravenel M et al.  ·  Langenbecks Arch Surg  ·  30.07.2026  ·  PMID 42944904</w:t>
       </w:r>
     </w:p>
     <w:p>
       <w:r>
-        <w:t>Prospektive Studie an 89 Patienten nach Adipositaschirurgie mit Ultraschall und Attenuierungsbildgebung zur Verfolgung von Leberablagerungen präoperativ sowie 3 und 6 Monate postoperativ.</w:t>
+        <w:t>Retrospektive Analyse von 1.402 Patienten an einem Schweizer Zentrum zur Vorhersagekraft der Gewichtszunahme am postoperativen Tag 2 für Komplikationen nach großen Magen-Darm-Operationen (≥120 min Dauer).</w:t>
       </w:r>
     </w:p>
     <w:p>
@@ -220,7 +220,7 @@
         <w:t xml:space="preserve">Ergebnis: </w:t>
       </w:r>
       <w:r>
-        <w:t>BMI sank postoperativ in allen Fällen (p&lt;0,001). Steatose-Besserung B-Mode 56,2%, Attenuierungsbildgebung 68,5%, absolute ATI-Werte in 94,4% reduziert. Lebergröße in 94,4% kleiner. Größte Reduktionen bei 3 Monaten. Metabolische Besserung tritt früh nach chirurgischer Intervention auf.</w:t>
+        <w:t>Gewichtszunahme ≥2,6 kg am POD 2 war unabhängiger Prädiktor schwerer Komplikationen (Clavien ≥II: 38,2 % vs. 20,7 %, p &lt; 0,001; adjustierte OR 1,49, 95%-KI 1,03–2,16, p = 0,033). AUC 0,614. Negative Vorhersagekraft 79 %. Patienten mit höherer Gewichtszunahme hatten mehr Anastomosenlecks (9,2 % vs. 5,0 %, p = 0,002) und höhere Komplikationsindices.</w:t>
       </w:r>
     </w:p>
     <w:p>
@@ -235,7 +235,7 @@
         <w:rPr>
           <w:sz w:val="19"/>
         </w:rPr>
-        <w:t>Deutsche Universitätsklinik Tübingen, Versorgungsrealität abbildend</w:t>
+        <w:t>Schweiz, vergleichbare Dokumentation und Versorgungsstruktur</w:t>
       </w:r>
     </w:p>
     <w:p>
@@ -244,7 +244,7 @@
           <w:color w:val="5A7D3A"/>
           <w:sz w:val="18"/>
         </w:rPr>
-        <w:t>https://pubmed.ncbi.nlm.nih.gov/42934557/</w:t>
+        <w:t>https://pubmed.ncbi.nlm.nih.gov/42944904/</w:t>
       </w:r>
     </w:p>
     <w:p>
@@ -252,7 +252,7 @@
         <w:pStyle w:val="Heading2"/>
       </w:pPr>
       <w:r>
-        <w:t>Körperliche Aktivität in der Adipositasprävention: Effekte über die Gewichtskontrolle hinaus</w:t>
+        <w:t>Roboterassistierte Pankreasoperation bei Adipositas: weniger Komplikationen</w:t>
       </w:r>
     </w:p>
     <w:p>
@@ -262,12 +262,12 @@
           <w:color w:val="666666"/>
           <w:sz w:val="18"/>
         </w:rPr>
-        <w:t>Joisten C et al.  ·  Bundesgesundheitsblatt Gesundheitsforschung Gesundheitsschutz  ·  15.10.2026  ·  PMID 42878853</w:t>
+        <w:t>Valle V et al.  ·  BJS Open  ·  04.09.2026  ·  PMID 42944612</w:t>
       </w:r>
     </w:p>
     <w:p>
       <w:r>
-        <w:t>Narrative Übersicht zur Rolle von körperlicher Aktivität in Prävention und Therapie von Adipositas über die gesamte Lebensspanne.</w:t>
+        <w:t>Propensity-Score-Matching-Analyse von 332 Patienten (166 pro Gruppe) aus 31 Zentren zum Vergleich roboter-assistierter vs. offener Pankreasduodenektomie bei Adipositas (BMI ≥30).</w:t>
       </w:r>
     </w:p>
     <w:p>
@@ -278,7 +278,7 @@
         <w:t xml:space="preserve">Ergebnis: </w:t>
       </w:r>
       <w:r>
-        <w:t>Bewegung allein führt bei Erwachsenen zu moderatem Gewichtsverlust; unabhängig davon assoziiert mit relevanten Verbesserungen von Körperzusammensetzung, Fitness, metabolischer Gesundheit, Mobilität und Lebensqualität. Physical Literacy als Kompetenz-Konstrukt kann langfristige Bewegungsressourcen für Gesundheit verankern.</w:t>
+        <w:t>Roboter-assistierte Chirurgie (RPD) zeigte signifikant niedrigere Raten schwerer Komplikationen (15,7 % vs. 27,7 %, p = 0,007), klinisch relevanter Pankreaspfisteln (8,4 % vs. 18 %, p = 0,011) und Wundinfektionen (4,2 % vs. 21 %, p &lt; 0,001). Blutungsverlust 100 vs. 200 ml, Liegedauer 11 vs. 17 Tage. Institutionelle Erfahrung (≥20 roboterassistierte Eingriffe) war unabhängiger Schutzfaktor (OR 0,36–0,39).</w:t>
       </w:r>
     </w:p>
     <w:p>
@@ -293,7 +293,7 @@
         <w:rPr>
           <w:sz w:val="19"/>
         </w:rPr>
-        <w:t>Deutsche Publikation, nationale Leitlinien und Monitoringdaten integriert</w:t>
+        <w:t>Chirurgische Technik, Ergebnisse übertragbar auf deutsche Zentren bei entsprechender Expertise</w:t>
       </w:r>
     </w:p>
     <w:p>
@@ -302,7 +302,7 @@
           <w:color w:val="5A7D3A"/>
           <w:sz w:val="18"/>
         </w:rPr>
-        <w:t>https://pubmed.ncbi.nlm.nih.gov/42878853/</w:t>
+        <w:t>https://pubmed.ncbi.nlm.nih.gov/42944612/</w:t>
       </w:r>
     </w:p>
     <w:p>
@@ -310,7 +310,7 @@
         <w:pStyle w:val="Heading2"/>
       </w:pPr>
       <w:r>
-        <w:t>Blutungskomplikationen nach Adipositaschirurgie: Patientenfaktoren wichtiger als Technik</w:t>
+        <w:t>Armut treibt Mangel: Adipositas-Epidemie als ökonomisches Versorgungsproblem</w:t>
       </w:r>
     </w:p>
     <w:p>
@@ -320,12 +320,12 @@
           <w:color w:val="666666"/>
           <w:sz w:val="18"/>
         </w:rPr>
-        <w:t>Brouwer AJ et al.  ·  Obes Surg  ·  02.10.2026  ·  PMID 42825970</w:t>
+        <w:t>Shvets YY  ·  Probl Sotsialnoi Gig Zdravookhranenniiai Istor Med  ·  15.12.2026  ·  PMID 42904727</w:t>
       </w:r>
     </w:p>
     <w:p>
       <w:r>
-        <w:t>Niederländische Registeranalyse von 83.580 Patienten aus dem DATO (Dutch Audit for Treatment of Obesity), um Risikofaktoren für postoperative Blutungen ≥Clavien-Dindo Grad II nach primärer Adipositaschirurgie zu identifizieren.</w:t>
+        <w:t>Ökologische Analyse russischer Routinedaten (Rosstat) und regionaler Biomarker-Überwachung 2019–2022 zur Assoziation zwischen wirtschaftlichen Indikatoren (Einkommen, Inflation) und Mikronährstoffstatus bei der Adipositas-Epidemie.</w:t>
       </w:r>
     </w:p>
     <w:p>
@@ -336,7 +336,7 @@
         <w:t xml:space="preserve">Ergebnis: </w:t>
       </w:r>
       <w:r>
-        <w:t>Postoperative Blutungen traten in 1,2% (n=1.021) auf. Unabhängig assoziiert: höherer BMI protektiv (aOR 0,974; p&lt;0,001), Schlaganfall/TIA (aOR 1,75), Hypertonie (aOR 1,34) und Lebererkrankung (aOR 1,84). Chirurgische Technik und Stapler-Typ zeigten keine signifikante Assoziation. Patientenfaktoren überwiegen technische Variable.</w:t>
+        <w:t>Stetiger Rückgang der Selenium-, Zink- und Eisenversorgung. Spearman-Korrelation: Starke positive Beziehung zwischen Einkommen und Kupferkonsum (0,8–1,0), negative für Toxikanten. Inflation und Lebensmittelkostenanteil (36,6 % der Ausgaben) zwangen vulnerable Gruppen zu billigen, energiedichten, mikronährstoffarmen Lebensmitteln. Sozioökonomischer Gradient der Adipositas erkannt.</w:t>
       </w:r>
     </w:p>
     <w:p>
@@ -351,7 +351,7 @@
         <w:rPr>
           <w:sz w:val="19"/>
         </w:rPr>
-        <w:t>Niederlande, vergleichbares Versicherungssystem und Register</w:t>
+        <w:t>Russland, Strukturen unterscheiden sich; konzeptioneller Vergleich zu deutschen Sozialgradienten möglich</w:t>
       </w:r>
     </w:p>
     <w:p>
@@ -360,7 +360,7 @@
           <w:color w:val="5A7D3A"/>
           <w:sz w:val="18"/>
         </w:rPr>
-        <w:t>https://pubmed.ncbi.nlm.nih.gov/42825970/</w:t>
+        <w:t>https://pubmed.ncbi.nlm.nih.gov/42904727/</w:t>
       </w:r>
     </w:p>
     <w:p>
@@ -368,7 +368,7 @@
         <w:pStyle w:val="Heading2"/>
       </w:pPr>
       <w:r>
-        <w:t>Adipositaschirurgie im NHS: Welche Patienten halten Gewichtsverlust über 10 Jahre?</w:t>
+        <w:t>Mikronährstoffmängel nach Adipositaschirurgie: Leitlinien-Implementierung unvollständig</w:t>
       </w:r>
     </w:p>
     <w:p>
@@ -378,12 +378,12 @@
           <w:color w:val="666666"/>
           <w:sz w:val="18"/>
         </w:rPr>
-        <w:t>Aizan LNB et al.  ·  Obes Surg  ·  28.08.2026  ·  PMID 42661133</w:t>
+        <w:t>Holt G et al.  ·  Obes Surg  ·  01.10.2026  ·  PMID 42821213</w:t>
       </w:r>
     </w:p>
     <w:p>
       <w:r>
-        <w:t>Longitudinale Kohortenstudie von 2.092 Patienten nach Adipositaschirurgie im NHS, um präoperative Faktoren für Langzeitgewicht und Wiederzunahme zu identifizieren.</w:t>
+        <w:t>Multizentrische retrospektive Kohortenstudie an 669 Patienten in 13 britischen bariatrischen Zentren zur Prävalenz von Mikronährstoffmängeln und Einhaltung der Überwachungsleitlinien in den ersten 12 Monaten nach Adipositaschirurgie.</w:t>
       </w:r>
     </w:p>
     <w:p>
@@ -394,7 +394,7 @@
         <w:t xml:space="preserve">Ergebnis: </w:t>
       </w:r>
       <w:r>
-        <w:t>Mittlerer Gesamtgewichtsverlust 31,3% nach 2 Jahren, graduell abnehmend auf 25,1% nach 10 Jahren. Bypass-Verfahren (RYGB, OAGB) zeigten bis 5 Jahre bessere Ergebnisse als Sleeve (27,9–28,3% vs. 22,8%). Alter, Hypertonie, sozioökonomischer Status (IMD Quintil) und früher erreichte Gewichtsloss waren signifikante Prädiktoren für Wiederzunahme (p&lt;0,05).</w:t>
+        <w:t>Zink- und Selenmangel traten häufig auf (Zink nach Sleeve-Gastrektomie bei 12 Monaten: 32,2 % vs. 26,0 % nach Bypass). Blutmonitoring war inkonsistent (33,7 % bei 3 Monaten, 88,4 % bei 12 Monaten). Etwa zwei Drittel berichteten volle Supplementations-Adhärenz. Leitlinien-Implementierung ist in der Routine unvollständig.</w:t>
       </w:r>
     </w:p>
     <w:p>
@@ -409,7 +409,7 @@
         <w:rPr>
           <w:sz w:val="19"/>
         </w:rPr>
-        <w:t>UK NHS-Daten, Versicherungssystem vergleichbar mit deutschem</w:t>
+        <w:t>Britische Struktur, NHS-Daten, direkter Vergleich zu deutschen Kliniken möglich</w:t>
       </w:r>
     </w:p>
     <w:p>
@@ -418,7 +418,7 @@
           <w:color w:val="5A7D3A"/>
           <w:sz w:val="18"/>
         </w:rPr>
-        <w:t>https://pubmed.ncbi.nlm.nih.gov/42661133/</w:t>
+        <w:t>https://pubmed.ncbi.nlm.nih.gov/42821213/</w:t>
       </w:r>
     </w:p>
     <w:sectPr>

--- a/download/studien-aktuell.docx
+++ b/download/studien-aktuell.docx
@@ -62,7 +62,7 @@
           <w:color w:val="666666"/>
           <w:sz w:val="18"/>
         </w:rPr>
-        <w:t>Stand: 29.10.2026  |  6 Studien  |  adipositas.m-vf.de</w:t>
+        <w:t>Stand: 30.10.2026  |  7 Studien  |  adipositas.m-vf.de</w:t>
       </w:r>
     </w:p>
     <w:p>
@@ -70,7 +70,7 @@
         <w:pStyle w:val="Heading1"/>
       </w:pPr>
       <w:r>
-        <w:t>Aufgenommen am 29.10.2026</w:t>
+        <w:t>Aufgenommen am 30.10.2026</w:t>
       </w:r>
     </w:p>
     <w:p>
@@ -78,7 +78,7 @@
         <w:pStyle w:val="Heading2"/>
       </w:pPr>
       <w:r>
-        <w:t>TyHGB-Index sagt Typ-2-Diabetes zuverlässiger voraus als BMI</w:t>
+        <w:t>Semaglutide: stärkere Gastrointestinal- und Nierenschäden als Tirzepatid im Spontanmeldesystem</w:t>
       </w:r>
     </w:p>
     <w:p>
@@ -88,12 +88,12 @@
           <w:color w:val="666666"/>
           <w:sz w:val="18"/>
         </w:rPr>
-        <w:t>Zhang L et al.  ·  Front Endocrinol (Lausanne)  ·  13.10.2026  ·  PMID 42947710</w:t>
+        <w:t>Arslan T  ·  Endocrine  ·  29.10.2026  ·  PMID 42955519</w:t>
       </w:r>
     </w:p>
     <w:p>
       <w:r>
-        <w:t>Sekundäranalyse der NAGALA-Kohortenstudie mit 15.453 normoglykämischen Personen zur Vorhersageperformanz des TyHGB-Index (Triglyceride-HDL-Glukose-Körperindex) für Typ-2-Diabetes über Median 5,4 Jahre.</w:t>
+        <w:t>Retrospektive Pharmakosicherheitsstudie, die 215.337 deduplizierte Berichte der FDA Adverse Event Reporting System (FAERS) von Januar 2022 bis Juni 2026 analysierte; Vergleich von Nebenwirkungsmeldungsmustern zwischen Semaglutid (60.423 Berichte) und Tirzepatid (143.126 Berichte) mittels Reporting Odds Ratios.</w:t>
       </w:r>
     </w:p>
     <w:p>
@@ -104,7 +104,7 @@
         <w:t xml:space="preserve">Ergebnis: </w:t>
       </w:r>
       <w:r>
-        <w:t>373 Diabetes-Neuerkrankungen. Jede TyHGB-Einheit erhöhte das Diabetesrisiko um 36 % (HR 1,36, 95%-KI 1,27–1,45). Höchstes vs. niedrigstes Quartil: HR 5,68 (95%-KI 2,84–11,36). Nichtlinearer Zusammenhang mit Inflexionspunkt bei TyHGB = 6,748. Zeitabhängige ROC: TyHGB zeigte konsistent höchste AUC zur 3-, 5- und 10-Jahres-Vorhersage im Vergleich zu Standard-Indizes.</w:t>
+        <w:t>Semaglutid zeigte höhere Meldungsquoten als Tirzepatid für verzögerte Magenentleerung (ROR 6,39), Darmverschluss/Ileus (ROR 4,56), akutes Nierenversagen (ROR 2,51), Pankreatitis (ROR 2,18), Erbrechen (ROR 2,11) und optische ischämische Neuropathie (ROR 15,77). Alopezien wurden relativ häufiger mit Tirzepatid assoziiert (ROR 0,74). Semaglutid-Berichte hatten höhere adjusted Odds für Hospitalisierung (aOR 2,80) und Tod (aOR 1,21). Daten spiegeln Spontanmeldungen wider; kein Kausalitätsnachweis.</w:t>
       </w:r>
     </w:p>
     <w:p>
@@ -119,7 +119,7 @@
         <w:rPr>
           <w:sz w:val="19"/>
         </w:rPr>
-        <w:t>Japanische Kohortendaten; Index-Konzept für universelle Risikoschichtung geeignet</w:t>
+        <w:t>USA-Daten, aber Sicherheitssignale für GLP-1-Agonisten in Deutschland relevant; Erstattung durch §34 SGB V ausgeschlossen.</w:t>
       </w:r>
     </w:p>
     <w:p>
@@ -128,7 +128,7 @@
           <w:color w:val="5A7D3A"/>
           <w:sz w:val="18"/>
         </w:rPr>
-        <w:t>https://pubmed.ncbi.nlm.nih.gov/42947710/</w:t>
+        <w:t>https://pubmed.ncbi.nlm.nih.gov/42955519/</w:t>
       </w:r>
     </w:p>
     <w:p>
@@ -136,7 +136,7 @@
         <w:pStyle w:val="Heading2"/>
       </w:pPr>
       <w:r>
-        <w:t>Metabolisches Syndrom bei Brustkrebs-Diagnose verdoppelte Sterblichkeitsrisiko</w:t>
+        <w:t>Magenbypässe reduzierten Schlafapnoe, aber Remission blieb selten</w:t>
       </w:r>
     </w:p>
     <w:p>
@@ -146,12 +146,12 @@
           <w:color w:val="666666"/>
           <w:sz w:val="18"/>
         </w:rPr>
-        <w:t>Prado V et al.  ·  BMC Cancer  ·  31.07.2026  ·  PMID 42947051</w:t>
+        <w:t>Bonilla LFS et al.  ·  Sleep Breath  ·  29.10.2026  ·  PMID 42955464</w:t>
       </w:r>
     </w:p>
     <w:p>
       <w:r>
-        <w:t>Prospektive Kohortenstudie an 126 Frauen mit Brustkrebs in einem brasilianischen öffentlichen Krankenhaus, die metabolische Gesundheit bei Diagnose und Sterberisiko über zwei Jahre verfolgte.</w:t>
+        <w:t>Prospektive Vorher-Nachher-Studie an 30 erwachsenen Patienten mit Adipositas und obstruktiver Schlafapnoe, die sich einem Roux-en-Y-Magenbypässe unterzogen; Messungen vor und etwa 6 Monate nach OP einschließlich Polysomnographie, anthropometrische und Lebensqualitätsmessungen.</w:t>
       </w:r>
     </w:p>
     <w:p>
@@ -162,7 +162,7 @@
         <w:t xml:space="preserve">Ergebnis: </w:t>
       </w:r>
       <w:r>
-        <w:t>Frauen mit metabolischem Syndrom bei Diagnose hatten eine höhere Sterblichkeit (73 % vs. 41 % bei Überlebenden, p = 0,020) und ein 9,09-fach erhöhtes Mortalitätsrisiko (95%-KI 1,73–47,9). Fasting-Glukose war bei verstorbenen Patientinnen signifikant höher (p = 0,021). Die Quoten einzelner metabolischer Komponenten blieben über zwei Jahre stabil.</w:t>
+        <w:t>Gewicht sank von 104,4 ± 12,6 auf 68,5 ± 8,9 kg, BMI von 38,77 ± 4,94 auf 25,82 ± 4,28 kg/m², Apnoe-Hypopnoe-Index von 23,70 ± 8,67 auf 8,74 ± 4,35 Ereignisse/Stunde (mittlere Reduktion −14,96 Ereignisse/Stunde; 95%-KI −18,69 bis −11,22; p &lt; 0,001). Residuelle Schlafapnoe (AHI ≥ 5 Ereignisse/Stunde) persistierte bei 15/18 Teilnehmern (83,3%). Sekundäre Outcomes (Schläfrigkeit, Lebensqualität) verbesserten sich.</w:t>
       </w:r>
     </w:p>
     <w:p>
@@ -177,7 +177,7 @@
         <w:rPr>
           <w:sz w:val="19"/>
         </w:rPr>
-        <w:t>Öffentliches Gesundheitssystem, vergleichbar mit Deutschland bei Erfassungsgründlichkeit</w:t>
+        <w:t>Kolumbien, aber Fragestellung und Outcome (Schlafapnoe-Remission nach Gewichtsverlust) sind in Deutschland relevant.</w:t>
       </w:r>
     </w:p>
     <w:p>
@@ -186,7 +186,7 @@
           <w:color w:val="5A7D3A"/>
           <w:sz w:val="18"/>
         </w:rPr>
-        <w:t>https://pubmed.ncbi.nlm.nih.gov/42947051/</w:t>
+        <w:t>https://pubmed.ncbi.nlm.nih.gov/42955464/</w:t>
       </w:r>
     </w:p>
     <w:p>
@@ -194,7 +194,7 @@
         <w:pStyle w:val="Heading2"/>
       </w:pPr>
       <w:r>
-        <w:t>Perioperative Gewichtszunahme sagt schwere Komplikationen nach Magenoperationen voraus</w:t>
+        <w:t>Adipositas: kein signifikanter Einfluss auf perioperative Outcomes bei robotisch-assistierter Endometriumkarzinom-Chirurgie</w:t>
       </w:r>
     </w:p>
     <w:p>
@@ -204,12 +204,12 @@
           <w:color w:val="666666"/>
           <w:sz w:val="18"/>
         </w:rPr>
-        <w:t>Ravenel M et al.  ·  Langenbecks Arch Surg  ·  30.07.2026  ·  PMID 42944904</w:t>
+        <w:t>Gong J et al.  ·  J Robot Surg  ·  28.10.2026  ·  PMID 42955146</w:t>
       </w:r>
     </w:p>
     <w:p>
       <w:r>
-        <w:t>Retrospektive Analyse von 1.402 Patienten an einem Schweizer Zentrum zur Vorhersagekraft der Gewichtszunahme am postoperativen Tag 2 für Komplikationen nach großen Magen-Darm-Operationen (≥120 min Dauer).</w:t>
+        <w:t>Systematische Übersicht und Metaanalyse von 8 retrospektiven Studien mit insgesamt 1.879 Patienten (Adipositas definiert als BMI ≥ 30 kg/m²); Vergleich perioperativer Outcomes (Operationsdauer, Blutverlust, Liegedauer, Komplikationen) zwischen adipösen und nicht-adipösen Patienten nach robotisch-assistierter Hysterektomie mit Lymphadenektomie wegen Endometriumkarzinom.</w:t>
       </w:r>
     </w:p>
     <w:p>
@@ -220,7 +220,7 @@
         <w:t xml:space="preserve">Ergebnis: </w:t>
       </w:r>
       <w:r>
-        <w:t>Gewichtszunahme ≥2,6 kg am POD 2 war unabhängiger Prädiktor schwerer Komplikationen (Clavien ≥II: 38,2 % vs. 20,7 %, p &lt; 0,001; adjustierte OR 1,49, 95%-KI 1,03–2,16, p = 0,033). AUC 0,614. Negative Vorhersagekraft 79 %. Patienten mit höherer Gewichtszunahme hatten mehr Anastomosenlecks (9,2 % vs. 5,0 %, p = 0,002) und höhere Komplikationsindices.</w:t>
+        <w:t>Keine statistisch signifikanten Unterschiede gefunden für Operationsdauer (MD −9,02 min; 95%-KI −21,25 bis 3,20; p = 0,15), Blutverlust (MD 35,69 mL; 95%-KI −40,54 bis 111,93; p = 0,36) oder Liegedauer (MD −0,25 Tage; 95%-KI −0,61 bis 0,10; p = 0,16). Komplikationen: ebenfalls nicht signifikant. Befunde begründen nicht die Äquivalenz; Schätzungen sind unpräzise und potenziell konfundiert.</w:t>
       </w:r>
     </w:p>
     <w:p>
@@ -235,7 +235,7 @@
         <w:rPr>
           <w:sz w:val="19"/>
         </w:rPr>
-        <w:t>Schweiz, vergleichbare Dokumentation und Versorgungsstruktur</w:t>
+        <w:t>Internationale Daten, China; Fragestellung zu chirurgischen Outcomes unabhängig vom Versicherungssystem.</w:t>
       </w:r>
     </w:p>
     <w:p>
@@ -244,7 +244,7 @@
           <w:color w:val="5A7D3A"/>
           <w:sz w:val="18"/>
         </w:rPr>
-        <w:t>https://pubmed.ncbi.nlm.nih.gov/42944904/</w:t>
+        <w:t>https://pubmed.ncbi.nlm.nih.gov/42955146/</w:t>
       </w:r>
     </w:p>
     <w:p>
@@ -252,7 +252,7 @@
         <w:pStyle w:val="Heading2"/>
       </w:pPr>
       <w:r>
-        <w:t>Roboterassistierte Pankreasoperation bei Adipositas: weniger Komplikationen</w:t>
+        <w:t>COPD-Patienten: Untergewicht erhöhte, Übergewicht/Adipositas senkte Sterblichkeit</w:t>
       </w:r>
     </w:p>
     <w:p>
@@ -262,12 +262,12 @@
           <w:color w:val="666666"/>
           <w:sz w:val="18"/>
         </w:rPr>
-        <w:t>Valle V et al.  ·  BJS Open  ·  04.09.2026  ·  PMID 42944612</w:t>
+        <w:t>Liu Z et al.  ·  Int J Chron Obstruct Pulmon Dis  ·  24.10.2026  ·  PMID 42953401</w:t>
       </w:r>
     </w:p>
     <w:p>
       <w:r>
-        <w:t>Propensity-Score-Matching-Analyse von 332 Patienten (166 pro Gruppe) aus 31 Zentren zum Vergleich roboter-assistierter vs. offener Pankreasduodenektomie bei Adipositas (BMI ≥30).</w:t>
+        <w:t>Retrospektive Kohortenstudie von 9.228 hospitalisierten Patienten mit COPD-Kode aus MIMIC-IV (US-Klinikdatenbank); Analyse der Assoziation zwischen BMI-Kategorie (Untergewicht, Normalgewicht, Übergewicht, Adipositas) und stationärer, 30-, 90- und 360-Tage-Mortalität mit verschiedenen Regressionsmodellen und Sensitivitätsanalysen.</w:t>
       </w:r>
     </w:p>
     <w:p>
@@ -278,7 +278,7 @@
         <w:t xml:space="preserve">Ergebnis: </w:t>
       </w:r>
       <w:r>
-        <w:t>Roboter-assistierte Chirurgie (RPD) zeigte signifikant niedrigere Raten schwerer Komplikationen (15,7 % vs. 27,7 %, p = 0,007), klinisch relevanter Pankreaspfisteln (8,4 % vs. 18 %, p = 0,011) und Wundinfektionen (4,2 % vs. 21 %, p &lt; 0,001). Blutungsverlust 100 vs. 200 ml, Liegedauer 11 vs. 17 Tage. Institutionelle Erfahrung (≥20 roboterassistierte Eingriffe) war unabhängiger Schutzfaktor (OR 0,36–0,39).</w:t>
+        <w:t>Im Vergleich zu Normalgewicht waren die 90-Tage-Hazard Ratios 1,523 (95%-KI 1,178–1,969) für Untergewicht, 0,809 (0,687–0,952) für Übergewicht und 0,789 (0,673–0,926) für Adipositas. Die 360-Tage-HRs waren 1,374 (1,134–1,666) für Untergewicht, 0,742 (0,659–0,835) für Übergewicht und 0,713 (0,635–0,801) für Adipositas. Assoziationen waren nicht linear; Übergewicht/Adipositas zeigten konsistent inverse Assoziationen bei 360 Tagen. Beobachtungsdaten; Reverse Causation und Confounding möglich.</w:t>
       </w:r>
     </w:p>
     <w:p>
@@ -293,7 +293,7 @@
         <w:rPr>
           <w:sz w:val="19"/>
         </w:rPr>
-        <w:t>Chirurgische Technik, Ergebnisse übertragbar auf deutsche Zentren bei entsprechender Expertise</w:t>
+        <w:t>USA, aber Phänomen der Mortalitäts-BMI-Paradoxie bei chronischen Erkrankungen ist System- und evidenzunabhängig.</w:t>
       </w:r>
     </w:p>
     <w:p>
@@ -302,7 +302,7 @@
           <w:color w:val="5A7D3A"/>
           <w:sz w:val="18"/>
         </w:rPr>
-        <w:t>https://pubmed.ncbi.nlm.nih.gov/42944612/</w:t>
+        <w:t>https://pubmed.ncbi.nlm.nih.gov/42953401/</w:t>
       </w:r>
     </w:p>
     <w:p>
@@ -310,7 +310,7 @@
         <w:pStyle w:val="Heading2"/>
       </w:pPr>
       <w:r>
-        <w:t>Armut treibt Mangel: Adipositas-Epidemie als ökonomisches Versorgungsproblem</w:t>
+        <w:t>Schulbelastungsabbau erhöhte körperliche Aktivität und senkte Übergewicht bei Kindern</w:t>
       </w:r>
     </w:p>
     <w:p>
@@ -320,12 +320,12 @@
           <w:color w:val="666666"/>
           <w:sz w:val="18"/>
         </w:rPr>
-        <w:t>Shvets YY  ·  Probl Sotsialnoi Gig Zdravookhranenniiai Istor Med  ·  15.12.2026  ·  PMID 42904727</w:t>
+        <w:t>Yu W et al.  ·  Front Public Health  ·  14.10.2026  ·  PMID 42952778</w:t>
       </w:r>
     </w:p>
     <w:p>
       <w:r>
-        <w:t>Ökologische Analyse russischer Routinedaten (Rosstat) und regionaler Biomarker-Überwachung 2019–2022 zur Assoziation zwischen wirtschaftlichen Indikatoren (Einkommen, Inflation) und Mikronährstoffstatus bei der Adipositas-Epidemie.</w:t>
+        <w:t>Quasi-experimentelle Analyse der chinesischen "Double Reduction"-Politik (Hausaufgabenabbau, Tutoringbeschränkungen), die ab Juli 2021 galt; Vergleich von Schülern der Klassen 1-9 (Interventionsgruppe) mit Gymnasiasten der Klassen 10-12 (Vergleichsgruppe) über Wellen 2018, 2020 und 2022 der China Family Panel Studies.</w:t>
       </w:r>
     </w:p>
     <w:p>
@@ -336,7 +336,7 @@
         <w:t xml:space="preserve">Ergebnis: </w:t>
       </w:r>
       <w:r>
-        <w:t>Stetiger Rückgang der Selenium-, Zink- und Eisenversorgung. Spearman-Korrelation: Starke positive Beziehung zwischen Einkommen und Kupferkonsum (0,8–1,0), negative für Toxikanten. Inflation und Lebensmittelkostenanteil (36,6 % der Ausgaben) zwangen vulnerable Gruppen zu billigen, energiedichten, mikronährstoffarmen Lebensmitteln. Sozioökonomischer Gradient der Adipositas erkannt.</w:t>
+        <w:t>Die Politik war mit 43,1 zusätzlichen Minuten moderater bis intensiver körperlicher Aktivität pro Woche assoziiert (95%-KI: 33,8–52,3; p &lt; 0,001) und mit einer Reduktion von Übergewicht/Adipositas um 3,9 Prozentpunkte (95%-KI: −7,2 bis −0,6; p = 0,022) bei Schülern der Interventionsgruppe im Vergleich zur Kontrollgruppe. Größere Effekte zeigten sich bei Grundschülern und Kindern mit niedrigerem Bildungsstand der Eltern. Effekte blieben unter verschiedenen Spezifikationen stabil.</w:t>
       </w:r>
     </w:p>
     <w:p>
@@ -351,7 +351,7 @@
         <w:rPr>
           <w:sz w:val="19"/>
         </w:rPr>
-        <w:t>Russland, Strukturen unterscheiden sich; konzeptioneller Vergleich zu deutschen Sozialgradienten möglich</w:t>
+        <w:t>China, aber Mechanismus (Reduktion schulischer Belastung) und Effekte auf Bewegung und Gewicht unabhängig vom Gesundheitssystem übertragbar.</w:t>
       </w:r>
     </w:p>
     <w:p>
@@ -360,7 +360,7 @@
           <w:color w:val="5A7D3A"/>
           <w:sz w:val="18"/>
         </w:rPr>
-        <w:t>https://pubmed.ncbi.nlm.nih.gov/42904727/</w:t>
+        <w:t>https://pubmed.ncbi.nlm.nih.gov/42952778/</w:t>
       </w:r>
     </w:p>
     <w:p>
@@ -368,7 +368,7 @@
         <w:pStyle w:val="Heading2"/>
       </w:pPr>
       <w:r>
-        <w:t>Mikronährstoffmängel nach Adipositaschirurgie: Leitlinien-Implementierung unvollständig</w:t>
+        <w:t>Blutsviskosität assoziiert nur mit abdominaler Adipositas, nicht mit anderen Metabolischem Syndrom-Komponenten</w:t>
       </w:r>
     </w:p>
     <w:p>
@@ -378,12 +378,12 @@
           <w:color w:val="666666"/>
           <w:sz w:val="18"/>
         </w:rPr>
-        <w:t>Holt G et al.  ·  Obes Surg  ·  01.10.2026  ·  PMID 42821213</w:t>
+        <w:t>Eibov E et al.  ·  Georgian Med News  ·  Juli 2026  ·  PMID 42830054</w:t>
       </w:r>
     </w:p>
     <w:p>
       <w:r>
-        <w:t>Multizentrische retrospektive Kohortenstudie an 669 Patienten in 13 britischen bariatrischen Zentren zur Prävalenz von Mikronährstoffmängeln und Einhaltung der Überwachungsleitlinien in den ersten 12 Monaten nach Adipositaschirurgie.</w:t>
+        <w:t>Querschnittsstudie an 359 erwachsenen Einwohnern (18–65 Jahre) aus Turkestan, Kasachstan; Messung der berechneten Vollblut-Viskosität (WBV) nach de-Simone-Formeln bei zwei Schergeschwindigkeiten (208 s⁻¹ und 0,5 s⁻¹); Analyse der Assoziationen zwischen WBV und Komponenten des Metabolischen Syndroms (nach IDF-2006-Kriterien) mittels multivariater logistischer Regression adjustiert für Alter, Geschlecht, Ethnizität, Rauchen, Alkoholkonsum.</w:t>
       </w:r>
     </w:p>
     <w:p>
@@ -394,7 +394,7 @@
         <w:t xml:space="preserve">Ergebnis: </w:t>
       </w:r>
       <w:r>
-        <w:t>Zink- und Selenmangel traten häufig auf (Zink nach Sleeve-Gastrektomie bei 12 Monaten: 32,2 % vs. 26,0 % nach Bypass). Blutmonitoring war inkonsistent (33,7 % bei 3 Monaten, 88,4 % bei 12 Monaten). Etwa zwei Drittel berichteten volle Supplementations-Adhärenz. Leitlinien-Implementierung ist in der Routine unvollständig.</w:t>
+        <w:t>Abdominale Adipositas zeigte eine starke dosis-abhängige Assoziation mit WBV: adjusted Odds Ratio für höchstes vs. niedrigstes WBV-Quartil 5,03 (95%-KI 1,62–15,60; p = 0,005) bei 208 s⁻¹ und 4,38 (1,45–13,22; p = 0,009) bei 0,5 s⁻¹. Andere Komponenten (erhöhter Blutdruck, Hypertriglyzeridämie, niedriges HDL, gestörter Glukosestoffwechsel) zeigten keine signifikanten Assoziationen nach Adjustierung. Zusammengesetztes MetS: nicht signifikant (aOR Q4 vs. Q1 = 1,20; p = 0,52).</w:t>
       </w:r>
     </w:p>
     <w:p>
@@ -409,7 +409,7 @@
         <w:rPr>
           <w:sz w:val="19"/>
         </w:rPr>
-        <w:t>Britische Struktur, NHS-Daten, direkter Vergleich zu deutschen Kliniken möglich</w:t>
+        <w:t>Kasachstan (Zentralasien), aber Messmethode und Assoziationen zwischen viszeraler Adiposität und hämoreologischen Markern systemunabhängig.</w:t>
       </w:r>
     </w:p>
     <w:p>
@@ -418,7 +418,65 @@
           <w:color w:val="5A7D3A"/>
           <w:sz w:val="18"/>
         </w:rPr>
-        <w:t>https://pubmed.ncbi.nlm.nih.gov/42821213/</w:t>
+        <w:t>https://pubmed.ncbi.nlm.nih.gov/42830054/</w:t>
+      </w:r>
+    </w:p>
+    <w:p>
+      <w:pPr>
+        <w:pStyle w:val="Heading2"/>
+      </w:pPr>
+      <w:r>
+        <w:t>Höheres mütterliches BMI: pro-inflammatorisches Immunglobulin-Profil bereits im 1. Trimester</w:t>
+      </w:r>
+    </w:p>
+    <w:p>
+      <w:r>
+        <w:rPr>
+          <w:i/>
+          <w:color w:val="666666"/>
+          <w:sz w:val="18"/>
+        </w:rPr>
+        <w:t>Voskamp LW et al.  ·  Reprod Sci  ·  17.09.2026  ·  PMID 42754760</w:t>
+      </w:r>
+    </w:p>
+    <w:p>
+      <w:r>
+        <w:t>Prospektive Kohortenstudie von 202 Frauen mit Einfachgeburten aus der Rotterdam Periconception Cohort; Serum-Proben bei 9, 11, 13, 22 und 32 Schwangerschaftswochen; Analyse von IgG- und IgA-Glykosylierungsmustern (Galaktosylierung, Sialylierung, Fukosylierung, Bisection) und deren Assoziationen mit mütterlichem Alter, Gravidität, BMI und Konzeptionsmodus mittels linearer Mixed-Effects-Modelle.</w:t>
+      </w:r>
+    </w:p>
+    <w:p>
+      <w:r>
+        <w:rPr>
+          <w:b/>
+        </w:rPr>
+        <w:t xml:space="preserve">Ergebnis: </w:t>
+      </w:r>
+      <w:r>
+        <w:t>Bereits im ersten Trimester zeigten sich Erhöhungen von Galaktosylierung und Sialylierung und Verminderung von Bisection bei IgG und IgA. Höheres BMI war mit pro-inflammatorischem Profil assoziiert (niedrigere IgG-Galaktosylierung, höhere IgG- und IgA-Fukosylierung). Assistierte Reproduktion und Nulliparität zeigten anti-inflammatorische Veränderungen. Glykosylierungsmuster als potenzielle Biomarker für Schwangerschaftsergebnisse.</w:t>
+      </w:r>
+    </w:p>
+    <w:p>
+      <w:r>
+        <w:rPr>
+          <w:b/>
+          <w:sz w:val="19"/>
+        </w:rPr>
+        <w:t xml:space="preserve">Übertragbarkeit: </w:t>
+      </w:r>
+      <w:r>
+        <w:rPr>
+          <w:sz w:val="19"/>
+        </w:rPr>
+        <w:t>Niederlande, vergleichbares Versicherungssystem; maternales BMI und Schwangerschaftsimmunologie systemunabhängig.</w:t>
+      </w:r>
+    </w:p>
+    <w:p>
+      <w:r>
+        <w:rPr>
+          <w:color w:val="5A7D3A"/>
+          <w:sz w:val="18"/>
+        </w:rPr>
+        <w:t>https://pubmed.ncbi.nlm.nih.gov/42754760/</w:t>
       </w:r>
     </w:p>
     <w:sectPr>

--- a/download/studien-aktuell.docx
+++ b/download/studien-aktuell.docx
@@ -62,7 +62,7 @@
           <w:color w:val="666666"/>
           <w:sz w:val="18"/>
         </w:rPr>
-        <w:t>Stand: 30.10.2026  |  7 Studien  |  adipositas.m-vf.de</w:t>
+        <w:t>Stand: 31.10.2026  |  6 Studien  |  adipositas.m-vf.de</w:t>
       </w:r>
     </w:p>
     <w:p>
@@ -70,7 +70,7 @@
         <w:pStyle w:val="Heading1"/>
       </w:pPr>
       <w:r>
-        <w:t>Aufgenommen am 30.10.2026</w:t>
+        <w:t>Aufgenommen am 31.10.2026</w:t>
       </w:r>
     </w:p>
     <w:p>
@@ -78,7 +78,7 @@
         <w:pStyle w:val="Heading2"/>
       </w:pPr>
       <w:r>
-        <w:t>Semaglutide: stärkere Gastrointestinal- und Nierenschäden als Tirzepatid im Spontanmeldesystem</w:t>
+        <w:t>Eltern-gestützte digitale Interventionen: kleine BMI-Reduktion, fragliche Verhaltenseffekte</w:t>
       </w:r>
     </w:p>
     <w:p>
@@ -88,12 +88,12 @@
           <w:color w:val="666666"/>
           <w:sz w:val="18"/>
         </w:rPr>
-        <w:t>Arslan T  ·  Endocrine  ·  29.10.2026  ·  PMID 42955519</w:t>
+        <w:t>Zheng Y et al.  ·  J Med Internet Res  ·  30.10.2026  ·  PMID 42962207</w:t>
       </w:r>
     </w:p>
     <w:p>
       <w:r>
-        <w:t>Retrospektive Pharmakosicherheitsstudie, die 215.337 deduplizierte Berichte der FDA Adverse Event Reporting System (FAERS) von Januar 2022 bis Juni 2026 analysierte; Vergleich von Nebenwirkungsmeldungsmustern zwischen Semaglutid (60.423 Berichte) und Tirzepatid (143.126 Berichte) mittels Reporting Odds Ratios.</w:t>
+        <w:t>Systematischer Review und Meta-Analyse von 29 RCTs (4.156 Teilnehmer, davon 22 in Meta-Analyse) zu elterngestützten digitalen Programmen für Kinder/Jugendliche mit Übergewicht/Adipositas.</w:t>
       </w:r>
     </w:p>
     <w:p>
@@ -104,7 +104,7 @@
         <w:t xml:space="preserve">Ergebnis: </w:t>
       </w:r>
       <w:r>
-        <w:t>Semaglutid zeigte höhere Meldungsquoten als Tirzepatid für verzögerte Magenentleerung (ROR 6,39), Darmverschluss/Ileus (ROR 4,56), akutes Nierenversagen (ROR 2,51), Pankreatitis (ROR 2,18), Erbrechen (ROR 2,11) und optische ischämische Neuropathie (ROR 15,77). Alopezien wurden relativ häufiger mit Tirzepatid assoziiert (ROR 0,74). Semaglutid-Berichte hatten höhere adjusted Odds für Hospitalisierung (aOR 2,80) und Tod (aOR 1,21). Daten spiegeln Spontanmeldungen wider; kein Kausalitätsnachweis.</w:t>
+        <w:t>Kleine, aber signifikante BMI-Reduktion gegenüber Kontrollen (SMD=−0,11, 95% KI −0,19 bis −0,04; p=0,004; I²=0%). Bei inaktiven Kontrollen signifikant (SMD=−0,15), bei aktiven Kontrollen nicht (SMD=−0,07). Von 16 Studien: 5 zeigten Verbesserungen der Essensgewohnheiten, 2 von 17 der körperlichen Aktivität, 2 von 12 des Sitzverhaltens. Moderate Evidenzsicherheit für BMI, schwach für Verhalten. Optimale digitale Modalität nicht identifiziert.</w:t>
       </w:r>
     </w:p>
     <w:p>
@@ -119,7 +119,7 @@
         <w:rPr>
           <w:sz w:val="19"/>
         </w:rPr>
-        <w:t>USA-Daten, aber Sicherheitssignale für GLP-1-Agonisten in Deutschland relevant; Erstattung durch §34 SGB V ausgeschlossen.</w:t>
+        <w:t>Internationale Studien, aber Versorgungsfrage zu Erreichbarkeit und Engagement</w:t>
       </w:r>
     </w:p>
     <w:p>
@@ -128,7 +128,7 @@
           <w:color w:val="5A7D3A"/>
           <w:sz w:val="18"/>
         </w:rPr>
-        <w:t>https://pubmed.ncbi.nlm.nih.gov/42955519/</w:t>
+        <w:t>https://pubmed.ncbi.nlm.nih.gov/42962207/</w:t>
       </w:r>
     </w:p>
     <w:p>
@@ -136,7 +136,7 @@
         <w:pStyle w:val="Heading2"/>
       </w:pPr>
       <w:r>
-        <w:t>Magenbypässe reduzierten Schlafapnoe, aber Remission blieb selten</w:t>
+        <w:t>Adipositaschirurgie senkt Spätstadium-CKD-Risiko, nicht Frühstadium</w:t>
       </w:r>
     </w:p>
     <w:p>
@@ -146,12 +146,12 @@
           <w:color w:val="666666"/>
           <w:sz w:val="18"/>
         </w:rPr>
-        <w:t>Bonilla LFS et al.  ·  Sleep Breath  ·  29.10.2026  ·  PMID 42955464</w:t>
+        <w:t>Tai B et al.  ·  BMC Nephrol  ·  31.07.2026  ·  PMID 42958473</w:t>
       </w:r>
     </w:p>
     <w:p>
       <w:r>
-        <w:t>Prospektive Vorher-Nachher-Studie an 30 erwachsenen Patienten mit Adipositas und obstruktiver Schlafapnoe, die sich einem Roux-en-Y-Magenbypässe unterzogen; Messungen vor und etwa 6 Monate nach OP einschließlich Polysomnographie, anthropometrische und Lebensqualitätsmessungen.</w:t>
+        <w:t>Querschnittanalyse von 6,6 Mio. Krankenhausaufenthalte aus dem US-Nationwide Inpatient Sample 2022 zur Frage, ob Adipositaschirurgie (1,0% mit Vorgeschichte) die CKD-Stadien unterschiedlich beeinflusst.</w:t>
       </w:r>
     </w:p>
     <w:p>
@@ -162,7 +162,7 @@
         <w:t xml:space="preserve">Ergebnis: </w:t>
       </w:r>
       <w:r>
-        <w:t>Gewicht sank von 104,4 ± 12,6 auf 68,5 ± 8,9 kg, BMI von 38,77 ± 4,94 auf 25,82 ± 4,28 kg/m², Apnoe-Hypopnoe-Index von 23,70 ± 8,67 auf 8,74 ± 4,35 Ereignisse/Stunde (mittlere Reduktion −14,96 Ereignisse/Stunde; 95%-KI −18,69 bis −11,22; p &lt; 0,001). Residuelle Schlafapnoe (AHI ≥ 5 Ereignisse/Stunde) persistierte bei 15/18 Teilnehmern (83,3%). Sekundäre Outcomes (Schläfrigkeit, Lebensqualität) verbesserten sich.</w:t>
+        <w:t>Nach Adjustment: Adipositaschirurgie assoziiert mit niedrigerem Risiko für jede CKD (aOR 0,92, 95% KI 0,87–0,98) und CKD-Stadien 4–5 (aOR 0,74, 95% KI 0,63–0,86), aber nicht Stadium 3 (aOR 1,02, 95% KI 0,95–1,10) oder ESRD (aOR 0,92, 95% KI 0,81–1,04). Assoziation mit fortgeschrittener CKD stärker bei Adipositas (aOR 0,70) und Diabetes (aOR 0,69); frauen mehr profitierend als Männer.</w:t>
       </w:r>
     </w:p>
     <w:p>
@@ -177,7 +177,7 @@
         <w:rPr>
           <w:sz w:val="19"/>
         </w:rPr>
-        <w:t>Kolumbien, aber Fragestellung und Outcome (Schlafapnoe-Remission nach Gewichtsverlust) sind in Deutschland relevant.</w:t>
+        <w:t>USA-Daten, aber Staging-spezifische Aussage versorgungsrelevant, CKD-Prävention zentral</w:t>
       </w:r>
     </w:p>
     <w:p>
@@ -186,7 +186,7 @@
           <w:color w:val="5A7D3A"/>
           <w:sz w:val="18"/>
         </w:rPr>
-        <w:t>https://pubmed.ncbi.nlm.nih.gov/42955464/</w:t>
+        <w:t>https://pubmed.ncbi.nlm.nih.gov/42958473/</w:t>
       </w:r>
     </w:p>
     <w:p>
@@ -194,7 +194,7 @@
         <w:pStyle w:val="Heading2"/>
       </w:pPr>
       <w:r>
-        <w:t>Adipositas: kein signifikanter Einfluss auf perioperative Outcomes bei robotisch-assistierter Endometriumkarzinom-Chirurgie</w:t>
+        <w:t>Adipositaschirurgie verbessert Leberfibrosezeichen bei MASLD-Hochrisiko</w:t>
       </w:r>
     </w:p>
     <w:p>
@@ -204,12 +204,12 @@
           <w:color w:val="666666"/>
           <w:sz w:val="18"/>
         </w:rPr>
-        <w:t>Gong J et al.  ·  J Robot Surg  ·  28.10.2026  ·  PMID 42955146</w:t>
+        <w:t>Lukolic I et al.  ·  BMC Gastroenterol  ·  31.07.2026  ·  PMID 42958058</w:t>
       </w:r>
     </w:p>
     <w:p>
       <w:r>
-        <w:t>Systematische Übersicht und Metaanalyse von 8 retrospektiven Studien mit insgesamt 1.879 Patienten (Adipositas definiert als BMI ≥ 30 kg/m²); Vergleich perioperativer Outcomes (Operationsdauer, Blutverlust, Liegedauer, Komplikationen) zwischen adipösen und nicht-adipösen Patienten nach robotisch-assistierter Hysterektomie mit Lymphadenektomie wegen Endometriumkarzinom.</w:t>
+        <w:t>Retrospektive Studie an 181 Adipositaschirurgie-Patienten (Sleeve n=54, RYGB n=127) in den USA mit Messung von Fibrosemarkem (FIB-4, MFS, BARD) vor und 12–18 Monate nach Operation.</w:t>
       </w:r>
     </w:p>
     <w:p>
@@ -220,7 +220,7 @@
         <w:t xml:space="preserve">Ergebnis: </w:t>
       </w:r>
       <w:r>
-        <w:t>Keine statistisch signifikanten Unterschiede gefunden für Operationsdauer (MD −9,02 min; 95%-KI −21,25 bis 3,20; p = 0,15), Blutverlust (MD 35,69 mL; 95%-KI −40,54 bis 111,93; p = 0,36) oder Liegedauer (MD −0,25 Tage; 95%-KI −0,61 bis 0,10; p = 0,16). Komplikationen: ebenfalls nicht signifikant. Befunde begründen nicht die Äquivalenz; Schätzungen sind unpräzise und potenziell konfundiert.</w:t>
+        <w:t>Mittlerer BMI sank von 46,2 auf 37,8 (p&lt;0,001). MASLD Fibrosis Score (MFS) sank signifikant von 0,205 auf −0,373 (p=0,0001, 95% KI 0,28–0,87), verschiebung von indeterminiert zu niedrig-Risiko. Bei Hochrisiko-Subgruppe (n=25, FIB-4&gt;1,4): MFS-Reduktion von 1,63 auf 0,84 (p=0,001). BARD-Score sank von 3,48 auf 3,28 (p=0,05). FIB-4 unerwartet moderat gestiegen (0,95 auf 1,02, p=0,004).</w:t>
       </w:r>
     </w:p>
     <w:p>
@@ -235,7 +235,7 @@
         <w:rPr>
           <w:sz w:val="19"/>
         </w:rPr>
-        <w:t>Internationale Daten, China; Fragestellung zu chirurgischen Outcomes unabhängig vom Versicherungssystem.</w:t>
+        <w:t>USA, aber Fibrosemarkering versorgungsrelevant für Nachsorge nach Chirurgie</w:t>
       </w:r>
     </w:p>
     <w:p>
@@ -244,7 +244,7 @@
           <w:color w:val="5A7D3A"/>
           <w:sz w:val="18"/>
         </w:rPr>
-        <w:t>https://pubmed.ncbi.nlm.nih.gov/42955146/</w:t>
+        <w:t>https://pubmed.ncbi.nlm.nih.gov/42958058/</w:t>
       </w:r>
     </w:p>
     <w:p>
@@ -252,7 +252,7 @@
         <w:pStyle w:val="Heading2"/>
       </w:pPr>
       <w:r>
-        <w:t>COPD-Patienten: Untergewicht erhöhte, Übergewicht/Adipositas senkte Sterblichkeit</w:t>
+        <w:t>Blutdruckanstieg schon bei normalem BMI: Screening ab Grundschulalter sinnvoll</w:t>
       </w:r>
     </w:p>
     <w:p>
@@ -262,12 +262,12 @@
           <w:color w:val="666666"/>
           <w:sz w:val="18"/>
         </w:rPr>
-        <w:t>Liu Z et al.  ·  Int J Chron Obstruct Pulmon Dis  ·  24.10.2026  ·  PMID 42953401</w:t>
+        <w:t>von der Born J et al.  ·  Eur J Pediatr  ·  29.10.2026  ·  PMID 42957840</w:t>
       </w:r>
     </w:p>
     <w:p>
       <w:r>
-        <w:t>Retrospektive Kohortenstudie von 9.228 hospitalisierten Patienten mit COPD-Kode aus MIMIC-IV (US-Klinikdatenbank); Analyse der Assoziation zwischen BMI-Kategorie (Untergewicht, Normalgewicht, Übergewicht, Adipositas) und stationärer, 30-, 90- und 360-Tage-Mortalität mit verschiedenen Regressionsmodellen und Sensitivitätsanalysen.</w:t>
+        <w:t>Querschnittstudie an 1.183 Grundschülern (Mittelwert 7,9 Jahre) in Deutschland zur Frage, ab welchem BMI-Perzentil der Blutdruck ansteigt.</w:t>
       </w:r>
     </w:p>
     <w:p>
@@ -278,7 +278,7 @@
         <w:t xml:space="preserve">Ergebnis: </w:t>
       </w:r>
       <w:r>
-        <w:t>Im Vergleich zu Normalgewicht waren die 90-Tage-Hazard Ratios 1,523 (95%-KI 1,178–1,969) für Untergewicht, 0,809 (0,687–0,952) für Übergewicht und 0,789 (0,673–0,926) für Adipositas. Die 360-Tage-HRs waren 1,374 (1,134–1,666) für Untergewicht, 0,742 (0,659–0,835) für Übergewicht und 0,713 (0,635–0,801) für Adipositas. Assoziationen waren nicht linear; Übergewicht/Adipositas zeigten konsistent inverse Assoziationen bei 360 Tagen. Beobachtungsdaten; Reverse Causation und Confounding möglich.</w:t>
+        <w:t>Systolischer Blutdruck stieg kontinuierlich mit steigendem BMI-Perzentil an. Signifikante Erhöhungen zeigten sich bereits unterhalb der WHO-Übergewichtsschwelle (50. Perzentil). Zentrale systolische Blutdruckveränderungen traten früher auf als periphere. Zentrale diastolische Blutdruckwerte stiegen über höhere BMI-Bereiche signifikant an, während periphere diastolische Werte nicht assoziiert waren. Das Ergebnis zeigt ein kontinuierliches, nicht-lineares Risiko.</w:t>
       </w:r>
     </w:p>
     <w:p>
@@ -293,7 +293,7 @@
         <w:rPr>
           <w:sz w:val="19"/>
         </w:rPr>
-        <w:t>USA, aber Phänomen der Mortalitäts-BMI-Paradoxie bei chronischen Erkrankungen ist System- und evidenzunabhängig.</w:t>
+        <w:t>Deutsche Klinikdaten, Messstandards vergleichbar, frühe Prävention in Schulen relevant</w:t>
       </w:r>
     </w:p>
     <w:p>
@@ -302,7 +302,7 @@
           <w:color w:val="5A7D3A"/>
           <w:sz w:val="18"/>
         </w:rPr>
-        <w:t>https://pubmed.ncbi.nlm.nih.gov/42953401/</w:t>
+        <w:t>https://pubmed.ncbi.nlm.nih.gov/42957840/</w:t>
       </w:r>
     </w:p>
     <w:p>
@@ -310,7 +310,7 @@
         <w:pStyle w:val="Heading2"/>
       </w:pPr>
       <w:r>
-        <w:t>Schulbelastungsabbau erhöhte körperliche Aktivität und senkte Übergewicht bei Kindern</w:t>
+        <w:t>Adipositas bei Vorhofflimmer-Ablation: gleiche Komplikationsrate, vergleichbare Ergebnisse</w:t>
       </w:r>
     </w:p>
     <w:p>
@@ -320,12 +320,12 @@
           <w:color w:val="666666"/>
           <w:sz w:val="18"/>
         </w:rPr>
-        <w:t>Yu W et al.  ·  Front Public Health  ·  14.10.2026  ·  PMID 42952778</w:t>
+        <w:t>Massoullié G et al.  ·  Europace  ·  01.10.2026  ·  PMID 42954927</w:t>
       </w:r>
     </w:p>
     <w:p>
       <w:r>
-        <w:t>Quasi-experimentelle Analyse der chinesischen "Double Reduction"-Politik (Hausaufgabenabbau, Tutoringbeschränkungen), die ab Juli 2021 galt; Vergleich von Schülern der Klassen 1-9 (Interventionsgruppe) mit Gymnasiasten der Klassen 10-12 (Vergleichsgruppe) über Wellen 2018, 2020 und 2022 der China Family Panel Studies.</w:t>
+        <w:t>Französische Multizenterstudie an 4.573 Patienten (BMI verfügbar) zur Frage, ob Adipositas bei pulsed-field-Ablation (PFA) für Vorhofflimmern Sicherheit und 1-Jahres-Rezidivrate beeinflusst.</w:t>
       </w:r>
     </w:p>
     <w:p>
@@ -336,7 +336,7 @@
         <w:t xml:space="preserve">Ergebnis: </w:t>
       </w:r>
       <w:r>
-        <w:t>Die Politik war mit 43,1 zusätzlichen Minuten moderater bis intensiver körperlicher Aktivität pro Woche assoziiert (95%-KI: 33,8–52,3; p &lt; 0,001) und mit einer Reduktion von Übergewicht/Adipositas um 3,9 Prozentpunkte (95%-KI: −7,2 bis −0,6; p = 0,022) bei Schülern der Interventionsgruppe im Vergleich zur Kontrollgruppe. Größere Effekte zeigten sich bei Grundschülern und Kindern mit niedrigerem Bildungsstand der Eltern. Effekte blieben unter verschiedenen Spezifikationen stabil.</w:t>
+        <w:t>Höherer BMI war mit fortgeschrittenerer AF und ausgedehnteren Ablationsstrategien verbunden (p&lt;0,001). Periprozessuale Komplikationen blieben selten (1,0%) und unterschieden sich nicht zwischen BMI-Gruppen. 1-Jahres-Rezidivrate war ähnlich zwischen BMI&lt;35 und ≥35 kg/m²: paroxysmal AF 13,8% vs. 9,1% (p=0,925), persistierend 22,9% vs. 23,3%. Schwere Adipositas war nach multivariater Anpassung nicht mit Rezidiv assoziiert (HR 0,86, 95% KI 0,65-1,14).</w:t>
       </w:r>
     </w:p>
     <w:p>
@@ -351,7 +351,7 @@
         <w:rPr>
           <w:sz w:val="19"/>
         </w:rPr>
-        <w:t>China, aber Mechanismus (Reduktion schulischer Belastung) und Effekte auf Bewegung und Gewicht unabhängig vom Gesundheitssystem übertragbar.</w:t>
+        <w:t>Frankreich, vergleichbares Gesundheitssystem, nationale Ablationsregister</w:t>
       </w:r>
     </w:p>
     <w:p>
@@ -360,7 +360,7 @@
           <w:color w:val="5A7D3A"/>
           <w:sz w:val="18"/>
         </w:rPr>
-        <w:t>https://pubmed.ncbi.nlm.nih.gov/42952778/</w:t>
+        <w:t>https://pubmed.ncbi.nlm.nih.gov/42954927/</w:t>
       </w:r>
     </w:p>
     <w:p>
@@ -368,7 +368,7 @@
         <w:pStyle w:val="Heading2"/>
       </w:pPr>
       <w:r>
-        <w:t>Blutsviskosität assoziiert nur mit abdominaler Adipositas, nicht mit anderen Metabolischem Syndrom-Komponenten</w:t>
+        <w:t>EEG-Neurofeedback bei Kindern mit Adipositas: kleine Effekte auf Überessen und BMI</w:t>
       </w:r>
     </w:p>
     <w:p>
@@ -378,12 +378,12 @@
           <w:color w:val="666666"/>
           <w:sz w:val="18"/>
         </w:rPr>
-        <w:t>Eibov E et al.  ·  Georgian Med News  ·  Juli 2026  ·  PMID 42830054</w:t>
+        <w:t>Hahn U et al.  ·  Brain Res  ·  01.12.2026  ·  PMID 42753886</w:t>
       </w:r>
     </w:p>
     <w:p>
       <w:r>
-        <w:t>Querschnittsstudie an 359 erwachsenen Einwohnern (18–65 Jahre) aus Turkestan, Kasachstan; Messung der berechneten Vollblut-Viskosität (WBV) nach de-Simone-Formeln bei zwei Schergeschwindigkeiten (208 s⁻¹ und 0,5 s⁻¹); Analyse der Assoziationen zwischen WBV und Komponenten des Metabolischen Syndroms (nach IDF-2006-Kriterien) mittels multivariater logistischer Regression adjustiert für Alter, Geschlecht, Ethnizität, Rauchen, Alkoholkonsum.</w:t>
+        <w:t>Proof-of-Concept-Studie an 20 Kindern (8–14 Jahre) mit Übergewicht/Adipositas an der Universität Leipzig zur Frage, ob EEG-Neurofeedback zur Reduktion von Beta-Band-Aktivität auf Esstörungen, Essverhalten und BMI wirkt.</w:t>
       </w:r>
     </w:p>
     <w:p>
@@ -394,7 +394,7 @@
         <w:t xml:space="preserve">Ergebnis: </w:t>
       </w:r>
       <w:r>
-        <w:t>Abdominale Adipositas zeigte eine starke dosis-abhängige Assoziation mit WBV: adjusted Odds Ratio für höchstes vs. niedrigstes WBV-Quartil 5,03 (95%-KI 1,62–15,60; p = 0,005) bei 208 s⁻¹ und 4,38 (1,45–13,22; p = 0,009) bei 0,5 s⁻¹. Andere Komponenten (erhöhter Blutdruck, Hypertriglyzeridämie, niedriges HDL, gestörter Glukosestoffwechsel) zeigten keine signifikanten Assoziationen nach Adjustierung. Zusammengesetztes MetS: nicht signifikant (aOR Q4 vs. Q1 = 1,20; p = 0,52).</w:t>
+        <w:t>EEG-Neurofeedback bewirkte kleine Reduktion der lebensmittelspezifischen High-Beta-Aktivität. Kleine Effekte bei Reduktion des standardisierten BMI, externalen Essverhalten. Mittlere bis große Effekte auf Überessen-Verhalten dokumentiert. Machbarkeit und Akzeptanz nachgewiesen. Autoren betonen: größere randomisierte Studien mit Kontrollgruppe notwendig.</w:t>
       </w:r>
     </w:p>
     <w:p>
@@ -409,7 +409,7 @@
         <w:rPr>
           <w:sz w:val="19"/>
         </w:rPr>
-        <w:t>Kasachstan (Zentralasien), aber Messmethode und Assoziationen zwischen viszeraler Adiposität und hämoreologischen Markern systemunabhängig.</w:t>
+        <w:t>Deutsche Universitätsklinik Leipzig, spezialisiertes Adipositas-Zentrum, aber noch Proof-of-Concept</w:t>
       </w:r>
     </w:p>
     <w:p>
@@ -418,65 +418,7 @@
           <w:color w:val="5A7D3A"/>
           <w:sz w:val="18"/>
         </w:rPr>
-        <w:t>https://pubmed.ncbi.nlm.nih.gov/42830054/</w:t>
-      </w:r>
-    </w:p>
-    <w:p>
-      <w:pPr>
-        <w:pStyle w:val="Heading2"/>
-      </w:pPr>
-      <w:r>
-        <w:t>Höheres mütterliches BMI: pro-inflammatorisches Immunglobulin-Profil bereits im 1. Trimester</w:t>
-      </w:r>
-    </w:p>
-    <w:p>
-      <w:r>
-        <w:rPr>
-          <w:i/>
-          <w:color w:val="666666"/>
-          <w:sz w:val="18"/>
-        </w:rPr>
-        <w:t>Voskamp LW et al.  ·  Reprod Sci  ·  17.09.2026  ·  PMID 42754760</w:t>
-      </w:r>
-    </w:p>
-    <w:p>
-      <w:r>
-        <w:t>Prospektive Kohortenstudie von 202 Frauen mit Einfachgeburten aus der Rotterdam Periconception Cohort; Serum-Proben bei 9, 11, 13, 22 und 32 Schwangerschaftswochen; Analyse von IgG- und IgA-Glykosylierungsmustern (Galaktosylierung, Sialylierung, Fukosylierung, Bisection) und deren Assoziationen mit mütterlichem Alter, Gravidität, BMI und Konzeptionsmodus mittels linearer Mixed-Effects-Modelle.</w:t>
-      </w:r>
-    </w:p>
-    <w:p>
-      <w:r>
-        <w:rPr>
-          <w:b/>
-        </w:rPr>
-        <w:t xml:space="preserve">Ergebnis: </w:t>
-      </w:r>
-      <w:r>
-        <w:t>Bereits im ersten Trimester zeigten sich Erhöhungen von Galaktosylierung und Sialylierung und Verminderung von Bisection bei IgG und IgA. Höheres BMI war mit pro-inflammatorischem Profil assoziiert (niedrigere IgG-Galaktosylierung, höhere IgG- und IgA-Fukosylierung). Assistierte Reproduktion und Nulliparität zeigten anti-inflammatorische Veränderungen. Glykosylierungsmuster als potenzielle Biomarker für Schwangerschaftsergebnisse.</w:t>
-      </w:r>
-    </w:p>
-    <w:p>
-      <w:r>
-        <w:rPr>
-          <w:b/>
-          <w:sz w:val="19"/>
-        </w:rPr>
-        <w:t xml:space="preserve">Übertragbarkeit: </w:t>
-      </w:r>
-      <w:r>
-        <w:rPr>
-          <w:sz w:val="19"/>
-        </w:rPr>
-        <w:t>Niederlande, vergleichbares Versicherungssystem; maternales BMI und Schwangerschaftsimmunologie systemunabhängig.</w:t>
-      </w:r>
-    </w:p>
-    <w:p>
-      <w:r>
-        <w:rPr>
-          <w:color w:val="5A7D3A"/>
-          <w:sz w:val="18"/>
-        </w:rPr>
-        <w:t>https://pubmed.ncbi.nlm.nih.gov/42754760/</w:t>
+        <w:t>https://pubmed.ncbi.nlm.nih.gov/42753886/</w:t>
       </w:r>
     </w:p>
     <w:sectPr>
